--- a/docs/VL60-user_manual.docx
+++ b/docs/VL60-user_manual.docx
@@ -191,7 +191,7 @@
                 <w:szCs w:val="28"/>
                 <w:lang w:val="en-US"/>
               </w:rPr>
-              <w:t>O</w:t>
+              <w:t>U</w:t>
             </w:r>
             <w:r>
               <w:rPr>
@@ -219,7 +219,7 @@
                 <w:szCs w:val="28"/>
                 <w:lang w:val="en-US"/>
               </w:rPr>
-              <w:t>O</w:t>
+              <w:t>U</w:t>
             </w:r>
           </w:p>
         </w:tc>
@@ -250,7 +250,23 @@
                 <w:sz w:val="24"/>
                 <w:szCs w:val="24"/>
               </w:rPr>
-              <w:t>умблер “Токоприемники”</w:t>
+              <w:t>умблер “Токопри</w:t>
+            </w:r>
+            <w:r>
+              <w:rPr>
+                <w:rFonts w:ascii="Times New Roman" w:hAnsi="Times New Roman"/>
+                <w:sz w:val="24"/>
+                <w:szCs w:val="24"/>
+              </w:rPr>
+              <w:t>ё</w:t>
+            </w:r>
+            <w:r>
+              <w:rPr>
+                <w:rFonts w:ascii="Times New Roman" w:hAnsi="Times New Roman"/>
+                <w:sz w:val="24"/>
+                <w:szCs w:val="24"/>
+              </w:rPr>
+              <w:t>мники”</w:t>
             </w:r>
           </w:p>
         </w:tc>
@@ -362,7 +378,39 @@
                 <w:sz w:val="24"/>
                 <w:szCs w:val="24"/>
               </w:rPr>
-              <w:t>умблер “Токоприемник задний”</w:t>
+              <w:t>умблер “Токопри</w:t>
+            </w:r>
+            <w:r>
+              <w:rPr>
+                <w:rFonts w:ascii="Times New Roman" w:hAnsi="Times New Roman"/>
+                <w:sz w:val="24"/>
+                <w:szCs w:val="24"/>
+              </w:rPr>
+              <w:t>ё</w:t>
+            </w:r>
+            <w:r>
+              <w:rPr>
+                <w:rFonts w:ascii="Times New Roman" w:hAnsi="Times New Roman"/>
+                <w:sz w:val="24"/>
+                <w:szCs w:val="24"/>
+              </w:rPr>
+              <w:t xml:space="preserve">мник </w:t>
+            </w:r>
+            <w:r>
+              <w:rPr>
+                <w:rFonts w:ascii="Times New Roman" w:hAnsi="Times New Roman"/>
+                <w:sz w:val="24"/>
+                <w:szCs w:val="24"/>
+              </w:rPr>
+              <w:t>передний</w:t>
+            </w:r>
+            <w:r>
+              <w:rPr>
+                <w:rFonts w:ascii="Times New Roman" w:hAnsi="Times New Roman"/>
+                <w:sz w:val="24"/>
+                <w:szCs w:val="24"/>
+              </w:rPr>
+              <w:t>”</w:t>
             </w:r>
           </w:p>
         </w:tc>
@@ -415,7 +463,7 @@
                 <w:szCs w:val="28"/>
                 <w:lang w:val="en-US"/>
               </w:rPr>
-              <w:t>U</w:t>
+              <w:t>O</w:t>
             </w:r>
             <w:r>
               <w:rPr>
@@ -443,7 +491,7 @@
                 <w:szCs w:val="28"/>
                 <w:lang w:val="en-US"/>
               </w:rPr>
-              <w:t>U</w:t>
+              <w:t>O</w:t>
             </w:r>
           </w:p>
         </w:tc>
@@ -474,7 +522,39 @@
                 <w:sz w:val="24"/>
                 <w:szCs w:val="24"/>
               </w:rPr>
-              <w:t>умблер “Токоприемник передний”</w:t>
+              <w:t>умблер “Токопри</w:t>
+            </w:r>
+            <w:r>
+              <w:rPr>
+                <w:rFonts w:ascii="Times New Roman" w:hAnsi="Times New Roman"/>
+                <w:sz w:val="24"/>
+                <w:szCs w:val="24"/>
+              </w:rPr>
+              <w:t>ё</w:t>
+            </w:r>
+            <w:r>
+              <w:rPr>
+                <w:rFonts w:ascii="Times New Roman" w:hAnsi="Times New Roman"/>
+                <w:sz w:val="24"/>
+                <w:szCs w:val="24"/>
+              </w:rPr>
+              <w:t xml:space="preserve">мник </w:t>
+            </w:r>
+            <w:r>
+              <w:rPr>
+                <w:rFonts w:ascii="Times New Roman" w:hAnsi="Times New Roman"/>
+                <w:sz w:val="24"/>
+                <w:szCs w:val="24"/>
+              </w:rPr>
+              <w:t>задний</w:t>
+            </w:r>
+            <w:r>
+              <w:rPr>
+                <w:rFonts w:ascii="Times New Roman" w:hAnsi="Times New Roman"/>
+                <w:sz w:val="24"/>
+                <w:szCs w:val="24"/>
+              </w:rPr>
+              <w:t>”</w:t>
             </w:r>
           </w:p>
         </w:tc>
@@ -1582,6 +1662,129 @@
                 <w:rFonts w:ascii="Times New Roman" w:hAnsi="Times New Roman"/>
                 <w:sz w:val="28"/>
                 <w:szCs w:val="28"/>
+              </w:rPr>
+            </w:pPr>
+            <w:r>
+              <w:rPr>
+                <w:rFonts w:ascii="Times New Roman" w:hAnsi="Times New Roman"/>
+                <w:sz w:val="28"/>
+                <w:szCs w:val="28"/>
+              </w:rPr>
+              <w:t xml:space="preserve">Shift + </w:t>
+            </w:r>
+            <w:proofErr w:type="gramStart"/>
+            <w:r>
+              <w:rPr>
+                <w:rFonts w:ascii="Times New Roman" w:hAnsi="Times New Roman"/>
+                <w:sz w:val="28"/>
+                <w:szCs w:val="28"/>
+                <w:lang w:val="en-US"/>
+              </w:rPr>
+              <w:t>J</w:t>
+            </w:r>
+            <w:r>
+              <w:rPr>
+                <w:rFonts w:ascii="Times New Roman" w:hAnsi="Times New Roman"/>
+                <w:sz w:val="28"/>
+                <w:szCs w:val="28"/>
+              </w:rPr>
+              <w:t xml:space="preserve">  |</w:t>
+            </w:r>
+            <w:proofErr w:type="gramEnd"/>
+            <w:r>
+              <w:rPr>
+                <w:rFonts w:ascii="Times New Roman" w:hAnsi="Times New Roman"/>
+                <w:sz w:val="28"/>
+                <w:szCs w:val="28"/>
+              </w:rPr>
+              <w:t xml:space="preserve">  </w:t>
+            </w:r>
+            <w:r>
+              <w:rPr>
+                <w:rFonts w:ascii="Times New Roman" w:hAnsi="Times New Roman"/>
+                <w:sz w:val="28"/>
+                <w:szCs w:val="28"/>
+              </w:rPr>
+              <w:t>J</w:t>
+            </w:r>
+          </w:p>
+        </w:tc>
+        <w:tc>
+          <w:tcPr>
+            <w:tcW w:w="3969" w:type="dxa"/>
+            <w:vAlign w:val="center"/>
+          </w:tcPr>
+          <w:p>
+            <w:pPr>
+              <w:rPr>
+                <w:rFonts w:ascii="Times New Roman" w:hAnsi="Times New Roman"/>
+                <w:sz w:val="24"/>
+                <w:szCs w:val="24"/>
+              </w:rPr>
+            </w:pPr>
+            <w:r>
+              <w:rPr>
+                <w:rFonts w:ascii="Times New Roman" w:hAnsi="Times New Roman"/>
+                <w:sz w:val="24"/>
+                <w:szCs w:val="24"/>
+              </w:rPr>
+              <w:t>Т</w:t>
+            </w:r>
+            <w:r>
+              <w:rPr>
+                <w:rFonts w:ascii="Times New Roman" w:hAnsi="Times New Roman"/>
+                <w:sz w:val="24"/>
+                <w:szCs w:val="24"/>
+              </w:rPr>
+              <w:t>умблер “</w:t>
+            </w:r>
+            <w:r>
+              <w:rPr>
+                <w:rFonts w:ascii="Times New Roman" w:hAnsi="Times New Roman"/>
+                <w:sz w:val="24"/>
+                <w:szCs w:val="24"/>
+              </w:rPr>
+              <w:t>Цепи управления</w:t>
+            </w:r>
+            <w:r>
+              <w:rPr>
+                <w:rFonts w:ascii="Times New Roman" w:hAnsi="Times New Roman"/>
+                <w:sz w:val="24"/>
+                <w:szCs w:val="24"/>
+              </w:rPr>
+              <w:t>”</w:t>
+            </w:r>
+          </w:p>
+        </w:tc>
+        <w:tc>
+          <w:tcPr>
+            <w:tcW w:w="3401" w:type="dxa"/>
+            <w:vAlign w:val="center"/>
+          </w:tcPr>
+          <w:p>
+            <w:pPr>
+              <w:rPr>
+                <w:rFonts w:ascii="Times New Roman" w:hAnsi="Times New Roman"/>
+                <w:sz w:val="28"/>
+                <w:szCs w:val="28"/>
+              </w:rPr>
+            </w:pPr>
+          </w:p>
+        </w:tc>
+      </w:tr>
+      <w:tr>
+        <w:tc>
+          <w:tcPr>
+            <w:tcW w:w="2127" w:type="dxa"/>
+            <w:vAlign w:val="center"/>
+          </w:tcPr>
+          <w:p>
+            <w:pPr>
+              <w:jc w:val="center"/>
+              <w:rPr>
+                <w:rFonts w:ascii="Times New Roman" w:hAnsi="Times New Roman"/>
+                <w:sz w:val="28"/>
+                <w:szCs w:val="28"/>
                 <w:lang w:val="en-US"/>
               </w:rPr>
             </w:pPr>
@@ -2296,6 +2499,154 @@
                 <w:szCs w:val="28"/>
                 <w:lang w:val="en-US"/>
               </w:rPr>
+              <w:t>M</w:t>
+            </w:r>
+          </w:p>
+        </w:tc>
+        <w:tc>
+          <w:tcPr>
+            <w:tcW w:w="3969" w:type="dxa"/>
+            <w:vAlign w:val="center"/>
+          </w:tcPr>
+          <w:p>
+            <w:pPr>
+              <w:rPr>
+                <w:rFonts w:ascii="Times New Roman" w:hAnsi="Times New Roman"/>
+                <w:sz w:val="24"/>
+                <w:szCs w:val="24"/>
+              </w:rPr>
+            </w:pPr>
+            <w:r>
+              <w:rPr>
+                <w:rFonts w:ascii="Times New Roman" w:hAnsi="Times New Roman"/>
+                <w:sz w:val="24"/>
+                <w:szCs w:val="24"/>
+              </w:rPr>
+              <w:t xml:space="preserve">Рукоятка бдительности </w:t>
+            </w:r>
+            <w:r>
+              <w:rPr>
+                <w:rFonts w:ascii="Times New Roman" w:hAnsi="Times New Roman"/>
+                <w:sz w:val="24"/>
+                <w:szCs w:val="24"/>
+              </w:rPr>
+              <w:t>РБС</w:t>
+            </w:r>
+          </w:p>
+        </w:tc>
+        <w:tc>
+          <w:tcPr>
+            <w:tcW w:w="3401" w:type="dxa"/>
+            <w:vAlign w:val="center"/>
+          </w:tcPr>
+          <w:p>
+            <w:pPr>
+              <w:rPr>
+                <w:rFonts w:ascii="Times New Roman" w:hAnsi="Times New Roman"/>
+                <w:sz w:val="28"/>
+                <w:szCs w:val="28"/>
+              </w:rPr>
+            </w:pPr>
+          </w:p>
+        </w:tc>
+      </w:tr>
+      <w:tr>
+        <w:tc>
+          <w:tcPr>
+            <w:tcW w:w="2127" w:type="dxa"/>
+            <w:vAlign w:val="center"/>
+          </w:tcPr>
+          <w:p>
+            <w:pPr>
+              <w:jc w:val="center"/>
+              <w:rPr>
+                <w:rFonts w:ascii="Times New Roman" w:hAnsi="Times New Roman"/>
+                <w:sz w:val="28"/>
+                <w:szCs w:val="28"/>
+                <w:lang w:val="en-US"/>
+              </w:rPr>
+            </w:pPr>
+            <w:r>
+              <w:rPr>
+                <w:rFonts w:ascii="Times New Roman" w:hAnsi="Times New Roman"/>
+                <w:sz w:val="28"/>
+                <w:szCs w:val="28"/>
+                <w:lang w:val="en-US"/>
+              </w:rPr>
+              <w:t>Z</w:t>
+            </w:r>
+          </w:p>
+        </w:tc>
+        <w:tc>
+          <w:tcPr>
+            <w:tcW w:w="3969" w:type="dxa"/>
+            <w:vAlign w:val="center"/>
+          </w:tcPr>
+          <w:p>
+            <w:pPr>
+              <w:rPr>
+                <w:rFonts w:ascii="Times New Roman" w:hAnsi="Times New Roman"/>
+                <w:sz w:val="24"/>
+                <w:szCs w:val="24"/>
+              </w:rPr>
+            </w:pPr>
+            <w:r>
+              <w:rPr>
+                <w:rFonts w:ascii="Times New Roman" w:hAnsi="Times New Roman"/>
+                <w:sz w:val="24"/>
+                <w:szCs w:val="24"/>
+              </w:rPr>
+              <w:t xml:space="preserve">Рукоятка бдительности </w:t>
+            </w:r>
+            <w:r>
+              <w:rPr>
+                <w:rFonts w:ascii="Times New Roman" w:hAnsi="Times New Roman"/>
+                <w:sz w:val="24"/>
+                <w:szCs w:val="24"/>
+              </w:rPr>
+              <w:t>РБ</w:t>
+            </w:r>
+          </w:p>
+        </w:tc>
+        <w:tc>
+          <w:tcPr>
+            <w:tcW w:w="3401" w:type="dxa"/>
+            <w:vAlign w:val="center"/>
+          </w:tcPr>
+          <w:p>
+            <w:pPr>
+              <w:rPr>
+                <w:rFonts w:ascii="Times New Roman" w:hAnsi="Times New Roman"/>
+                <w:sz w:val="28"/>
+                <w:szCs w:val="28"/>
+              </w:rPr>
+            </w:pPr>
+          </w:p>
+        </w:tc>
+      </w:tr>
+      <w:tr>
+        <w:tc>
+          <w:tcPr>
+            <w:tcW w:w="2127" w:type="dxa"/>
+            <w:vAlign w:val="center"/>
+          </w:tcPr>
+          <w:p>
+            <w:pPr>
+              <w:jc w:val="center"/>
+              <w:rPr>
+                <w:rFonts w:ascii="Times New Roman" w:hAnsi="Times New Roman"/>
+                <w:sz w:val="28"/>
+                <w:szCs w:val="28"/>
+                <w:lang w:val="en-US"/>
+              </w:rPr>
+            </w:pPr>
+            <w:r>
+              <w:rPr>
+                <w:rFonts w:ascii="Times New Roman" w:hAnsi="Times New Roman"/>
+                <w:sz w:val="28"/>
+                <w:szCs w:val="28"/>
+                <w:lang w:val="en-US"/>
+              </w:rPr>
               <w:t xml:space="preserve">Shift + </w:t>
             </w:r>
             <w:proofErr w:type="gramStart"/>
@@ -2399,58 +2750,6 @@
               </w:rPr>
               <w:t>Только на ВЛ60пк</w:t>
             </w:r>
-          </w:p>
-        </w:tc>
-      </w:tr>
-      <w:tr>
-        <w:trPr>
-          <w:trHeight w:val="1071"/>
-        </w:trPr>
-        <w:tc>
-          <w:tcPr>
-            <w:tcW w:w="2127" w:type="dxa"/>
-            <w:vAlign w:val="center"/>
-          </w:tcPr>
-          <w:p>
-            <w:pPr>
-              <w:jc w:val="center"/>
-              <w:rPr>
-                <w:rFonts w:ascii="Times New Roman" w:hAnsi="Times New Roman"/>
-                <w:sz w:val="28"/>
-                <w:szCs w:val="28"/>
-                <w:lang w:val="en-US"/>
-              </w:rPr>
-            </w:pPr>
-          </w:p>
-        </w:tc>
-        <w:tc>
-          <w:tcPr>
-            <w:tcW w:w="3969" w:type="dxa"/>
-            <w:vAlign w:val="center"/>
-          </w:tcPr>
-          <w:p>
-            <w:pPr>
-              <w:rPr>
-                <w:rFonts w:ascii="Times New Roman" w:hAnsi="Times New Roman"/>
-                <w:sz w:val="24"/>
-                <w:szCs w:val="24"/>
-              </w:rPr>
-            </w:pPr>
-          </w:p>
-        </w:tc>
-        <w:tc>
-          <w:tcPr>
-            <w:tcW w:w="3401" w:type="dxa"/>
-            <w:vAlign w:val="center"/>
-          </w:tcPr>
-          <w:p>
-            <w:pPr>
-              <w:rPr>
-                <w:rFonts w:ascii="Times New Roman" w:hAnsi="Times New Roman"/>
-                <w:sz w:val="28"/>
-                <w:szCs w:val="28"/>
-              </w:rPr>
-            </w:pPr>
           </w:p>
         </w:tc>
       </w:tr>
@@ -3581,85 +3880,15 @@
                 <w:rFonts w:ascii="Times New Roman" w:hAnsi="Times New Roman"/>
                 <w:sz w:val="28"/>
                 <w:szCs w:val="28"/>
-                <w:lang w:val="en-US"/>
-              </w:rPr>
-            </w:pPr>
-            <w:r>
-              <w:rPr>
-                <w:rFonts w:ascii="Times New Roman" w:hAnsi="Times New Roman"/>
-                <w:sz w:val="24"/>
-                <w:szCs w:val="24"/>
-                <w:lang w:val="en-US"/>
-              </w:rPr>
-              <w:t>(</w:t>
-            </w:r>
-            <w:proofErr w:type="spellStart"/>
-            <w:r>
-              <w:rPr>
-                <w:rFonts w:ascii="Times New Roman" w:hAnsi="Times New Roman"/>
-                <w:sz w:val="24"/>
-                <w:szCs w:val="24"/>
-                <w:lang w:val="en-US"/>
-              </w:rPr>
-              <w:t>отпуск</w:t>
-            </w:r>
-            <w:proofErr w:type="spellEnd"/>
-            <w:r>
-              <w:rPr>
-                <w:rFonts w:ascii="Times New Roman" w:hAnsi="Times New Roman"/>
-                <w:sz w:val="24"/>
-                <w:szCs w:val="24"/>
-                <w:lang w:val="en-US"/>
-              </w:rPr>
-              <w:t xml:space="preserve"> </w:t>
-            </w:r>
-            <w:proofErr w:type="spellStart"/>
-            <w:r>
-              <w:rPr>
-                <w:rFonts w:ascii="Times New Roman" w:hAnsi="Times New Roman"/>
-                <w:sz w:val="24"/>
-                <w:szCs w:val="24"/>
-                <w:lang w:val="en-US"/>
-              </w:rPr>
-              <w:t>тормозов</w:t>
-            </w:r>
-            <w:proofErr w:type="spellEnd"/>
-            <w:r>
-              <w:rPr>
-                <w:rFonts w:ascii="Times New Roman" w:hAnsi="Times New Roman"/>
-                <w:sz w:val="24"/>
-                <w:szCs w:val="24"/>
-                <w:lang w:val="en-US"/>
-              </w:rPr>
-              <w:t xml:space="preserve"> </w:t>
-            </w:r>
-            <w:proofErr w:type="spellStart"/>
-            <w:r>
-              <w:rPr>
-                <w:rFonts w:ascii="Times New Roman" w:hAnsi="Times New Roman"/>
-                <w:sz w:val="24"/>
-                <w:szCs w:val="24"/>
-                <w:lang w:val="en-US"/>
-              </w:rPr>
-              <w:t>локомотив</w:t>
-            </w:r>
-            <w:proofErr w:type="spellEnd"/>
-            <w:r>
-              <w:rPr>
-                <w:rFonts w:ascii="Times New Roman" w:hAnsi="Times New Roman"/>
-                <w:sz w:val="24"/>
-                <w:szCs w:val="24"/>
-              </w:rPr>
-              <w:t>а</w:t>
-            </w:r>
-            <w:r>
-              <w:rPr>
-                <w:rFonts w:ascii="Times New Roman" w:hAnsi="Times New Roman"/>
-                <w:sz w:val="24"/>
-                <w:szCs w:val="24"/>
-                <w:lang w:val="en-US"/>
-              </w:rPr>
-              <w:t>)</w:t>
+              </w:rPr>
+            </w:pPr>
+            <w:r>
+              <w:rPr>
+                <w:rFonts w:ascii="Times New Roman" w:hAnsi="Times New Roman"/>
+                <w:sz w:val="24"/>
+                <w:szCs w:val="24"/>
+              </w:rPr>
+              <w:t>(отпуск тормозов локомотива)</w:t>
             </w:r>
           </w:p>
         </w:tc>
@@ -4257,7 +4486,8 @@
       <w:tr>
         <w:tc>
           <w:tcPr>
-            <w:tcW w:w="2127" w:type="dxa"/>
+            <w:tcW w:w="9497" w:type="dxa"/>
+            <w:gridSpan w:val="3"/>
             <w:vAlign w:val="center"/>
           </w:tcPr>
           <w:p>
@@ -4267,64 +4497,34 @@
                 <w:rFonts w:ascii="Times New Roman" w:hAnsi="Times New Roman"/>
                 <w:sz w:val="28"/>
                 <w:szCs w:val="28"/>
-                <w:lang w:val="en-US"/>
-              </w:rPr>
-            </w:pPr>
-            <w:r>
-              <w:rPr>
-                <w:rFonts w:ascii="Times New Roman" w:hAnsi="Times New Roman"/>
-                <w:sz w:val="28"/>
-                <w:szCs w:val="28"/>
-                <w:lang w:val="en-US"/>
-              </w:rPr>
-              <w:t>M</w:t>
-            </w:r>
-          </w:p>
-        </w:tc>
-        <w:tc>
-          <w:tcPr>
-            <w:tcW w:w="3969" w:type="dxa"/>
-            <w:vAlign w:val="center"/>
-          </w:tcPr>
-          <w:p>
-            <w:pPr>
-              <w:rPr>
-                <w:rFonts w:ascii="Times New Roman" w:hAnsi="Times New Roman"/>
-                <w:sz w:val="24"/>
-                <w:szCs w:val="24"/>
-              </w:rPr>
-            </w:pPr>
-            <w:r>
-              <w:rPr>
-                <w:rFonts w:ascii="Times New Roman" w:hAnsi="Times New Roman"/>
-                <w:sz w:val="24"/>
-                <w:szCs w:val="24"/>
-              </w:rPr>
-              <w:t xml:space="preserve">Рукоятка бдительности </w:t>
-            </w:r>
-            <w:r>
-              <w:rPr>
-                <w:rFonts w:ascii="Times New Roman" w:hAnsi="Times New Roman"/>
-                <w:sz w:val="24"/>
-                <w:szCs w:val="24"/>
-              </w:rPr>
-              <w:t>РБ</w:t>
-            </w:r>
-          </w:p>
-        </w:tc>
-        <w:tc>
-          <w:tcPr>
-            <w:tcW w:w="3401" w:type="dxa"/>
-            <w:vAlign w:val="center"/>
-          </w:tcPr>
-          <w:p>
-            <w:pPr>
-              <w:rPr>
-                <w:rFonts w:ascii="Times New Roman" w:hAnsi="Times New Roman"/>
-                <w:sz w:val="28"/>
-                <w:szCs w:val="28"/>
-              </w:rPr>
-            </w:pPr>
+              </w:rPr>
+            </w:pPr>
+            <w:r>
+              <w:rPr>
+                <w:rFonts w:ascii="Times New Roman" w:hAnsi="Times New Roman"/>
+                <w:sz w:val="24"/>
+                <w:szCs w:val="24"/>
+              </w:rPr>
+              <w:t xml:space="preserve">Устройство блокировки тормозов </w:t>
+            </w:r>
+            <w:proofErr w:type="spellStart"/>
+            <w:r>
+              <w:rPr>
+                <w:rFonts w:ascii="Times New Roman" w:hAnsi="Times New Roman"/>
+                <w:sz w:val="24"/>
+                <w:szCs w:val="24"/>
+              </w:rPr>
+              <w:t>усл</w:t>
+            </w:r>
+            <w:proofErr w:type="spellEnd"/>
+            <w:r>
+              <w:rPr>
+                <w:rFonts w:ascii="Times New Roman" w:hAnsi="Times New Roman"/>
+                <w:sz w:val="24"/>
+                <w:szCs w:val="24"/>
+              </w:rPr>
+              <w:t>. № 367М</w:t>
+            </w:r>
           </w:p>
         </w:tc>
       </w:tr>
@@ -4341,18 +4541,44 @@
                 <w:rFonts w:ascii="Times New Roman" w:hAnsi="Times New Roman"/>
                 <w:sz w:val="28"/>
                 <w:szCs w:val="28"/>
-                <w:lang w:val="en-US"/>
-              </w:rPr>
-            </w:pPr>
-            <w:r>
-              <w:rPr>
-                <w:rFonts w:ascii="Times New Roman" w:hAnsi="Times New Roman"/>
-                <w:sz w:val="28"/>
-                <w:szCs w:val="28"/>
-                <w:lang w:val="en-US"/>
-              </w:rPr>
-              <w:t>Z</w:t>
-            </w:r>
+              </w:rPr>
+            </w:pPr>
+            <w:proofErr w:type="spellStart"/>
+            <w:r>
+              <w:rPr>
+                <w:rFonts w:ascii="Times New Roman" w:hAnsi="Times New Roman"/>
+                <w:sz w:val="28"/>
+                <w:szCs w:val="28"/>
+              </w:rPr>
+              <w:t>Shift+Backspace</w:t>
+            </w:r>
+            <w:proofErr w:type="spellEnd"/>
+            <w:r>
+              <w:rPr>
+                <w:rFonts w:ascii="Times New Roman" w:hAnsi="Times New Roman"/>
+                <w:sz w:val="28"/>
+                <w:szCs w:val="28"/>
+              </w:rPr>
+              <w:br/>
+            </w:r>
+            <w:r>
+              <w:rPr>
+                <w:rFonts w:ascii="Times New Roman" w:hAnsi="Times New Roman"/>
+                <w:sz w:val="28"/>
+                <w:szCs w:val="28"/>
+              </w:rPr>
+              <w:br/>
+            </w:r>
+            <w:proofErr w:type="spellStart"/>
+            <w:r>
+              <w:rPr>
+                <w:rFonts w:ascii="Times New Roman" w:hAnsi="Times New Roman"/>
+                <w:sz w:val="28"/>
+                <w:szCs w:val="28"/>
+              </w:rPr>
+              <w:t>Backspace</w:t>
+            </w:r>
+            <w:proofErr w:type="spellEnd"/>
           </w:p>
         </w:tc>
         <w:tc>
@@ -4374,143 +4600,6 @@
                 <w:sz w:val="24"/>
                 <w:szCs w:val="24"/>
               </w:rPr>
-              <w:t xml:space="preserve">Рукоятка бдительности </w:t>
-            </w:r>
-            <w:r>
-              <w:rPr>
-                <w:rFonts w:ascii="Times New Roman" w:hAnsi="Times New Roman"/>
-                <w:sz w:val="24"/>
-                <w:szCs w:val="24"/>
-              </w:rPr>
-              <w:t>РБС</w:t>
-            </w:r>
-          </w:p>
-        </w:tc>
-        <w:tc>
-          <w:tcPr>
-            <w:tcW w:w="3401" w:type="dxa"/>
-            <w:vAlign w:val="center"/>
-          </w:tcPr>
-          <w:p>
-            <w:pPr>
-              <w:rPr>
-                <w:rFonts w:ascii="Times New Roman" w:hAnsi="Times New Roman"/>
-                <w:sz w:val="28"/>
-                <w:szCs w:val="28"/>
-              </w:rPr>
-            </w:pPr>
-          </w:p>
-        </w:tc>
-      </w:tr>
-      <w:tr>
-        <w:tc>
-          <w:tcPr>
-            <w:tcW w:w="9497" w:type="dxa"/>
-            <w:gridSpan w:val="3"/>
-            <w:vAlign w:val="center"/>
-          </w:tcPr>
-          <w:p>
-            <w:pPr>
-              <w:jc w:val="center"/>
-              <w:rPr>
-                <w:rFonts w:ascii="Times New Roman" w:hAnsi="Times New Roman"/>
-                <w:sz w:val="28"/>
-                <w:szCs w:val="28"/>
-              </w:rPr>
-            </w:pPr>
-            <w:r>
-              <w:rPr>
-                <w:rFonts w:ascii="Times New Roman" w:hAnsi="Times New Roman"/>
-                <w:sz w:val="24"/>
-                <w:szCs w:val="24"/>
-              </w:rPr>
-              <w:t xml:space="preserve">Устройство блокировки тормозов </w:t>
-            </w:r>
-            <w:proofErr w:type="spellStart"/>
-            <w:r>
-              <w:rPr>
-                <w:rFonts w:ascii="Times New Roman" w:hAnsi="Times New Roman"/>
-                <w:sz w:val="24"/>
-                <w:szCs w:val="24"/>
-              </w:rPr>
-              <w:t>усл</w:t>
-            </w:r>
-            <w:proofErr w:type="spellEnd"/>
-            <w:r>
-              <w:rPr>
-                <w:rFonts w:ascii="Times New Roman" w:hAnsi="Times New Roman"/>
-                <w:sz w:val="24"/>
-                <w:szCs w:val="24"/>
-              </w:rPr>
-              <w:t>. № 367М</w:t>
-            </w:r>
-          </w:p>
-        </w:tc>
-      </w:tr>
-      <w:tr>
-        <w:tc>
-          <w:tcPr>
-            <w:tcW w:w="2127" w:type="dxa"/>
-            <w:vAlign w:val="center"/>
-          </w:tcPr>
-          <w:p>
-            <w:pPr>
-              <w:jc w:val="center"/>
-              <w:rPr>
-                <w:rFonts w:ascii="Times New Roman" w:hAnsi="Times New Roman"/>
-                <w:sz w:val="28"/>
-                <w:szCs w:val="28"/>
-              </w:rPr>
-            </w:pPr>
-            <w:proofErr w:type="spellStart"/>
-            <w:r>
-              <w:rPr>
-                <w:rFonts w:ascii="Times New Roman" w:hAnsi="Times New Roman"/>
-                <w:sz w:val="28"/>
-                <w:szCs w:val="28"/>
-              </w:rPr>
-              <w:t>Shift+Backspace</w:t>
-            </w:r>
-            <w:proofErr w:type="spellEnd"/>
-            <w:r>
-              <w:rPr>
-                <w:rFonts w:ascii="Times New Roman" w:hAnsi="Times New Roman"/>
-                <w:sz w:val="28"/>
-                <w:szCs w:val="28"/>
-              </w:rPr>
-              <w:br/>
-            </w:r>
-            <w:proofErr w:type="spellStart"/>
-            <w:r>
-              <w:rPr>
-                <w:rFonts w:ascii="Times New Roman" w:hAnsi="Times New Roman"/>
-                <w:sz w:val="28"/>
-                <w:szCs w:val="28"/>
-              </w:rPr>
-              <w:t>Backspace</w:t>
-            </w:r>
-            <w:proofErr w:type="spellEnd"/>
-          </w:p>
-        </w:tc>
-        <w:tc>
-          <w:tcPr>
-            <w:tcW w:w="3969" w:type="dxa"/>
-            <w:vAlign w:val="center"/>
-          </w:tcPr>
-          <w:p>
-            <w:pPr>
-              <w:rPr>
-                <w:rFonts w:ascii="Times New Roman" w:hAnsi="Times New Roman"/>
-                <w:sz w:val="24"/>
-                <w:szCs w:val="24"/>
-              </w:rPr>
-            </w:pPr>
-            <w:r>
-              <w:rPr>
-                <w:rFonts w:ascii="Times New Roman" w:hAnsi="Times New Roman"/>
-                <w:sz w:val="24"/>
-                <w:szCs w:val="24"/>
-              </w:rPr>
               <w:t>Включить/выключить блокировку</w:t>
             </w:r>
             <w:r>
@@ -4519,7 +4608,14 @@
                 <w:sz w:val="24"/>
                 <w:szCs w:val="24"/>
               </w:rPr>
-              <w:br/>
+              <w:t xml:space="preserve"> </w:t>
+            </w:r>
+            <w:r>
+              <w:rPr>
+                <w:rFonts w:ascii="Times New Roman" w:hAnsi="Times New Roman"/>
+                <w:sz w:val="24"/>
+                <w:szCs w:val="24"/>
+              </w:rPr>
               <w:t>тормозов</w:t>
             </w:r>
           </w:p>
@@ -4694,6 +4790,3055 @@
           <w:szCs w:val="16"/>
         </w:rPr>
       </w:pPr>
+    </w:p>
+    <w:p>
+      <w:pPr>
+        <w:spacing w:after="0" w:line="240" w:lineRule="auto"/>
+        <w:jc w:val="center"/>
+        <w:rPr>
+          <w:rFonts w:ascii="Times New Roman" w:hAnsi="Times New Roman"/>
+          <w:sz w:val="16"/>
+          <w:szCs w:val="16"/>
+        </w:rPr>
+      </w:pPr>
+    </w:p>
+    <w:p>
+      <w:pPr>
+        <w:spacing w:after="0" w:line="240" w:lineRule="auto"/>
+        <w:jc w:val="center"/>
+        <w:rPr>
+          <w:rFonts w:ascii="Times New Roman" w:hAnsi="Times New Roman"/>
+          <w:sz w:val="16"/>
+          <w:szCs w:val="16"/>
+        </w:rPr>
+      </w:pPr>
+    </w:p>
+    <w:p>
+      <w:pPr>
+        <w:spacing w:after="0" w:line="240" w:lineRule="auto"/>
+        <w:jc w:val="center"/>
+        <w:rPr>
+          <w:rFonts w:ascii="Times New Roman" w:hAnsi="Times New Roman"/>
+          <w:sz w:val="16"/>
+          <w:szCs w:val="16"/>
+        </w:rPr>
+      </w:pPr>
+    </w:p>
+    <w:p>
+      <w:pPr>
+        <w:spacing w:after="0" w:line="240" w:lineRule="auto"/>
+        <w:jc w:val="center"/>
+        <w:rPr>
+          <w:rFonts w:ascii="Times New Roman" w:hAnsi="Times New Roman"/>
+          <w:sz w:val="16"/>
+          <w:szCs w:val="16"/>
+        </w:rPr>
+      </w:pPr>
+    </w:p>
+    <w:p>
+      <w:pPr>
+        <w:jc w:val="center"/>
+        <w:rPr>
+          <w:rFonts w:ascii="Times New Roman" w:hAnsi="Times New Roman"/>
+          <w:b/>
+          <w:sz w:val="28"/>
+          <w:szCs w:val="28"/>
+        </w:rPr>
+      </w:pPr>
+      <w:r>
+        <w:rPr>
+          <w:rFonts w:ascii="Times New Roman" w:hAnsi="Times New Roman"/>
+          <w:b/>
+          <w:sz w:val="28"/>
+          <w:szCs w:val="28"/>
+        </w:rPr>
+        <w:lastRenderedPageBreak/>
+        <w:t>Краткое р</w:t>
+      </w:r>
+      <w:r>
+        <w:rPr>
+          <w:rFonts w:ascii="Times New Roman" w:hAnsi="Times New Roman"/>
+          <w:b/>
+          <w:sz w:val="28"/>
+          <w:szCs w:val="28"/>
+        </w:rPr>
+        <w:t>уководств</w:t>
+      </w:r>
+      <w:r>
+        <w:rPr>
+          <w:rFonts w:ascii="Times New Roman" w:hAnsi="Times New Roman"/>
+          <w:b/>
+          <w:sz w:val="28"/>
+          <w:szCs w:val="28"/>
+        </w:rPr>
+        <w:t>о</w:t>
+      </w:r>
+      <w:r>
+        <w:rPr>
+          <w:rFonts w:ascii="Times New Roman" w:hAnsi="Times New Roman"/>
+          <w:b/>
+          <w:sz w:val="28"/>
+          <w:szCs w:val="28"/>
+        </w:rPr>
+        <w:t xml:space="preserve"> по </w:t>
+      </w:r>
+      <w:r>
+        <w:rPr>
+          <w:rFonts w:ascii="Times New Roman" w:hAnsi="Times New Roman"/>
+          <w:b/>
+          <w:sz w:val="28"/>
+          <w:szCs w:val="28"/>
+        </w:rPr>
+        <w:t>запуску</w:t>
+      </w:r>
+      <w:r>
+        <w:rPr>
+          <w:rFonts w:ascii="Times New Roman" w:hAnsi="Times New Roman"/>
+          <w:b/>
+          <w:sz w:val="28"/>
+          <w:szCs w:val="28"/>
+        </w:rPr>
+        <w:t xml:space="preserve"> </w:t>
+      </w:r>
+      <w:r>
+        <w:rPr>
+          <w:rFonts w:ascii="Times New Roman" w:hAnsi="Times New Roman"/>
+          <w:b/>
+          <w:sz w:val="28"/>
+          <w:szCs w:val="28"/>
+        </w:rPr>
+        <w:t>электровоза</w:t>
+      </w:r>
+      <w:r>
+        <w:rPr>
+          <w:rFonts w:ascii="Times New Roman" w:hAnsi="Times New Roman"/>
+          <w:b/>
+          <w:sz w:val="28"/>
+          <w:szCs w:val="28"/>
+        </w:rPr>
+        <w:t xml:space="preserve"> </w:t>
+      </w:r>
+      <w:r>
+        <w:rPr>
+          <w:rFonts w:ascii="Times New Roman" w:hAnsi="Times New Roman"/>
+          <w:b/>
+          <w:sz w:val="28"/>
+          <w:szCs w:val="28"/>
+        </w:rPr>
+        <w:t>ВЛ60</w:t>
+      </w:r>
+      <w:r>
+        <w:t xml:space="preserve"> </w:t>
+      </w:r>
+      <w:r>
+        <w:rPr>
+          <w:rFonts w:ascii="Times New Roman" w:hAnsi="Times New Roman"/>
+          <w:b/>
+          <w:sz w:val="28"/>
+          <w:szCs w:val="28"/>
+        </w:rPr>
+        <w:t>в RRS</w:t>
+      </w:r>
+    </w:p>
+    <w:p>
+      <w:pPr>
+        <w:pStyle w:val="a4"/>
+        <w:numPr>
+          <w:ilvl w:val="0"/>
+          <w:numId w:val="1"/>
+        </w:numPr>
+        <w:spacing w:after="120"/>
+        <w:contextualSpacing w:val="0"/>
+        <w:rPr>
+          <w:rFonts w:ascii="Times New Roman" w:hAnsi="Times New Roman"/>
+          <w:sz w:val="28"/>
+          <w:szCs w:val="28"/>
+        </w:rPr>
+      </w:pPr>
+      <w:r>
+        <w:rPr>
+          <w:rFonts w:ascii="Times New Roman" w:hAnsi="Times New Roman"/>
+          <w:sz w:val="28"/>
+          <w:szCs w:val="28"/>
+        </w:rPr>
+        <w:t>Подать напряжение в цепи управления токоприёмниками:</w:t>
+      </w:r>
+      <w:r>
+        <w:rPr>
+          <w:rFonts w:ascii="Times New Roman" w:hAnsi="Times New Roman"/>
+          <w:sz w:val="28"/>
+          <w:szCs w:val="28"/>
+        </w:rPr>
+        <w:br/>
+        <w:t>в</w:t>
+      </w:r>
+      <w:r>
+        <w:rPr>
+          <w:rFonts w:ascii="Times New Roman" w:hAnsi="Times New Roman"/>
+          <w:sz w:val="28"/>
+          <w:szCs w:val="28"/>
+        </w:rPr>
+        <w:t xml:space="preserve">ключить </w:t>
+      </w:r>
+      <w:r>
+        <w:rPr>
+          <w:rFonts w:ascii="Times New Roman" w:hAnsi="Times New Roman"/>
+          <w:sz w:val="28"/>
+          <w:szCs w:val="28"/>
+        </w:rPr>
+        <w:t>т</w:t>
+      </w:r>
+      <w:r>
+        <w:rPr>
+          <w:rFonts w:ascii="Times New Roman" w:hAnsi="Times New Roman"/>
+          <w:sz w:val="28"/>
+          <w:szCs w:val="28"/>
+        </w:rPr>
+        <w:t xml:space="preserve">умблер </w:t>
+      </w:r>
+      <w:r>
+        <w:rPr>
+          <w:rFonts w:ascii="Times New Roman" w:hAnsi="Times New Roman"/>
+          <w:sz w:val="28"/>
+          <w:szCs w:val="28"/>
+        </w:rPr>
+        <w:t>«</w:t>
+      </w:r>
+      <w:r>
+        <w:rPr>
+          <w:rFonts w:ascii="Times New Roman" w:hAnsi="Times New Roman"/>
+          <w:sz w:val="28"/>
+          <w:szCs w:val="28"/>
+        </w:rPr>
+        <w:t>Токопри</w:t>
+      </w:r>
+      <w:r>
+        <w:rPr>
+          <w:rFonts w:ascii="Times New Roman" w:hAnsi="Times New Roman"/>
+          <w:sz w:val="28"/>
+          <w:szCs w:val="28"/>
+        </w:rPr>
+        <w:t>ё</w:t>
+      </w:r>
+      <w:r>
+        <w:rPr>
+          <w:rFonts w:ascii="Times New Roman" w:hAnsi="Times New Roman"/>
+          <w:sz w:val="28"/>
+          <w:szCs w:val="28"/>
+        </w:rPr>
+        <w:t>мники</w:t>
+      </w:r>
+      <w:r>
+        <w:rPr>
+          <w:rFonts w:ascii="Times New Roman" w:hAnsi="Times New Roman"/>
+          <w:sz w:val="28"/>
+          <w:szCs w:val="28"/>
+        </w:rPr>
+        <w:t>» (</w:t>
+      </w:r>
+      <w:r>
+        <w:rPr>
+          <w:rFonts w:ascii="Times New Roman" w:hAnsi="Times New Roman"/>
+          <w:sz w:val="28"/>
+          <w:szCs w:val="28"/>
+        </w:rPr>
+        <w:t xml:space="preserve">клавиша </w:t>
+      </w:r>
+      <w:r>
+        <w:rPr>
+          <w:rFonts w:ascii="Times New Roman" w:hAnsi="Times New Roman"/>
+          <w:sz w:val="28"/>
+          <w:szCs w:val="28"/>
+          <w:lang w:val="en-US"/>
+        </w:rPr>
+        <w:t>Shift</w:t>
+      </w:r>
+      <w:r>
+        <w:rPr>
+          <w:rFonts w:ascii="Times New Roman" w:hAnsi="Times New Roman"/>
+          <w:sz w:val="28"/>
+          <w:szCs w:val="28"/>
+        </w:rPr>
+        <w:t xml:space="preserve"> + </w:t>
+      </w:r>
+      <w:r>
+        <w:rPr>
+          <w:rFonts w:ascii="Times New Roman" w:hAnsi="Times New Roman"/>
+          <w:sz w:val="28"/>
+          <w:szCs w:val="28"/>
+          <w:lang w:val="en-US"/>
+        </w:rPr>
+        <w:t>U</w:t>
+      </w:r>
+      <w:r>
+        <w:rPr>
+          <w:rFonts w:ascii="Times New Roman" w:hAnsi="Times New Roman"/>
+          <w:sz w:val="28"/>
+          <w:szCs w:val="28"/>
+        </w:rPr>
+        <w:t>)</w:t>
+      </w:r>
+      <w:r>
+        <w:rPr>
+          <w:rFonts w:ascii="Times New Roman" w:hAnsi="Times New Roman"/>
+          <w:sz w:val="28"/>
+          <w:szCs w:val="28"/>
+        </w:rPr>
+        <w:t>.</w:t>
+      </w:r>
+    </w:p>
+    <w:p>
+      <w:pPr>
+        <w:pStyle w:val="a4"/>
+        <w:numPr>
+          <w:ilvl w:val="0"/>
+          <w:numId w:val="1"/>
+        </w:numPr>
+        <w:spacing w:after="120"/>
+        <w:contextualSpacing w:val="0"/>
+        <w:rPr>
+          <w:rFonts w:ascii="Times New Roman" w:hAnsi="Times New Roman"/>
+          <w:sz w:val="28"/>
+          <w:szCs w:val="28"/>
+        </w:rPr>
+      </w:pPr>
+      <w:r>
+        <w:rPr>
+          <w:rFonts w:ascii="Times New Roman" w:hAnsi="Times New Roman"/>
+          <w:sz w:val="28"/>
+          <w:szCs w:val="28"/>
+        </w:rPr>
+        <w:t>Поднять пантограф: в</w:t>
+      </w:r>
+      <w:r>
+        <w:rPr>
+          <w:rFonts w:ascii="Times New Roman" w:hAnsi="Times New Roman"/>
+          <w:sz w:val="28"/>
+          <w:szCs w:val="28"/>
+        </w:rPr>
+        <w:t xml:space="preserve">ключить </w:t>
+      </w:r>
+      <w:r>
+        <w:rPr>
+          <w:rFonts w:ascii="Times New Roman" w:hAnsi="Times New Roman"/>
+          <w:sz w:val="28"/>
+          <w:szCs w:val="28"/>
+        </w:rPr>
+        <w:t>тумблер «Токоприёмник</w:t>
+      </w:r>
+      <w:r>
+        <w:rPr>
+          <w:rFonts w:ascii="Times New Roman" w:hAnsi="Times New Roman"/>
+          <w:sz w:val="28"/>
+          <w:szCs w:val="28"/>
+        </w:rPr>
+        <w:t xml:space="preserve"> задний</w:t>
+      </w:r>
+      <w:r>
+        <w:rPr>
+          <w:rFonts w:ascii="Times New Roman" w:hAnsi="Times New Roman"/>
+          <w:sz w:val="28"/>
+          <w:szCs w:val="28"/>
+        </w:rPr>
+        <w:t xml:space="preserve">» (Shift + </w:t>
+      </w:r>
+      <w:r>
+        <w:rPr>
+          <w:rFonts w:ascii="Times New Roman" w:hAnsi="Times New Roman"/>
+          <w:sz w:val="28"/>
+          <w:szCs w:val="28"/>
+          <w:lang w:val="en-US"/>
+        </w:rPr>
+        <w:t>O</w:t>
+      </w:r>
+      <w:r>
+        <w:rPr>
+          <w:rFonts w:ascii="Times New Roman" w:hAnsi="Times New Roman"/>
+          <w:sz w:val="28"/>
+          <w:szCs w:val="28"/>
+        </w:rPr>
+        <w:t>)</w:t>
+      </w:r>
+      <w:r>
+        <w:rPr>
+          <w:rFonts w:ascii="Times New Roman" w:hAnsi="Times New Roman"/>
+          <w:sz w:val="28"/>
+          <w:szCs w:val="28"/>
+        </w:rPr>
+        <w:t>.</w:t>
+      </w:r>
+    </w:p>
+    <w:p>
+      <w:pPr>
+        <w:pStyle w:val="a4"/>
+        <w:numPr>
+          <w:ilvl w:val="0"/>
+          <w:numId w:val="1"/>
+        </w:numPr>
+        <w:spacing w:after="120"/>
+        <w:contextualSpacing w:val="0"/>
+        <w:rPr>
+          <w:rFonts w:ascii="Times New Roman" w:hAnsi="Times New Roman"/>
+          <w:sz w:val="28"/>
+          <w:szCs w:val="28"/>
+        </w:rPr>
+      </w:pPr>
+      <w:r>
+        <w:rPr>
+          <w:rFonts w:ascii="Times New Roman" w:hAnsi="Times New Roman"/>
+          <w:sz w:val="28"/>
+          <w:szCs w:val="28"/>
+        </w:rPr>
+        <w:t>Подать напряжение в цепи управления главным выключателем:</w:t>
+      </w:r>
+      <w:r>
+        <w:rPr>
+          <w:rFonts w:ascii="Times New Roman" w:hAnsi="Times New Roman"/>
+          <w:sz w:val="28"/>
+          <w:szCs w:val="28"/>
+        </w:rPr>
+        <w:br/>
+        <w:t>в</w:t>
+      </w:r>
+      <w:r>
+        <w:rPr>
+          <w:rFonts w:ascii="Times New Roman" w:hAnsi="Times New Roman"/>
+          <w:sz w:val="28"/>
+          <w:szCs w:val="28"/>
+        </w:rPr>
+        <w:t xml:space="preserve">ключить </w:t>
+      </w:r>
+      <w:r>
+        <w:rPr>
+          <w:rFonts w:ascii="Times New Roman" w:hAnsi="Times New Roman"/>
+          <w:sz w:val="28"/>
+          <w:szCs w:val="28"/>
+        </w:rPr>
+        <w:t>тумблер «</w:t>
+      </w:r>
+      <w:r>
+        <w:rPr>
+          <w:rFonts w:ascii="Times New Roman" w:hAnsi="Times New Roman"/>
+          <w:sz w:val="28"/>
+          <w:szCs w:val="28"/>
+        </w:rPr>
+        <w:t>Включение ГВ</w:t>
+      </w:r>
+      <w:r>
+        <w:rPr>
+          <w:rFonts w:ascii="Times New Roman" w:hAnsi="Times New Roman"/>
+          <w:sz w:val="28"/>
+          <w:szCs w:val="28"/>
+        </w:rPr>
+        <w:t>» (</w:t>
+      </w:r>
+      <w:r>
+        <w:rPr>
+          <w:rFonts w:ascii="Times New Roman" w:hAnsi="Times New Roman"/>
+          <w:sz w:val="28"/>
+          <w:szCs w:val="28"/>
+        </w:rPr>
+        <w:t xml:space="preserve">клавиша </w:t>
+      </w:r>
+      <w:r>
+        <w:rPr>
+          <w:rFonts w:ascii="Times New Roman" w:hAnsi="Times New Roman"/>
+          <w:sz w:val="28"/>
+          <w:szCs w:val="28"/>
+        </w:rPr>
+        <w:t xml:space="preserve">Shift + </w:t>
+      </w:r>
+      <w:r>
+        <w:rPr>
+          <w:rFonts w:ascii="Times New Roman" w:hAnsi="Times New Roman"/>
+          <w:sz w:val="28"/>
+          <w:szCs w:val="28"/>
+          <w:lang w:val="en-US"/>
+        </w:rPr>
+        <w:t>P</w:t>
+      </w:r>
+      <w:r>
+        <w:rPr>
+          <w:rFonts w:ascii="Times New Roman" w:hAnsi="Times New Roman"/>
+          <w:sz w:val="28"/>
+          <w:szCs w:val="28"/>
+        </w:rPr>
+        <w:t>)</w:t>
+      </w:r>
+      <w:r>
+        <w:rPr>
+          <w:rFonts w:ascii="Times New Roman" w:hAnsi="Times New Roman"/>
+          <w:sz w:val="28"/>
+          <w:szCs w:val="28"/>
+        </w:rPr>
+        <w:t>.</w:t>
+      </w:r>
+    </w:p>
+    <w:p>
+      <w:pPr>
+        <w:pStyle w:val="a4"/>
+        <w:numPr>
+          <w:ilvl w:val="0"/>
+          <w:numId w:val="1"/>
+        </w:numPr>
+        <w:spacing w:after="120"/>
+        <w:contextualSpacing w:val="0"/>
+        <w:rPr>
+          <w:rFonts w:ascii="Times New Roman" w:hAnsi="Times New Roman"/>
+          <w:sz w:val="28"/>
+          <w:szCs w:val="28"/>
+        </w:rPr>
+      </w:pPr>
+      <w:r>
+        <w:rPr>
+          <w:rFonts w:ascii="Times New Roman" w:hAnsi="Times New Roman"/>
+          <w:sz w:val="28"/>
+          <w:szCs w:val="28"/>
+        </w:rPr>
+        <w:t xml:space="preserve">Замкнуть главный выключатель: нажать и удерживать </w:t>
+      </w:r>
+      <w:r>
+        <w:rPr>
+          <w:rFonts w:ascii="Times New Roman" w:hAnsi="Times New Roman"/>
+          <w:sz w:val="28"/>
+          <w:szCs w:val="28"/>
+        </w:rPr>
+        <w:t>1</w:t>
+      </w:r>
+      <w:r>
+        <w:rPr>
+          <w:rFonts w:ascii="Times New Roman" w:hAnsi="Times New Roman"/>
+          <w:sz w:val="28"/>
+          <w:szCs w:val="28"/>
+        </w:rPr>
+        <w:t>-</w:t>
+      </w:r>
+      <w:r>
+        <w:rPr>
+          <w:rFonts w:ascii="Times New Roman" w:hAnsi="Times New Roman"/>
+          <w:sz w:val="28"/>
+          <w:szCs w:val="28"/>
+        </w:rPr>
+        <w:t>2</w:t>
+      </w:r>
+      <w:r>
+        <w:rPr>
+          <w:rFonts w:ascii="Times New Roman" w:hAnsi="Times New Roman"/>
+          <w:sz w:val="28"/>
+          <w:szCs w:val="28"/>
+        </w:rPr>
+        <w:t xml:space="preserve"> сек</w:t>
+      </w:r>
+      <w:r>
+        <w:rPr>
+          <w:rFonts w:ascii="Times New Roman" w:hAnsi="Times New Roman"/>
+          <w:sz w:val="28"/>
+          <w:szCs w:val="28"/>
+        </w:rPr>
+        <w:t>унды</w:t>
+      </w:r>
+      <w:r>
+        <w:rPr>
+          <w:rFonts w:ascii="Times New Roman" w:hAnsi="Times New Roman"/>
+          <w:sz w:val="28"/>
+          <w:szCs w:val="28"/>
+        </w:rPr>
+        <w:t xml:space="preserve"> тумблер «Включение ГВ и возврат защиты» (</w:t>
+      </w:r>
+      <w:r>
+        <w:rPr>
+          <w:rFonts w:ascii="Times New Roman" w:hAnsi="Times New Roman"/>
+          <w:sz w:val="28"/>
+          <w:szCs w:val="28"/>
+        </w:rPr>
+        <w:t xml:space="preserve">клавиша </w:t>
+      </w:r>
+      <w:r>
+        <w:rPr>
+          <w:rFonts w:ascii="Times New Roman" w:hAnsi="Times New Roman"/>
+          <w:sz w:val="28"/>
+          <w:szCs w:val="28"/>
+          <w:lang w:val="en-US"/>
+        </w:rPr>
+        <w:t>K</w:t>
+      </w:r>
+      <w:r>
+        <w:rPr>
+          <w:rFonts w:ascii="Times New Roman" w:hAnsi="Times New Roman"/>
+          <w:sz w:val="28"/>
+          <w:szCs w:val="28"/>
+        </w:rPr>
+        <w:t>)</w:t>
+      </w:r>
+      <w:r>
+        <w:rPr>
+          <w:rFonts w:ascii="Times New Roman" w:hAnsi="Times New Roman"/>
+          <w:sz w:val="28"/>
+          <w:szCs w:val="28"/>
+        </w:rPr>
+        <w:t>.</w:t>
+      </w:r>
+    </w:p>
+    <w:p>
+      <w:pPr>
+        <w:pStyle w:val="a4"/>
+        <w:numPr>
+          <w:ilvl w:val="0"/>
+          <w:numId w:val="1"/>
+        </w:numPr>
+        <w:spacing w:after="120"/>
+        <w:contextualSpacing w:val="0"/>
+        <w:rPr>
+          <w:rFonts w:ascii="Times New Roman" w:hAnsi="Times New Roman"/>
+          <w:sz w:val="28"/>
+          <w:szCs w:val="28"/>
+        </w:rPr>
+      </w:pPr>
+      <w:r>
+        <w:rPr>
+          <w:rFonts w:ascii="Times New Roman" w:hAnsi="Times New Roman"/>
+          <w:sz w:val="28"/>
+          <w:szCs w:val="28"/>
+        </w:rPr>
+        <w:t xml:space="preserve">Запустить </w:t>
+      </w:r>
+      <w:proofErr w:type="spellStart"/>
+      <w:r>
+        <w:rPr>
+          <w:rFonts w:ascii="Times New Roman" w:hAnsi="Times New Roman"/>
+          <w:sz w:val="28"/>
+          <w:szCs w:val="28"/>
+        </w:rPr>
+        <w:t>фазорасщепитель</w:t>
+      </w:r>
+      <w:proofErr w:type="spellEnd"/>
+      <w:r>
+        <w:rPr>
+          <w:rFonts w:ascii="Times New Roman" w:hAnsi="Times New Roman"/>
+          <w:sz w:val="28"/>
+          <w:szCs w:val="28"/>
+        </w:rPr>
+        <w:t>, обеспечивающий вспомогательные машины трёхфазным переменным током: в</w:t>
+      </w:r>
+      <w:r>
+        <w:rPr>
+          <w:rFonts w:ascii="Times New Roman" w:hAnsi="Times New Roman"/>
+          <w:sz w:val="28"/>
+          <w:szCs w:val="28"/>
+        </w:rPr>
+        <w:t xml:space="preserve">ключить </w:t>
+      </w:r>
+      <w:r>
+        <w:rPr>
+          <w:rFonts w:ascii="Times New Roman" w:hAnsi="Times New Roman"/>
+          <w:sz w:val="28"/>
+          <w:szCs w:val="28"/>
+        </w:rPr>
+        <w:t>тумблер «</w:t>
+      </w:r>
+      <w:proofErr w:type="spellStart"/>
+      <w:r>
+        <w:rPr>
+          <w:rFonts w:ascii="Times New Roman" w:hAnsi="Times New Roman"/>
+          <w:sz w:val="28"/>
+          <w:szCs w:val="28"/>
+        </w:rPr>
+        <w:t>Фазорасщепитель</w:t>
+      </w:r>
+      <w:proofErr w:type="spellEnd"/>
+      <w:r>
+        <w:rPr>
+          <w:rFonts w:ascii="Times New Roman" w:hAnsi="Times New Roman"/>
+          <w:sz w:val="28"/>
+          <w:szCs w:val="28"/>
+        </w:rPr>
+        <w:t>» (</w:t>
+      </w:r>
+      <w:r>
+        <w:rPr>
+          <w:rFonts w:ascii="Times New Roman" w:hAnsi="Times New Roman"/>
+          <w:sz w:val="28"/>
+          <w:szCs w:val="28"/>
+        </w:rPr>
+        <w:t xml:space="preserve">клавиша </w:t>
+      </w:r>
+      <w:r>
+        <w:rPr>
+          <w:rFonts w:ascii="Times New Roman" w:hAnsi="Times New Roman"/>
+          <w:sz w:val="28"/>
+          <w:szCs w:val="28"/>
+        </w:rPr>
+        <w:t xml:space="preserve">Shift + </w:t>
+      </w:r>
+      <w:r>
+        <w:rPr>
+          <w:rFonts w:ascii="Times New Roman" w:hAnsi="Times New Roman"/>
+          <w:sz w:val="28"/>
+          <w:szCs w:val="28"/>
+          <w:lang w:val="en-US"/>
+        </w:rPr>
+        <w:t>T</w:t>
+      </w:r>
+      <w:r>
+        <w:rPr>
+          <w:rFonts w:ascii="Times New Roman" w:hAnsi="Times New Roman"/>
+          <w:sz w:val="28"/>
+          <w:szCs w:val="28"/>
+        </w:rPr>
+        <w:t>)</w:t>
+      </w:r>
+      <w:r>
+        <w:rPr>
+          <w:rFonts w:ascii="Times New Roman" w:hAnsi="Times New Roman"/>
+          <w:sz w:val="28"/>
+          <w:szCs w:val="28"/>
+        </w:rPr>
+        <w:t>.</w:t>
+      </w:r>
+    </w:p>
+    <w:p>
+      <w:pPr>
+        <w:pStyle w:val="a4"/>
+        <w:numPr>
+          <w:ilvl w:val="0"/>
+          <w:numId w:val="1"/>
+        </w:numPr>
+        <w:spacing w:after="120"/>
+        <w:contextualSpacing w:val="0"/>
+        <w:rPr>
+          <w:rFonts w:ascii="Times New Roman" w:hAnsi="Times New Roman"/>
+          <w:sz w:val="28"/>
+          <w:szCs w:val="28"/>
+        </w:rPr>
+      </w:pPr>
+      <w:r>
+        <w:rPr>
+          <w:rFonts w:ascii="Times New Roman" w:hAnsi="Times New Roman"/>
+          <w:sz w:val="28"/>
+          <w:szCs w:val="28"/>
+        </w:rPr>
+        <w:t>Запуст</w:t>
+      </w:r>
+      <w:r>
+        <w:rPr>
+          <w:rFonts w:ascii="Times New Roman" w:hAnsi="Times New Roman"/>
+          <w:sz w:val="28"/>
+          <w:szCs w:val="28"/>
+        </w:rPr>
+        <w:t>ить компрессор, обеспечивающий локомотив сжатым воздухом: в</w:t>
+      </w:r>
+      <w:r>
+        <w:rPr>
+          <w:rFonts w:ascii="Times New Roman" w:hAnsi="Times New Roman"/>
+          <w:sz w:val="28"/>
+          <w:szCs w:val="28"/>
+        </w:rPr>
+        <w:t xml:space="preserve">ключить </w:t>
+      </w:r>
+      <w:r>
+        <w:rPr>
+          <w:rFonts w:ascii="Times New Roman" w:hAnsi="Times New Roman"/>
+          <w:sz w:val="28"/>
+          <w:szCs w:val="28"/>
+        </w:rPr>
+        <w:t>тумблер «</w:t>
+      </w:r>
+      <w:r>
+        <w:rPr>
+          <w:rFonts w:ascii="Times New Roman" w:hAnsi="Times New Roman"/>
+          <w:sz w:val="28"/>
+          <w:szCs w:val="28"/>
+        </w:rPr>
+        <w:t>Мотор-компрессор</w:t>
+      </w:r>
+      <w:r>
+        <w:rPr>
+          <w:rFonts w:ascii="Times New Roman" w:hAnsi="Times New Roman"/>
+          <w:sz w:val="28"/>
+          <w:szCs w:val="28"/>
+        </w:rPr>
+        <w:t>» (</w:t>
+      </w:r>
+      <w:r>
+        <w:rPr>
+          <w:rFonts w:ascii="Times New Roman" w:hAnsi="Times New Roman"/>
+          <w:sz w:val="28"/>
+          <w:szCs w:val="28"/>
+        </w:rPr>
+        <w:t xml:space="preserve">клавиша </w:t>
+      </w:r>
+      <w:r>
+        <w:rPr>
+          <w:rFonts w:ascii="Times New Roman" w:hAnsi="Times New Roman"/>
+          <w:sz w:val="28"/>
+          <w:szCs w:val="28"/>
+        </w:rPr>
+        <w:t xml:space="preserve">Shift + </w:t>
+      </w:r>
+      <w:r>
+        <w:rPr>
+          <w:rFonts w:ascii="Times New Roman" w:hAnsi="Times New Roman"/>
+          <w:sz w:val="28"/>
+          <w:szCs w:val="28"/>
+          <w:lang w:val="en-US"/>
+        </w:rPr>
+        <w:t>E</w:t>
+      </w:r>
+      <w:r>
+        <w:rPr>
+          <w:rFonts w:ascii="Times New Roman" w:hAnsi="Times New Roman"/>
+          <w:sz w:val="28"/>
+          <w:szCs w:val="28"/>
+        </w:rPr>
+        <w:t>)</w:t>
+      </w:r>
+      <w:r>
+        <w:rPr>
+          <w:rFonts w:ascii="Times New Roman" w:hAnsi="Times New Roman"/>
+          <w:sz w:val="28"/>
+          <w:szCs w:val="28"/>
+        </w:rPr>
+        <w:t>.</w:t>
+      </w:r>
+    </w:p>
+    <w:p>
+      <w:pPr>
+        <w:pStyle w:val="a4"/>
+        <w:numPr>
+          <w:ilvl w:val="0"/>
+          <w:numId w:val="1"/>
+        </w:numPr>
+        <w:spacing w:after="120"/>
+        <w:contextualSpacing w:val="0"/>
+        <w:rPr>
+          <w:rFonts w:ascii="Times New Roman" w:hAnsi="Times New Roman"/>
+          <w:sz w:val="28"/>
+          <w:szCs w:val="28"/>
+        </w:rPr>
+      </w:pPr>
+      <w:r>
+        <w:rPr>
+          <w:rFonts w:ascii="Times New Roman" w:hAnsi="Times New Roman"/>
+          <w:sz w:val="28"/>
+          <w:szCs w:val="28"/>
+        </w:rPr>
+        <w:t>З</w:t>
+      </w:r>
+      <w:r>
+        <w:rPr>
+          <w:rFonts w:ascii="Times New Roman" w:hAnsi="Times New Roman"/>
+          <w:sz w:val="28"/>
+          <w:szCs w:val="28"/>
+        </w:rPr>
+        <w:t>апустить мотор-вентилятор</w:t>
+      </w:r>
+      <w:r>
+        <w:rPr>
+          <w:rFonts w:ascii="Times New Roman" w:hAnsi="Times New Roman"/>
+          <w:sz w:val="28"/>
+          <w:szCs w:val="28"/>
+        </w:rPr>
+        <w:t>ы</w:t>
+      </w:r>
+      <w:r>
+        <w:rPr>
+          <w:rFonts w:ascii="Times New Roman" w:hAnsi="Times New Roman"/>
+          <w:sz w:val="28"/>
+          <w:szCs w:val="28"/>
+        </w:rPr>
+        <w:t>, обеспечивающи</w:t>
+      </w:r>
+      <w:r>
+        <w:rPr>
+          <w:rFonts w:ascii="Times New Roman" w:hAnsi="Times New Roman"/>
+          <w:sz w:val="28"/>
+          <w:szCs w:val="28"/>
+        </w:rPr>
+        <w:t>е</w:t>
+      </w:r>
+      <w:r>
+        <w:rPr>
+          <w:rFonts w:ascii="Times New Roman" w:hAnsi="Times New Roman"/>
+          <w:sz w:val="28"/>
+          <w:szCs w:val="28"/>
+        </w:rPr>
+        <w:t xml:space="preserve"> охлаждение </w:t>
+      </w:r>
+      <w:r>
+        <w:rPr>
+          <w:rFonts w:ascii="Times New Roman" w:hAnsi="Times New Roman"/>
+          <w:sz w:val="28"/>
+          <w:szCs w:val="28"/>
+        </w:rPr>
+        <w:t>силового</w:t>
+      </w:r>
+      <w:r>
+        <w:rPr>
+          <w:rFonts w:ascii="Times New Roman" w:hAnsi="Times New Roman"/>
+          <w:sz w:val="28"/>
+          <w:szCs w:val="28"/>
+        </w:rPr>
+        <w:t xml:space="preserve"> электро</w:t>
+      </w:r>
+      <w:r>
+        <w:rPr>
+          <w:rFonts w:ascii="Times New Roman" w:hAnsi="Times New Roman"/>
+          <w:sz w:val="28"/>
+          <w:szCs w:val="28"/>
+        </w:rPr>
+        <w:t>оборудования</w:t>
+      </w:r>
+      <w:r>
+        <w:rPr>
+          <w:rFonts w:ascii="Times New Roman" w:hAnsi="Times New Roman"/>
+          <w:sz w:val="28"/>
+          <w:szCs w:val="28"/>
+        </w:rPr>
+        <w:t>: в</w:t>
+      </w:r>
+      <w:r>
+        <w:rPr>
+          <w:rFonts w:ascii="Times New Roman" w:hAnsi="Times New Roman"/>
+          <w:sz w:val="28"/>
+          <w:szCs w:val="28"/>
+        </w:rPr>
+        <w:t xml:space="preserve">ключить </w:t>
+      </w:r>
+      <w:r>
+        <w:rPr>
+          <w:rFonts w:ascii="Times New Roman" w:hAnsi="Times New Roman"/>
+          <w:sz w:val="28"/>
+          <w:szCs w:val="28"/>
+        </w:rPr>
+        <w:t>тумблер</w:t>
+      </w:r>
+      <w:r>
+        <w:rPr>
+          <w:rFonts w:ascii="Times New Roman" w:hAnsi="Times New Roman"/>
+          <w:sz w:val="28"/>
+          <w:szCs w:val="28"/>
+        </w:rPr>
+        <w:t>ы «</w:t>
+      </w:r>
+      <w:r>
+        <w:rPr>
+          <w:rFonts w:ascii="Times New Roman" w:hAnsi="Times New Roman"/>
+          <w:sz w:val="28"/>
+          <w:szCs w:val="28"/>
+        </w:rPr>
+        <w:t>Мотор-вентилятор</w:t>
+      </w:r>
+      <w:r>
+        <w:rPr>
+          <w:rFonts w:ascii="Times New Roman" w:hAnsi="Times New Roman"/>
+          <w:sz w:val="28"/>
+          <w:szCs w:val="28"/>
+        </w:rPr>
+        <w:t xml:space="preserve"> </w:t>
+      </w:r>
+      <w:proofErr w:type="gramStart"/>
+      <w:r>
+        <w:rPr>
+          <w:rFonts w:ascii="Times New Roman" w:hAnsi="Times New Roman"/>
+          <w:sz w:val="28"/>
+          <w:szCs w:val="28"/>
+        </w:rPr>
+        <w:t>1..</w:t>
+      </w:r>
+      <w:proofErr w:type="gramEnd"/>
+      <w:r>
+        <w:rPr>
+          <w:rFonts w:ascii="Times New Roman" w:hAnsi="Times New Roman"/>
+          <w:sz w:val="28"/>
+          <w:szCs w:val="28"/>
+        </w:rPr>
+        <w:t>6</w:t>
+      </w:r>
+      <w:r>
+        <w:rPr>
+          <w:rFonts w:ascii="Times New Roman" w:hAnsi="Times New Roman"/>
+          <w:sz w:val="28"/>
+          <w:szCs w:val="28"/>
+        </w:rPr>
+        <w:t xml:space="preserve">» </w:t>
+      </w:r>
+      <w:r>
+        <w:rPr>
+          <w:rFonts w:ascii="Times New Roman" w:hAnsi="Times New Roman"/>
+          <w:sz w:val="28"/>
+          <w:szCs w:val="28"/>
+        </w:rPr>
+        <w:t>(</w:t>
+      </w:r>
+      <w:r>
+        <w:rPr>
+          <w:rFonts w:ascii="Times New Roman" w:hAnsi="Times New Roman"/>
+          <w:sz w:val="28"/>
+          <w:szCs w:val="28"/>
+        </w:rPr>
+        <w:t>клавиш</w:t>
+      </w:r>
+      <w:r>
+        <w:rPr>
+          <w:rFonts w:ascii="Times New Roman" w:hAnsi="Times New Roman"/>
+          <w:sz w:val="28"/>
+          <w:szCs w:val="28"/>
+        </w:rPr>
+        <w:t>и</w:t>
+      </w:r>
+      <w:r>
+        <w:rPr>
+          <w:rFonts w:ascii="Times New Roman" w:hAnsi="Times New Roman"/>
+          <w:sz w:val="28"/>
+          <w:szCs w:val="28"/>
+        </w:rPr>
+        <w:t xml:space="preserve"> </w:t>
+      </w:r>
+      <w:r>
+        <w:rPr>
+          <w:rFonts w:ascii="Times New Roman" w:hAnsi="Times New Roman"/>
+          <w:sz w:val="28"/>
+          <w:szCs w:val="28"/>
+          <w:lang w:val="en-US"/>
+        </w:rPr>
+        <w:t>Shift</w:t>
+      </w:r>
+      <w:r>
+        <w:rPr>
+          <w:rFonts w:ascii="Times New Roman" w:hAnsi="Times New Roman"/>
+          <w:sz w:val="28"/>
+          <w:szCs w:val="28"/>
+        </w:rPr>
+        <w:t xml:space="preserve"> + </w:t>
+      </w:r>
+      <w:r>
+        <w:rPr>
+          <w:rFonts w:ascii="Times New Roman" w:hAnsi="Times New Roman"/>
+          <w:sz w:val="28"/>
+          <w:szCs w:val="28"/>
+          <w:lang w:val="en-US"/>
+        </w:rPr>
+        <w:t>R</w:t>
+      </w:r>
+      <w:r>
+        <w:rPr>
+          <w:rFonts w:ascii="Times New Roman" w:hAnsi="Times New Roman"/>
+          <w:sz w:val="28"/>
+          <w:szCs w:val="28"/>
+        </w:rPr>
+        <w:t xml:space="preserve">, </w:t>
+      </w:r>
+      <w:r>
+        <w:rPr>
+          <w:rFonts w:ascii="Times New Roman" w:hAnsi="Times New Roman"/>
+          <w:sz w:val="28"/>
+          <w:szCs w:val="28"/>
+          <w:lang w:val="en-US"/>
+        </w:rPr>
+        <w:t>Shift</w:t>
+      </w:r>
+      <w:r>
+        <w:rPr>
+          <w:rFonts w:ascii="Times New Roman" w:hAnsi="Times New Roman"/>
+          <w:sz w:val="28"/>
+          <w:szCs w:val="28"/>
+        </w:rPr>
+        <w:t xml:space="preserve"> + </w:t>
+      </w:r>
+      <w:r>
+        <w:rPr>
+          <w:rFonts w:ascii="Times New Roman" w:hAnsi="Times New Roman"/>
+          <w:sz w:val="28"/>
+          <w:szCs w:val="28"/>
+          <w:lang w:val="en-US"/>
+        </w:rPr>
+        <w:t>F</w:t>
+      </w:r>
+      <w:r>
+        <w:rPr>
+          <w:rFonts w:ascii="Times New Roman" w:hAnsi="Times New Roman"/>
+          <w:sz w:val="28"/>
+          <w:szCs w:val="28"/>
+        </w:rPr>
+        <w:t>,</w:t>
+      </w:r>
+      <w:r>
+        <w:t xml:space="preserve"> </w:t>
+      </w:r>
+      <w:r>
+        <w:rPr>
+          <w:rFonts w:ascii="Times New Roman" w:hAnsi="Times New Roman"/>
+          <w:sz w:val="28"/>
+          <w:szCs w:val="28"/>
+          <w:lang w:val="en-US"/>
+        </w:rPr>
+        <w:t>Shift</w:t>
+      </w:r>
+      <w:r>
+        <w:rPr>
+          <w:rFonts w:ascii="Times New Roman" w:hAnsi="Times New Roman"/>
+          <w:sz w:val="28"/>
+          <w:szCs w:val="28"/>
+        </w:rPr>
+        <w:t xml:space="preserve"> + </w:t>
+      </w:r>
+      <w:r>
+        <w:rPr>
+          <w:rFonts w:ascii="Times New Roman" w:hAnsi="Times New Roman"/>
+          <w:sz w:val="28"/>
+          <w:szCs w:val="28"/>
+          <w:lang w:val="en-US"/>
+        </w:rPr>
+        <w:t>Y</w:t>
+      </w:r>
+      <w:r>
+        <w:rPr>
+          <w:rFonts w:ascii="Times New Roman" w:hAnsi="Times New Roman"/>
+          <w:sz w:val="28"/>
+          <w:szCs w:val="28"/>
+        </w:rPr>
+        <w:t xml:space="preserve">, </w:t>
+      </w:r>
+      <w:r>
+        <w:rPr>
+          <w:rFonts w:ascii="Times New Roman" w:hAnsi="Times New Roman"/>
+          <w:sz w:val="28"/>
+          <w:szCs w:val="28"/>
+          <w:lang w:val="en-US"/>
+        </w:rPr>
+        <w:t>Shift</w:t>
+      </w:r>
+      <w:r>
+        <w:rPr>
+          <w:rFonts w:ascii="Times New Roman" w:hAnsi="Times New Roman"/>
+          <w:sz w:val="28"/>
+          <w:szCs w:val="28"/>
+        </w:rPr>
+        <w:t xml:space="preserve"> + 5,</w:t>
+      </w:r>
+      <w:r>
+        <w:t xml:space="preserve"> </w:t>
+      </w:r>
+      <w:r>
+        <w:rPr>
+          <w:rFonts w:ascii="Times New Roman" w:hAnsi="Times New Roman"/>
+          <w:sz w:val="28"/>
+          <w:szCs w:val="28"/>
+          <w:lang w:val="en-US"/>
+        </w:rPr>
+        <w:t>Shift</w:t>
+      </w:r>
+      <w:r>
+        <w:rPr>
+          <w:rFonts w:ascii="Times New Roman" w:hAnsi="Times New Roman"/>
+          <w:sz w:val="28"/>
+          <w:szCs w:val="28"/>
+        </w:rPr>
+        <w:t xml:space="preserve"> + 6, </w:t>
+      </w:r>
+      <w:r>
+        <w:rPr>
+          <w:rFonts w:ascii="Times New Roman" w:hAnsi="Times New Roman"/>
+          <w:sz w:val="28"/>
+          <w:szCs w:val="28"/>
+          <w:lang w:val="en-US"/>
+        </w:rPr>
+        <w:t>Shift</w:t>
+      </w:r>
+      <w:r>
+        <w:rPr>
+          <w:rFonts w:ascii="Times New Roman" w:hAnsi="Times New Roman"/>
+          <w:sz w:val="28"/>
+          <w:szCs w:val="28"/>
+        </w:rPr>
+        <w:t xml:space="preserve"> + 7).</w:t>
+      </w:r>
+    </w:p>
+    <w:p>
+      <w:pPr>
+        <w:pStyle w:val="a4"/>
+        <w:numPr>
+          <w:ilvl w:val="0"/>
+          <w:numId w:val="1"/>
+        </w:numPr>
+        <w:spacing w:after="120"/>
+        <w:contextualSpacing w:val="0"/>
+        <w:rPr>
+          <w:rFonts w:ascii="Times New Roman" w:hAnsi="Times New Roman"/>
+          <w:sz w:val="28"/>
+          <w:szCs w:val="28"/>
+        </w:rPr>
+      </w:pPr>
+      <w:r>
+        <w:rPr>
+          <w:rFonts w:ascii="Times New Roman" w:hAnsi="Times New Roman"/>
+          <w:sz w:val="28"/>
+          <w:szCs w:val="28"/>
+        </w:rPr>
+        <w:t xml:space="preserve">Подать напряжение в цепи управления </w:t>
+      </w:r>
+      <w:r>
+        <w:rPr>
+          <w:rFonts w:ascii="Times New Roman" w:hAnsi="Times New Roman"/>
+          <w:sz w:val="28"/>
+          <w:szCs w:val="28"/>
+        </w:rPr>
+        <w:t>силовой схемой электровоза: включить тумблер «</w:t>
+      </w:r>
+      <w:r>
+        <w:rPr>
+          <w:rFonts w:ascii="Times New Roman" w:hAnsi="Times New Roman"/>
+          <w:sz w:val="28"/>
+          <w:szCs w:val="28"/>
+        </w:rPr>
+        <w:t>Цепи управления</w:t>
+      </w:r>
+      <w:r>
+        <w:rPr>
+          <w:rFonts w:ascii="Times New Roman" w:hAnsi="Times New Roman"/>
+          <w:sz w:val="28"/>
+          <w:szCs w:val="28"/>
+        </w:rPr>
+        <w:t>» (</w:t>
+      </w:r>
+      <w:r>
+        <w:rPr>
+          <w:rFonts w:ascii="Times New Roman" w:hAnsi="Times New Roman"/>
+          <w:sz w:val="28"/>
+          <w:szCs w:val="28"/>
+        </w:rPr>
+        <w:t>клавиша Shift + J</w:t>
+      </w:r>
+      <w:r>
+        <w:rPr>
+          <w:rFonts w:ascii="Times New Roman" w:hAnsi="Times New Roman"/>
+          <w:sz w:val="28"/>
+          <w:szCs w:val="28"/>
+        </w:rPr>
+        <w:t>)</w:t>
+      </w:r>
+    </w:p>
+    <w:p>
+      <w:pPr>
+        <w:pStyle w:val="a4"/>
+        <w:numPr>
+          <w:ilvl w:val="0"/>
+          <w:numId w:val="1"/>
+        </w:numPr>
+        <w:spacing w:after="120"/>
+        <w:contextualSpacing w:val="0"/>
+        <w:rPr>
+          <w:rFonts w:ascii="Times New Roman" w:hAnsi="Times New Roman"/>
+          <w:sz w:val="28"/>
+          <w:szCs w:val="28"/>
+        </w:rPr>
+      </w:pPr>
+      <w:r>
+        <w:rPr>
+          <w:rFonts w:ascii="Times New Roman" w:hAnsi="Times New Roman"/>
+          <w:sz w:val="28"/>
+          <w:szCs w:val="28"/>
+        </w:rPr>
+        <w:t>Включить ЭПК (электропневматический клапан автостопа, клавиш</w:t>
+      </w:r>
+      <w:r>
+        <w:rPr>
+          <w:rFonts w:ascii="Times New Roman" w:hAnsi="Times New Roman"/>
+          <w:sz w:val="28"/>
+          <w:szCs w:val="28"/>
+        </w:rPr>
+        <w:t>а</w:t>
+      </w:r>
+      <w:r>
+        <w:rPr>
+          <w:rFonts w:ascii="Times New Roman" w:hAnsi="Times New Roman"/>
+          <w:sz w:val="28"/>
+          <w:szCs w:val="28"/>
+        </w:rPr>
+        <w:br/>
+      </w:r>
+      <w:r>
+        <w:rPr>
+          <w:rFonts w:ascii="Times New Roman" w:hAnsi="Times New Roman"/>
+          <w:sz w:val="28"/>
+          <w:szCs w:val="28"/>
+        </w:rPr>
+        <w:t>Shift + N), он начнёт громко свистеть. Сразу прервать его свисток нажатием на рукоятк</w:t>
+      </w:r>
+      <w:r>
+        <w:rPr>
+          <w:rFonts w:ascii="Times New Roman" w:hAnsi="Times New Roman"/>
+          <w:sz w:val="28"/>
+          <w:szCs w:val="28"/>
+        </w:rPr>
+        <w:t>у</w:t>
+      </w:r>
+      <w:r>
+        <w:rPr>
+          <w:rFonts w:ascii="Times New Roman" w:hAnsi="Times New Roman"/>
+          <w:sz w:val="28"/>
+          <w:szCs w:val="28"/>
+        </w:rPr>
+        <w:t xml:space="preserve"> бдительности</w:t>
+      </w:r>
+      <w:r>
+        <w:rPr>
+          <w:rFonts w:ascii="Times New Roman" w:hAnsi="Times New Roman"/>
+          <w:sz w:val="28"/>
+          <w:szCs w:val="28"/>
+        </w:rPr>
+        <w:t xml:space="preserve"> специальную</w:t>
+      </w:r>
+      <w:r>
+        <w:rPr>
+          <w:rFonts w:ascii="Times New Roman" w:hAnsi="Times New Roman"/>
+          <w:sz w:val="28"/>
+          <w:szCs w:val="28"/>
+        </w:rPr>
+        <w:t xml:space="preserve"> РБ</w:t>
+      </w:r>
+      <w:r>
+        <w:rPr>
+          <w:rFonts w:ascii="Times New Roman" w:hAnsi="Times New Roman"/>
+          <w:sz w:val="28"/>
+          <w:szCs w:val="28"/>
+        </w:rPr>
+        <w:t>С</w:t>
+      </w:r>
+      <w:r>
+        <w:rPr>
+          <w:rFonts w:ascii="Times New Roman" w:hAnsi="Times New Roman"/>
+          <w:sz w:val="28"/>
+          <w:szCs w:val="28"/>
+        </w:rPr>
+        <w:t xml:space="preserve"> (клавиша M</w:t>
+      </w:r>
+      <w:r>
+        <w:rPr>
+          <w:rFonts w:ascii="Times New Roman" w:hAnsi="Times New Roman"/>
+          <w:sz w:val="28"/>
+          <w:szCs w:val="28"/>
+        </w:rPr>
+        <w:t>)</w:t>
+      </w:r>
+      <w:r>
+        <w:rPr>
+          <w:rFonts w:ascii="Times New Roman" w:hAnsi="Times New Roman"/>
+          <w:sz w:val="28"/>
+          <w:szCs w:val="28"/>
+        </w:rPr>
+        <w:t>.</w:t>
+      </w:r>
+    </w:p>
+    <w:p>
+      <w:pPr>
+        <w:rPr>
+          <w:rFonts w:ascii="Times New Roman" w:hAnsi="Times New Roman"/>
+          <w:sz w:val="28"/>
+          <w:szCs w:val="28"/>
+        </w:rPr>
+      </w:pPr>
+      <w:r>
+        <w:rPr>
+          <w:rFonts w:ascii="Times New Roman" w:hAnsi="Times New Roman"/>
+          <w:sz w:val="28"/>
+          <w:szCs w:val="28"/>
+        </w:rPr>
+        <w:t xml:space="preserve">Готово, </w:t>
+      </w:r>
+      <w:r>
+        <w:rPr>
+          <w:rFonts w:ascii="Times New Roman" w:hAnsi="Times New Roman"/>
+          <w:sz w:val="28"/>
+          <w:szCs w:val="28"/>
+        </w:rPr>
+        <w:t>ВЛ</w:t>
+      </w:r>
+      <w:r>
+        <w:rPr>
+          <w:rFonts w:ascii="Times New Roman" w:hAnsi="Times New Roman"/>
+          <w:sz w:val="28"/>
+          <w:szCs w:val="28"/>
+        </w:rPr>
+        <w:t>60</w:t>
+      </w:r>
+      <w:r>
+        <w:rPr>
+          <w:rFonts w:ascii="Times New Roman" w:hAnsi="Times New Roman"/>
+          <w:sz w:val="28"/>
+          <w:szCs w:val="28"/>
+        </w:rPr>
+        <w:t xml:space="preserve"> запущен.</w:t>
+      </w:r>
+      <w:r>
+        <w:rPr>
+          <w:rFonts w:ascii="Times New Roman" w:hAnsi="Times New Roman"/>
+          <w:sz w:val="28"/>
+          <w:szCs w:val="28"/>
+        </w:rPr>
+        <w:t xml:space="preserve"> </w:t>
+      </w:r>
+      <w:r>
+        <w:rPr>
+          <w:rFonts w:ascii="Times New Roman" w:hAnsi="Times New Roman"/>
+          <w:sz w:val="28"/>
+          <w:szCs w:val="28"/>
+        </w:rPr>
+        <w:t>Перед движением следует о</w:t>
+      </w:r>
+      <w:r>
+        <w:rPr>
+          <w:rFonts w:ascii="Times New Roman" w:hAnsi="Times New Roman"/>
+          <w:sz w:val="28"/>
+          <w:szCs w:val="28"/>
+        </w:rPr>
+        <w:t>тпустить тормоза локомотива: перевести кран вспомогательного тормоза в поездное положение (вращ</w:t>
+      </w:r>
+      <w:r>
+        <w:rPr>
+          <w:rFonts w:ascii="Times New Roman" w:hAnsi="Times New Roman"/>
+          <w:sz w:val="28"/>
+          <w:szCs w:val="28"/>
+        </w:rPr>
+        <w:t>ая</w:t>
+      </w:r>
+      <w:r>
+        <w:rPr>
+          <w:rFonts w:ascii="Times New Roman" w:hAnsi="Times New Roman"/>
+          <w:sz w:val="28"/>
+          <w:szCs w:val="28"/>
+        </w:rPr>
+        <w:t xml:space="preserve"> рукоятк</w:t>
+      </w:r>
+      <w:r>
+        <w:rPr>
+          <w:rFonts w:ascii="Times New Roman" w:hAnsi="Times New Roman"/>
+          <w:sz w:val="28"/>
+          <w:szCs w:val="28"/>
+        </w:rPr>
+        <w:t>у</w:t>
+      </w:r>
+      <w:r>
+        <w:rPr>
+          <w:rFonts w:ascii="Times New Roman" w:hAnsi="Times New Roman"/>
+          <w:sz w:val="28"/>
+          <w:szCs w:val="28"/>
+        </w:rPr>
+        <w:t xml:space="preserve"> крана </w:t>
+      </w:r>
+      <w:r>
+        <w:rPr>
+          <w:rFonts w:ascii="Times New Roman" w:hAnsi="Times New Roman"/>
+          <w:sz w:val="28"/>
+          <w:szCs w:val="28"/>
+        </w:rPr>
+        <w:t>«</w:t>
+      </w:r>
+      <w:r>
+        <w:rPr>
+          <w:rFonts w:ascii="Times New Roman" w:hAnsi="Times New Roman"/>
+          <w:sz w:val="28"/>
+          <w:szCs w:val="28"/>
+        </w:rPr>
+        <w:t>от себя</w:t>
+      </w:r>
+      <w:r>
+        <w:rPr>
+          <w:rFonts w:ascii="Times New Roman" w:hAnsi="Times New Roman"/>
+          <w:sz w:val="28"/>
+          <w:szCs w:val="28"/>
+        </w:rPr>
+        <w:t>» –</w:t>
+      </w:r>
+      <w:r>
+        <w:rPr>
+          <w:rFonts w:ascii="Times New Roman" w:hAnsi="Times New Roman"/>
+          <w:sz w:val="28"/>
+          <w:szCs w:val="28"/>
+        </w:rPr>
+        <w:t xml:space="preserve"> удерживая клавишу [, либо нажав </w:t>
+      </w:r>
+      <w:r>
+        <w:rPr>
+          <w:rFonts w:ascii="Times New Roman" w:hAnsi="Times New Roman"/>
+          <w:sz w:val="28"/>
+          <w:szCs w:val="28"/>
+          <w:lang w:val="en-US"/>
+        </w:rPr>
+        <w:t>Alt</w:t>
+      </w:r>
+      <w:r>
+        <w:rPr>
+          <w:rFonts w:ascii="Times New Roman" w:hAnsi="Times New Roman"/>
+          <w:sz w:val="28"/>
+          <w:szCs w:val="28"/>
+        </w:rPr>
+        <w:t>+8).</w:t>
+      </w:r>
+    </w:p>
+    <w:p>
+      <w:pPr>
+        <w:jc w:val="center"/>
+        <w:rPr>
+          <w:rFonts w:ascii="Times New Roman" w:hAnsi="Times New Roman"/>
+          <w:b/>
+          <w:sz w:val="28"/>
+          <w:szCs w:val="28"/>
+        </w:rPr>
+      </w:pPr>
+      <w:r>
+        <w:rPr>
+          <w:rFonts w:ascii="Times New Roman" w:hAnsi="Times New Roman"/>
+          <w:b/>
+          <w:sz w:val="28"/>
+          <w:szCs w:val="28"/>
+        </w:rPr>
+        <w:t xml:space="preserve">Краткое руководство </w:t>
+      </w:r>
+      <w:r>
+        <w:rPr>
+          <w:rFonts w:ascii="Times New Roman" w:hAnsi="Times New Roman"/>
+          <w:b/>
+          <w:sz w:val="28"/>
+          <w:szCs w:val="28"/>
+        </w:rPr>
+        <w:t xml:space="preserve">по </w:t>
+      </w:r>
+      <w:r>
+        <w:rPr>
+          <w:rFonts w:ascii="Times New Roman" w:hAnsi="Times New Roman"/>
+          <w:b/>
+          <w:sz w:val="28"/>
+          <w:szCs w:val="28"/>
+        </w:rPr>
+        <w:t>управлению</w:t>
+      </w:r>
+      <w:r>
+        <w:rPr>
+          <w:rFonts w:ascii="Times New Roman" w:hAnsi="Times New Roman"/>
+          <w:b/>
+          <w:sz w:val="28"/>
+          <w:szCs w:val="28"/>
+        </w:rPr>
+        <w:t xml:space="preserve"> </w:t>
+      </w:r>
+      <w:r>
+        <w:rPr>
+          <w:rFonts w:ascii="Times New Roman" w:hAnsi="Times New Roman"/>
+          <w:b/>
+          <w:sz w:val="28"/>
+          <w:szCs w:val="28"/>
+        </w:rPr>
+        <w:t xml:space="preserve">тягой </w:t>
+      </w:r>
+      <w:r>
+        <w:rPr>
+          <w:rFonts w:ascii="Times New Roman" w:hAnsi="Times New Roman"/>
+          <w:b/>
+          <w:sz w:val="28"/>
+          <w:szCs w:val="28"/>
+        </w:rPr>
+        <w:t>электровоз</w:t>
+      </w:r>
+      <w:r>
+        <w:rPr>
+          <w:rFonts w:ascii="Times New Roman" w:hAnsi="Times New Roman"/>
+          <w:b/>
+          <w:sz w:val="28"/>
+          <w:szCs w:val="28"/>
+        </w:rPr>
+        <w:t>а</w:t>
+      </w:r>
+      <w:r>
+        <w:rPr>
+          <w:rFonts w:ascii="Times New Roman" w:hAnsi="Times New Roman"/>
+          <w:b/>
+          <w:sz w:val="28"/>
+          <w:szCs w:val="28"/>
+        </w:rPr>
+        <w:t xml:space="preserve"> ВЛ60 в RRS</w:t>
+      </w:r>
+    </w:p>
+    <w:p>
+      <w:pPr>
+        <w:spacing w:after="120"/>
+        <w:rPr>
+          <w:rFonts w:ascii="Times New Roman" w:hAnsi="Times New Roman"/>
+          <w:sz w:val="28"/>
+          <w:szCs w:val="28"/>
+        </w:rPr>
+      </w:pPr>
+      <w:r>
+        <w:rPr>
+          <w:rFonts w:ascii="Times New Roman" w:hAnsi="Times New Roman"/>
+          <w:sz w:val="28"/>
+          <w:szCs w:val="28"/>
+        </w:rPr>
+        <w:t>Электровоз управляется контроллером машиниста, у которого есть два вала:</w:t>
+      </w:r>
+    </w:p>
+    <w:p>
+      <w:pPr>
+        <w:pStyle w:val="a4"/>
+        <w:numPr>
+          <w:ilvl w:val="0"/>
+          <w:numId w:val="4"/>
+        </w:numPr>
+        <w:spacing w:after="0"/>
+        <w:contextualSpacing w:val="0"/>
+        <w:rPr>
+          <w:rFonts w:ascii="Times New Roman" w:hAnsi="Times New Roman"/>
+          <w:sz w:val="28"/>
+          <w:szCs w:val="28"/>
+        </w:rPr>
+      </w:pPr>
+      <w:r>
+        <w:rPr>
+          <w:rFonts w:ascii="Times New Roman" w:hAnsi="Times New Roman"/>
+          <w:sz w:val="28"/>
+          <w:szCs w:val="28"/>
+        </w:rPr>
+        <w:t xml:space="preserve">реверсивный, </w:t>
+      </w:r>
+      <w:r>
+        <w:rPr>
+          <w:rFonts w:ascii="Times New Roman" w:hAnsi="Times New Roman"/>
+          <w:sz w:val="28"/>
+          <w:szCs w:val="28"/>
+        </w:rPr>
+        <w:t>с</w:t>
+      </w:r>
+      <w:r>
+        <w:rPr>
+          <w:rFonts w:ascii="Times New Roman" w:hAnsi="Times New Roman"/>
+          <w:sz w:val="28"/>
+          <w:szCs w:val="28"/>
+        </w:rPr>
+        <w:t xml:space="preserve">лужит для выбора направления движения вперёд </w:t>
+      </w:r>
+      <w:r>
+        <w:rPr>
+          <w:rFonts w:ascii="Times New Roman" w:hAnsi="Times New Roman"/>
+          <w:sz w:val="28"/>
+          <w:szCs w:val="28"/>
+        </w:rPr>
+        <w:t>/</w:t>
+      </w:r>
+      <w:r>
+        <w:rPr>
+          <w:rFonts w:ascii="Times New Roman" w:hAnsi="Times New Roman"/>
+          <w:sz w:val="28"/>
+          <w:szCs w:val="28"/>
+        </w:rPr>
+        <w:t xml:space="preserve"> назад,</w:t>
+      </w:r>
+      <w:r>
+        <w:rPr>
+          <w:rFonts w:ascii="Times New Roman" w:hAnsi="Times New Roman"/>
+          <w:sz w:val="28"/>
+          <w:szCs w:val="28"/>
+        </w:rPr>
+        <w:br/>
+      </w:r>
+      <w:r>
+        <w:rPr>
+          <w:rFonts w:ascii="Times New Roman" w:hAnsi="Times New Roman"/>
+          <w:sz w:val="28"/>
+          <w:szCs w:val="28"/>
+        </w:rPr>
+        <w:t xml:space="preserve">а также </w:t>
+      </w:r>
+      <w:r>
+        <w:rPr>
+          <w:rFonts w:ascii="Times New Roman" w:hAnsi="Times New Roman"/>
+          <w:sz w:val="28"/>
+          <w:szCs w:val="28"/>
+        </w:rPr>
+        <w:t xml:space="preserve">позволяет </w:t>
+      </w:r>
+      <w:r>
+        <w:rPr>
+          <w:rFonts w:ascii="Times New Roman" w:hAnsi="Times New Roman"/>
+          <w:sz w:val="28"/>
+          <w:szCs w:val="28"/>
+        </w:rPr>
+        <w:t xml:space="preserve">в направлении вперёд </w:t>
+      </w:r>
+      <w:r>
+        <w:rPr>
+          <w:rFonts w:ascii="Times New Roman" w:hAnsi="Times New Roman"/>
+          <w:sz w:val="28"/>
+          <w:szCs w:val="28"/>
+        </w:rPr>
+        <w:t>задать ступени</w:t>
+      </w:r>
+      <w:r>
+        <w:rPr>
+          <w:rFonts w:ascii="Times New Roman" w:hAnsi="Times New Roman"/>
+          <w:sz w:val="28"/>
+          <w:szCs w:val="28"/>
+        </w:rPr>
+        <w:t xml:space="preserve"> ослабления возбуждения поля</w:t>
+      </w:r>
+      <w:r>
+        <w:rPr>
+          <w:rFonts w:ascii="Times New Roman" w:hAnsi="Times New Roman"/>
+          <w:sz w:val="28"/>
+          <w:szCs w:val="28"/>
+        </w:rPr>
+        <w:t xml:space="preserve">. </w:t>
+      </w:r>
+      <w:r>
+        <w:rPr>
+          <w:rFonts w:ascii="Times New Roman" w:hAnsi="Times New Roman"/>
+          <w:sz w:val="28"/>
+          <w:szCs w:val="28"/>
+        </w:rPr>
+        <w:t xml:space="preserve">Реверсивная рукоятка </w:t>
+      </w:r>
+      <w:r>
+        <w:rPr>
+          <w:rFonts w:ascii="Times New Roman" w:hAnsi="Times New Roman"/>
+          <w:sz w:val="28"/>
+          <w:szCs w:val="28"/>
+        </w:rPr>
+        <w:t>управляется клавишами W и S</w:t>
+      </w:r>
+      <w:r>
+        <w:rPr>
+          <w:rFonts w:ascii="Times New Roman" w:hAnsi="Times New Roman"/>
+          <w:sz w:val="28"/>
+          <w:szCs w:val="28"/>
+        </w:rPr>
+        <w:t>, и</w:t>
+      </w:r>
+      <w:r>
+        <w:rPr>
+          <w:rFonts w:ascii="Times New Roman" w:hAnsi="Times New Roman"/>
+          <w:sz w:val="28"/>
+          <w:szCs w:val="28"/>
+        </w:rPr>
+        <w:t>меет следующие положения:</w:t>
+      </w:r>
+    </w:p>
+    <w:p>
+      <w:pPr>
+        <w:pStyle w:val="a4"/>
+        <w:numPr>
+          <w:ilvl w:val="1"/>
+          <w:numId w:val="8"/>
+        </w:numPr>
+        <w:spacing w:after="0"/>
+        <w:contextualSpacing w:val="0"/>
+        <w:rPr>
+          <w:rFonts w:ascii="Times New Roman" w:hAnsi="Times New Roman"/>
+          <w:sz w:val="28"/>
+          <w:szCs w:val="28"/>
+        </w:rPr>
+      </w:pPr>
+      <w:r>
+        <w:rPr>
+          <w:rFonts w:ascii="Times New Roman" w:hAnsi="Times New Roman"/>
+          <w:sz w:val="28"/>
+          <w:szCs w:val="28"/>
+        </w:rPr>
+        <w:t>«</w:t>
+      </w:r>
+      <w:r>
+        <w:rPr>
+          <w:rFonts w:ascii="Times New Roman" w:hAnsi="Times New Roman"/>
+          <w:sz w:val="28"/>
+          <w:szCs w:val="28"/>
+        </w:rPr>
+        <w:t>назад</w:t>
+      </w:r>
+      <w:r>
+        <w:rPr>
+          <w:rFonts w:ascii="Times New Roman" w:hAnsi="Times New Roman"/>
+          <w:sz w:val="28"/>
+          <w:szCs w:val="28"/>
+        </w:rPr>
+        <w:t>»</w:t>
+      </w:r>
+    </w:p>
+    <w:p>
+      <w:pPr>
+        <w:pStyle w:val="a4"/>
+        <w:numPr>
+          <w:ilvl w:val="1"/>
+          <w:numId w:val="8"/>
+        </w:numPr>
+        <w:spacing w:after="0"/>
+        <w:contextualSpacing w:val="0"/>
+        <w:rPr>
+          <w:rFonts w:ascii="Times New Roman" w:hAnsi="Times New Roman"/>
+          <w:sz w:val="28"/>
+          <w:szCs w:val="28"/>
+        </w:rPr>
+      </w:pPr>
+      <w:r>
+        <w:rPr>
+          <w:rFonts w:ascii="Times New Roman" w:hAnsi="Times New Roman"/>
+          <w:sz w:val="28"/>
+          <w:szCs w:val="28"/>
+        </w:rPr>
+        <w:t>«0»</w:t>
+      </w:r>
+    </w:p>
+    <w:p>
+      <w:pPr>
+        <w:pStyle w:val="a4"/>
+        <w:numPr>
+          <w:ilvl w:val="1"/>
+          <w:numId w:val="8"/>
+        </w:numPr>
+        <w:spacing w:after="0"/>
+        <w:contextualSpacing w:val="0"/>
+        <w:rPr>
+          <w:rFonts w:ascii="Times New Roman" w:hAnsi="Times New Roman"/>
+          <w:sz w:val="28"/>
+          <w:szCs w:val="28"/>
+        </w:rPr>
+      </w:pPr>
+      <w:r>
+        <w:rPr>
+          <w:rFonts w:ascii="Times New Roman" w:hAnsi="Times New Roman"/>
+          <w:sz w:val="28"/>
+          <w:szCs w:val="28"/>
+        </w:rPr>
+        <w:t>«</w:t>
+      </w:r>
+      <w:r>
+        <w:rPr>
+          <w:rFonts w:ascii="Times New Roman" w:hAnsi="Times New Roman"/>
+          <w:sz w:val="28"/>
+          <w:szCs w:val="28"/>
+        </w:rPr>
+        <w:t>вперёд</w:t>
+      </w:r>
+      <w:r>
+        <w:rPr>
+          <w:rFonts w:ascii="Times New Roman" w:hAnsi="Times New Roman"/>
+          <w:sz w:val="28"/>
+          <w:szCs w:val="28"/>
+        </w:rPr>
+        <w:t>»</w:t>
+      </w:r>
+    </w:p>
+    <w:p>
+      <w:pPr>
+        <w:pStyle w:val="a4"/>
+        <w:numPr>
+          <w:ilvl w:val="1"/>
+          <w:numId w:val="8"/>
+        </w:numPr>
+        <w:spacing w:after="0"/>
+        <w:contextualSpacing w:val="0"/>
+        <w:rPr>
+          <w:rFonts w:ascii="Times New Roman" w:hAnsi="Times New Roman"/>
+          <w:sz w:val="28"/>
+          <w:szCs w:val="28"/>
+        </w:rPr>
+      </w:pPr>
+      <w:r>
+        <w:rPr>
+          <w:rFonts w:ascii="Times New Roman" w:hAnsi="Times New Roman"/>
+          <w:sz w:val="28"/>
+          <w:szCs w:val="28"/>
+        </w:rPr>
+        <w:t>ОВ1</w:t>
+      </w:r>
+    </w:p>
+    <w:p>
+      <w:pPr>
+        <w:pStyle w:val="a4"/>
+        <w:numPr>
+          <w:ilvl w:val="1"/>
+          <w:numId w:val="8"/>
+        </w:numPr>
+        <w:spacing w:after="0"/>
+        <w:contextualSpacing w:val="0"/>
+        <w:rPr>
+          <w:rFonts w:ascii="Times New Roman" w:hAnsi="Times New Roman"/>
+          <w:sz w:val="28"/>
+          <w:szCs w:val="28"/>
+        </w:rPr>
+      </w:pPr>
+      <w:r>
+        <w:rPr>
+          <w:rFonts w:ascii="Times New Roman" w:hAnsi="Times New Roman"/>
+          <w:sz w:val="28"/>
+          <w:szCs w:val="28"/>
+        </w:rPr>
+        <w:t>ОВ2</w:t>
+      </w:r>
+    </w:p>
+    <w:p>
+      <w:pPr>
+        <w:pStyle w:val="a4"/>
+        <w:numPr>
+          <w:ilvl w:val="1"/>
+          <w:numId w:val="8"/>
+        </w:numPr>
+        <w:spacing w:after="0"/>
+        <w:contextualSpacing w:val="0"/>
+        <w:rPr>
+          <w:rFonts w:ascii="Times New Roman" w:hAnsi="Times New Roman"/>
+          <w:sz w:val="28"/>
+          <w:szCs w:val="28"/>
+        </w:rPr>
+      </w:pPr>
+      <w:r>
+        <w:rPr>
+          <w:rFonts w:ascii="Times New Roman" w:hAnsi="Times New Roman"/>
+          <w:sz w:val="28"/>
+          <w:szCs w:val="28"/>
+        </w:rPr>
+        <w:t>ОВ3</w:t>
+      </w:r>
+    </w:p>
+    <w:p>
+      <w:pPr>
+        <w:pStyle w:val="a4"/>
+        <w:numPr>
+          <w:ilvl w:val="0"/>
+          <w:numId w:val="4"/>
+        </w:numPr>
+        <w:spacing w:after="0"/>
+        <w:contextualSpacing w:val="0"/>
+        <w:rPr>
+          <w:rFonts w:ascii="Times New Roman" w:hAnsi="Times New Roman"/>
+          <w:sz w:val="28"/>
+          <w:szCs w:val="28"/>
+        </w:rPr>
+      </w:pPr>
+      <w:r>
+        <w:rPr>
+          <w:rFonts w:ascii="Times New Roman" w:hAnsi="Times New Roman"/>
+          <w:sz w:val="28"/>
+          <w:szCs w:val="28"/>
+        </w:rPr>
+        <w:lastRenderedPageBreak/>
+        <w:t xml:space="preserve">главный, </w:t>
+      </w:r>
+      <w:r>
+        <w:rPr>
+          <w:rFonts w:ascii="Times New Roman" w:hAnsi="Times New Roman"/>
+          <w:sz w:val="28"/>
+          <w:szCs w:val="28"/>
+        </w:rPr>
+        <w:t>управляет</w:t>
+      </w:r>
+      <w:r>
+        <w:rPr>
+          <w:rFonts w:ascii="Times New Roman" w:hAnsi="Times New Roman"/>
+          <w:sz w:val="28"/>
+          <w:szCs w:val="28"/>
+        </w:rPr>
+        <w:t xml:space="preserve"> переключ</w:t>
+      </w:r>
+      <w:r>
+        <w:rPr>
+          <w:rFonts w:ascii="Times New Roman" w:hAnsi="Times New Roman"/>
+          <w:sz w:val="28"/>
+          <w:szCs w:val="28"/>
+        </w:rPr>
+        <w:t>ением</w:t>
+      </w:r>
+      <w:r>
+        <w:rPr>
+          <w:rFonts w:ascii="Times New Roman" w:hAnsi="Times New Roman"/>
+          <w:sz w:val="28"/>
+          <w:szCs w:val="28"/>
+        </w:rPr>
+        <w:t xml:space="preserve"> позици</w:t>
+      </w:r>
+      <w:r>
+        <w:rPr>
+          <w:rFonts w:ascii="Times New Roman" w:hAnsi="Times New Roman"/>
+          <w:sz w:val="28"/>
+          <w:szCs w:val="28"/>
+        </w:rPr>
+        <w:t>й</w:t>
+      </w:r>
+      <w:r>
+        <w:rPr>
+          <w:rFonts w:ascii="Times New Roman" w:hAnsi="Times New Roman"/>
+          <w:sz w:val="28"/>
+          <w:szCs w:val="28"/>
+        </w:rPr>
+        <w:t xml:space="preserve"> силовой схемы</w:t>
+      </w:r>
+      <w:r>
+        <w:rPr>
+          <w:rFonts w:ascii="Times New Roman" w:hAnsi="Times New Roman"/>
+          <w:sz w:val="28"/>
+          <w:szCs w:val="28"/>
+        </w:rPr>
+        <w:t xml:space="preserve">. Рукоятка контроллера управляется клавишами </w:t>
+      </w:r>
+      <w:r>
+        <w:rPr>
+          <w:rFonts w:ascii="Times New Roman" w:hAnsi="Times New Roman"/>
+          <w:sz w:val="28"/>
+          <w:szCs w:val="28"/>
+          <w:lang w:val="en-US"/>
+        </w:rPr>
+        <w:t>A</w:t>
+      </w:r>
+      <w:r>
+        <w:rPr>
+          <w:rFonts w:ascii="Times New Roman" w:hAnsi="Times New Roman"/>
+          <w:sz w:val="28"/>
+          <w:szCs w:val="28"/>
+        </w:rPr>
+        <w:t xml:space="preserve"> </w:t>
+      </w:r>
+      <w:r>
+        <w:rPr>
+          <w:rFonts w:ascii="Times New Roman" w:hAnsi="Times New Roman"/>
+          <w:sz w:val="28"/>
+          <w:szCs w:val="28"/>
+        </w:rPr>
+        <w:t xml:space="preserve">и </w:t>
+      </w:r>
+      <w:r>
+        <w:rPr>
+          <w:rFonts w:ascii="Times New Roman" w:hAnsi="Times New Roman"/>
+          <w:sz w:val="28"/>
+          <w:szCs w:val="28"/>
+          <w:lang w:val="en-US"/>
+        </w:rPr>
+        <w:t>D</w:t>
+      </w:r>
+      <w:r>
+        <w:rPr>
+          <w:rFonts w:ascii="Times New Roman" w:hAnsi="Times New Roman"/>
+          <w:sz w:val="28"/>
+          <w:szCs w:val="28"/>
+        </w:rPr>
+        <w:t>,</w:t>
+      </w:r>
+      <w:r>
+        <w:rPr>
+          <w:rFonts w:ascii="Times New Roman" w:hAnsi="Times New Roman"/>
+          <w:sz w:val="28"/>
+          <w:szCs w:val="28"/>
+        </w:rPr>
+        <w:t xml:space="preserve"> </w:t>
+      </w:r>
+      <w:r>
+        <w:rPr>
+          <w:rFonts w:ascii="Times New Roman" w:hAnsi="Times New Roman"/>
+          <w:sz w:val="28"/>
+          <w:szCs w:val="28"/>
+        </w:rPr>
+        <w:t>и</w:t>
+      </w:r>
+      <w:r>
+        <w:rPr>
+          <w:rFonts w:ascii="Times New Roman" w:hAnsi="Times New Roman"/>
+          <w:sz w:val="28"/>
+          <w:szCs w:val="28"/>
+        </w:rPr>
+        <w:t>меет следующие положени</w:t>
+      </w:r>
+      <w:r>
+        <w:rPr>
+          <w:rFonts w:ascii="Times New Roman" w:hAnsi="Times New Roman"/>
+          <w:sz w:val="28"/>
+          <w:szCs w:val="28"/>
+        </w:rPr>
+        <w:t>я</w:t>
+      </w:r>
+      <w:r>
+        <w:rPr>
+          <w:rFonts w:ascii="Times New Roman" w:hAnsi="Times New Roman"/>
+          <w:sz w:val="28"/>
+          <w:szCs w:val="28"/>
+        </w:rPr>
+        <w:t>:</w:t>
+      </w:r>
+    </w:p>
+    <w:p>
+      <w:pPr>
+        <w:pStyle w:val="a4"/>
+        <w:numPr>
+          <w:ilvl w:val="1"/>
+          <w:numId w:val="8"/>
+        </w:numPr>
+        <w:spacing w:after="0"/>
+        <w:contextualSpacing w:val="0"/>
+        <w:rPr>
+          <w:rFonts w:ascii="Times New Roman" w:hAnsi="Times New Roman"/>
+          <w:sz w:val="28"/>
+          <w:szCs w:val="28"/>
+        </w:rPr>
+      </w:pPr>
+      <w:r>
+        <w:rPr>
+          <w:rFonts w:ascii="Times New Roman" w:hAnsi="Times New Roman"/>
+          <w:sz w:val="28"/>
+          <w:szCs w:val="28"/>
+        </w:rPr>
+        <w:t>«</w:t>
+      </w:r>
+      <w:proofErr w:type="spellStart"/>
+      <w:proofErr w:type="gramStart"/>
+      <w:r>
+        <w:rPr>
+          <w:rFonts w:ascii="Times New Roman" w:hAnsi="Times New Roman"/>
+          <w:sz w:val="28"/>
+          <w:szCs w:val="28"/>
+        </w:rPr>
+        <w:t>откл.ГВ</w:t>
+      </w:r>
+      <w:proofErr w:type="spellEnd"/>
+      <w:proofErr w:type="gramEnd"/>
+      <w:r>
+        <w:rPr>
+          <w:rFonts w:ascii="Times New Roman" w:hAnsi="Times New Roman"/>
+          <w:sz w:val="28"/>
+          <w:szCs w:val="28"/>
+        </w:rPr>
+        <w:t>» - размыкает главный выключатель</w:t>
+      </w:r>
+      <w:r>
+        <w:rPr>
+          <w:rFonts w:ascii="Times New Roman" w:hAnsi="Times New Roman"/>
+          <w:sz w:val="28"/>
+          <w:szCs w:val="28"/>
+        </w:rPr>
+        <w:t>, обесточивая электровоз</w:t>
+      </w:r>
+      <w:r>
+        <w:rPr>
+          <w:rFonts w:ascii="Times New Roman" w:hAnsi="Times New Roman"/>
+          <w:sz w:val="28"/>
+          <w:szCs w:val="28"/>
+        </w:rPr>
+        <w:t>.</w:t>
+      </w:r>
+      <w:r>
+        <w:rPr>
+          <w:rFonts w:ascii="Times New Roman" w:hAnsi="Times New Roman"/>
+          <w:sz w:val="28"/>
+          <w:szCs w:val="28"/>
+        </w:rPr>
+        <w:t xml:space="preserve"> Положение подпружинено – после отпускания клавиши </w:t>
+      </w:r>
+      <w:r>
+        <w:rPr>
+          <w:rFonts w:ascii="Times New Roman" w:hAnsi="Times New Roman"/>
+          <w:sz w:val="28"/>
+          <w:szCs w:val="28"/>
+          <w:lang w:val="en-US"/>
+        </w:rPr>
+        <w:t>D</w:t>
+      </w:r>
+      <w:r>
+        <w:rPr>
+          <w:rFonts w:ascii="Times New Roman" w:hAnsi="Times New Roman"/>
+          <w:sz w:val="28"/>
+          <w:szCs w:val="28"/>
+        </w:rPr>
+        <w:t xml:space="preserve"> </w:t>
+      </w:r>
+      <w:r>
+        <w:rPr>
+          <w:rFonts w:ascii="Times New Roman" w:hAnsi="Times New Roman"/>
+          <w:sz w:val="28"/>
+          <w:szCs w:val="28"/>
+        </w:rPr>
+        <w:t>рукоятка контроллера возвращается в «0»</w:t>
+      </w:r>
+    </w:p>
+    <w:p>
+      <w:pPr>
+        <w:pStyle w:val="a4"/>
+        <w:numPr>
+          <w:ilvl w:val="1"/>
+          <w:numId w:val="8"/>
+        </w:numPr>
+        <w:spacing w:after="0"/>
+        <w:contextualSpacing w:val="0"/>
+        <w:rPr>
+          <w:rFonts w:ascii="Times New Roman" w:hAnsi="Times New Roman"/>
+          <w:sz w:val="28"/>
+          <w:szCs w:val="28"/>
+        </w:rPr>
+      </w:pPr>
+      <w:r>
+        <w:rPr>
+          <w:rFonts w:ascii="Times New Roman" w:hAnsi="Times New Roman"/>
+          <w:sz w:val="28"/>
+          <w:szCs w:val="28"/>
+        </w:rPr>
+        <w:t>«0» - отключает тягу и автоматически сбрасывает позиции до нулевой</w:t>
+      </w:r>
+      <w:r>
+        <w:rPr>
+          <w:rFonts w:ascii="Times New Roman" w:hAnsi="Times New Roman"/>
+          <w:sz w:val="28"/>
+          <w:szCs w:val="28"/>
+        </w:rPr>
+        <w:t>. Для быстрой постановки рукоятки в положение</w:t>
+      </w:r>
+      <w:r>
+        <w:rPr>
+          <w:rFonts w:ascii="Times New Roman" w:hAnsi="Times New Roman"/>
+          <w:sz w:val="28"/>
+          <w:szCs w:val="28"/>
+        </w:rPr>
+        <w:t xml:space="preserve"> </w:t>
+      </w:r>
+      <w:r>
+        <w:rPr>
+          <w:rFonts w:ascii="Times New Roman" w:hAnsi="Times New Roman"/>
+          <w:sz w:val="28"/>
+          <w:szCs w:val="28"/>
+        </w:rPr>
+        <w:t>«0»</w:t>
+      </w:r>
+      <w:r>
+        <w:rPr>
+          <w:rFonts w:ascii="Times New Roman" w:hAnsi="Times New Roman"/>
+          <w:sz w:val="28"/>
+          <w:szCs w:val="28"/>
+        </w:rPr>
+        <w:t xml:space="preserve"> можно пользоваться клавишами </w:t>
+      </w:r>
+      <w:r>
+        <w:rPr>
+          <w:rFonts w:ascii="Times New Roman" w:hAnsi="Times New Roman"/>
+          <w:sz w:val="28"/>
+          <w:szCs w:val="28"/>
+          <w:lang w:val="en-US"/>
+        </w:rPr>
+        <w:t>Ctrl</w:t>
+      </w:r>
+      <w:r>
+        <w:rPr>
+          <w:rFonts w:ascii="Times New Roman" w:hAnsi="Times New Roman"/>
+          <w:sz w:val="28"/>
+          <w:szCs w:val="28"/>
+        </w:rPr>
+        <w:t>+</w:t>
+      </w:r>
+      <w:r>
+        <w:rPr>
+          <w:rFonts w:ascii="Times New Roman" w:hAnsi="Times New Roman"/>
+          <w:sz w:val="28"/>
+          <w:szCs w:val="28"/>
+          <w:lang w:val="en-US"/>
+        </w:rPr>
+        <w:t>D</w:t>
+      </w:r>
+    </w:p>
+    <w:p>
+      <w:pPr>
+        <w:pStyle w:val="a4"/>
+        <w:numPr>
+          <w:ilvl w:val="1"/>
+          <w:numId w:val="8"/>
+        </w:numPr>
+        <w:spacing w:after="0"/>
+        <w:contextualSpacing w:val="0"/>
+        <w:rPr>
+          <w:rFonts w:ascii="Times New Roman" w:hAnsi="Times New Roman"/>
+          <w:sz w:val="28"/>
+          <w:szCs w:val="28"/>
+        </w:rPr>
+      </w:pPr>
+      <w:r>
+        <w:rPr>
+          <w:rFonts w:ascii="Times New Roman" w:hAnsi="Times New Roman"/>
+          <w:sz w:val="28"/>
+          <w:szCs w:val="28"/>
+        </w:rPr>
+        <w:t xml:space="preserve">«АВ» (автоматическое выключение) – </w:t>
+      </w:r>
+      <w:r>
+        <w:rPr>
+          <w:rFonts w:ascii="Times New Roman" w:hAnsi="Times New Roman"/>
+          <w:sz w:val="28"/>
+          <w:szCs w:val="28"/>
+        </w:rPr>
+        <w:t>автоматически сбрасывает позиции до нулевой</w:t>
+      </w:r>
+    </w:p>
+    <w:p>
+      <w:pPr>
+        <w:pStyle w:val="a4"/>
+        <w:numPr>
+          <w:ilvl w:val="1"/>
+          <w:numId w:val="8"/>
+        </w:numPr>
+        <w:spacing w:after="0"/>
+        <w:contextualSpacing w:val="0"/>
+        <w:rPr>
+          <w:rFonts w:ascii="Times New Roman" w:hAnsi="Times New Roman"/>
+          <w:sz w:val="28"/>
+          <w:szCs w:val="28"/>
+        </w:rPr>
+      </w:pPr>
+      <w:r>
+        <w:rPr>
+          <w:rFonts w:ascii="Times New Roman" w:hAnsi="Times New Roman"/>
+          <w:sz w:val="28"/>
+          <w:szCs w:val="28"/>
+        </w:rPr>
+        <w:t xml:space="preserve">«РВ» (ручное выключение) – при переводе рукоятки из позиции </w:t>
+      </w:r>
+      <w:r>
+        <w:rPr>
+          <w:rFonts w:ascii="Times New Roman" w:hAnsi="Times New Roman"/>
+          <w:sz w:val="28"/>
+          <w:szCs w:val="28"/>
+        </w:rPr>
+        <w:t>«</w:t>
+      </w:r>
+      <w:r>
+        <w:rPr>
+          <w:rFonts w:ascii="Times New Roman" w:hAnsi="Times New Roman"/>
+          <w:sz w:val="28"/>
+          <w:szCs w:val="28"/>
+        </w:rPr>
+        <w:t>ФВ</w:t>
+      </w:r>
+      <w:r>
+        <w:rPr>
+          <w:rFonts w:ascii="Times New Roman" w:hAnsi="Times New Roman"/>
+          <w:sz w:val="28"/>
+          <w:szCs w:val="28"/>
+        </w:rPr>
+        <w:t>»</w:t>
+      </w:r>
+      <w:r>
+        <w:rPr>
+          <w:rFonts w:ascii="Times New Roman" w:hAnsi="Times New Roman"/>
+          <w:sz w:val="28"/>
+          <w:szCs w:val="28"/>
+        </w:rPr>
+        <w:t xml:space="preserve"> сбрасывает одну позицию</w:t>
+      </w:r>
+    </w:p>
+    <w:p>
+      <w:pPr>
+        <w:pStyle w:val="a4"/>
+        <w:numPr>
+          <w:ilvl w:val="1"/>
+          <w:numId w:val="8"/>
+        </w:numPr>
+        <w:spacing w:after="0"/>
+        <w:contextualSpacing w:val="0"/>
+        <w:rPr>
+          <w:rFonts w:ascii="Times New Roman" w:hAnsi="Times New Roman"/>
+          <w:sz w:val="28"/>
+          <w:szCs w:val="28"/>
+        </w:rPr>
+      </w:pPr>
+      <w:r>
+        <w:rPr>
+          <w:rFonts w:ascii="Times New Roman" w:hAnsi="Times New Roman"/>
+          <w:sz w:val="28"/>
+          <w:szCs w:val="28"/>
+        </w:rPr>
+        <w:t>«ФВ» (фиксация выключения) – готовит цепи управления к ручному сбросу одной позиции</w:t>
+      </w:r>
+    </w:p>
+    <w:p>
+      <w:pPr>
+        <w:pStyle w:val="a4"/>
+        <w:numPr>
+          <w:ilvl w:val="1"/>
+          <w:numId w:val="8"/>
+        </w:numPr>
+        <w:spacing w:after="0"/>
+        <w:contextualSpacing w:val="0"/>
+        <w:rPr>
+          <w:rFonts w:ascii="Times New Roman" w:hAnsi="Times New Roman"/>
+          <w:sz w:val="28"/>
+          <w:szCs w:val="28"/>
+        </w:rPr>
+      </w:pPr>
+      <w:r>
+        <w:rPr>
+          <w:rFonts w:ascii="Times New Roman" w:hAnsi="Times New Roman"/>
+          <w:sz w:val="28"/>
+          <w:szCs w:val="28"/>
+        </w:rPr>
+        <w:t>«ФП»</w:t>
+      </w:r>
+      <w:r>
+        <w:t xml:space="preserve"> </w:t>
+      </w:r>
+      <w:r>
+        <w:rPr>
+          <w:rFonts w:ascii="Times New Roman" w:hAnsi="Times New Roman"/>
+          <w:sz w:val="28"/>
+          <w:szCs w:val="28"/>
+        </w:rPr>
+        <w:t xml:space="preserve">(фиксация </w:t>
+      </w:r>
+      <w:r>
+        <w:rPr>
+          <w:rFonts w:ascii="Times New Roman" w:hAnsi="Times New Roman"/>
+          <w:sz w:val="28"/>
+          <w:szCs w:val="28"/>
+        </w:rPr>
+        <w:t>пуска</w:t>
+      </w:r>
+      <w:r>
+        <w:rPr>
+          <w:rFonts w:ascii="Times New Roman" w:hAnsi="Times New Roman"/>
+          <w:sz w:val="28"/>
+          <w:szCs w:val="28"/>
+        </w:rPr>
+        <w:t>)</w:t>
+      </w:r>
+      <w:r>
+        <w:rPr>
+          <w:rFonts w:ascii="Times New Roman" w:hAnsi="Times New Roman"/>
+          <w:sz w:val="28"/>
+          <w:szCs w:val="28"/>
+        </w:rPr>
+        <w:t xml:space="preserve"> – г</w:t>
+      </w:r>
+      <w:r>
+        <w:rPr>
+          <w:rFonts w:ascii="Times New Roman" w:hAnsi="Times New Roman"/>
+          <w:sz w:val="28"/>
+          <w:szCs w:val="28"/>
+        </w:rPr>
+        <w:t xml:space="preserve">отовит </w:t>
+      </w:r>
+      <w:r>
+        <w:rPr>
+          <w:rFonts w:ascii="Times New Roman" w:hAnsi="Times New Roman"/>
+          <w:sz w:val="28"/>
+          <w:szCs w:val="28"/>
+        </w:rPr>
+        <w:t xml:space="preserve">цепи управления </w:t>
+      </w:r>
+      <w:r>
+        <w:rPr>
+          <w:rFonts w:ascii="Times New Roman" w:hAnsi="Times New Roman"/>
+          <w:sz w:val="28"/>
+          <w:szCs w:val="28"/>
+        </w:rPr>
+        <w:t>к ручному</w:t>
+      </w:r>
+      <w:r>
+        <w:rPr>
+          <w:rFonts w:ascii="Times New Roman" w:hAnsi="Times New Roman"/>
+          <w:sz w:val="28"/>
+          <w:szCs w:val="28"/>
+        </w:rPr>
+        <w:br/>
+      </w:r>
+      <w:r>
+        <w:rPr>
+          <w:rFonts w:ascii="Times New Roman" w:hAnsi="Times New Roman"/>
+          <w:sz w:val="28"/>
+          <w:szCs w:val="28"/>
+        </w:rPr>
+        <w:t>набору</w:t>
+      </w:r>
+      <w:r>
+        <w:rPr>
+          <w:rFonts w:ascii="Times New Roman" w:hAnsi="Times New Roman"/>
+          <w:sz w:val="28"/>
+          <w:szCs w:val="28"/>
+        </w:rPr>
+        <w:t xml:space="preserve"> </w:t>
+      </w:r>
+      <w:r>
+        <w:rPr>
+          <w:rFonts w:ascii="Times New Roman" w:hAnsi="Times New Roman"/>
+          <w:sz w:val="28"/>
+          <w:szCs w:val="28"/>
+        </w:rPr>
+        <w:t>одной позиции</w:t>
+      </w:r>
+    </w:p>
+    <w:p>
+      <w:pPr>
+        <w:pStyle w:val="a4"/>
+        <w:numPr>
+          <w:ilvl w:val="1"/>
+          <w:numId w:val="8"/>
+        </w:numPr>
+        <w:rPr>
+          <w:rFonts w:ascii="Times New Roman" w:hAnsi="Times New Roman"/>
+          <w:sz w:val="28"/>
+          <w:szCs w:val="28"/>
+        </w:rPr>
+      </w:pPr>
+      <w:r>
+        <w:rPr>
+          <w:rFonts w:ascii="Times New Roman" w:hAnsi="Times New Roman"/>
+          <w:sz w:val="28"/>
+          <w:szCs w:val="28"/>
+        </w:rPr>
+        <w:t>«Р</w:t>
+      </w:r>
+      <w:r>
+        <w:rPr>
+          <w:rFonts w:ascii="Times New Roman" w:hAnsi="Times New Roman"/>
+          <w:sz w:val="28"/>
+          <w:szCs w:val="28"/>
+        </w:rPr>
+        <w:t>П</w:t>
+      </w:r>
+      <w:r>
+        <w:rPr>
+          <w:rFonts w:ascii="Times New Roman" w:hAnsi="Times New Roman"/>
+          <w:sz w:val="28"/>
+          <w:szCs w:val="28"/>
+        </w:rPr>
+        <w:t>» (ручно</w:t>
+      </w:r>
+      <w:r>
+        <w:rPr>
+          <w:rFonts w:ascii="Times New Roman" w:hAnsi="Times New Roman"/>
+          <w:sz w:val="28"/>
+          <w:szCs w:val="28"/>
+        </w:rPr>
+        <w:t>й пуск</w:t>
+      </w:r>
+      <w:r>
+        <w:rPr>
+          <w:rFonts w:ascii="Times New Roman" w:hAnsi="Times New Roman"/>
+          <w:sz w:val="28"/>
+          <w:szCs w:val="28"/>
+        </w:rPr>
+        <w:t xml:space="preserve">) – при переводе рукоятки из позиции </w:t>
+      </w:r>
+      <w:r>
+        <w:rPr>
+          <w:rFonts w:ascii="Times New Roman" w:hAnsi="Times New Roman"/>
+          <w:sz w:val="28"/>
+          <w:szCs w:val="28"/>
+        </w:rPr>
+        <w:t>«</w:t>
+      </w:r>
+      <w:r>
+        <w:rPr>
+          <w:rFonts w:ascii="Times New Roman" w:hAnsi="Times New Roman"/>
+          <w:sz w:val="28"/>
+          <w:szCs w:val="28"/>
+        </w:rPr>
+        <w:t>Ф</w:t>
+      </w:r>
+      <w:r>
+        <w:rPr>
+          <w:rFonts w:ascii="Times New Roman" w:hAnsi="Times New Roman"/>
+          <w:sz w:val="28"/>
+          <w:szCs w:val="28"/>
+        </w:rPr>
+        <w:t>П»</w:t>
+      </w:r>
+      <w:r>
+        <w:rPr>
+          <w:rFonts w:ascii="Times New Roman" w:hAnsi="Times New Roman"/>
+          <w:sz w:val="28"/>
+          <w:szCs w:val="28"/>
+        </w:rPr>
+        <w:t xml:space="preserve"> </w:t>
+      </w:r>
+      <w:r>
+        <w:rPr>
+          <w:rFonts w:ascii="Times New Roman" w:hAnsi="Times New Roman"/>
+          <w:sz w:val="28"/>
+          <w:szCs w:val="28"/>
+        </w:rPr>
+        <w:t>набирает</w:t>
+      </w:r>
+      <w:r>
+        <w:rPr>
+          <w:rFonts w:ascii="Times New Roman" w:hAnsi="Times New Roman"/>
+          <w:sz w:val="28"/>
+          <w:szCs w:val="28"/>
+        </w:rPr>
+        <w:t xml:space="preserve"> одну позицию</w:t>
+      </w:r>
+    </w:p>
+    <w:p>
+      <w:pPr>
+        <w:pStyle w:val="a4"/>
+        <w:numPr>
+          <w:ilvl w:val="1"/>
+          <w:numId w:val="8"/>
+        </w:numPr>
+        <w:spacing w:after="120"/>
+        <w:rPr>
+          <w:rFonts w:ascii="Times New Roman" w:hAnsi="Times New Roman"/>
+          <w:sz w:val="28"/>
+          <w:szCs w:val="28"/>
+        </w:rPr>
+      </w:pPr>
+      <w:r>
+        <w:rPr>
+          <w:rFonts w:ascii="Times New Roman" w:hAnsi="Times New Roman"/>
+          <w:sz w:val="28"/>
+          <w:szCs w:val="28"/>
+        </w:rPr>
+        <w:t xml:space="preserve">«АП» (автоматический пуск) – автоматически набирает позиции, пока удерживается клавиша </w:t>
+      </w:r>
+      <w:r>
+        <w:rPr>
+          <w:rFonts w:ascii="Times New Roman" w:hAnsi="Times New Roman"/>
+          <w:sz w:val="28"/>
+          <w:szCs w:val="28"/>
+          <w:lang w:val="en-US"/>
+        </w:rPr>
+        <w:t>A</w:t>
+      </w:r>
+      <w:r>
+        <w:rPr>
+          <w:rFonts w:ascii="Times New Roman" w:hAnsi="Times New Roman"/>
+          <w:sz w:val="28"/>
+          <w:szCs w:val="28"/>
+        </w:rPr>
+        <w:t>.</w:t>
+      </w:r>
+      <w:r>
+        <w:t xml:space="preserve"> </w:t>
+      </w:r>
+      <w:r>
+        <w:rPr>
+          <w:rFonts w:ascii="Times New Roman" w:hAnsi="Times New Roman"/>
+          <w:sz w:val="28"/>
+          <w:szCs w:val="28"/>
+        </w:rPr>
+        <w:t xml:space="preserve">Положение подпружинено – после отпускания клавиши </w:t>
+      </w:r>
+      <w:r>
+        <w:rPr>
+          <w:rFonts w:ascii="Times New Roman" w:hAnsi="Times New Roman"/>
+          <w:sz w:val="28"/>
+          <w:szCs w:val="28"/>
+          <w:lang w:val="en-US"/>
+        </w:rPr>
+        <w:t>A</w:t>
+      </w:r>
+      <w:r>
+        <w:rPr>
+          <w:rFonts w:ascii="Times New Roman" w:hAnsi="Times New Roman"/>
+          <w:sz w:val="28"/>
+          <w:szCs w:val="28"/>
+        </w:rPr>
+        <w:t xml:space="preserve"> рукоятка контроллера возвращается в </w:t>
+      </w:r>
+      <w:r>
+        <w:rPr>
+          <w:rFonts w:ascii="Times New Roman" w:hAnsi="Times New Roman"/>
+          <w:sz w:val="28"/>
+          <w:szCs w:val="28"/>
+        </w:rPr>
+        <w:t>«РП»</w:t>
+      </w:r>
+    </w:p>
+    <w:p>
+      <w:pPr>
+        <w:spacing w:after="120"/>
+        <w:jc w:val="center"/>
+        <w:rPr>
+          <w:rFonts w:ascii="Times New Roman" w:hAnsi="Times New Roman"/>
+          <w:b/>
+          <w:sz w:val="28"/>
+          <w:szCs w:val="28"/>
+        </w:rPr>
+      </w:pPr>
+      <w:r>
+        <w:rPr>
+          <w:rFonts w:ascii="Times New Roman" w:hAnsi="Times New Roman"/>
+          <w:b/>
+          <w:sz w:val="28"/>
+          <w:szCs w:val="28"/>
+        </w:rPr>
+        <w:t xml:space="preserve">Краткое руководство </w:t>
+      </w:r>
+      <w:r>
+        <w:rPr>
+          <w:rFonts w:ascii="Times New Roman" w:hAnsi="Times New Roman"/>
+          <w:b/>
+          <w:sz w:val="28"/>
+          <w:szCs w:val="28"/>
+        </w:rPr>
+        <w:t xml:space="preserve">по </w:t>
+      </w:r>
+      <w:r>
+        <w:rPr>
+          <w:rFonts w:ascii="Times New Roman" w:hAnsi="Times New Roman"/>
+          <w:b/>
+          <w:sz w:val="28"/>
+          <w:szCs w:val="28"/>
+        </w:rPr>
+        <w:t>системам безопасности на</w:t>
+      </w:r>
+      <w:r>
+        <w:rPr>
+          <w:rFonts w:ascii="Times New Roman" w:hAnsi="Times New Roman"/>
+          <w:b/>
+          <w:sz w:val="28"/>
+          <w:szCs w:val="28"/>
+        </w:rPr>
+        <w:t xml:space="preserve"> ВЛ60 в RRS</w:t>
+      </w:r>
+    </w:p>
+    <w:p>
+      <w:pPr>
+        <w:spacing w:after="120"/>
+        <w:rPr>
+          <w:rFonts w:ascii="Times New Roman" w:hAnsi="Times New Roman"/>
+          <w:sz w:val="28"/>
+          <w:szCs w:val="28"/>
+        </w:rPr>
+      </w:pPr>
+      <w:r>
+        <w:rPr>
+          <w:rFonts w:ascii="Times New Roman" w:hAnsi="Times New Roman"/>
+          <w:sz w:val="28"/>
+          <w:szCs w:val="28"/>
+        </w:rPr>
+        <w:t xml:space="preserve">ВЛ60 оборудован </w:t>
+      </w:r>
+      <w:r>
+        <w:rPr>
+          <w:rFonts w:ascii="Times New Roman" w:hAnsi="Times New Roman"/>
+          <w:sz w:val="28"/>
+          <w:szCs w:val="28"/>
+        </w:rPr>
+        <w:t xml:space="preserve">УКБМ (устройство контроля бдительности машиниста). </w:t>
+      </w:r>
+      <w:r>
+        <w:rPr>
+          <w:rFonts w:ascii="Times New Roman" w:hAnsi="Times New Roman"/>
+          <w:sz w:val="28"/>
+          <w:szCs w:val="28"/>
+        </w:rPr>
+        <w:t xml:space="preserve">Если на локомотивном светофоре горит жёлтый, красный с жёлтым, либо белый сигнал, УКБМ проверяет бдительность машиниста, периодически зажигая </w:t>
+      </w:r>
+      <w:r>
+        <w:rPr>
+          <w:rFonts w:ascii="Times New Roman" w:hAnsi="Times New Roman"/>
+          <w:sz w:val="28"/>
+          <w:szCs w:val="28"/>
+        </w:rPr>
+        <w:t xml:space="preserve">лампы </w:t>
+      </w:r>
+      <w:r>
+        <w:rPr>
+          <w:rFonts w:ascii="Times New Roman" w:hAnsi="Times New Roman"/>
+          <w:sz w:val="28"/>
+          <w:szCs w:val="28"/>
+        </w:rPr>
+        <w:t xml:space="preserve">ПСС (предварительной световой сигнализации, </w:t>
+      </w:r>
+      <w:r>
+        <w:rPr>
+          <w:rFonts w:ascii="Times New Roman" w:hAnsi="Times New Roman"/>
+          <w:sz w:val="28"/>
+          <w:szCs w:val="28"/>
+        </w:rPr>
+        <w:t>слева и справа над пультом)</w:t>
+      </w:r>
+      <w:r>
+        <w:rPr>
+          <w:rFonts w:ascii="Times New Roman" w:hAnsi="Times New Roman"/>
+          <w:sz w:val="28"/>
+          <w:szCs w:val="28"/>
+        </w:rPr>
+        <w:t>. Кроме того, проверка бдительности происходит при смене сигнала на локомотивном светофоре на менее разрешающий.</w:t>
+      </w:r>
+    </w:p>
+    <w:p>
+      <w:pPr>
+        <w:spacing w:after="120"/>
+        <w:rPr>
+          <w:rFonts w:ascii="Times New Roman" w:hAnsi="Times New Roman"/>
+          <w:sz w:val="28"/>
+          <w:szCs w:val="28"/>
+        </w:rPr>
+      </w:pPr>
+      <w:r>
+        <w:rPr>
+          <w:rFonts w:ascii="Times New Roman" w:hAnsi="Times New Roman"/>
+          <w:sz w:val="28"/>
+          <w:szCs w:val="28"/>
+        </w:rPr>
+        <w:t xml:space="preserve">После зажигания ламп ПСС </w:t>
+      </w:r>
+      <w:r>
+        <w:rPr>
+          <w:rFonts w:ascii="Times New Roman" w:hAnsi="Times New Roman"/>
+          <w:sz w:val="28"/>
+          <w:szCs w:val="28"/>
+        </w:rPr>
+        <w:t>нужно подтвердить бдительность</w:t>
+      </w:r>
+      <w:r>
+        <w:rPr>
+          <w:rFonts w:ascii="Times New Roman" w:hAnsi="Times New Roman"/>
+          <w:sz w:val="28"/>
+          <w:szCs w:val="28"/>
+        </w:rPr>
+        <w:t xml:space="preserve"> нажатием на рукоятку бдительности (</w:t>
+      </w:r>
+      <w:r>
+        <w:rPr>
+          <w:rFonts w:ascii="Times New Roman" w:hAnsi="Times New Roman"/>
+          <w:sz w:val="28"/>
+          <w:szCs w:val="28"/>
+        </w:rPr>
+        <w:t>РБ</w:t>
+      </w:r>
+      <w:r>
+        <w:rPr>
+          <w:rFonts w:ascii="Times New Roman" w:hAnsi="Times New Roman"/>
+          <w:sz w:val="28"/>
+          <w:szCs w:val="28"/>
+        </w:rPr>
+        <w:t>,</w:t>
+      </w:r>
+      <w:r>
+        <w:rPr>
+          <w:rFonts w:ascii="Times New Roman" w:hAnsi="Times New Roman"/>
+          <w:sz w:val="28"/>
+          <w:szCs w:val="28"/>
+        </w:rPr>
+        <w:t xml:space="preserve"> клавиша </w:t>
+      </w:r>
+      <w:r>
+        <w:rPr>
+          <w:rFonts w:ascii="Times New Roman" w:hAnsi="Times New Roman"/>
+          <w:sz w:val="28"/>
+          <w:szCs w:val="28"/>
+          <w:lang w:val="en-US"/>
+        </w:rPr>
+        <w:t>Z</w:t>
+      </w:r>
+      <w:r>
+        <w:rPr>
+          <w:rFonts w:ascii="Times New Roman" w:hAnsi="Times New Roman"/>
+          <w:sz w:val="28"/>
+          <w:szCs w:val="28"/>
+        </w:rPr>
+        <w:t xml:space="preserve">) или </w:t>
+      </w:r>
+      <w:r>
+        <w:rPr>
+          <w:rFonts w:ascii="Times New Roman" w:hAnsi="Times New Roman"/>
+          <w:sz w:val="28"/>
+          <w:szCs w:val="28"/>
+        </w:rPr>
+        <w:t xml:space="preserve">рукоятку бдительности </w:t>
+      </w:r>
+      <w:r>
+        <w:rPr>
+          <w:rFonts w:ascii="Times New Roman" w:hAnsi="Times New Roman"/>
+          <w:sz w:val="28"/>
+          <w:szCs w:val="28"/>
+        </w:rPr>
+        <w:t>специальную</w:t>
+      </w:r>
+      <w:r>
+        <w:rPr>
+          <w:rFonts w:ascii="Times New Roman" w:hAnsi="Times New Roman"/>
+          <w:sz w:val="28"/>
+          <w:szCs w:val="28"/>
+        </w:rPr>
+        <w:t xml:space="preserve"> </w:t>
+      </w:r>
+      <w:r>
+        <w:rPr>
+          <w:rFonts w:ascii="Times New Roman" w:hAnsi="Times New Roman"/>
+          <w:sz w:val="28"/>
+          <w:szCs w:val="28"/>
+        </w:rPr>
+        <w:t>(</w:t>
+      </w:r>
+      <w:r>
+        <w:rPr>
+          <w:rFonts w:ascii="Times New Roman" w:hAnsi="Times New Roman"/>
+          <w:sz w:val="28"/>
+          <w:szCs w:val="28"/>
+        </w:rPr>
+        <w:t>РБС</w:t>
+      </w:r>
+      <w:r>
+        <w:rPr>
+          <w:rFonts w:ascii="Times New Roman" w:hAnsi="Times New Roman"/>
+          <w:sz w:val="28"/>
+          <w:szCs w:val="28"/>
+        </w:rPr>
+        <w:t>,</w:t>
+      </w:r>
+      <w:r>
+        <w:rPr>
+          <w:rFonts w:ascii="Times New Roman" w:hAnsi="Times New Roman"/>
+          <w:sz w:val="28"/>
+          <w:szCs w:val="28"/>
+        </w:rPr>
+        <w:t xml:space="preserve"> клавиша </w:t>
+      </w:r>
+      <w:r>
+        <w:rPr>
+          <w:rFonts w:ascii="Times New Roman" w:hAnsi="Times New Roman"/>
+          <w:sz w:val="28"/>
+          <w:szCs w:val="28"/>
+          <w:lang w:val="en-US"/>
+        </w:rPr>
+        <w:t>M</w:t>
+      </w:r>
+      <w:r>
+        <w:rPr>
+          <w:rFonts w:ascii="Times New Roman" w:hAnsi="Times New Roman"/>
+          <w:sz w:val="28"/>
+          <w:szCs w:val="28"/>
+        </w:rPr>
+        <w:t>)</w:t>
+      </w:r>
+      <w:r>
+        <w:rPr>
+          <w:rFonts w:ascii="Times New Roman" w:hAnsi="Times New Roman"/>
+          <w:sz w:val="28"/>
+          <w:szCs w:val="28"/>
+        </w:rPr>
+        <w:t xml:space="preserve">. </w:t>
+      </w:r>
+      <w:r>
+        <w:rPr>
+          <w:rFonts w:ascii="Times New Roman" w:hAnsi="Times New Roman"/>
+          <w:sz w:val="28"/>
+          <w:szCs w:val="28"/>
+        </w:rPr>
+        <w:t>Если машинист не подтверждает бдительность, ч</w:t>
+      </w:r>
+      <w:r>
+        <w:rPr>
+          <w:rFonts w:ascii="Times New Roman" w:hAnsi="Times New Roman"/>
+          <w:sz w:val="28"/>
+          <w:szCs w:val="28"/>
+        </w:rPr>
+        <w:t xml:space="preserve">ерез 7-8 секунд </w:t>
+      </w:r>
+      <w:r>
+        <w:rPr>
+          <w:rFonts w:ascii="Times New Roman" w:hAnsi="Times New Roman"/>
+          <w:sz w:val="28"/>
+          <w:szCs w:val="28"/>
+        </w:rPr>
+        <w:t>начинается выпуск воздуха из ЭПК (электропневматического клапана автостопа) через свисток. Во время свиста подтвердить бдительность можно нажатием РБС (</w:t>
+      </w:r>
+      <w:r>
+        <w:rPr>
+          <w:rFonts w:ascii="Times New Roman" w:hAnsi="Times New Roman"/>
+          <w:sz w:val="28"/>
+          <w:szCs w:val="28"/>
+        </w:rPr>
+        <w:t>клавиша M)</w:t>
+      </w:r>
+      <w:r>
+        <w:rPr>
+          <w:rFonts w:ascii="Times New Roman" w:hAnsi="Times New Roman"/>
+          <w:sz w:val="28"/>
+          <w:szCs w:val="28"/>
+        </w:rPr>
+        <w:t>, иначе ч</w:t>
+      </w:r>
+      <w:r>
+        <w:rPr>
+          <w:rFonts w:ascii="Times New Roman" w:hAnsi="Times New Roman"/>
+          <w:sz w:val="28"/>
+          <w:szCs w:val="28"/>
+        </w:rPr>
+        <w:t>ерез 7-8 секунд свиста прои</w:t>
+      </w:r>
+      <w:r>
+        <w:rPr>
+          <w:rFonts w:ascii="Times New Roman" w:hAnsi="Times New Roman"/>
+          <w:sz w:val="28"/>
+          <w:szCs w:val="28"/>
+        </w:rPr>
+        <w:t>сходи</w:t>
+      </w:r>
+      <w:r>
+        <w:rPr>
+          <w:rFonts w:ascii="Times New Roman" w:hAnsi="Times New Roman"/>
+          <w:sz w:val="28"/>
+          <w:szCs w:val="28"/>
+        </w:rPr>
+        <w:t xml:space="preserve">т </w:t>
+      </w:r>
+      <w:r>
+        <w:rPr>
+          <w:rFonts w:ascii="Times New Roman" w:hAnsi="Times New Roman"/>
+          <w:sz w:val="28"/>
+          <w:szCs w:val="28"/>
+        </w:rPr>
+        <w:t xml:space="preserve">срыв в </w:t>
+      </w:r>
+      <w:r>
+        <w:rPr>
+          <w:rFonts w:ascii="Times New Roman" w:hAnsi="Times New Roman"/>
+          <w:sz w:val="28"/>
+          <w:szCs w:val="28"/>
+        </w:rPr>
+        <w:t>экстренное торможение.</w:t>
+      </w:r>
+    </w:p>
+    <w:p>
+      <w:pPr>
+        <w:spacing w:after="120"/>
+        <w:rPr>
+          <w:rFonts w:ascii="Times New Roman" w:hAnsi="Times New Roman"/>
+          <w:sz w:val="28"/>
+          <w:szCs w:val="28"/>
+        </w:rPr>
+      </w:pPr>
+      <w:r>
+        <w:rPr>
+          <w:rFonts w:ascii="Times New Roman" w:hAnsi="Times New Roman"/>
+          <w:sz w:val="28"/>
+          <w:szCs w:val="28"/>
+        </w:rPr>
+        <w:t xml:space="preserve">Также УКБМ контролирует </w:t>
+      </w:r>
+      <w:r>
+        <w:rPr>
+          <w:rFonts w:ascii="Times New Roman" w:hAnsi="Times New Roman"/>
+          <w:sz w:val="28"/>
+          <w:szCs w:val="28"/>
+        </w:rPr>
+        <w:t xml:space="preserve">проезд красного светофора (с включением красного сигнала на локомотивном светофоре), </w:t>
+      </w:r>
+      <w:r>
+        <w:rPr>
+          <w:rFonts w:ascii="Times New Roman" w:hAnsi="Times New Roman"/>
+          <w:sz w:val="28"/>
+          <w:szCs w:val="28"/>
+        </w:rPr>
+        <w:t xml:space="preserve">движение со скоростью более 60 км/ч под красный с жёлтым сигнал на локомотивном светофоре, и более 40 км/ч под белый сигнал. </w:t>
+      </w:r>
+      <w:r>
+        <w:rPr>
+          <w:rFonts w:ascii="Times New Roman" w:hAnsi="Times New Roman"/>
+          <w:sz w:val="28"/>
+          <w:szCs w:val="28"/>
+        </w:rPr>
+        <w:t>В этих случаях</w:t>
+      </w:r>
+      <w:r>
+        <w:rPr>
+          <w:rFonts w:ascii="Times New Roman" w:hAnsi="Times New Roman"/>
+          <w:sz w:val="28"/>
+          <w:szCs w:val="28"/>
+        </w:rPr>
+        <w:t xml:space="preserve"> начинается неотключаемый свист ЭПК и через 7-8 секунд экстренное торможение.</w:t>
+      </w:r>
     </w:p>
     <w:sectPr>
       <w:pgSz w:w="11906" w:h="16838"/>
@@ -4708,6 +7853,187 @@
 <file path=word/numbering.xml><?xml version="1.0" encoding="utf-8"?>
 <w:numbering xmlns:wpc="http://schemas.microsoft.com/office/word/2010/wordprocessingCanvas" xmlns:cx="http://schemas.microsoft.com/office/drawing/2014/chartex" xmlns:cx1="http://schemas.microsoft.com/office/drawing/2015/9/8/chartex" xmlns:cx2="http://schemas.microsoft.com/office/drawing/2015/10/21/chartex" xmlns:cx3="http://schemas.microsoft.com/office/drawing/2016/5/9/chartex" xmlns:cx4="http://schemas.microsoft.com/office/drawing/2016/5/10/chartex" xmlns:cx5="http://schemas.microsoft.com/office/drawing/2016/5/11/chartex" xmlns:cx6="http://schemas.microsoft.com/office/drawing/2016/5/12/chartex" xmlns:cx7="http://schemas.microsoft.com/office/drawing/2016/5/13/chartex" xmlns:cx8="http://schemas.microsoft.com/office/drawing/2016/5/14/chartex" xmlns:mc="http://schemas.openxmlformats.org/markup-compatibility/2006" xmlns:aink="http://schemas.microsoft.com/office/drawing/2016/ink" xmlns:am3d="http://schemas.microsoft.com/office/drawing/2017/model3d" xmlns:o="urn:schemas-microsoft-com:office:office" xmlns:r="http://schemas.openxmlformats.org/officeDocument/2006/relationships" xmlns:m="http://schemas.openxmlformats.org/officeDocument/2006/math" xmlns:v="urn:schemas-microsoft-com:vml" xmlns:wp14="http://schemas.microsoft.com/office/word/2010/wordprocessingDrawing" xmlns:wp="http://schemas.openxmlformats.org/drawingml/2006/wordprocessingDrawing" xmlns:w10="urn:schemas-microsoft-com:office:word" xmlns:w="http://schemas.openxmlformats.org/wordprocessingml/2006/main" xmlns:w14="http://schemas.microsoft.com/office/word/2010/wordml" xmlns:w15="http://schemas.microsoft.com/office/word/2012/wordml" xmlns:w16cex="http://schemas.microsoft.com/office/word/2018/wordml/cex" xmlns:w16cid="http://schemas.microsoft.com/office/word/2016/wordml/cid" xmlns:w16="http://schemas.microsoft.com/office/word/2018/wordml" xmlns:w16sdtdh="http://schemas.microsoft.com/office/word/2020/wordml/sdtdatahash" xmlns:w16se="http://schemas.microsoft.com/office/word/2015/wordml/symex" xmlns:wpg="http://schemas.microsoft.com/office/word/2010/wordprocessingGroup" xmlns:wpi="http://schemas.microsoft.com/office/word/2010/wordprocessingInk" xmlns:wne="http://schemas.microsoft.com/office/word/2006/wordml" xmlns:wps="http://schemas.microsoft.com/office/word/2010/wordprocessingShape" mc:Ignorable="w14 w15 w16se w16cid w16 w16cex w16sdtdh wp14">
   <w:abstractNum w:abstractNumId="0" w15:restartNumberingAfterBreak="0">
+    <w:nsid w:val="033E0224"/>
+    <w:multiLevelType w:val="hybridMultilevel"/>
+    <w:tmpl w:val="D3B8BC0A"/>
+    <w:lvl w:ilvl="0" w:tplc="FDEC13DA">
+      <w:start w:val="1"/>
+      <w:numFmt w:val="decimal"/>
+      <w:lvlText w:val="%1."/>
+      <w:lvlJc w:val="left"/>
+      <w:pPr>
+        <w:ind w:left="255" w:hanging="255"/>
+      </w:pPr>
+      <w:rPr>
+        <w:rFonts w:hint="default"/>
+      </w:rPr>
+    </w:lvl>
+    <w:lvl w:ilvl="1" w:tplc="04190019">
+      <w:start w:val="1"/>
+      <w:numFmt w:val="lowerLetter"/>
+      <w:lvlText w:val="%2."/>
+      <w:lvlJc w:val="left"/>
+      <w:pPr>
+        <w:ind w:left="1440" w:hanging="360"/>
+      </w:pPr>
+    </w:lvl>
+    <w:lvl w:ilvl="2" w:tplc="0419001B" w:tentative="1">
+      <w:start w:val="1"/>
+      <w:numFmt w:val="lowerRoman"/>
+      <w:lvlText w:val="%3."/>
+      <w:lvlJc w:val="right"/>
+      <w:pPr>
+        <w:ind w:left="2160" w:hanging="180"/>
+      </w:pPr>
+    </w:lvl>
+    <w:lvl w:ilvl="3" w:tplc="0419000F" w:tentative="1">
+      <w:start w:val="1"/>
+      <w:numFmt w:val="decimal"/>
+      <w:lvlText w:val="%4."/>
+      <w:lvlJc w:val="left"/>
+      <w:pPr>
+        <w:ind w:left="2880" w:hanging="360"/>
+      </w:pPr>
+    </w:lvl>
+    <w:lvl w:ilvl="4" w:tplc="04190019" w:tentative="1">
+      <w:start w:val="1"/>
+      <w:numFmt w:val="lowerLetter"/>
+      <w:lvlText w:val="%5."/>
+      <w:lvlJc w:val="left"/>
+      <w:pPr>
+        <w:ind w:left="3600" w:hanging="360"/>
+      </w:pPr>
+    </w:lvl>
+    <w:lvl w:ilvl="5" w:tplc="0419001B" w:tentative="1">
+      <w:start w:val="1"/>
+      <w:numFmt w:val="lowerRoman"/>
+      <w:lvlText w:val="%6."/>
+      <w:lvlJc w:val="right"/>
+      <w:pPr>
+        <w:ind w:left="4320" w:hanging="180"/>
+      </w:pPr>
+    </w:lvl>
+    <w:lvl w:ilvl="6" w:tplc="0419000F" w:tentative="1">
+      <w:start w:val="1"/>
+      <w:numFmt w:val="decimal"/>
+      <w:lvlText w:val="%7."/>
+      <w:lvlJc w:val="left"/>
+      <w:pPr>
+        <w:ind w:left="5040" w:hanging="360"/>
+      </w:pPr>
+    </w:lvl>
+    <w:lvl w:ilvl="7" w:tplc="04190019" w:tentative="1">
+      <w:start w:val="1"/>
+      <w:numFmt w:val="lowerLetter"/>
+      <w:lvlText w:val="%8."/>
+      <w:lvlJc w:val="left"/>
+      <w:pPr>
+        <w:ind w:left="5760" w:hanging="360"/>
+      </w:pPr>
+    </w:lvl>
+    <w:lvl w:ilvl="8" w:tplc="0419001B" w:tentative="1">
+      <w:start w:val="1"/>
+      <w:numFmt w:val="lowerRoman"/>
+      <w:lvlText w:val="%9."/>
+      <w:lvlJc w:val="right"/>
+      <w:pPr>
+        <w:ind w:left="6480" w:hanging="180"/>
+      </w:pPr>
+    </w:lvl>
+  </w:abstractNum>
+  <w:abstractNum w:abstractNumId="1" w15:restartNumberingAfterBreak="0">
+    <w:nsid w:val="1E3F0820"/>
+    <w:multiLevelType w:val="hybridMultilevel"/>
+    <w:tmpl w:val="E28CACFC"/>
+    <w:lvl w:ilvl="0" w:tplc="FDEC13DA">
+      <w:start w:val="1"/>
+      <w:numFmt w:val="decimal"/>
+      <w:lvlText w:val="%1."/>
+      <w:lvlJc w:val="left"/>
+      <w:pPr>
+        <w:ind w:left="255" w:hanging="255"/>
+      </w:pPr>
+      <w:rPr>
+        <w:rFonts w:hint="default"/>
+      </w:rPr>
+    </w:lvl>
+    <w:lvl w:ilvl="1" w:tplc="04190001">
+      <w:start w:val="1"/>
+      <w:numFmt w:val="bullet"/>
+      <w:lvlText w:val=""/>
+      <w:lvlJc w:val="left"/>
+      <w:pPr>
+        <w:ind w:left="851" w:hanging="284"/>
+      </w:pPr>
+      <w:rPr>
+        <w:rFonts w:ascii="Symbol" w:hAnsi="Symbol" w:hint="default"/>
+      </w:rPr>
+    </w:lvl>
+    <w:lvl w:ilvl="2" w:tplc="0419001B" w:tentative="1">
+      <w:start w:val="1"/>
+      <w:numFmt w:val="lowerRoman"/>
+      <w:lvlText w:val="%3."/>
+      <w:lvlJc w:val="right"/>
+      <w:pPr>
+        <w:ind w:left="2160" w:hanging="180"/>
+      </w:pPr>
+    </w:lvl>
+    <w:lvl w:ilvl="3" w:tplc="0419000F" w:tentative="1">
+      <w:start w:val="1"/>
+      <w:numFmt w:val="decimal"/>
+      <w:lvlText w:val="%4."/>
+      <w:lvlJc w:val="left"/>
+      <w:pPr>
+        <w:ind w:left="2880" w:hanging="360"/>
+      </w:pPr>
+    </w:lvl>
+    <w:lvl w:ilvl="4" w:tplc="04190019" w:tentative="1">
+      <w:start w:val="1"/>
+      <w:numFmt w:val="lowerLetter"/>
+      <w:lvlText w:val="%5."/>
+      <w:lvlJc w:val="left"/>
+      <w:pPr>
+        <w:ind w:left="3600" w:hanging="360"/>
+      </w:pPr>
+    </w:lvl>
+    <w:lvl w:ilvl="5" w:tplc="0419001B" w:tentative="1">
+      <w:start w:val="1"/>
+      <w:numFmt w:val="lowerRoman"/>
+      <w:lvlText w:val="%6."/>
+      <w:lvlJc w:val="right"/>
+      <w:pPr>
+        <w:ind w:left="4320" w:hanging="180"/>
+      </w:pPr>
+    </w:lvl>
+    <w:lvl w:ilvl="6" w:tplc="0419000F" w:tentative="1">
+      <w:start w:val="1"/>
+      <w:numFmt w:val="decimal"/>
+      <w:lvlText w:val="%7."/>
+      <w:lvlJc w:val="left"/>
+      <w:pPr>
+        <w:ind w:left="5040" w:hanging="360"/>
+      </w:pPr>
+    </w:lvl>
+    <w:lvl w:ilvl="7" w:tplc="04190019" w:tentative="1">
+      <w:start w:val="1"/>
+      <w:numFmt w:val="lowerLetter"/>
+      <w:lvlText w:val="%8."/>
+      <w:lvlJc w:val="left"/>
+      <w:pPr>
+        <w:ind w:left="5760" w:hanging="360"/>
+      </w:pPr>
+    </w:lvl>
+    <w:lvl w:ilvl="8" w:tplc="0419001B" w:tentative="1">
+      <w:start w:val="1"/>
+      <w:numFmt w:val="lowerRoman"/>
+      <w:lvlText w:val="%9."/>
+      <w:lvlJc w:val="right"/>
+      <w:pPr>
+        <w:ind w:left="6480" w:hanging="180"/>
+      </w:pPr>
+    </w:lvl>
+  </w:abstractNum>
+  <w:abstractNum w:abstractNumId="2" w15:restartNumberingAfterBreak="0">
     <w:nsid w:val="1F5413BB"/>
     <w:multiLevelType w:val="hybridMultilevel"/>
     <w:tmpl w:val="863C376A"/>
@@ -4796,17 +8122,17 @@
       </w:pPr>
     </w:lvl>
   </w:abstractNum>
-  <w:abstractNum w:abstractNumId="1" w15:restartNumberingAfterBreak="0">
+  <w:abstractNum w:abstractNumId="3" w15:restartNumberingAfterBreak="0">
     <w:nsid w:val="32134B04"/>
     <w:multiLevelType w:val="hybridMultilevel"/>
-    <w:tmpl w:val="DCA2DF64"/>
-    <w:lvl w:ilvl="0" w:tplc="83A257EE">
+    <w:tmpl w:val="D3B8BC0A"/>
+    <w:lvl w:ilvl="0" w:tplc="FDEC13DA">
       <w:start w:val="1"/>
       <w:numFmt w:val="decimal"/>
       <w:lvlText w:val="%1."/>
       <w:lvlJc w:val="left"/>
       <w:pPr>
-        <w:ind w:left="284" w:hanging="284"/>
+        <w:ind w:left="255" w:hanging="255"/>
       </w:pPr>
       <w:rPr>
         <w:rFonts w:hint="default"/>
@@ -4885,11 +8211,388 @@
       </w:pPr>
     </w:lvl>
   </w:abstractNum>
+  <w:abstractNum w:abstractNumId="4" w15:restartNumberingAfterBreak="0">
+    <w:nsid w:val="33DF35C4"/>
+    <w:multiLevelType w:val="hybridMultilevel"/>
+    <w:tmpl w:val="A8F6705C"/>
+    <w:lvl w:ilvl="0" w:tplc="80828F60">
+      <w:start w:val="1"/>
+      <w:numFmt w:val="decimal"/>
+      <w:lvlText w:val="%1."/>
+      <w:lvlJc w:val="left"/>
+      <w:pPr>
+        <w:ind w:left="851" w:hanging="284"/>
+      </w:pPr>
+      <w:rPr>
+        <w:rFonts w:hint="default"/>
+      </w:rPr>
+    </w:lvl>
+    <w:lvl w:ilvl="1" w:tplc="04190019" w:tentative="1">
+      <w:start w:val="1"/>
+      <w:numFmt w:val="lowerLetter"/>
+      <w:lvlText w:val="%2."/>
+      <w:lvlJc w:val="left"/>
+      <w:pPr>
+        <w:ind w:left="1440" w:hanging="360"/>
+      </w:pPr>
+    </w:lvl>
+    <w:lvl w:ilvl="2" w:tplc="0419001B" w:tentative="1">
+      <w:start w:val="1"/>
+      <w:numFmt w:val="lowerRoman"/>
+      <w:lvlText w:val="%3."/>
+      <w:lvlJc w:val="right"/>
+      <w:pPr>
+        <w:ind w:left="2160" w:hanging="180"/>
+      </w:pPr>
+    </w:lvl>
+    <w:lvl w:ilvl="3" w:tplc="0419000F" w:tentative="1">
+      <w:start w:val="1"/>
+      <w:numFmt w:val="decimal"/>
+      <w:lvlText w:val="%4."/>
+      <w:lvlJc w:val="left"/>
+      <w:pPr>
+        <w:ind w:left="2880" w:hanging="360"/>
+      </w:pPr>
+    </w:lvl>
+    <w:lvl w:ilvl="4" w:tplc="04190019" w:tentative="1">
+      <w:start w:val="1"/>
+      <w:numFmt w:val="lowerLetter"/>
+      <w:lvlText w:val="%5."/>
+      <w:lvlJc w:val="left"/>
+      <w:pPr>
+        <w:ind w:left="3600" w:hanging="360"/>
+      </w:pPr>
+    </w:lvl>
+    <w:lvl w:ilvl="5" w:tplc="0419001B" w:tentative="1">
+      <w:start w:val="1"/>
+      <w:numFmt w:val="lowerRoman"/>
+      <w:lvlText w:val="%6."/>
+      <w:lvlJc w:val="right"/>
+      <w:pPr>
+        <w:ind w:left="4320" w:hanging="180"/>
+      </w:pPr>
+    </w:lvl>
+    <w:lvl w:ilvl="6" w:tplc="0419000F" w:tentative="1">
+      <w:start w:val="1"/>
+      <w:numFmt w:val="decimal"/>
+      <w:lvlText w:val="%7."/>
+      <w:lvlJc w:val="left"/>
+      <w:pPr>
+        <w:ind w:left="5040" w:hanging="360"/>
+      </w:pPr>
+    </w:lvl>
+    <w:lvl w:ilvl="7" w:tplc="04190019" w:tentative="1">
+      <w:start w:val="1"/>
+      <w:numFmt w:val="lowerLetter"/>
+      <w:lvlText w:val="%8."/>
+      <w:lvlJc w:val="left"/>
+      <w:pPr>
+        <w:ind w:left="5760" w:hanging="360"/>
+      </w:pPr>
+    </w:lvl>
+    <w:lvl w:ilvl="8" w:tplc="0419001B" w:tentative="1">
+      <w:start w:val="1"/>
+      <w:numFmt w:val="lowerRoman"/>
+      <w:lvlText w:val="%9."/>
+      <w:lvlJc w:val="right"/>
+      <w:pPr>
+        <w:ind w:left="6480" w:hanging="180"/>
+      </w:pPr>
+    </w:lvl>
+  </w:abstractNum>
+  <w:abstractNum w:abstractNumId="5" w15:restartNumberingAfterBreak="0">
+    <w:nsid w:val="34DA5293"/>
+    <w:multiLevelType w:val="hybridMultilevel"/>
+    <w:tmpl w:val="43B04C1E"/>
+    <w:lvl w:ilvl="0" w:tplc="0C84767E">
+      <w:start w:val="1"/>
+      <w:numFmt w:val="decimal"/>
+      <w:lvlText w:val="%1."/>
+      <w:lvlJc w:val="left"/>
+      <w:pPr>
+        <w:ind w:left="615" w:hanging="360"/>
+      </w:pPr>
+      <w:rPr>
+        <w:rFonts w:hint="default"/>
+      </w:rPr>
+    </w:lvl>
+    <w:lvl w:ilvl="1" w:tplc="04190019" w:tentative="1">
+      <w:start w:val="1"/>
+      <w:numFmt w:val="lowerLetter"/>
+      <w:lvlText w:val="%2."/>
+      <w:lvlJc w:val="left"/>
+      <w:pPr>
+        <w:ind w:left="1335" w:hanging="360"/>
+      </w:pPr>
+    </w:lvl>
+    <w:lvl w:ilvl="2" w:tplc="0419001B" w:tentative="1">
+      <w:start w:val="1"/>
+      <w:numFmt w:val="lowerRoman"/>
+      <w:lvlText w:val="%3."/>
+      <w:lvlJc w:val="right"/>
+      <w:pPr>
+        <w:ind w:left="2055" w:hanging="180"/>
+      </w:pPr>
+    </w:lvl>
+    <w:lvl w:ilvl="3" w:tplc="0419000F" w:tentative="1">
+      <w:start w:val="1"/>
+      <w:numFmt w:val="decimal"/>
+      <w:lvlText w:val="%4."/>
+      <w:lvlJc w:val="left"/>
+      <w:pPr>
+        <w:ind w:left="2775" w:hanging="360"/>
+      </w:pPr>
+    </w:lvl>
+    <w:lvl w:ilvl="4" w:tplc="04190019" w:tentative="1">
+      <w:start w:val="1"/>
+      <w:numFmt w:val="lowerLetter"/>
+      <w:lvlText w:val="%5."/>
+      <w:lvlJc w:val="left"/>
+      <w:pPr>
+        <w:ind w:left="3495" w:hanging="360"/>
+      </w:pPr>
+    </w:lvl>
+    <w:lvl w:ilvl="5" w:tplc="0419001B" w:tentative="1">
+      <w:start w:val="1"/>
+      <w:numFmt w:val="lowerRoman"/>
+      <w:lvlText w:val="%6."/>
+      <w:lvlJc w:val="right"/>
+      <w:pPr>
+        <w:ind w:left="4215" w:hanging="180"/>
+      </w:pPr>
+    </w:lvl>
+    <w:lvl w:ilvl="6" w:tplc="0419000F" w:tentative="1">
+      <w:start w:val="1"/>
+      <w:numFmt w:val="decimal"/>
+      <w:lvlText w:val="%7."/>
+      <w:lvlJc w:val="left"/>
+      <w:pPr>
+        <w:ind w:left="4935" w:hanging="360"/>
+      </w:pPr>
+    </w:lvl>
+    <w:lvl w:ilvl="7" w:tplc="04190019" w:tentative="1">
+      <w:start w:val="1"/>
+      <w:numFmt w:val="lowerLetter"/>
+      <w:lvlText w:val="%8."/>
+      <w:lvlJc w:val="left"/>
+      <w:pPr>
+        <w:ind w:left="5655" w:hanging="360"/>
+      </w:pPr>
+    </w:lvl>
+    <w:lvl w:ilvl="8" w:tplc="0419001B" w:tentative="1">
+      <w:start w:val="1"/>
+      <w:numFmt w:val="lowerRoman"/>
+      <w:lvlText w:val="%9."/>
+      <w:lvlJc w:val="right"/>
+      <w:pPr>
+        <w:ind w:left="6375" w:hanging="180"/>
+      </w:pPr>
+    </w:lvl>
+  </w:abstractNum>
+  <w:abstractNum w:abstractNumId="6" w15:restartNumberingAfterBreak="0">
+    <w:nsid w:val="56DD1352"/>
+    <w:multiLevelType w:val="hybridMultilevel"/>
+    <w:tmpl w:val="33769410"/>
+    <w:lvl w:ilvl="0" w:tplc="61C2A902">
+      <w:start w:val="1"/>
+      <w:numFmt w:val="decimal"/>
+      <w:lvlText w:val="%1."/>
+      <w:lvlJc w:val="left"/>
+      <w:pPr>
+        <w:ind w:left="720" w:hanging="360"/>
+      </w:pPr>
+      <w:rPr>
+        <w:rFonts w:hint="default"/>
+      </w:rPr>
+    </w:lvl>
+    <w:lvl w:ilvl="1" w:tplc="04190019" w:tentative="1">
+      <w:start w:val="1"/>
+      <w:numFmt w:val="lowerLetter"/>
+      <w:lvlText w:val="%2."/>
+      <w:lvlJc w:val="left"/>
+      <w:pPr>
+        <w:ind w:left="1440" w:hanging="360"/>
+      </w:pPr>
+    </w:lvl>
+    <w:lvl w:ilvl="2" w:tplc="0419001B" w:tentative="1">
+      <w:start w:val="1"/>
+      <w:numFmt w:val="lowerRoman"/>
+      <w:lvlText w:val="%3."/>
+      <w:lvlJc w:val="right"/>
+      <w:pPr>
+        <w:ind w:left="2160" w:hanging="180"/>
+      </w:pPr>
+    </w:lvl>
+    <w:lvl w:ilvl="3" w:tplc="0419000F" w:tentative="1">
+      <w:start w:val="1"/>
+      <w:numFmt w:val="decimal"/>
+      <w:lvlText w:val="%4."/>
+      <w:lvlJc w:val="left"/>
+      <w:pPr>
+        <w:ind w:left="2880" w:hanging="360"/>
+      </w:pPr>
+    </w:lvl>
+    <w:lvl w:ilvl="4" w:tplc="04190019" w:tentative="1">
+      <w:start w:val="1"/>
+      <w:numFmt w:val="lowerLetter"/>
+      <w:lvlText w:val="%5."/>
+      <w:lvlJc w:val="left"/>
+      <w:pPr>
+        <w:ind w:left="3600" w:hanging="360"/>
+      </w:pPr>
+    </w:lvl>
+    <w:lvl w:ilvl="5" w:tplc="0419001B" w:tentative="1">
+      <w:start w:val="1"/>
+      <w:numFmt w:val="lowerRoman"/>
+      <w:lvlText w:val="%6."/>
+      <w:lvlJc w:val="right"/>
+      <w:pPr>
+        <w:ind w:left="4320" w:hanging="180"/>
+      </w:pPr>
+    </w:lvl>
+    <w:lvl w:ilvl="6" w:tplc="0419000F" w:tentative="1">
+      <w:start w:val="1"/>
+      <w:numFmt w:val="decimal"/>
+      <w:lvlText w:val="%7."/>
+      <w:lvlJc w:val="left"/>
+      <w:pPr>
+        <w:ind w:left="5040" w:hanging="360"/>
+      </w:pPr>
+    </w:lvl>
+    <w:lvl w:ilvl="7" w:tplc="04190019" w:tentative="1">
+      <w:start w:val="1"/>
+      <w:numFmt w:val="lowerLetter"/>
+      <w:lvlText w:val="%8."/>
+      <w:lvlJc w:val="left"/>
+      <w:pPr>
+        <w:ind w:left="5760" w:hanging="360"/>
+      </w:pPr>
+    </w:lvl>
+    <w:lvl w:ilvl="8" w:tplc="0419001B" w:tentative="1">
+      <w:start w:val="1"/>
+      <w:numFmt w:val="lowerRoman"/>
+      <w:lvlText w:val="%9."/>
+      <w:lvlJc w:val="right"/>
+      <w:pPr>
+        <w:ind w:left="6480" w:hanging="180"/>
+      </w:pPr>
+    </w:lvl>
+  </w:abstractNum>
+  <w:abstractNum w:abstractNumId="7" w15:restartNumberingAfterBreak="0">
+    <w:nsid w:val="7CD12EE2"/>
+    <w:multiLevelType w:val="hybridMultilevel"/>
+    <w:tmpl w:val="BFAEFC54"/>
+    <w:lvl w:ilvl="0" w:tplc="FDEC13DA">
+      <w:start w:val="1"/>
+      <w:numFmt w:val="decimal"/>
+      <w:lvlText w:val="%1."/>
+      <w:lvlJc w:val="left"/>
+      <w:pPr>
+        <w:ind w:left="255" w:hanging="255"/>
+      </w:pPr>
+      <w:rPr>
+        <w:rFonts w:hint="default"/>
+      </w:rPr>
+    </w:lvl>
+    <w:lvl w:ilvl="1" w:tplc="80828F60">
+      <w:start w:val="1"/>
+      <w:numFmt w:val="decimal"/>
+      <w:lvlText w:val="%2."/>
+      <w:lvlJc w:val="left"/>
+      <w:pPr>
+        <w:ind w:left="851" w:hanging="284"/>
+      </w:pPr>
+      <w:rPr>
+        <w:rFonts w:hint="default"/>
+      </w:rPr>
+    </w:lvl>
+    <w:lvl w:ilvl="2" w:tplc="0419001B" w:tentative="1">
+      <w:start w:val="1"/>
+      <w:numFmt w:val="lowerRoman"/>
+      <w:lvlText w:val="%3."/>
+      <w:lvlJc w:val="right"/>
+      <w:pPr>
+        <w:ind w:left="2160" w:hanging="180"/>
+      </w:pPr>
+    </w:lvl>
+    <w:lvl w:ilvl="3" w:tplc="0419000F" w:tentative="1">
+      <w:start w:val="1"/>
+      <w:numFmt w:val="decimal"/>
+      <w:lvlText w:val="%4."/>
+      <w:lvlJc w:val="left"/>
+      <w:pPr>
+        <w:ind w:left="2880" w:hanging="360"/>
+      </w:pPr>
+    </w:lvl>
+    <w:lvl w:ilvl="4" w:tplc="04190019" w:tentative="1">
+      <w:start w:val="1"/>
+      <w:numFmt w:val="lowerLetter"/>
+      <w:lvlText w:val="%5."/>
+      <w:lvlJc w:val="left"/>
+      <w:pPr>
+        <w:ind w:left="3600" w:hanging="360"/>
+      </w:pPr>
+    </w:lvl>
+    <w:lvl w:ilvl="5" w:tplc="0419001B" w:tentative="1">
+      <w:start w:val="1"/>
+      <w:numFmt w:val="lowerRoman"/>
+      <w:lvlText w:val="%6."/>
+      <w:lvlJc w:val="right"/>
+      <w:pPr>
+        <w:ind w:left="4320" w:hanging="180"/>
+      </w:pPr>
+    </w:lvl>
+    <w:lvl w:ilvl="6" w:tplc="0419000F" w:tentative="1">
+      <w:start w:val="1"/>
+      <w:numFmt w:val="decimal"/>
+      <w:lvlText w:val="%7."/>
+      <w:lvlJc w:val="left"/>
+      <w:pPr>
+        <w:ind w:left="5040" w:hanging="360"/>
+      </w:pPr>
+    </w:lvl>
+    <w:lvl w:ilvl="7" w:tplc="04190019" w:tentative="1">
+      <w:start w:val="1"/>
+      <w:numFmt w:val="lowerLetter"/>
+      <w:lvlText w:val="%8."/>
+      <w:lvlJc w:val="left"/>
+      <w:pPr>
+        <w:ind w:left="5760" w:hanging="360"/>
+      </w:pPr>
+    </w:lvl>
+    <w:lvl w:ilvl="8" w:tplc="0419001B" w:tentative="1">
+      <w:start w:val="1"/>
+      <w:numFmt w:val="lowerRoman"/>
+      <w:lvlText w:val="%9."/>
+      <w:lvlJc w:val="right"/>
+      <w:pPr>
+        <w:ind w:left="6480" w:hanging="180"/>
+      </w:pPr>
+    </w:lvl>
+  </w:abstractNum>
   <w:num w:numId="1">
-    <w:abstractNumId w:val="1"/>
+    <w:abstractNumId w:val="3"/>
   </w:num>
   <w:num w:numId="2">
+    <w:abstractNumId w:val="2"/>
+  </w:num>
+  <w:num w:numId="3">
+    <w:abstractNumId w:val="6"/>
+  </w:num>
+  <w:num w:numId="4">
     <w:abstractNumId w:val="0"/>
+  </w:num>
+  <w:num w:numId="5">
+    <w:abstractNumId w:val="7"/>
+  </w:num>
+  <w:num w:numId="6">
+    <w:abstractNumId w:val="5"/>
+  </w:num>
+  <w:num w:numId="7">
+    <w:abstractNumId w:val="4"/>
+  </w:num>
+  <w:num w:numId="8">
+    <w:abstractNumId w:val="1"/>
   </w:num>
 </w:numbering>
 </file>
@@ -5292,7 +8995,7 @@
   <w:style w:type="paragraph" w:default="1" w:styleId="a">
     <w:name w:val="Normal"/>
     <w:qFormat/>
-    <w:rsid w:val="00A51AAB"/>
+    <w:rsid w:val="00855BD2"/>
   </w:style>
   <w:style w:type="character" w:default="1" w:styleId="a0">
     <w:name w:val="Default Paragraph Font"/>

--- a/docs/VL60-user_manual.docx
+++ b/docs/VL60-user_manual.docx
@@ -71,25 +71,25 @@
     <w:tbl>
       <w:tblPr>
         <w:tblStyle w:val="a3"/>
-        <w:tblW w:w="9497" w:type="dxa"/>
+        <w:tblW w:w="9923" w:type="dxa"/>
         <w:tblInd w:w="-147" w:type="dxa"/>
         <w:tblCellMar>
-          <w:top w:w="57" w:type="dxa"/>
+          <w:top w:w="28" w:type="dxa"/>
           <w:left w:w="57" w:type="dxa"/>
-          <w:bottom w:w="57" w:type="dxa"/>
+          <w:bottom w:w="28" w:type="dxa"/>
           <w:right w:w="57" w:type="dxa"/>
         </w:tblCellMar>
         <w:tblLook w:val="04A0" w:firstRow="1" w:lastRow="0" w:firstColumn="1" w:lastColumn="0" w:noHBand="0" w:noVBand="1"/>
       </w:tblPr>
       <w:tblGrid>
-        <w:gridCol w:w="2127"/>
-        <w:gridCol w:w="3969"/>
-        <w:gridCol w:w="3401"/>
+        <w:gridCol w:w="2552"/>
+        <w:gridCol w:w="4111"/>
+        <w:gridCol w:w="3260"/>
       </w:tblGrid>
       <w:tr>
         <w:tc>
           <w:tcPr>
-            <w:tcW w:w="2127" w:type="dxa"/>
+            <w:tcW w:w="2552" w:type="dxa"/>
           </w:tcPr>
           <w:p>
             <w:pPr>
@@ -112,7 +112,7 @@
         </w:tc>
         <w:tc>
           <w:tcPr>
-            <w:tcW w:w="3969" w:type="dxa"/>
+            <w:tcW w:w="4111" w:type="dxa"/>
           </w:tcPr>
           <w:p>
             <w:pPr>
@@ -135,7 +135,7 @@
         </w:tc>
         <w:tc>
           <w:tcPr>
-            <w:tcW w:w="3401" w:type="dxa"/>
+            <w:tcW w:w="3260" w:type="dxa"/>
             <w:vAlign w:val="center"/>
           </w:tcPr>
           <w:p>
@@ -161,7 +161,7 @@
       <w:tr>
         <w:tc>
           <w:tcPr>
-            <w:tcW w:w="2127" w:type="dxa"/>
+            <w:tcW w:w="2552" w:type="dxa"/>
             <w:vAlign w:val="center"/>
           </w:tcPr>
           <w:p>
@@ -183,7 +183,6 @@
               </w:rPr>
               <w:t xml:space="preserve">Shift + </w:t>
             </w:r>
-            <w:proofErr w:type="gramStart"/>
             <w:r>
               <w:rPr>
                 <w:rFonts w:ascii="Times New Roman" w:hAnsi="Times New Roman"/>
@@ -200,17 +199,16 @@
                 <w:szCs w:val="28"/>
                 <w:lang w:val="en-US"/>
               </w:rPr>
-              <w:t xml:space="preserve">  |</w:t>
-            </w:r>
-            <w:proofErr w:type="gramEnd"/>
-            <w:r>
-              <w:rPr>
-                <w:rFonts w:ascii="Times New Roman" w:hAnsi="Times New Roman"/>
-                <w:sz w:val="28"/>
-                <w:szCs w:val="28"/>
-                <w:lang w:val="en-US"/>
-              </w:rPr>
-              <w:t xml:space="preserve">  </w:t>
+              <w:t xml:space="preserve"> | </w:t>
+            </w:r>
+            <w:r>
+              <w:rPr>
+                <w:rFonts w:ascii="Times New Roman" w:hAnsi="Times New Roman"/>
+                <w:sz w:val="28"/>
+                <w:szCs w:val="28"/>
+                <w:lang w:val="en-US"/>
+              </w:rPr>
+              <w:t xml:space="preserve">Ctrl + </w:t>
             </w:r>
             <w:r>
               <w:rPr>
@@ -225,7 +223,7 @@
         </w:tc>
         <w:tc>
           <w:tcPr>
-            <w:tcW w:w="3969" w:type="dxa"/>
+            <w:tcW w:w="4111" w:type="dxa"/>
             <w:vAlign w:val="center"/>
           </w:tcPr>
           <w:p>
@@ -272,15 +270,15 @@
         </w:tc>
         <w:tc>
           <w:tcPr>
-            <w:tcW w:w="3401" w:type="dxa"/>
-            <w:vAlign w:val="center"/>
-          </w:tcPr>
-          <w:p>
-            <w:pPr>
-              <w:rPr>
-                <w:rFonts w:ascii="Times New Roman" w:hAnsi="Times New Roman"/>
-                <w:sz w:val="28"/>
-                <w:szCs w:val="28"/>
+            <w:tcW w:w="3260" w:type="dxa"/>
+            <w:vAlign w:val="center"/>
+          </w:tcPr>
+          <w:p>
+            <w:pPr>
+              <w:rPr>
+                <w:rFonts w:ascii="Times New Roman" w:hAnsi="Times New Roman"/>
+                <w:sz w:val="24"/>
+                <w:szCs w:val="24"/>
               </w:rPr>
             </w:pPr>
           </w:p>
@@ -289,7 +287,7 @@
       <w:tr>
         <w:tc>
           <w:tcPr>
-            <w:tcW w:w="2127" w:type="dxa"/>
+            <w:tcW w:w="2552" w:type="dxa"/>
             <w:vAlign w:val="center"/>
           </w:tcPr>
           <w:p>
@@ -309,9 +307,26 @@
                 <w:szCs w:val="28"/>
                 <w:lang w:val="en-US"/>
               </w:rPr>
-              <w:t xml:space="preserve">Shift + </w:t>
-            </w:r>
-            <w:proofErr w:type="gramStart"/>
+              <w:t>Shift +</w:t>
+            </w:r>
+            <w:r>
+              <w:rPr>
+                <w:rFonts w:ascii="Times New Roman" w:hAnsi="Times New Roman"/>
+                <w:sz w:val="28"/>
+                <w:szCs w:val="28"/>
+                <w:lang w:val="en-US"/>
+              </w:rPr>
+              <w:t xml:space="preserve"> I</w:t>
+            </w:r>
+            <w:r>
+              <w:rPr>
+                <w:rFonts w:ascii="Times New Roman" w:hAnsi="Times New Roman"/>
+                <w:sz w:val="28"/>
+                <w:szCs w:val="28"/>
+                <w:lang w:val="en-US"/>
+              </w:rPr>
+              <w:t xml:space="preserve"> | Ctrl + </w:t>
+            </w:r>
             <w:r>
               <w:rPr>
                 <w:rFonts w:ascii="Times New Roman" w:hAnsi="Times New Roman"/>
@@ -321,39 +336,11 @@
               </w:rPr>
               <w:t>I</w:t>
             </w:r>
-            <w:r>
-              <w:rPr>
-                <w:rFonts w:ascii="Times New Roman" w:hAnsi="Times New Roman"/>
-                <w:sz w:val="28"/>
-                <w:szCs w:val="28"/>
-                <w:lang w:val="en-US"/>
-              </w:rPr>
-              <w:t xml:space="preserve">  |</w:t>
-            </w:r>
-            <w:proofErr w:type="gramEnd"/>
-            <w:r>
-              <w:rPr>
-                <w:rFonts w:ascii="Times New Roman" w:hAnsi="Times New Roman"/>
-                <w:sz w:val="28"/>
-                <w:szCs w:val="28"/>
-                <w:lang w:val="en-US"/>
-              </w:rPr>
-              <w:t xml:space="preserve">  </w:t>
-            </w:r>
-            <w:r>
-              <w:rPr>
-                <w:rFonts w:ascii="Times New Roman" w:hAnsi="Times New Roman"/>
-                <w:sz w:val="28"/>
-                <w:szCs w:val="28"/>
-                <w:lang w:val="en-US"/>
-              </w:rPr>
-              <w:t>I</w:t>
-            </w:r>
-          </w:p>
-        </w:tc>
-        <w:tc>
-          <w:tcPr>
-            <w:tcW w:w="3969" w:type="dxa"/>
+          </w:p>
+        </w:tc>
+        <w:tc>
+          <w:tcPr>
+            <w:tcW w:w="4111" w:type="dxa"/>
             <w:vAlign w:val="center"/>
           </w:tcPr>
           <w:p>
@@ -416,15 +403,15 @@
         </w:tc>
         <w:tc>
           <w:tcPr>
-            <w:tcW w:w="3401" w:type="dxa"/>
-            <w:vAlign w:val="center"/>
-          </w:tcPr>
-          <w:p>
-            <w:pPr>
-              <w:rPr>
-                <w:rFonts w:ascii="Times New Roman" w:hAnsi="Times New Roman"/>
-                <w:sz w:val="28"/>
-                <w:szCs w:val="28"/>
+            <w:tcW w:w="3260" w:type="dxa"/>
+            <w:vAlign w:val="center"/>
+          </w:tcPr>
+          <w:p>
+            <w:pPr>
+              <w:rPr>
+                <w:rFonts w:ascii="Times New Roman" w:hAnsi="Times New Roman"/>
+                <w:sz w:val="24"/>
+                <w:szCs w:val="24"/>
               </w:rPr>
             </w:pPr>
           </w:p>
@@ -433,7 +420,7 @@
       <w:tr>
         <w:tc>
           <w:tcPr>
-            <w:tcW w:w="2127" w:type="dxa"/>
+            <w:tcW w:w="2552" w:type="dxa"/>
             <w:vAlign w:val="center"/>
           </w:tcPr>
           <w:p>
@@ -455,7 +442,6 @@
               </w:rPr>
               <w:t xml:space="preserve">Shift + </w:t>
             </w:r>
-            <w:proofErr w:type="gramStart"/>
             <w:r>
               <w:rPr>
                 <w:rFonts w:ascii="Times New Roman" w:hAnsi="Times New Roman"/>
@@ -472,17 +458,7 @@
                 <w:szCs w:val="28"/>
                 <w:lang w:val="en-US"/>
               </w:rPr>
-              <w:t xml:space="preserve">  |</w:t>
-            </w:r>
-            <w:proofErr w:type="gramEnd"/>
-            <w:r>
-              <w:rPr>
-                <w:rFonts w:ascii="Times New Roman" w:hAnsi="Times New Roman"/>
-                <w:sz w:val="28"/>
-                <w:szCs w:val="28"/>
-                <w:lang w:val="en-US"/>
-              </w:rPr>
-              <w:t xml:space="preserve">  </w:t>
+              <w:t xml:space="preserve"> | Ctrl + </w:t>
             </w:r>
             <w:r>
               <w:rPr>
@@ -497,7 +473,7 @@
         </w:tc>
         <w:tc>
           <w:tcPr>
-            <w:tcW w:w="3969" w:type="dxa"/>
+            <w:tcW w:w="4111" w:type="dxa"/>
             <w:vAlign w:val="center"/>
           </w:tcPr>
           <w:p>
@@ -560,15 +536,15 @@
         </w:tc>
         <w:tc>
           <w:tcPr>
-            <w:tcW w:w="3401" w:type="dxa"/>
-            <w:vAlign w:val="center"/>
-          </w:tcPr>
-          <w:p>
-            <w:pPr>
-              <w:rPr>
-                <w:rFonts w:ascii="Times New Roman" w:hAnsi="Times New Roman"/>
-                <w:sz w:val="28"/>
-                <w:szCs w:val="28"/>
+            <w:tcW w:w="3260" w:type="dxa"/>
+            <w:vAlign w:val="center"/>
+          </w:tcPr>
+          <w:p>
+            <w:pPr>
+              <w:rPr>
+                <w:rFonts w:ascii="Times New Roman" w:hAnsi="Times New Roman"/>
+                <w:sz w:val="24"/>
+                <w:szCs w:val="24"/>
               </w:rPr>
             </w:pPr>
           </w:p>
@@ -577,7 +553,7 @@
       <w:tr>
         <w:tc>
           <w:tcPr>
-            <w:tcW w:w="2127" w:type="dxa"/>
+            <w:tcW w:w="2552" w:type="dxa"/>
             <w:vAlign w:val="center"/>
           </w:tcPr>
           <w:p>
@@ -599,7 +575,6 @@
               </w:rPr>
               <w:t xml:space="preserve">Shift + </w:t>
             </w:r>
-            <w:proofErr w:type="gramStart"/>
             <w:r>
               <w:rPr>
                 <w:rFonts w:ascii="Times New Roman" w:hAnsi="Times New Roman"/>
@@ -616,17 +591,7 @@
                 <w:szCs w:val="28"/>
                 <w:lang w:val="en-US"/>
               </w:rPr>
-              <w:t xml:space="preserve">  |</w:t>
-            </w:r>
-            <w:proofErr w:type="gramEnd"/>
-            <w:r>
-              <w:rPr>
-                <w:rFonts w:ascii="Times New Roman" w:hAnsi="Times New Roman"/>
-                <w:sz w:val="28"/>
-                <w:szCs w:val="28"/>
-                <w:lang w:val="en-US"/>
-              </w:rPr>
-              <w:t xml:space="preserve">  </w:t>
+              <w:t xml:space="preserve"> | Ctrl + </w:t>
             </w:r>
             <w:r>
               <w:rPr>
@@ -641,7 +606,7 @@
         </w:tc>
         <w:tc>
           <w:tcPr>
-            <w:tcW w:w="3969" w:type="dxa"/>
+            <w:tcW w:w="4111" w:type="dxa"/>
             <w:vAlign w:val="center"/>
           </w:tcPr>
           <w:p>
@@ -672,15 +637,15 @@
         </w:tc>
         <w:tc>
           <w:tcPr>
-            <w:tcW w:w="3401" w:type="dxa"/>
-            <w:vAlign w:val="center"/>
-          </w:tcPr>
-          <w:p>
-            <w:pPr>
-              <w:rPr>
-                <w:rFonts w:ascii="Times New Roman" w:hAnsi="Times New Roman"/>
-                <w:sz w:val="28"/>
-                <w:szCs w:val="28"/>
+            <w:tcW w:w="3260" w:type="dxa"/>
+            <w:vAlign w:val="center"/>
+          </w:tcPr>
+          <w:p>
+            <w:pPr>
+              <w:rPr>
+                <w:rFonts w:ascii="Times New Roman" w:hAnsi="Times New Roman"/>
+                <w:sz w:val="24"/>
+                <w:szCs w:val="24"/>
               </w:rPr>
             </w:pPr>
           </w:p>
@@ -689,7 +654,7 @@
       <w:tr>
         <w:tc>
           <w:tcPr>
-            <w:tcW w:w="2127" w:type="dxa"/>
+            <w:tcW w:w="2552" w:type="dxa"/>
             <w:vAlign w:val="center"/>
           </w:tcPr>
           <w:p>
@@ -709,13 +674,13 @@
                 <w:szCs w:val="28"/>
                 <w:lang w:val="en-US"/>
               </w:rPr>
-              <w:t>K</w:t>
-            </w:r>
-          </w:p>
-        </w:tc>
-        <w:tc>
-          <w:tcPr>
-            <w:tcW w:w="3969" w:type="dxa"/>
+              <w:t>Alt + P</w:t>
+            </w:r>
+          </w:p>
+        </w:tc>
+        <w:tc>
+          <w:tcPr>
+            <w:tcW w:w="4111" w:type="dxa"/>
             <w:vAlign w:val="center"/>
           </w:tcPr>
           <w:p>
@@ -746,15 +711,15 @@
         </w:tc>
         <w:tc>
           <w:tcPr>
-            <w:tcW w:w="3401" w:type="dxa"/>
-            <w:vAlign w:val="center"/>
-          </w:tcPr>
-          <w:p>
-            <w:pPr>
-              <w:rPr>
-                <w:rFonts w:ascii="Times New Roman" w:hAnsi="Times New Roman"/>
-                <w:sz w:val="28"/>
-                <w:szCs w:val="28"/>
+            <w:tcW w:w="3260" w:type="dxa"/>
+            <w:vAlign w:val="center"/>
+          </w:tcPr>
+          <w:p>
+            <w:pPr>
+              <w:rPr>
+                <w:rFonts w:ascii="Times New Roman" w:hAnsi="Times New Roman"/>
+                <w:sz w:val="24"/>
+                <w:szCs w:val="24"/>
               </w:rPr>
             </w:pPr>
           </w:p>
@@ -763,7 +728,7 @@
       <w:tr>
         <w:tc>
           <w:tcPr>
-            <w:tcW w:w="2127" w:type="dxa"/>
+            <w:tcW w:w="2552" w:type="dxa"/>
             <w:vAlign w:val="center"/>
           </w:tcPr>
           <w:p>
@@ -784,7 +749,6 @@
               </w:rPr>
               <w:t xml:space="preserve">Shift + </w:t>
             </w:r>
-            <w:proofErr w:type="gramStart"/>
             <w:r>
               <w:rPr>
                 <w:rFonts w:ascii="Times New Roman" w:hAnsi="Times New Roman"/>
@@ -800,16 +764,7 @@
                 <w:sz w:val="28"/>
                 <w:szCs w:val="28"/>
               </w:rPr>
-              <w:t xml:space="preserve">  |</w:t>
-            </w:r>
-            <w:proofErr w:type="gramEnd"/>
-            <w:r>
-              <w:rPr>
-                <w:rFonts w:ascii="Times New Roman" w:hAnsi="Times New Roman"/>
-                <w:sz w:val="28"/>
-                <w:szCs w:val="28"/>
-              </w:rPr>
-              <w:t xml:space="preserve">  </w:t>
+              <w:t xml:space="preserve"> | Ctrl + </w:t>
             </w:r>
             <w:r>
               <w:rPr>
@@ -824,7 +779,7 @@
         </w:tc>
         <w:tc>
           <w:tcPr>
-            <w:tcW w:w="3969" w:type="dxa"/>
+            <w:tcW w:w="4111" w:type="dxa"/>
             <w:vAlign w:val="center"/>
           </w:tcPr>
           <w:p>
@@ -873,15 +828,15 @@
         </w:tc>
         <w:tc>
           <w:tcPr>
-            <w:tcW w:w="3401" w:type="dxa"/>
-            <w:vAlign w:val="center"/>
-          </w:tcPr>
-          <w:p>
-            <w:pPr>
-              <w:rPr>
-                <w:rFonts w:ascii="Times New Roman" w:hAnsi="Times New Roman"/>
-                <w:sz w:val="28"/>
-                <w:szCs w:val="28"/>
+            <w:tcW w:w="3260" w:type="dxa"/>
+            <w:vAlign w:val="center"/>
+          </w:tcPr>
+          <w:p>
+            <w:pPr>
+              <w:rPr>
+                <w:rFonts w:ascii="Times New Roman" w:hAnsi="Times New Roman"/>
+                <w:sz w:val="24"/>
+                <w:szCs w:val="24"/>
               </w:rPr>
             </w:pPr>
           </w:p>
@@ -890,7 +845,7 @@
       <w:tr>
         <w:tc>
           <w:tcPr>
-            <w:tcW w:w="2127" w:type="dxa"/>
+            <w:tcW w:w="2552" w:type="dxa"/>
             <w:vAlign w:val="center"/>
           </w:tcPr>
           <w:p>
@@ -911,46 +866,37 @@
               </w:rPr>
               <w:t xml:space="preserve">Shift + </w:t>
             </w:r>
-            <w:proofErr w:type="gramStart"/>
-            <w:r>
-              <w:rPr>
-                <w:rFonts w:ascii="Times New Roman" w:hAnsi="Times New Roman"/>
-                <w:sz w:val="28"/>
-                <w:szCs w:val="28"/>
-              </w:rPr>
-              <w:t>E</w:t>
-            </w:r>
-            <w:r>
-              <w:rPr>
-                <w:rFonts w:ascii="Times New Roman" w:hAnsi="Times New Roman"/>
-                <w:sz w:val="28"/>
-                <w:szCs w:val="28"/>
-              </w:rPr>
-              <w:t xml:space="preserve">  |</w:t>
-            </w:r>
-            <w:proofErr w:type="gramEnd"/>
-            <w:r>
-              <w:rPr>
-                <w:rFonts w:ascii="Times New Roman" w:hAnsi="Times New Roman"/>
-                <w:sz w:val="28"/>
-                <w:szCs w:val="28"/>
-              </w:rPr>
-              <w:t xml:space="preserve">  </w:t>
-            </w:r>
-            <w:r>
-              <w:rPr>
-                <w:rFonts w:ascii="Times New Roman" w:hAnsi="Times New Roman"/>
-                <w:sz w:val="28"/>
-                <w:szCs w:val="28"/>
-                <w:lang w:val="en-US"/>
-              </w:rPr>
-              <w:t>E</w:t>
-            </w:r>
-          </w:p>
-        </w:tc>
-        <w:tc>
-          <w:tcPr>
-            <w:tcW w:w="3969" w:type="dxa"/>
+            <w:r>
+              <w:rPr>
+                <w:rFonts w:ascii="Times New Roman" w:hAnsi="Times New Roman"/>
+                <w:sz w:val="28"/>
+                <w:szCs w:val="28"/>
+                <w:lang w:val="en-US"/>
+              </w:rPr>
+              <w:t>7</w:t>
+            </w:r>
+            <w:r>
+              <w:rPr>
+                <w:rFonts w:ascii="Times New Roman" w:hAnsi="Times New Roman"/>
+                <w:sz w:val="28"/>
+                <w:szCs w:val="28"/>
+              </w:rPr>
+              <w:t xml:space="preserve"> | Ctrl + </w:t>
+            </w:r>
+            <w:r>
+              <w:rPr>
+                <w:rFonts w:ascii="Times New Roman" w:hAnsi="Times New Roman"/>
+                <w:sz w:val="28"/>
+                <w:szCs w:val="28"/>
+                <w:lang w:val="en-US"/>
+              </w:rPr>
+              <w:t>7</w:t>
+            </w:r>
+          </w:p>
+        </w:tc>
+        <w:tc>
+          <w:tcPr>
+            <w:tcW w:w="4111" w:type="dxa"/>
             <w:vAlign w:val="center"/>
           </w:tcPr>
           <w:p>
@@ -981,15 +927,15 @@
         </w:tc>
         <w:tc>
           <w:tcPr>
-            <w:tcW w:w="3401" w:type="dxa"/>
-            <w:vAlign w:val="center"/>
-          </w:tcPr>
-          <w:p>
-            <w:pPr>
-              <w:rPr>
-                <w:rFonts w:ascii="Times New Roman" w:hAnsi="Times New Roman"/>
-                <w:sz w:val="28"/>
-                <w:szCs w:val="28"/>
+            <w:tcW w:w="3260" w:type="dxa"/>
+            <w:vAlign w:val="center"/>
+          </w:tcPr>
+          <w:p>
+            <w:pPr>
+              <w:rPr>
+                <w:rFonts w:ascii="Times New Roman" w:hAnsi="Times New Roman"/>
+                <w:sz w:val="24"/>
+                <w:szCs w:val="24"/>
               </w:rPr>
             </w:pPr>
           </w:p>
@@ -998,7 +944,7 @@
       <w:tr>
         <w:tc>
           <w:tcPr>
-            <w:tcW w:w="2127" w:type="dxa"/>
+            <w:tcW w:w="2552" w:type="dxa"/>
             <w:vAlign w:val="center"/>
           </w:tcPr>
           <w:p>
@@ -1019,47 +965,37 @@
               </w:rPr>
               <w:t xml:space="preserve">Shift + </w:t>
             </w:r>
-            <w:proofErr w:type="gramStart"/>
-            <w:r>
-              <w:rPr>
-                <w:rFonts w:ascii="Times New Roman" w:hAnsi="Times New Roman"/>
-                <w:sz w:val="28"/>
-                <w:szCs w:val="28"/>
-                <w:lang w:val="en-US"/>
-              </w:rPr>
-              <w:t>R</w:t>
-            </w:r>
-            <w:r>
-              <w:rPr>
-                <w:rFonts w:ascii="Times New Roman" w:hAnsi="Times New Roman"/>
-                <w:sz w:val="28"/>
-                <w:szCs w:val="28"/>
-              </w:rPr>
-              <w:t xml:space="preserve">  |</w:t>
-            </w:r>
-            <w:proofErr w:type="gramEnd"/>
-            <w:r>
-              <w:rPr>
-                <w:rFonts w:ascii="Times New Roman" w:hAnsi="Times New Roman"/>
-                <w:sz w:val="28"/>
-                <w:szCs w:val="28"/>
-              </w:rPr>
-              <w:t xml:space="preserve">  </w:t>
-            </w:r>
-            <w:r>
-              <w:rPr>
-                <w:rFonts w:ascii="Times New Roman" w:hAnsi="Times New Roman"/>
-                <w:sz w:val="28"/>
-                <w:szCs w:val="28"/>
-                <w:lang w:val="en-US"/>
-              </w:rPr>
-              <w:t>R</w:t>
-            </w:r>
-          </w:p>
-        </w:tc>
-        <w:tc>
-          <w:tcPr>
-            <w:tcW w:w="3969" w:type="dxa"/>
+            <w:r>
+              <w:rPr>
+                <w:rFonts w:ascii="Times New Roman" w:hAnsi="Times New Roman"/>
+                <w:sz w:val="28"/>
+                <w:szCs w:val="28"/>
+                <w:lang w:val="en-US"/>
+              </w:rPr>
+              <w:t>1</w:t>
+            </w:r>
+            <w:r>
+              <w:rPr>
+                <w:rFonts w:ascii="Times New Roman" w:hAnsi="Times New Roman"/>
+                <w:sz w:val="28"/>
+                <w:szCs w:val="28"/>
+              </w:rPr>
+              <w:t xml:space="preserve"> | Ctrl + </w:t>
+            </w:r>
+            <w:r>
+              <w:rPr>
+                <w:rFonts w:ascii="Times New Roman" w:hAnsi="Times New Roman"/>
+                <w:sz w:val="28"/>
+                <w:szCs w:val="28"/>
+                <w:lang w:val="en-US"/>
+              </w:rPr>
+              <w:t>1</w:t>
+            </w:r>
+          </w:p>
+        </w:tc>
+        <w:tc>
+          <w:tcPr>
+            <w:tcW w:w="4111" w:type="dxa"/>
             <w:vAlign w:val="center"/>
           </w:tcPr>
           <w:p>
@@ -1090,15 +1026,15 @@
         </w:tc>
         <w:tc>
           <w:tcPr>
-            <w:tcW w:w="3401" w:type="dxa"/>
-            <w:vAlign w:val="center"/>
-          </w:tcPr>
-          <w:p>
-            <w:pPr>
-              <w:rPr>
-                <w:rFonts w:ascii="Times New Roman" w:hAnsi="Times New Roman"/>
-                <w:sz w:val="28"/>
-                <w:szCs w:val="28"/>
+            <w:tcW w:w="3260" w:type="dxa"/>
+            <w:vAlign w:val="center"/>
+          </w:tcPr>
+          <w:p>
+            <w:pPr>
+              <w:rPr>
+                <w:rFonts w:ascii="Times New Roman" w:hAnsi="Times New Roman"/>
+                <w:sz w:val="24"/>
+                <w:szCs w:val="24"/>
               </w:rPr>
             </w:pPr>
           </w:p>
@@ -1107,7 +1043,7 @@
       <w:tr>
         <w:tc>
           <w:tcPr>
-            <w:tcW w:w="2127" w:type="dxa"/>
+            <w:tcW w:w="2552" w:type="dxa"/>
             <w:vAlign w:val="center"/>
           </w:tcPr>
           <w:p>
@@ -1128,47 +1064,37 @@
               </w:rPr>
               <w:t xml:space="preserve">Shift + </w:t>
             </w:r>
-            <w:proofErr w:type="gramStart"/>
-            <w:r>
-              <w:rPr>
-                <w:rFonts w:ascii="Times New Roman" w:hAnsi="Times New Roman"/>
-                <w:sz w:val="28"/>
-                <w:szCs w:val="28"/>
-                <w:lang w:val="en-US"/>
-              </w:rPr>
-              <w:t>F</w:t>
-            </w:r>
-            <w:r>
-              <w:rPr>
-                <w:rFonts w:ascii="Times New Roman" w:hAnsi="Times New Roman"/>
-                <w:sz w:val="28"/>
-                <w:szCs w:val="28"/>
-              </w:rPr>
-              <w:t xml:space="preserve">  |</w:t>
-            </w:r>
-            <w:proofErr w:type="gramEnd"/>
-            <w:r>
-              <w:rPr>
-                <w:rFonts w:ascii="Times New Roman" w:hAnsi="Times New Roman"/>
-                <w:sz w:val="28"/>
-                <w:szCs w:val="28"/>
-              </w:rPr>
-              <w:t xml:space="preserve">  </w:t>
-            </w:r>
-            <w:r>
-              <w:rPr>
-                <w:rFonts w:ascii="Times New Roman" w:hAnsi="Times New Roman"/>
-                <w:sz w:val="28"/>
-                <w:szCs w:val="28"/>
-                <w:lang w:val="en-US"/>
-              </w:rPr>
-              <w:t>F</w:t>
-            </w:r>
-          </w:p>
-        </w:tc>
-        <w:tc>
-          <w:tcPr>
-            <w:tcW w:w="3969" w:type="dxa"/>
+            <w:r>
+              <w:rPr>
+                <w:rFonts w:ascii="Times New Roman" w:hAnsi="Times New Roman"/>
+                <w:sz w:val="28"/>
+                <w:szCs w:val="28"/>
+                <w:lang w:val="en-US"/>
+              </w:rPr>
+              <w:t>2</w:t>
+            </w:r>
+            <w:r>
+              <w:rPr>
+                <w:rFonts w:ascii="Times New Roman" w:hAnsi="Times New Roman"/>
+                <w:sz w:val="28"/>
+                <w:szCs w:val="28"/>
+              </w:rPr>
+              <w:t xml:space="preserve"> | Ctrl + </w:t>
+            </w:r>
+            <w:r>
+              <w:rPr>
+                <w:rFonts w:ascii="Times New Roman" w:hAnsi="Times New Roman"/>
+                <w:sz w:val="28"/>
+                <w:szCs w:val="28"/>
+                <w:lang w:val="en-US"/>
+              </w:rPr>
+              <w:t>2</w:t>
+            </w:r>
+          </w:p>
+        </w:tc>
+        <w:tc>
+          <w:tcPr>
+            <w:tcW w:w="4111" w:type="dxa"/>
             <w:vAlign w:val="center"/>
           </w:tcPr>
           <w:p>
@@ -1199,15 +1125,15 @@
         </w:tc>
         <w:tc>
           <w:tcPr>
-            <w:tcW w:w="3401" w:type="dxa"/>
-            <w:vAlign w:val="center"/>
-          </w:tcPr>
-          <w:p>
-            <w:pPr>
-              <w:rPr>
-                <w:rFonts w:ascii="Times New Roman" w:hAnsi="Times New Roman"/>
-                <w:sz w:val="28"/>
-                <w:szCs w:val="28"/>
+            <w:tcW w:w="3260" w:type="dxa"/>
+            <w:vAlign w:val="center"/>
+          </w:tcPr>
+          <w:p>
+            <w:pPr>
+              <w:rPr>
+                <w:rFonts w:ascii="Times New Roman" w:hAnsi="Times New Roman"/>
+                <w:sz w:val="24"/>
+                <w:szCs w:val="24"/>
               </w:rPr>
             </w:pPr>
           </w:p>
@@ -1216,7 +1142,7 @@
       <w:tr>
         <w:tc>
           <w:tcPr>
-            <w:tcW w:w="2127" w:type="dxa"/>
+            <w:tcW w:w="2552" w:type="dxa"/>
             <w:vAlign w:val="center"/>
           </w:tcPr>
           <w:p>
@@ -1237,47 +1163,38 @@
               </w:rPr>
               <w:t xml:space="preserve">Shift + </w:t>
             </w:r>
-            <w:proofErr w:type="gramStart"/>
-            <w:r>
-              <w:rPr>
-                <w:rFonts w:ascii="Times New Roman" w:hAnsi="Times New Roman"/>
-                <w:sz w:val="28"/>
-                <w:szCs w:val="28"/>
-                <w:lang w:val="en-US"/>
-              </w:rPr>
-              <w:t>Y</w:t>
-            </w:r>
-            <w:r>
-              <w:rPr>
-                <w:rFonts w:ascii="Times New Roman" w:hAnsi="Times New Roman"/>
-                <w:sz w:val="28"/>
-                <w:szCs w:val="28"/>
-              </w:rPr>
-              <w:t xml:space="preserve">  |</w:t>
-            </w:r>
-            <w:proofErr w:type="gramEnd"/>
-            <w:r>
-              <w:rPr>
-                <w:rFonts w:ascii="Times New Roman" w:hAnsi="Times New Roman"/>
-                <w:sz w:val="28"/>
-                <w:szCs w:val="28"/>
-              </w:rPr>
-              <w:t xml:space="preserve">  </w:t>
-            </w:r>
-            <w:r>
-              <w:rPr>
-                <w:rFonts w:ascii="Times New Roman" w:hAnsi="Times New Roman"/>
-                <w:sz w:val="28"/>
-                <w:szCs w:val="28"/>
-                <w:lang w:val="en-US"/>
-              </w:rPr>
-              <w:t>Y</w:t>
-            </w:r>
-          </w:p>
-        </w:tc>
-        <w:tc>
-          <w:tcPr>
-            <w:tcW w:w="3969" w:type="dxa"/>
+            <w:r>
+              <w:rPr>
+                <w:rFonts w:ascii="Times New Roman" w:hAnsi="Times New Roman"/>
+                <w:sz w:val="28"/>
+                <w:szCs w:val="28"/>
+                <w:lang w:val="en-US"/>
+              </w:rPr>
+              <w:t>3</w:t>
+            </w:r>
+            <w:r>
+              <w:rPr>
+                <w:rFonts w:ascii="Times New Roman" w:hAnsi="Times New Roman"/>
+                <w:sz w:val="28"/>
+                <w:szCs w:val="28"/>
+                <w:lang w:val="en-US"/>
+              </w:rPr>
+              <w:t xml:space="preserve"> | Ctrl + </w:t>
+            </w:r>
+            <w:r>
+              <w:rPr>
+                <w:rFonts w:ascii="Times New Roman" w:hAnsi="Times New Roman"/>
+                <w:sz w:val="28"/>
+                <w:szCs w:val="28"/>
+                <w:lang w:val="en-US"/>
+              </w:rPr>
+              <w:t>3</w:t>
+            </w:r>
+          </w:p>
+        </w:tc>
+        <w:tc>
+          <w:tcPr>
+            <w:tcW w:w="4111" w:type="dxa"/>
             <w:vAlign w:val="center"/>
           </w:tcPr>
           <w:p>
@@ -1308,15 +1225,15 @@
         </w:tc>
         <w:tc>
           <w:tcPr>
-            <w:tcW w:w="3401" w:type="dxa"/>
-            <w:vAlign w:val="center"/>
-          </w:tcPr>
-          <w:p>
-            <w:pPr>
-              <w:rPr>
-                <w:rFonts w:ascii="Times New Roman" w:hAnsi="Times New Roman"/>
-                <w:sz w:val="28"/>
-                <w:szCs w:val="28"/>
+            <w:tcW w:w="3260" w:type="dxa"/>
+            <w:vAlign w:val="center"/>
+          </w:tcPr>
+          <w:p>
+            <w:pPr>
+              <w:rPr>
+                <w:rFonts w:ascii="Times New Roman" w:hAnsi="Times New Roman"/>
+                <w:sz w:val="24"/>
+                <w:szCs w:val="24"/>
               </w:rPr>
             </w:pPr>
           </w:p>
@@ -1325,7 +1242,7 @@
       <w:tr>
         <w:tc>
           <w:tcPr>
-            <w:tcW w:w="2127" w:type="dxa"/>
+            <w:tcW w:w="2552" w:type="dxa"/>
             <w:vAlign w:val="center"/>
           </w:tcPr>
           <w:p>
@@ -1346,7 +1263,6 @@
               </w:rPr>
               <w:t xml:space="preserve">Shift + </w:t>
             </w:r>
-            <w:proofErr w:type="gramStart"/>
             <w:r>
               <w:rPr>
                 <w:rFonts w:ascii="Times New Roman" w:hAnsi="Times New Roman"/>
@@ -1362,16 +1278,7 @@
                 <w:sz w:val="28"/>
                 <w:szCs w:val="28"/>
               </w:rPr>
-              <w:t xml:space="preserve">  |</w:t>
-            </w:r>
-            <w:proofErr w:type="gramEnd"/>
-            <w:r>
-              <w:rPr>
-                <w:rFonts w:ascii="Times New Roman" w:hAnsi="Times New Roman"/>
-                <w:sz w:val="28"/>
-                <w:szCs w:val="28"/>
-              </w:rPr>
-              <w:t xml:space="preserve">  </w:t>
+              <w:t xml:space="preserve"> | Ctrl + </w:t>
             </w:r>
             <w:r>
               <w:rPr>
@@ -1386,7 +1293,7 @@
         </w:tc>
         <w:tc>
           <w:tcPr>
-            <w:tcW w:w="3969" w:type="dxa"/>
+            <w:tcW w:w="4111" w:type="dxa"/>
             <w:vAlign w:val="center"/>
           </w:tcPr>
           <w:p>
@@ -1417,15 +1324,15 @@
         </w:tc>
         <w:tc>
           <w:tcPr>
-            <w:tcW w:w="3401" w:type="dxa"/>
-            <w:vAlign w:val="center"/>
-          </w:tcPr>
-          <w:p>
-            <w:pPr>
-              <w:rPr>
-                <w:rFonts w:ascii="Times New Roman" w:hAnsi="Times New Roman"/>
-                <w:sz w:val="28"/>
-                <w:szCs w:val="28"/>
+            <w:tcW w:w="3260" w:type="dxa"/>
+            <w:vAlign w:val="center"/>
+          </w:tcPr>
+          <w:p>
+            <w:pPr>
+              <w:rPr>
+                <w:rFonts w:ascii="Times New Roman" w:hAnsi="Times New Roman"/>
+                <w:sz w:val="24"/>
+                <w:szCs w:val="24"/>
               </w:rPr>
             </w:pPr>
           </w:p>
@@ -1434,7 +1341,7 @@
       <w:tr>
         <w:tc>
           <w:tcPr>
-            <w:tcW w:w="2127" w:type="dxa"/>
+            <w:tcW w:w="2552" w:type="dxa"/>
             <w:vAlign w:val="center"/>
           </w:tcPr>
           <w:p>
@@ -1455,7 +1362,6 @@
               </w:rPr>
               <w:t xml:space="preserve">Shift + </w:t>
             </w:r>
-            <w:proofErr w:type="gramStart"/>
             <w:r>
               <w:rPr>
                 <w:rFonts w:ascii="Times New Roman" w:hAnsi="Times New Roman"/>
@@ -1471,16 +1377,7 @@
                 <w:sz w:val="28"/>
                 <w:szCs w:val="28"/>
               </w:rPr>
-              <w:t xml:space="preserve">  |</w:t>
-            </w:r>
-            <w:proofErr w:type="gramEnd"/>
-            <w:r>
-              <w:rPr>
-                <w:rFonts w:ascii="Times New Roman" w:hAnsi="Times New Roman"/>
-                <w:sz w:val="28"/>
-                <w:szCs w:val="28"/>
-              </w:rPr>
-              <w:t xml:space="preserve">  </w:t>
+              <w:t xml:space="preserve"> | Ctrl + </w:t>
             </w:r>
             <w:r>
               <w:rPr>
@@ -1495,7 +1392,7 @@
         </w:tc>
         <w:tc>
           <w:tcPr>
-            <w:tcW w:w="3969" w:type="dxa"/>
+            <w:tcW w:w="4111" w:type="dxa"/>
             <w:vAlign w:val="center"/>
           </w:tcPr>
           <w:p>
@@ -1526,15 +1423,15 @@
         </w:tc>
         <w:tc>
           <w:tcPr>
-            <w:tcW w:w="3401" w:type="dxa"/>
-            <w:vAlign w:val="center"/>
-          </w:tcPr>
-          <w:p>
-            <w:pPr>
-              <w:rPr>
-                <w:rFonts w:ascii="Times New Roman" w:hAnsi="Times New Roman"/>
-                <w:sz w:val="28"/>
-                <w:szCs w:val="28"/>
+            <w:tcW w:w="3260" w:type="dxa"/>
+            <w:vAlign w:val="center"/>
+          </w:tcPr>
+          <w:p>
+            <w:pPr>
+              <w:rPr>
+                <w:rFonts w:ascii="Times New Roman" w:hAnsi="Times New Roman"/>
+                <w:sz w:val="24"/>
+                <w:szCs w:val="24"/>
               </w:rPr>
             </w:pPr>
           </w:p>
@@ -1543,7 +1440,7 @@
       <w:tr>
         <w:tc>
           <w:tcPr>
-            <w:tcW w:w="2127" w:type="dxa"/>
+            <w:tcW w:w="2552" w:type="dxa"/>
             <w:vAlign w:val="center"/>
           </w:tcPr>
           <w:p>
@@ -1564,7 +1461,6 @@
               </w:rPr>
               <w:t xml:space="preserve">Shift + </w:t>
             </w:r>
-            <w:proofErr w:type="gramStart"/>
             <w:r>
               <w:rPr>
                 <w:rFonts w:ascii="Times New Roman" w:hAnsi="Times New Roman"/>
@@ -1579,17 +1475,9 @@
                 <w:rFonts w:ascii="Times New Roman" w:hAnsi="Times New Roman"/>
                 <w:sz w:val="28"/>
                 <w:szCs w:val="28"/>
-              </w:rPr>
-              <w:t xml:space="preserve">  |</w:t>
-            </w:r>
-            <w:proofErr w:type="gramEnd"/>
-            <w:r>
-              <w:rPr>
-                <w:rFonts w:ascii="Times New Roman" w:hAnsi="Times New Roman"/>
-                <w:sz w:val="28"/>
-                <w:szCs w:val="28"/>
-              </w:rPr>
-              <w:t xml:space="preserve">  </w:t>
+                <w:lang w:val="en-US"/>
+              </w:rPr>
+              <w:t xml:space="preserve"> | Ctrl + </w:t>
             </w:r>
             <w:r>
               <w:rPr>
@@ -1604,7 +1492,7 @@
         </w:tc>
         <w:tc>
           <w:tcPr>
-            <w:tcW w:w="3969" w:type="dxa"/>
+            <w:tcW w:w="4111" w:type="dxa"/>
             <w:vAlign w:val="center"/>
           </w:tcPr>
           <w:p>
@@ -1635,15 +1523,15 @@
         </w:tc>
         <w:tc>
           <w:tcPr>
-            <w:tcW w:w="3401" w:type="dxa"/>
-            <w:vAlign w:val="center"/>
-          </w:tcPr>
-          <w:p>
-            <w:pPr>
-              <w:rPr>
-                <w:rFonts w:ascii="Times New Roman" w:hAnsi="Times New Roman"/>
-                <w:sz w:val="28"/>
-                <w:szCs w:val="28"/>
+            <w:tcW w:w="3260" w:type="dxa"/>
+            <w:vAlign w:val="center"/>
+          </w:tcPr>
+          <w:p>
+            <w:pPr>
+              <w:rPr>
+                <w:rFonts w:ascii="Times New Roman" w:hAnsi="Times New Roman"/>
+                <w:sz w:val="24"/>
+                <w:szCs w:val="24"/>
               </w:rPr>
             </w:pPr>
           </w:p>
@@ -1652,7 +1540,7 @@
       <w:tr>
         <w:tc>
           <w:tcPr>
-            <w:tcW w:w="2127" w:type="dxa"/>
+            <w:tcW w:w="2552" w:type="dxa"/>
             <w:vAlign w:val="center"/>
           </w:tcPr>
           <w:p>
@@ -1662,6 +1550,7 @@
                 <w:rFonts w:ascii="Times New Roman" w:hAnsi="Times New Roman"/>
                 <w:sz w:val="28"/>
                 <w:szCs w:val="28"/>
+                <w:lang w:val="en-US"/>
               </w:rPr>
             </w:pPr>
             <w:r>
@@ -1672,46 +1561,37 @@
               </w:rPr>
               <w:t xml:space="preserve">Shift + </w:t>
             </w:r>
-            <w:proofErr w:type="gramStart"/>
-            <w:r>
-              <w:rPr>
-                <w:rFonts w:ascii="Times New Roman" w:hAnsi="Times New Roman"/>
-                <w:sz w:val="28"/>
-                <w:szCs w:val="28"/>
-                <w:lang w:val="en-US"/>
-              </w:rPr>
-              <w:t>J</w:t>
-            </w:r>
-            <w:r>
-              <w:rPr>
-                <w:rFonts w:ascii="Times New Roman" w:hAnsi="Times New Roman"/>
-                <w:sz w:val="28"/>
-                <w:szCs w:val="28"/>
-              </w:rPr>
-              <w:t xml:space="preserve">  |</w:t>
-            </w:r>
-            <w:proofErr w:type="gramEnd"/>
-            <w:r>
-              <w:rPr>
-                <w:rFonts w:ascii="Times New Roman" w:hAnsi="Times New Roman"/>
-                <w:sz w:val="28"/>
-                <w:szCs w:val="28"/>
-              </w:rPr>
-              <w:t xml:space="preserve">  </w:t>
-            </w:r>
-            <w:r>
-              <w:rPr>
-                <w:rFonts w:ascii="Times New Roman" w:hAnsi="Times New Roman"/>
-                <w:sz w:val="28"/>
-                <w:szCs w:val="28"/>
-              </w:rPr>
-              <w:t>J</w:t>
-            </w:r>
-          </w:p>
-        </w:tc>
-        <w:tc>
-          <w:tcPr>
-            <w:tcW w:w="3969" w:type="dxa"/>
+            <w:r>
+              <w:rPr>
+                <w:rFonts w:ascii="Times New Roman" w:hAnsi="Times New Roman"/>
+                <w:sz w:val="28"/>
+                <w:szCs w:val="28"/>
+                <w:lang w:val="en-US"/>
+              </w:rPr>
+              <w:t>Y</w:t>
+            </w:r>
+            <w:r>
+              <w:rPr>
+                <w:rFonts w:ascii="Times New Roman" w:hAnsi="Times New Roman"/>
+                <w:sz w:val="28"/>
+                <w:szCs w:val="28"/>
+              </w:rPr>
+              <w:t xml:space="preserve"> | Ctrl + </w:t>
+            </w:r>
+            <w:r>
+              <w:rPr>
+                <w:rFonts w:ascii="Times New Roman" w:hAnsi="Times New Roman"/>
+                <w:sz w:val="28"/>
+                <w:szCs w:val="28"/>
+                <w:lang w:val="en-US"/>
+              </w:rPr>
+              <w:t>Y</w:t>
+            </w:r>
+          </w:p>
+        </w:tc>
+        <w:tc>
+          <w:tcPr>
+            <w:tcW w:w="4111" w:type="dxa"/>
             <w:vAlign w:val="center"/>
           </w:tcPr>
           <w:p>
@@ -1758,15 +1638,15 @@
         </w:tc>
         <w:tc>
           <w:tcPr>
-            <w:tcW w:w="3401" w:type="dxa"/>
-            <w:vAlign w:val="center"/>
-          </w:tcPr>
-          <w:p>
-            <w:pPr>
-              <w:rPr>
-                <w:rFonts w:ascii="Times New Roman" w:hAnsi="Times New Roman"/>
-                <w:sz w:val="28"/>
-                <w:szCs w:val="28"/>
+            <w:tcW w:w="3260" w:type="dxa"/>
+            <w:vAlign w:val="center"/>
+          </w:tcPr>
+          <w:p>
+            <w:pPr>
+              <w:rPr>
+                <w:rFonts w:ascii="Times New Roman" w:hAnsi="Times New Roman"/>
+                <w:sz w:val="24"/>
+                <w:szCs w:val="24"/>
               </w:rPr>
             </w:pPr>
           </w:p>
@@ -1775,7 +1655,7 @@
       <w:tr>
         <w:tc>
           <w:tcPr>
-            <w:tcW w:w="2127" w:type="dxa"/>
+            <w:tcW w:w="2552" w:type="dxa"/>
             <w:vAlign w:val="center"/>
           </w:tcPr>
           <w:p>
@@ -1793,15 +1673,1234 @@
                 <w:rFonts w:ascii="Times New Roman" w:hAnsi="Times New Roman"/>
                 <w:sz w:val="28"/>
                 <w:szCs w:val="28"/>
+              </w:rPr>
+              <w:t xml:space="preserve">Shift + </w:t>
+            </w:r>
+            <w:r>
+              <w:rPr>
+                <w:rFonts w:ascii="Times New Roman" w:hAnsi="Times New Roman"/>
+                <w:sz w:val="28"/>
+                <w:szCs w:val="28"/>
+                <w:lang w:val="en-US"/>
+              </w:rPr>
+              <w:t>G</w:t>
+            </w:r>
+            <w:r>
+              <w:rPr>
+                <w:rFonts w:ascii="Times New Roman" w:hAnsi="Times New Roman"/>
+                <w:sz w:val="28"/>
+                <w:szCs w:val="28"/>
+              </w:rPr>
+              <w:t xml:space="preserve"> | Ctrl + </w:t>
+            </w:r>
+            <w:r>
+              <w:rPr>
+                <w:rFonts w:ascii="Times New Roman" w:hAnsi="Times New Roman"/>
+                <w:sz w:val="28"/>
+                <w:szCs w:val="28"/>
+                <w:lang w:val="en-US"/>
+              </w:rPr>
+              <w:t>G</w:t>
+            </w:r>
+          </w:p>
+        </w:tc>
+        <w:tc>
+          <w:tcPr>
+            <w:tcW w:w="4111" w:type="dxa"/>
+            <w:vAlign w:val="center"/>
+          </w:tcPr>
+          <w:p>
+            <w:pPr>
+              <w:rPr>
+                <w:rFonts w:ascii="Times New Roman" w:hAnsi="Times New Roman"/>
+                <w:sz w:val="24"/>
+                <w:szCs w:val="24"/>
+              </w:rPr>
+            </w:pPr>
+            <w:r>
+              <w:rPr>
+                <w:rFonts w:ascii="Times New Roman" w:hAnsi="Times New Roman"/>
+                <w:sz w:val="24"/>
+                <w:szCs w:val="24"/>
+              </w:rPr>
+              <w:t>Т</w:t>
+            </w:r>
+            <w:r>
+              <w:rPr>
+                <w:rFonts w:ascii="Times New Roman" w:hAnsi="Times New Roman"/>
+                <w:sz w:val="24"/>
+                <w:szCs w:val="24"/>
+              </w:rPr>
+              <w:t>умблер “</w:t>
+            </w:r>
+            <w:r>
+              <w:rPr>
+                <w:rFonts w:ascii="Times New Roman" w:hAnsi="Times New Roman"/>
+                <w:sz w:val="24"/>
+                <w:szCs w:val="24"/>
+              </w:rPr>
+              <w:t>Фонарь буферный левый</w:t>
+            </w:r>
+            <w:r>
+              <w:rPr>
+                <w:rFonts w:ascii="Times New Roman" w:hAnsi="Times New Roman"/>
+                <w:sz w:val="24"/>
+                <w:szCs w:val="24"/>
+              </w:rPr>
+              <w:t>”</w:t>
+            </w:r>
+          </w:p>
+        </w:tc>
+        <w:tc>
+          <w:tcPr>
+            <w:tcW w:w="3260" w:type="dxa"/>
+            <w:vAlign w:val="center"/>
+          </w:tcPr>
+          <w:p>
+            <w:pPr>
+              <w:rPr>
+                <w:rFonts w:ascii="Times New Roman" w:hAnsi="Times New Roman"/>
+                <w:sz w:val="24"/>
+                <w:szCs w:val="24"/>
+              </w:rPr>
+            </w:pPr>
+          </w:p>
+        </w:tc>
+      </w:tr>
+      <w:tr>
+        <w:tc>
+          <w:tcPr>
+            <w:tcW w:w="2552" w:type="dxa"/>
+            <w:vAlign w:val="center"/>
+          </w:tcPr>
+          <w:p>
+            <w:pPr>
+              <w:jc w:val="center"/>
+              <w:rPr>
+                <w:rFonts w:ascii="Times New Roman" w:hAnsi="Times New Roman"/>
+                <w:sz w:val="28"/>
+                <w:szCs w:val="28"/>
+                <w:lang w:val="en-US"/>
+              </w:rPr>
+            </w:pPr>
+            <w:r>
+              <w:rPr>
+                <w:rFonts w:ascii="Times New Roman" w:hAnsi="Times New Roman"/>
+                <w:sz w:val="28"/>
+                <w:szCs w:val="28"/>
+                <w:lang w:val="en-US"/>
+              </w:rPr>
+              <w:t>Alt</w:t>
+            </w:r>
+            <w:r>
+              <w:rPr>
+                <w:rFonts w:ascii="Times New Roman" w:hAnsi="Times New Roman"/>
+                <w:sz w:val="28"/>
+                <w:szCs w:val="28"/>
+              </w:rPr>
+              <w:t xml:space="preserve"> + </w:t>
+            </w:r>
+            <w:r>
+              <w:rPr>
+                <w:rFonts w:ascii="Times New Roman" w:hAnsi="Times New Roman"/>
+                <w:sz w:val="28"/>
+                <w:szCs w:val="28"/>
+                <w:lang w:val="en-US"/>
+              </w:rPr>
+              <w:t>G</w:t>
+            </w:r>
+          </w:p>
+        </w:tc>
+        <w:tc>
+          <w:tcPr>
+            <w:tcW w:w="4111" w:type="dxa"/>
+            <w:vAlign w:val="center"/>
+          </w:tcPr>
+          <w:p>
+            <w:pPr>
+              <w:rPr>
+                <w:rFonts w:ascii="Times New Roman" w:hAnsi="Times New Roman"/>
+                <w:sz w:val="24"/>
+                <w:szCs w:val="24"/>
+              </w:rPr>
+            </w:pPr>
+            <w:r>
+              <w:rPr>
+                <w:rFonts w:ascii="Times New Roman" w:hAnsi="Times New Roman"/>
+                <w:sz w:val="24"/>
+                <w:szCs w:val="24"/>
+              </w:rPr>
+              <w:t>Тумблер</w:t>
+            </w:r>
+            <w:r>
+              <w:rPr>
+                <w:rFonts w:ascii="Times New Roman" w:hAnsi="Times New Roman"/>
+                <w:sz w:val="24"/>
+                <w:szCs w:val="24"/>
+              </w:rPr>
+              <w:t xml:space="preserve"> “</w:t>
+            </w:r>
+            <w:r>
+              <w:rPr>
+                <w:rFonts w:ascii="Times New Roman" w:hAnsi="Times New Roman"/>
+                <w:sz w:val="24"/>
+                <w:szCs w:val="24"/>
+              </w:rPr>
+              <w:t>Левый белый/красный</w:t>
+            </w:r>
+            <w:r>
+              <w:rPr>
+                <w:rFonts w:ascii="Times New Roman" w:hAnsi="Times New Roman"/>
+                <w:sz w:val="24"/>
+                <w:szCs w:val="24"/>
+              </w:rPr>
+              <w:t>”</w:t>
+            </w:r>
+          </w:p>
+        </w:tc>
+        <w:tc>
+          <w:tcPr>
+            <w:tcW w:w="3260" w:type="dxa"/>
+            <w:vAlign w:val="center"/>
+          </w:tcPr>
+          <w:p>
+            <w:pPr>
+              <w:rPr>
+                <w:rFonts w:ascii="Times New Roman" w:hAnsi="Times New Roman"/>
+                <w:sz w:val="24"/>
+                <w:szCs w:val="24"/>
+              </w:rPr>
+            </w:pPr>
+          </w:p>
+        </w:tc>
+      </w:tr>
+      <w:tr>
+        <w:tc>
+          <w:tcPr>
+            <w:tcW w:w="2552" w:type="dxa"/>
+            <w:vAlign w:val="center"/>
+          </w:tcPr>
+          <w:p>
+            <w:pPr>
+              <w:jc w:val="center"/>
+              <w:rPr>
+                <w:rFonts w:ascii="Times New Roman" w:hAnsi="Times New Roman"/>
+                <w:sz w:val="28"/>
+                <w:szCs w:val="28"/>
+                <w:lang w:val="en-US"/>
+              </w:rPr>
+            </w:pPr>
+            <w:r>
+              <w:rPr>
+                <w:rFonts w:ascii="Times New Roman" w:hAnsi="Times New Roman"/>
+                <w:sz w:val="28"/>
+                <w:szCs w:val="28"/>
+              </w:rPr>
+              <w:t xml:space="preserve">Shift + </w:t>
+            </w:r>
+            <w:r>
+              <w:rPr>
+                <w:rFonts w:ascii="Times New Roman" w:hAnsi="Times New Roman"/>
+                <w:sz w:val="28"/>
+                <w:szCs w:val="28"/>
+                <w:lang w:val="en-US"/>
+              </w:rPr>
+              <w:t>H</w:t>
+            </w:r>
+            <w:r>
+              <w:rPr>
+                <w:rFonts w:ascii="Times New Roman" w:hAnsi="Times New Roman"/>
+                <w:sz w:val="28"/>
+                <w:szCs w:val="28"/>
+              </w:rPr>
+              <w:t xml:space="preserve"> | Ctrl + </w:t>
+            </w:r>
+            <w:r>
+              <w:rPr>
+                <w:rFonts w:ascii="Times New Roman" w:hAnsi="Times New Roman"/>
+                <w:sz w:val="28"/>
+                <w:szCs w:val="28"/>
+                <w:lang w:val="en-US"/>
+              </w:rPr>
+              <w:t>H</w:t>
+            </w:r>
+          </w:p>
+        </w:tc>
+        <w:tc>
+          <w:tcPr>
+            <w:tcW w:w="4111" w:type="dxa"/>
+            <w:vAlign w:val="center"/>
+          </w:tcPr>
+          <w:p>
+            <w:pPr>
+              <w:rPr>
+                <w:rFonts w:ascii="Times New Roman" w:hAnsi="Times New Roman"/>
+                <w:sz w:val="24"/>
+                <w:szCs w:val="24"/>
+              </w:rPr>
+            </w:pPr>
+            <w:r>
+              <w:rPr>
+                <w:rFonts w:ascii="Times New Roman" w:hAnsi="Times New Roman"/>
+                <w:sz w:val="24"/>
+                <w:szCs w:val="24"/>
+              </w:rPr>
+              <w:t>Т</w:t>
+            </w:r>
+            <w:r>
+              <w:rPr>
+                <w:rFonts w:ascii="Times New Roman" w:hAnsi="Times New Roman"/>
+                <w:sz w:val="24"/>
+                <w:szCs w:val="24"/>
+              </w:rPr>
+              <w:t>умблер “</w:t>
+            </w:r>
+            <w:r>
+              <w:rPr>
+                <w:rFonts w:ascii="Times New Roman" w:hAnsi="Times New Roman"/>
+                <w:sz w:val="24"/>
+                <w:szCs w:val="24"/>
+              </w:rPr>
+              <w:t>Прожектор тускло</w:t>
+            </w:r>
+            <w:r>
+              <w:rPr>
+                <w:rFonts w:ascii="Times New Roman" w:hAnsi="Times New Roman"/>
+                <w:sz w:val="24"/>
+                <w:szCs w:val="24"/>
+              </w:rPr>
+              <w:t>”</w:t>
+            </w:r>
+          </w:p>
+        </w:tc>
+        <w:tc>
+          <w:tcPr>
+            <w:tcW w:w="3260" w:type="dxa"/>
+            <w:vAlign w:val="center"/>
+          </w:tcPr>
+          <w:p>
+            <w:pPr>
+              <w:rPr>
+                <w:rFonts w:ascii="Times New Roman" w:hAnsi="Times New Roman"/>
+                <w:sz w:val="24"/>
+                <w:szCs w:val="24"/>
+              </w:rPr>
+            </w:pPr>
+          </w:p>
+        </w:tc>
+      </w:tr>
+      <w:tr>
+        <w:tc>
+          <w:tcPr>
+            <w:tcW w:w="2552" w:type="dxa"/>
+            <w:vAlign w:val="center"/>
+          </w:tcPr>
+          <w:p>
+            <w:pPr>
+              <w:jc w:val="center"/>
+              <w:rPr>
+                <w:rFonts w:ascii="Times New Roman" w:hAnsi="Times New Roman"/>
+                <w:sz w:val="28"/>
+                <w:szCs w:val="28"/>
+                <w:lang w:val="en-US"/>
+              </w:rPr>
+            </w:pPr>
+            <w:r>
+              <w:rPr>
+                <w:rFonts w:ascii="Times New Roman" w:hAnsi="Times New Roman"/>
+                <w:sz w:val="28"/>
+                <w:szCs w:val="28"/>
+                <w:lang w:val="en-US"/>
+              </w:rPr>
+              <w:t>Alt</w:t>
+            </w:r>
+            <w:r>
+              <w:rPr>
+                <w:rFonts w:ascii="Times New Roman" w:hAnsi="Times New Roman"/>
+                <w:sz w:val="28"/>
+                <w:szCs w:val="28"/>
+              </w:rPr>
+              <w:t xml:space="preserve"> + </w:t>
+            </w:r>
+            <w:r>
+              <w:rPr>
+                <w:rFonts w:ascii="Times New Roman" w:hAnsi="Times New Roman"/>
+                <w:sz w:val="28"/>
+                <w:szCs w:val="28"/>
+                <w:lang w:val="en-US"/>
+              </w:rPr>
+              <w:t>H</w:t>
+            </w:r>
+          </w:p>
+        </w:tc>
+        <w:tc>
+          <w:tcPr>
+            <w:tcW w:w="4111" w:type="dxa"/>
+            <w:vAlign w:val="center"/>
+          </w:tcPr>
+          <w:p>
+            <w:pPr>
+              <w:rPr>
+                <w:rFonts w:ascii="Times New Roman" w:hAnsi="Times New Roman"/>
+                <w:sz w:val="24"/>
+                <w:szCs w:val="24"/>
+              </w:rPr>
+            </w:pPr>
+            <w:r>
+              <w:rPr>
+                <w:rFonts w:ascii="Times New Roman" w:hAnsi="Times New Roman"/>
+                <w:sz w:val="24"/>
+                <w:szCs w:val="24"/>
+              </w:rPr>
+              <w:t>Т</w:t>
+            </w:r>
+            <w:r>
+              <w:rPr>
+                <w:rFonts w:ascii="Times New Roman" w:hAnsi="Times New Roman"/>
+                <w:sz w:val="24"/>
+                <w:szCs w:val="24"/>
+              </w:rPr>
+              <w:t>умблер “</w:t>
+            </w:r>
+            <w:r>
+              <w:rPr>
+                <w:rFonts w:ascii="Times New Roman" w:hAnsi="Times New Roman"/>
+                <w:sz w:val="24"/>
+                <w:szCs w:val="24"/>
+              </w:rPr>
+              <w:t>Прожектор ярко</w:t>
+            </w:r>
+            <w:r>
+              <w:rPr>
+                <w:rFonts w:ascii="Times New Roman" w:hAnsi="Times New Roman"/>
+                <w:sz w:val="24"/>
+                <w:szCs w:val="24"/>
+              </w:rPr>
+              <w:t>”</w:t>
+            </w:r>
+          </w:p>
+        </w:tc>
+        <w:tc>
+          <w:tcPr>
+            <w:tcW w:w="3260" w:type="dxa"/>
+            <w:vAlign w:val="center"/>
+          </w:tcPr>
+          <w:p>
+            <w:pPr>
+              <w:rPr>
+                <w:rFonts w:ascii="Times New Roman" w:hAnsi="Times New Roman"/>
+                <w:sz w:val="24"/>
+                <w:szCs w:val="24"/>
+              </w:rPr>
+            </w:pPr>
+          </w:p>
+        </w:tc>
+      </w:tr>
+      <w:tr>
+        <w:tc>
+          <w:tcPr>
+            <w:tcW w:w="2552" w:type="dxa"/>
+            <w:vAlign w:val="center"/>
+          </w:tcPr>
+          <w:p>
+            <w:pPr>
+              <w:jc w:val="center"/>
+              <w:rPr>
+                <w:rFonts w:ascii="Times New Roman" w:hAnsi="Times New Roman"/>
+                <w:sz w:val="28"/>
+                <w:szCs w:val="28"/>
+                <w:lang w:val="en-US"/>
+              </w:rPr>
+            </w:pPr>
+            <w:r>
+              <w:rPr>
+                <w:rFonts w:ascii="Times New Roman" w:hAnsi="Times New Roman"/>
+                <w:sz w:val="28"/>
+                <w:szCs w:val="28"/>
+              </w:rPr>
+              <w:t xml:space="preserve">Shift + </w:t>
+            </w:r>
+            <w:r>
+              <w:rPr>
+                <w:rFonts w:ascii="Times New Roman" w:hAnsi="Times New Roman"/>
+                <w:sz w:val="28"/>
+                <w:szCs w:val="28"/>
+                <w:lang w:val="en-US"/>
+              </w:rPr>
+              <w:t>J</w:t>
+            </w:r>
+            <w:r>
+              <w:rPr>
+                <w:rFonts w:ascii="Times New Roman" w:hAnsi="Times New Roman"/>
+                <w:sz w:val="28"/>
+                <w:szCs w:val="28"/>
+              </w:rPr>
+              <w:t xml:space="preserve"> | Ctrl + </w:t>
+            </w:r>
+            <w:r>
+              <w:rPr>
+                <w:rFonts w:ascii="Times New Roman" w:hAnsi="Times New Roman"/>
+                <w:sz w:val="28"/>
+                <w:szCs w:val="28"/>
+                <w:lang w:val="en-US"/>
+              </w:rPr>
+              <w:t>J</w:t>
+            </w:r>
+          </w:p>
+        </w:tc>
+        <w:tc>
+          <w:tcPr>
+            <w:tcW w:w="4111" w:type="dxa"/>
+            <w:vAlign w:val="center"/>
+          </w:tcPr>
+          <w:p>
+            <w:pPr>
+              <w:rPr>
+                <w:rFonts w:ascii="Times New Roman" w:hAnsi="Times New Roman"/>
+                <w:sz w:val="24"/>
+                <w:szCs w:val="24"/>
+              </w:rPr>
+            </w:pPr>
+            <w:r>
+              <w:rPr>
+                <w:rFonts w:ascii="Times New Roman" w:hAnsi="Times New Roman"/>
+                <w:sz w:val="24"/>
+                <w:szCs w:val="24"/>
+              </w:rPr>
+              <w:t>Т</w:t>
+            </w:r>
+            <w:r>
+              <w:rPr>
+                <w:rFonts w:ascii="Times New Roman" w:hAnsi="Times New Roman"/>
+                <w:sz w:val="24"/>
+                <w:szCs w:val="24"/>
+              </w:rPr>
+              <w:t>умблер “</w:t>
+            </w:r>
+            <w:r>
+              <w:rPr>
+                <w:rFonts w:ascii="Times New Roman" w:hAnsi="Times New Roman"/>
+                <w:sz w:val="24"/>
+                <w:szCs w:val="24"/>
+              </w:rPr>
+              <w:t>Фонарь буферный правый</w:t>
+            </w:r>
+            <w:r>
+              <w:rPr>
+                <w:rFonts w:ascii="Times New Roman" w:hAnsi="Times New Roman"/>
+                <w:sz w:val="24"/>
+                <w:szCs w:val="24"/>
+              </w:rPr>
+              <w:t>”</w:t>
+            </w:r>
+          </w:p>
+        </w:tc>
+        <w:tc>
+          <w:tcPr>
+            <w:tcW w:w="3260" w:type="dxa"/>
+            <w:vAlign w:val="center"/>
+          </w:tcPr>
+          <w:p>
+            <w:pPr>
+              <w:rPr>
+                <w:rFonts w:ascii="Times New Roman" w:hAnsi="Times New Roman"/>
+                <w:sz w:val="24"/>
+                <w:szCs w:val="24"/>
+              </w:rPr>
+            </w:pPr>
+          </w:p>
+        </w:tc>
+      </w:tr>
+      <w:tr>
+        <w:tc>
+          <w:tcPr>
+            <w:tcW w:w="2552" w:type="dxa"/>
+            <w:vAlign w:val="center"/>
+          </w:tcPr>
+          <w:p>
+            <w:pPr>
+              <w:jc w:val="center"/>
+              <w:rPr>
+                <w:rFonts w:ascii="Times New Roman" w:hAnsi="Times New Roman"/>
+                <w:sz w:val="28"/>
+                <w:szCs w:val="28"/>
+                <w:lang w:val="en-US"/>
+              </w:rPr>
+            </w:pPr>
+            <w:r>
+              <w:rPr>
+                <w:rFonts w:ascii="Times New Roman" w:hAnsi="Times New Roman"/>
+                <w:sz w:val="28"/>
+                <w:szCs w:val="28"/>
+                <w:lang w:val="en-US"/>
+              </w:rPr>
+              <w:t>Alt</w:t>
+            </w:r>
+            <w:r>
+              <w:rPr>
+                <w:rFonts w:ascii="Times New Roman" w:hAnsi="Times New Roman"/>
+                <w:sz w:val="28"/>
+                <w:szCs w:val="28"/>
+              </w:rPr>
+              <w:t xml:space="preserve"> + </w:t>
+            </w:r>
+            <w:r>
+              <w:rPr>
+                <w:rFonts w:ascii="Times New Roman" w:hAnsi="Times New Roman"/>
+                <w:sz w:val="28"/>
+                <w:szCs w:val="28"/>
+                <w:lang w:val="en-US"/>
+              </w:rPr>
+              <w:t>J</w:t>
+            </w:r>
+          </w:p>
+        </w:tc>
+        <w:tc>
+          <w:tcPr>
+            <w:tcW w:w="4111" w:type="dxa"/>
+            <w:vAlign w:val="center"/>
+          </w:tcPr>
+          <w:p>
+            <w:pPr>
+              <w:rPr>
+                <w:rFonts w:ascii="Times New Roman" w:hAnsi="Times New Roman"/>
+                <w:sz w:val="24"/>
+                <w:szCs w:val="24"/>
+              </w:rPr>
+            </w:pPr>
+            <w:r>
+              <w:rPr>
+                <w:rFonts w:ascii="Times New Roman" w:hAnsi="Times New Roman"/>
+                <w:sz w:val="24"/>
+                <w:szCs w:val="24"/>
+              </w:rPr>
+              <w:t>Тумблер</w:t>
+            </w:r>
+            <w:r>
+              <w:rPr>
+                <w:rFonts w:ascii="Times New Roman" w:hAnsi="Times New Roman"/>
+                <w:sz w:val="24"/>
+                <w:szCs w:val="24"/>
+              </w:rPr>
+              <w:t xml:space="preserve"> “</w:t>
+            </w:r>
+            <w:r>
+              <w:rPr>
+                <w:rFonts w:ascii="Times New Roman" w:hAnsi="Times New Roman"/>
+                <w:sz w:val="24"/>
+                <w:szCs w:val="24"/>
+              </w:rPr>
+              <w:t>Правый белый/красный</w:t>
+            </w:r>
+            <w:r>
+              <w:rPr>
+                <w:rFonts w:ascii="Times New Roman" w:hAnsi="Times New Roman"/>
+                <w:sz w:val="24"/>
+                <w:szCs w:val="24"/>
+              </w:rPr>
+              <w:t>”</w:t>
+            </w:r>
+          </w:p>
+        </w:tc>
+        <w:tc>
+          <w:tcPr>
+            <w:tcW w:w="3260" w:type="dxa"/>
+            <w:vAlign w:val="center"/>
+          </w:tcPr>
+          <w:p>
+            <w:pPr>
+              <w:rPr>
+                <w:rFonts w:ascii="Times New Roman" w:hAnsi="Times New Roman"/>
+                <w:sz w:val="24"/>
+                <w:szCs w:val="24"/>
+              </w:rPr>
+            </w:pPr>
+          </w:p>
+        </w:tc>
+      </w:tr>
+      <w:tr>
+        <w:tc>
+          <w:tcPr>
+            <w:tcW w:w="2552" w:type="dxa"/>
+            <w:vAlign w:val="center"/>
+          </w:tcPr>
+          <w:p>
+            <w:pPr>
+              <w:jc w:val="center"/>
+              <w:rPr>
+                <w:rFonts w:ascii="Times New Roman" w:hAnsi="Times New Roman"/>
+                <w:sz w:val="28"/>
+                <w:szCs w:val="28"/>
+                <w:lang w:val="en-US"/>
+              </w:rPr>
+            </w:pPr>
+            <w:r>
+              <w:rPr>
+                <w:rFonts w:ascii="Times New Roman" w:hAnsi="Times New Roman"/>
+                <w:sz w:val="28"/>
+                <w:szCs w:val="28"/>
+              </w:rPr>
+              <w:t xml:space="preserve">Shift + </w:t>
+            </w:r>
+            <w:r>
+              <w:rPr>
+                <w:rFonts w:ascii="Times New Roman" w:hAnsi="Times New Roman"/>
+                <w:sz w:val="28"/>
+                <w:szCs w:val="28"/>
+                <w:lang w:val="en-US"/>
+              </w:rPr>
+              <w:t>K</w:t>
+            </w:r>
+            <w:r>
+              <w:rPr>
+                <w:rFonts w:ascii="Times New Roman" w:hAnsi="Times New Roman"/>
+                <w:sz w:val="28"/>
+                <w:szCs w:val="28"/>
+              </w:rPr>
+              <w:t xml:space="preserve"> | Ctrl + </w:t>
+            </w:r>
+            <w:r>
+              <w:rPr>
+                <w:rFonts w:ascii="Times New Roman" w:hAnsi="Times New Roman"/>
+                <w:sz w:val="28"/>
+                <w:szCs w:val="28"/>
+                <w:lang w:val="en-US"/>
+              </w:rPr>
+              <w:t>K</w:t>
+            </w:r>
+          </w:p>
+        </w:tc>
+        <w:tc>
+          <w:tcPr>
+            <w:tcW w:w="4111" w:type="dxa"/>
+            <w:vAlign w:val="center"/>
+          </w:tcPr>
+          <w:p>
+            <w:pPr>
+              <w:rPr>
+                <w:rFonts w:ascii="Times New Roman" w:hAnsi="Times New Roman"/>
+                <w:sz w:val="24"/>
+                <w:szCs w:val="24"/>
+              </w:rPr>
+            </w:pPr>
+            <w:r>
+              <w:rPr>
+                <w:rFonts w:ascii="Times New Roman" w:hAnsi="Times New Roman"/>
+                <w:sz w:val="24"/>
+                <w:szCs w:val="24"/>
+              </w:rPr>
+              <w:t>Т</w:t>
+            </w:r>
+            <w:r>
+              <w:rPr>
+                <w:rFonts w:ascii="Times New Roman" w:hAnsi="Times New Roman"/>
+                <w:sz w:val="24"/>
+                <w:szCs w:val="24"/>
+              </w:rPr>
+              <w:t>умблер “</w:t>
+            </w:r>
+            <w:r>
+              <w:rPr>
+                <w:rFonts w:ascii="Times New Roman" w:hAnsi="Times New Roman"/>
+                <w:sz w:val="24"/>
+                <w:szCs w:val="24"/>
+              </w:rPr>
+              <w:t>Освещение</w:t>
+            </w:r>
+            <w:r>
+              <w:rPr>
+                <w:rFonts w:ascii="Times New Roman" w:hAnsi="Times New Roman"/>
+                <w:sz w:val="24"/>
+                <w:szCs w:val="24"/>
+              </w:rPr>
+              <w:t xml:space="preserve"> </w:t>
+            </w:r>
+            <w:r>
+              <w:rPr>
+                <w:rFonts w:ascii="Times New Roman" w:hAnsi="Times New Roman"/>
+                <w:sz w:val="24"/>
+                <w:szCs w:val="24"/>
+              </w:rPr>
+              <w:t xml:space="preserve">кабины </w:t>
+            </w:r>
+            <w:r>
+              <w:rPr>
+                <w:rFonts w:ascii="Times New Roman" w:hAnsi="Times New Roman"/>
+                <w:sz w:val="24"/>
+                <w:szCs w:val="24"/>
+              </w:rPr>
+              <w:t>тускло</w:t>
+            </w:r>
+            <w:r>
+              <w:rPr>
+                <w:rFonts w:ascii="Times New Roman" w:hAnsi="Times New Roman"/>
+                <w:sz w:val="24"/>
+                <w:szCs w:val="24"/>
+              </w:rPr>
+              <w:t>”</w:t>
+            </w:r>
+          </w:p>
+        </w:tc>
+        <w:tc>
+          <w:tcPr>
+            <w:tcW w:w="3260" w:type="dxa"/>
+            <w:vAlign w:val="center"/>
+          </w:tcPr>
+          <w:p>
+            <w:pPr>
+              <w:rPr>
+                <w:rFonts w:ascii="Times New Roman" w:hAnsi="Times New Roman"/>
+                <w:sz w:val="24"/>
+                <w:szCs w:val="24"/>
+              </w:rPr>
+            </w:pPr>
+          </w:p>
+        </w:tc>
+      </w:tr>
+      <w:tr>
+        <w:tc>
+          <w:tcPr>
+            <w:tcW w:w="2552" w:type="dxa"/>
+            <w:vAlign w:val="center"/>
+          </w:tcPr>
+          <w:p>
+            <w:pPr>
+              <w:jc w:val="center"/>
+              <w:rPr>
+                <w:rFonts w:ascii="Times New Roman" w:hAnsi="Times New Roman"/>
+                <w:sz w:val="28"/>
+                <w:szCs w:val="28"/>
+                <w:lang w:val="en-US"/>
+              </w:rPr>
+            </w:pPr>
+            <w:r>
+              <w:rPr>
+                <w:rFonts w:ascii="Times New Roman" w:hAnsi="Times New Roman"/>
+                <w:sz w:val="28"/>
+                <w:szCs w:val="28"/>
+                <w:lang w:val="en-US"/>
+              </w:rPr>
+              <w:t>Alt</w:t>
+            </w:r>
+            <w:r>
+              <w:rPr>
+                <w:rFonts w:ascii="Times New Roman" w:hAnsi="Times New Roman"/>
+                <w:sz w:val="28"/>
+                <w:szCs w:val="28"/>
+              </w:rPr>
+              <w:t xml:space="preserve"> + </w:t>
+            </w:r>
+            <w:r>
+              <w:rPr>
+                <w:rFonts w:ascii="Times New Roman" w:hAnsi="Times New Roman"/>
+                <w:sz w:val="28"/>
+                <w:szCs w:val="28"/>
+                <w:lang w:val="en-US"/>
+              </w:rPr>
+              <w:t>K</w:t>
+            </w:r>
+          </w:p>
+        </w:tc>
+        <w:tc>
+          <w:tcPr>
+            <w:tcW w:w="4111" w:type="dxa"/>
+            <w:vAlign w:val="center"/>
+          </w:tcPr>
+          <w:p>
+            <w:pPr>
+              <w:rPr>
+                <w:rFonts w:ascii="Times New Roman" w:hAnsi="Times New Roman"/>
+                <w:sz w:val="24"/>
+                <w:szCs w:val="24"/>
+              </w:rPr>
+            </w:pPr>
+            <w:r>
+              <w:rPr>
+                <w:rFonts w:ascii="Times New Roman" w:hAnsi="Times New Roman"/>
+                <w:sz w:val="24"/>
+                <w:szCs w:val="24"/>
+              </w:rPr>
+              <w:t>Т</w:t>
+            </w:r>
+            <w:r>
+              <w:rPr>
+                <w:rFonts w:ascii="Times New Roman" w:hAnsi="Times New Roman"/>
+                <w:sz w:val="24"/>
+                <w:szCs w:val="24"/>
+              </w:rPr>
+              <w:t>умблер “</w:t>
+            </w:r>
+            <w:r>
+              <w:rPr>
+                <w:rFonts w:ascii="Times New Roman" w:hAnsi="Times New Roman"/>
+                <w:sz w:val="24"/>
+                <w:szCs w:val="24"/>
+              </w:rPr>
+              <w:t xml:space="preserve">Освещение кабины </w:t>
+            </w:r>
+            <w:r>
+              <w:rPr>
+                <w:rFonts w:ascii="Times New Roman" w:hAnsi="Times New Roman"/>
+                <w:sz w:val="24"/>
+                <w:szCs w:val="24"/>
+              </w:rPr>
+              <w:t>ярко</w:t>
+            </w:r>
+            <w:r>
+              <w:rPr>
+                <w:rFonts w:ascii="Times New Roman" w:hAnsi="Times New Roman"/>
+                <w:sz w:val="24"/>
+                <w:szCs w:val="24"/>
+              </w:rPr>
+              <w:t>”</w:t>
+            </w:r>
+          </w:p>
+        </w:tc>
+        <w:tc>
+          <w:tcPr>
+            <w:tcW w:w="3260" w:type="dxa"/>
+            <w:vAlign w:val="center"/>
+          </w:tcPr>
+          <w:p>
+            <w:pPr>
+              <w:rPr>
+                <w:rFonts w:ascii="Times New Roman" w:hAnsi="Times New Roman"/>
+                <w:sz w:val="24"/>
+                <w:szCs w:val="24"/>
+              </w:rPr>
+            </w:pPr>
+          </w:p>
+        </w:tc>
+      </w:tr>
+      <w:tr>
+        <w:tc>
+          <w:tcPr>
+            <w:tcW w:w="2552" w:type="dxa"/>
+            <w:vAlign w:val="center"/>
+          </w:tcPr>
+          <w:p>
+            <w:pPr>
+              <w:jc w:val="center"/>
+              <w:rPr>
+                <w:rFonts w:ascii="Times New Roman" w:hAnsi="Times New Roman"/>
+                <w:sz w:val="28"/>
+                <w:szCs w:val="28"/>
+                <w:lang w:val="en-US"/>
+              </w:rPr>
+            </w:pPr>
+            <w:r>
+              <w:rPr>
+                <w:rFonts w:ascii="Times New Roman" w:hAnsi="Times New Roman"/>
+                <w:sz w:val="28"/>
+                <w:szCs w:val="28"/>
+                <w:lang w:val="en-US"/>
+              </w:rPr>
+              <w:t xml:space="preserve">Shift + </w:t>
+            </w:r>
+            <w:r>
+              <w:rPr>
+                <w:rFonts w:ascii="Times New Roman" w:hAnsi="Times New Roman"/>
+                <w:sz w:val="28"/>
+                <w:szCs w:val="28"/>
+                <w:lang w:val="en-US"/>
+              </w:rPr>
+              <w:t>L</w:t>
+            </w:r>
+            <w:r>
+              <w:rPr>
+                <w:rFonts w:ascii="Times New Roman" w:hAnsi="Times New Roman"/>
+                <w:sz w:val="28"/>
+                <w:szCs w:val="28"/>
+                <w:lang w:val="en-US"/>
+              </w:rPr>
+              <w:t xml:space="preserve"> | Ctrl + </w:t>
+            </w:r>
+            <w:r>
+              <w:rPr>
+                <w:rFonts w:ascii="Times New Roman" w:hAnsi="Times New Roman"/>
+                <w:sz w:val="28"/>
+                <w:szCs w:val="28"/>
+                <w:lang w:val="en-US"/>
+              </w:rPr>
+              <w:t>L</w:t>
+            </w:r>
+          </w:p>
+        </w:tc>
+        <w:tc>
+          <w:tcPr>
+            <w:tcW w:w="4111" w:type="dxa"/>
+            <w:vAlign w:val="center"/>
+          </w:tcPr>
+          <w:p>
+            <w:pPr>
+              <w:rPr>
+                <w:rFonts w:ascii="Times New Roman" w:hAnsi="Times New Roman"/>
+                <w:sz w:val="24"/>
+                <w:szCs w:val="24"/>
+              </w:rPr>
+            </w:pPr>
+            <w:r>
+              <w:rPr>
+                <w:rFonts w:ascii="Times New Roman" w:hAnsi="Times New Roman"/>
+                <w:sz w:val="24"/>
+                <w:szCs w:val="24"/>
+              </w:rPr>
+              <w:t>Тумблер “Прожектор тускло”</w:t>
+            </w:r>
+          </w:p>
+        </w:tc>
+        <w:tc>
+          <w:tcPr>
+            <w:tcW w:w="3260" w:type="dxa"/>
+            <w:vAlign w:val="center"/>
+          </w:tcPr>
+          <w:p>
+            <w:pPr>
+              <w:rPr>
+                <w:rFonts w:ascii="Times New Roman" w:hAnsi="Times New Roman"/>
+                <w:sz w:val="24"/>
+                <w:szCs w:val="24"/>
+              </w:rPr>
+            </w:pPr>
+          </w:p>
+        </w:tc>
+      </w:tr>
+      <w:tr>
+        <w:tc>
+          <w:tcPr>
+            <w:tcW w:w="2552" w:type="dxa"/>
+            <w:vAlign w:val="center"/>
+          </w:tcPr>
+          <w:p>
+            <w:pPr>
+              <w:jc w:val="center"/>
+              <w:rPr>
+                <w:rFonts w:ascii="Times New Roman" w:hAnsi="Times New Roman"/>
+                <w:sz w:val="28"/>
+                <w:szCs w:val="28"/>
+                <w:lang w:val="en-US"/>
+              </w:rPr>
+            </w:pPr>
+            <w:r>
+              <w:rPr>
+                <w:rFonts w:ascii="Times New Roman" w:hAnsi="Times New Roman"/>
+                <w:sz w:val="28"/>
+                <w:szCs w:val="28"/>
+              </w:rPr>
+              <w:t xml:space="preserve">Shift + </w:t>
+            </w:r>
+            <w:r>
+              <w:rPr>
+                <w:rFonts w:ascii="Times New Roman" w:hAnsi="Times New Roman"/>
+                <w:sz w:val="28"/>
+                <w:szCs w:val="28"/>
+                <w:lang w:val="en-US"/>
+              </w:rPr>
+              <w:t>Y</w:t>
+            </w:r>
+            <w:r>
+              <w:rPr>
+                <w:rFonts w:ascii="Times New Roman" w:hAnsi="Times New Roman"/>
+                <w:sz w:val="28"/>
+                <w:szCs w:val="28"/>
+              </w:rPr>
+              <w:t xml:space="preserve"> | Ctrl + </w:t>
+            </w:r>
+            <w:r>
+              <w:rPr>
+                <w:rFonts w:ascii="Times New Roman" w:hAnsi="Times New Roman"/>
+                <w:sz w:val="28"/>
+                <w:szCs w:val="28"/>
+                <w:lang w:val="en-US"/>
+              </w:rPr>
+              <w:t>Y</w:t>
+            </w:r>
+          </w:p>
+        </w:tc>
+        <w:tc>
+          <w:tcPr>
+            <w:tcW w:w="4111" w:type="dxa"/>
+            <w:vAlign w:val="center"/>
+          </w:tcPr>
+          <w:p>
+            <w:pPr>
+              <w:rPr>
+                <w:rFonts w:ascii="Times New Roman" w:hAnsi="Times New Roman"/>
+                <w:sz w:val="24"/>
+                <w:szCs w:val="24"/>
+              </w:rPr>
+            </w:pPr>
+            <w:r>
+              <w:rPr>
+                <w:rFonts w:ascii="Times New Roman" w:hAnsi="Times New Roman"/>
+                <w:sz w:val="24"/>
+                <w:szCs w:val="24"/>
+              </w:rPr>
+              <w:t>Т</w:t>
+            </w:r>
+            <w:r>
+              <w:rPr>
+                <w:rFonts w:ascii="Times New Roman" w:hAnsi="Times New Roman"/>
+                <w:sz w:val="24"/>
+                <w:szCs w:val="24"/>
+              </w:rPr>
+              <w:t>умблер “</w:t>
+            </w:r>
+            <w:r>
+              <w:rPr>
+                <w:rFonts w:ascii="Times New Roman" w:hAnsi="Times New Roman"/>
+                <w:sz w:val="24"/>
+                <w:szCs w:val="24"/>
+              </w:rPr>
+              <w:t>Цепи управления</w:t>
+            </w:r>
+            <w:r>
+              <w:rPr>
+                <w:rFonts w:ascii="Times New Roman" w:hAnsi="Times New Roman"/>
+                <w:sz w:val="24"/>
+                <w:szCs w:val="24"/>
+              </w:rPr>
+              <w:t>”</w:t>
+            </w:r>
+          </w:p>
+        </w:tc>
+        <w:tc>
+          <w:tcPr>
+            <w:tcW w:w="3260" w:type="dxa"/>
+            <w:vAlign w:val="center"/>
+          </w:tcPr>
+          <w:p>
+            <w:pPr>
+              <w:rPr>
+                <w:rFonts w:ascii="Times New Roman" w:hAnsi="Times New Roman"/>
+                <w:sz w:val="24"/>
+                <w:szCs w:val="24"/>
+              </w:rPr>
+            </w:pPr>
+          </w:p>
+        </w:tc>
+      </w:tr>
+      <w:tr>
+        <w:tc>
+          <w:tcPr>
+            <w:tcW w:w="2552" w:type="dxa"/>
+            <w:vAlign w:val="center"/>
+          </w:tcPr>
+          <w:p>
+            <w:pPr>
+              <w:jc w:val="center"/>
+              <w:rPr>
+                <w:rFonts w:ascii="Times New Roman" w:hAnsi="Times New Roman"/>
+                <w:sz w:val="28"/>
+                <w:szCs w:val="28"/>
+                <w:lang w:val="en-US"/>
+              </w:rPr>
+            </w:pPr>
+            <w:r>
+              <w:rPr>
+                <w:rFonts w:ascii="Times New Roman" w:hAnsi="Times New Roman"/>
+                <w:sz w:val="28"/>
+                <w:szCs w:val="28"/>
+              </w:rPr>
+              <w:t xml:space="preserve">Shift + </w:t>
+            </w:r>
+            <w:r>
+              <w:rPr>
+                <w:rFonts w:ascii="Times New Roman" w:hAnsi="Times New Roman"/>
+                <w:sz w:val="28"/>
+                <w:szCs w:val="28"/>
                 <w:lang w:val="en-US"/>
               </w:rPr>
               <w:t>W</w:t>
             </w:r>
-          </w:p>
-        </w:tc>
-        <w:tc>
-          <w:tcPr>
-            <w:tcW w:w="3969" w:type="dxa"/>
+            <w:r>
+              <w:rPr>
+                <w:rFonts w:ascii="Times New Roman" w:hAnsi="Times New Roman"/>
+                <w:sz w:val="28"/>
+                <w:szCs w:val="28"/>
+              </w:rPr>
+              <w:t xml:space="preserve"> | Ctrl + </w:t>
+            </w:r>
+            <w:r>
+              <w:rPr>
+                <w:rFonts w:ascii="Times New Roman" w:hAnsi="Times New Roman"/>
+                <w:sz w:val="28"/>
+                <w:szCs w:val="28"/>
+                <w:lang w:val="en-US"/>
+              </w:rPr>
+              <w:t>W</w:t>
+            </w:r>
+          </w:p>
+        </w:tc>
+        <w:tc>
+          <w:tcPr>
+            <w:tcW w:w="4111" w:type="dxa"/>
+            <w:vAlign w:val="center"/>
+          </w:tcPr>
+          <w:p>
+            <w:pPr>
+              <w:rPr>
+                <w:rFonts w:ascii="Times New Roman" w:hAnsi="Times New Roman"/>
+                <w:sz w:val="24"/>
+                <w:szCs w:val="24"/>
+              </w:rPr>
+            </w:pPr>
+            <w:r>
+              <w:rPr>
+                <w:rFonts w:ascii="Times New Roman" w:hAnsi="Times New Roman"/>
+                <w:sz w:val="24"/>
+                <w:szCs w:val="24"/>
+              </w:rPr>
+              <w:t>Вставить/извлечь реверсивную рукоятку</w:t>
+            </w:r>
+          </w:p>
+        </w:tc>
+        <w:tc>
+          <w:tcPr>
+            <w:tcW w:w="3260" w:type="dxa"/>
+            <w:vAlign w:val="center"/>
+          </w:tcPr>
+          <w:p>
+            <w:pPr>
+              <w:rPr>
+                <w:rFonts w:ascii="Times New Roman" w:hAnsi="Times New Roman"/>
+                <w:sz w:val="24"/>
+                <w:szCs w:val="24"/>
+              </w:rPr>
+            </w:pPr>
+          </w:p>
+        </w:tc>
+      </w:tr>
+      <w:tr>
+        <w:tc>
+          <w:tcPr>
+            <w:tcW w:w="2552" w:type="dxa"/>
+            <w:vAlign w:val="center"/>
+          </w:tcPr>
+          <w:p>
+            <w:pPr>
+              <w:jc w:val="center"/>
+              <w:rPr>
+                <w:rFonts w:ascii="Times New Roman" w:hAnsi="Times New Roman"/>
+                <w:sz w:val="28"/>
+                <w:szCs w:val="28"/>
+                <w:lang w:val="en-US"/>
+              </w:rPr>
+            </w:pPr>
+            <w:r>
+              <w:rPr>
+                <w:rFonts w:ascii="Times New Roman" w:hAnsi="Times New Roman"/>
+                <w:sz w:val="28"/>
+                <w:szCs w:val="28"/>
+                <w:lang w:val="en-US"/>
+              </w:rPr>
+              <w:t>W</w:t>
+            </w:r>
+          </w:p>
+        </w:tc>
+        <w:tc>
+          <w:tcPr>
+            <w:tcW w:w="4111" w:type="dxa"/>
             <w:vAlign w:val="center"/>
           </w:tcPr>
           <w:p>
@@ -1851,7 +2950,7 @@
         </w:tc>
         <w:tc>
           <w:tcPr>
-            <w:tcW w:w="3401" w:type="dxa"/>
+            <w:tcW w:w="3260" w:type="dxa"/>
             <w:vMerge w:val="restart"/>
             <w:vAlign w:val="center"/>
           </w:tcPr>
@@ -1901,7 +3000,7 @@
       <w:tr>
         <w:tc>
           <w:tcPr>
-            <w:tcW w:w="2127" w:type="dxa"/>
+            <w:tcW w:w="2552" w:type="dxa"/>
             <w:vAlign w:val="center"/>
           </w:tcPr>
           <w:p>
@@ -1927,7 +3026,7 @@
         </w:tc>
         <w:tc>
           <w:tcPr>
-            <w:tcW w:w="3969" w:type="dxa"/>
+            <w:tcW w:w="4111" w:type="dxa"/>
             <w:vAlign w:val="center"/>
           </w:tcPr>
           <w:p>
@@ -1959,7 +3058,7 @@
         </w:tc>
         <w:tc>
           <w:tcPr>
-            <w:tcW w:w="3401" w:type="dxa"/>
+            <w:tcW w:w="3260" w:type="dxa"/>
             <w:vMerge/>
             <w:vAlign w:val="center"/>
           </w:tcPr>
@@ -1977,7 +3076,7 @@
       <w:tr>
         <w:tc>
           <w:tcPr>
-            <w:tcW w:w="2127" w:type="dxa"/>
+            <w:tcW w:w="2552" w:type="dxa"/>
             <w:vAlign w:val="center"/>
           </w:tcPr>
           <w:p>
@@ -2003,7 +3102,7 @@
         </w:tc>
         <w:tc>
           <w:tcPr>
-            <w:tcW w:w="3969" w:type="dxa"/>
+            <w:tcW w:w="4111" w:type="dxa"/>
             <w:vAlign w:val="center"/>
           </w:tcPr>
           <w:p>
@@ -2050,7 +3149,7 @@
         </w:tc>
         <w:tc>
           <w:tcPr>
-            <w:tcW w:w="3401" w:type="dxa"/>
+            <w:tcW w:w="3260" w:type="dxa"/>
             <w:vMerge w:val="restart"/>
             <w:vAlign w:val="center"/>
           </w:tcPr>
@@ -2100,7 +3199,7 @@
       <w:tr>
         <w:tc>
           <w:tcPr>
-            <w:tcW w:w="2127" w:type="dxa"/>
+            <w:tcW w:w="2552" w:type="dxa"/>
             <w:vAlign w:val="center"/>
           </w:tcPr>
           <w:p>
@@ -2126,7 +3225,7 @@
         </w:tc>
         <w:tc>
           <w:tcPr>
-            <w:tcW w:w="3969" w:type="dxa"/>
+            <w:tcW w:w="4111" w:type="dxa"/>
             <w:vAlign w:val="center"/>
           </w:tcPr>
           <w:p>
@@ -2165,7 +3264,7 @@
         </w:tc>
         <w:tc>
           <w:tcPr>
-            <w:tcW w:w="3401" w:type="dxa"/>
+            <w:tcW w:w="3260" w:type="dxa"/>
             <w:vMerge/>
             <w:vAlign w:val="center"/>
           </w:tcPr>
@@ -2183,7 +3282,7 @@
       <w:tr>
         <w:tc>
           <w:tcPr>
-            <w:tcW w:w="2127" w:type="dxa"/>
+            <w:tcW w:w="2552" w:type="dxa"/>
             <w:vAlign w:val="center"/>
           </w:tcPr>
           <w:p>
@@ -2209,7 +3308,7 @@
         </w:tc>
         <w:tc>
           <w:tcPr>
-            <w:tcW w:w="3969" w:type="dxa"/>
+            <w:tcW w:w="4111" w:type="dxa"/>
             <w:vAlign w:val="center"/>
           </w:tcPr>
           <w:p>
@@ -2256,7 +3355,7 @@
         </w:tc>
         <w:tc>
           <w:tcPr>
-            <w:tcW w:w="3401" w:type="dxa"/>
+            <w:tcW w:w="3260" w:type="dxa"/>
             <w:vMerge/>
             <w:vAlign w:val="center"/>
           </w:tcPr>
@@ -2274,7 +3373,7 @@
       <w:tr>
         <w:tc>
           <w:tcPr>
-            <w:tcW w:w="2127" w:type="dxa"/>
+            <w:tcW w:w="2552" w:type="dxa"/>
             <w:vAlign w:val="center"/>
           </w:tcPr>
           <w:p>
@@ -2293,6 +3392,7 @@
                 <w:szCs w:val="28"/>
                 <w:lang w:val="en-US"/>
               </w:rPr>
+              <w:lastRenderedPageBreak/>
               <w:t>Space (</w:t>
             </w:r>
             <w:r>
@@ -2307,7 +3407,7 @@
         </w:tc>
         <w:tc>
           <w:tcPr>
-            <w:tcW w:w="3969" w:type="dxa"/>
+            <w:tcW w:w="4111" w:type="dxa"/>
             <w:vAlign w:val="center"/>
           </w:tcPr>
           <w:p>
@@ -2330,15 +3430,15 @@
         </w:tc>
         <w:tc>
           <w:tcPr>
-            <w:tcW w:w="3401" w:type="dxa"/>
-            <w:vAlign w:val="center"/>
-          </w:tcPr>
-          <w:p>
-            <w:pPr>
-              <w:rPr>
-                <w:rFonts w:ascii="Times New Roman" w:hAnsi="Times New Roman"/>
-                <w:sz w:val="28"/>
-                <w:szCs w:val="28"/>
+            <w:tcW w:w="3260" w:type="dxa"/>
+            <w:vAlign w:val="center"/>
+          </w:tcPr>
+          <w:p>
+            <w:pPr>
+              <w:rPr>
+                <w:rFonts w:ascii="Times New Roman" w:hAnsi="Times New Roman"/>
+                <w:sz w:val="24"/>
+                <w:szCs w:val="24"/>
               </w:rPr>
             </w:pPr>
           </w:p>
@@ -2347,7 +3447,7 @@
       <w:tr>
         <w:tc>
           <w:tcPr>
-            <w:tcW w:w="2127" w:type="dxa"/>
+            <w:tcW w:w="2552" w:type="dxa"/>
             <w:vAlign w:val="center"/>
           </w:tcPr>
           <w:p>
@@ -2373,7 +3473,7 @@
         </w:tc>
         <w:tc>
           <w:tcPr>
-            <w:tcW w:w="3969" w:type="dxa"/>
+            <w:tcW w:w="4111" w:type="dxa"/>
             <w:vAlign w:val="center"/>
           </w:tcPr>
           <w:p>
@@ -2396,15 +3496,15 @@
         </w:tc>
         <w:tc>
           <w:tcPr>
-            <w:tcW w:w="3401" w:type="dxa"/>
-            <w:vAlign w:val="center"/>
-          </w:tcPr>
-          <w:p>
-            <w:pPr>
-              <w:rPr>
-                <w:rFonts w:ascii="Times New Roman" w:hAnsi="Times New Roman"/>
-                <w:sz w:val="28"/>
-                <w:szCs w:val="28"/>
+            <w:tcW w:w="3260" w:type="dxa"/>
+            <w:vAlign w:val="center"/>
+          </w:tcPr>
+          <w:p>
+            <w:pPr>
+              <w:rPr>
+                <w:rFonts w:ascii="Times New Roman" w:hAnsi="Times New Roman"/>
+                <w:sz w:val="24"/>
+                <w:szCs w:val="24"/>
               </w:rPr>
             </w:pPr>
           </w:p>
@@ -2413,7 +3513,7 @@
       <w:tr>
         <w:tc>
           <w:tcPr>
-            <w:tcW w:w="2127" w:type="dxa"/>
+            <w:tcW w:w="2552" w:type="dxa"/>
             <w:vAlign w:val="center"/>
           </w:tcPr>
           <w:p>
@@ -2439,7 +3539,7 @@
         </w:tc>
         <w:tc>
           <w:tcPr>
-            <w:tcW w:w="3969" w:type="dxa"/>
+            <w:tcW w:w="4111" w:type="dxa"/>
             <w:vAlign w:val="center"/>
           </w:tcPr>
           <w:p>
@@ -2462,15 +3562,15 @@
         </w:tc>
         <w:tc>
           <w:tcPr>
-            <w:tcW w:w="3401" w:type="dxa"/>
-            <w:vAlign w:val="center"/>
-          </w:tcPr>
-          <w:p>
-            <w:pPr>
-              <w:rPr>
-                <w:rFonts w:ascii="Times New Roman" w:hAnsi="Times New Roman"/>
-                <w:sz w:val="28"/>
-                <w:szCs w:val="28"/>
+            <w:tcW w:w="3260" w:type="dxa"/>
+            <w:vAlign w:val="center"/>
+          </w:tcPr>
+          <w:p>
+            <w:pPr>
+              <w:rPr>
+                <w:rFonts w:ascii="Times New Roman" w:hAnsi="Times New Roman"/>
+                <w:sz w:val="24"/>
+                <w:szCs w:val="24"/>
               </w:rPr>
             </w:pPr>
           </w:p>
@@ -2479,7 +3579,7 @@
       <w:tr>
         <w:tc>
           <w:tcPr>
-            <w:tcW w:w="2127" w:type="dxa"/>
+            <w:tcW w:w="2552" w:type="dxa"/>
             <w:vAlign w:val="center"/>
           </w:tcPr>
           <w:p>
@@ -2505,7 +3605,7 @@
         </w:tc>
         <w:tc>
           <w:tcPr>
-            <w:tcW w:w="3969" w:type="dxa"/>
+            <w:tcW w:w="4111" w:type="dxa"/>
             <w:vAlign w:val="center"/>
           </w:tcPr>
           <w:p>
@@ -2536,15 +3636,15 @@
         </w:tc>
         <w:tc>
           <w:tcPr>
-            <w:tcW w:w="3401" w:type="dxa"/>
-            <w:vAlign w:val="center"/>
-          </w:tcPr>
-          <w:p>
-            <w:pPr>
-              <w:rPr>
-                <w:rFonts w:ascii="Times New Roman" w:hAnsi="Times New Roman"/>
-                <w:sz w:val="28"/>
-                <w:szCs w:val="28"/>
+            <w:tcW w:w="3260" w:type="dxa"/>
+            <w:vAlign w:val="center"/>
+          </w:tcPr>
+          <w:p>
+            <w:pPr>
+              <w:rPr>
+                <w:rFonts w:ascii="Times New Roman" w:hAnsi="Times New Roman"/>
+                <w:sz w:val="24"/>
+                <w:szCs w:val="24"/>
               </w:rPr>
             </w:pPr>
           </w:p>
@@ -2553,7 +3653,7 @@
       <w:tr>
         <w:tc>
           <w:tcPr>
-            <w:tcW w:w="2127" w:type="dxa"/>
+            <w:tcW w:w="2552" w:type="dxa"/>
             <w:vAlign w:val="center"/>
           </w:tcPr>
           <w:p>
@@ -2579,7 +3679,7 @@
         </w:tc>
         <w:tc>
           <w:tcPr>
-            <w:tcW w:w="3969" w:type="dxa"/>
+            <w:tcW w:w="4111" w:type="dxa"/>
             <w:vAlign w:val="center"/>
           </w:tcPr>
           <w:p>
@@ -2610,15 +3710,15 @@
         </w:tc>
         <w:tc>
           <w:tcPr>
-            <w:tcW w:w="3401" w:type="dxa"/>
-            <w:vAlign w:val="center"/>
-          </w:tcPr>
-          <w:p>
-            <w:pPr>
-              <w:rPr>
-                <w:rFonts w:ascii="Times New Roman" w:hAnsi="Times New Roman"/>
-                <w:sz w:val="28"/>
-                <w:szCs w:val="28"/>
+            <w:tcW w:w="3260" w:type="dxa"/>
+            <w:vAlign w:val="center"/>
+          </w:tcPr>
+          <w:p>
+            <w:pPr>
+              <w:rPr>
+                <w:rFonts w:ascii="Times New Roman" w:hAnsi="Times New Roman"/>
+                <w:sz w:val="24"/>
+                <w:szCs w:val="24"/>
               </w:rPr>
             </w:pPr>
           </w:p>
@@ -2627,7 +3727,7 @@
       <w:tr>
         <w:tc>
           <w:tcPr>
-            <w:tcW w:w="2127" w:type="dxa"/>
+            <w:tcW w:w="2552" w:type="dxa"/>
             <w:vAlign w:val="center"/>
           </w:tcPr>
           <w:p>
@@ -2649,7 +3749,6 @@
               </w:rPr>
               <w:t xml:space="preserve">Shift + </w:t>
             </w:r>
-            <w:proofErr w:type="gramStart"/>
             <w:r>
               <w:rPr>
                 <w:rFonts w:ascii="Times New Roman" w:hAnsi="Times New Roman"/>
@@ -2666,17 +3765,7 @@
                 <w:szCs w:val="28"/>
                 <w:lang w:val="en-US"/>
               </w:rPr>
-              <w:t xml:space="preserve">  |</w:t>
-            </w:r>
-            <w:proofErr w:type="gramEnd"/>
-            <w:r>
-              <w:rPr>
-                <w:rFonts w:ascii="Times New Roman" w:hAnsi="Times New Roman"/>
-                <w:sz w:val="28"/>
-                <w:szCs w:val="28"/>
-                <w:lang w:val="en-US"/>
-              </w:rPr>
-              <w:t xml:space="preserve">  </w:t>
+              <w:t xml:space="preserve"> | Ctrl + </w:t>
             </w:r>
             <w:r>
               <w:rPr>
@@ -2691,7 +3780,7 @@
         </w:tc>
         <w:tc>
           <w:tcPr>
-            <w:tcW w:w="3969" w:type="dxa"/>
+            <w:tcW w:w="4111" w:type="dxa"/>
             <w:vAlign w:val="center"/>
           </w:tcPr>
           <w:p>
@@ -2731,7 +3820,7 @@
         </w:tc>
         <w:tc>
           <w:tcPr>
-            <w:tcW w:w="3401" w:type="dxa"/>
+            <w:tcW w:w="3260" w:type="dxa"/>
             <w:vAlign w:val="center"/>
           </w:tcPr>
           <w:p>
@@ -2756,7 +3845,7 @@
       <w:tr>
         <w:tc>
           <w:tcPr>
-            <w:tcW w:w="9497" w:type="dxa"/>
+            <w:tcW w:w="9923" w:type="dxa"/>
             <w:gridSpan w:val="3"/>
             <w:vAlign w:val="center"/>
           </w:tcPr>
@@ -2775,7 +3864,6 @@
                 <w:sz w:val="24"/>
                 <w:szCs w:val="24"/>
               </w:rPr>
-              <w:lastRenderedPageBreak/>
               <w:t xml:space="preserve">Кран машиниста </w:t>
             </w:r>
             <w:proofErr w:type="spellStart"/>
@@ -2802,7 +3890,7 @@
       <w:tr>
         <w:tc>
           <w:tcPr>
-            <w:tcW w:w="2127" w:type="dxa"/>
+            <w:tcW w:w="2552" w:type="dxa"/>
             <w:vAlign w:val="center"/>
           </w:tcPr>
           <w:p>
@@ -2847,7 +3935,7 @@
         </w:tc>
         <w:tc>
           <w:tcPr>
-            <w:tcW w:w="3969" w:type="dxa"/>
+            <w:tcW w:w="4111" w:type="dxa"/>
             <w:vAlign w:val="center"/>
           </w:tcPr>
           <w:p>
@@ -2887,15 +3975,15 @@
         </w:tc>
         <w:tc>
           <w:tcPr>
-            <w:tcW w:w="3401" w:type="dxa"/>
-            <w:vAlign w:val="center"/>
-          </w:tcPr>
-          <w:p>
-            <w:pPr>
-              <w:rPr>
-                <w:rFonts w:ascii="Times New Roman" w:hAnsi="Times New Roman"/>
-                <w:sz w:val="28"/>
-                <w:szCs w:val="28"/>
+            <w:tcW w:w="3260" w:type="dxa"/>
+            <w:vAlign w:val="center"/>
+          </w:tcPr>
+          <w:p>
+            <w:pPr>
+              <w:rPr>
+                <w:rFonts w:ascii="Times New Roman" w:hAnsi="Times New Roman"/>
+                <w:sz w:val="24"/>
+                <w:szCs w:val="24"/>
               </w:rPr>
             </w:pPr>
           </w:p>
@@ -2904,7 +3992,7 @@
       <w:tr>
         <w:tc>
           <w:tcPr>
-            <w:tcW w:w="2127" w:type="dxa"/>
+            <w:tcW w:w="2552" w:type="dxa"/>
             <w:vAlign w:val="center"/>
           </w:tcPr>
           <w:p>
@@ -2937,7 +4025,7 @@
         </w:tc>
         <w:tc>
           <w:tcPr>
-            <w:tcW w:w="3969" w:type="dxa"/>
+            <w:tcW w:w="4111" w:type="dxa"/>
             <w:vAlign w:val="center"/>
           </w:tcPr>
           <w:p>
@@ -2977,15 +4065,15 @@
         </w:tc>
         <w:tc>
           <w:tcPr>
-            <w:tcW w:w="3401" w:type="dxa"/>
-            <w:vAlign w:val="center"/>
-          </w:tcPr>
-          <w:p>
-            <w:pPr>
-              <w:rPr>
-                <w:rFonts w:ascii="Times New Roman" w:hAnsi="Times New Roman"/>
-                <w:sz w:val="28"/>
-                <w:szCs w:val="28"/>
+            <w:tcW w:w="3260" w:type="dxa"/>
+            <w:vAlign w:val="center"/>
+          </w:tcPr>
+          <w:p>
+            <w:pPr>
+              <w:rPr>
+                <w:rFonts w:ascii="Times New Roman" w:hAnsi="Times New Roman"/>
+                <w:sz w:val="24"/>
+                <w:szCs w:val="24"/>
               </w:rPr>
             </w:pPr>
           </w:p>
@@ -2994,7 +4082,7 @@
       <w:tr>
         <w:tc>
           <w:tcPr>
-            <w:tcW w:w="2127" w:type="dxa"/>
+            <w:tcW w:w="2552" w:type="dxa"/>
             <w:vAlign w:val="center"/>
           </w:tcPr>
           <w:p>
@@ -3021,7 +4109,7 @@
         </w:tc>
         <w:tc>
           <w:tcPr>
-            <w:tcW w:w="3969" w:type="dxa"/>
+            <w:tcW w:w="4111" w:type="dxa"/>
             <w:vAlign w:val="center"/>
           </w:tcPr>
           <w:p>
@@ -3044,15 +4132,15 @@
         </w:tc>
         <w:tc>
           <w:tcPr>
-            <w:tcW w:w="3401" w:type="dxa"/>
-            <w:vAlign w:val="center"/>
-          </w:tcPr>
-          <w:p>
-            <w:pPr>
-              <w:rPr>
-                <w:rFonts w:ascii="Times New Roman" w:hAnsi="Times New Roman"/>
-                <w:sz w:val="28"/>
-                <w:szCs w:val="28"/>
+            <w:tcW w:w="3260" w:type="dxa"/>
+            <w:vAlign w:val="center"/>
+          </w:tcPr>
+          <w:p>
+            <w:pPr>
+              <w:rPr>
+                <w:rFonts w:ascii="Times New Roman" w:hAnsi="Times New Roman"/>
+                <w:sz w:val="24"/>
+                <w:szCs w:val="24"/>
               </w:rPr>
             </w:pPr>
           </w:p>
@@ -3061,7 +4149,7 @@
       <w:tr>
         <w:tc>
           <w:tcPr>
-            <w:tcW w:w="2127" w:type="dxa"/>
+            <w:tcW w:w="2552" w:type="dxa"/>
             <w:vAlign w:val="center"/>
           </w:tcPr>
           <w:p>
@@ -3096,7 +4184,7 @@
         </w:tc>
         <w:tc>
           <w:tcPr>
-            <w:tcW w:w="3969" w:type="dxa"/>
+            <w:tcW w:w="4111" w:type="dxa"/>
             <w:vAlign w:val="center"/>
           </w:tcPr>
           <w:p>
@@ -3119,15 +4207,15 @@
         </w:tc>
         <w:tc>
           <w:tcPr>
-            <w:tcW w:w="3401" w:type="dxa"/>
-            <w:vAlign w:val="center"/>
-          </w:tcPr>
-          <w:p>
-            <w:pPr>
-              <w:rPr>
-                <w:rFonts w:ascii="Times New Roman" w:hAnsi="Times New Roman"/>
-                <w:sz w:val="28"/>
-                <w:szCs w:val="28"/>
+            <w:tcW w:w="3260" w:type="dxa"/>
+            <w:vAlign w:val="center"/>
+          </w:tcPr>
+          <w:p>
+            <w:pPr>
+              <w:rPr>
+                <w:rFonts w:ascii="Times New Roman" w:hAnsi="Times New Roman"/>
+                <w:sz w:val="24"/>
+                <w:szCs w:val="24"/>
               </w:rPr>
             </w:pPr>
           </w:p>
@@ -3136,7 +4224,7 @@
       <w:tr>
         <w:tc>
           <w:tcPr>
-            <w:tcW w:w="2127" w:type="dxa"/>
+            <w:tcW w:w="2552" w:type="dxa"/>
             <w:vAlign w:val="center"/>
           </w:tcPr>
           <w:p>
@@ -3171,7 +4259,7 @@
         </w:tc>
         <w:tc>
           <w:tcPr>
-            <w:tcW w:w="3969" w:type="dxa"/>
+            <w:tcW w:w="4111" w:type="dxa"/>
             <w:vAlign w:val="center"/>
           </w:tcPr>
           <w:p>
@@ -3213,15 +4301,15 @@
         </w:tc>
         <w:tc>
           <w:tcPr>
-            <w:tcW w:w="3401" w:type="dxa"/>
-            <w:vAlign w:val="center"/>
-          </w:tcPr>
-          <w:p>
-            <w:pPr>
-              <w:rPr>
-                <w:rFonts w:ascii="Times New Roman" w:hAnsi="Times New Roman"/>
-                <w:sz w:val="28"/>
-                <w:szCs w:val="28"/>
+            <w:tcW w:w="3260" w:type="dxa"/>
+            <w:vAlign w:val="center"/>
+          </w:tcPr>
+          <w:p>
+            <w:pPr>
+              <w:rPr>
+                <w:rFonts w:ascii="Times New Roman" w:hAnsi="Times New Roman"/>
+                <w:sz w:val="24"/>
+                <w:szCs w:val="24"/>
               </w:rPr>
             </w:pPr>
           </w:p>
@@ -3230,7 +4318,7 @@
       <w:tr>
         <w:tc>
           <w:tcPr>
-            <w:tcW w:w="2127" w:type="dxa"/>
+            <w:tcW w:w="2552" w:type="dxa"/>
             <w:vAlign w:val="center"/>
           </w:tcPr>
           <w:p>
@@ -3265,7 +4353,7 @@
         </w:tc>
         <w:tc>
           <w:tcPr>
-            <w:tcW w:w="3969" w:type="dxa"/>
+            <w:tcW w:w="4111" w:type="dxa"/>
             <w:vAlign w:val="center"/>
           </w:tcPr>
           <w:p>
@@ -3307,15 +4395,15 @@
         </w:tc>
         <w:tc>
           <w:tcPr>
-            <w:tcW w:w="3401" w:type="dxa"/>
-            <w:vAlign w:val="center"/>
-          </w:tcPr>
-          <w:p>
-            <w:pPr>
-              <w:rPr>
-                <w:rFonts w:ascii="Times New Roman" w:hAnsi="Times New Roman"/>
-                <w:sz w:val="28"/>
-                <w:szCs w:val="28"/>
+            <w:tcW w:w="3260" w:type="dxa"/>
+            <w:vAlign w:val="center"/>
+          </w:tcPr>
+          <w:p>
+            <w:pPr>
+              <w:rPr>
+                <w:rFonts w:ascii="Times New Roman" w:hAnsi="Times New Roman"/>
+                <w:sz w:val="24"/>
+                <w:szCs w:val="24"/>
               </w:rPr>
             </w:pPr>
           </w:p>
@@ -3324,7 +4412,7 @@
       <w:tr>
         <w:tc>
           <w:tcPr>
-            <w:tcW w:w="2127" w:type="dxa"/>
+            <w:tcW w:w="2552" w:type="dxa"/>
             <w:vAlign w:val="center"/>
           </w:tcPr>
           <w:p>
@@ -3359,7 +4447,7 @@
         </w:tc>
         <w:tc>
           <w:tcPr>
-            <w:tcW w:w="3969" w:type="dxa"/>
+            <w:tcW w:w="4111" w:type="dxa"/>
             <w:vAlign w:val="center"/>
           </w:tcPr>
           <w:p>
@@ -3409,15 +4497,15 @@
         </w:tc>
         <w:tc>
           <w:tcPr>
-            <w:tcW w:w="3401" w:type="dxa"/>
-            <w:vAlign w:val="center"/>
-          </w:tcPr>
-          <w:p>
-            <w:pPr>
-              <w:rPr>
-                <w:rFonts w:ascii="Times New Roman" w:hAnsi="Times New Roman"/>
-                <w:sz w:val="28"/>
-                <w:szCs w:val="28"/>
+            <w:tcW w:w="3260" w:type="dxa"/>
+            <w:vAlign w:val="center"/>
+          </w:tcPr>
+          <w:p>
+            <w:pPr>
+              <w:rPr>
+                <w:rFonts w:ascii="Times New Roman" w:hAnsi="Times New Roman"/>
+                <w:sz w:val="24"/>
+                <w:szCs w:val="24"/>
               </w:rPr>
             </w:pPr>
           </w:p>
@@ -3427,7 +4515,7 @@
       <w:tr>
         <w:tc>
           <w:tcPr>
-            <w:tcW w:w="2127" w:type="dxa"/>
+            <w:tcW w:w="2552" w:type="dxa"/>
             <w:vAlign w:val="center"/>
           </w:tcPr>
           <w:p>
@@ -3462,7 +4550,7 @@
         </w:tc>
         <w:tc>
           <w:tcPr>
-            <w:tcW w:w="3969" w:type="dxa"/>
+            <w:tcW w:w="4111" w:type="dxa"/>
             <w:vAlign w:val="center"/>
           </w:tcPr>
           <w:p>
@@ -3494,15 +4582,15 @@
         </w:tc>
         <w:tc>
           <w:tcPr>
-            <w:tcW w:w="3401" w:type="dxa"/>
-            <w:vAlign w:val="center"/>
-          </w:tcPr>
-          <w:p>
-            <w:pPr>
-              <w:rPr>
-                <w:rFonts w:ascii="Times New Roman" w:hAnsi="Times New Roman"/>
-                <w:sz w:val="28"/>
-                <w:szCs w:val="28"/>
+            <w:tcW w:w="3260" w:type="dxa"/>
+            <w:vAlign w:val="center"/>
+          </w:tcPr>
+          <w:p>
+            <w:pPr>
+              <w:rPr>
+                <w:rFonts w:ascii="Times New Roman" w:hAnsi="Times New Roman"/>
+                <w:sz w:val="24"/>
+                <w:szCs w:val="24"/>
               </w:rPr>
             </w:pPr>
           </w:p>
@@ -3511,7 +4599,7 @@
       <w:tr>
         <w:tc>
           <w:tcPr>
-            <w:tcW w:w="2127" w:type="dxa"/>
+            <w:tcW w:w="2552" w:type="dxa"/>
             <w:vAlign w:val="center"/>
           </w:tcPr>
           <w:p>
@@ -3546,7 +4634,7 @@
         </w:tc>
         <w:tc>
           <w:tcPr>
-            <w:tcW w:w="3969" w:type="dxa"/>
+            <w:tcW w:w="4111" w:type="dxa"/>
             <w:vAlign w:val="center"/>
           </w:tcPr>
           <w:p>
@@ -3578,15 +4666,15 @@
         </w:tc>
         <w:tc>
           <w:tcPr>
-            <w:tcW w:w="3401" w:type="dxa"/>
-            <w:vAlign w:val="center"/>
-          </w:tcPr>
-          <w:p>
-            <w:pPr>
-              <w:rPr>
-                <w:rFonts w:ascii="Times New Roman" w:hAnsi="Times New Roman"/>
-                <w:sz w:val="28"/>
-                <w:szCs w:val="28"/>
+            <w:tcW w:w="3260" w:type="dxa"/>
+            <w:vAlign w:val="center"/>
+          </w:tcPr>
+          <w:p>
+            <w:pPr>
+              <w:rPr>
+                <w:rFonts w:ascii="Times New Roman" w:hAnsi="Times New Roman"/>
+                <w:sz w:val="24"/>
+                <w:szCs w:val="24"/>
               </w:rPr>
             </w:pPr>
           </w:p>
@@ -3595,7 +4683,7 @@
       <w:tr>
         <w:tc>
           <w:tcPr>
-            <w:tcW w:w="9497" w:type="dxa"/>
+            <w:tcW w:w="9923" w:type="dxa"/>
             <w:gridSpan w:val="3"/>
             <w:vAlign w:val="center"/>
           </w:tcPr>
@@ -3640,7 +4728,7 @@
       <w:tr>
         <w:tc>
           <w:tcPr>
-            <w:tcW w:w="2127" w:type="dxa"/>
+            <w:tcW w:w="2552" w:type="dxa"/>
             <w:vAlign w:val="center"/>
           </w:tcPr>
           <w:p>
@@ -3662,11 +4750,37 @@
               </w:rPr>
               <w:t>]</w:t>
             </w:r>
-          </w:p>
-        </w:tc>
-        <w:tc>
-          <w:tcPr>
-            <w:tcW w:w="3969" w:type="dxa"/>
+            <w:r>
+              <w:rPr>
+                <w:rFonts w:ascii="Times New Roman" w:hAnsi="Times New Roman"/>
+                <w:sz w:val="28"/>
+                <w:szCs w:val="28"/>
+                <w:lang w:val="en-US"/>
+              </w:rPr>
+              <w:t xml:space="preserve"> (</w:t>
+            </w:r>
+            <w:r>
+              <w:rPr>
+                <w:rFonts w:ascii="Times New Roman" w:hAnsi="Times New Roman"/>
+                <w:sz w:val="28"/>
+                <w:szCs w:val="28"/>
+              </w:rPr>
+              <w:t>ъ</w:t>
+            </w:r>
+            <w:r>
+              <w:rPr>
+                <w:rFonts w:ascii="Times New Roman" w:hAnsi="Times New Roman"/>
+                <w:sz w:val="28"/>
+                <w:szCs w:val="28"/>
+                <w:lang w:val="en-US"/>
+              </w:rPr>
+              <w:t>)</w:t>
+            </w:r>
+          </w:p>
+        </w:tc>
+        <w:tc>
+          <w:tcPr>
+            <w:tcW w:w="4111" w:type="dxa"/>
             <w:vAlign w:val="center"/>
           </w:tcPr>
           <w:p>
@@ -3706,7 +4820,7 @@
         </w:tc>
         <w:tc>
           <w:tcPr>
-            <w:tcW w:w="3401" w:type="dxa"/>
+            <w:tcW w:w="3260" w:type="dxa"/>
             <w:vAlign w:val="center"/>
           </w:tcPr>
           <w:p>
@@ -3763,7 +4877,7 @@
       <w:tr>
         <w:tc>
           <w:tcPr>
-            <w:tcW w:w="2127" w:type="dxa"/>
+            <w:tcW w:w="2552" w:type="dxa"/>
             <w:vAlign w:val="center"/>
           </w:tcPr>
           <w:p>
@@ -3773,7 +4887,6 @@
                 <w:rFonts w:ascii="Times New Roman" w:hAnsi="Times New Roman"/>
                 <w:sz w:val="28"/>
                 <w:szCs w:val="28"/>
-                <w:lang w:val="en-US"/>
               </w:rPr>
             </w:pPr>
             <w:r>
@@ -3785,11 +4898,19 @@
               </w:rPr>
               <w:t>[</w:t>
             </w:r>
-          </w:p>
-        </w:tc>
-        <w:tc>
-          <w:tcPr>
-            <w:tcW w:w="3969" w:type="dxa"/>
+            <w:r>
+              <w:rPr>
+                <w:rFonts w:ascii="Times New Roman" w:hAnsi="Times New Roman"/>
+                <w:sz w:val="28"/>
+                <w:szCs w:val="28"/>
+              </w:rPr>
+              <w:t xml:space="preserve"> (х)</w:t>
+            </w:r>
+          </w:p>
+        </w:tc>
+        <w:tc>
+          <w:tcPr>
+            <w:tcW w:w="4111" w:type="dxa"/>
             <w:vAlign w:val="center"/>
           </w:tcPr>
           <w:p>
@@ -3829,7 +4950,7 @@
         </w:tc>
         <w:tc>
           <w:tcPr>
-            <w:tcW w:w="3401" w:type="dxa"/>
+            <w:tcW w:w="3260" w:type="dxa"/>
             <w:vAlign w:val="center"/>
           </w:tcPr>
           <w:p>
@@ -3896,7 +5017,7 @@
       <w:tr>
         <w:tc>
           <w:tcPr>
-            <w:tcW w:w="2127" w:type="dxa"/>
+            <w:tcW w:w="2552" w:type="dxa"/>
             <w:vAlign w:val="center"/>
           </w:tcPr>
           <w:p>
@@ -3922,7 +5043,7 @@
         </w:tc>
         <w:tc>
           <w:tcPr>
-            <w:tcW w:w="3969" w:type="dxa"/>
+            <w:tcW w:w="4111" w:type="dxa"/>
             <w:vAlign w:val="center"/>
           </w:tcPr>
           <w:p>
@@ -3945,15 +5066,15 @@
         </w:tc>
         <w:tc>
           <w:tcPr>
-            <w:tcW w:w="3401" w:type="dxa"/>
-            <w:vAlign w:val="center"/>
-          </w:tcPr>
-          <w:p>
-            <w:pPr>
-              <w:rPr>
-                <w:rFonts w:ascii="Times New Roman" w:hAnsi="Times New Roman"/>
-                <w:sz w:val="28"/>
-                <w:szCs w:val="28"/>
+            <w:tcW w:w="3260" w:type="dxa"/>
+            <w:vAlign w:val="center"/>
+          </w:tcPr>
+          <w:p>
+            <w:pPr>
+              <w:rPr>
+                <w:rFonts w:ascii="Times New Roman" w:hAnsi="Times New Roman"/>
+                <w:sz w:val="24"/>
+                <w:szCs w:val="24"/>
               </w:rPr>
             </w:pPr>
           </w:p>
@@ -3962,7 +5083,7 @@
       <w:tr>
         <w:tc>
           <w:tcPr>
-            <w:tcW w:w="2127" w:type="dxa"/>
+            <w:tcW w:w="2552" w:type="dxa"/>
             <w:vAlign w:val="center"/>
           </w:tcPr>
           <w:p>
@@ -3997,7 +5118,7 @@
         </w:tc>
         <w:tc>
           <w:tcPr>
-            <w:tcW w:w="3969" w:type="dxa"/>
+            <w:tcW w:w="4111" w:type="dxa"/>
             <w:vAlign w:val="center"/>
           </w:tcPr>
           <w:p>
@@ -4037,15 +5158,15 @@
         </w:tc>
         <w:tc>
           <w:tcPr>
-            <w:tcW w:w="3401" w:type="dxa"/>
-            <w:vAlign w:val="center"/>
-          </w:tcPr>
-          <w:p>
-            <w:pPr>
-              <w:rPr>
-                <w:rFonts w:ascii="Times New Roman" w:hAnsi="Times New Roman"/>
-                <w:sz w:val="28"/>
-                <w:szCs w:val="28"/>
+            <w:tcW w:w="3260" w:type="dxa"/>
+            <w:vAlign w:val="center"/>
+          </w:tcPr>
+          <w:p>
+            <w:pPr>
+              <w:rPr>
+                <w:rFonts w:ascii="Times New Roman" w:hAnsi="Times New Roman"/>
+                <w:sz w:val="24"/>
+                <w:szCs w:val="24"/>
               </w:rPr>
             </w:pPr>
           </w:p>
@@ -4054,7 +5175,7 @@
       <w:tr>
         <w:tc>
           <w:tcPr>
-            <w:tcW w:w="2127" w:type="dxa"/>
+            <w:tcW w:w="2552" w:type="dxa"/>
             <w:vAlign w:val="center"/>
           </w:tcPr>
           <w:p>
@@ -4089,7 +5210,7 @@
         </w:tc>
         <w:tc>
           <w:tcPr>
-            <w:tcW w:w="3969" w:type="dxa"/>
+            <w:tcW w:w="4111" w:type="dxa"/>
             <w:vAlign w:val="center"/>
           </w:tcPr>
           <w:p>
@@ -4129,15 +5250,15 @@
         </w:tc>
         <w:tc>
           <w:tcPr>
-            <w:tcW w:w="3401" w:type="dxa"/>
-            <w:vAlign w:val="center"/>
-          </w:tcPr>
-          <w:p>
-            <w:pPr>
-              <w:rPr>
-                <w:rFonts w:ascii="Times New Roman" w:hAnsi="Times New Roman"/>
-                <w:sz w:val="28"/>
-                <w:szCs w:val="28"/>
+            <w:tcW w:w="3260" w:type="dxa"/>
+            <w:vAlign w:val="center"/>
+          </w:tcPr>
+          <w:p>
+            <w:pPr>
+              <w:rPr>
+                <w:rFonts w:ascii="Times New Roman" w:hAnsi="Times New Roman"/>
+                <w:sz w:val="24"/>
+                <w:szCs w:val="24"/>
               </w:rPr>
             </w:pPr>
           </w:p>
@@ -4146,7 +5267,7 @@
       <w:tr>
         <w:tc>
           <w:tcPr>
-            <w:tcW w:w="2127" w:type="dxa"/>
+            <w:tcW w:w="2552" w:type="dxa"/>
             <w:vAlign w:val="center"/>
           </w:tcPr>
           <w:p>
@@ -4181,7 +5302,7 @@
         </w:tc>
         <w:tc>
           <w:tcPr>
-            <w:tcW w:w="3969" w:type="dxa"/>
+            <w:tcW w:w="4111" w:type="dxa"/>
             <w:vAlign w:val="center"/>
           </w:tcPr>
           <w:p>
@@ -4221,15 +5342,15 @@
         </w:tc>
         <w:tc>
           <w:tcPr>
-            <w:tcW w:w="3401" w:type="dxa"/>
-            <w:vAlign w:val="center"/>
-          </w:tcPr>
-          <w:p>
-            <w:pPr>
-              <w:rPr>
-                <w:rFonts w:ascii="Times New Roman" w:hAnsi="Times New Roman"/>
-                <w:sz w:val="28"/>
-                <w:szCs w:val="28"/>
+            <w:tcW w:w="3260" w:type="dxa"/>
+            <w:vAlign w:val="center"/>
+          </w:tcPr>
+          <w:p>
+            <w:pPr>
+              <w:rPr>
+                <w:rFonts w:ascii="Times New Roman" w:hAnsi="Times New Roman"/>
+                <w:sz w:val="24"/>
+                <w:szCs w:val="24"/>
               </w:rPr>
             </w:pPr>
           </w:p>
@@ -4238,7 +5359,7 @@
       <w:tr>
         <w:tc>
           <w:tcPr>
-            <w:tcW w:w="2127" w:type="dxa"/>
+            <w:tcW w:w="2552" w:type="dxa"/>
             <w:vAlign w:val="center"/>
           </w:tcPr>
           <w:p>
@@ -4273,7 +5394,7 @@
         </w:tc>
         <w:tc>
           <w:tcPr>
-            <w:tcW w:w="3969" w:type="dxa"/>
+            <w:tcW w:w="4111" w:type="dxa"/>
             <w:vAlign w:val="center"/>
           </w:tcPr>
           <w:p>
@@ -4330,15 +5451,15 @@
         </w:tc>
         <w:tc>
           <w:tcPr>
-            <w:tcW w:w="3401" w:type="dxa"/>
-            <w:vAlign w:val="center"/>
-          </w:tcPr>
-          <w:p>
-            <w:pPr>
-              <w:rPr>
-                <w:rFonts w:ascii="Times New Roman" w:hAnsi="Times New Roman"/>
-                <w:sz w:val="28"/>
-                <w:szCs w:val="28"/>
+            <w:tcW w:w="3260" w:type="dxa"/>
+            <w:vAlign w:val="center"/>
+          </w:tcPr>
+          <w:p>
+            <w:pPr>
+              <w:rPr>
+                <w:rFonts w:ascii="Times New Roman" w:hAnsi="Times New Roman"/>
+                <w:sz w:val="24"/>
+                <w:szCs w:val="24"/>
               </w:rPr>
             </w:pPr>
           </w:p>
@@ -4347,7 +5468,7 @@
       <w:tr>
         <w:tc>
           <w:tcPr>
-            <w:tcW w:w="9497" w:type="dxa"/>
+            <w:tcW w:w="9923" w:type="dxa"/>
             <w:gridSpan w:val="3"/>
             <w:vAlign w:val="center"/>
           </w:tcPr>
@@ -4400,7 +5521,7 @@
       <w:tr>
         <w:tc>
           <w:tcPr>
-            <w:tcW w:w="2127" w:type="dxa"/>
+            <w:tcW w:w="2552" w:type="dxa"/>
             <w:vAlign w:val="center"/>
           </w:tcPr>
           <w:p>
@@ -4420,33 +5541,31 @@
                 <w:szCs w:val="28"/>
                 <w:lang w:val="en-US"/>
               </w:rPr>
-              <w:t xml:space="preserve">Shift + </w:t>
-            </w:r>
-            <w:proofErr w:type="gramStart"/>
-            <w:r>
-              <w:rPr>
-                <w:rFonts w:ascii="Times New Roman" w:hAnsi="Times New Roman"/>
-                <w:sz w:val="28"/>
-                <w:szCs w:val="28"/>
-                <w:lang w:val="en-US"/>
-              </w:rPr>
-              <w:t>N  |</w:t>
-            </w:r>
-            <w:proofErr w:type="gramEnd"/>
-            <w:r>
-              <w:rPr>
-                <w:rFonts w:ascii="Times New Roman" w:hAnsi="Times New Roman"/>
-                <w:sz w:val="28"/>
-                <w:szCs w:val="28"/>
-                <w:lang w:val="en-US"/>
-              </w:rPr>
-              <w:t xml:space="preserve">  N</w:t>
-            </w:r>
-          </w:p>
-        </w:tc>
-        <w:tc>
-          <w:tcPr>
-            <w:tcW w:w="3969" w:type="dxa"/>
+              <w:t>Shift + N</w:t>
+            </w:r>
+            <w:r>
+              <w:rPr>
+                <w:rFonts w:ascii="Times New Roman" w:hAnsi="Times New Roman"/>
+                <w:sz w:val="28"/>
+                <w:szCs w:val="28"/>
+                <w:lang w:val="en-US"/>
+              </w:rPr>
+              <w:t xml:space="preserve"> | Ctrl + </w:t>
+            </w:r>
+            <w:r>
+              <w:rPr>
+                <w:rFonts w:ascii="Times New Roman" w:hAnsi="Times New Roman"/>
+                <w:sz w:val="28"/>
+                <w:szCs w:val="28"/>
+                <w:lang w:val="en-US"/>
+              </w:rPr>
+              <w:t>N</w:t>
+            </w:r>
+          </w:p>
+        </w:tc>
+        <w:tc>
+          <w:tcPr>
+            <w:tcW w:w="4111" w:type="dxa"/>
             <w:vAlign w:val="center"/>
           </w:tcPr>
           <w:p>
@@ -4469,7 +5588,7 @@
         </w:tc>
         <w:tc>
           <w:tcPr>
-            <w:tcW w:w="3401" w:type="dxa"/>
+            <w:tcW w:w="3260" w:type="dxa"/>
             <w:vAlign w:val="center"/>
           </w:tcPr>
           <w:p>
@@ -4486,7 +5605,7 @@
       <w:tr>
         <w:tc>
           <w:tcPr>
-            <w:tcW w:w="9497" w:type="dxa"/>
+            <w:tcW w:w="9923" w:type="dxa"/>
             <w:gridSpan w:val="3"/>
             <w:vAlign w:val="center"/>
           </w:tcPr>
@@ -4531,7 +5650,7 @@
       <w:tr>
         <w:tc>
           <w:tcPr>
-            <w:tcW w:w="2127" w:type="dxa"/>
+            <w:tcW w:w="2552" w:type="dxa"/>
             <w:vAlign w:val="center"/>
           </w:tcPr>
           <w:p>
@@ -4543,6 +5662,32 @@
                 <w:szCs w:val="28"/>
               </w:rPr>
             </w:pPr>
+            <w:r>
+              <w:rPr>
+                <w:rFonts w:ascii="Times New Roman" w:hAnsi="Times New Roman"/>
+                <w:sz w:val="28"/>
+                <w:szCs w:val="28"/>
+                <w:lang w:val="en-US"/>
+              </w:rPr>
+              <w:t xml:space="preserve">Alt </w:t>
+            </w:r>
+            <w:r>
+              <w:rPr>
+                <w:rFonts w:ascii="Times New Roman" w:hAnsi="Times New Roman"/>
+                <w:sz w:val="28"/>
+                <w:szCs w:val="28"/>
+              </w:rPr>
+              <w:t>+</w:t>
+            </w:r>
+            <w:r>
+              <w:rPr>
+                <w:rFonts w:ascii="Times New Roman" w:hAnsi="Times New Roman"/>
+                <w:sz w:val="28"/>
+                <w:szCs w:val="28"/>
+                <w:lang w:val="en-US"/>
+              </w:rPr>
+              <w:t xml:space="preserve"> </w:t>
+            </w:r>
             <w:proofErr w:type="spellStart"/>
             <w:r>
               <w:rPr>
@@ -4550,7 +5695,7 @@
                 <w:sz w:val="28"/>
                 <w:szCs w:val="28"/>
               </w:rPr>
-              <w:t>Shift+Backspace</w:t>
+              <w:t>Backspace</w:t>
             </w:r>
             <w:proofErr w:type="spellEnd"/>
             <w:r>
@@ -4561,14 +5706,6 @@
               </w:rPr>
               <w:br/>
             </w:r>
-            <w:r>
-              <w:rPr>
-                <w:rFonts w:ascii="Times New Roman" w:hAnsi="Times New Roman"/>
-                <w:sz w:val="28"/>
-                <w:szCs w:val="28"/>
-              </w:rPr>
-              <w:br/>
-            </w:r>
             <w:proofErr w:type="spellStart"/>
             <w:r>
               <w:rPr>
@@ -4583,7 +5720,7 @@
         </w:tc>
         <w:tc>
           <w:tcPr>
-            <w:tcW w:w="3969" w:type="dxa"/>
+            <w:tcW w:w="4111" w:type="dxa"/>
             <w:vAlign w:val="center"/>
           </w:tcPr>
           <w:p>
@@ -4622,7 +5759,7 @@
         </w:tc>
         <w:tc>
           <w:tcPr>
-            <w:tcW w:w="3401" w:type="dxa"/>
+            <w:tcW w:w="3260" w:type="dxa"/>
             <w:vAlign w:val="center"/>
           </w:tcPr>
           <w:p>
@@ -4664,7 +5801,7 @@
       <w:tr>
         <w:tc>
           <w:tcPr>
-            <w:tcW w:w="2127" w:type="dxa"/>
+            <w:tcW w:w="2552" w:type="dxa"/>
             <w:vAlign w:val="center"/>
           </w:tcPr>
           <w:p>
@@ -4685,47 +5822,37 @@
               </w:rPr>
               <w:t xml:space="preserve">Shift + </w:t>
             </w:r>
-            <w:proofErr w:type="gramStart"/>
-            <w:r>
-              <w:rPr>
-                <w:rFonts w:ascii="Times New Roman" w:hAnsi="Times New Roman"/>
-                <w:sz w:val="28"/>
-                <w:szCs w:val="28"/>
-                <w:lang w:val="en-US"/>
-              </w:rPr>
-              <w:t>L</w:t>
-            </w:r>
-            <w:r>
-              <w:rPr>
-                <w:rFonts w:ascii="Times New Roman" w:hAnsi="Times New Roman"/>
-                <w:sz w:val="28"/>
-                <w:szCs w:val="28"/>
-              </w:rPr>
-              <w:t xml:space="preserve">  |</w:t>
-            </w:r>
-            <w:proofErr w:type="gramEnd"/>
-            <w:r>
-              <w:rPr>
-                <w:rFonts w:ascii="Times New Roman" w:hAnsi="Times New Roman"/>
-                <w:sz w:val="28"/>
-                <w:szCs w:val="28"/>
-              </w:rPr>
-              <w:t xml:space="preserve">  </w:t>
-            </w:r>
-            <w:r>
-              <w:rPr>
-                <w:rFonts w:ascii="Times New Roman" w:hAnsi="Times New Roman"/>
-                <w:sz w:val="28"/>
-                <w:szCs w:val="28"/>
-                <w:lang w:val="en-US"/>
-              </w:rPr>
-              <w:t>L</w:t>
-            </w:r>
-          </w:p>
-        </w:tc>
-        <w:tc>
-          <w:tcPr>
-            <w:tcW w:w="3969" w:type="dxa"/>
+            <w:r>
+              <w:rPr>
+                <w:rFonts w:ascii="Times New Roman" w:hAnsi="Times New Roman"/>
+                <w:sz w:val="28"/>
+                <w:szCs w:val="28"/>
+                <w:lang w:val="en-US"/>
+              </w:rPr>
+              <w:t>Backspace</w:t>
+            </w:r>
+            <w:r>
+              <w:rPr>
+                <w:rFonts w:ascii="Times New Roman" w:hAnsi="Times New Roman"/>
+                <w:sz w:val="28"/>
+                <w:szCs w:val="28"/>
+              </w:rPr>
+              <w:t xml:space="preserve"> Ctrl + </w:t>
+            </w:r>
+            <w:r>
+              <w:rPr>
+                <w:rFonts w:ascii="Times New Roman" w:hAnsi="Times New Roman"/>
+                <w:sz w:val="28"/>
+                <w:szCs w:val="28"/>
+                <w:lang w:val="en-US"/>
+              </w:rPr>
+              <w:t>Backspace</w:t>
+            </w:r>
+          </w:p>
+        </w:tc>
+        <w:tc>
+          <w:tcPr>
+            <w:tcW w:w="4111" w:type="dxa"/>
             <w:vAlign w:val="center"/>
           </w:tcPr>
           <w:p>
@@ -4757,7 +5884,7 @@
         </w:tc>
         <w:tc>
           <w:tcPr>
-            <w:tcW w:w="3401" w:type="dxa"/>
+            <w:tcW w:w="3260" w:type="dxa"/>
             <w:vAlign w:val="center"/>
           </w:tcPr>
           <w:p>
@@ -4852,7 +5979,6 @@
           <w:sz w:val="28"/>
           <w:szCs w:val="28"/>
         </w:rPr>
-        <w:lastRenderedPageBreak/>
         <w:t>Краткое р</w:t>
       </w:r>
       <w:r>
@@ -5360,7 +6486,24 @@
           <w:szCs w:val="28"/>
           <w:lang w:val="en-US"/>
         </w:rPr>
-        <w:t>K</w:t>
+        <w:t>Alt</w:t>
+      </w:r>
+      <w:r>
+        <w:rPr>
+          <w:rFonts w:ascii="Times New Roman" w:hAnsi="Times New Roman"/>
+          <w:sz w:val="28"/>
+          <w:szCs w:val="28"/>
+        </w:rPr>
+        <w:t xml:space="preserve"> + </w:t>
+      </w:r>
+      <w:r>
+        <w:rPr>
+          <w:rFonts w:ascii="Times New Roman" w:hAnsi="Times New Roman"/>
+          <w:sz w:val="28"/>
+          <w:szCs w:val="28"/>
+          <w:lang w:val="en-US"/>
+        </w:rPr>
+        <w:t>P</w:t>
       </w:r>
       <w:r>
         <w:rPr>
@@ -5580,9 +6723,8 @@
           <w:rFonts w:ascii="Times New Roman" w:hAnsi="Times New Roman"/>
           <w:sz w:val="28"/>
           <w:szCs w:val="28"/>
-          <w:lang w:val="en-US"/>
-        </w:rPr>
-        <w:t>E</w:t>
+        </w:rPr>
+        <w:t>7</w:t>
       </w:r>
       <w:r>
         <w:rPr>
@@ -5734,18 +6876,236 @@
           <w:sz w:val="28"/>
           <w:szCs w:val="28"/>
         </w:rPr>
+        <w:t xml:space="preserve"> 1..6</w:t>
+      </w:r>
+      <w:r>
+        <w:rPr>
+          <w:rFonts w:ascii="Times New Roman" w:hAnsi="Times New Roman"/>
+          <w:sz w:val="28"/>
+          <w:szCs w:val="28"/>
+        </w:rPr>
+        <w:t xml:space="preserve">» </w:t>
+      </w:r>
+      <w:r>
+        <w:rPr>
+          <w:rFonts w:ascii="Times New Roman" w:hAnsi="Times New Roman"/>
+          <w:sz w:val="28"/>
+          <w:szCs w:val="28"/>
+        </w:rPr>
+        <w:t>(</w:t>
+      </w:r>
+      <w:r>
+        <w:rPr>
+          <w:rFonts w:ascii="Times New Roman" w:hAnsi="Times New Roman"/>
+          <w:sz w:val="28"/>
+          <w:szCs w:val="28"/>
+        </w:rPr>
+        <w:t>клавиш</w:t>
+      </w:r>
+      <w:r>
+        <w:rPr>
+          <w:rFonts w:ascii="Times New Roman" w:hAnsi="Times New Roman"/>
+          <w:sz w:val="28"/>
+          <w:szCs w:val="28"/>
+        </w:rPr>
+        <w:t>и</w:t>
+      </w:r>
+      <w:r>
+        <w:rPr>
+          <w:rFonts w:ascii="Times New Roman" w:hAnsi="Times New Roman"/>
+          <w:sz w:val="28"/>
+          <w:szCs w:val="28"/>
+        </w:rPr>
         <w:t xml:space="preserve"> </w:t>
       </w:r>
-      <w:proofErr w:type="gramStart"/>
-      <w:r>
-        <w:rPr>
-          <w:rFonts w:ascii="Times New Roman" w:hAnsi="Times New Roman"/>
-          <w:sz w:val="28"/>
-          <w:szCs w:val="28"/>
-        </w:rPr>
-        <w:t>1..</w:t>
-      </w:r>
-      <w:proofErr w:type="gramEnd"/>
+      <w:r>
+        <w:rPr>
+          <w:rFonts w:ascii="Times New Roman" w:hAnsi="Times New Roman"/>
+          <w:sz w:val="28"/>
+          <w:szCs w:val="28"/>
+          <w:lang w:val="en-US"/>
+        </w:rPr>
+        <w:t>Shift</w:t>
+      </w:r>
+      <w:r>
+        <w:rPr>
+          <w:rFonts w:ascii="Times New Roman" w:hAnsi="Times New Roman"/>
+          <w:sz w:val="28"/>
+          <w:szCs w:val="28"/>
+        </w:rPr>
+        <w:t xml:space="preserve"> + </w:t>
+      </w:r>
+      <w:r>
+        <w:rPr>
+          <w:rFonts w:ascii="Times New Roman" w:hAnsi="Times New Roman"/>
+          <w:sz w:val="28"/>
+          <w:szCs w:val="28"/>
+        </w:rPr>
+        <w:t>1</w:t>
+      </w:r>
+      <w:r>
+        <w:rPr>
+          <w:rFonts w:ascii="Times New Roman" w:hAnsi="Times New Roman"/>
+          <w:sz w:val="28"/>
+          <w:szCs w:val="28"/>
+        </w:rPr>
+        <w:t xml:space="preserve">, </w:t>
+      </w:r>
+      <w:r>
+        <w:rPr>
+          <w:rFonts w:ascii="Times New Roman" w:hAnsi="Times New Roman"/>
+          <w:sz w:val="28"/>
+          <w:szCs w:val="28"/>
+          <w:lang w:val="en-US"/>
+        </w:rPr>
+        <w:t>Shift</w:t>
+      </w:r>
+      <w:r>
+        <w:rPr>
+          <w:rFonts w:ascii="Times New Roman" w:hAnsi="Times New Roman"/>
+          <w:sz w:val="28"/>
+          <w:szCs w:val="28"/>
+        </w:rPr>
+        <w:t xml:space="preserve"> + </w:t>
+      </w:r>
+      <w:r>
+        <w:rPr>
+          <w:rFonts w:ascii="Times New Roman" w:hAnsi="Times New Roman"/>
+          <w:sz w:val="28"/>
+          <w:szCs w:val="28"/>
+        </w:rPr>
+        <w:t>2</w:t>
+      </w:r>
+      <w:r>
+        <w:rPr>
+          <w:rFonts w:ascii="Times New Roman" w:hAnsi="Times New Roman"/>
+          <w:sz w:val="28"/>
+          <w:szCs w:val="28"/>
+        </w:rPr>
+        <w:t>,</w:t>
+      </w:r>
+      <w:r>
+        <w:t xml:space="preserve"> </w:t>
+      </w:r>
+      <w:r>
+        <w:rPr>
+          <w:rFonts w:ascii="Times New Roman" w:hAnsi="Times New Roman"/>
+          <w:sz w:val="28"/>
+          <w:szCs w:val="28"/>
+          <w:lang w:val="en-US"/>
+        </w:rPr>
+        <w:t>Shift</w:t>
+      </w:r>
+      <w:r>
+        <w:rPr>
+          <w:rFonts w:ascii="Times New Roman" w:hAnsi="Times New Roman"/>
+          <w:sz w:val="28"/>
+          <w:szCs w:val="28"/>
+        </w:rPr>
+        <w:t xml:space="preserve"> + </w:t>
+      </w:r>
+      <w:r>
+        <w:rPr>
+          <w:rFonts w:ascii="Times New Roman" w:hAnsi="Times New Roman"/>
+          <w:sz w:val="28"/>
+          <w:szCs w:val="28"/>
+        </w:rPr>
+        <w:t>3</w:t>
+      </w:r>
+      <w:r>
+        <w:rPr>
+          <w:rFonts w:ascii="Times New Roman" w:hAnsi="Times New Roman"/>
+          <w:sz w:val="28"/>
+          <w:szCs w:val="28"/>
+        </w:rPr>
+        <w:t xml:space="preserve">, </w:t>
+      </w:r>
+      <w:r>
+        <w:rPr>
+          <w:rFonts w:ascii="Times New Roman" w:hAnsi="Times New Roman"/>
+          <w:sz w:val="28"/>
+          <w:szCs w:val="28"/>
+          <w:lang w:val="en-US"/>
+        </w:rPr>
+        <w:t>Shift</w:t>
+      </w:r>
+      <w:r>
+        <w:rPr>
+          <w:rFonts w:ascii="Times New Roman" w:hAnsi="Times New Roman"/>
+          <w:sz w:val="28"/>
+          <w:szCs w:val="28"/>
+        </w:rPr>
+        <w:t xml:space="preserve"> + </w:t>
+      </w:r>
+      <w:r>
+        <w:rPr>
+          <w:rFonts w:ascii="Times New Roman" w:hAnsi="Times New Roman"/>
+          <w:sz w:val="28"/>
+          <w:szCs w:val="28"/>
+        </w:rPr>
+        <w:t>4</w:t>
+      </w:r>
+      <w:r>
+        <w:rPr>
+          <w:rFonts w:ascii="Times New Roman" w:hAnsi="Times New Roman"/>
+          <w:sz w:val="28"/>
+          <w:szCs w:val="28"/>
+        </w:rPr>
+        <w:t>,</w:t>
+      </w:r>
+      <w:r>
+        <w:t xml:space="preserve"> </w:t>
+      </w:r>
+      <w:r>
+        <w:rPr>
+          <w:rFonts w:ascii="Times New Roman" w:hAnsi="Times New Roman"/>
+          <w:sz w:val="28"/>
+          <w:szCs w:val="28"/>
+          <w:lang w:val="en-US"/>
+        </w:rPr>
+        <w:t>Shift</w:t>
+      </w:r>
+      <w:r>
+        <w:rPr>
+          <w:rFonts w:ascii="Times New Roman" w:hAnsi="Times New Roman"/>
+          <w:sz w:val="28"/>
+          <w:szCs w:val="28"/>
+        </w:rPr>
+        <w:t xml:space="preserve"> + </w:t>
+      </w:r>
+      <w:r>
+        <w:rPr>
+          <w:rFonts w:ascii="Times New Roman" w:hAnsi="Times New Roman"/>
+          <w:sz w:val="28"/>
+          <w:szCs w:val="28"/>
+        </w:rPr>
+        <w:t>5</w:t>
+      </w:r>
+      <w:r>
+        <w:rPr>
+          <w:rFonts w:ascii="Times New Roman" w:hAnsi="Times New Roman"/>
+          <w:sz w:val="28"/>
+          <w:szCs w:val="28"/>
+        </w:rPr>
+        <w:t xml:space="preserve">, </w:t>
+      </w:r>
+      <w:r>
+        <w:rPr>
+          <w:rFonts w:ascii="Times New Roman" w:hAnsi="Times New Roman"/>
+          <w:sz w:val="28"/>
+          <w:szCs w:val="28"/>
+          <w:lang w:val="en-US"/>
+        </w:rPr>
+        <w:t>Shift</w:t>
+      </w:r>
+      <w:r>
+        <w:rPr>
+          <w:rFonts w:ascii="Times New Roman" w:hAnsi="Times New Roman"/>
+          <w:sz w:val="28"/>
+          <w:szCs w:val="28"/>
+        </w:rPr>
+        <w:t xml:space="preserve"> + </w:t>
+      </w:r>
       <w:r>
         <w:rPr>
           <w:rFonts w:ascii="Times New Roman" w:hAnsi="Times New Roman"/>
@@ -5760,198 +7120,7 @@
           <w:sz w:val="28"/>
           <w:szCs w:val="28"/>
         </w:rPr>
-        <w:t xml:space="preserve">» </w:t>
-      </w:r>
-      <w:r>
-        <w:rPr>
-          <w:rFonts w:ascii="Times New Roman" w:hAnsi="Times New Roman"/>
-          <w:sz w:val="28"/>
-          <w:szCs w:val="28"/>
-        </w:rPr>
-        <w:t>(</w:t>
-      </w:r>
-      <w:r>
-        <w:rPr>
-          <w:rFonts w:ascii="Times New Roman" w:hAnsi="Times New Roman"/>
-          <w:sz w:val="28"/>
-          <w:szCs w:val="28"/>
-        </w:rPr>
-        <w:t>клавиш</w:t>
-      </w:r>
-      <w:r>
-        <w:rPr>
-          <w:rFonts w:ascii="Times New Roman" w:hAnsi="Times New Roman"/>
-          <w:sz w:val="28"/>
-          <w:szCs w:val="28"/>
-        </w:rPr>
-        <w:t>и</w:t>
-      </w:r>
-      <w:r>
-        <w:rPr>
-          <w:rFonts w:ascii="Times New Roman" w:hAnsi="Times New Roman"/>
-          <w:sz w:val="28"/>
-          <w:szCs w:val="28"/>
-        </w:rPr>
-        <w:t xml:space="preserve"> </w:t>
-      </w:r>
-      <w:r>
-        <w:rPr>
-          <w:rFonts w:ascii="Times New Roman" w:hAnsi="Times New Roman"/>
-          <w:sz w:val="28"/>
-          <w:szCs w:val="28"/>
-          <w:lang w:val="en-US"/>
-        </w:rPr>
-        <w:t>Shift</w:t>
-      </w:r>
-      <w:r>
-        <w:rPr>
-          <w:rFonts w:ascii="Times New Roman" w:hAnsi="Times New Roman"/>
-          <w:sz w:val="28"/>
-          <w:szCs w:val="28"/>
-        </w:rPr>
-        <w:t xml:space="preserve"> + </w:t>
-      </w:r>
-      <w:r>
-        <w:rPr>
-          <w:rFonts w:ascii="Times New Roman" w:hAnsi="Times New Roman"/>
-          <w:sz w:val="28"/>
-          <w:szCs w:val="28"/>
-          <w:lang w:val="en-US"/>
-        </w:rPr>
-        <w:t>R</w:t>
-      </w:r>
-      <w:r>
-        <w:rPr>
-          <w:rFonts w:ascii="Times New Roman" w:hAnsi="Times New Roman"/>
-          <w:sz w:val="28"/>
-          <w:szCs w:val="28"/>
-        </w:rPr>
-        <w:t xml:space="preserve">, </w:t>
-      </w:r>
-      <w:r>
-        <w:rPr>
-          <w:rFonts w:ascii="Times New Roman" w:hAnsi="Times New Roman"/>
-          <w:sz w:val="28"/>
-          <w:szCs w:val="28"/>
-          <w:lang w:val="en-US"/>
-        </w:rPr>
-        <w:t>Shift</w:t>
-      </w:r>
-      <w:r>
-        <w:rPr>
-          <w:rFonts w:ascii="Times New Roman" w:hAnsi="Times New Roman"/>
-          <w:sz w:val="28"/>
-          <w:szCs w:val="28"/>
-        </w:rPr>
-        <w:t xml:space="preserve"> + </w:t>
-      </w:r>
-      <w:r>
-        <w:rPr>
-          <w:rFonts w:ascii="Times New Roman" w:hAnsi="Times New Roman"/>
-          <w:sz w:val="28"/>
-          <w:szCs w:val="28"/>
-          <w:lang w:val="en-US"/>
-        </w:rPr>
-        <w:t>F</w:t>
-      </w:r>
-      <w:r>
-        <w:rPr>
-          <w:rFonts w:ascii="Times New Roman" w:hAnsi="Times New Roman"/>
-          <w:sz w:val="28"/>
-          <w:szCs w:val="28"/>
-        </w:rPr>
-        <w:t>,</w:t>
-      </w:r>
-      <w:r>
-        <w:t xml:space="preserve"> </w:t>
-      </w:r>
-      <w:r>
-        <w:rPr>
-          <w:rFonts w:ascii="Times New Roman" w:hAnsi="Times New Roman"/>
-          <w:sz w:val="28"/>
-          <w:szCs w:val="28"/>
-          <w:lang w:val="en-US"/>
-        </w:rPr>
-        <w:t>Shift</w:t>
-      </w:r>
-      <w:r>
-        <w:rPr>
-          <w:rFonts w:ascii="Times New Roman" w:hAnsi="Times New Roman"/>
-          <w:sz w:val="28"/>
-          <w:szCs w:val="28"/>
-        </w:rPr>
-        <w:t xml:space="preserve"> + </w:t>
-      </w:r>
-      <w:r>
-        <w:rPr>
-          <w:rFonts w:ascii="Times New Roman" w:hAnsi="Times New Roman"/>
-          <w:sz w:val="28"/>
-          <w:szCs w:val="28"/>
-          <w:lang w:val="en-US"/>
-        </w:rPr>
-        <w:t>Y</w:t>
-      </w:r>
-      <w:r>
-        <w:rPr>
-          <w:rFonts w:ascii="Times New Roman" w:hAnsi="Times New Roman"/>
-          <w:sz w:val="28"/>
-          <w:szCs w:val="28"/>
-        </w:rPr>
-        <w:t xml:space="preserve">, </w:t>
-      </w:r>
-      <w:r>
-        <w:rPr>
-          <w:rFonts w:ascii="Times New Roman" w:hAnsi="Times New Roman"/>
-          <w:sz w:val="28"/>
-          <w:szCs w:val="28"/>
-          <w:lang w:val="en-US"/>
-        </w:rPr>
-        <w:t>Shift</w:t>
-      </w:r>
-      <w:r>
-        <w:rPr>
-          <w:rFonts w:ascii="Times New Roman" w:hAnsi="Times New Roman"/>
-          <w:sz w:val="28"/>
-          <w:szCs w:val="28"/>
-        </w:rPr>
-        <w:t xml:space="preserve"> + 5,</w:t>
-      </w:r>
-      <w:r>
-        <w:t xml:space="preserve"> </w:t>
-      </w:r>
-      <w:r>
-        <w:rPr>
-          <w:rFonts w:ascii="Times New Roman" w:hAnsi="Times New Roman"/>
-          <w:sz w:val="28"/>
-          <w:szCs w:val="28"/>
-          <w:lang w:val="en-US"/>
-        </w:rPr>
-        <w:t>Shift</w:t>
-      </w:r>
-      <w:r>
-        <w:rPr>
-          <w:rFonts w:ascii="Times New Roman" w:hAnsi="Times New Roman"/>
-          <w:sz w:val="28"/>
-          <w:szCs w:val="28"/>
-        </w:rPr>
-        <w:t xml:space="preserve"> + 6, </w:t>
-      </w:r>
-      <w:r>
-        <w:rPr>
-          <w:rFonts w:ascii="Times New Roman" w:hAnsi="Times New Roman"/>
-          <w:sz w:val="28"/>
-          <w:szCs w:val="28"/>
-          <w:lang w:val="en-US"/>
-        </w:rPr>
-        <w:t>Shift</w:t>
-      </w:r>
-      <w:r>
-        <w:rPr>
-          <w:rFonts w:ascii="Times New Roman" w:hAnsi="Times New Roman"/>
-          <w:sz w:val="28"/>
-          <w:szCs w:val="28"/>
-        </w:rPr>
-        <w:t xml:space="preserve"> + 7).</w:t>
+        <w:t>).</w:t>
       </w:r>
     </w:p>
     <w:p>
@@ -6007,7 +7176,16 @@
           <w:sz w:val="28"/>
           <w:szCs w:val="28"/>
         </w:rPr>
-        <w:t>клавиша Shift + J</w:t>
+        <w:t xml:space="preserve">клавиша Shift + </w:t>
+      </w:r>
+      <w:r>
+        <w:rPr>
+          <w:rFonts w:ascii="Times New Roman" w:hAnsi="Times New Roman"/>
+          <w:sz w:val="28"/>
+          <w:szCs w:val="28"/>
+          <w:lang w:val="en-US"/>
+        </w:rPr>
+        <w:t>Y</w:t>
       </w:r>
       <w:r>
         <w:rPr>
@@ -7842,7 +9020,7 @@
     </w:p>
     <w:sectPr>
       <w:pgSz w:w="11906" w:h="16838"/>
-      <w:pgMar w:top="1134" w:right="850" w:bottom="1134" w:left="1701" w:header="708" w:footer="708" w:gutter="0"/>
+      <w:pgMar w:top="851" w:right="567" w:bottom="851" w:left="1418" w:header="709" w:footer="709" w:gutter="0"/>
       <w:cols w:space="708"/>
       <w:docGrid w:linePitch="360"/>
     </w:sectPr>

--- a/docs/VL60-user_manual.docx
+++ b/docs/VL60-user_manual.docx
@@ -6,7 +6,7 @@
       <w:pPr>
         <w:jc w:val="center"/>
         <w:rPr>
-          <w:rFonts w:ascii="Times New Roman" w:hAnsi="Times New Roman"/>
+          <w:rFonts w:cs="Times New Roman"/>
           <w:b/>
           <w:sz w:val="28"/>
           <w:szCs w:val="28"/>
@@ -14,7 +14,7 @@
       </w:pPr>
       <w:r>
         <w:rPr>
-          <w:rFonts w:ascii="Times New Roman" w:hAnsi="Times New Roman"/>
+          <w:rFonts w:cs="Times New Roman"/>
           <w:b/>
           <w:sz w:val="28"/>
           <w:szCs w:val="28"/>
@@ -23,7 +23,7 @@
       </w:r>
       <w:r>
         <w:rPr>
-          <w:rFonts w:ascii="Times New Roman" w:hAnsi="Times New Roman"/>
+          <w:rFonts w:cs="Times New Roman"/>
           <w:b/>
           <w:sz w:val="28"/>
           <w:szCs w:val="28"/>
@@ -32,7 +32,7 @@
       </w:r>
       <w:r>
         <w:rPr>
-          <w:rFonts w:ascii="Times New Roman" w:hAnsi="Times New Roman"/>
+          <w:rFonts w:cs="Times New Roman"/>
           <w:b/>
           <w:sz w:val="28"/>
           <w:szCs w:val="28"/>
@@ -41,7 +41,7 @@
       </w:r>
       <w:r>
         <w:rPr>
-          <w:rFonts w:ascii="Times New Roman" w:hAnsi="Times New Roman"/>
+          <w:rFonts w:cs="Times New Roman"/>
           <w:b/>
           <w:sz w:val="28"/>
           <w:szCs w:val="28"/>
@@ -50,7 +50,7 @@
       </w:r>
       <w:r>
         <w:rPr>
-          <w:rFonts w:ascii="Times New Roman" w:hAnsi="Times New Roman"/>
+          <w:rFonts w:cs="Times New Roman"/>
           <w:b/>
           <w:sz w:val="28"/>
           <w:szCs w:val="28"/>
@@ -59,7 +59,7 @@
       </w:r>
       <w:r>
         <w:rPr>
-          <w:rFonts w:ascii="Times New Roman" w:hAnsi="Times New Roman"/>
+          <w:rFonts w:cs="Times New Roman"/>
           <w:b/>
           <w:sz w:val="28"/>
           <w:szCs w:val="28"/>
@@ -95,14 +95,14 @@
             <w:pPr>
               <w:jc w:val="center"/>
               <w:rPr>
-                <w:rFonts w:ascii="Times New Roman" w:hAnsi="Times New Roman"/>
-                <w:sz w:val="28"/>
-                <w:szCs w:val="28"/>
-              </w:rPr>
-            </w:pPr>
-            <w:r>
-              <w:rPr>
-                <w:rFonts w:ascii="Times New Roman" w:hAnsi="Times New Roman"/>
+                <w:rFonts w:cs="Times New Roman"/>
+                <w:sz w:val="28"/>
+                <w:szCs w:val="28"/>
+              </w:rPr>
+            </w:pPr>
+            <w:r>
+              <w:rPr>
+                <w:rFonts w:cs="Times New Roman"/>
                 <w:sz w:val="28"/>
                 <w:szCs w:val="28"/>
               </w:rPr>
@@ -118,14 +118,14 @@
             <w:pPr>
               <w:jc w:val="center"/>
               <w:rPr>
-                <w:rFonts w:ascii="Times New Roman" w:hAnsi="Times New Roman"/>
-                <w:sz w:val="28"/>
-                <w:szCs w:val="28"/>
-              </w:rPr>
-            </w:pPr>
-            <w:r>
-              <w:rPr>
-                <w:rFonts w:ascii="Times New Roman" w:hAnsi="Times New Roman"/>
+                <w:rFonts w:cs="Times New Roman"/>
+                <w:sz w:val="28"/>
+                <w:szCs w:val="28"/>
+              </w:rPr>
+            </w:pPr>
+            <w:r>
+              <w:rPr>
+                <w:rFonts w:cs="Times New Roman"/>
                 <w:sz w:val="28"/>
                 <w:szCs w:val="28"/>
               </w:rPr>
@@ -142,14 +142,14 @@
             <w:pPr>
               <w:jc w:val="center"/>
               <w:rPr>
-                <w:rFonts w:ascii="Times New Roman" w:hAnsi="Times New Roman"/>
-                <w:sz w:val="28"/>
-                <w:szCs w:val="28"/>
-              </w:rPr>
-            </w:pPr>
-            <w:r>
-              <w:rPr>
-                <w:rFonts w:ascii="Times New Roman" w:hAnsi="Times New Roman"/>
+                <w:rFonts w:cs="Times New Roman"/>
+                <w:sz w:val="28"/>
+                <w:szCs w:val="28"/>
+              </w:rPr>
+            </w:pPr>
+            <w:r>
+              <w:rPr>
+                <w:rFonts w:cs="Times New Roman"/>
                 <w:sz w:val="28"/>
                 <w:szCs w:val="28"/>
               </w:rPr>
@@ -168,15 +168,15 @@
             <w:pPr>
               <w:jc w:val="center"/>
               <w:rPr>
-                <w:rFonts w:ascii="Times New Roman" w:hAnsi="Times New Roman"/>
-                <w:sz w:val="28"/>
-                <w:szCs w:val="28"/>
-                <w:lang w:val="en-US"/>
-              </w:rPr>
-            </w:pPr>
-            <w:r>
-              <w:rPr>
-                <w:rFonts w:ascii="Times New Roman" w:hAnsi="Times New Roman"/>
+                <w:rFonts w:cs="Times New Roman"/>
+                <w:sz w:val="28"/>
+                <w:szCs w:val="28"/>
+                <w:lang w:val="en-US"/>
+              </w:rPr>
+            </w:pPr>
+            <w:r>
+              <w:rPr>
+                <w:rFonts w:cs="Times New Roman"/>
                 <w:sz w:val="28"/>
                 <w:szCs w:val="28"/>
                 <w:lang w:val="en-US"/>
@@ -185,7 +185,7 @@
             </w:r>
             <w:r>
               <w:rPr>
-                <w:rFonts w:ascii="Times New Roman" w:hAnsi="Times New Roman"/>
+                <w:rFonts w:cs="Times New Roman"/>
                 <w:sz w:val="28"/>
                 <w:szCs w:val="28"/>
                 <w:lang w:val="en-US"/>
@@ -194,7 +194,7 @@
             </w:r>
             <w:r>
               <w:rPr>
-                <w:rFonts w:ascii="Times New Roman" w:hAnsi="Times New Roman"/>
+                <w:rFonts w:cs="Times New Roman"/>
                 <w:sz w:val="28"/>
                 <w:szCs w:val="28"/>
                 <w:lang w:val="en-US"/>
@@ -203,7 +203,7 @@
             </w:r>
             <w:r>
               <w:rPr>
-                <w:rFonts w:ascii="Times New Roman" w:hAnsi="Times New Roman"/>
+                <w:rFonts w:cs="Times New Roman"/>
                 <w:sz w:val="28"/>
                 <w:szCs w:val="28"/>
                 <w:lang w:val="en-US"/>
@@ -212,7 +212,7 @@
             </w:r>
             <w:r>
               <w:rPr>
-                <w:rFonts w:ascii="Times New Roman" w:hAnsi="Times New Roman"/>
+                <w:rFonts w:cs="Times New Roman"/>
                 <w:sz w:val="28"/>
                 <w:szCs w:val="28"/>
                 <w:lang w:val="en-US"/>
@@ -229,39 +229,27 @@
           <w:p>
             <w:pPr>
               <w:rPr>
-                <w:rFonts w:ascii="Times New Roman" w:hAnsi="Times New Roman"/>
-                <w:sz w:val="24"/>
-                <w:szCs w:val="24"/>
-              </w:rPr>
-            </w:pPr>
-            <w:r>
-              <w:rPr>
-                <w:rFonts w:ascii="Times New Roman" w:hAnsi="Times New Roman"/>
-                <w:sz w:val="24"/>
-                <w:szCs w:val="24"/>
-              </w:rPr>
-              <w:t>Т</w:t>
-            </w:r>
-            <w:r>
-              <w:rPr>
-                <w:rFonts w:ascii="Times New Roman" w:hAnsi="Times New Roman"/>
-                <w:sz w:val="24"/>
-                <w:szCs w:val="24"/>
-              </w:rPr>
-              <w:t>умблер “Токопри</w:t>
-            </w:r>
-            <w:r>
-              <w:rPr>
-                <w:rFonts w:ascii="Times New Roman" w:hAnsi="Times New Roman"/>
-                <w:sz w:val="24"/>
+                <w:rFonts w:cs="Times New Roman"/>
+                <w:szCs w:val="24"/>
+              </w:rPr>
+            </w:pPr>
+            <w:r>
+              <w:rPr>
+                <w:rFonts w:cs="Times New Roman"/>
+                <w:szCs w:val="24"/>
+              </w:rPr>
+              <w:t>Тумблер “Токопри</w:t>
+            </w:r>
+            <w:r>
+              <w:rPr>
+                <w:rFonts w:cs="Times New Roman"/>
                 <w:szCs w:val="24"/>
               </w:rPr>
               <w:t>ё</w:t>
             </w:r>
             <w:r>
               <w:rPr>
-                <w:rFonts w:ascii="Times New Roman" w:hAnsi="Times New Roman"/>
-                <w:sz w:val="24"/>
+                <w:rFonts w:cs="Times New Roman"/>
                 <w:szCs w:val="24"/>
               </w:rPr>
               <w:t>мники”</w:t>
@@ -276,8 +264,7 @@
           <w:p>
             <w:pPr>
               <w:rPr>
-                <w:rFonts w:ascii="Times New Roman" w:hAnsi="Times New Roman"/>
-                <w:sz w:val="24"/>
+                <w:rFonts w:cs="Times New Roman"/>
                 <w:szCs w:val="24"/>
               </w:rPr>
             </w:pPr>
@@ -294,15 +281,15 @@
             <w:pPr>
               <w:jc w:val="center"/>
               <w:rPr>
-                <w:rFonts w:ascii="Times New Roman" w:hAnsi="Times New Roman"/>
-                <w:sz w:val="28"/>
-                <w:szCs w:val="28"/>
-                <w:lang w:val="en-US"/>
-              </w:rPr>
-            </w:pPr>
-            <w:r>
-              <w:rPr>
-                <w:rFonts w:ascii="Times New Roman" w:hAnsi="Times New Roman"/>
+                <w:rFonts w:cs="Times New Roman"/>
+                <w:sz w:val="28"/>
+                <w:szCs w:val="28"/>
+                <w:lang w:val="en-US"/>
+              </w:rPr>
+            </w:pPr>
+            <w:r>
+              <w:rPr>
+                <w:rFonts w:cs="Times New Roman"/>
                 <w:sz w:val="28"/>
                 <w:szCs w:val="28"/>
                 <w:lang w:val="en-US"/>
@@ -311,25 +298,16 @@
             </w:r>
             <w:r>
               <w:rPr>
-                <w:rFonts w:ascii="Times New Roman" w:hAnsi="Times New Roman"/>
-                <w:sz w:val="28"/>
-                <w:szCs w:val="28"/>
-                <w:lang w:val="en-US"/>
-              </w:rPr>
-              <w:t xml:space="preserve"> I</w:t>
-            </w:r>
-            <w:r>
-              <w:rPr>
-                <w:rFonts w:ascii="Times New Roman" w:hAnsi="Times New Roman"/>
-                <w:sz w:val="28"/>
-                <w:szCs w:val="28"/>
-                <w:lang w:val="en-US"/>
-              </w:rPr>
-              <w:t xml:space="preserve"> | Ctrl + </w:t>
-            </w:r>
-            <w:r>
-              <w:rPr>
-                <w:rFonts w:ascii="Times New Roman" w:hAnsi="Times New Roman"/>
+                <w:rFonts w:cs="Times New Roman"/>
+                <w:sz w:val="28"/>
+                <w:szCs w:val="28"/>
+                <w:lang w:val="en-US"/>
+              </w:rPr>
+              <w:t xml:space="preserve"> I | Ctrl + </w:t>
+            </w:r>
+            <w:r>
+              <w:rPr>
+                <w:rFonts w:cs="Times New Roman"/>
                 <w:sz w:val="28"/>
                 <w:szCs w:val="28"/>
                 <w:lang w:val="en-US"/>
@@ -346,55 +324,41 @@
           <w:p>
             <w:pPr>
               <w:rPr>
-                <w:rFonts w:ascii="Times New Roman" w:hAnsi="Times New Roman"/>
-                <w:sz w:val="24"/>
-                <w:szCs w:val="24"/>
-              </w:rPr>
-            </w:pPr>
-            <w:r>
-              <w:rPr>
-                <w:rFonts w:ascii="Times New Roman" w:hAnsi="Times New Roman"/>
-                <w:sz w:val="24"/>
-                <w:szCs w:val="24"/>
-              </w:rPr>
-              <w:t>Т</w:t>
-            </w:r>
-            <w:r>
-              <w:rPr>
-                <w:rFonts w:ascii="Times New Roman" w:hAnsi="Times New Roman"/>
-                <w:sz w:val="24"/>
-                <w:szCs w:val="24"/>
-              </w:rPr>
-              <w:t>умблер “Токопри</w:t>
-            </w:r>
-            <w:r>
-              <w:rPr>
-                <w:rFonts w:ascii="Times New Roman" w:hAnsi="Times New Roman"/>
-                <w:sz w:val="24"/>
+                <w:rFonts w:cs="Times New Roman"/>
+                <w:szCs w:val="24"/>
+              </w:rPr>
+            </w:pPr>
+            <w:r>
+              <w:rPr>
+                <w:rFonts w:cs="Times New Roman"/>
+                <w:szCs w:val="24"/>
+              </w:rPr>
+              <w:t>Тумблер “Токопри</w:t>
+            </w:r>
+            <w:r>
+              <w:rPr>
+                <w:rFonts w:cs="Times New Roman"/>
                 <w:szCs w:val="24"/>
               </w:rPr>
               <w:t>ё</w:t>
             </w:r>
             <w:r>
               <w:rPr>
-                <w:rFonts w:ascii="Times New Roman" w:hAnsi="Times New Roman"/>
-                <w:sz w:val="24"/>
+                <w:rFonts w:cs="Times New Roman"/>
                 <w:szCs w:val="24"/>
               </w:rPr>
               <w:t xml:space="preserve">мник </w:t>
             </w:r>
             <w:r>
               <w:rPr>
-                <w:rFonts w:ascii="Times New Roman" w:hAnsi="Times New Roman"/>
-                <w:sz w:val="24"/>
+                <w:rFonts w:cs="Times New Roman"/>
                 <w:szCs w:val="24"/>
               </w:rPr>
               <w:t>передний</w:t>
             </w:r>
             <w:r>
               <w:rPr>
-                <w:rFonts w:ascii="Times New Roman" w:hAnsi="Times New Roman"/>
-                <w:sz w:val="24"/>
+                <w:rFonts w:cs="Times New Roman"/>
                 <w:szCs w:val="24"/>
               </w:rPr>
               <w:t>”</w:t>
@@ -409,8 +373,7 @@
           <w:p>
             <w:pPr>
               <w:rPr>
-                <w:rFonts w:ascii="Times New Roman" w:hAnsi="Times New Roman"/>
-                <w:sz w:val="24"/>
+                <w:rFonts w:cs="Times New Roman"/>
                 <w:szCs w:val="24"/>
               </w:rPr>
             </w:pPr>
@@ -427,15 +390,15 @@
             <w:pPr>
               <w:jc w:val="center"/>
               <w:rPr>
-                <w:rFonts w:ascii="Times New Roman" w:hAnsi="Times New Roman"/>
-                <w:sz w:val="28"/>
-                <w:szCs w:val="28"/>
-                <w:lang w:val="en-US"/>
-              </w:rPr>
-            </w:pPr>
-            <w:r>
-              <w:rPr>
-                <w:rFonts w:ascii="Times New Roman" w:hAnsi="Times New Roman"/>
+                <w:rFonts w:cs="Times New Roman"/>
+                <w:sz w:val="28"/>
+                <w:szCs w:val="28"/>
+                <w:lang w:val="en-US"/>
+              </w:rPr>
+            </w:pPr>
+            <w:r>
+              <w:rPr>
+                <w:rFonts w:cs="Times New Roman"/>
                 <w:sz w:val="28"/>
                 <w:szCs w:val="28"/>
                 <w:lang w:val="en-US"/>
@@ -444,7 +407,7 @@
             </w:r>
             <w:r>
               <w:rPr>
-                <w:rFonts w:ascii="Times New Roman" w:hAnsi="Times New Roman"/>
+                <w:rFonts w:cs="Times New Roman"/>
                 <w:sz w:val="28"/>
                 <w:szCs w:val="28"/>
                 <w:lang w:val="en-US"/>
@@ -453,7 +416,7 @@
             </w:r>
             <w:r>
               <w:rPr>
-                <w:rFonts w:ascii="Times New Roman" w:hAnsi="Times New Roman"/>
+                <w:rFonts w:cs="Times New Roman"/>
                 <w:sz w:val="28"/>
                 <w:szCs w:val="28"/>
                 <w:lang w:val="en-US"/>
@@ -462,7 +425,7 @@
             </w:r>
             <w:r>
               <w:rPr>
-                <w:rFonts w:ascii="Times New Roman" w:hAnsi="Times New Roman"/>
+                <w:rFonts w:cs="Times New Roman"/>
                 <w:sz w:val="28"/>
                 <w:szCs w:val="28"/>
                 <w:lang w:val="en-US"/>
@@ -479,55 +442,41 @@
           <w:p>
             <w:pPr>
               <w:rPr>
-                <w:rFonts w:ascii="Times New Roman" w:hAnsi="Times New Roman"/>
-                <w:sz w:val="24"/>
-                <w:szCs w:val="24"/>
-              </w:rPr>
-            </w:pPr>
-            <w:r>
-              <w:rPr>
-                <w:rFonts w:ascii="Times New Roman" w:hAnsi="Times New Roman"/>
-                <w:sz w:val="24"/>
-                <w:szCs w:val="24"/>
-              </w:rPr>
-              <w:t>Т</w:t>
-            </w:r>
-            <w:r>
-              <w:rPr>
-                <w:rFonts w:ascii="Times New Roman" w:hAnsi="Times New Roman"/>
-                <w:sz w:val="24"/>
-                <w:szCs w:val="24"/>
-              </w:rPr>
-              <w:t>умблер “Токопри</w:t>
-            </w:r>
-            <w:r>
-              <w:rPr>
-                <w:rFonts w:ascii="Times New Roman" w:hAnsi="Times New Roman"/>
-                <w:sz w:val="24"/>
+                <w:rFonts w:cs="Times New Roman"/>
+                <w:szCs w:val="24"/>
+              </w:rPr>
+            </w:pPr>
+            <w:r>
+              <w:rPr>
+                <w:rFonts w:cs="Times New Roman"/>
+                <w:szCs w:val="24"/>
+              </w:rPr>
+              <w:t>Тумблер “Токопри</w:t>
+            </w:r>
+            <w:r>
+              <w:rPr>
+                <w:rFonts w:cs="Times New Roman"/>
                 <w:szCs w:val="24"/>
               </w:rPr>
               <w:t>ё</w:t>
             </w:r>
             <w:r>
               <w:rPr>
-                <w:rFonts w:ascii="Times New Roman" w:hAnsi="Times New Roman"/>
-                <w:sz w:val="24"/>
+                <w:rFonts w:cs="Times New Roman"/>
                 <w:szCs w:val="24"/>
               </w:rPr>
               <w:t xml:space="preserve">мник </w:t>
             </w:r>
             <w:r>
               <w:rPr>
-                <w:rFonts w:ascii="Times New Roman" w:hAnsi="Times New Roman"/>
-                <w:sz w:val="24"/>
+                <w:rFonts w:cs="Times New Roman"/>
                 <w:szCs w:val="24"/>
               </w:rPr>
               <w:t>задний</w:t>
             </w:r>
             <w:r>
               <w:rPr>
-                <w:rFonts w:ascii="Times New Roman" w:hAnsi="Times New Roman"/>
-                <w:sz w:val="24"/>
+                <w:rFonts w:cs="Times New Roman"/>
                 <w:szCs w:val="24"/>
               </w:rPr>
               <w:t>”</w:t>
@@ -542,8 +491,7 @@
           <w:p>
             <w:pPr>
               <w:rPr>
-                <w:rFonts w:ascii="Times New Roman" w:hAnsi="Times New Roman"/>
-                <w:sz w:val="24"/>
+                <w:rFonts w:cs="Times New Roman"/>
                 <w:szCs w:val="24"/>
               </w:rPr>
             </w:pPr>
@@ -560,48 +508,39 @@
             <w:pPr>
               <w:jc w:val="center"/>
               <w:rPr>
-                <w:rFonts w:ascii="Times New Roman" w:hAnsi="Times New Roman"/>
-                <w:sz w:val="28"/>
-                <w:szCs w:val="28"/>
-                <w:lang w:val="en-US"/>
-              </w:rPr>
-            </w:pPr>
-            <w:r>
-              <w:rPr>
-                <w:rFonts w:ascii="Times New Roman" w:hAnsi="Times New Roman"/>
-                <w:sz w:val="28"/>
-                <w:szCs w:val="28"/>
-                <w:lang w:val="en-US"/>
-              </w:rPr>
-              <w:t xml:space="preserve">Shift + </w:t>
-            </w:r>
-            <w:r>
-              <w:rPr>
-                <w:rFonts w:ascii="Times New Roman" w:hAnsi="Times New Roman"/>
+                <w:rFonts w:cs="Times New Roman"/>
+                <w:sz w:val="28"/>
+                <w:szCs w:val="28"/>
+                <w:lang w:val="en-US"/>
+              </w:rPr>
+            </w:pPr>
+            <w:r>
+              <w:rPr>
+                <w:rFonts w:cs="Times New Roman"/>
+                <w:sz w:val="28"/>
+                <w:szCs w:val="28"/>
+                <w:lang w:val="en-US"/>
+              </w:rPr>
+              <w:t>Shift + P</w:t>
+            </w:r>
+            <w:r>
+              <w:rPr>
+                <w:rFonts w:cs="Times New Roman"/>
+                <w:sz w:val="28"/>
+                <w:szCs w:val="28"/>
+                <w:lang w:val="en-US"/>
+              </w:rPr>
+              <w:t xml:space="preserve"> | Ctrl + </w:t>
+            </w:r>
+            <w:r>
+              <w:rPr>
+                <w:rFonts w:cs="Times New Roman"/>
                 <w:sz w:val="28"/>
                 <w:szCs w:val="28"/>
                 <w:lang w:val="en-US"/>
               </w:rPr>
               <w:t>P</w:t>
             </w:r>
-            <w:r>
-              <w:rPr>
-                <w:rFonts w:ascii="Times New Roman" w:hAnsi="Times New Roman"/>
-                <w:sz w:val="28"/>
-                <w:szCs w:val="28"/>
-                <w:lang w:val="en-US"/>
-              </w:rPr>
-              <w:t xml:space="preserve"> | Ctrl + </w:t>
-            </w:r>
-            <w:r>
-              <w:rPr>
-                <w:rFonts w:ascii="Times New Roman" w:hAnsi="Times New Roman"/>
-                <w:sz w:val="28"/>
-                <w:szCs w:val="28"/>
-                <w:lang w:val="en-US"/>
-              </w:rPr>
-              <w:t>P</w:t>
-            </w:r>
           </w:p>
         </w:tc>
         <w:tc>
@@ -612,26 +551,16 @@
           <w:p>
             <w:pPr>
               <w:rPr>
-                <w:rFonts w:ascii="Times New Roman" w:hAnsi="Times New Roman"/>
-                <w:sz w:val="24"/>
-                <w:szCs w:val="24"/>
-              </w:rPr>
-            </w:pPr>
-            <w:r>
-              <w:rPr>
-                <w:rFonts w:ascii="Times New Roman" w:hAnsi="Times New Roman"/>
-                <w:sz w:val="24"/>
-                <w:szCs w:val="24"/>
-              </w:rPr>
-              <w:t>Т</w:t>
-            </w:r>
-            <w:r>
-              <w:rPr>
-                <w:rFonts w:ascii="Times New Roman" w:hAnsi="Times New Roman"/>
-                <w:sz w:val="24"/>
-                <w:szCs w:val="24"/>
-              </w:rPr>
-              <w:t>умблер “Включение ГВ”</w:t>
+                <w:rFonts w:cs="Times New Roman"/>
+                <w:szCs w:val="24"/>
+              </w:rPr>
+            </w:pPr>
+            <w:r>
+              <w:rPr>
+                <w:rFonts w:cs="Times New Roman"/>
+                <w:szCs w:val="24"/>
+              </w:rPr>
+              <w:t>Тумблер “Включение ГВ”</w:t>
             </w:r>
           </w:p>
         </w:tc>
@@ -643,8 +572,7 @@
           <w:p>
             <w:pPr>
               <w:rPr>
-                <w:rFonts w:ascii="Times New Roman" w:hAnsi="Times New Roman"/>
-                <w:sz w:val="24"/>
+                <w:rFonts w:cs="Times New Roman"/>
                 <w:szCs w:val="24"/>
               </w:rPr>
             </w:pPr>
@@ -661,15 +589,15 @@
             <w:pPr>
               <w:jc w:val="center"/>
               <w:rPr>
-                <w:rFonts w:ascii="Times New Roman" w:hAnsi="Times New Roman"/>
-                <w:sz w:val="28"/>
-                <w:szCs w:val="28"/>
-                <w:lang w:val="en-US"/>
-              </w:rPr>
-            </w:pPr>
-            <w:r>
-              <w:rPr>
-                <w:rFonts w:ascii="Times New Roman" w:hAnsi="Times New Roman"/>
+                <w:rFonts w:cs="Times New Roman"/>
+                <w:sz w:val="28"/>
+                <w:szCs w:val="28"/>
+                <w:lang w:val="en-US"/>
+              </w:rPr>
+            </w:pPr>
+            <w:r>
+              <w:rPr>
+                <w:rFonts w:cs="Times New Roman"/>
                 <w:sz w:val="28"/>
                 <w:szCs w:val="28"/>
                 <w:lang w:val="en-US"/>
@@ -686,26 +614,16 @@
           <w:p>
             <w:pPr>
               <w:rPr>
-                <w:rFonts w:ascii="Times New Roman" w:hAnsi="Times New Roman"/>
-                <w:sz w:val="24"/>
-                <w:szCs w:val="24"/>
-              </w:rPr>
-            </w:pPr>
-            <w:r>
-              <w:rPr>
-                <w:rFonts w:ascii="Times New Roman" w:hAnsi="Times New Roman"/>
-                <w:sz w:val="24"/>
-                <w:szCs w:val="24"/>
-              </w:rPr>
-              <w:t>Т</w:t>
-            </w:r>
-            <w:r>
-              <w:rPr>
-                <w:rFonts w:ascii="Times New Roman" w:hAnsi="Times New Roman"/>
-                <w:sz w:val="24"/>
-                <w:szCs w:val="24"/>
-              </w:rPr>
-              <w:t>умблер “Возврат защиты ГВ”</w:t>
+                <w:rFonts w:cs="Times New Roman"/>
+                <w:szCs w:val="24"/>
+              </w:rPr>
+            </w:pPr>
+            <w:r>
+              <w:rPr>
+                <w:rFonts w:cs="Times New Roman"/>
+                <w:szCs w:val="24"/>
+              </w:rPr>
+              <w:t>Тумблер “Возврат защиты ГВ”</w:t>
             </w:r>
           </w:p>
         </w:tc>
@@ -717,8 +635,7 @@
           <w:p>
             <w:pPr>
               <w:rPr>
-                <w:rFonts w:ascii="Times New Roman" w:hAnsi="Times New Roman"/>
-                <w:sz w:val="24"/>
+                <w:rFonts w:cs="Times New Roman"/>
                 <w:szCs w:val="24"/>
               </w:rPr>
             </w:pPr>
@@ -735,15 +652,15 @@
             <w:pPr>
               <w:jc w:val="center"/>
               <w:rPr>
-                <w:rFonts w:ascii="Times New Roman" w:hAnsi="Times New Roman"/>
-                <w:sz w:val="28"/>
-                <w:szCs w:val="28"/>
-                <w:lang w:val="en-US"/>
-              </w:rPr>
-            </w:pPr>
-            <w:r>
-              <w:rPr>
-                <w:rFonts w:ascii="Times New Roman" w:hAnsi="Times New Roman"/>
+                <w:rFonts w:cs="Times New Roman"/>
+                <w:sz w:val="28"/>
+                <w:szCs w:val="28"/>
+                <w:lang w:val="en-US"/>
+              </w:rPr>
+            </w:pPr>
+            <w:r>
+              <w:rPr>
+                <w:rFonts w:cs="Times New Roman"/>
                 <w:sz w:val="28"/>
                 <w:szCs w:val="28"/>
               </w:rPr>
@@ -751,7 +668,7 @@
             </w:r>
             <w:r>
               <w:rPr>
-                <w:rFonts w:ascii="Times New Roman" w:hAnsi="Times New Roman"/>
+                <w:rFonts w:cs="Times New Roman"/>
                 <w:sz w:val="28"/>
                 <w:szCs w:val="28"/>
                 <w:lang w:val="en-US"/>
@@ -760,7 +677,7 @@
             </w:r>
             <w:r>
               <w:rPr>
-                <w:rFonts w:ascii="Times New Roman" w:hAnsi="Times New Roman"/>
+                <w:rFonts w:cs="Times New Roman"/>
                 <w:sz w:val="28"/>
                 <w:szCs w:val="28"/>
               </w:rPr>
@@ -768,7 +685,7 @@
             </w:r>
             <w:r>
               <w:rPr>
-                <w:rFonts w:ascii="Times New Roman" w:hAnsi="Times New Roman"/>
+                <w:rFonts w:cs="Times New Roman"/>
                 <w:sz w:val="28"/>
                 <w:szCs w:val="28"/>
                 <w:lang w:val="en-US"/>
@@ -785,32 +702,21 @@
           <w:p>
             <w:pPr>
               <w:rPr>
-                <w:rFonts w:ascii="Times New Roman" w:hAnsi="Times New Roman"/>
-                <w:sz w:val="24"/>
-                <w:szCs w:val="24"/>
-              </w:rPr>
-            </w:pPr>
-            <w:r>
-              <w:rPr>
-                <w:rFonts w:ascii="Times New Roman" w:hAnsi="Times New Roman"/>
-                <w:sz w:val="24"/>
-                <w:szCs w:val="24"/>
-              </w:rPr>
-              <w:t>Т</w:t>
-            </w:r>
-            <w:r>
-              <w:rPr>
-                <w:rFonts w:ascii="Times New Roman" w:hAnsi="Times New Roman"/>
-                <w:sz w:val="24"/>
-                <w:szCs w:val="24"/>
-              </w:rPr>
-              <w:t>умблер “</w:t>
+                <w:rFonts w:cs="Times New Roman"/>
+                <w:szCs w:val="24"/>
+              </w:rPr>
+            </w:pPr>
+            <w:r>
+              <w:rPr>
+                <w:rFonts w:cs="Times New Roman"/>
+                <w:szCs w:val="24"/>
+              </w:rPr>
+              <w:t>Тумблер “</w:t>
             </w:r>
             <w:proofErr w:type="spellStart"/>
             <w:r>
               <w:rPr>
-                <w:rFonts w:ascii="Times New Roman" w:hAnsi="Times New Roman"/>
-                <w:sz w:val="24"/>
+                <w:rFonts w:cs="Times New Roman"/>
                 <w:szCs w:val="24"/>
               </w:rPr>
               <w:t>Фазорасщепитель</w:t>
@@ -818,8 +724,7 @@
             <w:proofErr w:type="spellEnd"/>
             <w:r>
               <w:rPr>
-                <w:rFonts w:ascii="Times New Roman" w:hAnsi="Times New Roman"/>
-                <w:sz w:val="24"/>
+                <w:rFonts w:cs="Times New Roman"/>
                 <w:szCs w:val="24"/>
               </w:rPr>
               <w:t>”</w:t>
@@ -834,8 +739,7 @@
           <w:p>
             <w:pPr>
               <w:rPr>
-                <w:rFonts w:ascii="Times New Roman" w:hAnsi="Times New Roman"/>
-                <w:sz w:val="24"/>
+                <w:rFonts w:cs="Times New Roman"/>
                 <w:szCs w:val="24"/>
               </w:rPr>
             </w:pPr>
@@ -852,15 +756,15 @@
             <w:pPr>
               <w:jc w:val="center"/>
               <w:rPr>
-                <w:rFonts w:ascii="Times New Roman" w:hAnsi="Times New Roman"/>
-                <w:sz w:val="28"/>
-                <w:szCs w:val="28"/>
-                <w:lang w:val="en-US"/>
-              </w:rPr>
-            </w:pPr>
-            <w:r>
-              <w:rPr>
-                <w:rFonts w:ascii="Times New Roman" w:hAnsi="Times New Roman"/>
+                <w:rFonts w:cs="Times New Roman"/>
+                <w:sz w:val="28"/>
+                <w:szCs w:val="28"/>
+                <w:lang w:val="en-US"/>
+              </w:rPr>
+            </w:pPr>
+            <w:r>
+              <w:rPr>
+                <w:rFonts w:cs="Times New Roman"/>
                 <w:sz w:val="28"/>
                 <w:szCs w:val="28"/>
               </w:rPr>
@@ -868,7 +772,7 @@
             </w:r>
             <w:r>
               <w:rPr>
-                <w:rFonts w:ascii="Times New Roman" w:hAnsi="Times New Roman"/>
+                <w:rFonts w:cs="Times New Roman"/>
                 <w:sz w:val="28"/>
                 <w:szCs w:val="28"/>
                 <w:lang w:val="en-US"/>
@@ -877,7 +781,7 @@
             </w:r>
             <w:r>
               <w:rPr>
-                <w:rFonts w:ascii="Times New Roman" w:hAnsi="Times New Roman"/>
+                <w:rFonts w:cs="Times New Roman"/>
                 <w:sz w:val="28"/>
                 <w:szCs w:val="28"/>
               </w:rPr>
@@ -885,7 +789,7 @@
             </w:r>
             <w:r>
               <w:rPr>
-                <w:rFonts w:ascii="Times New Roman" w:hAnsi="Times New Roman"/>
+                <w:rFonts w:cs="Times New Roman"/>
                 <w:sz w:val="28"/>
                 <w:szCs w:val="28"/>
                 <w:lang w:val="en-US"/>
@@ -902,26 +806,16 @@
           <w:p>
             <w:pPr>
               <w:rPr>
-                <w:rFonts w:ascii="Times New Roman" w:hAnsi="Times New Roman"/>
-                <w:sz w:val="24"/>
-                <w:szCs w:val="24"/>
-              </w:rPr>
-            </w:pPr>
-            <w:r>
-              <w:rPr>
-                <w:rFonts w:ascii="Times New Roman" w:hAnsi="Times New Roman"/>
-                <w:sz w:val="24"/>
-                <w:szCs w:val="24"/>
-              </w:rPr>
-              <w:t>Т</w:t>
-            </w:r>
-            <w:r>
-              <w:rPr>
-                <w:rFonts w:ascii="Times New Roman" w:hAnsi="Times New Roman"/>
-                <w:sz w:val="24"/>
-                <w:szCs w:val="24"/>
-              </w:rPr>
-              <w:t>умблер “Мотор-компрессор”</w:t>
+                <w:rFonts w:cs="Times New Roman"/>
+                <w:szCs w:val="24"/>
+              </w:rPr>
+            </w:pPr>
+            <w:r>
+              <w:rPr>
+                <w:rFonts w:cs="Times New Roman"/>
+                <w:szCs w:val="24"/>
+              </w:rPr>
+              <w:t>Тумблер “Мотор-компрессор”</w:t>
             </w:r>
           </w:p>
         </w:tc>
@@ -933,8 +827,7 @@
           <w:p>
             <w:pPr>
               <w:rPr>
-                <w:rFonts w:ascii="Times New Roman" w:hAnsi="Times New Roman"/>
-                <w:sz w:val="24"/>
+                <w:rFonts w:cs="Times New Roman"/>
                 <w:szCs w:val="24"/>
               </w:rPr>
             </w:pPr>
@@ -951,15 +844,15 @@
             <w:pPr>
               <w:jc w:val="center"/>
               <w:rPr>
-                <w:rFonts w:ascii="Times New Roman" w:hAnsi="Times New Roman"/>
-                <w:sz w:val="28"/>
-                <w:szCs w:val="28"/>
-                <w:lang w:val="en-US"/>
-              </w:rPr>
-            </w:pPr>
-            <w:r>
-              <w:rPr>
-                <w:rFonts w:ascii="Times New Roman" w:hAnsi="Times New Roman"/>
+                <w:rFonts w:cs="Times New Roman"/>
+                <w:sz w:val="28"/>
+                <w:szCs w:val="28"/>
+                <w:lang w:val="en-US"/>
+              </w:rPr>
+            </w:pPr>
+            <w:r>
+              <w:rPr>
+                <w:rFonts w:cs="Times New Roman"/>
                 <w:sz w:val="28"/>
                 <w:szCs w:val="28"/>
               </w:rPr>
@@ -967,7 +860,7 @@
             </w:r>
             <w:r>
               <w:rPr>
-                <w:rFonts w:ascii="Times New Roman" w:hAnsi="Times New Roman"/>
+                <w:rFonts w:cs="Times New Roman"/>
                 <w:sz w:val="28"/>
                 <w:szCs w:val="28"/>
                 <w:lang w:val="en-US"/>
@@ -976,7 +869,7 @@
             </w:r>
             <w:r>
               <w:rPr>
-                <w:rFonts w:ascii="Times New Roman" w:hAnsi="Times New Roman"/>
+                <w:rFonts w:cs="Times New Roman"/>
                 <w:sz w:val="28"/>
                 <w:szCs w:val="28"/>
               </w:rPr>
@@ -984,7 +877,7 @@
             </w:r>
             <w:r>
               <w:rPr>
-                <w:rFonts w:ascii="Times New Roman" w:hAnsi="Times New Roman"/>
+                <w:rFonts w:cs="Times New Roman"/>
                 <w:sz w:val="28"/>
                 <w:szCs w:val="28"/>
                 <w:lang w:val="en-US"/>
@@ -1001,26 +894,16 @@
           <w:p>
             <w:pPr>
               <w:rPr>
-                <w:rFonts w:ascii="Times New Roman" w:hAnsi="Times New Roman"/>
-                <w:sz w:val="24"/>
-                <w:szCs w:val="24"/>
-              </w:rPr>
-            </w:pPr>
-            <w:r>
-              <w:rPr>
-                <w:rFonts w:ascii="Times New Roman" w:hAnsi="Times New Roman"/>
-                <w:sz w:val="24"/>
-                <w:szCs w:val="24"/>
-              </w:rPr>
-              <w:t>Т</w:t>
-            </w:r>
-            <w:r>
-              <w:rPr>
-                <w:rFonts w:ascii="Times New Roman" w:hAnsi="Times New Roman"/>
-                <w:sz w:val="24"/>
-                <w:szCs w:val="24"/>
-              </w:rPr>
-              <w:t>умблер “Мотор-вентилятор 1”</w:t>
+                <w:rFonts w:cs="Times New Roman"/>
+                <w:szCs w:val="24"/>
+              </w:rPr>
+            </w:pPr>
+            <w:r>
+              <w:rPr>
+                <w:rFonts w:cs="Times New Roman"/>
+                <w:szCs w:val="24"/>
+              </w:rPr>
+              <w:t>Тумблер “Мотор-вентилятор 1”</w:t>
             </w:r>
           </w:p>
         </w:tc>
@@ -1032,8 +915,7 @@
           <w:p>
             <w:pPr>
               <w:rPr>
-                <w:rFonts w:ascii="Times New Roman" w:hAnsi="Times New Roman"/>
-                <w:sz w:val="24"/>
+                <w:rFonts w:cs="Times New Roman"/>
                 <w:szCs w:val="24"/>
               </w:rPr>
             </w:pPr>
@@ -1050,15 +932,15 @@
             <w:pPr>
               <w:jc w:val="center"/>
               <w:rPr>
-                <w:rFonts w:ascii="Times New Roman" w:hAnsi="Times New Roman"/>
-                <w:sz w:val="28"/>
-                <w:szCs w:val="28"/>
-                <w:lang w:val="en-US"/>
-              </w:rPr>
-            </w:pPr>
-            <w:r>
-              <w:rPr>
-                <w:rFonts w:ascii="Times New Roman" w:hAnsi="Times New Roman"/>
+                <w:rFonts w:cs="Times New Roman"/>
+                <w:sz w:val="28"/>
+                <w:szCs w:val="28"/>
+                <w:lang w:val="en-US"/>
+              </w:rPr>
+            </w:pPr>
+            <w:r>
+              <w:rPr>
+                <w:rFonts w:cs="Times New Roman"/>
                 <w:sz w:val="28"/>
                 <w:szCs w:val="28"/>
               </w:rPr>
@@ -1066,7 +948,7 @@
             </w:r>
             <w:r>
               <w:rPr>
-                <w:rFonts w:ascii="Times New Roman" w:hAnsi="Times New Roman"/>
+                <w:rFonts w:cs="Times New Roman"/>
                 <w:sz w:val="28"/>
                 <w:szCs w:val="28"/>
                 <w:lang w:val="en-US"/>
@@ -1075,7 +957,7 @@
             </w:r>
             <w:r>
               <w:rPr>
-                <w:rFonts w:ascii="Times New Roman" w:hAnsi="Times New Roman"/>
+                <w:rFonts w:cs="Times New Roman"/>
                 <w:sz w:val="28"/>
                 <w:szCs w:val="28"/>
               </w:rPr>
@@ -1083,7 +965,7 @@
             </w:r>
             <w:r>
               <w:rPr>
-                <w:rFonts w:ascii="Times New Roman" w:hAnsi="Times New Roman"/>
+                <w:rFonts w:cs="Times New Roman"/>
                 <w:sz w:val="28"/>
                 <w:szCs w:val="28"/>
                 <w:lang w:val="en-US"/>
@@ -1100,26 +982,16 @@
           <w:p>
             <w:pPr>
               <w:rPr>
-                <w:rFonts w:ascii="Times New Roman" w:hAnsi="Times New Roman"/>
-                <w:sz w:val="24"/>
-                <w:szCs w:val="24"/>
-              </w:rPr>
-            </w:pPr>
-            <w:r>
-              <w:rPr>
-                <w:rFonts w:ascii="Times New Roman" w:hAnsi="Times New Roman"/>
-                <w:sz w:val="24"/>
-                <w:szCs w:val="24"/>
-              </w:rPr>
-              <w:t>Т</w:t>
-            </w:r>
-            <w:r>
-              <w:rPr>
-                <w:rFonts w:ascii="Times New Roman" w:hAnsi="Times New Roman"/>
-                <w:sz w:val="24"/>
-                <w:szCs w:val="24"/>
-              </w:rPr>
-              <w:t>умблер “Мотор-вентилятор 2”</w:t>
+                <w:rFonts w:cs="Times New Roman"/>
+                <w:szCs w:val="24"/>
+              </w:rPr>
+            </w:pPr>
+            <w:r>
+              <w:rPr>
+                <w:rFonts w:cs="Times New Roman"/>
+                <w:szCs w:val="24"/>
+              </w:rPr>
+              <w:t>Тумблер “Мотор-вентилятор 2”</w:t>
             </w:r>
           </w:p>
         </w:tc>
@@ -1131,8 +1003,7 @@
           <w:p>
             <w:pPr>
               <w:rPr>
-                <w:rFonts w:ascii="Times New Roman" w:hAnsi="Times New Roman"/>
-                <w:sz w:val="24"/>
+                <w:rFonts w:cs="Times New Roman"/>
                 <w:szCs w:val="24"/>
               </w:rPr>
             </w:pPr>
@@ -1149,15 +1020,15 @@
             <w:pPr>
               <w:jc w:val="center"/>
               <w:rPr>
-                <w:rFonts w:ascii="Times New Roman" w:hAnsi="Times New Roman"/>
-                <w:sz w:val="28"/>
-                <w:szCs w:val="28"/>
-                <w:lang w:val="en-US"/>
-              </w:rPr>
-            </w:pPr>
-            <w:r>
-              <w:rPr>
-                <w:rFonts w:ascii="Times New Roman" w:hAnsi="Times New Roman"/>
+                <w:rFonts w:cs="Times New Roman"/>
+                <w:sz w:val="28"/>
+                <w:szCs w:val="28"/>
+                <w:lang w:val="en-US"/>
+              </w:rPr>
+            </w:pPr>
+            <w:r>
+              <w:rPr>
+                <w:rFonts w:cs="Times New Roman"/>
                 <w:sz w:val="28"/>
                 <w:szCs w:val="28"/>
               </w:rPr>
@@ -1165,30 +1036,12 @@
             </w:r>
             <w:r>
               <w:rPr>
-                <w:rFonts w:ascii="Times New Roman" w:hAnsi="Times New Roman"/>
-                <w:sz w:val="28"/>
-                <w:szCs w:val="28"/>
-                <w:lang w:val="en-US"/>
-              </w:rPr>
-              <w:t>3</w:t>
-            </w:r>
-            <w:r>
-              <w:rPr>
-                <w:rFonts w:ascii="Times New Roman" w:hAnsi="Times New Roman"/>
-                <w:sz w:val="28"/>
-                <w:szCs w:val="28"/>
-                <w:lang w:val="en-US"/>
-              </w:rPr>
-              <w:t xml:space="preserve"> | Ctrl + </w:t>
-            </w:r>
-            <w:r>
-              <w:rPr>
-                <w:rFonts w:ascii="Times New Roman" w:hAnsi="Times New Roman"/>
-                <w:sz w:val="28"/>
-                <w:szCs w:val="28"/>
-                <w:lang w:val="en-US"/>
-              </w:rPr>
-              <w:t>3</w:t>
+                <w:rFonts w:cs="Times New Roman"/>
+                <w:sz w:val="28"/>
+                <w:szCs w:val="28"/>
+                <w:lang w:val="en-US"/>
+              </w:rPr>
+              <w:t>3 | Ctrl + 3</w:t>
             </w:r>
           </w:p>
         </w:tc>
@@ -1200,26 +1053,16 @@
           <w:p>
             <w:pPr>
               <w:rPr>
-                <w:rFonts w:ascii="Times New Roman" w:hAnsi="Times New Roman"/>
-                <w:sz w:val="24"/>
-                <w:szCs w:val="24"/>
-              </w:rPr>
-            </w:pPr>
-            <w:r>
-              <w:rPr>
-                <w:rFonts w:ascii="Times New Roman" w:hAnsi="Times New Roman"/>
-                <w:sz w:val="24"/>
-                <w:szCs w:val="24"/>
-              </w:rPr>
-              <w:t>Т</w:t>
-            </w:r>
-            <w:r>
-              <w:rPr>
-                <w:rFonts w:ascii="Times New Roman" w:hAnsi="Times New Roman"/>
-                <w:sz w:val="24"/>
-                <w:szCs w:val="24"/>
-              </w:rPr>
-              <w:t>умблер “Мотор-вентилятор 3”</w:t>
+                <w:rFonts w:cs="Times New Roman"/>
+                <w:szCs w:val="24"/>
+              </w:rPr>
+            </w:pPr>
+            <w:r>
+              <w:rPr>
+                <w:rFonts w:cs="Times New Roman"/>
+                <w:szCs w:val="24"/>
+              </w:rPr>
+              <w:t>Тумблер “Мотор-вентилятор 3”</w:t>
             </w:r>
           </w:p>
         </w:tc>
@@ -1231,8 +1074,7 @@
           <w:p>
             <w:pPr>
               <w:rPr>
-                <w:rFonts w:ascii="Times New Roman" w:hAnsi="Times New Roman"/>
-                <w:sz w:val="24"/>
+                <w:rFonts w:cs="Times New Roman"/>
                 <w:szCs w:val="24"/>
               </w:rPr>
             </w:pPr>
@@ -1249,15 +1091,15 @@
             <w:pPr>
               <w:jc w:val="center"/>
               <w:rPr>
-                <w:rFonts w:ascii="Times New Roman" w:hAnsi="Times New Roman"/>
-                <w:sz w:val="28"/>
-                <w:szCs w:val="28"/>
-                <w:lang w:val="en-US"/>
-              </w:rPr>
-            </w:pPr>
-            <w:r>
-              <w:rPr>
-                <w:rFonts w:ascii="Times New Roman" w:hAnsi="Times New Roman"/>
+                <w:rFonts w:cs="Times New Roman"/>
+                <w:sz w:val="28"/>
+                <w:szCs w:val="28"/>
+                <w:lang w:val="en-US"/>
+              </w:rPr>
+            </w:pPr>
+            <w:r>
+              <w:rPr>
+                <w:rFonts w:cs="Times New Roman"/>
                 <w:sz w:val="28"/>
                 <w:szCs w:val="28"/>
               </w:rPr>
@@ -1265,7 +1107,7 @@
             </w:r>
             <w:r>
               <w:rPr>
-                <w:rFonts w:ascii="Times New Roman" w:hAnsi="Times New Roman"/>
+                <w:rFonts w:cs="Times New Roman"/>
                 <w:sz w:val="28"/>
                 <w:szCs w:val="28"/>
                 <w:lang w:val="en-US"/>
@@ -1274,7 +1116,7 @@
             </w:r>
             <w:r>
               <w:rPr>
-                <w:rFonts w:ascii="Times New Roman" w:hAnsi="Times New Roman"/>
+                <w:rFonts w:cs="Times New Roman"/>
                 <w:sz w:val="28"/>
                 <w:szCs w:val="28"/>
               </w:rPr>
@@ -1282,7 +1124,7 @@
             </w:r>
             <w:r>
               <w:rPr>
-                <w:rFonts w:ascii="Times New Roman" w:hAnsi="Times New Roman"/>
+                <w:rFonts w:cs="Times New Roman"/>
                 <w:sz w:val="28"/>
                 <w:szCs w:val="28"/>
                 <w:lang w:val="en-US"/>
@@ -1299,26 +1141,16 @@
           <w:p>
             <w:pPr>
               <w:rPr>
-                <w:rFonts w:ascii="Times New Roman" w:hAnsi="Times New Roman"/>
-                <w:sz w:val="24"/>
-                <w:szCs w:val="24"/>
-              </w:rPr>
-            </w:pPr>
-            <w:r>
-              <w:rPr>
-                <w:rFonts w:ascii="Times New Roman" w:hAnsi="Times New Roman"/>
-                <w:sz w:val="24"/>
-                <w:szCs w:val="24"/>
-              </w:rPr>
-              <w:t>Т</w:t>
-            </w:r>
-            <w:r>
-              <w:rPr>
-                <w:rFonts w:ascii="Times New Roman" w:hAnsi="Times New Roman"/>
-                <w:sz w:val="24"/>
-                <w:szCs w:val="24"/>
-              </w:rPr>
-              <w:t>умблер “Мотор-вентилятор 4”</w:t>
+                <w:rFonts w:cs="Times New Roman"/>
+                <w:szCs w:val="24"/>
+              </w:rPr>
+            </w:pPr>
+            <w:r>
+              <w:rPr>
+                <w:rFonts w:cs="Times New Roman"/>
+                <w:szCs w:val="24"/>
+              </w:rPr>
+              <w:t>Тумблер “Мотор-вентилятор 4”</w:t>
             </w:r>
           </w:p>
         </w:tc>
@@ -1330,8 +1162,7 @@
           <w:p>
             <w:pPr>
               <w:rPr>
-                <w:rFonts w:ascii="Times New Roman" w:hAnsi="Times New Roman"/>
-                <w:sz w:val="24"/>
+                <w:rFonts w:cs="Times New Roman"/>
                 <w:szCs w:val="24"/>
               </w:rPr>
             </w:pPr>
@@ -1348,15 +1179,15 @@
             <w:pPr>
               <w:jc w:val="center"/>
               <w:rPr>
-                <w:rFonts w:ascii="Times New Roman" w:hAnsi="Times New Roman"/>
-                <w:sz w:val="28"/>
-                <w:szCs w:val="28"/>
-                <w:lang w:val="en-US"/>
-              </w:rPr>
-            </w:pPr>
-            <w:r>
-              <w:rPr>
-                <w:rFonts w:ascii="Times New Roman" w:hAnsi="Times New Roman"/>
+                <w:rFonts w:cs="Times New Roman"/>
+                <w:sz w:val="28"/>
+                <w:szCs w:val="28"/>
+                <w:lang w:val="en-US"/>
+              </w:rPr>
+            </w:pPr>
+            <w:r>
+              <w:rPr>
+                <w:rFonts w:cs="Times New Roman"/>
                 <w:sz w:val="28"/>
                 <w:szCs w:val="28"/>
               </w:rPr>
@@ -1364,7 +1195,7 @@
             </w:r>
             <w:r>
               <w:rPr>
-                <w:rFonts w:ascii="Times New Roman" w:hAnsi="Times New Roman"/>
+                <w:rFonts w:cs="Times New Roman"/>
                 <w:sz w:val="28"/>
                 <w:szCs w:val="28"/>
                 <w:lang w:val="en-US"/>
@@ -1373,7 +1204,7 @@
             </w:r>
             <w:r>
               <w:rPr>
-                <w:rFonts w:ascii="Times New Roman" w:hAnsi="Times New Roman"/>
+                <w:rFonts w:cs="Times New Roman"/>
                 <w:sz w:val="28"/>
                 <w:szCs w:val="28"/>
               </w:rPr>
@@ -1381,7 +1212,7 @@
             </w:r>
             <w:r>
               <w:rPr>
-                <w:rFonts w:ascii="Times New Roman" w:hAnsi="Times New Roman"/>
+                <w:rFonts w:cs="Times New Roman"/>
                 <w:sz w:val="28"/>
                 <w:szCs w:val="28"/>
                 <w:lang w:val="en-US"/>
@@ -1398,26 +1229,16 @@
           <w:p>
             <w:pPr>
               <w:rPr>
-                <w:rFonts w:ascii="Times New Roman" w:hAnsi="Times New Roman"/>
-                <w:sz w:val="24"/>
-                <w:szCs w:val="24"/>
-              </w:rPr>
-            </w:pPr>
-            <w:r>
-              <w:rPr>
-                <w:rFonts w:ascii="Times New Roman" w:hAnsi="Times New Roman"/>
-                <w:sz w:val="24"/>
-                <w:szCs w:val="24"/>
-              </w:rPr>
-              <w:t>Т</w:t>
-            </w:r>
-            <w:r>
-              <w:rPr>
-                <w:rFonts w:ascii="Times New Roman" w:hAnsi="Times New Roman"/>
-                <w:sz w:val="24"/>
-                <w:szCs w:val="24"/>
-              </w:rPr>
-              <w:t>умблер “Мотор-вентилятор 5”</w:t>
+                <w:rFonts w:cs="Times New Roman"/>
+                <w:szCs w:val="24"/>
+              </w:rPr>
+            </w:pPr>
+            <w:r>
+              <w:rPr>
+                <w:rFonts w:cs="Times New Roman"/>
+                <w:szCs w:val="24"/>
+              </w:rPr>
+              <w:t>Тумблер “Мотор-вентилятор 5”</w:t>
             </w:r>
           </w:p>
         </w:tc>
@@ -1429,8 +1250,7 @@
           <w:p>
             <w:pPr>
               <w:rPr>
-                <w:rFonts w:ascii="Times New Roman" w:hAnsi="Times New Roman"/>
-                <w:sz w:val="24"/>
+                <w:rFonts w:cs="Times New Roman"/>
                 <w:szCs w:val="24"/>
               </w:rPr>
             </w:pPr>
@@ -1447,15 +1267,15 @@
             <w:pPr>
               <w:jc w:val="center"/>
               <w:rPr>
-                <w:rFonts w:ascii="Times New Roman" w:hAnsi="Times New Roman"/>
-                <w:sz w:val="28"/>
-                <w:szCs w:val="28"/>
-                <w:lang w:val="en-US"/>
-              </w:rPr>
-            </w:pPr>
-            <w:r>
-              <w:rPr>
-                <w:rFonts w:ascii="Times New Roman" w:hAnsi="Times New Roman"/>
+                <w:rFonts w:cs="Times New Roman"/>
+                <w:sz w:val="28"/>
+                <w:szCs w:val="28"/>
+                <w:lang w:val="en-US"/>
+              </w:rPr>
+            </w:pPr>
+            <w:r>
+              <w:rPr>
+                <w:rFonts w:cs="Times New Roman"/>
                 <w:sz w:val="28"/>
                 <w:szCs w:val="28"/>
               </w:rPr>
@@ -1463,7 +1283,7 @@
             </w:r>
             <w:r>
               <w:rPr>
-                <w:rFonts w:ascii="Times New Roman" w:hAnsi="Times New Roman"/>
+                <w:rFonts w:cs="Times New Roman"/>
                 <w:sz w:val="28"/>
                 <w:szCs w:val="28"/>
                 <w:lang w:val="en-US"/>
@@ -1472,7 +1292,7 @@
             </w:r>
             <w:r>
               <w:rPr>
-                <w:rFonts w:ascii="Times New Roman" w:hAnsi="Times New Roman"/>
+                <w:rFonts w:cs="Times New Roman"/>
                 <w:sz w:val="28"/>
                 <w:szCs w:val="28"/>
                 <w:lang w:val="en-US"/>
@@ -1481,7 +1301,7 @@
             </w:r>
             <w:r>
               <w:rPr>
-                <w:rFonts w:ascii="Times New Roman" w:hAnsi="Times New Roman"/>
+                <w:rFonts w:cs="Times New Roman"/>
                 <w:sz w:val="28"/>
                 <w:szCs w:val="28"/>
                 <w:lang w:val="en-US"/>
@@ -1498,26 +1318,16 @@
           <w:p>
             <w:pPr>
               <w:rPr>
-                <w:rFonts w:ascii="Times New Roman" w:hAnsi="Times New Roman"/>
-                <w:sz w:val="24"/>
-                <w:szCs w:val="24"/>
-              </w:rPr>
-            </w:pPr>
-            <w:r>
-              <w:rPr>
-                <w:rFonts w:ascii="Times New Roman" w:hAnsi="Times New Roman"/>
-                <w:sz w:val="24"/>
-                <w:szCs w:val="24"/>
-              </w:rPr>
-              <w:t>Т</w:t>
-            </w:r>
-            <w:r>
-              <w:rPr>
-                <w:rFonts w:ascii="Times New Roman" w:hAnsi="Times New Roman"/>
-                <w:sz w:val="24"/>
-                <w:szCs w:val="24"/>
-              </w:rPr>
-              <w:t>умблер “Мотор-вентилятор 6”</w:t>
+                <w:rFonts w:cs="Times New Roman"/>
+                <w:szCs w:val="24"/>
+              </w:rPr>
+            </w:pPr>
+            <w:r>
+              <w:rPr>
+                <w:rFonts w:cs="Times New Roman"/>
+                <w:szCs w:val="24"/>
+              </w:rPr>
+              <w:t>Тумблер “Мотор-вентилятор 6”</w:t>
             </w:r>
           </w:p>
         </w:tc>
@@ -1529,8 +1339,7 @@
           <w:p>
             <w:pPr>
               <w:rPr>
-                <w:rFonts w:ascii="Times New Roman" w:hAnsi="Times New Roman"/>
-                <w:sz w:val="24"/>
+                <w:rFonts w:cs="Times New Roman"/>
                 <w:szCs w:val="24"/>
               </w:rPr>
             </w:pPr>
@@ -1547,15 +1356,15 @@
             <w:pPr>
               <w:jc w:val="center"/>
               <w:rPr>
-                <w:rFonts w:ascii="Times New Roman" w:hAnsi="Times New Roman"/>
-                <w:sz w:val="28"/>
-                <w:szCs w:val="28"/>
-                <w:lang w:val="en-US"/>
-              </w:rPr>
-            </w:pPr>
-            <w:r>
-              <w:rPr>
-                <w:rFonts w:ascii="Times New Roman" w:hAnsi="Times New Roman"/>
+                <w:rFonts w:cs="Times New Roman"/>
+                <w:sz w:val="28"/>
+                <w:szCs w:val="28"/>
+                <w:lang w:val="en-US"/>
+              </w:rPr>
+            </w:pPr>
+            <w:r>
+              <w:rPr>
+                <w:rFonts w:cs="Times New Roman"/>
                 <w:sz w:val="28"/>
                 <w:szCs w:val="28"/>
               </w:rPr>
@@ -1563,7 +1372,7 @@
             </w:r>
             <w:r>
               <w:rPr>
-                <w:rFonts w:ascii="Times New Roman" w:hAnsi="Times New Roman"/>
+                <w:rFonts w:cs="Times New Roman"/>
                 <w:sz w:val="28"/>
                 <w:szCs w:val="28"/>
                 <w:lang w:val="en-US"/>
@@ -1572,7 +1381,7 @@
             </w:r>
             <w:r>
               <w:rPr>
-                <w:rFonts w:ascii="Times New Roman" w:hAnsi="Times New Roman"/>
+                <w:rFonts w:cs="Times New Roman"/>
                 <w:sz w:val="28"/>
                 <w:szCs w:val="28"/>
               </w:rPr>
@@ -1580,7 +1389,7 @@
             </w:r>
             <w:r>
               <w:rPr>
-                <w:rFonts w:ascii="Times New Roman" w:hAnsi="Times New Roman"/>
+                <w:rFonts w:cs="Times New Roman"/>
                 <w:sz w:val="28"/>
                 <w:szCs w:val="28"/>
                 <w:lang w:val="en-US"/>
@@ -1597,42 +1406,16 @@
           <w:p>
             <w:pPr>
               <w:rPr>
-                <w:rFonts w:ascii="Times New Roman" w:hAnsi="Times New Roman"/>
-                <w:sz w:val="24"/>
-                <w:szCs w:val="24"/>
-              </w:rPr>
-            </w:pPr>
-            <w:r>
-              <w:rPr>
-                <w:rFonts w:ascii="Times New Roman" w:hAnsi="Times New Roman"/>
-                <w:sz w:val="24"/>
-                <w:szCs w:val="24"/>
-              </w:rPr>
-              <w:t>Т</w:t>
-            </w:r>
-            <w:r>
-              <w:rPr>
-                <w:rFonts w:ascii="Times New Roman" w:hAnsi="Times New Roman"/>
-                <w:sz w:val="24"/>
-                <w:szCs w:val="24"/>
-              </w:rPr>
-              <w:t>умблер “</w:t>
-            </w:r>
-            <w:r>
-              <w:rPr>
-                <w:rFonts w:ascii="Times New Roman" w:hAnsi="Times New Roman"/>
-                <w:sz w:val="24"/>
-                <w:szCs w:val="24"/>
-              </w:rPr>
-              <w:t>Цепи управления</w:t>
-            </w:r>
-            <w:r>
-              <w:rPr>
-                <w:rFonts w:ascii="Times New Roman" w:hAnsi="Times New Roman"/>
-                <w:sz w:val="24"/>
-                <w:szCs w:val="24"/>
-              </w:rPr>
-              <w:t>”</w:t>
+                <w:rFonts w:cs="Times New Roman"/>
+                <w:szCs w:val="24"/>
+              </w:rPr>
+            </w:pPr>
+            <w:r>
+              <w:rPr>
+                <w:rFonts w:cs="Times New Roman"/>
+                <w:szCs w:val="24"/>
+              </w:rPr>
+              <w:t>Тумблер “Цепи управления”</w:t>
             </w:r>
           </w:p>
         </w:tc>
@@ -1644,8 +1427,7 @@
           <w:p>
             <w:pPr>
               <w:rPr>
-                <w:rFonts w:ascii="Times New Roman" w:hAnsi="Times New Roman"/>
-                <w:sz w:val="24"/>
+                <w:rFonts w:cs="Times New Roman"/>
                 <w:szCs w:val="24"/>
               </w:rPr>
             </w:pPr>
@@ -1662,15 +1444,15 @@
             <w:pPr>
               <w:jc w:val="center"/>
               <w:rPr>
-                <w:rFonts w:ascii="Times New Roman" w:hAnsi="Times New Roman"/>
-                <w:sz w:val="28"/>
-                <w:szCs w:val="28"/>
-                <w:lang w:val="en-US"/>
-              </w:rPr>
-            </w:pPr>
-            <w:r>
-              <w:rPr>
-                <w:rFonts w:ascii="Times New Roman" w:hAnsi="Times New Roman"/>
+                <w:rFonts w:cs="Times New Roman"/>
+                <w:sz w:val="28"/>
+                <w:szCs w:val="28"/>
+                <w:lang w:val="en-US"/>
+              </w:rPr>
+            </w:pPr>
+            <w:r>
+              <w:rPr>
+                <w:rFonts w:cs="Times New Roman"/>
                 <w:sz w:val="28"/>
                 <w:szCs w:val="28"/>
               </w:rPr>
@@ -1678,7 +1460,7 @@
             </w:r>
             <w:r>
               <w:rPr>
-                <w:rFonts w:ascii="Times New Roman" w:hAnsi="Times New Roman"/>
+                <w:rFonts w:cs="Times New Roman"/>
                 <w:sz w:val="28"/>
                 <w:szCs w:val="28"/>
                 <w:lang w:val="en-US"/>
@@ -1687,7 +1469,7 @@
             </w:r>
             <w:r>
               <w:rPr>
-                <w:rFonts w:ascii="Times New Roman" w:hAnsi="Times New Roman"/>
+                <w:rFonts w:cs="Times New Roman"/>
                 <w:sz w:val="28"/>
                 <w:szCs w:val="28"/>
               </w:rPr>
@@ -1695,7 +1477,7 @@
             </w:r>
             <w:r>
               <w:rPr>
-                <w:rFonts w:ascii="Times New Roman" w:hAnsi="Times New Roman"/>
+                <w:rFonts w:cs="Times New Roman"/>
                 <w:sz w:val="28"/>
                 <w:szCs w:val="28"/>
                 <w:lang w:val="en-US"/>
@@ -1712,42 +1494,16 @@
           <w:p>
             <w:pPr>
               <w:rPr>
-                <w:rFonts w:ascii="Times New Roman" w:hAnsi="Times New Roman"/>
-                <w:sz w:val="24"/>
-                <w:szCs w:val="24"/>
-              </w:rPr>
-            </w:pPr>
-            <w:r>
-              <w:rPr>
-                <w:rFonts w:ascii="Times New Roman" w:hAnsi="Times New Roman"/>
-                <w:sz w:val="24"/>
-                <w:szCs w:val="24"/>
-              </w:rPr>
-              <w:t>Т</w:t>
-            </w:r>
-            <w:r>
-              <w:rPr>
-                <w:rFonts w:ascii="Times New Roman" w:hAnsi="Times New Roman"/>
-                <w:sz w:val="24"/>
-                <w:szCs w:val="24"/>
-              </w:rPr>
-              <w:t>умблер “</w:t>
-            </w:r>
-            <w:r>
-              <w:rPr>
-                <w:rFonts w:ascii="Times New Roman" w:hAnsi="Times New Roman"/>
-                <w:sz w:val="24"/>
-                <w:szCs w:val="24"/>
-              </w:rPr>
-              <w:t>Фонарь буферный левый</w:t>
-            </w:r>
-            <w:r>
-              <w:rPr>
-                <w:rFonts w:ascii="Times New Roman" w:hAnsi="Times New Roman"/>
-                <w:sz w:val="24"/>
-                <w:szCs w:val="24"/>
-              </w:rPr>
-              <w:t>”</w:t>
+                <w:rFonts w:cs="Times New Roman"/>
+                <w:szCs w:val="24"/>
+              </w:rPr>
+            </w:pPr>
+            <w:r>
+              <w:rPr>
+                <w:rFonts w:cs="Times New Roman"/>
+                <w:szCs w:val="24"/>
+              </w:rPr>
+              <w:t>Тумблер “Фонарь буферный левый”</w:t>
             </w:r>
           </w:p>
         </w:tc>
@@ -1759,8 +1515,7 @@
           <w:p>
             <w:pPr>
               <w:rPr>
-                <w:rFonts w:ascii="Times New Roman" w:hAnsi="Times New Roman"/>
-                <w:sz w:val="24"/>
+                <w:rFonts w:cs="Times New Roman"/>
                 <w:szCs w:val="24"/>
               </w:rPr>
             </w:pPr>
@@ -1777,15 +1532,15 @@
             <w:pPr>
               <w:jc w:val="center"/>
               <w:rPr>
-                <w:rFonts w:ascii="Times New Roman" w:hAnsi="Times New Roman"/>
-                <w:sz w:val="28"/>
-                <w:szCs w:val="28"/>
-                <w:lang w:val="en-US"/>
-              </w:rPr>
-            </w:pPr>
-            <w:r>
-              <w:rPr>
-                <w:rFonts w:ascii="Times New Roman" w:hAnsi="Times New Roman"/>
+                <w:rFonts w:cs="Times New Roman"/>
+                <w:sz w:val="28"/>
+                <w:szCs w:val="28"/>
+                <w:lang w:val="en-US"/>
+              </w:rPr>
+            </w:pPr>
+            <w:r>
+              <w:rPr>
+                <w:rFonts w:cs="Times New Roman"/>
                 <w:sz w:val="28"/>
                 <w:szCs w:val="28"/>
                 <w:lang w:val="en-US"/>
@@ -1794,7 +1549,7 @@
             </w:r>
             <w:r>
               <w:rPr>
-                <w:rFonts w:ascii="Times New Roman" w:hAnsi="Times New Roman"/>
+                <w:rFonts w:cs="Times New Roman"/>
                 <w:sz w:val="28"/>
                 <w:szCs w:val="28"/>
               </w:rPr>
@@ -1802,7 +1557,7 @@
             </w:r>
             <w:r>
               <w:rPr>
-                <w:rFonts w:ascii="Times New Roman" w:hAnsi="Times New Roman"/>
+                <w:rFonts w:cs="Times New Roman"/>
                 <w:sz w:val="28"/>
                 <w:szCs w:val="28"/>
                 <w:lang w:val="en-US"/>
@@ -1819,42 +1574,16 @@
           <w:p>
             <w:pPr>
               <w:rPr>
-                <w:rFonts w:ascii="Times New Roman" w:hAnsi="Times New Roman"/>
-                <w:sz w:val="24"/>
-                <w:szCs w:val="24"/>
-              </w:rPr>
-            </w:pPr>
-            <w:r>
-              <w:rPr>
-                <w:rFonts w:ascii="Times New Roman" w:hAnsi="Times New Roman"/>
-                <w:sz w:val="24"/>
-                <w:szCs w:val="24"/>
-              </w:rPr>
-              <w:t>Тумблер</w:t>
-            </w:r>
-            <w:r>
-              <w:rPr>
-                <w:rFonts w:ascii="Times New Roman" w:hAnsi="Times New Roman"/>
-                <w:sz w:val="24"/>
-                <w:szCs w:val="24"/>
-              </w:rPr>
-              <w:t xml:space="preserve"> “</w:t>
-            </w:r>
-            <w:r>
-              <w:rPr>
-                <w:rFonts w:ascii="Times New Roman" w:hAnsi="Times New Roman"/>
-                <w:sz w:val="24"/>
-                <w:szCs w:val="24"/>
-              </w:rPr>
-              <w:t>Левый белый/красный</w:t>
-            </w:r>
-            <w:r>
-              <w:rPr>
-                <w:rFonts w:ascii="Times New Roman" w:hAnsi="Times New Roman"/>
-                <w:sz w:val="24"/>
-                <w:szCs w:val="24"/>
-              </w:rPr>
-              <w:t>”</w:t>
+                <w:rFonts w:cs="Times New Roman"/>
+                <w:szCs w:val="24"/>
+              </w:rPr>
+            </w:pPr>
+            <w:r>
+              <w:rPr>
+                <w:rFonts w:cs="Times New Roman"/>
+                <w:szCs w:val="24"/>
+              </w:rPr>
+              <w:t>Тумблер “Левый белый/красный”</w:t>
             </w:r>
           </w:p>
         </w:tc>
@@ -1866,8 +1595,7 @@
           <w:p>
             <w:pPr>
               <w:rPr>
-                <w:rFonts w:ascii="Times New Roman" w:hAnsi="Times New Roman"/>
-                <w:sz w:val="24"/>
+                <w:rFonts w:cs="Times New Roman"/>
                 <w:szCs w:val="24"/>
               </w:rPr>
             </w:pPr>
@@ -1884,15 +1612,15 @@
             <w:pPr>
               <w:jc w:val="center"/>
               <w:rPr>
-                <w:rFonts w:ascii="Times New Roman" w:hAnsi="Times New Roman"/>
-                <w:sz w:val="28"/>
-                <w:szCs w:val="28"/>
-                <w:lang w:val="en-US"/>
-              </w:rPr>
-            </w:pPr>
-            <w:r>
-              <w:rPr>
-                <w:rFonts w:ascii="Times New Roman" w:hAnsi="Times New Roman"/>
+                <w:rFonts w:cs="Times New Roman"/>
+                <w:sz w:val="28"/>
+                <w:szCs w:val="28"/>
+                <w:lang w:val="en-US"/>
+              </w:rPr>
+            </w:pPr>
+            <w:r>
+              <w:rPr>
+                <w:rFonts w:cs="Times New Roman"/>
                 <w:sz w:val="28"/>
                 <w:szCs w:val="28"/>
               </w:rPr>
@@ -1900,7 +1628,7 @@
             </w:r>
             <w:r>
               <w:rPr>
-                <w:rFonts w:ascii="Times New Roman" w:hAnsi="Times New Roman"/>
+                <w:rFonts w:cs="Times New Roman"/>
                 <w:sz w:val="28"/>
                 <w:szCs w:val="28"/>
                 <w:lang w:val="en-US"/>
@@ -1909,7 +1637,7 @@
             </w:r>
             <w:r>
               <w:rPr>
-                <w:rFonts w:ascii="Times New Roman" w:hAnsi="Times New Roman"/>
+                <w:rFonts w:cs="Times New Roman"/>
                 <w:sz w:val="28"/>
                 <w:szCs w:val="28"/>
               </w:rPr>
@@ -1917,7 +1645,7 @@
             </w:r>
             <w:r>
               <w:rPr>
-                <w:rFonts w:ascii="Times New Roman" w:hAnsi="Times New Roman"/>
+                <w:rFonts w:cs="Times New Roman"/>
                 <w:sz w:val="28"/>
                 <w:szCs w:val="28"/>
                 <w:lang w:val="en-US"/>
@@ -1934,42 +1662,16 @@
           <w:p>
             <w:pPr>
               <w:rPr>
-                <w:rFonts w:ascii="Times New Roman" w:hAnsi="Times New Roman"/>
-                <w:sz w:val="24"/>
-                <w:szCs w:val="24"/>
-              </w:rPr>
-            </w:pPr>
-            <w:r>
-              <w:rPr>
-                <w:rFonts w:ascii="Times New Roman" w:hAnsi="Times New Roman"/>
-                <w:sz w:val="24"/>
-                <w:szCs w:val="24"/>
-              </w:rPr>
-              <w:t>Т</w:t>
-            </w:r>
-            <w:r>
-              <w:rPr>
-                <w:rFonts w:ascii="Times New Roman" w:hAnsi="Times New Roman"/>
-                <w:sz w:val="24"/>
-                <w:szCs w:val="24"/>
-              </w:rPr>
-              <w:t>умблер “</w:t>
-            </w:r>
-            <w:r>
-              <w:rPr>
-                <w:rFonts w:ascii="Times New Roman" w:hAnsi="Times New Roman"/>
-                <w:sz w:val="24"/>
-                <w:szCs w:val="24"/>
-              </w:rPr>
-              <w:t>Прожектор тускло</w:t>
-            </w:r>
-            <w:r>
-              <w:rPr>
-                <w:rFonts w:ascii="Times New Roman" w:hAnsi="Times New Roman"/>
-                <w:sz w:val="24"/>
-                <w:szCs w:val="24"/>
-              </w:rPr>
-              <w:t>”</w:t>
+                <w:rFonts w:cs="Times New Roman"/>
+                <w:szCs w:val="24"/>
+              </w:rPr>
+            </w:pPr>
+            <w:r>
+              <w:rPr>
+                <w:rFonts w:cs="Times New Roman"/>
+                <w:szCs w:val="24"/>
+              </w:rPr>
+              <w:t>Тумблер “Прожектор тускло”</w:t>
             </w:r>
           </w:p>
         </w:tc>
@@ -1981,8 +1683,7 @@
           <w:p>
             <w:pPr>
               <w:rPr>
-                <w:rFonts w:ascii="Times New Roman" w:hAnsi="Times New Roman"/>
-                <w:sz w:val="24"/>
+                <w:rFonts w:cs="Times New Roman"/>
                 <w:szCs w:val="24"/>
               </w:rPr>
             </w:pPr>
@@ -1999,15 +1700,15 @@
             <w:pPr>
               <w:jc w:val="center"/>
               <w:rPr>
-                <w:rFonts w:ascii="Times New Roman" w:hAnsi="Times New Roman"/>
-                <w:sz w:val="28"/>
-                <w:szCs w:val="28"/>
-                <w:lang w:val="en-US"/>
-              </w:rPr>
-            </w:pPr>
-            <w:r>
-              <w:rPr>
-                <w:rFonts w:ascii="Times New Roman" w:hAnsi="Times New Roman"/>
+                <w:rFonts w:cs="Times New Roman"/>
+                <w:sz w:val="28"/>
+                <w:szCs w:val="28"/>
+                <w:lang w:val="en-US"/>
+              </w:rPr>
+            </w:pPr>
+            <w:r>
+              <w:rPr>
+                <w:rFonts w:cs="Times New Roman"/>
                 <w:sz w:val="28"/>
                 <w:szCs w:val="28"/>
                 <w:lang w:val="en-US"/>
@@ -2016,7 +1717,7 @@
             </w:r>
             <w:r>
               <w:rPr>
-                <w:rFonts w:ascii="Times New Roman" w:hAnsi="Times New Roman"/>
+                <w:rFonts w:cs="Times New Roman"/>
                 <w:sz w:val="28"/>
                 <w:szCs w:val="28"/>
               </w:rPr>
@@ -2024,7 +1725,7 @@
             </w:r>
             <w:r>
               <w:rPr>
-                <w:rFonts w:ascii="Times New Roman" w:hAnsi="Times New Roman"/>
+                <w:rFonts w:cs="Times New Roman"/>
                 <w:sz w:val="28"/>
                 <w:szCs w:val="28"/>
                 <w:lang w:val="en-US"/>
@@ -2041,42 +1742,16 @@
           <w:p>
             <w:pPr>
               <w:rPr>
-                <w:rFonts w:ascii="Times New Roman" w:hAnsi="Times New Roman"/>
-                <w:sz w:val="24"/>
-                <w:szCs w:val="24"/>
-              </w:rPr>
-            </w:pPr>
-            <w:r>
-              <w:rPr>
-                <w:rFonts w:ascii="Times New Roman" w:hAnsi="Times New Roman"/>
-                <w:sz w:val="24"/>
-                <w:szCs w:val="24"/>
-              </w:rPr>
-              <w:t>Т</w:t>
-            </w:r>
-            <w:r>
-              <w:rPr>
-                <w:rFonts w:ascii="Times New Roman" w:hAnsi="Times New Roman"/>
-                <w:sz w:val="24"/>
-                <w:szCs w:val="24"/>
-              </w:rPr>
-              <w:t>умблер “</w:t>
-            </w:r>
-            <w:r>
-              <w:rPr>
-                <w:rFonts w:ascii="Times New Roman" w:hAnsi="Times New Roman"/>
-                <w:sz w:val="24"/>
-                <w:szCs w:val="24"/>
-              </w:rPr>
-              <w:t>Прожектор ярко</w:t>
-            </w:r>
-            <w:r>
-              <w:rPr>
-                <w:rFonts w:ascii="Times New Roman" w:hAnsi="Times New Roman"/>
-                <w:sz w:val="24"/>
-                <w:szCs w:val="24"/>
-              </w:rPr>
-              <w:t>”</w:t>
+                <w:rFonts w:cs="Times New Roman"/>
+                <w:szCs w:val="24"/>
+              </w:rPr>
+            </w:pPr>
+            <w:r>
+              <w:rPr>
+                <w:rFonts w:cs="Times New Roman"/>
+                <w:szCs w:val="24"/>
+              </w:rPr>
+              <w:t>Тумблер “Прожектор ярко”</w:t>
             </w:r>
           </w:p>
         </w:tc>
@@ -2088,8 +1763,7 @@
           <w:p>
             <w:pPr>
               <w:rPr>
-                <w:rFonts w:ascii="Times New Roman" w:hAnsi="Times New Roman"/>
-                <w:sz w:val="24"/>
+                <w:rFonts w:cs="Times New Roman"/>
                 <w:szCs w:val="24"/>
               </w:rPr>
             </w:pPr>
@@ -2106,15 +1780,15 @@
             <w:pPr>
               <w:jc w:val="center"/>
               <w:rPr>
-                <w:rFonts w:ascii="Times New Roman" w:hAnsi="Times New Roman"/>
-                <w:sz w:val="28"/>
-                <w:szCs w:val="28"/>
-                <w:lang w:val="en-US"/>
-              </w:rPr>
-            </w:pPr>
-            <w:r>
-              <w:rPr>
-                <w:rFonts w:ascii="Times New Roman" w:hAnsi="Times New Roman"/>
+                <w:rFonts w:cs="Times New Roman"/>
+                <w:sz w:val="28"/>
+                <w:szCs w:val="28"/>
+                <w:lang w:val="en-US"/>
+              </w:rPr>
+            </w:pPr>
+            <w:r>
+              <w:rPr>
+                <w:rFonts w:cs="Times New Roman"/>
                 <w:sz w:val="28"/>
                 <w:szCs w:val="28"/>
               </w:rPr>
@@ -2122,7 +1796,7 @@
             </w:r>
             <w:r>
               <w:rPr>
-                <w:rFonts w:ascii="Times New Roman" w:hAnsi="Times New Roman"/>
+                <w:rFonts w:cs="Times New Roman"/>
                 <w:sz w:val="28"/>
                 <w:szCs w:val="28"/>
                 <w:lang w:val="en-US"/>
@@ -2131,7 +1805,7 @@
             </w:r>
             <w:r>
               <w:rPr>
-                <w:rFonts w:ascii="Times New Roman" w:hAnsi="Times New Roman"/>
+                <w:rFonts w:cs="Times New Roman"/>
                 <w:sz w:val="28"/>
                 <w:szCs w:val="28"/>
               </w:rPr>
@@ -2139,7 +1813,7 @@
             </w:r>
             <w:r>
               <w:rPr>
-                <w:rFonts w:ascii="Times New Roman" w:hAnsi="Times New Roman"/>
+                <w:rFonts w:cs="Times New Roman"/>
                 <w:sz w:val="28"/>
                 <w:szCs w:val="28"/>
                 <w:lang w:val="en-US"/>
@@ -2156,42 +1830,16 @@
           <w:p>
             <w:pPr>
               <w:rPr>
-                <w:rFonts w:ascii="Times New Roman" w:hAnsi="Times New Roman"/>
-                <w:sz w:val="24"/>
-                <w:szCs w:val="24"/>
-              </w:rPr>
-            </w:pPr>
-            <w:r>
-              <w:rPr>
-                <w:rFonts w:ascii="Times New Roman" w:hAnsi="Times New Roman"/>
-                <w:sz w:val="24"/>
-                <w:szCs w:val="24"/>
-              </w:rPr>
-              <w:t>Т</w:t>
-            </w:r>
-            <w:r>
-              <w:rPr>
-                <w:rFonts w:ascii="Times New Roman" w:hAnsi="Times New Roman"/>
-                <w:sz w:val="24"/>
-                <w:szCs w:val="24"/>
-              </w:rPr>
-              <w:t>умблер “</w:t>
-            </w:r>
-            <w:r>
-              <w:rPr>
-                <w:rFonts w:ascii="Times New Roman" w:hAnsi="Times New Roman"/>
-                <w:sz w:val="24"/>
-                <w:szCs w:val="24"/>
-              </w:rPr>
-              <w:t>Фонарь буферный правый</w:t>
-            </w:r>
-            <w:r>
-              <w:rPr>
-                <w:rFonts w:ascii="Times New Roman" w:hAnsi="Times New Roman"/>
-                <w:sz w:val="24"/>
-                <w:szCs w:val="24"/>
-              </w:rPr>
-              <w:t>”</w:t>
+                <w:rFonts w:cs="Times New Roman"/>
+                <w:szCs w:val="24"/>
+              </w:rPr>
+            </w:pPr>
+            <w:r>
+              <w:rPr>
+                <w:rFonts w:cs="Times New Roman"/>
+                <w:szCs w:val="24"/>
+              </w:rPr>
+              <w:t>Тумблер “Фонарь буферный правый”</w:t>
             </w:r>
           </w:p>
         </w:tc>
@@ -2203,8 +1851,7 @@
           <w:p>
             <w:pPr>
               <w:rPr>
-                <w:rFonts w:ascii="Times New Roman" w:hAnsi="Times New Roman"/>
-                <w:sz w:val="24"/>
+                <w:rFonts w:cs="Times New Roman"/>
                 <w:szCs w:val="24"/>
               </w:rPr>
             </w:pPr>
@@ -2221,15 +1868,15 @@
             <w:pPr>
               <w:jc w:val="center"/>
               <w:rPr>
-                <w:rFonts w:ascii="Times New Roman" w:hAnsi="Times New Roman"/>
-                <w:sz w:val="28"/>
-                <w:szCs w:val="28"/>
-                <w:lang w:val="en-US"/>
-              </w:rPr>
-            </w:pPr>
-            <w:r>
-              <w:rPr>
-                <w:rFonts w:ascii="Times New Roman" w:hAnsi="Times New Roman"/>
+                <w:rFonts w:cs="Times New Roman"/>
+                <w:sz w:val="28"/>
+                <w:szCs w:val="28"/>
+                <w:lang w:val="en-US"/>
+              </w:rPr>
+            </w:pPr>
+            <w:r>
+              <w:rPr>
+                <w:rFonts w:cs="Times New Roman"/>
                 <w:sz w:val="28"/>
                 <w:szCs w:val="28"/>
                 <w:lang w:val="en-US"/>
@@ -2238,7 +1885,7 @@
             </w:r>
             <w:r>
               <w:rPr>
-                <w:rFonts w:ascii="Times New Roman" w:hAnsi="Times New Roman"/>
+                <w:rFonts w:cs="Times New Roman"/>
                 <w:sz w:val="28"/>
                 <w:szCs w:val="28"/>
               </w:rPr>
@@ -2246,7 +1893,7 @@
             </w:r>
             <w:r>
               <w:rPr>
-                <w:rFonts w:ascii="Times New Roman" w:hAnsi="Times New Roman"/>
+                <w:rFonts w:cs="Times New Roman"/>
                 <w:sz w:val="28"/>
                 <w:szCs w:val="28"/>
                 <w:lang w:val="en-US"/>
@@ -2263,42 +1910,16 @@
           <w:p>
             <w:pPr>
               <w:rPr>
-                <w:rFonts w:ascii="Times New Roman" w:hAnsi="Times New Roman"/>
-                <w:sz w:val="24"/>
-                <w:szCs w:val="24"/>
-              </w:rPr>
-            </w:pPr>
-            <w:r>
-              <w:rPr>
-                <w:rFonts w:ascii="Times New Roman" w:hAnsi="Times New Roman"/>
-                <w:sz w:val="24"/>
-                <w:szCs w:val="24"/>
-              </w:rPr>
-              <w:t>Тумблер</w:t>
-            </w:r>
-            <w:r>
-              <w:rPr>
-                <w:rFonts w:ascii="Times New Roman" w:hAnsi="Times New Roman"/>
-                <w:sz w:val="24"/>
-                <w:szCs w:val="24"/>
-              </w:rPr>
-              <w:t xml:space="preserve"> “</w:t>
-            </w:r>
-            <w:r>
-              <w:rPr>
-                <w:rFonts w:ascii="Times New Roman" w:hAnsi="Times New Roman"/>
-                <w:sz w:val="24"/>
-                <w:szCs w:val="24"/>
-              </w:rPr>
-              <w:t>Правый белый/красный</w:t>
-            </w:r>
-            <w:r>
-              <w:rPr>
-                <w:rFonts w:ascii="Times New Roman" w:hAnsi="Times New Roman"/>
-                <w:sz w:val="24"/>
-                <w:szCs w:val="24"/>
-              </w:rPr>
-              <w:t>”</w:t>
+                <w:rFonts w:cs="Times New Roman"/>
+                <w:szCs w:val="24"/>
+              </w:rPr>
+            </w:pPr>
+            <w:r>
+              <w:rPr>
+                <w:rFonts w:cs="Times New Roman"/>
+                <w:szCs w:val="24"/>
+              </w:rPr>
+              <w:t>Тумблер “Правый белый/красный”</w:t>
             </w:r>
           </w:p>
         </w:tc>
@@ -2310,8 +1931,7 @@
           <w:p>
             <w:pPr>
               <w:rPr>
-                <w:rFonts w:ascii="Times New Roman" w:hAnsi="Times New Roman"/>
-                <w:sz w:val="24"/>
+                <w:rFonts w:cs="Times New Roman"/>
                 <w:szCs w:val="24"/>
               </w:rPr>
             </w:pPr>
@@ -2328,15 +1948,15 @@
             <w:pPr>
               <w:jc w:val="center"/>
               <w:rPr>
-                <w:rFonts w:ascii="Times New Roman" w:hAnsi="Times New Roman"/>
-                <w:sz w:val="28"/>
-                <w:szCs w:val="28"/>
-                <w:lang w:val="en-US"/>
-              </w:rPr>
-            </w:pPr>
-            <w:r>
-              <w:rPr>
-                <w:rFonts w:ascii="Times New Roman" w:hAnsi="Times New Roman"/>
+                <w:rFonts w:cs="Times New Roman"/>
+                <w:sz w:val="28"/>
+                <w:szCs w:val="28"/>
+                <w:lang w:val="en-US"/>
+              </w:rPr>
+            </w:pPr>
+            <w:r>
+              <w:rPr>
+                <w:rFonts w:cs="Times New Roman"/>
                 <w:sz w:val="28"/>
                 <w:szCs w:val="28"/>
               </w:rPr>
@@ -2344,7 +1964,7 @@
             </w:r>
             <w:r>
               <w:rPr>
-                <w:rFonts w:ascii="Times New Roman" w:hAnsi="Times New Roman"/>
+                <w:rFonts w:cs="Times New Roman"/>
                 <w:sz w:val="28"/>
                 <w:szCs w:val="28"/>
                 <w:lang w:val="en-US"/>
@@ -2353,7 +1973,7 @@
             </w:r>
             <w:r>
               <w:rPr>
-                <w:rFonts w:ascii="Times New Roman" w:hAnsi="Times New Roman"/>
+                <w:rFonts w:cs="Times New Roman"/>
                 <w:sz w:val="28"/>
                 <w:szCs w:val="28"/>
               </w:rPr>
@@ -2361,7 +1981,7 @@
             </w:r>
             <w:r>
               <w:rPr>
-                <w:rFonts w:ascii="Times New Roman" w:hAnsi="Times New Roman"/>
+                <w:rFonts w:cs="Times New Roman"/>
                 <w:sz w:val="28"/>
                 <w:szCs w:val="28"/>
                 <w:lang w:val="en-US"/>
@@ -2378,66 +1998,44 @@
           <w:p>
             <w:pPr>
               <w:rPr>
-                <w:rFonts w:ascii="Times New Roman" w:hAnsi="Times New Roman"/>
-                <w:sz w:val="24"/>
-                <w:szCs w:val="24"/>
-              </w:rPr>
-            </w:pPr>
-            <w:r>
-              <w:rPr>
-                <w:rFonts w:ascii="Times New Roman" w:hAnsi="Times New Roman"/>
-                <w:sz w:val="24"/>
-                <w:szCs w:val="24"/>
-              </w:rPr>
-              <w:t>Т</w:t>
-            </w:r>
-            <w:r>
-              <w:rPr>
-                <w:rFonts w:ascii="Times New Roman" w:hAnsi="Times New Roman"/>
-                <w:sz w:val="24"/>
-                <w:szCs w:val="24"/>
-              </w:rPr>
-              <w:t>умблер “</w:t>
-            </w:r>
-            <w:r>
-              <w:rPr>
-                <w:rFonts w:ascii="Times New Roman" w:hAnsi="Times New Roman"/>
-                <w:sz w:val="24"/>
+                <w:rFonts w:cs="Times New Roman"/>
+                <w:szCs w:val="24"/>
+              </w:rPr>
+            </w:pPr>
+            <w:r>
+              <w:rPr>
+                <w:rFonts w:cs="Times New Roman"/>
+                <w:szCs w:val="24"/>
+              </w:rPr>
+              <w:t>Тумблер “</w:t>
+            </w:r>
+            <w:r>
+              <w:rPr>
+                <w:rFonts w:cs="Times New Roman"/>
                 <w:szCs w:val="24"/>
               </w:rPr>
               <w:t>Освещение</w:t>
             </w:r>
             <w:r>
               <w:rPr>
-                <w:rFonts w:ascii="Times New Roman" w:hAnsi="Times New Roman"/>
-                <w:sz w:val="24"/>
+                <w:rFonts w:cs="Times New Roman"/>
                 <w:szCs w:val="24"/>
               </w:rPr>
               <w:t xml:space="preserve"> </w:t>
             </w:r>
             <w:r>
               <w:rPr>
-                <w:rFonts w:ascii="Times New Roman" w:hAnsi="Times New Roman"/>
-                <w:sz w:val="24"/>
+                <w:rFonts w:cs="Times New Roman"/>
                 <w:szCs w:val="24"/>
               </w:rPr>
               <w:t xml:space="preserve">кабины </w:t>
             </w:r>
             <w:r>
               <w:rPr>
-                <w:rFonts w:ascii="Times New Roman" w:hAnsi="Times New Roman"/>
-                <w:sz w:val="24"/>
-                <w:szCs w:val="24"/>
-              </w:rPr>
-              <w:t>тускло</w:t>
-            </w:r>
-            <w:r>
-              <w:rPr>
-                <w:rFonts w:ascii="Times New Roman" w:hAnsi="Times New Roman"/>
-                <w:sz w:val="24"/>
-                <w:szCs w:val="24"/>
-              </w:rPr>
-              <w:t>”</w:t>
+                <w:rFonts w:cs="Times New Roman"/>
+                <w:szCs w:val="24"/>
+              </w:rPr>
+              <w:t>тускло”</w:t>
             </w:r>
           </w:p>
         </w:tc>
@@ -2449,8 +2047,7 @@
           <w:p>
             <w:pPr>
               <w:rPr>
-                <w:rFonts w:ascii="Times New Roman" w:hAnsi="Times New Roman"/>
-                <w:sz w:val="24"/>
+                <w:rFonts w:cs="Times New Roman"/>
                 <w:szCs w:val="24"/>
               </w:rPr>
             </w:pPr>
@@ -2467,15 +2064,15 @@
             <w:pPr>
               <w:jc w:val="center"/>
               <w:rPr>
-                <w:rFonts w:ascii="Times New Roman" w:hAnsi="Times New Roman"/>
-                <w:sz w:val="28"/>
-                <w:szCs w:val="28"/>
-                <w:lang w:val="en-US"/>
-              </w:rPr>
-            </w:pPr>
-            <w:r>
-              <w:rPr>
-                <w:rFonts w:ascii="Times New Roman" w:hAnsi="Times New Roman"/>
+                <w:rFonts w:cs="Times New Roman"/>
+                <w:sz w:val="28"/>
+                <w:szCs w:val="28"/>
+                <w:lang w:val="en-US"/>
+              </w:rPr>
+            </w:pPr>
+            <w:r>
+              <w:rPr>
+                <w:rFonts w:cs="Times New Roman"/>
                 <w:sz w:val="28"/>
                 <w:szCs w:val="28"/>
                 <w:lang w:val="en-US"/>
@@ -2484,7 +2081,7 @@
             </w:r>
             <w:r>
               <w:rPr>
-                <w:rFonts w:ascii="Times New Roman" w:hAnsi="Times New Roman"/>
+                <w:rFonts w:cs="Times New Roman"/>
                 <w:sz w:val="28"/>
                 <w:szCs w:val="28"/>
               </w:rPr>
@@ -2492,7 +2089,7 @@
             </w:r>
             <w:r>
               <w:rPr>
-                <w:rFonts w:ascii="Times New Roman" w:hAnsi="Times New Roman"/>
+                <w:rFonts w:cs="Times New Roman"/>
                 <w:sz w:val="28"/>
                 <w:szCs w:val="28"/>
                 <w:lang w:val="en-US"/>
@@ -2509,50 +2106,30 @@
           <w:p>
             <w:pPr>
               <w:rPr>
-                <w:rFonts w:ascii="Times New Roman" w:hAnsi="Times New Roman"/>
-                <w:sz w:val="24"/>
-                <w:szCs w:val="24"/>
-              </w:rPr>
-            </w:pPr>
-            <w:r>
-              <w:rPr>
-                <w:rFonts w:ascii="Times New Roman" w:hAnsi="Times New Roman"/>
-                <w:sz w:val="24"/>
-                <w:szCs w:val="24"/>
-              </w:rPr>
-              <w:t>Т</w:t>
-            </w:r>
-            <w:r>
-              <w:rPr>
-                <w:rFonts w:ascii="Times New Roman" w:hAnsi="Times New Roman"/>
-                <w:sz w:val="24"/>
-                <w:szCs w:val="24"/>
-              </w:rPr>
-              <w:t>умблер “</w:t>
-            </w:r>
-            <w:r>
-              <w:rPr>
-                <w:rFonts w:ascii="Times New Roman" w:hAnsi="Times New Roman"/>
-                <w:sz w:val="24"/>
+                <w:rFonts w:cs="Times New Roman"/>
+                <w:szCs w:val="24"/>
+              </w:rPr>
+            </w:pPr>
+            <w:r>
+              <w:rPr>
+                <w:rFonts w:cs="Times New Roman"/>
+                <w:szCs w:val="24"/>
+              </w:rPr>
+              <w:t>Тумблер “</w:t>
+            </w:r>
+            <w:r>
+              <w:rPr>
+                <w:rFonts w:cs="Times New Roman"/>
                 <w:szCs w:val="24"/>
               </w:rPr>
               <w:t xml:space="preserve">Освещение кабины </w:t>
             </w:r>
             <w:r>
               <w:rPr>
-                <w:rFonts w:ascii="Times New Roman" w:hAnsi="Times New Roman"/>
-                <w:sz w:val="24"/>
-                <w:szCs w:val="24"/>
-              </w:rPr>
-              <w:t>ярко</w:t>
-            </w:r>
-            <w:r>
-              <w:rPr>
-                <w:rFonts w:ascii="Times New Roman" w:hAnsi="Times New Roman"/>
-                <w:sz w:val="24"/>
-                <w:szCs w:val="24"/>
-              </w:rPr>
-              <w:t>”</w:t>
+                <w:rFonts w:cs="Times New Roman"/>
+                <w:szCs w:val="24"/>
+              </w:rPr>
+              <w:t>ярко”</w:t>
             </w:r>
           </w:p>
         </w:tc>
@@ -2564,8 +2141,7 @@
           <w:p>
             <w:pPr>
               <w:rPr>
-                <w:rFonts w:ascii="Times New Roman" w:hAnsi="Times New Roman"/>
-                <w:sz w:val="24"/>
+                <w:rFonts w:cs="Times New Roman"/>
                 <w:szCs w:val="24"/>
               </w:rPr>
             </w:pPr>
@@ -2582,15 +2158,15 @@
             <w:pPr>
               <w:jc w:val="center"/>
               <w:rPr>
-                <w:rFonts w:ascii="Times New Roman" w:hAnsi="Times New Roman"/>
-                <w:sz w:val="28"/>
-                <w:szCs w:val="28"/>
-                <w:lang w:val="en-US"/>
-              </w:rPr>
-            </w:pPr>
-            <w:r>
-              <w:rPr>
-                <w:rFonts w:ascii="Times New Roman" w:hAnsi="Times New Roman"/>
+                <w:rFonts w:cs="Times New Roman"/>
+                <w:sz w:val="28"/>
+                <w:szCs w:val="28"/>
+                <w:lang w:val="en-US"/>
+              </w:rPr>
+            </w:pPr>
+            <w:r>
+              <w:rPr>
+                <w:rFonts w:cs="Times New Roman"/>
                 <w:sz w:val="28"/>
                 <w:szCs w:val="28"/>
                 <w:lang w:val="en-US"/>
@@ -2599,7 +2175,7 @@
             </w:r>
             <w:r>
               <w:rPr>
-                <w:rFonts w:ascii="Times New Roman" w:hAnsi="Times New Roman"/>
+                <w:rFonts w:cs="Times New Roman"/>
                 <w:sz w:val="28"/>
                 <w:szCs w:val="28"/>
                 <w:lang w:val="en-US"/>
@@ -2608,7 +2184,7 @@
             </w:r>
             <w:r>
               <w:rPr>
-                <w:rFonts w:ascii="Times New Roman" w:hAnsi="Times New Roman"/>
+                <w:rFonts w:cs="Times New Roman"/>
                 <w:sz w:val="28"/>
                 <w:szCs w:val="28"/>
                 <w:lang w:val="en-US"/>
@@ -2617,7 +2193,7 @@
             </w:r>
             <w:r>
               <w:rPr>
-                <w:rFonts w:ascii="Times New Roman" w:hAnsi="Times New Roman"/>
+                <w:rFonts w:cs="Times New Roman"/>
                 <w:sz w:val="28"/>
                 <w:szCs w:val="28"/>
                 <w:lang w:val="en-US"/>
@@ -2634,15 +2210,13 @@
           <w:p>
             <w:pPr>
               <w:rPr>
-                <w:rFonts w:ascii="Times New Roman" w:hAnsi="Times New Roman"/>
-                <w:sz w:val="24"/>
-                <w:szCs w:val="24"/>
-              </w:rPr>
-            </w:pPr>
-            <w:r>
-              <w:rPr>
-                <w:rFonts w:ascii="Times New Roman" w:hAnsi="Times New Roman"/>
-                <w:sz w:val="24"/>
+                <w:rFonts w:cs="Times New Roman"/>
+                <w:szCs w:val="24"/>
+              </w:rPr>
+            </w:pPr>
+            <w:r>
+              <w:rPr>
+                <w:rFonts w:cs="Times New Roman"/>
                 <w:szCs w:val="24"/>
               </w:rPr>
               <w:t>Тумблер “Прожектор тускло”</w:t>
@@ -2657,8 +2231,7 @@
           <w:p>
             <w:pPr>
               <w:rPr>
-                <w:rFonts w:ascii="Times New Roman" w:hAnsi="Times New Roman"/>
-                <w:sz w:val="24"/>
+                <w:rFonts w:cs="Times New Roman"/>
                 <w:szCs w:val="24"/>
               </w:rPr>
             </w:pPr>
@@ -2675,15 +2248,15 @@
             <w:pPr>
               <w:jc w:val="center"/>
               <w:rPr>
-                <w:rFonts w:ascii="Times New Roman" w:hAnsi="Times New Roman"/>
-                <w:sz w:val="28"/>
-                <w:szCs w:val="28"/>
-                <w:lang w:val="en-US"/>
-              </w:rPr>
-            </w:pPr>
-            <w:r>
-              <w:rPr>
-                <w:rFonts w:ascii="Times New Roman" w:hAnsi="Times New Roman"/>
+                <w:rFonts w:cs="Times New Roman"/>
+                <w:sz w:val="28"/>
+                <w:szCs w:val="28"/>
+                <w:lang w:val="en-US"/>
+              </w:rPr>
+            </w:pPr>
+            <w:r>
+              <w:rPr>
+                <w:rFonts w:cs="Times New Roman"/>
                 <w:sz w:val="28"/>
                 <w:szCs w:val="28"/>
               </w:rPr>
@@ -2691,7 +2264,7 @@
             </w:r>
             <w:r>
               <w:rPr>
-                <w:rFonts w:ascii="Times New Roman" w:hAnsi="Times New Roman"/>
+                <w:rFonts w:cs="Times New Roman"/>
                 <w:sz w:val="28"/>
                 <w:szCs w:val="28"/>
                 <w:lang w:val="en-US"/>
@@ -2700,7 +2273,7 @@
             </w:r>
             <w:r>
               <w:rPr>
-                <w:rFonts w:ascii="Times New Roman" w:hAnsi="Times New Roman"/>
+                <w:rFonts w:cs="Times New Roman"/>
                 <w:sz w:val="28"/>
                 <w:szCs w:val="28"/>
               </w:rPr>
@@ -2708,7 +2281,7 @@
             </w:r>
             <w:r>
               <w:rPr>
-                <w:rFonts w:ascii="Times New Roman" w:hAnsi="Times New Roman"/>
+                <w:rFonts w:cs="Times New Roman"/>
                 <w:sz w:val="28"/>
                 <w:szCs w:val="28"/>
                 <w:lang w:val="en-US"/>
@@ -2725,42 +2298,16 @@
           <w:p>
             <w:pPr>
               <w:rPr>
-                <w:rFonts w:ascii="Times New Roman" w:hAnsi="Times New Roman"/>
-                <w:sz w:val="24"/>
-                <w:szCs w:val="24"/>
-              </w:rPr>
-            </w:pPr>
-            <w:r>
-              <w:rPr>
-                <w:rFonts w:ascii="Times New Roman" w:hAnsi="Times New Roman"/>
-                <w:sz w:val="24"/>
-                <w:szCs w:val="24"/>
-              </w:rPr>
-              <w:t>Т</w:t>
-            </w:r>
-            <w:r>
-              <w:rPr>
-                <w:rFonts w:ascii="Times New Roman" w:hAnsi="Times New Roman"/>
-                <w:sz w:val="24"/>
-                <w:szCs w:val="24"/>
-              </w:rPr>
-              <w:t>умблер “</w:t>
-            </w:r>
-            <w:r>
-              <w:rPr>
-                <w:rFonts w:ascii="Times New Roman" w:hAnsi="Times New Roman"/>
-                <w:sz w:val="24"/>
-                <w:szCs w:val="24"/>
-              </w:rPr>
-              <w:t>Цепи управления</w:t>
-            </w:r>
-            <w:r>
-              <w:rPr>
-                <w:rFonts w:ascii="Times New Roman" w:hAnsi="Times New Roman"/>
-                <w:sz w:val="24"/>
-                <w:szCs w:val="24"/>
-              </w:rPr>
-              <w:t>”</w:t>
+                <w:rFonts w:cs="Times New Roman"/>
+                <w:szCs w:val="24"/>
+              </w:rPr>
+            </w:pPr>
+            <w:r>
+              <w:rPr>
+                <w:rFonts w:cs="Times New Roman"/>
+                <w:szCs w:val="24"/>
+              </w:rPr>
+              <w:t>Тумблер “Цепи управления”</w:t>
             </w:r>
           </w:p>
         </w:tc>
@@ -2772,8 +2319,7 @@
           <w:p>
             <w:pPr>
               <w:rPr>
-                <w:rFonts w:ascii="Times New Roman" w:hAnsi="Times New Roman"/>
-                <w:sz w:val="24"/>
+                <w:rFonts w:cs="Times New Roman"/>
                 <w:szCs w:val="24"/>
               </w:rPr>
             </w:pPr>
@@ -2790,15 +2336,15 @@
             <w:pPr>
               <w:jc w:val="center"/>
               <w:rPr>
-                <w:rFonts w:ascii="Times New Roman" w:hAnsi="Times New Roman"/>
-                <w:sz w:val="28"/>
-                <w:szCs w:val="28"/>
-                <w:lang w:val="en-US"/>
-              </w:rPr>
-            </w:pPr>
-            <w:r>
-              <w:rPr>
-                <w:rFonts w:ascii="Times New Roman" w:hAnsi="Times New Roman"/>
+                <w:rFonts w:cs="Times New Roman"/>
+                <w:sz w:val="28"/>
+                <w:szCs w:val="28"/>
+                <w:lang w:val="en-US"/>
+              </w:rPr>
+            </w:pPr>
+            <w:r>
+              <w:rPr>
+                <w:rFonts w:cs="Times New Roman"/>
                 <w:sz w:val="28"/>
                 <w:szCs w:val="28"/>
               </w:rPr>
@@ -2806,7 +2352,7 @@
             </w:r>
             <w:r>
               <w:rPr>
-                <w:rFonts w:ascii="Times New Roman" w:hAnsi="Times New Roman"/>
+                <w:rFonts w:cs="Times New Roman"/>
                 <w:sz w:val="28"/>
                 <w:szCs w:val="28"/>
                 <w:lang w:val="en-US"/>
@@ -2815,7 +2361,7 @@
             </w:r>
             <w:r>
               <w:rPr>
-                <w:rFonts w:ascii="Times New Roman" w:hAnsi="Times New Roman"/>
+                <w:rFonts w:cs="Times New Roman"/>
                 <w:sz w:val="28"/>
                 <w:szCs w:val="28"/>
               </w:rPr>
@@ -2823,7 +2369,7 @@
             </w:r>
             <w:r>
               <w:rPr>
-                <w:rFonts w:ascii="Times New Roman" w:hAnsi="Times New Roman"/>
+                <w:rFonts w:cs="Times New Roman"/>
                 <w:sz w:val="28"/>
                 <w:szCs w:val="28"/>
                 <w:lang w:val="en-US"/>
@@ -2840,15 +2386,13 @@
           <w:p>
             <w:pPr>
               <w:rPr>
-                <w:rFonts w:ascii="Times New Roman" w:hAnsi="Times New Roman"/>
-                <w:sz w:val="24"/>
-                <w:szCs w:val="24"/>
-              </w:rPr>
-            </w:pPr>
-            <w:r>
-              <w:rPr>
-                <w:rFonts w:ascii="Times New Roman" w:hAnsi="Times New Roman"/>
-                <w:sz w:val="24"/>
+                <w:rFonts w:cs="Times New Roman"/>
+                <w:szCs w:val="24"/>
+              </w:rPr>
+            </w:pPr>
+            <w:r>
+              <w:rPr>
+                <w:rFonts w:cs="Times New Roman"/>
                 <w:szCs w:val="24"/>
               </w:rPr>
               <w:t>Вставить/извлечь реверсивную рукоятку</w:t>
@@ -2863,11 +2407,38 @@
           <w:p>
             <w:pPr>
               <w:rPr>
-                <w:rFonts w:ascii="Times New Roman" w:hAnsi="Times New Roman"/>
-                <w:sz w:val="24"/>
-                <w:szCs w:val="24"/>
-              </w:rPr>
-            </w:pPr>
+                <w:rFonts w:cs="Times New Roman"/>
+                <w:szCs w:val="24"/>
+              </w:rPr>
+            </w:pPr>
+            <w:r>
+              <w:rPr>
+                <w:rFonts w:cs="Times New Roman"/>
+                <w:szCs w:val="24"/>
+              </w:rPr>
+              <w:t>Извлечение рукоятки только при</w:t>
+            </w:r>
+            <w:r>
+              <w:rPr>
+                <w:rFonts w:cs="Times New Roman"/>
+                <w:szCs w:val="24"/>
+              </w:rPr>
+              <w:t xml:space="preserve"> нулевом положении</w:t>
+            </w:r>
+            <w:r>
+              <w:rPr>
+                <w:rFonts w:cs="Times New Roman"/>
+                <w:szCs w:val="24"/>
+              </w:rPr>
+              <w:t xml:space="preserve"> </w:t>
+            </w:r>
+            <w:r>
+              <w:rPr>
+                <w:rFonts w:cs="Times New Roman"/>
+                <w:szCs w:val="24"/>
+              </w:rPr>
+              <w:t>реверсивного вала</w:t>
+            </w:r>
           </w:p>
         </w:tc>
       </w:tr>
@@ -2881,15 +2452,15 @@
             <w:pPr>
               <w:jc w:val="center"/>
               <w:rPr>
-                <w:rFonts w:ascii="Times New Roman" w:hAnsi="Times New Roman"/>
-                <w:sz w:val="28"/>
-                <w:szCs w:val="28"/>
-                <w:lang w:val="en-US"/>
-              </w:rPr>
-            </w:pPr>
-            <w:r>
-              <w:rPr>
-                <w:rFonts w:ascii="Times New Roman" w:hAnsi="Times New Roman"/>
+                <w:rFonts w:cs="Times New Roman"/>
+                <w:sz w:val="28"/>
+                <w:szCs w:val="28"/>
+                <w:lang w:val="en-US"/>
+              </w:rPr>
+            </w:pPr>
+            <w:r>
+              <w:rPr>
+                <w:rFonts w:cs="Times New Roman"/>
                 <w:sz w:val="28"/>
                 <w:szCs w:val="28"/>
                 <w:lang w:val="en-US"/>
@@ -2906,23 +2477,20 @@
           <w:p>
             <w:pPr>
               <w:rPr>
-                <w:rFonts w:ascii="Times New Roman" w:hAnsi="Times New Roman"/>
-                <w:sz w:val="24"/>
-                <w:szCs w:val="24"/>
-              </w:rPr>
-            </w:pPr>
-            <w:r>
-              <w:rPr>
-                <w:rFonts w:ascii="Times New Roman" w:hAnsi="Times New Roman"/>
-                <w:sz w:val="24"/>
+                <w:rFonts w:cs="Times New Roman"/>
+                <w:szCs w:val="24"/>
+              </w:rPr>
+            </w:pPr>
+            <w:r>
+              <w:rPr>
+                <w:rFonts w:cs="Times New Roman"/>
                 <w:szCs w:val="24"/>
               </w:rPr>
               <w:t>Движение реверсивного вала</w:t>
             </w:r>
             <w:r>
               <w:rPr>
-                <w:rFonts w:ascii="Times New Roman" w:hAnsi="Times New Roman"/>
-                <w:sz w:val="24"/>
+                <w:rFonts w:cs="Times New Roman"/>
                 <w:szCs w:val="24"/>
               </w:rPr>
               <w:br/>
@@ -2930,8 +2498,7 @@
             </w:r>
             <w:r>
               <w:rPr>
-                <w:rFonts w:ascii="Times New Roman" w:hAnsi="Times New Roman"/>
-                <w:sz w:val="24"/>
+                <w:rFonts w:cs="Times New Roman"/>
                 <w:szCs w:val="24"/>
               </w:rPr>
               <w:br/>
@@ -2939,8 +2506,7 @@
             </w:r>
             <w:r>
               <w:rPr>
-                <w:rFonts w:ascii="Times New Roman" w:hAnsi="Times New Roman"/>
-                <w:sz w:val="24"/>
+                <w:rFonts w:cs="Times New Roman"/>
                 <w:szCs w:val="24"/>
               </w:rPr>
               <w:br/>
@@ -2957,42 +2523,30 @@
           <w:p>
             <w:pPr>
               <w:rPr>
-                <w:rFonts w:ascii="Times New Roman" w:hAnsi="Times New Roman"/>
-                <w:sz w:val="24"/>
-                <w:szCs w:val="24"/>
-              </w:rPr>
-            </w:pPr>
-            <w:r>
-              <w:rPr>
-                <w:rFonts w:ascii="Times New Roman" w:hAnsi="Times New Roman"/>
-                <w:sz w:val="24"/>
+                <w:rFonts w:cs="Times New Roman"/>
+                <w:szCs w:val="24"/>
+              </w:rPr>
+            </w:pPr>
+            <w:r>
+              <w:rPr>
+                <w:rFonts w:cs="Times New Roman"/>
                 <w:szCs w:val="24"/>
               </w:rPr>
               <w:t>Переключение направления движения возможно только</w:t>
             </w:r>
             <w:r>
               <w:rPr>
-                <w:rFonts w:ascii="Times New Roman" w:hAnsi="Times New Roman"/>
-                <w:sz w:val="24"/>
-                <w:szCs w:val="24"/>
-              </w:rPr>
-              <w:br/>
-            </w:r>
-            <w:r>
-              <w:rPr>
-                <w:rFonts w:ascii="Times New Roman" w:hAnsi="Times New Roman"/>
-                <w:sz w:val="24"/>
-                <w:szCs w:val="24"/>
-              </w:rPr>
-              <w:t>в нулевом положении главного вала</w:t>
-            </w:r>
-            <w:r>
-              <w:rPr>
-                <w:rFonts w:ascii="Times New Roman" w:hAnsi="Times New Roman"/>
-                <w:sz w:val="24"/>
-                <w:szCs w:val="24"/>
-              </w:rPr>
-              <w:t xml:space="preserve"> контроллера</w:t>
+                <w:rFonts w:cs="Times New Roman"/>
+                <w:szCs w:val="24"/>
+              </w:rPr>
+              <w:t xml:space="preserve"> при</w:t>
+            </w:r>
+            <w:r>
+              <w:rPr>
+                <w:rFonts w:cs="Times New Roman"/>
+                <w:szCs w:val="24"/>
+              </w:rPr>
+              <w:t xml:space="preserve"> нулевом положении главного вала контроллера</w:t>
             </w:r>
           </w:p>
         </w:tc>
@@ -3007,15 +2561,15 @@
             <w:pPr>
               <w:jc w:val="center"/>
               <w:rPr>
-                <w:rFonts w:ascii="Times New Roman" w:hAnsi="Times New Roman"/>
-                <w:sz w:val="28"/>
-                <w:szCs w:val="28"/>
-                <w:lang w:val="en-US"/>
-              </w:rPr>
-            </w:pPr>
-            <w:r>
-              <w:rPr>
-                <w:rFonts w:ascii="Times New Roman" w:hAnsi="Times New Roman"/>
+                <w:rFonts w:cs="Times New Roman"/>
+                <w:sz w:val="28"/>
+                <w:szCs w:val="28"/>
+                <w:lang w:val="en-US"/>
+              </w:rPr>
+            </w:pPr>
+            <w:r>
+              <w:rPr>
+                <w:rFonts w:cs="Times New Roman"/>
                 <w:sz w:val="28"/>
                 <w:szCs w:val="28"/>
                 <w:lang w:val="en-US"/>
@@ -3032,23 +2586,20 @@
           <w:p>
             <w:pPr>
               <w:rPr>
-                <w:rFonts w:ascii="Times New Roman" w:hAnsi="Times New Roman"/>
-                <w:sz w:val="24"/>
-                <w:szCs w:val="24"/>
-              </w:rPr>
-            </w:pPr>
-            <w:r>
-              <w:rPr>
-                <w:rFonts w:ascii="Times New Roman" w:hAnsi="Times New Roman"/>
-                <w:sz w:val="24"/>
+                <w:rFonts w:cs="Times New Roman"/>
+                <w:szCs w:val="24"/>
+              </w:rPr>
+            </w:pPr>
+            <w:r>
+              <w:rPr>
+                <w:rFonts w:cs="Times New Roman"/>
                 <w:szCs w:val="24"/>
               </w:rPr>
               <w:t>Движение реверсивного вала</w:t>
             </w:r>
             <w:r>
               <w:rPr>
-                <w:rFonts w:ascii="Times New Roman" w:hAnsi="Times New Roman"/>
-                <w:sz w:val="24"/>
+                <w:rFonts w:cs="Times New Roman"/>
                 <w:szCs w:val="24"/>
               </w:rPr>
               <w:br/>
@@ -3065,7 +2616,7 @@
           <w:p>
             <w:pPr>
               <w:rPr>
-                <w:rFonts w:ascii="Times New Roman" w:hAnsi="Times New Roman"/>
+                <w:rFonts w:cs="Times New Roman"/>
                 <w:sz w:val="28"/>
                 <w:szCs w:val="28"/>
               </w:rPr>
@@ -3083,15 +2634,15 @@
             <w:pPr>
               <w:jc w:val="center"/>
               <w:rPr>
-                <w:rFonts w:ascii="Times New Roman" w:hAnsi="Times New Roman"/>
-                <w:sz w:val="28"/>
-                <w:szCs w:val="28"/>
-                <w:lang w:val="en-US"/>
-              </w:rPr>
-            </w:pPr>
-            <w:r>
-              <w:rPr>
-                <w:rFonts w:ascii="Times New Roman" w:hAnsi="Times New Roman"/>
+                <w:rFonts w:cs="Times New Roman"/>
+                <w:sz w:val="28"/>
+                <w:szCs w:val="28"/>
+                <w:lang w:val="en-US"/>
+              </w:rPr>
+            </w:pPr>
+            <w:r>
+              <w:rPr>
+                <w:rFonts w:cs="Times New Roman"/>
                 <w:sz w:val="28"/>
                 <w:szCs w:val="28"/>
                 <w:lang w:val="en-US"/>
@@ -3108,38 +2659,20 @@
           <w:p>
             <w:pPr>
               <w:rPr>
-                <w:rFonts w:ascii="Times New Roman" w:hAnsi="Times New Roman"/>
-                <w:sz w:val="24"/>
-                <w:szCs w:val="24"/>
-              </w:rPr>
-            </w:pPr>
-            <w:r>
-              <w:rPr>
-                <w:rFonts w:ascii="Times New Roman" w:hAnsi="Times New Roman"/>
-                <w:sz w:val="24"/>
-                <w:szCs w:val="24"/>
-              </w:rPr>
-              <w:t>Движение рукоятки</w:t>
-            </w:r>
-            <w:r>
-              <w:rPr>
-                <w:sz w:val="24"/>
-                <w:szCs w:val="24"/>
-              </w:rPr>
-              <w:t xml:space="preserve"> </w:t>
-            </w:r>
-            <w:r>
-              <w:rPr>
-                <w:rFonts w:ascii="Times New Roman" w:hAnsi="Times New Roman"/>
-                <w:sz w:val="24"/>
-                <w:szCs w:val="24"/>
-              </w:rPr>
-              <w:t>главного вала</w:t>
-            </w:r>
-            <w:r>
-              <w:rPr>
-                <w:rFonts w:ascii="Times New Roman" w:hAnsi="Times New Roman"/>
-                <w:sz w:val="24"/>
+                <w:rFonts w:cs="Times New Roman"/>
+                <w:szCs w:val="24"/>
+              </w:rPr>
+            </w:pPr>
+            <w:r>
+              <w:rPr>
+                <w:rFonts w:cs="Times New Roman"/>
+                <w:szCs w:val="24"/>
+              </w:rPr>
+              <w:t>Движение рукоятки главного вала</w:t>
+            </w:r>
+            <w:r>
+              <w:rPr>
+                <w:rFonts w:cs="Times New Roman"/>
                 <w:szCs w:val="24"/>
               </w:rPr>
               <w:br/>
@@ -3156,42 +2689,16 @@
           <w:p>
             <w:pPr>
               <w:rPr>
-                <w:rFonts w:ascii="Times New Roman" w:hAnsi="Times New Roman"/>
-                <w:sz w:val="24"/>
-                <w:szCs w:val="24"/>
-              </w:rPr>
-            </w:pPr>
-            <w:r>
-              <w:rPr>
-                <w:rFonts w:ascii="Times New Roman" w:hAnsi="Times New Roman"/>
-                <w:sz w:val="24"/>
-                <w:szCs w:val="24"/>
-              </w:rPr>
-              <w:t>Рукоятка главного вала з</w:t>
-            </w:r>
-            <w:r>
-              <w:rPr>
-                <w:rFonts w:ascii="Times New Roman" w:hAnsi="Times New Roman"/>
-                <w:sz w:val="24"/>
-                <w:szCs w:val="24"/>
-              </w:rPr>
-              <w:t>аблокирована при нулевом</w:t>
-            </w:r>
-            <w:r>
-              <w:rPr>
-                <w:rFonts w:ascii="Times New Roman" w:hAnsi="Times New Roman"/>
-                <w:sz w:val="24"/>
-                <w:szCs w:val="24"/>
-              </w:rPr>
-              <w:t xml:space="preserve"> </w:t>
-            </w:r>
-            <w:r>
-              <w:rPr>
-                <w:rFonts w:ascii="Times New Roman" w:hAnsi="Times New Roman"/>
-                <w:sz w:val="24"/>
-                <w:szCs w:val="24"/>
-              </w:rPr>
-              <w:t>положении реверсивного вала</w:t>
+                <w:rFonts w:cs="Times New Roman"/>
+                <w:szCs w:val="24"/>
+              </w:rPr>
+            </w:pPr>
+            <w:r>
+              <w:rPr>
+                <w:rFonts w:cs="Times New Roman"/>
+                <w:szCs w:val="24"/>
+              </w:rPr>
+              <w:t>Рукоятка главного вала заблокирована при нулевом положении реверсивного вала</w:t>
             </w:r>
           </w:p>
         </w:tc>
@@ -3206,15 +2713,15 @@
             <w:pPr>
               <w:jc w:val="center"/>
               <w:rPr>
-                <w:rFonts w:ascii="Times New Roman" w:hAnsi="Times New Roman"/>
-                <w:sz w:val="28"/>
-                <w:szCs w:val="28"/>
-                <w:lang w:val="en-US"/>
-              </w:rPr>
-            </w:pPr>
-            <w:r>
-              <w:rPr>
-                <w:rFonts w:ascii="Times New Roman" w:hAnsi="Times New Roman"/>
+                <w:rFonts w:cs="Times New Roman"/>
+                <w:sz w:val="28"/>
+                <w:szCs w:val="28"/>
+                <w:lang w:val="en-US"/>
+              </w:rPr>
+            </w:pPr>
+            <w:r>
+              <w:rPr>
+                <w:rFonts w:cs="Times New Roman"/>
                 <w:sz w:val="28"/>
                 <w:szCs w:val="28"/>
                 <w:lang w:val="en-US"/>
@@ -3231,33 +2738,23 @@
           <w:p>
             <w:pPr>
               <w:rPr>
-                <w:rFonts w:ascii="Times New Roman" w:hAnsi="Times New Roman"/>
-                <w:sz w:val="24"/>
-                <w:szCs w:val="24"/>
-              </w:rPr>
-            </w:pPr>
-            <w:r>
-              <w:rPr>
-                <w:rFonts w:ascii="Times New Roman" w:hAnsi="Times New Roman"/>
-                <w:sz w:val="24"/>
+                <w:rFonts w:cs="Times New Roman"/>
+                <w:szCs w:val="24"/>
+              </w:rPr>
+            </w:pPr>
+            <w:r>
+              <w:rPr>
+                <w:rFonts w:cs="Times New Roman"/>
                 <w:szCs w:val="24"/>
               </w:rPr>
               <w:t>Движение рукоятки главного вала</w:t>
             </w:r>
             <w:r>
               <w:rPr>
-                <w:rFonts w:ascii="Times New Roman" w:hAnsi="Times New Roman"/>
-                <w:sz w:val="24"/>
+                <w:rFonts w:cs="Times New Roman"/>
                 <w:szCs w:val="24"/>
               </w:rPr>
               <w:br/>
-            </w:r>
-            <w:r>
-              <w:rPr>
-                <w:rFonts w:ascii="Times New Roman" w:hAnsi="Times New Roman"/>
-                <w:sz w:val="24"/>
-                <w:szCs w:val="24"/>
-              </w:rPr>
               <w:t>контроллера машиниста “от себя”</w:t>
             </w:r>
           </w:p>
@@ -3271,7 +2768,7 @@
           <w:p>
             <w:pPr>
               <w:rPr>
-                <w:rFonts w:ascii="Times New Roman" w:hAnsi="Times New Roman"/>
+                <w:rFonts w:cs="Times New Roman"/>
                 <w:sz w:val="28"/>
                 <w:szCs w:val="28"/>
               </w:rPr>
@@ -3289,15 +2786,15 @@
             <w:pPr>
               <w:jc w:val="center"/>
               <w:rPr>
-                <w:rFonts w:ascii="Times New Roman" w:hAnsi="Times New Roman"/>
-                <w:sz w:val="28"/>
-                <w:szCs w:val="28"/>
-                <w:lang w:val="en-US"/>
-              </w:rPr>
-            </w:pPr>
-            <w:r>
-              <w:rPr>
-                <w:rFonts w:ascii="Times New Roman" w:hAnsi="Times New Roman"/>
+                <w:rFonts w:cs="Times New Roman"/>
+                <w:sz w:val="28"/>
+                <w:szCs w:val="28"/>
+                <w:lang w:val="en-US"/>
+              </w:rPr>
+            </w:pPr>
+            <w:r>
+              <w:rPr>
+                <w:rFonts w:cs="Times New Roman"/>
                 <w:sz w:val="28"/>
                 <w:szCs w:val="28"/>
                 <w:lang w:val="en-US"/>
@@ -3314,38 +2811,20 @@
           <w:p>
             <w:pPr>
               <w:rPr>
-                <w:rFonts w:ascii="Times New Roman" w:hAnsi="Times New Roman"/>
-                <w:sz w:val="24"/>
-                <w:szCs w:val="24"/>
-              </w:rPr>
-            </w:pPr>
-            <w:r>
-              <w:rPr>
-                <w:rFonts w:ascii="Times New Roman" w:hAnsi="Times New Roman"/>
-                <w:sz w:val="24"/>
-                <w:szCs w:val="24"/>
-              </w:rPr>
-              <w:t>Возврат рукоятки</w:t>
-            </w:r>
-            <w:r>
-              <w:rPr>
-                <w:sz w:val="24"/>
-                <w:szCs w:val="24"/>
-              </w:rPr>
-              <w:t xml:space="preserve"> </w:t>
-            </w:r>
-            <w:r>
-              <w:rPr>
-                <w:rFonts w:ascii="Times New Roman" w:hAnsi="Times New Roman"/>
-                <w:sz w:val="24"/>
-                <w:szCs w:val="24"/>
-              </w:rPr>
-              <w:t>главного вала</w:t>
-            </w:r>
-            <w:r>
-              <w:rPr>
-                <w:rFonts w:ascii="Times New Roman" w:hAnsi="Times New Roman"/>
-                <w:sz w:val="24"/>
+                <w:rFonts w:cs="Times New Roman"/>
+                <w:szCs w:val="24"/>
+              </w:rPr>
+            </w:pPr>
+            <w:r>
+              <w:rPr>
+                <w:rFonts w:cs="Times New Roman"/>
+                <w:szCs w:val="24"/>
+              </w:rPr>
+              <w:t>Возврат рукоятки главного вала</w:t>
+            </w:r>
+            <w:r>
+              <w:rPr>
+                <w:rFonts w:cs="Times New Roman"/>
                 <w:szCs w:val="24"/>
               </w:rPr>
               <w:br/>
@@ -3362,7 +2841,7 @@
           <w:p>
             <w:pPr>
               <w:rPr>
-                <w:rFonts w:ascii="Times New Roman" w:hAnsi="Times New Roman"/>
+                <w:rFonts w:cs="Times New Roman"/>
                 <w:sz w:val="28"/>
                 <w:szCs w:val="28"/>
               </w:rPr>
@@ -3380,14 +2859,14 @@
             <w:pPr>
               <w:jc w:val="center"/>
               <w:rPr>
-                <w:rFonts w:ascii="Times New Roman" w:hAnsi="Times New Roman"/>
-                <w:sz w:val="28"/>
-                <w:szCs w:val="28"/>
-              </w:rPr>
-            </w:pPr>
-            <w:r>
-              <w:rPr>
-                <w:rFonts w:ascii="Times New Roman" w:hAnsi="Times New Roman"/>
+                <w:rFonts w:cs="Times New Roman"/>
+                <w:sz w:val="28"/>
+                <w:szCs w:val="28"/>
+              </w:rPr>
+            </w:pPr>
+            <w:r>
+              <w:rPr>
+                <w:rFonts w:cs="Times New Roman"/>
                 <w:sz w:val="28"/>
                 <w:szCs w:val="28"/>
                 <w:lang w:val="en-US"/>
@@ -3397,7 +2876,7 @@
             </w:r>
             <w:r>
               <w:rPr>
-                <w:rFonts w:ascii="Times New Roman" w:hAnsi="Times New Roman"/>
+                <w:rFonts w:cs="Times New Roman"/>
                 <w:sz w:val="28"/>
                 <w:szCs w:val="28"/>
               </w:rPr>
@@ -3413,15 +2892,13 @@
           <w:p>
             <w:pPr>
               <w:rPr>
-                <w:rFonts w:ascii="Times New Roman" w:hAnsi="Times New Roman"/>
-                <w:sz w:val="24"/>
-                <w:szCs w:val="24"/>
-              </w:rPr>
-            </w:pPr>
-            <w:r>
-              <w:rPr>
-                <w:rFonts w:ascii="Times New Roman" w:hAnsi="Times New Roman"/>
-                <w:sz w:val="24"/>
+                <w:rFonts w:cs="Times New Roman"/>
+                <w:szCs w:val="24"/>
+              </w:rPr>
+            </w:pPr>
+            <w:r>
+              <w:rPr>
+                <w:rFonts w:cs="Times New Roman"/>
                 <w:szCs w:val="24"/>
               </w:rPr>
               <w:t>Свисток</w:t>
@@ -3436,8 +2913,7 @@
           <w:p>
             <w:pPr>
               <w:rPr>
-                <w:rFonts w:ascii="Times New Roman" w:hAnsi="Times New Roman"/>
-                <w:sz w:val="24"/>
+                <w:rFonts w:cs="Times New Roman"/>
                 <w:szCs w:val="24"/>
               </w:rPr>
             </w:pPr>
@@ -3454,15 +2930,15 @@
             <w:pPr>
               <w:jc w:val="center"/>
               <w:rPr>
-                <w:rFonts w:ascii="Times New Roman" w:hAnsi="Times New Roman"/>
-                <w:sz w:val="28"/>
-                <w:szCs w:val="28"/>
-                <w:lang w:val="en-US"/>
-              </w:rPr>
-            </w:pPr>
-            <w:r>
-              <w:rPr>
-                <w:rFonts w:ascii="Times New Roman" w:hAnsi="Times New Roman"/>
+                <w:rFonts w:cs="Times New Roman"/>
+                <w:sz w:val="28"/>
+                <w:szCs w:val="28"/>
+                <w:lang w:val="en-US"/>
+              </w:rPr>
+            </w:pPr>
+            <w:r>
+              <w:rPr>
+                <w:rFonts w:cs="Times New Roman"/>
                 <w:sz w:val="28"/>
                 <w:szCs w:val="28"/>
                 <w:lang w:val="en-US"/>
@@ -3479,15 +2955,13 @@
           <w:p>
             <w:pPr>
               <w:rPr>
-                <w:rFonts w:ascii="Times New Roman" w:hAnsi="Times New Roman"/>
-                <w:sz w:val="24"/>
-                <w:szCs w:val="24"/>
-              </w:rPr>
-            </w:pPr>
-            <w:r>
-              <w:rPr>
-                <w:rFonts w:ascii="Times New Roman" w:hAnsi="Times New Roman"/>
-                <w:sz w:val="24"/>
+                <w:rFonts w:cs="Times New Roman"/>
+                <w:szCs w:val="24"/>
+              </w:rPr>
+            </w:pPr>
+            <w:r>
+              <w:rPr>
+                <w:rFonts w:cs="Times New Roman"/>
                 <w:szCs w:val="24"/>
               </w:rPr>
               <w:t>Тифон</w:t>
@@ -3502,8 +2976,7 @@
           <w:p>
             <w:pPr>
               <w:rPr>
-                <w:rFonts w:ascii="Times New Roman" w:hAnsi="Times New Roman"/>
-                <w:sz w:val="24"/>
+                <w:rFonts w:cs="Times New Roman"/>
                 <w:szCs w:val="24"/>
               </w:rPr>
             </w:pPr>
@@ -3520,15 +2993,15 @@
             <w:pPr>
               <w:jc w:val="center"/>
               <w:rPr>
-                <w:rFonts w:ascii="Times New Roman" w:hAnsi="Times New Roman"/>
-                <w:sz w:val="28"/>
-                <w:szCs w:val="28"/>
-                <w:lang w:val="en-US"/>
-              </w:rPr>
-            </w:pPr>
-            <w:r>
-              <w:rPr>
-                <w:rFonts w:ascii="Times New Roman" w:hAnsi="Times New Roman"/>
+                <w:rFonts w:cs="Times New Roman"/>
+                <w:sz w:val="28"/>
+                <w:szCs w:val="28"/>
+                <w:lang w:val="en-US"/>
+              </w:rPr>
+            </w:pPr>
+            <w:r>
+              <w:rPr>
+                <w:rFonts w:cs="Times New Roman"/>
                 <w:sz w:val="28"/>
                 <w:szCs w:val="28"/>
                 <w:lang w:val="en-US"/>
@@ -3545,15 +3018,13 @@
           <w:p>
             <w:pPr>
               <w:rPr>
-                <w:rFonts w:ascii="Times New Roman" w:hAnsi="Times New Roman"/>
-                <w:sz w:val="24"/>
-                <w:szCs w:val="24"/>
-              </w:rPr>
-            </w:pPr>
-            <w:r>
-              <w:rPr>
-                <w:rFonts w:ascii="Times New Roman" w:hAnsi="Times New Roman"/>
-                <w:sz w:val="24"/>
+                <w:rFonts w:cs="Times New Roman"/>
+                <w:szCs w:val="24"/>
+              </w:rPr>
+            </w:pPr>
+            <w:r>
+              <w:rPr>
+                <w:rFonts w:cs="Times New Roman"/>
                 <w:szCs w:val="24"/>
               </w:rPr>
               <w:t>Подача песка</w:t>
@@ -3568,8 +3039,7 @@
           <w:p>
             <w:pPr>
               <w:rPr>
-                <w:rFonts w:ascii="Times New Roman" w:hAnsi="Times New Roman"/>
-                <w:sz w:val="24"/>
+                <w:rFonts w:cs="Times New Roman"/>
                 <w:szCs w:val="24"/>
               </w:rPr>
             </w:pPr>
@@ -3586,15 +3056,15 @@
             <w:pPr>
               <w:jc w:val="center"/>
               <w:rPr>
-                <w:rFonts w:ascii="Times New Roman" w:hAnsi="Times New Roman"/>
-                <w:sz w:val="28"/>
-                <w:szCs w:val="28"/>
-                <w:lang w:val="en-US"/>
-              </w:rPr>
-            </w:pPr>
-            <w:r>
-              <w:rPr>
-                <w:rFonts w:ascii="Times New Roman" w:hAnsi="Times New Roman"/>
+                <w:rFonts w:cs="Times New Roman"/>
+                <w:sz w:val="28"/>
+                <w:szCs w:val="28"/>
+                <w:lang w:val="en-US"/>
+              </w:rPr>
+            </w:pPr>
+            <w:r>
+              <w:rPr>
+                <w:rFonts w:cs="Times New Roman"/>
                 <w:sz w:val="28"/>
                 <w:szCs w:val="28"/>
                 <w:lang w:val="en-US"/>
@@ -3611,26 +3081,16 @@
           <w:p>
             <w:pPr>
               <w:rPr>
-                <w:rFonts w:ascii="Times New Roman" w:hAnsi="Times New Roman"/>
-                <w:sz w:val="24"/>
-                <w:szCs w:val="24"/>
-              </w:rPr>
-            </w:pPr>
-            <w:r>
-              <w:rPr>
-                <w:rFonts w:ascii="Times New Roman" w:hAnsi="Times New Roman"/>
-                <w:sz w:val="24"/>
-                <w:szCs w:val="24"/>
-              </w:rPr>
-              <w:t xml:space="preserve">Рукоятка бдительности </w:t>
-            </w:r>
-            <w:r>
-              <w:rPr>
-                <w:rFonts w:ascii="Times New Roman" w:hAnsi="Times New Roman"/>
-                <w:sz w:val="24"/>
-                <w:szCs w:val="24"/>
-              </w:rPr>
-              <w:t>РБС</w:t>
+                <w:rFonts w:cs="Times New Roman"/>
+                <w:szCs w:val="24"/>
+              </w:rPr>
+            </w:pPr>
+            <w:r>
+              <w:rPr>
+                <w:rFonts w:cs="Times New Roman"/>
+                <w:szCs w:val="24"/>
+              </w:rPr>
+              <w:t>Рукоятка бдительности РБС</w:t>
             </w:r>
           </w:p>
         </w:tc>
@@ -3642,8 +3102,7 @@
           <w:p>
             <w:pPr>
               <w:rPr>
-                <w:rFonts w:ascii="Times New Roman" w:hAnsi="Times New Roman"/>
-                <w:sz w:val="24"/>
+                <w:rFonts w:cs="Times New Roman"/>
                 <w:szCs w:val="24"/>
               </w:rPr>
             </w:pPr>
@@ -3660,15 +3119,15 @@
             <w:pPr>
               <w:jc w:val="center"/>
               <w:rPr>
-                <w:rFonts w:ascii="Times New Roman" w:hAnsi="Times New Roman"/>
-                <w:sz w:val="28"/>
-                <w:szCs w:val="28"/>
-                <w:lang w:val="en-US"/>
-              </w:rPr>
-            </w:pPr>
-            <w:r>
-              <w:rPr>
-                <w:rFonts w:ascii="Times New Roman" w:hAnsi="Times New Roman"/>
+                <w:rFonts w:cs="Times New Roman"/>
+                <w:sz w:val="28"/>
+                <w:szCs w:val="28"/>
+                <w:lang w:val="en-US"/>
+              </w:rPr>
+            </w:pPr>
+            <w:r>
+              <w:rPr>
+                <w:rFonts w:cs="Times New Roman"/>
                 <w:sz w:val="28"/>
                 <w:szCs w:val="28"/>
                 <w:lang w:val="en-US"/>
@@ -3685,26 +3144,16 @@
           <w:p>
             <w:pPr>
               <w:rPr>
-                <w:rFonts w:ascii="Times New Roman" w:hAnsi="Times New Roman"/>
-                <w:sz w:val="24"/>
-                <w:szCs w:val="24"/>
-              </w:rPr>
-            </w:pPr>
-            <w:r>
-              <w:rPr>
-                <w:rFonts w:ascii="Times New Roman" w:hAnsi="Times New Roman"/>
-                <w:sz w:val="24"/>
-                <w:szCs w:val="24"/>
-              </w:rPr>
-              <w:t xml:space="preserve">Рукоятка бдительности </w:t>
-            </w:r>
-            <w:r>
-              <w:rPr>
-                <w:rFonts w:ascii="Times New Roman" w:hAnsi="Times New Roman"/>
-                <w:sz w:val="24"/>
-                <w:szCs w:val="24"/>
-              </w:rPr>
-              <w:t>РБ</w:t>
+                <w:rFonts w:cs="Times New Roman"/>
+                <w:szCs w:val="24"/>
+              </w:rPr>
+            </w:pPr>
+            <w:r>
+              <w:rPr>
+                <w:rFonts w:cs="Times New Roman"/>
+                <w:szCs w:val="24"/>
+              </w:rPr>
+              <w:t>Рукоятка бдительности РБ</w:t>
             </w:r>
           </w:p>
         </w:tc>
@@ -3716,8 +3165,7 @@
           <w:p>
             <w:pPr>
               <w:rPr>
-                <w:rFonts w:ascii="Times New Roman" w:hAnsi="Times New Roman"/>
-                <w:sz w:val="24"/>
+                <w:rFonts w:cs="Times New Roman"/>
                 <w:szCs w:val="24"/>
               </w:rPr>
             </w:pPr>
@@ -3734,48 +3182,39 @@
             <w:pPr>
               <w:jc w:val="center"/>
               <w:rPr>
-                <w:rFonts w:ascii="Times New Roman" w:hAnsi="Times New Roman"/>
-                <w:sz w:val="28"/>
-                <w:szCs w:val="28"/>
-                <w:lang w:val="en-US"/>
-              </w:rPr>
-            </w:pPr>
-            <w:r>
-              <w:rPr>
-                <w:rFonts w:ascii="Times New Roman" w:hAnsi="Times New Roman"/>
-                <w:sz w:val="28"/>
-                <w:szCs w:val="28"/>
-                <w:lang w:val="en-US"/>
-              </w:rPr>
-              <w:t xml:space="preserve">Shift + </w:t>
-            </w:r>
-            <w:r>
-              <w:rPr>
-                <w:rFonts w:ascii="Times New Roman" w:hAnsi="Times New Roman"/>
+                <w:rFonts w:cs="Times New Roman"/>
+                <w:sz w:val="28"/>
+                <w:szCs w:val="28"/>
+                <w:lang w:val="en-US"/>
+              </w:rPr>
+            </w:pPr>
+            <w:r>
+              <w:rPr>
+                <w:rFonts w:cs="Times New Roman"/>
+                <w:sz w:val="28"/>
+                <w:szCs w:val="28"/>
+                <w:lang w:val="en-US"/>
+              </w:rPr>
+              <w:t>Shift + V</w:t>
+            </w:r>
+            <w:r>
+              <w:rPr>
+                <w:rFonts w:cs="Times New Roman"/>
+                <w:sz w:val="28"/>
+                <w:szCs w:val="28"/>
+                <w:lang w:val="en-US"/>
+              </w:rPr>
+              <w:t xml:space="preserve"> | Ctrl + </w:t>
+            </w:r>
+            <w:r>
+              <w:rPr>
+                <w:rFonts w:cs="Times New Roman"/>
                 <w:sz w:val="28"/>
                 <w:szCs w:val="28"/>
                 <w:lang w:val="en-US"/>
               </w:rPr>
               <w:t>V</w:t>
             </w:r>
-            <w:r>
-              <w:rPr>
-                <w:rFonts w:ascii="Times New Roman" w:hAnsi="Times New Roman"/>
-                <w:sz w:val="28"/>
-                <w:szCs w:val="28"/>
-                <w:lang w:val="en-US"/>
-              </w:rPr>
-              <w:t xml:space="preserve"> | Ctrl + </w:t>
-            </w:r>
-            <w:r>
-              <w:rPr>
-                <w:rFonts w:ascii="Times New Roman" w:hAnsi="Times New Roman"/>
-                <w:sz w:val="28"/>
-                <w:szCs w:val="28"/>
-                <w:lang w:val="en-US"/>
-              </w:rPr>
-              <w:t>V</w:t>
-            </w:r>
           </w:p>
         </w:tc>
         <w:tc>
@@ -3786,31 +3225,20 @@
           <w:p>
             <w:pPr>
               <w:rPr>
-                <w:rFonts w:ascii="Times New Roman" w:hAnsi="Times New Roman"/>
-                <w:sz w:val="24"/>
-                <w:szCs w:val="24"/>
-              </w:rPr>
-            </w:pPr>
-            <w:r>
-              <w:rPr>
-                <w:rFonts w:ascii="Times New Roman" w:hAnsi="Times New Roman"/>
-                <w:sz w:val="24"/>
-                <w:szCs w:val="24"/>
-              </w:rPr>
-              <w:t>Т</w:t>
-            </w:r>
-            <w:r>
-              <w:rPr>
-                <w:rFonts w:ascii="Times New Roman" w:hAnsi="Times New Roman"/>
-                <w:sz w:val="24"/>
-                <w:szCs w:val="24"/>
-              </w:rPr>
-              <w:t>умблер “Электропневматический</w:t>
-            </w:r>
-            <w:r>
-              <w:rPr>
-                <w:rFonts w:ascii="Times New Roman" w:hAnsi="Times New Roman"/>
-                <w:sz w:val="24"/>
+                <w:rFonts w:cs="Times New Roman"/>
+                <w:szCs w:val="24"/>
+              </w:rPr>
+            </w:pPr>
+            <w:r>
+              <w:rPr>
+                <w:rFonts w:cs="Times New Roman"/>
+                <w:szCs w:val="24"/>
+              </w:rPr>
+              <w:t>Тумблер “Электропневматический</w:t>
+            </w:r>
+            <w:r>
+              <w:rPr>
+                <w:rFonts w:cs="Times New Roman"/>
                 <w:szCs w:val="24"/>
               </w:rPr>
               <w:br/>
@@ -3826,15 +3254,13 @@
           <w:p>
             <w:pPr>
               <w:rPr>
-                <w:rFonts w:ascii="Times New Roman" w:hAnsi="Times New Roman"/>
-                <w:sz w:val="24"/>
-                <w:szCs w:val="24"/>
-              </w:rPr>
-            </w:pPr>
-            <w:r>
-              <w:rPr>
-                <w:rFonts w:ascii="Times New Roman" w:hAnsi="Times New Roman"/>
-                <w:sz w:val="24"/>
+                <w:rFonts w:cs="Times New Roman"/>
+                <w:szCs w:val="24"/>
+              </w:rPr>
+            </w:pPr>
+            <w:r>
+              <w:rPr>
+                <w:rFonts w:cs="Times New Roman"/>
                 <w:szCs w:val="24"/>
               </w:rPr>
               <w:t>Только на ВЛ60пк</w:t>
@@ -3853,15 +3279,14 @@
             <w:pPr>
               <w:jc w:val="center"/>
               <w:rPr>
-                <w:rFonts w:ascii="Times New Roman" w:hAnsi="Times New Roman"/>
-                <w:sz w:val="28"/>
-                <w:szCs w:val="28"/>
-              </w:rPr>
-            </w:pPr>
-            <w:r>
-              <w:rPr>
-                <w:rFonts w:ascii="Times New Roman" w:hAnsi="Times New Roman"/>
-                <w:sz w:val="24"/>
+                <w:rFonts w:cs="Times New Roman"/>
+                <w:sz w:val="28"/>
+                <w:szCs w:val="28"/>
+              </w:rPr>
+            </w:pPr>
+            <w:r>
+              <w:rPr>
+                <w:rFonts w:cs="Times New Roman"/>
                 <w:szCs w:val="24"/>
               </w:rPr>
               <w:t xml:space="preserve">Кран машиниста </w:t>
@@ -3869,8 +3294,7 @@
             <w:proofErr w:type="spellStart"/>
             <w:r>
               <w:rPr>
-                <w:rFonts w:ascii="Times New Roman" w:hAnsi="Times New Roman"/>
-                <w:sz w:val="24"/>
+                <w:rFonts w:cs="Times New Roman"/>
                 <w:szCs w:val="24"/>
               </w:rPr>
               <w:t>усл</w:t>
@@ -3878,8 +3302,7 @@
             <w:proofErr w:type="spellEnd"/>
             <w:r>
               <w:rPr>
-                <w:rFonts w:ascii="Times New Roman" w:hAnsi="Times New Roman"/>
-                <w:sz w:val="24"/>
+                <w:rFonts w:cs="Times New Roman"/>
                 <w:szCs w:val="24"/>
               </w:rPr>
               <w:t>. № 395</w:t>
@@ -3897,7 +3320,7 @@
             <w:pPr>
               <w:jc w:val="center"/>
               <w:rPr>
-                <w:rFonts w:ascii="Times New Roman" w:hAnsi="Times New Roman"/>
+                <w:rFonts w:cs="Times New Roman"/>
                 <w:sz w:val="28"/>
                 <w:szCs w:val="28"/>
                 <w:lang w:val="en-US"/>
@@ -3906,7 +3329,7 @@
             <w:proofErr w:type="gramStart"/>
             <w:r>
               <w:rPr>
-                <w:rFonts w:ascii="Times New Roman" w:hAnsi="Times New Roman"/>
+                <w:rFonts w:cs="Times New Roman"/>
                 <w:sz w:val="28"/>
                 <w:szCs w:val="28"/>
                 <w:lang w:val="en-US"/>
@@ -3916,7 +3339,7 @@
             <w:proofErr w:type="gramEnd"/>
             <w:r>
               <w:rPr>
-                <w:rFonts w:ascii="Times New Roman" w:hAnsi="Times New Roman"/>
+                <w:rFonts w:cs="Times New Roman"/>
                 <w:sz w:val="28"/>
                 <w:szCs w:val="28"/>
               </w:rPr>
@@ -3924,7 +3347,7 @@
             </w:r>
             <w:r>
               <w:rPr>
-                <w:rFonts w:ascii="Times New Roman" w:hAnsi="Times New Roman"/>
+                <w:rFonts w:cs="Times New Roman"/>
                 <w:sz w:val="28"/>
                 <w:szCs w:val="28"/>
                 <w:lang w:val="en-US"/>
@@ -3941,15 +3364,13 @@
           <w:p>
             <w:pPr>
               <w:rPr>
-                <w:rFonts w:ascii="Times New Roman" w:hAnsi="Times New Roman"/>
-                <w:sz w:val="24"/>
-                <w:szCs w:val="24"/>
-              </w:rPr>
-            </w:pPr>
-            <w:r>
-              <w:rPr>
-                <w:rFonts w:ascii="Times New Roman" w:hAnsi="Times New Roman"/>
-                <w:sz w:val="24"/>
+                <w:rFonts w:cs="Times New Roman"/>
+                <w:szCs w:val="24"/>
+              </w:rPr>
+            </w:pPr>
+            <w:r>
+              <w:rPr>
+                <w:rFonts w:cs="Times New Roman"/>
                 <w:szCs w:val="24"/>
               </w:rPr>
               <w:t>Управление рукояткой крана:</w:t>
@@ -3958,15 +3379,13 @@
           <w:p>
             <w:pPr>
               <w:rPr>
-                <w:rFonts w:ascii="Times New Roman" w:hAnsi="Times New Roman"/>
-                <w:sz w:val="24"/>
-                <w:szCs w:val="24"/>
-              </w:rPr>
-            </w:pPr>
-            <w:r>
-              <w:rPr>
-                <w:rFonts w:ascii="Times New Roman" w:hAnsi="Times New Roman"/>
-                <w:sz w:val="24"/>
+                <w:rFonts w:cs="Times New Roman"/>
+                <w:szCs w:val="24"/>
+              </w:rPr>
+            </w:pPr>
+            <w:r>
+              <w:rPr>
+                <w:rFonts w:cs="Times New Roman"/>
                 <w:szCs w:val="24"/>
               </w:rPr>
               <w:t>вращать “на себя”</w:t>
@@ -3981,8 +3400,7 @@
           <w:p>
             <w:pPr>
               <w:rPr>
-                <w:rFonts w:ascii="Times New Roman" w:hAnsi="Times New Roman"/>
-                <w:sz w:val="24"/>
+                <w:rFonts w:cs="Times New Roman"/>
                 <w:szCs w:val="24"/>
               </w:rPr>
             </w:pPr>
@@ -3999,14 +3417,14 @@
             <w:pPr>
               <w:jc w:val="center"/>
               <w:rPr>
-                <w:rFonts w:ascii="Times New Roman" w:hAnsi="Times New Roman"/>
-                <w:sz w:val="28"/>
-                <w:szCs w:val="28"/>
-              </w:rPr>
-            </w:pPr>
-            <w:r>
-              <w:rPr>
-                <w:rFonts w:ascii="Times New Roman" w:hAnsi="Times New Roman"/>
+                <w:rFonts w:cs="Times New Roman"/>
+                <w:sz w:val="28"/>
+                <w:szCs w:val="28"/>
+              </w:rPr>
+            </w:pPr>
+            <w:r>
+              <w:rPr>
+                <w:rFonts w:cs="Times New Roman"/>
                 <w:sz w:val="28"/>
                 <w:szCs w:val="28"/>
                 <w:lang w:val="en-US"/>
@@ -4015,7 +3433,7 @@
             </w:r>
             <w:r>
               <w:rPr>
-                <w:rFonts w:ascii="Times New Roman" w:hAnsi="Times New Roman"/>
+                <w:rFonts w:cs="Times New Roman"/>
                 <w:sz w:val="28"/>
                 <w:szCs w:val="28"/>
               </w:rPr>
@@ -4031,15 +3449,13 @@
           <w:p>
             <w:pPr>
               <w:rPr>
-                <w:rFonts w:ascii="Times New Roman" w:hAnsi="Times New Roman"/>
-                <w:sz w:val="24"/>
-                <w:szCs w:val="24"/>
-              </w:rPr>
-            </w:pPr>
-            <w:r>
-              <w:rPr>
-                <w:rFonts w:ascii="Times New Roman" w:hAnsi="Times New Roman"/>
-                <w:sz w:val="24"/>
+                <w:rFonts w:cs="Times New Roman"/>
+                <w:szCs w:val="24"/>
+              </w:rPr>
+            </w:pPr>
+            <w:r>
+              <w:rPr>
+                <w:rFonts w:cs="Times New Roman"/>
                 <w:szCs w:val="24"/>
               </w:rPr>
               <w:t>Управление рукояткой крана:</w:t>
@@ -4048,15 +3464,13 @@
           <w:p>
             <w:pPr>
               <w:rPr>
-                <w:rFonts w:ascii="Times New Roman" w:hAnsi="Times New Roman"/>
-                <w:sz w:val="24"/>
-                <w:szCs w:val="24"/>
-              </w:rPr>
-            </w:pPr>
-            <w:r>
-              <w:rPr>
-                <w:rFonts w:ascii="Times New Roman" w:hAnsi="Times New Roman"/>
-                <w:sz w:val="24"/>
+                <w:rFonts w:cs="Times New Roman"/>
+                <w:szCs w:val="24"/>
+              </w:rPr>
+            </w:pPr>
+            <w:r>
+              <w:rPr>
+                <w:rFonts w:cs="Times New Roman"/>
                 <w:szCs w:val="24"/>
               </w:rPr>
               <w:t>вращать “от себя”</w:t>
@@ -4071,8 +3485,7 @@
           <w:p>
             <w:pPr>
               <w:rPr>
-                <w:rFonts w:ascii="Times New Roman" w:hAnsi="Times New Roman"/>
-                <w:sz w:val="24"/>
+                <w:rFonts w:cs="Times New Roman"/>
                 <w:szCs w:val="24"/>
               </w:rPr>
             </w:pPr>
@@ -4089,7 +3502,7 @@
             <w:pPr>
               <w:jc w:val="center"/>
               <w:rPr>
-                <w:rFonts w:ascii="Times New Roman" w:hAnsi="Times New Roman"/>
+                <w:rFonts w:cs="Times New Roman"/>
                 <w:sz w:val="28"/>
                 <w:szCs w:val="28"/>
                 <w:lang w:val="en-US"/>
@@ -4098,7 +3511,7 @@
             <w:bookmarkStart w:id="0" w:name="_Hlk184329809"/>
             <w:r>
               <w:rPr>
-                <w:rFonts w:ascii="Times New Roman" w:hAnsi="Times New Roman"/>
+                <w:rFonts w:cs="Times New Roman"/>
                 <w:sz w:val="28"/>
                 <w:szCs w:val="28"/>
                 <w:lang w:val="en-US"/>
@@ -4115,15 +3528,13 @@
           <w:p>
             <w:pPr>
               <w:rPr>
-                <w:rFonts w:ascii="Times New Roman" w:hAnsi="Times New Roman"/>
-                <w:sz w:val="24"/>
-                <w:szCs w:val="24"/>
-              </w:rPr>
-            </w:pPr>
-            <w:r>
-              <w:rPr>
-                <w:rFonts w:ascii="Times New Roman" w:hAnsi="Times New Roman"/>
-                <w:sz w:val="24"/>
+                <w:rFonts w:cs="Times New Roman"/>
+                <w:szCs w:val="24"/>
+              </w:rPr>
+            </w:pPr>
+            <w:r>
+              <w:rPr>
+                <w:rFonts w:cs="Times New Roman"/>
                 <w:szCs w:val="24"/>
               </w:rPr>
               <w:t>Положение I (зарядка и отпуск)</w:t>
@@ -4138,8 +3549,7 @@
           <w:p>
             <w:pPr>
               <w:rPr>
-                <w:rFonts w:ascii="Times New Roman" w:hAnsi="Times New Roman"/>
-                <w:sz w:val="24"/>
+                <w:rFonts w:cs="Times New Roman"/>
                 <w:szCs w:val="24"/>
               </w:rPr>
             </w:pPr>
@@ -4156,29 +3566,20 @@
             <w:pPr>
               <w:jc w:val="center"/>
               <w:rPr>
-                <w:rFonts w:ascii="Times New Roman" w:hAnsi="Times New Roman"/>
-                <w:sz w:val="28"/>
-                <w:szCs w:val="28"/>
-                <w:lang w:val="en-US"/>
-              </w:rPr>
-            </w:pPr>
-            <w:r>
-              <w:rPr>
-                <w:rFonts w:ascii="Times New Roman" w:hAnsi="Times New Roman"/>
-                <w:sz w:val="28"/>
-                <w:szCs w:val="28"/>
-                <w:lang w:val="en-US"/>
-              </w:rPr>
-              <w:t xml:space="preserve">Alt + </w:t>
-            </w:r>
-            <w:r>
-              <w:rPr>
-                <w:rFonts w:ascii="Times New Roman" w:hAnsi="Times New Roman"/>
-                <w:sz w:val="28"/>
-                <w:szCs w:val="28"/>
-                <w:lang w:val="en-US"/>
-              </w:rPr>
-              <w:t>2</w:t>
+                <w:rFonts w:cs="Times New Roman"/>
+                <w:sz w:val="28"/>
+                <w:szCs w:val="28"/>
+                <w:lang w:val="en-US"/>
+              </w:rPr>
+            </w:pPr>
+            <w:r>
+              <w:rPr>
+                <w:rFonts w:cs="Times New Roman"/>
+                <w:sz w:val="28"/>
+                <w:szCs w:val="28"/>
+                <w:lang w:val="en-US"/>
+              </w:rPr>
+              <w:t>Alt + 2</w:t>
             </w:r>
           </w:p>
         </w:tc>
@@ -4190,15 +3591,13 @@
           <w:p>
             <w:pPr>
               <w:rPr>
-                <w:rFonts w:ascii="Times New Roman" w:hAnsi="Times New Roman"/>
-                <w:sz w:val="24"/>
-                <w:szCs w:val="24"/>
-              </w:rPr>
-            </w:pPr>
-            <w:r>
-              <w:rPr>
-                <w:rFonts w:ascii="Times New Roman" w:hAnsi="Times New Roman"/>
-                <w:sz w:val="24"/>
+                <w:rFonts w:cs="Times New Roman"/>
+                <w:szCs w:val="24"/>
+              </w:rPr>
+            </w:pPr>
+            <w:r>
+              <w:rPr>
+                <w:rFonts w:cs="Times New Roman"/>
                 <w:szCs w:val="24"/>
               </w:rPr>
               <w:t>Положение II (поездное)</w:t>
@@ -4213,8 +3612,7 @@
           <w:p>
             <w:pPr>
               <w:rPr>
-                <w:rFonts w:ascii="Times New Roman" w:hAnsi="Times New Roman"/>
-                <w:sz w:val="24"/>
+                <w:rFonts w:cs="Times New Roman"/>
                 <w:szCs w:val="24"/>
               </w:rPr>
             </w:pPr>
@@ -4231,29 +3629,20 @@
             <w:pPr>
               <w:jc w:val="center"/>
               <w:rPr>
-                <w:rFonts w:ascii="Times New Roman" w:hAnsi="Times New Roman"/>
-                <w:sz w:val="28"/>
-                <w:szCs w:val="28"/>
-                <w:lang w:val="en-US"/>
-              </w:rPr>
-            </w:pPr>
-            <w:r>
-              <w:rPr>
-                <w:rFonts w:ascii="Times New Roman" w:hAnsi="Times New Roman"/>
-                <w:sz w:val="28"/>
-                <w:szCs w:val="28"/>
-                <w:lang w:val="en-US"/>
-              </w:rPr>
-              <w:t xml:space="preserve">Alt + </w:t>
-            </w:r>
-            <w:r>
-              <w:rPr>
-                <w:rFonts w:ascii="Times New Roman" w:hAnsi="Times New Roman"/>
-                <w:sz w:val="28"/>
-                <w:szCs w:val="28"/>
-                <w:lang w:val="en-US"/>
-              </w:rPr>
-              <w:t>3</w:t>
+                <w:rFonts w:cs="Times New Roman"/>
+                <w:sz w:val="28"/>
+                <w:szCs w:val="28"/>
+                <w:lang w:val="en-US"/>
+              </w:rPr>
+            </w:pPr>
+            <w:r>
+              <w:rPr>
+                <w:rFonts w:cs="Times New Roman"/>
+                <w:sz w:val="28"/>
+                <w:szCs w:val="28"/>
+                <w:lang w:val="en-US"/>
+              </w:rPr>
+              <w:t>Alt + 3</w:t>
             </w:r>
           </w:p>
         </w:tc>
@@ -4265,15 +3654,13 @@
           <w:p>
             <w:pPr>
               <w:rPr>
-                <w:rFonts w:ascii="Times New Roman" w:hAnsi="Times New Roman"/>
-                <w:sz w:val="24"/>
-                <w:szCs w:val="24"/>
-              </w:rPr>
-            </w:pPr>
-            <w:r>
-              <w:rPr>
-                <w:rFonts w:ascii="Times New Roman" w:hAnsi="Times New Roman"/>
-                <w:sz w:val="24"/>
+                <w:rFonts w:cs="Times New Roman"/>
+                <w:szCs w:val="24"/>
+              </w:rPr>
+            </w:pPr>
+            <w:r>
+              <w:rPr>
+                <w:rFonts w:cs="Times New Roman"/>
                 <w:szCs w:val="24"/>
               </w:rPr>
               <w:t>Положение III (</w:t>
@@ -4281,8 +3668,7 @@
             <w:proofErr w:type="spellStart"/>
             <w:r>
               <w:rPr>
-                <w:rFonts w:ascii="Times New Roman" w:hAnsi="Times New Roman"/>
-                <w:sz w:val="24"/>
+                <w:rFonts w:cs="Times New Roman"/>
                 <w:szCs w:val="24"/>
               </w:rPr>
               <w:t>перекрыша</w:t>
@@ -4290,8 +3676,7 @@
             <w:proofErr w:type="spellEnd"/>
             <w:r>
               <w:rPr>
-                <w:rFonts w:ascii="Times New Roman" w:hAnsi="Times New Roman"/>
-                <w:sz w:val="24"/>
+                <w:rFonts w:cs="Times New Roman"/>
                 <w:szCs w:val="24"/>
               </w:rPr>
               <w:br/>
@@ -4307,8 +3692,7 @@
           <w:p>
             <w:pPr>
               <w:rPr>
-                <w:rFonts w:ascii="Times New Roman" w:hAnsi="Times New Roman"/>
-                <w:sz w:val="24"/>
+                <w:rFonts w:cs="Times New Roman"/>
                 <w:szCs w:val="24"/>
               </w:rPr>
             </w:pPr>
@@ -4325,29 +3709,20 @@
             <w:pPr>
               <w:jc w:val="center"/>
               <w:rPr>
-                <w:rFonts w:ascii="Times New Roman" w:hAnsi="Times New Roman"/>
-                <w:sz w:val="28"/>
-                <w:szCs w:val="28"/>
-                <w:lang w:val="en-US"/>
-              </w:rPr>
-            </w:pPr>
-            <w:r>
-              <w:rPr>
-                <w:rFonts w:ascii="Times New Roman" w:hAnsi="Times New Roman"/>
-                <w:sz w:val="28"/>
-                <w:szCs w:val="28"/>
-                <w:lang w:val="en-US"/>
-              </w:rPr>
-              <w:t xml:space="preserve">Alt + </w:t>
-            </w:r>
-            <w:r>
-              <w:rPr>
-                <w:rFonts w:ascii="Times New Roman" w:hAnsi="Times New Roman"/>
-                <w:sz w:val="28"/>
-                <w:szCs w:val="28"/>
-                <w:lang w:val="en-US"/>
-              </w:rPr>
-              <w:t>4</w:t>
+                <w:rFonts w:cs="Times New Roman"/>
+                <w:sz w:val="28"/>
+                <w:szCs w:val="28"/>
+                <w:lang w:val="en-US"/>
+              </w:rPr>
+            </w:pPr>
+            <w:r>
+              <w:rPr>
+                <w:rFonts w:cs="Times New Roman"/>
+                <w:sz w:val="28"/>
+                <w:szCs w:val="28"/>
+                <w:lang w:val="en-US"/>
+              </w:rPr>
+              <w:t>Alt + 4</w:t>
             </w:r>
           </w:p>
         </w:tc>
@@ -4359,15 +3734,13 @@
           <w:p>
             <w:pPr>
               <w:rPr>
-                <w:rFonts w:ascii="Times New Roman" w:hAnsi="Times New Roman"/>
-                <w:sz w:val="24"/>
-                <w:szCs w:val="24"/>
-              </w:rPr>
-            </w:pPr>
-            <w:r>
-              <w:rPr>
-                <w:rFonts w:ascii="Times New Roman" w:hAnsi="Times New Roman"/>
-                <w:sz w:val="24"/>
+                <w:rFonts w:cs="Times New Roman"/>
+                <w:szCs w:val="24"/>
+              </w:rPr>
+            </w:pPr>
+            <w:r>
+              <w:rPr>
+                <w:rFonts w:cs="Times New Roman"/>
                 <w:szCs w:val="24"/>
               </w:rPr>
               <w:t>Положение IV (</w:t>
@@ -4375,8 +3748,7 @@
             <w:proofErr w:type="spellStart"/>
             <w:r>
               <w:rPr>
-                <w:rFonts w:ascii="Times New Roman" w:hAnsi="Times New Roman"/>
-                <w:sz w:val="24"/>
+                <w:rFonts w:cs="Times New Roman"/>
                 <w:szCs w:val="24"/>
               </w:rPr>
               <w:t>перекрыша</w:t>
@@ -4384,8 +3756,7 @@
             <w:proofErr w:type="spellEnd"/>
             <w:r>
               <w:rPr>
-                <w:rFonts w:ascii="Times New Roman" w:hAnsi="Times New Roman"/>
-                <w:sz w:val="24"/>
+                <w:rFonts w:cs="Times New Roman"/>
                 <w:szCs w:val="24"/>
               </w:rPr>
               <w:br/>
@@ -4401,8 +3772,7 @@
           <w:p>
             <w:pPr>
               <w:rPr>
-                <w:rFonts w:ascii="Times New Roman" w:hAnsi="Times New Roman"/>
-                <w:sz w:val="24"/>
+                <w:rFonts w:cs="Times New Roman"/>
                 <w:szCs w:val="24"/>
               </w:rPr>
             </w:pPr>
@@ -4419,29 +3789,20 @@
             <w:pPr>
               <w:jc w:val="center"/>
               <w:rPr>
-                <w:rFonts w:ascii="Times New Roman" w:hAnsi="Times New Roman"/>
-                <w:sz w:val="28"/>
-                <w:szCs w:val="28"/>
-                <w:lang w:val="en-US"/>
-              </w:rPr>
-            </w:pPr>
-            <w:r>
-              <w:rPr>
-                <w:rFonts w:ascii="Times New Roman" w:hAnsi="Times New Roman"/>
-                <w:sz w:val="28"/>
-                <w:szCs w:val="28"/>
-                <w:lang w:val="en-US"/>
-              </w:rPr>
-              <w:t xml:space="preserve">Alt + </w:t>
-            </w:r>
-            <w:r>
-              <w:rPr>
-                <w:rFonts w:ascii="Times New Roman" w:hAnsi="Times New Roman"/>
-                <w:sz w:val="28"/>
-                <w:szCs w:val="28"/>
-                <w:lang w:val="en-US"/>
-              </w:rPr>
-              <w:t>5</w:t>
+                <w:rFonts w:cs="Times New Roman"/>
+                <w:sz w:val="28"/>
+                <w:szCs w:val="28"/>
+                <w:lang w:val="en-US"/>
+              </w:rPr>
+            </w:pPr>
+            <w:r>
+              <w:rPr>
+                <w:rFonts w:cs="Times New Roman"/>
+                <w:sz w:val="28"/>
+                <w:szCs w:val="28"/>
+                <w:lang w:val="en-US"/>
+              </w:rPr>
+              <w:t>Alt + 5</w:t>
             </w:r>
           </w:p>
         </w:tc>
@@ -4453,15 +3814,13 @@
           <w:p>
             <w:pPr>
               <w:rPr>
-                <w:rFonts w:ascii="Times New Roman" w:hAnsi="Times New Roman"/>
-                <w:sz w:val="24"/>
-                <w:szCs w:val="24"/>
-              </w:rPr>
-            </w:pPr>
-            <w:r>
-              <w:rPr>
-                <w:rFonts w:ascii="Times New Roman" w:hAnsi="Times New Roman"/>
-                <w:sz w:val="24"/>
+                <w:rFonts w:cs="Times New Roman"/>
+                <w:szCs w:val="24"/>
+              </w:rPr>
+            </w:pPr>
+            <w:r>
+              <w:rPr>
+                <w:rFonts w:cs="Times New Roman"/>
                 <w:szCs w:val="24"/>
               </w:rPr>
               <w:t xml:space="preserve">Положение </w:t>
@@ -4469,8 +3828,7 @@
             <w:proofErr w:type="spellStart"/>
             <w:r>
               <w:rPr>
-                <w:rFonts w:ascii="Times New Roman" w:hAnsi="Times New Roman"/>
-                <w:sz w:val="24"/>
+                <w:rFonts w:cs="Times New Roman"/>
                 <w:szCs w:val="24"/>
               </w:rPr>
               <w:t>Va</w:t>
@@ -4478,16 +3836,14 @@
             <w:proofErr w:type="spellEnd"/>
             <w:r>
               <w:rPr>
-                <w:rFonts w:ascii="Times New Roman" w:hAnsi="Times New Roman"/>
-                <w:sz w:val="24"/>
+                <w:rFonts w:cs="Times New Roman"/>
                 <w:szCs w:val="24"/>
               </w:rPr>
               <w:t xml:space="preserve"> (замедленное</w:t>
             </w:r>
             <w:r>
               <w:rPr>
-                <w:rFonts w:ascii="Times New Roman" w:hAnsi="Times New Roman"/>
-                <w:sz w:val="24"/>
+                <w:rFonts w:cs="Times New Roman"/>
                 <w:szCs w:val="24"/>
               </w:rPr>
               <w:br/>
@@ -4503,8 +3859,7 @@
           <w:p>
             <w:pPr>
               <w:rPr>
-                <w:rFonts w:ascii="Times New Roman" w:hAnsi="Times New Roman"/>
-                <w:sz w:val="24"/>
+                <w:rFonts w:cs="Times New Roman"/>
                 <w:szCs w:val="24"/>
               </w:rPr>
             </w:pPr>
@@ -4522,29 +3877,20 @@
             <w:pPr>
               <w:jc w:val="center"/>
               <w:rPr>
-                <w:rFonts w:ascii="Times New Roman" w:hAnsi="Times New Roman"/>
-                <w:sz w:val="28"/>
-                <w:szCs w:val="28"/>
-                <w:lang w:val="en-US"/>
-              </w:rPr>
-            </w:pPr>
-            <w:r>
-              <w:rPr>
-                <w:rFonts w:ascii="Times New Roman" w:hAnsi="Times New Roman"/>
-                <w:sz w:val="28"/>
-                <w:szCs w:val="28"/>
-                <w:lang w:val="en-US"/>
-              </w:rPr>
-              <w:t xml:space="preserve">Alt + </w:t>
-            </w:r>
-            <w:r>
-              <w:rPr>
-                <w:rFonts w:ascii="Times New Roman" w:hAnsi="Times New Roman"/>
-                <w:sz w:val="28"/>
-                <w:szCs w:val="28"/>
-                <w:lang w:val="en-US"/>
-              </w:rPr>
-              <w:t>6</w:t>
+                <w:rFonts w:cs="Times New Roman"/>
+                <w:sz w:val="28"/>
+                <w:szCs w:val="28"/>
+                <w:lang w:val="en-US"/>
+              </w:rPr>
+            </w:pPr>
+            <w:r>
+              <w:rPr>
+                <w:rFonts w:cs="Times New Roman"/>
+                <w:sz w:val="28"/>
+                <w:szCs w:val="28"/>
+                <w:lang w:val="en-US"/>
+              </w:rPr>
+              <w:t>Alt + 6</w:t>
             </w:r>
           </w:p>
         </w:tc>
@@ -4556,23 +3902,20 @@
           <w:p>
             <w:pPr>
               <w:rPr>
-                <w:rFonts w:ascii="Times New Roman" w:hAnsi="Times New Roman"/>
-                <w:sz w:val="24"/>
-                <w:szCs w:val="24"/>
-              </w:rPr>
-            </w:pPr>
-            <w:r>
-              <w:rPr>
-                <w:rFonts w:ascii="Times New Roman" w:hAnsi="Times New Roman"/>
-                <w:sz w:val="24"/>
+                <w:rFonts w:cs="Times New Roman"/>
+                <w:szCs w:val="24"/>
+              </w:rPr>
+            </w:pPr>
+            <w:r>
+              <w:rPr>
+                <w:rFonts w:cs="Times New Roman"/>
                 <w:szCs w:val="24"/>
               </w:rPr>
               <w:t>Положение V (служебное</w:t>
             </w:r>
             <w:r>
               <w:rPr>
-                <w:rFonts w:ascii="Times New Roman" w:hAnsi="Times New Roman"/>
-                <w:sz w:val="24"/>
+                <w:rFonts w:cs="Times New Roman"/>
                 <w:szCs w:val="24"/>
               </w:rPr>
               <w:br/>
@@ -4588,8 +3931,7 @@
           <w:p>
             <w:pPr>
               <w:rPr>
-                <w:rFonts w:ascii="Times New Roman" w:hAnsi="Times New Roman"/>
-                <w:sz w:val="24"/>
+                <w:rFonts w:cs="Times New Roman"/>
                 <w:szCs w:val="24"/>
               </w:rPr>
             </w:pPr>
@@ -4606,29 +3948,20 @@
             <w:pPr>
               <w:jc w:val="center"/>
               <w:rPr>
-                <w:rFonts w:ascii="Times New Roman" w:hAnsi="Times New Roman"/>
-                <w:sz w:val="28"/>
-                <w:szCs w:val="28"/>
-                <w:lang w:val="en-US"/>
-              </w:rPr>
-            </w:pPr>
-            <w:r>
-              <w:rPr>
-                <w:rFonts w:ascii="Times New Roman" w:hAnsi="Times New Roman"/>
-                <w:sz w:val="28"/>
-                <w:szCs w:val="28"/>
-                <w:lang w:val="en-US"/>
-              </w:rPr>
-              <w:t xml:space="preserve">Alt + </w:t>
-            </w:r>
-            <w:r>
-              <w:rPr>
-                <w:rFonts w:ascii="Times New Roman" w:hAnsi="Times New Roman"/>
-                <w:sz w:val="28"/>
-                <w:szCs w:val="28"/>
-                <w:lang w:val="en-US"/>
-              </w:rPr>
-              <w:t>7</w:t>
+                <w:rFonts w:cs="Times New Roman"/>
+                <w:sz w:val="28"/>
+                <w:szCs w:val="28"/>
+                <w:lang w:val="en-US"/>
+              </w:rPr>
+            </w:pPr>
+            <w:r>
+              <w:rPr>
+                <w:rFonts w:cs="Times New Roman"/>
+                <w:sz w:val="28"/>
+                <w:szCs w:val="28"/>
+                <w:lang w:val="en-US"/>
+              </w:rPr>
+              <w:t>Alt + 7</w:t>
             </w:r>
           </w:p>
         </w:tc>
@@ -4640,23 +3973,20 @@
           <w:p>
             <w:pPr>
               <w:rPr>
-                <w:rFonts w:ascii="Times New Roman" w:hAnsi="Times New Roman"/>
-                <w:sz w:val="24"/>
-                <w:szCs w:val="24"/>
-              </w:rPr>
-            </w:pPr>
-            <w:r>
-              <w:rPr>
-                <w:rFonts w:ascii="Times New Roman" w:hAnsi="Times New Roman"/>
-                <w:sz w:val="24"/>
+                <w:rFonts w:cs="Times New Roman"/>
+                <w:szCs w:val="24"/>
+              </w:rPr>
+            </w:pPr>
+            <w:r>
+              <w:rPr>
+                <w:rFonts w:cs="Times New Roman"/>
                 <w:szCs w:val="24"/>
               </w:rPr>
               <w:t>Положение VI (экстренное</w:t>
             </w:r>
             <w:r>
               <w:rPr>
-                <w:rFonts w:ascii="Times New Roman" w:hAnsi="Times New Roman"/>
-                <w:sz w:val="24"/>
+                <w:rFonts w:cs="Times New Roman"/>
                 <w:szCs w:val="24"/>
               </w:rPr>
               <w:br/>
@@ -4672,8 +4002,7 @@
           <w:p>
             <w:pPr>
               <w:rPr>
-                <w:rFonts w:ascii="Times New Roman" w:hAnsi="Times New Roman"/>
-                <w:sz w:val="24"/>
+                <w:rFonts w:cs="Times New Roman"/>
                 <w:szCs w:val="24"/>
               </w:rPr>
             </w:pPr>
@@ -4691,15 +4020,14 @@
             <w:pPr>
               <w:jc w:val="center"/>
               <w:rPr>
-                <w:rFonts w:ascii="Times New Roman" w:hAnsi="Times New Roman"/>
-                <w:sz w:val="28"/>
-                <w:szCs w:val="28"/>
-              </w:rPr>
-            </w:pPr>
-            <w:r>
-              <w:rPr>
-                <w:rFonts w:ascii="Times New Roman" w:hAnsi="Times New Roman"/>
-                <w:sz w:val="24"/>
+                <w:rFonts w:cs="Times New Roman"/>
+                <w:sz w:val="28"/>
+                <w:szCs w:val="28"/>
+              </w:rPr>
+            </w:pPr>
+            <w:r>
+              <w:rPr>
+                <w:rFonts w:cs="Times New Roman"/>
                 <w:szCs w:val="24"/>
               </w:rPr>
               <w:t xml:space="preserve">Кран вспомогательного тормоза </w:t>
@@ -4707,8 +4035,7 @@
             <w:proofErr w:type="spellStart"/>
             <w:r>
               <w:rPr>
-                <w:rFonts w:ascii="Times New Roman" w:hAnsi="Times New Roman"/>
-                <w:sz w:val="24"/>
+                <w:rFonts w:cs="Times New Roman"/>
                 <w:szCs w:val="24"/>
               </w:rPr>
               <w:t>усл</w:t>
@@ -4716,8 +4043,7 @@
             <w:proofErr w:type="spellEnd"/>
             <w:r>
               <w:rPr>
-                <w:rFonts w:ascii="Times New Roman" w:hAnsi="Times New Roman"/>
-                <w:sz w:val="24"/>
+                <w:rFonts w:cs="Times New Roman"/>
                 <w:szCs w:val="24"/>
               </w:rPr>
               <w:t>. №254</w:t>
@@ -4735,15 +4061,15 @@
             <w:pPr>
               <w:jc w:val="center"/>
               <w:rPr>
-                <w:rFonts w:ascii="Times New Roman" w:hAnsi="Times New Roman"/>
-                <w:sz w:val="28"/>
-                <w:szCs w:val="28"/>
-                <w:lang w:val="en-US"/>
-              </w:rPr>
-            </w:pPr>
-            <w:r>
-              <w:rPr>
-                <w:rFonts w:ascii="Times New Roman" w:hAnsi="Times New Roman"/>
+                <w:rFonts w:cs="Times New Roman"/>
+                <w:sz w:val="28"/>
+                <w:szCs w:val="28"/>
+                <w:lang w:val="en-US"/>
+              </w:rPr>
+            </w:pPr>
+            <w:r>
+              <w:rPr>
+                <w:rFonts w:cs="Times New Roman"/>
                 <w:sz w:val="28"/>
                 <w:szCs w:val="28"/>
                 <w:lang w:val="en-US"/>
@@ -4752,7 +4078,7 @@
             </w:r>
             <w:r>
               <w:rPr>
-                <w:rFonts w:ascii="Times New Roman" w:hAnsi="Times New Roman"/>
+                <w:rFonts w:cs="Times New Roman"/>
                 <w:sz w:val="28"/>
                 <w:szCs w:val="28"/>
                 <w:lang w:val="en-US"/>
@@ -4761,7 +4087,7 @@
             </w:r>
             <w:r>
               <w:rPr>
-                <w:rFonts w:ascii="Times New Roman" w:hAnsi="Times New Roman"/>
+                <w:rFonts w:cs="Times New Roman"/>
                 <w:sz w:val="28"/>
                 <w:szCs w:val="28"/>
               </w:rPr>
@@ -4769,7 +4095,7 @@
             </w:r>
             <w:r>
               <w:rPr>
-                <w:rFonts w:ascii="Times New Roman" w:hAnsi="Times New Roman"/>
+                <w:rFonts w:cs="Times New Roman"/>
                 <w:sz w:val="28"/>
                 <w:szCs w:val="28"/>
                 <w:lang w:val="en-US"/>
@@ -4786,15 +4112,13 @@
           <w:p>
             <w:pPr>
               <w:rPr>
-                <w:rFonts w:ascii="Times New Roman" w:hAnsi="Times New Roman"/>
-                <w:sz w:val="24"/>
-                <w:szCs w:val="24"/>
-              </w:rPr>
-            </w:pPr>
-            <w:r>
-              <w:rPr>
-                <w:rFonts w:ascii="Times New Roman" w:hAnsi="Times New Roman"/>
-                <w:sz w:val="24"/>
+                <w:rFonts w:cs="Times New Roman"/>
+                <w:szCs w:val="24"/>
+              </w:rPr>
+            </w:pPr>
+            <w:r>
+              <w:rPr>
+                <w:rFonts w:cs="Times New Roman"/>
                 <w:szCs w:val="24"/>
               </w:rPr>
               <w:t>Управление рукояткой крана:</w:t>
@@ -4803,15 +4127,13 @@
           <w:p>
             <w:pPr>
               <w:rPr>
-                <w:rFonts w:ascii="Times New Roman" w:hAnsi="Times New Roman"/>
-                <w:sz w:val="24"/>
-                <w:szCs w:val="24"/>
-              </w:rPr>
-            </w:pPr>
-            <w:r>
-              <w:rPr>
-                <w:rFonts w:ascii="Times New Roman" w:hAnsi="Times New Roman"/>
-                <w:sz w:val="24"/>
+                <w:rFonts w:cs="Times New Roman"/>
+                <w:szCs w:val="24"/>
+              </w:rPr>
+            </w:pPr>
+            <w:r>
+              <w:rPr>
+                <w:rFonts w:cs="Times New Roman"/>
                 <w:szCs w:val="24"/>
               </w:rPr>
               <w:t>вращать “на себя”</w:t>
@@ -4826,50 +4148,25 @@
           <w:p>
             <w:pPr>
               <w:rPr>
-                <w:rFonts w:ascii="Times New Roman" w:hAnsi="Times New Roman"/>
-                <w:sz w:val="28"/>
-                <w:szCs w:val="28"/>
-              </w:rPr>
-            </w:pPr>
-            <w:r>
-              <w:rPr>
-                <w:rFonts w:ascii="Times New Roman" w:hAnsi="Times New Roman"/>
-                <w:sz w:val="24"/>
+                <w:rFonts w:cs="Times New Roman"/>
+                <w:sz w:val="28"/>
+                <w:szCs w:val="28"/>
+              </w:rPr>
+            </w:pPr>
+            <w:r>
+              <w:rPr>
+                <w:rFonts w:cs="Times New Roman"/>
                 <w:szCs w:val="24"/>
               </w:rPr>
               <w:t>Возможна постановка крана</w:t>
             </w:r>
             <w:r>
               <w:rPr>
-                <w:rFonts w:ascii="Times New Roman" w:hAnsi="Times New Roman"/>
-                <w:sz w:val="24"/>
+                <w:rFonts w:cs="Times New Roman"/>
                 <w:szCs w:val="24"/>
               </w:rPr>
               <w:br/>
-            </w:r>
-            <w:r>
-              <w:rPr>
-                <w:rFonts w:ascii="Times New Roman" w:hAnsi="Times New Roman"/>
-                <w:sz w:val="24"/>
-                <w:szCs w:val="24"/>
-              </w:rPr>
-              <w:t>в</w:t>
-            </w:r>
-            <w:r>
-              <w:rPr>
-                <w:rFonts w:ascii="Times New Roman" w:hAnsi="Times New Roman"/>
-                <w:sz w:val="24"/>
-                <w:szCs w:val="24"/>
-              </w:rPr>
-              <w:t xml:space="preserve"> </w:t>
-            </w:r>
-            <w:r>
-              <w:rPr>
-                <w:rFonts w:ascii="Times New Roman" w:hAnsi="Times New Roman"/>
-                <w:sz w:val="24"/>
-                <w:szCs w:val="24"/>
-              </w:rPr>
-              <w:t>промежуточные положения</w:t>
+              <w:t>в промежуточные положения</w:t>
             </w:r>
           </w:p>
         </w:tc>
@@ -4884,14 +4181,14 @@
             <w:pPr>
               <w:jc w:val="center"/>
               <w:rPr>
-                <w:rFonts w:ascii="Times New Roman" w:hAnsi="Times New Roman"/>
-                <w:sz w:val="28"/>
-                <w:szCs w:val="28"/>
-              </w:rPr>
-            </w:pPr>
-            <w:r>
-              <w:rPr>
-                <w:rFonts w:ascii="Times New Roman" w:hAnsi="Times New Roman"/>
+                <w:rFonts w:cs="Times New Roman"/>
+                <w:sz w:val="28"/>
+                <w:szCs w:val="28"/>
+              </w:rPr>
+            </w:pPr>
+            <w:r>
+              <w:rPr>
+                <w:rFonts w:cs="Times New Roman"/>
                 <w:sz w:val="28"/>
                 <w:szCs w:val="28"/>
                 <w:lang w:val="en-US"/>
@@ -4900,7 +4197,7 @@
             </w:r>
             <w:r>
               <w:rPr>
-                <w:rFonts w:ascii="Times New Roman" w:hAnsi="Times New Roman"/>
+                <w:rFonts w:cs="Times New Roman"/>
                 <w:sz w:val="28"/>
                 <w:szCs w:val="28"/>
               </w:rPr>
@@ -4916,15 +4213,13 @@
           <w:p>
             <w:pPr>
               <w:rPr>
-                <w:rFonts w:ascii="Times New Roman" w:hAnsi="Times New Roman"/>
-                <w:sz w:val="24"/>
-                <w:szCs w:val="24"/>
-              </w:rPr>
-            </w:pPr>
-            <w:r>
-              <w:rPr>
-                <w:rFonts w:ascii="Times New Roman" w:hAnsi="Times New Roman"/>
-                <w:sz w:val="24"/>
+                <w:rFonts w:cs="Times New Roman"/>
+                <w:szCs w:val="24"/>
+              </w:rPr>
+            </w:pPr>
+            <w:r>
+              <w:rPr>
+                <w:rFonts w:cs="Times New Roman"/>
                 <w:szCs w:val="24"/>
               </w:rPr>
               <w:t>Управление рукояткой крана:</w:t>
@@ -4933,15 +4228,13 @@
           <w:p>
             <w:pPr>
               <w:rPr>
-                <w:rFonts w:ascii="Times New Roman" w:hAnsi="Times New Roman"/>
-                <w:sz w:val="24"/>
-                <w:szCs w:val="24"/>
-              </w:rPr>
-            </w:pPr>
-            <w:r>
-              <w:rPr>
-                <w:rFonts w:ascii="Times New Roman" w:hAnsi="Times New Roman"/>
-                <w:sz w:val="24"/>
+                <w:rFonts w:cs="Times New Roman"/>
+                <w:szCs w:val="24"/>
+              </w:rPr>
+            </w:pPr>
+            <w:r>
+              <w:rPr>
+                <w:rFonts w:cs="Times New Roman"/>
                 <w:szCs w:val="24"/>
               </w:rPr>
               <w:t>вращать “от себя”</w:t>
@@ -4956,57 +4249,36 @@
           <w:p>
             <w:pPr>
               <w:rPr>
-                <w:rFonts w:ascii="Times New Roman" w:hAnsi="Times New Roman"/>
-                <w:sz w:val="24"/>
-                <w:szCs w:val="24"/>
-              </w:rPr>
-            </w:pPr>
-            <w:r>
-              <w:rPr>
-                <w:rFonts w:ascii="Times New Roman" w:hAnsi="Times New Roman"/>
-                <w:sz w:val="24"/>
-                <w:szCs w:val="24"/>
-              </w:rPr>
-              <w:t>При удержании клавиши постановка</w:t>
-            </w:r>
-            <w:r>
-              <w:rPr>
-                <w:rFonts w:ascii="Times New Roman" w:hAnsi="Times New Roman"/>
-                <w:sz w:val="24"/>
-                <w:szCs w:val="24"/>
-              </w:rPr>
-              <w:t xml:space="preserve"> в</w:t>
-            </w:r>
-            <w:r>
-              <w:rPr>
-                <w:rFonts w:ascii="Times New Roman" w:hAnsi="Times New Roman"/>
-                <w:sz w:val="24"/>
-                <w:szCs w:val="24"/>
-              </w:rPr>
-              <w:t xml:space="preserve"> положение </w:t>
-            </w:r>
-            <w:r>
-              <w:rPr>
-                <w:rFonts w:ascii="Times New Roman" w:hAnsi="Times New Roman"/>
-                <w:sz w:val="24"/>
+                <w:rFonts w:cs="Times New Roman"/>
+                <w:sz w:val="28"/>
+                <w:szCs w:val="28"/>
+              </w:rPr>
+            </w:pPr>
+            <w:r>
+              <w:rPr>
+                <w:rFonts w:cs="Times New Roman"/>
+                <w:szCs w:val="24"/>
+              </w:rPr>
+              <w:t xml:space="preserve">При удержании клавиши постановка в положение </w:t>
+            </w:r>
+            <w:r>
+              <w:rPr>
+                <w:rFonts w:cs="Times New Roman"/>
                 <w:szCs w:val="24"/>
                 <w:lang w:val="en-US"/>
               </w:rPr>
               <w:t>I</w:t>
             </w:r>
-          </w:p>
-          <w:p>
-            <w:pPr>
-              <w:rPr>
-                <w:rFonts w:ascii="Times New Roman" w:hAnsi="Times New Roman"/>
-                <w:sz w:val="28"/>
-                <w:szCs w:val="28"/>
-              </w:rPr>
-            </w:pPr>
-            <w:r>
-              <w:rPr>
-                <w:rFonts w:ascii="Times New Roman" w:hAnsi="Times New Roman"/>
-                <w:sz w:val="24"/>
+            <w:r>
+              <w:rPr>
+                <w:rFonts w:cs="Times New Roman"/>
+                <w:szCs w:val="24"/>
+              </w:rPr>
+              <w:t xml:space="preserve"> </w:t>
+            </w:r>
+            <w:r>
+              <w:rPr>
+                <w:rFonts w:cs="Times New Roman"/>
                 <w:szCs w:val="24"/>
               </w:rPr>
               <w:t>(отпуск тормозов локомотива)</w:t>
@@ -5024,15 +4296,15 @@
             <w:pPr>
               <w:jc w:val="center"/>
               <w:rPr>
-                <w:rFonts w:ascii="Times New Roman" w:hAnsi="Times New Roman"/>
-                <w:sz w:val="28"/>
-                <w:szCs w:val="28"/>
-                <w:lang w:val="en-US"/>
-              </w:rPr>
-            </w:pPr>
-            <w:r>
-              <w:rPr>
-                <w:rFonts w:ascii="Times New Roman" w:hAnsi="Times New Roman"/>
+                <w:rFonts w:cs="Times New Roman"/>
+                <w:sz w:val="28"/>
+                <w:szCs w:val="28"/>
+                <w:lang w:val="en-US"/>
+              </w:rPr>
+            </w:pPr>
+            <w:r>
+              <w:rPr>
+                <w:rFonts w:cs="Times New Roman"/>
                 <w:sz w:val="28"/>
                 <w:szCs w:val="28"/>
                 <w:lang w:val="en-US"/>
@@ -5049,15 +4321,13 @@
           <w:p>
             <w:pPr>
               <w:rPr>
-                <w:rFonts w:ascii="Times New Roman" w:hAnsi="Times New Roman"/>
-                <w:sz w:val="24"/>
-                <w:szCs w:val="24"/>
-              </w:rPr>
-            </w:pPr>
-            <w:r>
-              <w:rPr>
-                <w:rFonts w:ascii="Times New Roman" w:hAnsi="Times New Roman"/>
-                <w:sz w:val="24"/>
+                <w:rFonts w:cs="Times New Roman"/>
+                <w:szCs w:val="24"/>
+              </w:rPr>
+            </w:pPr>
+            <w:r>
+              <w:rPr>
+                <w:rFonts w:cs="Times New Roman"/>
                 <w:szCs w:val="24"/>
               </w:rPr>
               <w:t>Положение II (поездное)</w:t>
@@ -5072,8 +4342,7 @@
           <w:p>
             <w:pPr>
               <w:rPr>
-                <w:rFonts w:ascii="Times New Roman" w:hAnsi="Times New Roman"/>
-                <w:sz w:val="24"/>
+                <w:rFonts w:cs="Times New Roman"/>
                 <w:szCs w:val="24"/>
               </w:rPr>
             </w:pPr>
@@ -5090,29 +4359,20 @@
             <w:pPr>
               <w:jc w:val="center"/>
               <w:rPr>
-                <w:rFonts w:ascii="Times New Roman" w:hAnsi="Times New Roman"/>
-                <w:sz w:val="28"/>
-                <w:szCs w:val="28"/>
-                <w:lang w:val="en-US"/>
-              </w:rPr>
-            </w:pPr>
-            <w:r>
-              <w:rPr>
-                <w:rFonts w:ascii="Times New Roman" w:hAnsi="Times New Roman"/>
-                <w:sz w:val="28"/>
-                <w:szCs w:val="28"/>
-                <w:lang w:val="en-US"/>
-              </w:rPr>
-              <w:t xml:space="preserve">Alt + </w:t>
-            </w:r>
-            <w:r>
-              <w:rPr>
-                <w:rFonts w:ascii="Times New Roman" w:hAnsi="Times New Roman"/>
-                <w:sz w:val="28"/>
-                <w:szCs w:val="28"/>
-                <w:lang w:val="en-US"/>
-              </w:rPr>
-              <w:t>9</w:t>
+                <w:rFonts w:cs="Times New Roman"/>
+                <w:sz w:val="28"/>
+                <w:szCs w:val="28"/>
+                <w:lang w:val="en-US"/>
+              </w:rPr>
+            </w:pPr>
+            <w:r>
+              <w:rPr>
+                <w:rFonts w:cs="Times New Roman"/>
+                <w:sz w:val="28"/>
+                <w:szCs w:val="28"/>
+                <w:lang w:val="en-US"/>
+              </w:rPr>
+              <w:t>Alt + 9</w:t>
             </w:r>
           </w:p>
         </w:tc>
@@ -5124,23 +4384,20 @@
           <w:p>
             <w:pPr>
               <w:rPr>
-                <w:rFonts w:ascii="Times New Roman" w:hAnsi="Times New Roman"/>
-                <w:sz w:val="24"/>
-                <w:szCs w:val="24"/>
-              </w:rPr>
-            </w:pPr>
-            <w:r>
-              <w:rPr>
-                <w:rFonts w:ascii="Times New Roman" w:hAnsi="Times New Roman"/>
-                <w:sz w:val="24"/>
+                <w:rFonts w:cs="Times New Roman"/>
+                <w:szCs w:val="24"/>
+              </w:rPr>
+            </w:pPr>
+            <w:r>
+              <w:rPr>
+                <w:rFonts w:cs="Times New Roman"/>
                 <w:szCs w:val="24"/>
               </w:rPr>
               <w:t>Положение III</w:t>
             </w:r>
             <w:r>
               <w:rPr>
-                <w:rFonts w:ascii="Times New Roman" w:hAnsi="Times New Roman"/>
-                <w:sz w:val="24"/>
+                <w:rFonts w:cs="Times New Roman"/>
                 <w:szCs w:val="24"/>
                 <w:lang w:val="en-US"/>
               </w:rPr>
@@ -5148,8 +4405,7 @@
             </w:r>
             <w:r>
               <w:rPr>
-                <w:rFonts w:ascii="Times New Roman" w:hAnsi="Times New Roman"/>
-                <w:sz w:val="24"/>
+                <w:rFonts w:cs="Times New Roman"/>
                 <w:szCs w:val="24"/>
               </w:rPr>
               <w:t>(ступень 0,13 МПа)</w:t>
@@ -5164,8 +4420,7 @@
           <w:p>
             <w:pPr>
               <w:rPr>
-                <w:rFonts w:ascii="Times New Roman" w:hAnsi="Times New Roman"/>
-                <w:sz w:val="24"/>
+                <w:rFonts w:cs="Times New Roman"/>
                 <w:szCs w:val="24"/>
               </w:rPr>
             </w:pPr>
@@ -5182,29 +4437,20 @@
             <w:pPr>
               <w:jc w:val="center"/>
               <w:rPr>
-                <w:rFonts w:ascii="Times New Roman" w:hAnsi="Times New Roman"/>
-                <w:sz w:val="28"/>
-                <w:szCs w:val="28"/>
-                <w:lang w:val="en-US"/>
-              </w:rPr>
-            </w:pPr>
-            <w:r>
-              <w:rPr>
-                <w:rFonts w:ascii="Times New Roman" w:hAnsi="Times New Roman"/>
-                <w:sz w:val="28"/>
-                <w:szCs w:val="28"/>
-                <w:lang w:val="en-US"/>
-              </w:rPr>
-              <w:t xml:space="preserve">Alt + </w:t>
-            </w:r>
-            <w:r>
-              <w:rPr>
-                <w:rFonts w:ascii="Times New Roman" w:hAnsi="Times New Roman"/>
-                <w:sz w:val="28"/>
-                <w:szCs w:val="28"/>
-                <w:lang w:val="en-US"/>
-              </w:rPr>
-              <w:t>0</w:t>
+                <w:rFonts w:cs="Times New Roman"/>
+                <w:sz w:val="28"/>
+                <w:szCs w:val="28"/>
+                <w:lang w:val="en-US"/>
+              </w:rPr>
+            </w:pPr>
+            <w:r>
+              <w:rPr>
+                <w:rFonts w:cs="Times New Roman"/>
+                <w:sz w:val="28"/>
+                <w:szCs w:val="28"/>
+                <w:lang w:val="en-US"/>
+              </w:rPr>
+              <w:t>Alt + 0</w:t>
             </w:r>
           </w:p>
         </w:tc>
@@ -5216,23 +4462,20 @@
           <w:p>
             <w:pPr>
               <w:rPr>
-                <w:rFonts w:ascii="Times New Roman" w:hAnsi="Times New Roman"/>
-                <w:sz w:val="24"/>
-                <w:szCs w:val="24"/>
-              </w:rPr>
-            </w:pPr>
-            <w:r>
-              <w:rPr>
-                <w:rFonts w:ascii="Times New Roman" w:hAnsi="Times New Roman"/>
-                <w:sz w:val="24"/>
+                <w:rFonts w:cs="Times New Roman"/>
+                <w:szCs w:val="24"/>
+              </w:rPr>
+            </w:pPr>
+            <w:r>
+              <w:rPr>
+                <w:rFonts w:cs="Times New Roman"/>
                 <w:szCs w:val="24"/>
               </w:rPr>
               <w:t>Положение IV (ступень 0,</w:t>
             </w:r>
             <w:r>
               <w:rPr>
-                <w:rFonts w:ascii="Times New Roman" w:hAnsi="Times New Roman"/>
-                <w:sz w:val="24"/>
+                <w:rFonts w:cs="Times New Roman"/>
                 <w:szCs w:val="24"/>
                 <w:lang w:val="en-US"/>
               </w:rPr>
@@ -5240,8 +4483,7 @@
             </w:r>
             <w:r>
               <w:rPr>
-                <w:rFonts w:ascii="Times New Roman" w:hAnsi="Times New Roman"/>
-                <w:sz w:val="24"/>
+                <w:rFonts w:cs="Times New Roman"/>
                 <w:szCs w:val="24"/>
               </w:rPr>
               <w:t xml:space="preserve"> МПа)</w:t>
@@ -5256,8 +4498,7 @@
           <w:p>
             <w:pPr>
               <w:rPr>
-                <w:rFonts w:ascii="Times New Roman" w:hAnsi="Times New Roman"/>
-                <w:sz w:val="24"/>
+                <w:rFonts w:cs="Times New Roman"/>
                 <w:szCs w:val="24"/>
               </w:rPr>
             </w:pPr>
@@ -5274,29 +4515,20 @@
             <w:pPr>
               <w:jc w:val="center"/>
               <w:rPr>
-                <w:rFonts w:ascii="Times New Roman" w:hAnsi="Times New Roman"/>
-                <w:sz w:val="28"/>
-                <w:szCs w:val="28"/>
-                <w:lang w:val="en-US"/>
-              </w:rPr>
-            </w:pPr>
-            <w:r>
-              <w:rPr>
-                <w:rFonts w:ascii="Times New Roman" w:hAnsi="Times New Roman"/>
-                <w:sz w:val="28"/>
-                <w:szCs w:val="28"/>
-                <w:lang w:val="en-US"/>
-              </w:rPr>
-              <w:t xml:space="preserve">Alt + </w:t>
-            </w:r>
-            <w:r>
-              <w:rPr>
-                <w:rFonts w:ascii="Times New Roman" w:hAnsi="Times New Roman"/>
-                <w:sz w:val="28"/>
-                <w:szCs w:val="28"/>
-                <w:lang w:val="en-US"/>
-              </w:rPr>
-              <w:t>-</w:t>
+                <w:rFonts w:cs="Times New Roman"/>
+                <w:sz w:val="28"/>
+                <w:szCs w:val="28"/>
+                <w:lang w:val="en-US"/>
+              </w:rPr>
+            </w:pPr>
+            <w:r>
+              <w:rPr>
+                <w:rFonts w:cs="Times New Roman"/>
+                <w:sz w:val="28"/>
+                <w:szCs w:val="28"/>
+                <w:lang w:val="en-US"/>
+              </w:rPr>
+              <w:t>Alt + -</w:t>
             </w:r>
           </w:p>
         </w:tc>
@@ -5308,23 +4540,20 @@
           <w:p>
             <w:pPr>
               <w:rPr>
-                <w:rFonts w:ascii="Times New Roman" w:hAnsi="Times New Roman"/>
-                <w:sz w:val="24"/>
-                <w:szCs w:val="24"/>
-              </w:rPr>
-            </w:pPr>
-            <w:r>
-              <w:rPr>
-                <w:rFonts w:ascii="Times New Roman" w:hAnsi="Times New Roman"/>
-                <w:sz w:val="24"/>
+                <w:rFonts w:cs="Times New Roman"/>
+                <w:szCs w:val="24"/>
+              </w:rPr>
+            </w:pPr>
+            <w:r>
+              <w:rPr>
+                <w:rFonts w:cs="Times New Roman"/>
                 <w:szCs w:val="24"/>
               </w:rPr>
               <w:t>Положение V (ступень 0,3</w:t>
             </w:r>
             <w:r>
               <w:rPr>
-                <w:rFonts w:ascii="Times New Roman" w:hAnsi="Times New Roman"/>
-                <w:sz w:val="24"/>
+                <w:rFonts w:cs="Times New Roman"/>
                 <w:szCs w:val="24"/>
                 <w:lang w:val="en-US"/>
               </w:rPr>
@@ -5332,8 +4561,7 @@
             </w:r>
             <w:r>
               <w:rPr>
-                <w:rFonts w:ascii="Times New Roman" w:hAnsi="Times New Roman"/>
-                <w:sz w:val="24"/>
+                <w:rFonts w:cs="Times New Roman"/>
                 <w:szCs w:val="24"/>
               </w:rPr>
               <w:t xml:space="preserve"> МПа)</w:t>
@@ -5348,8 +4576,7 @@
           <w:p>
             <w:pPr>
               <w:rPr>
-                <w:rFonts w:ascii="Times New Roman" w:hAnsi="Times New Roman"/>
-                <w:sz w:val="24"/>
+                <w:rFonts w:cs="Times New Roman"/>
                 <w:szCs w:val="24"/>
               </w:rPr>
             </w:pPr>
@@ -5366,29 +4593,20 @@
             <w:pPr>
               <w:jc w:val="center"/>
               <w:rPr>
-                <w:rFonts w:ascii="Times New Roman" w:hAnsi="Times New Roman"/>
-                <w:sz w:val="28"/>
-                <w:szCs w:val="28"/>
-                <w:lang w:val="en-US"/>
-              </w:rPr>
-            </w:pPr>
-            <w:r>
-              <w:rPr>
-                <w:rFonts w:ascii="Times New Roman" w:hAnsi="Times New Roman"/>
-                <w:sz w:val="28"/>
-                <w:szCs w:val="28"/>
-                <w:lang w:val="en-US"/>
-              </w:rPr>
-              <w:t xml:space="preserve">Alt + </w:t>
-            </w:r>
-            <w:r>
-              <w:rPr>
-                <w:rFonts w:ascii="Times New Roman" w:hAnsi="Times New Roman"/>
-                <w:sz w:val="28"/>
-                <w:szCs w:val="28"/>
-                <w:lang w:val="en-US"/>
-              </w:rPr>
-              <w:t>=</w:t>
+                <w:rFonts w:cs="Times New Roman"/>
+                <w:sz w:val="28"/>
+                <w:szCs w:val="28"/>
+                <w:lang w:val="en-US"/>
+              </w:rPr>
+            </w:pPr>
+            <w:r>
+              <w:rPr>
+                <w:rFonts w:cs="Times New Roman"/>
+                <w:sz w:val="28"/>
+                <w:szCs w:val="28"/>
+                <w:lang w:val="en-US"/>
+              </w:rPr>
+              <w:t>Alt + =</w:t>
             </w:r>
           </w:p>
         </w:tc>
@@ -5400,23 +4618,20 @@
           <w:p>
             <w:pPr>
               <w:rPr>
-                <w:rFonts w:ascii="Times New Roman" w:hAnsi="Times New Roman"/>
-                <w:sz w:val="24"/>
-                <w:szCs w:val="24"/>
-              </w:rPr>
-            </w:pPr>
-            <w:r>
-              <w:rPr>
-                <w:rFonts w:ascii="Times New Roman" w:hAnsi="Times New Roman"/>
-                <w:sz w:val="24"/>
+                <w:rFonts w:cs="Times New Roman"/>
+                <w:szCs w:val="24"/>
+              </w:rPr>
+            </w:pPr>
+            <w:r>
+              <w:rPr>
+                <w:rFonts w:cs="Times New Roman"/>
                 <w:szCs w:val="24"/>
               </w:rPr>
               <w:t>Положение V</w:t>
             </w:r>
             <w:r>
               <w:rPr>
-                <w:rFonts w:ascii="Times New Roman" w:hAnsi="Times New Roman"/>
-                <w:sz w:val="24"/>
+                <w:rFonts w:cs="Times New Roman"/>
                 <w:szCs w:val="24"/>
                 <w:lang w:val="en-US"/>
               </w:rPr>
@@ -5424,16 +4639,14 @@
             </w:r>
             <w:r>
               <w:rPr>
-                <w:rFonts w:ascii="Times New Roman" w:hAnsi="Times New Roman"/>
-                <w:sz w:val="24"/>
+                <w:rFonts w:cs="Times New Roman"/>
                 <w:szCs w:val="24"/>
               </w:rPr>
               <w:t xml:space="preserve"> (ступень 0,</w:t>
             </w:r>
             <w:r>
               <w:rPr>
-                <w:rFonts w:ascii="Times New Roman" w:hAnsi="Times New Roman"/>
-                <w:sz w:val="24"/>
+                <w:rFonts w:cs="Times New Roman"/>
                 <w:szCs w:val="24"/>
                 <w:lang w:val="en-US"/>
               </w:rPr>
@@ -5441,8 +4654,7 @@
             </w:r>
             <w:r>
               <w:rPr>
-                <w:rFonts w:ascii="Times New Roman" w:hAnsi="Times New Roman"/>
-                <w:sz w:val="24"/>
+                <w:rFonts w:cs="Times New Roman"/>
                 <w:szCs w:val="24"/>
               </w:rPr>
               <w:t xml:space="preserve"> МПа)</w:t>
@@ -5457,8 +4669,7 @@
           <w:p>
             <w:pPr>
               <w:rPr>
-                <w:rFonts w:ascii="Times New Roman" w:hAnsi="Times New Roman"/>
-                <w:sz w:val="24"/>
+                <w:rFonts w:cs="Times New Roman"/>
                 <w:szCs w:val="24"/>
               </w:rPr>
             </w:pPr>
@@ -5476,15 +4687,14 @@
             <w:pPr>
               <w:jc w:val="center"/>
               <w:rPr>
-                <w:rFonts w:ascii="Times New Roman" w:hAnsi="Times New Roman"/>
-                <w:sz w:val="28"/>
-                <w:szCs w:val="28"/>
-              </w:rPr>
-            </w:pPr>
-            <w:r>
-              <w:rPr>
-                <w:rFonts w:ascii="Times New Roman" w:hAnsi="Times New Roman"/>
-                <w:sz w:val="24"/>
+                <w:rFonts w:cs="Times New Roman"/>
+                <w:sz w:val="28"/>
+                <w:szCs w:val="28"/>
+              </w:rPr>
+            </w:pPr>
+            <w:r>
+              <w:rPr>
+                <w:rFonts w:cs="Times New Roman"/>
                 <w:szCs w:val="24"/>
               </w:rPr>
               <w:t xml:space="preserve">Электропневматический клапан автостопа </w:t>
@@ -5492,8 +4702,7 @@
             <w:proofErr w:type="spellStart"/>
             <w:r>
               <w:rPr>
-                <w:rFonts w:ascii="Times New Roman" w:hAnsi="Times New Roman"/>
-                <w:sz w:val="24"/>
+                <w:rFonts w:cs="Times New Roman"/>
                 <w:szCs w:val="24"/>
               </w:rPr>
               <w:t>усл</w:t>
@@ -5501,19 +4710,10 @@
             <w:proofErr w:type="spellEnd"/>
             <w:r>
               <w:rPr>
-                <w:rFonts w:ascii="Times New Roman" w:hAnsi="Times New Roman"/>
-                <w:sz w:val="24"/>
-                <w:szCs w:val="24"/>
-              </w:rPr>
-              <w:t xml:space="preserve">. № </w:t>
-            </w:r>
-            <w:r>
-              <w:rPr>
-                <w:rFonts w:ascii="Times New Roman" w:hAnsi="Times New Roman"/>
-                <w:sz w:val="24"/>
-                <w:szCs w:val="24"/>
-              </w:rPr>
-              <w:t>150</w:t>
+                <w:rFonts w:cs="Times New Roman"/>
+                <w:szCs w:val="24"/>
+              </w:rPr>
+              <w:t>. № 150</w:t>
             </w:r>
           </w:p>
         </w:tc>
@@ -5528,15 +4728,15 @@
             <w:pPr>
               <w:jc w:val="center"/>
               <w:rPr>
-                <w:rFonts w:ascii="Times New Roman" w:hAnsi="Times New Roman"/>
-                <w:sz w:val="28"/>
-                <w:szCs w:val="28"/>
-                <w:lang w:val="en-US"/>
-              </w:rPr>
-            </w:pPr>
-            <w:r>
-              <w:rPr>
-                <w:rFonts w:ascii="Times New Roman" w:hAnsi="Times New Roman"/>
+                <w:rFonts w:cs="Times New Roman"/>
+                <w:sz w:val="28"/>
+                <w:szCs w:val="28"/>
+                <w:lang w:val="en-US"/>
+              </w:rPr>
+            </w:pPr>
+            <w:r>
+              <w:rPr>
+                <w:rFonts w:cs="Times New Roman"/>
                 <w:sz w:val="28"/>
                 <w:szCs w:val="28"/>
                 <w:lang w:val="en-US"/>
@@ -5545,7 +4745,7 @@
             </w:r>
             <w:r>
               <w:rPr>
-                <w:rFonts w:ascii="Times New Roman" w:hAnsi="Times New Roman"/>
+                <w:rFonts w:cs="Times New Roman"/>
                 <w:sz w:val="28"/>
                 <w:szCs w:val="28"/>
                 <w:lang w:val="en-US"/>
@@ -5554,7 +4754,7 @@
             </w:r>
             <w:r>
               <w:rPr>
-                <w:rFonts w:ascii="Times New Roman" w:hAnsi="Times New Roman"/>
+                <w:rFonts w:cs="Times New Roman"/>
                 <w:sz w:val="28"/>
                 <w:szCs w:val="28"/>
                 <w:lang w:val="en-US"/>
@@ -5571,15 +4771,13 @@
           <w:p>
             <w:pPr>
               <w:rPr>
-                <w:rFonts w:ascii="Times New Roman" w:hAnsi="Times New Roman"/>
-                <w:sz w:val="24"/>
-                <w:szCs w:val="24"/>
-              </w:rPr>
-            </w:pPr>
-            <w:r>
-              <w:rPr>
-                <w:rFonts w:ascii="Times New Roman" w:hAnsi="Times New Roman"/>
-                <w:sz w:val="24"/>
+                <w:rFonts w:cs="Times New Roman"/>
+                <w:szCs w:val="24"/>
+              </w:rPr>
+            </w:pPr>
+            <w:r>
+              <w:rPr>
+                <w:rFonts w:cs="Times New Roman"/>
                 <w:szCs w:val="24"/>
               </w:rPr>
               <w:t>Включение/выключение ЭПК</w:t>
@@ -5594,9 +4792,8 @@
           <w:p>
             <w:pPr>
               <w:rPr>
-                <w:rFonts w:ascii="Times New Roman" w:hAnsi="Times New Roman"/>
-                <w:sz w:val="28"/>
-                <w:szCs w:val="28"/>
+                <w:rFonts w:cs="Times New Roman"/>
+                <w:szCs w:val="24"/>
               </w:rPr>
             </w:pPr>
           </w:p>
@@ -5613,15 +4810,14 @@
             <w:pPr>
               <w:jc w:val="center"/>
               <w:rPr>
-                <w:rFonts w:ascii="Times New Roman" w:hAnsi="Times New Roman"/>
-                <w:sz w:val="28"/>
-                <w:szCs w:val="28"/>
-              </w:rPr>
-            </w:pPr>
-            <w:r>
-              <w:rPr>
-                <w:rFonts w:ascii="Times New Roman" w:hAnsi="Times New Roman"/>
-                <w:sz w:val="24"/>
+                <w:rFonts w:cs="Times New Roman"/>
+                <w:sz w:val="28"/>
+                <w:szCs w:val="28"/>
+              </w:rPr>
+            </w:pPr>
+            <w:r>
+              <w:rPr>
+                <w:rFonts w:cs="Times New Roman"/>
                 <w:szCs w:val="24"/>
               </w:rPr>
               <w:t xml:space="preserve">Устройство блокировки тормозов </w:t>
@@ -5629,8 +4825,7 @@
             <w:proofErr w:type="spellStart"/>
             <w:r>
               <w:rPr>
-                <w:rFonts w:ascii="Times New Roman" w:hAnsi="Times New Roman"/>
-                <w:sz w:val="24"/>
+                <w:rFonts w:cs="Times New Roman"/>
                 <w:szCs w:val="24"/>
               </w:rPr>
               <w:t>усл</w:t>
@@ -5638,8 +4833,7 @@
             <w:proofErr w:type="spellEnd"/>
             <w:r>
               <w:rPr>
-                <w:rFonts w:ascii="Times New Roman" w:hAnsi="Times New Roman"/>
-                <w:sz w:val="24"/>
+                <w:rFonts w:cs="Times New Roman"/>
                 <w:szCs w:val="24"/>
               </w:rPr>
               <w:t>. № 367М</w:t>
@@ -5657,14 +4851,14 @@
             <w:pPr>
               <w:jc w:val="center"/>
               <w:rPr>
-                <w:rFonts w:ascii="Times New Roman" w:hAnsi="Times New Roman"/>
-                <w:sz w:val="28"/>
-                <w:szCs w:val="28"/>
-              </w:rPr>
-            </w:pPr>
-            <w:r>
-              <w:rPr>
-                <w:rFonts w:ascii="Times New Roman" w:hAnsi="Times New Roman"/>
+                <w:rFonts w:cs="Times New Roman"/>
+                <w:sz w:val="28"/>
+                <w:szCs w:val="28"/>
+              </w:rPr>
+            </w:pPr>
+            <w:r>
+              <w:rPr>
+                <w:rFonts w:cs="Times New Roman"/>
                 <w:sz w:val="28"/>
                 <w:szCs w:val="28"/>
                 <w:lang w:val="en-US"/>
@@ -5673,7 +4867,7 @@
             </w:r>
             <w:r>
               <w:rPr>
-                <w:rFonts w:ascii="Times New Roman" w:hAnsi="Times New Roman"/>
+                <w:rFonts w:cs="Times New Roman"/>
                 <w:sz w:val="28"/>
                 <w:szCs w:val="28"/>
               </w:rPr>
@@ -5681,7 +4875,7 @@
             </w:r>
             <w:r>
               <w:rPr>
-                <w:rFonts w:ascii="Times New Roman" w:hAnsi="Times New Roman"/>
+                <w:rFonts w:cs="Times New Roman"/>
                 <w:sz w:val="28"/>
                 <w:szCs w:val="28"/>
                 <w:lang w:val="en-US"/>
@@ -5691,7 +4885,7 @@
             <w:proofErr w:type="spellStart"/>
             <w:r>
               <w:rPr>
-                <w:rFonts w:ascii="Times New Roman" w:hAnsi="Times New Roman"/>
+                <w:rFonts w:cs="Times New Roman"/>
                 <w:sz w:val="28"/>
                 <w:szCs w:val="28"/>
               </w:rPr>
@@ -5700,7 +4894,7 @@
             <w:proofErr w:type="spellEnd"/>
             <w:r>
               <w:rPr>
-                <w:rFonts w:ascii="Times New Roman" w:hAnsi="Times New Roman"/>
+                <w:rFonts w:cs="Times New Roman"/>
                 <w:sz w:val="28"/>
                 <w:szCs w:val="28"/>
               </w:rPr>
@@ -5709,7 +4903,7 @@
             <w:proofErr w:type="spellStart"/>
             <w:r>
               <w:rPr>
-                <w:rFonts w:ascii="Times New Roman" w:hAnsi="Times New Roman"/>
+                <w:rFonts w:cs="Times New Roman"/>
                 <w:sz w:val="28"/>
                 <w:szCs w:val="28"/>
               </w:rPr>
@@ -5726,31 +4920,27 @@
           <w:p>
             <w:pPr>
               <w:rPr>
-                <w:rFonts w:ascii="Times New Roman" w:hAnsi="Times New Roman"/>
-                <w:sz w:val="24"/>
-                <w:szCs w:val="24"/>
-              </w:rPr>
-            </w:pPr>
-            <w:r>
-              <w:rPr>
-                <w:rFonts w:ascii="Times New Roman" w:hAnsi="Times New Roman"/>
-                <w:sz w:val="24"/>
+                <w:rFonts w:cs="Times New Roman"/>
+                <w:szCs w:val="24"/>
+              </w:rPr>
+            </w:pPr>
+            <w:r>
+              <w:rPr>
+                <w:rFonts w:cs="Times New Roman"/>
                 <w:szCs w:val="24"/>
               </w:rPr>
               <w:t>Включить/выключить блокировку</w:t>
             </w:r>
             <w:r>
               <w:rPr>
-                <w:rFonts w:ascii="Times New Roman" w:hAnsi="Times New Roman"/>
-                <w:sz w:val="24"/>
+                <w:rFonts w:cs="Times New Roman"/>
                 <w:szCs w:val="24"/>
               </w:rPr>
               <w:t xml:space="preserve"> </w:t>
             </w:r>
             <w:r>
               <w:rPr>
-                <w:rFonts w:ascii="Times New Roman" w:hAnsi="Times New Roman"/>
-                <w:sz w:val="24"/>
+                <w:rFonts w:cs="Times New Roman"/>
                 <w:szCs w:val="24"/>
               </w:rPr>
               <w:t>тормозов</w:t>
@@ -5765,32 +4955,28 @@
           <w:p>
             <w:pPr>
               <w:rPr>
-                <w:rFonts w:ascii="Times New Roman" w:hAnsi="Times New Roman"/>
-                <w:sz w:val="24"/>
-                <w:szCs w:val="24"/>
-              </w:rPr>
-            </w:pPr>
-            <w:r>
-              <w:rPr>
-                <w:rFonts w:ascii="Times New Roman" w:hAnsi="Times New Roman"/>
-                <w:sz w:val="24"/>
+                <w:rFonts w:cs="Times New Roman"/>
+                <w:sz w:val="28"/>
+                <w:szCs w:val="28"/>
+              </w:rPr>
+            </w:pPr>
+            <w:r>
+              <w:rPr>
+                <w:rFonts w:cs="Times New Roman"/>
                 <w:szCs w:val="24"/>
               </w:rPr>
               <w:t>По умолчанию включена.</w:t>
             </w:r>
-          </w:p>
-          <w:p>
-            <w:pPr>
-              <w:rPr>
-                <w:rFonts w:ascii="Times New Roman" w:hAnsi="Times New Roman"/>
-                <w:sz w:val="28"/>
-                <w:szCs w:val="28"/>
-              </w:rPr>
-            </w:pPr>
-            <w:r>
-              <w:rPr>
-                <w:rFonts w:ascii="Times New Roman" w:hAnsi="Times New Roman"/>
-                <w:sz w:val="24"/>
+            <w:r>
+              <w:rPr>
+                <w:rFonts w:cs="Times New Roman"/>
+                <w:szCs w:val="24"/>
+              </w:rPr>
+              <w:t xml:space="preserve"> </w:t>
+            </w:r>
+            <w:r>
+              <w:rPr>
+                <w:rFonts w:cs="Times New Roman"/>
                 <w:szCs w:val="24"/>
               </w:rPr>
               <w:t>Переключение возможно только при разряженной тормозной магистрали</w:t>
@@ -5808,15 +4994,15 @@
             <w:pPr>
               <w:jc w:val="center"/>
               <w:rPr>
-                <w:rFonts w:ascii="Times New Roman" w:hAnsi="Times New Roman"/>
-                <w:sz w:val="28"/>
-                <w:szCs w:val="28"/>
-                <w:lang w:val="en-US"/>
-              </w:rPr>
-            </w:pPr>
-            <w:r>
-              <w:rPr>
-                <w:rFonts w:ascii="Times New Roman" w:hAnsi="Times New Roman"/>
+                <w:rFonts w:cs="Times New Roman"/>
+                <w:sz w:val="28"/>
+                <w:szCs w:val="28"/>
+                <w:lang w:val="en-US"/>
+              </w:rPr>
+            </w:pPr>
+            <w:r>
+              <w:rPr>
+                <w:rFonts w:cs="Times New Roman"/>
                 <w:sz w:val="28"/>
                 <w:szCs w:val="28"/>
               </w:rPr>
@@ -5824,7 +5010,7 @@
             </w:r>
             <w:r>
               <w:rPr>
-                <w:rFonts w:ascii="Times New Roman" w:hAnsi="Times New Roman"/>
+                <w:rFonts w:cs="Times New Roman"/>
                 <w:sz w:val="28"/>
                 <w:szCs w:val="28"/>
                 <w:lang w:val="en-US"/>
@@ -5833,7 +5019,7 @@
             </w:r>
             <w:r>
               <w:rPr>
-                <w:rFonts w:ascii="Times New Roman" w:hAnsi="Times New Roman"/>
+                <w:rFonts w:cs="Times New Roman"/>
                 <w:sz w:val="28"/>
                 <w:szCs w:val="28"/>
               </w:rPr>
@@ -5841,7 +5027,7 @@
             </w:r>
             <w:r>
               <w:rPr>
-                <w:rFonts w:ascii="Times New Roman" w:hAnsi="Times New Roman"/>
+                <w:rFonts w:cs="Times New Roman"/>
                 <w:sz w:val="28"/>
                 <w:szCs w:val="28"/>
                 <w:lang w:val="en-US"/>
@@ -5858,23 +5044,20 @@
           <w:p>
             <w:pPr>
               <w:rPr>
-                <w:rFonts w:ascii="Times New Roman" w:hAnsi="Times New Roman"/>
-                <w:sz w:val="24"/>
-                <w:szCs w:val="24"/>
-              </w:rPr>
-            </w:pPr>
-            <w:r>
-              <w:rPr>
-                <w:rFonts w:ascii="Times New Roman" w:hAnsi="Times New Roman"/>
-                <w:sz w:val="24"/>
+                <w:rFonts w:cs="Times New Roman"/>
+                <w:szCs w:val="24"/>
+              </w:rPr>
+            </w:pPr>
+            <w:r>
+              <w:rPr>
+                <w:rFonts w:cs="Times New Roman"/>
                 <w:szCs w:val="24"/>
               </w:rPr>
               <w:t>Управление рукояткой</w:t>
             </w:r>
             <w:r>
               <w:rPr>
-                <w:rFonts w:ascii="Times New Roman" w:hAnsi="Times New Roman"/>
-                <w:sz w:val="24"/>
+                <w:rFonts w:cs="Times New Roman"/>
                 <w:szCs w:val="24"/>
               </w:rPr>
               <w:br/>
@@ -5890,15 +5073,14 @@
           <w:p>
             <w:pPr>
               <w:rPr>
-                <w:rFonts w:ascii="Times New Roman" w:hAnsi="Times New Roman"/>
-                <w:sz w:val="28"/>
-                <w:szCs w:val="28"/>
-              </w:rPr>
-            </w:pPr>
-            <w:r>
-              <w:rPr>
-                <w:rFonts w:ascii="Times New Roman" w:hAnsi="Times New Roman"/>
-                <w:sz w:val="24"/>
+                <w:rFonts w:cs="Times New Roman"/>
+                <w:sz w:val="28"/>
+                <w:szCs w:val="28"/>
+              </w:rPr>
+            </w:pPr>
+            <w:r>
+              <w:rPr>
+                <w:rFonts w:cs="Times New Roman"/>
                 <w:szCs w:val="24"/>
               </w:rPr>
               <w:t>По умолчанию в поездном положении</w:t>
@@ -5912,7 +5094,7 @@
         <w:spacing w:after="0" w:line="240" w:lineRule="auto"/>
         <w:jc w:val="center"/>
         <w:rPr>
-          <w:rFonts w:ascii="Times New Roman" w:hAnsi="Times New Roman"/>
+          <w:rFonts w:cs="Times New Roman"/>
           <w:sz w:val="16"/>
           <w:szCs w:val="16"/>
         </w:rPr>
@@ -5923,7 +5105,7 @@
         <w:spacing w:after="0" w:line="240" w:lineRule="auto"/>
         <w:jc w:val="center"/>
         <w:rPr>
-          <w:rFonts w:ascii="Times New Roman" w:hAnsi="Times New Roman"/>
+          <w:rFonts w:cs="Times New Roman"/>
           <w:sz w:val="16"/>
           <w:szCs w:val="16"/>
         </w:rPr>
@@ -5934,7 +5116,7 @@
         <w:spacing w:after="0" w:line="240" w:lineRule="auto"/>
         <w:jc w:val="center"/>
         <w:rPr>
-          <w:rFonts w:ascii="Times New Roman" w:hAnsi="Times New Roman"/>
+          <w:rFonts w:cs="Times New Roman"/>
           <w:sz w:val="16"/>
           <w:szCs w:val="16"/>
         </w:rPr>
@@ -5942,31 +5124,9 @@
     </w:p>
     <w:p>
       <w:pPr>
-        <w:spacing w:after="0" w:line="240" w:lineRule="auto"/>
         <w:jc w:val="center"/>
         <w:rPr>
-          <w:rFonts w:ascii="Times New Roman" w:hAnsi="Times New Roman"/>
-          <w:sz w:val="16"/>
-          <w:szCs w:val="16"/>
-        </w:rPr>
-      </w:pPr>
-    </w:p>
-    <w:p>
-      <w:pPr>
-        <w:spacing w:after="0" w:line="240" w:lineRule="auto"/>
-        <w:jc w:val="center"/>
-        <w:rPr>
-          <w:rFonts w:ascii="Times New Roman" w:hAnsi="Times New Roman"/>
-          <w:sz w:val="16"/>
-          <w:szCs w:val="16"/>
-        </w:rPr>
-      </w:pPr>
-    </w:p>
-    <w:p>
-      <w:pPr>
-        <w:jc w:val="center"/>
-        <w:rPr>
-          <w:rFonts w:ascii="Times New Roman" w:hAnsi="Times New Roman"/>
+          <w:rFonts w:cs="Times New Roman"/>
           <w:b/>
           <w:sz w:val="28"/>
           <w:szCs w:val="28"/>
@@ -5974,7 +5134,7 @@
       </w:pPr>
       <w:r>
         <w:rPr>
-          <w:rFonts w:ascii="Times New Roman" w:hAnsi="Times New Roman"/>
+          <w:rFonts w:cs="Times New Roman"/>
           <w:b/>
           <w:sz w:val="28"/>
           <w:szCs w:val="28"/>
@@ -5983,82 +5143,22 @@
       </w:r>
       <w:r>
         <w:rPr>
-          <w:rFonts w:ascii="Times New Roman" w:hAnsi="Times New Roman"/>
+          <w:rFonts w:cs="Times New Roman"/>
           <w:b/>
           <w:sz w:val="28"/>
           <w:szCs w:val="28"/>
         </w:rPr>
-        <w:t>уководств</w:t>
-      </w:r>
-      <w:r>
-        <w:rPr>
-          <w:rFonts w:ascii="Times New Roman" w:hAnsi="Times New Roman"/>
-          <w:b/>
-          <w:sz w:val="28"/>
-          <w:szCs w:val="28"/>
-        </w:rPr>
-        <w:t>о</w:t>
-      </w:r>
-      <w:r>
-        <w:rPr>
-          <w:rFonts w:ascii="Times New Roman" w:hAnsi="Times New Roman"/>
-          <w:b/>
-          <w:sz w:val="28"/>
-          <w:szCs w:val="28"/>
-        </w:rPr>
-        <w:t xml:space="preserve"> по </w:t>
-      </w:r>
-      <w:r>
-        <w:rPr>
-          <w:rFonts w:ascii="Times New Roman" w:hAnsi="Times New Roman"/>
-          <w:b/>
-          <w:sz w:val="28"/>
-          <w:szCs w:val="28"/>
-        </w:rPr>
-        <w:t>запуску</w:t>
-      </w:r>
-      <w:r>
-        <w:rPr>
-          <w:rFonts w:ascii="Times New Roman" w:hAnsi="Times New Roman"/>
-          <w:b/>
-          <w:sz w:val="28"/>
-          <w:szCs w:val="28"/>
+        <w:t>уководство по запуску электровоза ВЛ60</w:t>
+      </w:r>
+      <w:r>
+        <w:rPr>
+          <w:rFonts w:cs="Times New Roman"/>
         </w:rPr>
         <w:t xml:space="preserve"> </w:t>
       </w:r>
       <w:r>
         <w:rPr>
-          <w:rFonts w:ascii="Times New Roman" w:hAnsi="Times New Roman"/>
-          <w:b/>
-          <w:sz w:val="28"/>
-          <w:szCs w:val="28"/>
-        </w:rPr>
-        <w:t>электровоза</w:t>
-      </w:r>
-      <w:r>
-        <w:rPr>
-          <w:rFonts w:ascii="Times New Roman" w:hAnsi="Times New Roman"/>
-          <w:b/>
-          <w:sz w:val="28"/>
-          <w:szCs w:val="28"/>
-        </w:rPr>
-        <w:t xml:space="preserve"> </w:t>
-      </w:r>
-      <w:r>
-        <w:rPr>
-          <w:rFonts w:ascii="Times New Roman" w:hAnsi="Times New Roman"/>
-          <w:b/>
-          <w:sz w:val="28"/>
-          <w:szCs w:val="28"/>
-        </w:rPr>
-        <w:t>ВЛ60</w:t>
-      </w:r>
-      <w:r>
-        <w:t xml:space="preserve"> </w:t>
-      </w:r>
-      <w:r>
-        <w:rPr>
-          <w:rFonts w:ascii="Times New Roman" w:hAnsi="Times New Roman"/>
+          <w:rFonts w:cs="Times New Roman"/>
           <w:b/>
           <w:sz w:val="28"/>
           <w:szCs w:val="28"/>
@@ -6076,14 +5176,14 @@
         <w:spacing w:after="120"/>
         <w:contextualSpacing w:val="0"/>
         <w:rPr>
-          <w:rFonts w:ascii="Times New Roman" w:hAnsi="Times New Roman"/>
-          <w:sz w:val="28"/>
-          <w:szCs w:val="28"/>
-        </w:rPr>
-      </w:pPr>
-      <w:r>
-        <w:rPr>
-          <w:rFonts w:ascii="Times New Roman" w:hAnsi="Times New Roman"/>
+          <w:rFonts w:cs="Times New Roman"/>
+          <w:sz w:val="28"/>
+          <w:szCs w:val="28"/>
+        </w:rPr>
+      </w:pPr>
+      <w:r>
+        <w:rPr>
+          <w:rFonts w:cs="Times New Roman"/>
           <w:sz w:val="28"/>
           <w:szCs w:val="28"/>
         </w:rPr>
@@ -6091,7 +5191,7 @@
       </w:r>
       <w:r>
         <w:rPr>
-          <w:rFonts w:ascii="Times New Roman" w:hAnsi="Times New Roman"/>
+          <w:rFonts w:cs="Times New Roman"/>
           <w:sz w:val="28"/>
           <w:szCs w:val="28"/>
         </w:rPr>
@@ -6100,7 +5200,7 @@
       </w:r>
       <w:r>
         <w:rPr>
-          <w:rFonts w:ascii="Times New Roman" w:hAnsi="Times New Roman"/>
+          <w:rFonts w:cs="Times New Roman"/>
           <w:sz w:val="28"/>
           <w:szCs w:val="28"/>
         </w:rPr>
@@ -6108,63 +5208,15 @@
       </w:r>
       <w:r>
         <w:rPr>
-          <w:rFonts w:ascii="Times New Roman" w:hAnsi="Times New Roman"/>
-          <w:sz w:val="28"/>
-          <w:szCs w:val="28"/>
-        </w:rPr>
-        <w:t>т</w:t>
-      </w:r>
-      <w:r>
-        <w:rPr>
-          <w:rFonts w:ascii="Times New Roman" w:hAnsi="Times New Roman"/>
-          <w:sz w:val="28"/>
-          <w:szCs w:val="28"/>
-        </w:rPr>
-        <w:t xml:space="preserve">умблер </w:t>
-      </w:r>
-      <w:r>
-        <w:rPr>
-          <w:rFonts w:ascii="Times New Roman" w:hAnsi="Times New Roman"/>
-          <w:sz w:val="28"/>
-          <w:szCs w:val="28"/>
-        </w:rPr>
-        <w:t>«</w:t>
-      </w:r>
-      <w:r>
-        <w:rPr>
-          <w:rFonts w:ascii="Times New Roman" w:hAnsi="Times New Roman"/>
-          <w:sz w:val="28"/>
-          <w:szCs w:val="28"/>
-        </w:rPr>
-        <w:t>Токопри</w:t>
-      </w:r>
-      <w:r>
-        <w:rPr>
-          <w:rFonts w:ascii="Times New Roman" w:hAnsi="Times New Roman"/>
-          <w:sz w:val="28"/>
-          <w:szCs w:val="28"/>
-        </w:rPr>
-        <w:t>ё</w:t>
-      </w:r>
-      <w:r>
-        <w:rPr>
-          <w:rFonts w:ascii="Times New Roman" w:hAnsi="Times New Roman"/>
-          <w:sz w:val="28"/>
-          <w:szCs w:val="28"/>
-        </w:rPr>
-        <w:t>мники</w:t>
-      </w:r>
-      <w:r>
-        <w:rPr>
-          <w:rFonts w:ascii="Times New Roman" w:hAnsi="Times New Roman"/>
-          <w:sz w:val="28"/>
-          <w:szCs w:val="28"/>
-        </w:rPr>
-        <w:t>» (</w:t>
-      </w:r>
-      <w:r>
-        <w:rPr>
-          <w:rFonts w:ascii="Times New Roman" w:hAnsi="Times New Roman"/>
+          <w:rFonts w:cs="Times New Roman"/>
+          <w:sz w:val="28"/>
+          <w:szCs w:val="28"/>
+        </w:rPr>
+        <w:t>тумблер «Токоприёмники» (</w:t>
+      </w:r>
+      <w:r>
+        <w:rPr>
+          <w:rFonts w:cs="Times New Roman"/>
           <w:sz w:val="28"/>
           <w:szCs w:val="28"/>
         </w:rPr>
@@ -6172,7 +5224,7 @@
       </w:r>
       <w:r>
         <w:rPr>
-          <w:rFonts w:ascii="Times New Roman" w:hAnsi="Times New Roman"/>
+          <w:rFonts w:cs="Times New Roman"/>
           <w:sz w:val="28"/>
           <w:szCs w:val="28"/>
           <w:lang w:val="en-US"/>
@@ -6181,7 +5233,7 @@
       </w:r>
       <w:r>
         <w:rPr>
-          <w:rFonts w:ascii="Times New Roman" w:hAnsi="Times New Roman"/>
+          <w:rFonts w:cs="Times New Roman"/>
           <w:sz w:val="28"/>
           <w:szCs w:val="28"/>
         </w:rPr>
@@ -6189,7 +5241,7 @@
       </w:r>
       <w:r>
         <w:rPr>
-          <w:rFonts w:ascii="Times New Roman" w:hAnsi="Times New Roman"/>
+          <w:rFonts w:cs="Times New Roman"/>
           <w:sz w:val="28"/>
           <w:szCs w:val="28"/>
           <w:lang w:val="en-US"/>
@@ -6198,7 +5250,7 @@
       </w:r>
       <w:r>
         <w:rPr>
-          <w:rFonts w:ascii="Times New Roman" w:hAnsi="Times New Roman"/>
+          <w:rFonts w:cs="Times New Roman"/>
           <w:sz w:val="28"/>
           <w:szCs w:val="28"/>
         </w:rPr>
@@ -6206,7 +5258,7 @@
       </w:r>
       <w:r>
         <w:rPr>
-          <w:rFonts w:ascii="Times New Roman" w:hAnsi="Times New Roman"/>
+          <w:rFonts w:cs="Times New Roman"/>
           <w:sz w:val="28"/>
           <w:szCs w:val="28"/>
         </w:rPr>
@@ -6223,14 +5275,14 @@
         <w:spacing w:after="120"/>
         <w:contextualSpacing w:val="0"/>
         <w:rPr>
-          <w:rFonts w:ascii="Times New Roman" w:hAnsi="Times New Roman"/>
-          <w:sz w:val="28"/>
-          <w:szCs w:val="28"/>
-        </w:rPr>
-      </w:pPr>
-      <w:r>
-        <w:rPr>
-          <w:rFonts w:ascii="Times New Roman" w:hAnsi="Times New Roman"/>
+          <w:rFonts w:cs="Times New Roman"/>
+          <w:sz w:val="28"/>
+          <w:szCs w:val="28"/>
+        </w:rPr>
+      </w:pPr>
+      <w:r>
+        <w:rPr>
+          <w:rFonts w:cs="Times New Roman"/>
           <w:sz w:val="28"/>
           <w:szCs w:val="28"/>
         </w:rPr>
@@ -6238,23 +5290,15 @@
       </w:r>
       <w:r>
         <w:rPr>
-          <w:rFonts w:ascii="Times New Roman" w:hAnsi="Times New Roman"/>
-          <w:sz w:val="28"/>
-          <w:szCs w:val="28"/>
-        </w:rPr>
-        <w:t xml:space="preserve">ключить </w:t>
-      </w:r>
-      <w:r>
-        <w:rPr>
-          <w:rFonts w:ascii="Times New Roman" w:hAnsi="Times New Roman"/>
-          <w:sz w:val="28"/>
-          <w:szCs w:val="28"/>
-        </w:rPr>
-        <w:t>тумблер «Токоприёмник</w:t>
-      </w:r>
-      <w:r>
-        <w:rPr>
-          <w:rFonts w:ascii="Times New Roman" w:hAnsi="Times New Roman"/>
+          <w:rFonts w:cs="Times New Roman"/>
+          <w:sz w:val="28"/>
+          <w:szCs w:val="28"/>
+        </w:rPr>
+        <w:t>ключить тумблер «Токоприёмник</w:t>
+      </w:r>
+      <w:r>
+        <w:rPr>
+          <w:rFonts w:cs="Times New Roman"/>
           <w:sz w:val="28"/>
           <w:szCs w:val="28"/>
         </w:rPr>
@@ -6262,7 +5306,7 @@
       </w:r>
       <w:r>
         <w:rPr>
-          <w:rFonts w:ascii="Times New Roman" w:hAnsi="Times New Roman"/>
+          <w:rFonts w:cs="Times New Roman"/>
           <w:sz w:val="28"/>
           <w:szCs w:val="28"/>
         </w:rPr>
@@ -6270,7 +5314,7 @@
       </w:r>
       <w:r>
         <w:rPr>
-          <w:rFonts w:ascii="Times New Roman" w:hAnsi="Times New Roman"/>
+          <w:rFonts w:cs="Times New Roman"/>
           <w:sz w:val="28"/>
           <w:szCs w:val="28"/>
           <w:lang w:val="en-US"/>
@@ -6279,19 +5323,11 @@
       </w:r>
       <w:r>
         <w:rPr>
-          <w:rFonts w:ascii="Times New Roman" w:hAnsi="Times New Roman"/>
-          <w:sz w:val="28"/>
-          <w:szCs w:val="28"/>
-        </w:rPr>
-        <w:t>)</w:t>
-      </w:r>
-      <w:r>
-        <w:rPr>
-          <w:rFonts w:ascii="Times New Roman" w:hAnsi="Times New Roman"/>
-          <w:sz w:val="28"/>
-          <w:szCs w:val="28"/>
-        </w:rPr>
-        <w:t>.</w:t>
+          <w:rFonts w:cs="Times New Roman"/>
+          <w:sz w:val="28"/>
+          <w:szCs w:val="28"/>
+        </w:rPr>
+        <w:t>).</w:t>
       </w:r>
     </w:p>
     <w:p>
@@ -6304,14 +5340,14 @@
         <w:spacing w:after="120"/>
         <w:contextualSpacing w:val="0"/>
         <w:rPr>
-          <w:rFonts w:ascii="Times New Roman" w:hAnsi="Times New Roman"/>
-          <w:sz w:val="28"/>
-          <w:szCs w:val="28"/>
-        </w:rPr>
-      </w:pPr>
-      <w:r>
-        <w:rPr>
-          <w:rFonts w:ascii="Times New Roman" w:hAnsi="Times New Roman"/>
+          <w:rFonts w:cs="Times New Roman"/>
+          <w:sz w:val="28"/>
+          <w:szCs w:val="28"/>
+        </w:rPr>
+      </w:pPr>
+      <w:r>
+        <w:rPr>
+          <w:rFonts w:cs="Times New Roman"/>
           <w:sz w:val="28"/>
           <w:szCs w:val="28"/>
         </w:rPr>
@@ -6319,7 +5355,7 @@
       </w:r>
       <w:r>
         <w:rPr>
-          <w:rFonts w:ascii="Times New Roman" w:hAnsi="Times New Roman"/>
+          <w:rFonts w:cs="Times New Roman"/>
           <w:sz w:val="28"/>
           <w:szCs w:val="28"/>
         </w:rPr>
@@ -6328,23 +5364,15 @@
       </w:r>
       <w:r>
         <w:rPr>
-          <w:rFonts w:ascii="Times New Roman" w:hAnsi="Times New Roman"/>
-          <w:sz w:val="28"/>
-          <w:szCs w:val="28"/>
-        </w:rPr>
-        <w:t xml:space="preserve">ключить </w:t>
-      </w:r>
-      <w:r>
-        <w:rPr>
-          <w:rFonts w:ascii="Times New Roman" w:hAnsi="Times New Roman"/>
-          <w:sz w:val="28"/>
-          <w:szCs w:val="28"/>
-        </w:rPr>
-        <w:t>тумблер «</w:t>
-      </w:r>
-      <w:r>
-        <w:rPr>
-          <w:rFonts w:ascii="Times New Roman" w:hAnsi="Times New Roman"/>
+          <w:rFonts w:cs="Times New Roman"/>
+          <w:sz w:val="28"/>
+          <w:szCs w:val="28"/>
+        </w:rPr>
+        <w:t>ключить тумблер «</w:t>
+      </w:r>
+      <w:r>
+        <w:rPr>
+          <w:rFonts w:cs="Times New Roman"/>
           <w:sz w:val="28"/>
           <w:szCs w:val="28"/>
         </w:rPr>
@@ -6352,7 +5380,7 @@
       </w:r>
       <w:r>
         <w:rPr>
-          <w:rFonts w:ascii="Times New Roman" w:hAnsi="Times New Roman"/>
+          <w:rFonts w:cs="Times New Roman"/>
           <w:sz w:val="28"/>
           <w:szCs w:val="28"/>
         </w:rPr>
@@ -6360,7 +5388,7 @@
       </w:r>
       <w:r>
         <w:rPr>
-          <w:rFonts w:ascii="Times New Roman" w:hAnsi="Times New Roman"/>
+          <w:rFonts w:cs="Times New Roman"/>
           <w:sz w:val="28"/>
           <w:szCs w:val="28"/>
         </w:rPr>
@@ -6368,7 +5396,7 @@
       </w:r>
       <w:r>
         <w:rPr>
-          <w:rFonts w:ascii="Times New Roman" w:hAnsi="Times New Roman"/>
+          <w:rFonts w:cs="Times New Roman"/>
           <w:sz w:val="28"/>
           <w:szCs w:val="28"/>
         </w:rPr>
@@ -6376,7 +5404,7 @@
       </w:r>
       <w:r>
         <w:rPr>
-          <w:rFonts w:ascii="Times New Roman" w:hAnsi="Times New Roman"/>
+          <w:rFonts w:cs="Times New Roman"/>
           <w:sz w:val="28"/>
           <w:szCs w:val="28"/>
           <w:lang w:val="en-US"/>
@@ -6385,19 +5413,11 @@
       </w:r>
       <w:r>
         <w:rPr>
-          <w:rFonts w:ascii="Times New Roman" w:hAnsi="Times New Roman"/>
-          <w:sz w:val="28"/>
-          <w:szCs w:val="28"/>
-        </w:rPr>
-        <w:t>)</w:t>
-      </w:r>
-      <w:r>
-        <w:rPr>
-          <w:rFonts w:ascii="Times New Roman" w:hAnsi="Times New Roman"/>
-          <w:sz w:val="28"/>
-          <w:szCs w:val="28"/>
-        </w:rPr>
-        <w:t>.</w:t>
+          <w:rFonts w:cs="Times New Roman"/>
+          <w:sz w:val="28"/>
+          <w:szCs w:val="28"/>
+        </w:rPr>
+        <w:t>).</w:t>
       </w:r>
     </w:p>
     <w:p>
@@ -6410,14 +5430,14 @@
         <w:spacing w:after="120"/>
         <w:contextualSpacing w:val="0"/>
         <w:rPr>
-          <w:rFonts w:ascii="Times New Roman" w:hAnsi="Times New Roman"/>
-          <w:sz w:val="28"/>
-          <w:szCs w:val="28"/>
-        </w:rPr>
-      </w:pPr>
-      <w:r>
-        <w:rPr>
-          <w:rFonts w:ascii="Times New Roman" w:hAnsi="Times New Roman"/>
+          <w:rFonts w:cs="Times New Roman"/>
+          <w:sz w:val="28"/>
+          <w:szCs w:val="28"/>
+        </w:rPr>
+      </w:pPr>
+      <w:r>
+        <w:rPr>
+          <w:rFonts w:cs="Times New Roman"/>
           <w:sz w:val="28"/>
           <w:szCs w:val="28"/>
         </w:rPr>
@@ -6425,7 +5445,7 @@
       </w:r>
       <w:r>
         <w:rPr>
-          <w:rFonts w:ascii="Times New Roman" w:hAnsi="Times New Roman"/>
+          <w:rFonts w:cs="Times New Roman"/>
           <w:sz w:val="28"/>
           <w:szCs w:val="28"/>
         </w:rPr>
@@ -6433,7 +5453,7 @@
       </w:r>
       <w:r>
         <w:rPr>
-          <w:rFonts w:ascii="Times New Roman" w:hAnsi="Times New Roman"/>
+          <w:rFonts w:cs="Times New Roman"/>
           <w:sz w:val="28"/>
           <w:szCs w:val="28"/>
         </w:rPr>
@@ -6441,7 +5461,7 @@
       </w:r>
       <w:r>
         <w:rPr>
-          <w:rFonts w:ascii="Times New Roman" w:hAnsi="Times New Roman"/>
+          <w:rFonts w:cs="Times New Roman"/>
           <w:sz w:val="28"/>
           <w:szCs w:val="28"/>
         </w:rPr>
@@ -6449,7 +5469,7 @@
       </w:r>
       <w:r>
         <w:rPr>
-          <w:rFonts w:ascii="Times New Roman" w:hAnsi="Times New Roman"/>
+          <w:rFonts w:cs="Times New Roman"/>
           <w:sz w:val="28"/>
           <w:szCs w:val="28"/>
         </w:rPr>
@@ -6457,7 +5477,7 @@
       </w:r>
       <w:r>
         <w:rPr>
-          <w:rFonts w:ascii="Times New Roman" w:hAnsi="Times New Roman"/>
+          <w:rFonts w:cs="Times New Roman"/>
           <w:sz w:val="28"/>
           <w:szCs w:val="28"/>
         </w:rPr>
@@ -6465,23 +5485,15 @@
       </w:r>
       <w:r>
         <w:rPr>
-          <w:rFonts w:ascii="Times New Roman" w:hAnsi="Times New Roman"/>
-          <w:sz w:val="28"/>
-          <w:szCs w:val="28"/>
-        </w:rPr>
-        <w:t xml:space="preserve"> тумблер «Включение ГВ и возврат защиты» (</w:t>
-      </w:r>
-      <w:r>
-        <w:rPr>
-          <w:rFonts w:ascii="Times New Roman" w:hAnsi="Times New Roman"/>
-          <w:sz w:val="28"/>
-          <w:szCs w:val="28"/>
-        </w:rPr>
-        <w:t xml:space="preserve">клавиша </w:t>
-      </w:r>
-      <w:r>
-        <w:rPr>
-          <w:rFonts w:ascii="Times New Roman" w:hAnsi="Times New Roman"/>
+          <w:rFonts w:cs="Times New Roman"/>
+          <w:sz w:val="28"/>
+          <w:szCs w:val="28"/>
+        </w:rPr>
+        <w:t xml:space="preserve"> тумблер «Включение ГВ и возврат защиты» (клавиша </w:t>
+      </w:r>
+      <w:r>
+        <w:rPr>
+          <w:rFonts w:cs="Times New Roman"/>
           <w:sz w:val="28"/>
           <w:szCs w:val="28"/>
           <w:lang w:val="en-US"/>
@@ -6490,7 +5502,7 @@
       </w:r>
       <w:r>
         <w:rPr>
-          <w:rFonts w:ascii="Times New Roman" w:hAnsi="Times New Roman"/>
+          <w:rFonts w:cs="Times New Roman"/>
           <w:sz w:val="28"/>
           <w:szCs w:val="28"/>
         </w:rPr>
@@ -6498,7 +5510,7 @@
       </w:r>
       <w:r>
         <w:rPr>
-          <w:rFonts w:ascii="Times New Roman" w:hAnsi="Times New Roman"/>
+          <w:rFonts w:cs="Times New Roman"/>
           <w:sz w:val="28"/>
           <w:szCs w:val="28"/>
           <w:lang w:val="en-US"/>
@@ -6507,7 +5519,7 @@
       </w:r>
       <w:r>
         <w:rPr>
-          <w:rFonts w:ascii="Times New Roman" w:hAnsi="Times New Roman"/>
+          <w:rFonts w:cs="Times New Roman"/>
           <w:sz w:val="28"/>
           <w:szCs w:val="28"/>
         </w:rPr>
@@ -6515,7 +5527,7 @@
       </w:r>
       <w:r>
         <w:rPr>
-          <w:rFonts w:ascii="Times New Roman" w:hAnsi="Times New Roman"/>
+          <w:rFonts w:cs="Times New Roman"/>
           <w:sz w:val="28"/>
           <w:szCs w:val="28"/>
         </w:rPr>
@@ -6532,14 +5544,14 @@
         <w:spacing w:after="120"/>
         <w:contextualSpacing w:val="0"/>
         <w:rPr>
-          <w:rFonts w:ascii="Times New Roman" w:hAnsi="Times New Roman"/>
-          <w:sz w:val="28"/>
-          <w:szCs w:val="28"/>
-        </w:rPr>
-      </w:pPr>
-      <w:r>
-        <w:rPr>
-          <w:rFonts w:ascii="Times New Roman" w:hAnsi="Times New Roman"/>
+          <w:rFonts w:cs="Times New Roman"/>
+          <w:sz w:val="28"/>
+          <w:szCs w:val="28"/>
+        </w:rPr>
+      </w:pPr>
+      <w:r>
+        <w:rPr>
+          <w:rFonts w:cs="Times New Roman"/>
           <w:sz w:val="28"/>
           <w:szCs w:val="28"/>
         </w:rPr>
@@ -6548,7 +5560,7 @@
       <w:proofErr w:type="spellStart"/>
       <w:r>
         <w:rPr>
-          <w:rFonts w:ascii="Times New Roman" w:hAnsi="Times New Roman"/>
+          <w:rFonts w:cs="Times New Roman"/>
           <w:sz w:val="28"/>
           <w:szCs w:val="28"/>
         </w:rPr>
@@ -6557,7 +5569,7 @@
       <w:proofErr w:type="spellEnd"/>
       <w:r>
         <w:rPr>
-          <w:rFonts w:ascii="Times New Roman" w:hAnsi="Times New Roman"/>
+          <w:rFonts w:cs="Times New Roman"/>
           <w:sz w:val="28"/>
           <w:szCs w:val="28"/>
         </w:rPr>
@@ -6565,24 +5577,16 @@
       </w:r>
       <w:r>
         <w:rPr>
-          <w:rFonts w:ascii="Times New Roman" w:hAnsi="Times New Roman"/>
-          <w:sz w:val="28"/>
-          <w:szCs w:val="28"/>
-        </w:rPr>
-        <w:t xml:space="preserve">ключить </w:t>
-      </w:r>
-      <w:r>
-        <w:rPr>
-          <w:rFonts w:ascii="Times New Roman" w:hAnsi="Times New Roman"/>
-          <w:sz w:val="28"/>
-          <w:szCs w:val="28"/>
-        </w:rPr>
-        <w:t>тумблер «</w:t>
+          <w:rFonts w:cs="Times New Roman"/>
+          <w:sz w:val="28"/>
+          <w:szCs w:val="28"/>
+        </w:rPr>
+        <w:t>ключить тумблер «</w:t>
       </w:r>
       <w:proofErr w:type="spellStart"/>
       <w:r>
         <w:rPr>
-          <w:rFonts w:ascii="Times New Roman" w:hAnsi="Times New Roman"/>
+          <w:rFonts w:cs="Times New Roman"/>
           <w:sz w:val="28"/>
           <w:szCs w:val="28"/>
         </w:rPr>
@@ -6591,7 +5595,7 @@
       <w:proofErr w:type="spellEnd"/>
       <w:r>
         <w:rPr>
-          <w:rFonts w:ascii="Times New Roman" w:hAnsi="Times New Roman"/>
+          <w:rFonts w:cs="Times New Roman"/>
           <w:sz w:val="28"/>
           <w:szCs w:val="28"/>
         </w:rPr>
@@ -6599,7 +5603,7 @@
       </w:r>
       <w:r>
         <w:rPr>
-          <w:rFonts w:ascii="Times New Roman" w:hAnsi="Times New Roman"/>
+          <w:rFonts w:cs="Times New Roman"/>
           <w:sz w:val="28"/>
           <w:szCs w:val="28"/>
         </w:rPr>
@@ -6607,7 +5611,7 @@
       </w:r>
       <w:r>
         <w:rPr>
-          <w:rFonts w:ascii="Times New Roman" w:hAnsi="Times New Roman"/>
+          <w:rFonts w:cs="Times New Roman"/>
           <w:sz w:val="28"/>
           <w:szCs w:val="28"/>
         </w:rPr>
@@ -6615,7 +5619,7 @@
       </w:r>
       <w:r>
         <w:rPr>
-          <w:rFonts w:ascii="Times New Roman" w:hAnsi="Times New Roman"/>
+          <w:rFonts w:cs="Times New Roman"/>
           <w:sz w:val="28"/>
           <w:szCs w:val="28"/>
           <w:lang w:val="en-US"/>
@@ -6624,19 +5628,11 @@
       </w:r>
       <w:r>
         <w:rPr>
-          <w:rFonts w:ascii="Times New Roman" w:hAnsi="Times New Roman"/>
-          <w:sz w:val="28"/>
-          <w:szCs w:val="28"/>
-        </w:rPr>
-        <w:t>)</w:t>
-      </w:r>
-      <w:r>
-        <w:rPr>
-          <w:rFonts w:ascii="Times New Roman" w:hAnsi="Times New Roman"/>
-          <w:sz w:val="28"/>
-          <w:szCs w:val="28"/>
-        </w:rPr>
-        <w:t>.</w:t>
+          <w:rFonts w:cs="Times New Roman"/>
+          <w:sz w:val="28"/>
+          <w:szCs w:val="28"/>
+        </w:rPr>
+        <w:t>).</w:t>
       </w:r>
     </w:p>
     <w:p>
@@ -6649,14 +5645,14 @@
         <w:spacing w:after="120"/>
         <w:contextualSpacing w:val="0"/>
         <w:rPr>
-          <w:rFonts w:ascii="Times New Roman" w:hAnsi="Times New Roman"/>
-          <w:sz w:val="28"/>
-          <w:szCs w:val="28"/>
-        </w:rPr>
-      </w:pPr>
-      <w:r>
-        <w:rPr>
-          <w:rFonts w:ascii="Times New Roman" w:hAnsi="Times New Roman"/>
+          <w:rFonts w:cs="Times New Roman"/>
+          <w:sz w:val="28"/>
+          <w:szCs w:val="28"/>
+        </w:rPr>
+      </w:pPr>
+      <w:r>
+        <w:rPr>
+          <w:rFonts w:cs="Times New Roman"/>
           <w:sz w:val="28"/>
           <w:szCs w:val="28"/>
         </w:rPr>
@@ -6664,7 +5660,7 @@
       </w:r>
       <w:r>
         <w:rPr>
-          <w:rFonts w:ascii="Times New Roman" w:hAnsi="Times New Roman"/>
+          <w:rFonts w:cs="Times New Roman"/>
           <w:sz w:val="28"/>
           <w:szCs w:val="28"/>
         </w:rPr>
@@ -6672,23 +5668,15 @@
       </w:r>
       <w:r>
         <w:rPr>
-          <w:rFonts w:ascii="Times New Roman" w:hAnsi="Times New Roman"/>
-          <w:sz w:val="28"/>
-          <w:szCs w:val="28"/>
-        </w:rPr>
-        <w:t xml:space="preserve">ключить </w:t>
-      </w:r>
-      <w:r>
-        <w:rPr>
-          <w:rFonts w:ascii="Times New Roman" w:hAnsi="Times New Roman"/>
-          <w:sz w:val="28"/>
-          <w:szCs w:val="28"/>
-        </w:rPr>
-        <w:t>тумблер «</w:t>
-      </w:r>
-      <w:r>
-        <w:rPr>
-          <w:rFonts w:ascii="Times New Roman" w:hAnsi="Times New Roman"/>
+          <w:rFonts w:cs="Times New Roman"/>
+          <w:sz w:val="28"/>
+          <w:szCs w:val="28"/>
+        </w:rPr>
+        <w:t>ключить тумблер «</w:t>
+      </w:r>
+      <w:r>
+        <w:rPr>
+          <w:rFonts w:cs="Times New Roman"/>
           <w:sz w:val="28"/>
           <w:szCs w:val="28"/>
         </w:rPr>
@@ -6696,7 +5684,7 @@
       </w:r>
       <w:r>
         <w:rPr>
-          <w:rFonts w:ascii="Times New Roman" w:hAnsi="Times New Roman"/>
+          <w:rFonts w:cs="Times New Roman"/>
           <w:sz w:val="28"/>
           <w:szCs w:val="28"/>
         </w:rPr>
@@ -6704,7 +5692,7 @@
       </w:r>
       <w:r>
         <w:rPr>
-          <w:rFonts w:ascii="Times New Roman" w:hAnsi="Times New Roman"/>
+          <w:rFonts w:cs="Times New Roman"/>
           <w:sz w:val="28"/>
           <w:szCs w:val="28"/>
         </w:rPr>
@@ -6712,7 +5700,7 @@
       </w:r>
       <w:r>
         <w:rPr>
-          <w:rFonts w:ascii="Times New Roman" w:hAnsi="Times New Roman"/>
+          <w:rFonts w:cs="Times New Roman"/>
           <w:sz w:val="28"/>
           <w:szCs w:val="28"/>
         </w:rPr>
@@ -6720,7 +5708,7 @@
       </w:r>
       <w:r>
         <w:rPr>
-          <w:rFonts w:ascii="Times New Roman" w:hAnsi="Times New Roman"/>
+          <w:rFonts w:cs="Times New Roman"/>
           <w:sz w:val="28"/>
           <w:szCs w:val="28"/>
         </w:rPr>
@@ -6728,19 +5716,11 @@
       </w:r>
       <w:r>
         <w:rPr>
-          <w:rFonts w:ascii="Times New Roman" w:hAnsi="Times New Roman"/>
-          <w:sz w:val="28"/>
-          <w:szCs w:val="28"/>
-        </w:rPr>
-        <w:t>)</w:t>
-      </w:r>
-      <w:r>
-        <w:rPr>
-          <w:rFonts w:ascii="Times New Roman" w:hAnsi="Times New Roman"/>
-          <w:sz w:val="28"/>
-          <w:szCs w:val="28"/>
-        </w:rPr>
-        <w:t>.</w:t>
+          <w:rFonts w:cs="Times New Roman"/>
+          <w:sz w:val="28"/>
+          <w:szCs w:val="28"/>
+        </w:rPr>
+        <w:t>).</w:t>
       </w:r>
     </w:p>
     <w:p>
@@ -6753,14 +5733,14 @@
         <w:spacing w:after="120"/>
         <w:contextualSpacing w:val="0"/>
         <w:rPr>
-          <w:rFonts w:ascii="Times New Roman" w:hAnsi="Times New Roman"/>
-          <w:sz w:val="28"/>
-          <w:szCs w:val="28"/>
-        </w:rPr>
-      </w:pPr>
-      <w:r>
-        <w:rPr>
-          <w:rFonts w:ascii="Times New Roman" w:hAnsi="Times New Roman"/>
+          <w:rFonts w:cs="Times New Roman"/>
+          <w:sz w:val="28"/>
+          <w:szCs w:val="28"/>
+        </w:rPr>
+      </w:pPr>
+      <w:r>
+        <w:rPr>
+          <w:rFonts w:cs="Times New Roman"/>
           <w:sz w:val="28"/>
           <w:szCs w:val="28"/>
         </w:rPr>
@@ -6768,7 +5748,7 @@
       </w:r>
       <w:r>
         <w:rPr>
-          <w:rFonts w:ascii="Times New Roman" w:hAnsi="Times New Roman"/>
+          <w:rFonts w:cs="Times New Roman"/>
           <w:sz w:val="28"/>
           <w:szCs w:val="28"/>
         </w:rPr>
@@ -6776,7 +5756,7 @@
       </w:r>
       <w:r>
         <w:rPr>
-          <w:rFonts w:ascii="Times New Roman" w:hAnsi="Times New Roman"/>
+          <w:rFonts w:cs="Times New Roman"/>
           <w:sz w:val="28"/>
           <w:szCs w:val="28"/>
         </w:rPr>
@@ -6784,7 +5764,7 @@
       </w:r>
       <w:r>
         <w:rPr>
-          <w:rFonts w:ascii="Times New Roman" w:hAnsi="Times New Roman"/>
+          <w:rFonts w:cs="Times New Roman"/>
           <w:sz w:val="28"/>
           <w:szCs w:val="28"/>
         </w:rPr>
@@ -6792,7 +5772,7 @@
       </w:r>
       <w:r>
         <w:rPr>
-          <w:rFonts w:ascii="Times New Roman" w:hAnsi="Times New Roman"/>
+          <w:rFonts w:cs="Times New Roman"/>
           <w:sz w:val="28"/>
           <w:szCs w:val="28"/>
         </w:rPr>
@@ -6800,7 +5780,7 @@
       </w:r>
       <w:r>
         <w:rPr>
-          <w:rFonts w:ascii="Times New Roman" w:hAnsi="Times New Roman"/>
+          <w:rFonts w:cs="Times New Roman"/>
           <w:sz w:val="28"/>
           <w:szCs w:val="28"/>
         </w:rPr>
@@ -6808,7 +5788,7 @@
       </w:r>
       <w:r>
         <w:rPr>
-          <w:rFonts w:ascii="Times New Roman" w:hAnsi="Times New Roman"/>
+          <w:rFonts w:cs="Times New Roman"/>
           <w:sz w:val="28"/>
           <w:szCs w:val="28"/>
         </w:rPr>
@@ -6816,7 +5796,7 @@
       </w:r>
       <w:r>
         <w:rPr>
-          <w:rFonts w:ascii="Times New Roman" w:hAnsi="Times New Roman"/>
+          <w:rFonts w:cs="Times New Roman"/>
           <w:sz w:val="28"/>
           <w:szCs w:val="28"/>
         </w:rPr>
@@ -6824,7 +5804,7 @@
       </w:r>
       <w:r>
         <w:rPr>
-          <w:rFonts w:ascii="Times New Roman" w:hAnsi="Times New Roman"/>
+          <w:rFonts w:cs="Times New Roman"/>
           <w:sz w:val="28"/>
           <w:szCs w:val="28"/>
         </w:rPr>
@@ -6832,47 +5812,15 @@
       </w:r>
       <w:r>
         <w:rPr>
-          <w:rFonts w:ascii="Times New Roman" w:hAnsi="Times New Roman"/>
-          <w:sz w:val="28"/>
-          <w:szCs w:val="28"/>
-        </w:rPr>
-        <w:t>: в</w:t>
-      </w:r>
-      <w:r>
-        <w:rPr>
-          <w:rFonts w:ascii="Times New Roman" w:hAnsi="Times New Roman"/>
-          <w:sz w:val="28"/>
-          <w:szCs w:val="28"/>
-        </w:rPr>
-        <w:t xml:space="preserve">ключить </w:t>
-      </w:r>
-      <w:r>
-        <w:rPr>
-          <w:rFonts w:ascii="Times New Roman" w:hAnsi="Times New Roman"/>
-          <w:sz w:val="28"/>
-          <w:szCs w:val="28"/>
-        </w:rPr>
-        <w:t>тумблер</w:t>
-      </w:r>
-      <w:r>
-        <w:rPr>
-          <w:rFonts w:ascii="Times New Roman" w:hAnsi="Times New Roman"/>
-          <w:sz w:val="28"/>
-          <w:szCs w:val="28"/>
-        </w:rPr>
-        <w:t>ы «</w:t>
-      </w:r>
-      <w:r>
-        <w:rPr>
-          <w:rFonts w:ascii="Times New Roman" w:hAnsi="Times New Roman"/>
-          <w:sz w:val="28"/>
-          <w:szCs w:val="28"/>
-        </w:rPr>
-        <w:t>Мотор-вентилятор</w:t>
-      </w:r>
-      <w:r>
-        <w:rPr>
-          <w:rFonts w:ascii="Times New Roman" w:hAnsi="Times New Roman"/>
+          <w:rFonts w:cs="Times New Roman"/>
+          <w:sz w:val="28"/>
+          <w:szCs w:val="28"/>
+        </w:rPr>
+        <w:t>: включить тумблеры «Мотор-вентилятор</w:t>
+      </w:r>
+      <w:r>
+        <w:rPr>
+          <w:rFonts w:cs="Times New Roman"/>
           <w:sz w:val="28"/>
           <w:szCs w:val="28"/>
         </w:rPr>
@@ -6880,31 +5828,15 @@
       </w:r>
       <w:r>
         <w:rPr>
-          <w:rFonts w:ascii="Times New Roman" w:hAnsi="Times New Roman"/>
-          <w:sz w:val="28"/>
-          <w:szCs w:val="28"/>
-        </w:rPr>
-        <w:t xml:space="preserve">» </w:t>
-      </w:r>
-      <w:r>
-        <w:rPr>
-          <w:rFonts w:ascii="Times New Roman" w:hAnsi="Times New Roman"/>
-          <w:sz w:val="28"/>
-          <w:szCs w:val="28"/>
-        </w:rPr>
-        <w:t>(</w:t>
-      </w:r>
-      <w:r>
-        <w:rPr>
-          <w:rFonts w:ascii="Times New Roman" w:hAnsi="Times New Roman"/>
-          <w:sz w:val="28"/>
-          <w:szCs w:val="28"/>
-        </w:rPr>
-        <w:t>клавиш</w:t>
-      </w:r>
-      <w:r>
-        <w:rPr>
-          <w:rFonts w:ascii="Times New Roman" w:hAnsi="Times New Roman"/>
+          <w:rFonts w:cs="Times New Roman"/>
+          <w:sz w:val="28"/>
+          <w:szCs w:val="28"/>
+        </w:rPr>
+        <w:t>» (клавиш</w:t>
+      </w:r>
+      <w:r>
+        <w:rPr>
+          <w:rFonts w:cs="Times New Roman"/>
           <w:sz w:val="28"/>
           <w:szCs w:val="28"/>
         </w:rPr>
@@ -6912,7 +5844,7 @@
       </w:r>
       <w:r>
         <w:rPr>
-          <w:rFonts w:ascii="Times New Roman" w:hAnsi="Times New Roman"/>
+          <w:rFonts w:cs="Times New Roman"/>
           <w:sz w:val="28"/>
           <w:szCs w:val="28"/>
         </w:rPr>
@@ -6920,7 +5852,7 @@
       </w:r>
       <w:r>
         <w:rPr>
-          <w:rFonts w:ascii="Times New Roman" w:hAnsi="Times New Roman"/>
+          <w:rFonts w:cs="Times New Roman"/>
           <w:sz w:val="28"/>
           <w:szCs w:val="28"/>
           <w:lang w:val="en-US"/>
@@ -6929,7 +5861,7 @@
       </w:r>
       <w:r>
         <w:rPr>
-          <w:rFonts w:ascii="Times New Roman" w:hAnsi="Times New Roman"/>
+          <w:rFonts w:cs="Times New Roman"/>
           <w:sz w:val="28"/>
           <w:szCs w:val="28"/>
         </w:rPr>
@@ -6937,7 +5869,7 @@
       </w:r>
       <w:r>
         <w:rPr>
-          <w:rFonts w:ascii="Times New Roman" w:hAnsi="Times New Roman"/>
+          <w:rFonts w:cs="Times New Roman"/>
           <w:sz w:val="28"/>
           <w:szCs w:val="28"/>
         </w:rPr>
@@ -6945,7 +5877,7 @@
       </w:r>
       <w:r>
         <w:rPr>
-          <w:rFonts w:ascii="Times New Roman" w:hAnsi="Times New Roman"/>
+          <w:rFonts w:cs="Times New Roman"/>
           <w:sz w:val="28"/>
           <w:szCs w:val="28"/>
         </w:rPr>
@@ -6953,7 +5885,7 @@
       </w:r>
       <w:r>
         <w:rPr>
-          <w:rFonts w:ascii="Times New Roman" w:hAnsi="Times New Roman"/>
+          <w:rFonts w:cs="Times New Roman"/>
           <w:sz w:val="28"/>
           <w:szCs w:val="28"/>
           <w:lang w:val="en-US"/>
@@ -6962,7 +5894,7 @@
       </w:r>
       <w:r>
         <w:rPr>
-          <w:rFonts w:ascii="Times New Roman" w:hAnsi="Times New Roman"/>
+          <w:rFonts w:cs="Times New Roman"/>
           <w:sz w:val="28"/>
           <w:szCs w:val="28"/>
         </w:rPr>
@@ -6970,7 +5902,7 @@
       </w:r>
       <w:r>
         <w:rPr>
-          <w:rFonts w:ascii="Times New Roman" w:hAnsi="Times New Roman"/>
+          <w:rFonts w:cs="Times New Roman"/>
           <w:sz w:val="28"/>
           <w:szCs w:val="28"/>
         </w:rPr>
@@ -6978,18 +5910,21 @@
       </w:r>
       <w:r>
         <w:rPr>
-          <w:rFonts w:ascii="Times New Roman" w:hAnsi="Times New Roman"/>
+          <w:rFonts w:cs="Times New Roman"/>
           <w:sz w:val="28"/>
           <w:szCs w:val="28"/>
         </w:rPr>
         <w:t>,</w:t>
       </w:r>
       <w:r>
+        <w:rPr>
+          <w:rFonts w:cs="Times New Roman"/>
+        </w:rPr>
         <w:t xml:space="preserve"> </w:t>
       </w:r>
       <w:r>
         <w:rPr>
-          <w:rFonts w:ascii="Times New Roman" w:hAnsi="Times New Roman"/>
+          <w:rFonts w:cs="Times New Roman"/>
           <w:sz w:val="28"/>
           <w:szCs w:val="28"/>
           <w:lang w:val="en-US"/>
@@ -6998,7 +5933,7 @@
       </w:r>
       <w:r>
         <w:rPr>
-          <w:rFonts w:ascii="Times New Roman" w:hAnsi="Times New Roman"/>
+          <w:rFonts w:cs="Times New Roman"/>
           <w:sz w:val="28"/>
           <w:szCs w:val="28"/>
         </w:rPr>
@@ -7006,7 +5941,7 @@
       </w:r>
       <w:r>
         <w:rPr>
-          <w:rFonts w:ascii="Times New Roman" w:hAnsi="Times New Roman"/>
+          <w:rFonts w:cs="Times New Roman"/>
           <w:sz w:val="28"/>
           <w:szCs w:val="28"/>
         </w:rPr>
@@ -7014,7 +5949,7 @@
       </w:r>
       <w:r>
         <w:rPr>
-          <w:rFonts w:ascii="Times New Roman" w:hAnsi="Times New Roman"/>
+          <w:rFonts w:cs="Times New Roman"/>
           <w:sz w:val="28"/>
           <w:szCs w:val="28"/>
         </w:rPr>
@@ -7022,7 +5957,7 @@
       </w:r>
       <w:r>
         <w:rPr>
-          <w:rFonts w:ascii="Times New Roman" w:hAnsi="Times New Roman"/>
+          <w:rFonts w:cs="Times New Roman"/>
           <w:sz w:val="28"/>
           <w:szCs w:val="28"/>
           <w:lang w:val="en-US"/>
@@ -7031,7 +5966,7 @@
       </w:r>
       <w:r>
         <w:rPr>
-          <w:rFonts w:ascii="Times New Roman" w:hAnsi="Times New Roman"/>
+          <w:rFonts w:cs="Times New Roman"/>
           <w:sz w:val="28"/>
           <w:szCs w:val="28"/>
         </w:rPr>
@@ -7039,7 +5974,7 @@
       </w:r>
       <w:r>
         <w:rPr>
-          <w:rFonts w:ascii="Times New Roman" w:hAnsi="Times New Roman"/>
+          <w:rFonts w:cs="Times New Roman"/>
           <w:sz w:val="28"/>
           <w:szCs w:val="28"/>
         </w:rPr>
@@ -7047,18 +5982,21 @@
       </w:r>
       <w:r>
         <w:rPr>
-          <w:rFonts w:ascii="Times New Roman" w:hAnsi="Times New Roman"/>
+          <w:rFonts w:cs="Times New Roman"/>
           <w:sz w:val="28"/>
           <w:szCs w:val="28"/>
         </w:rPr>
         <w:t>,</w:t>
       </w:r>
       <w:r>
+        <w:rPr>
+          <w:rFonts w:cs="Times New Roman"/>
+        </w:rPr>
         <w:t xml:space="preserve"> </w:t>
       </w:r>
       <w:r>
         <w:rPr>
-          <w:rFonts w:ascii="Times New Roman" w:hAnsi="Times New Roman"/>
+          <w:rFonts w:cs="Times New Roman"/>
           <w:sz w:val="28"/>
           <w:szCs w:val="28"/>
           <w:lang w:val="en-US"/>
@@ -7067,7 +6005,7 @@
       </w:r>
       <w:r>
         <w:rPr>
-          <w:rFonts w:ascii="Times New Roman" w:hAnsi="Times New Roman"/>
+          <w:rFonts w:cs="Times New Roman"/>
           <w:sz w:val="28"/>
           <w:szCs w:val="28"/>
         </w:rPr>
@@ -7075,7 +6013,7 @@
       </w:r>
       <w:r>
         <w:rPr>
-          <w:rFonts w:ascii="Times New Roman" w:hAnsi="Times New Roman"/>
+          <w:rFonts w:cs="Times New Roman"/>
           <w:sz w:val="28"/>
           <w:szCs w:val="28"/>
         </w:rPr>
@@ -7083,7 +6021,7 @@
       </w:r>
       <w:r>
         <w:rPr>
-          <w:rFonts w:ascii="Times New Roman" w:hAnsi="Times New Roman"/>
+          <w:rFonts w:cs="Times New Roman"/>
           <w:sz w:val="28"/>
           <w:szCs w:val="28"/>
         </w:rPr>
@@ -7091,7 +6029,7 @@
       </w:r>
       <w:r>
         <w:rPr>
-          <w:rFonts w:ascii="Times New Roman" w:hAnsi="Times New Roman"/>
+          <w:rFonts w:cs="Times New Roman"/>
           <w:sz w:val="28"/>
           <w:szCs w:val="28"/>
           <w:lang w:val="en-US"/>
@@ -7100,7 +6038,7 @@
       </w:r>
       <w:r>
         <w:rPr>
-          <w:rFonts w:ascii="Times New Roman" w:hAnsi="Times New Roman"/>
+          <w:rFonts w:cs="Times New Roman"/>
           <w:sz w:val="28"/>
           <w:szCs w:val="28"/>
         </w:rPr>
@@ -7108,7 +6046,7 @@
       </w:r>
       <w:r>
         <w:rPr>
-          <w:rFonts w:ascii="Times New Roman" w:hAnsi="Times New Roman"/>
+          <w:rFonts w:cs="Times New Roman"/>
           <w:sz w:val="28"/>
           <w:szCs w:val="28"/>
         </w:rPr>
@@ -7116,7 +6054,7 @@
       </w:r>
       <w:r>
         <w:rPr>
-          <w:rFonts w:ascii="Times New Roman" w:hAnsi="Times New Roman"/>
+          <w:rFonts w:cs="Times New Roman"/>
           <w:sz w:val="28"/>
           <w:szCs w:val="28"/>
         </w:rPr>
@@ -7133,14 +6071,14 @@
         <w:spacing w:after="120"/>
         <w:contextualSpacing w:val="0"/>
         <w:rPr>
-          <w:rFonts w:ascii="Times New Roman" w:hAnsi="Times New Roman"/>
-          <w:sz w:val="28"/>
-          <w:szCs w:val="28"/>
-        </w:rPr>
-      </w:pPr>
-      <w:r>
-        <w:rPr>
-          <w:rFonts w:ascii="Times New Roman" w:hAnsi="Times New Roman"/>
+          <w:rFonts w:cs="Times New Roman"/>
+          <w:sz w:val="28"/>
+          <w:szCs w:val="28"/>
+        </w:rPr>
+      </w:pPr>
+      <w:r>
+        <w:rPr>
+          <w:rFonts w:cs="Times New Roman"/>
           <w:sz w:val="28"/>
           <w:szCs w:val="28"/>
         </w:rPr>
@@ -7148,39 +6086,15 @@
       </w:r>
       <w:r>
         <w:rPr>
-          <w:rFonts w:ascii="Times New Roman" w:hAnsi="Times New Roman"/>
-          <w:sz w:val="28"/>
-          <w:szCs w:val="28"/>
-        </w:rPr>
-        <w:t>силовой схемой электровоза: включить тумблер «</w:t>
-      </w:r>
-      <w:r>
-        <w:rPr>
-          <w:rFonts w:ascii="Times New Roman" w:hAnsi="Times New Roman"/>
-          <w:sz w:val="28"/>
-          <w:szCs w:val="28"/>
-        </w:rPr>
-        <w:t>Цепи управления</w:t>
-      </w:r>
-      <w:r>
-        <w:rPr>
-          <w:rFonts w:ascii="Times New Roman" w:hAnsi="Times New Roman"/>
-          <w:sz w:val="28"/>
-          <w:szCs w:val="28"/>
-        </w:rPr>
-        <w:t>» (</w:t>
-      </w:r>
-      <w:r>
-        <w:rPr>
-          <w:rFonts w:ascii="Times New Roman" w:hAnsi="Times New Roman"/>
-          <w:sz w:val="28"/>
-          <w:szCs w:val="28"/>
-        </w:rPr>
-        <w:t xml:space="preserve">клавиша Shift + </w:t>
-      </w:r>
-      <w:r>
-        <w:rPr>
-          <w:rFonts w:ascii="Times New Roman" w:hAnsi="Times New Roman"/>
+          <w:rFonts w:cs="Times New Roman"/>
+          <w:sz w:val="28"/>
+          <w:szCs w:val="28"/>
+        </w:rPr>
+        <w:t xml:space="preserve">силовой схемой электровоза: включить тумблер «Цепи управления» (клавиша Shift + </w:t>
+      </w:r>
+      <w:r>
+        <w:rPr>
+          <w:rFonts w:cs="Times New Roman"/>
           <w:sz w:val="28"/>
           <w:szCs w:val="28"/>
           <w:lang w:val="en-US"/>
@@ -7189,7 +6103,7 @@
       </w:r>
       <w:r>
         <w:rPr>
-          <w:rFonts w:ascii="Times New Roman" w:hAnsi="Times New Roman"/>
+          <w:rFonts w:cs="Times New Roman"/>
           <w:sz w:val="28"/>
           <w:szCs w:val="28"/>
         </w:rPr>
@@ -7206,14 +6120,14 @@
         <w:spacing w:after="120"/>
         <w:contextualSpacing w:val="0"/>
         <w:rPr>
-          <w:rFonts w:ascii="Times New Roman" w:hAnsi="Times New Roman"/>
-          <w:sz w:val="28"/>
-          <w:szCs w:val="28"/>
-        </w:rPr>
-      </w:pPr>
-      <w:r>
-        <w:rPr>
-          <w:rFonts w:ascii="Times New Roman" w:hAnsi="Times New Roman"/>
+          <w:rFonts w:cs="Times New Roman"/>
+          <w:sz w:val="28"/>
+          <w:szCs w:val="28"/>
+        </w:rPr>
+      </w:pPr>
+      <w:r>
+        <w:rPr>
+          <w:rFonts w:cs="Times New Roman"/>
           <w:sz w:val="28"/>
           <w:szCs w:val="28"/>
         </w:rPr>
@@ -7221,7 +6135,7 @@
       </w:r>
       <w:r>
         <w:rPr>
-          <w:rFonts w:ascii="Times New Roman" w:hAnsi="Times New Roman"/>
+          <w:rFonts w:cs="Times New Roman"/>
           <w:sz w:val="28"/>
           <w:szCs w:val="28"/>
         </w:rPr>
@@ -7229,23 +6143,16 @@
       </w:r>
       <w:r>
         <w:rPr>
-          <w:rFonts w:ascii="Times New Roman" w:hAnsi="Times New Roman"/>
+          <w:rFonts w:cs="Times New Roman"/>
           <w:sz w:val="28"/>
           <w:szCs w:val="28"/>
         </w:rPr>
         <w:br/>
-      </w:r>
-      <w:r>
-        <w:rPr>
-          <w:rFonts w:ascii="Times New Roman" w:hAnsi="Times New Roman"/>
-          <w:sz w:val="28"/>
-          <w:szCs w:val="28"/>
-        </w:rPr>
         <w:t>Shift + N), он начнёт громко свистеть. Сразу прервать его свисток нажатием на рукоятк</w:t>
       </w:r>
       <w:r>
         <w:rPr>
-          <w:rFonts w:ascii="Times New Roman" w:hAnsi="Times New Roman"/>
+          <w:rFonts w:cs="Times New Roman"/>
           <w:sz w:val="28"/>
           <w:szCs w:val="28"/>
         </w:rPr>
@@ -7253,7 +6160,7 @@
       </w:r>
       <w:r>
         <w:rPr>
-          <w:rFonts w:ascii="Times New Roman" w:hAnsi="Times New Roman"/>
+          <w:rFonts w:cs="Times New Roman"/>
           <w:sz w:val="28"/>
           <w:szCs w:val="28"/>
         </w:rPr>
@@ -7261,7 +6168,7 @@
       </w:r>
       <w:r>
         <w:rPr>
-          <w:rFonts w:ascii="Times New Roman" w:hAnsi="Times New Roman"/>
+          <w:rFonts w:cs="Times New Roman"/>
           <w:sz w:val="28"/>
           <w:szCs w:val="28"/>
         </w:rPr>
@@ -7269,7 +6176,7 @@
       </w:r>
       <w:r>
         <w:rPr>
-          <w:rFonts w:ascii="Times New Roman" w:hAnsi="Times New Roman"/>
+          <w:rFonts w:cs="Times New Roman"/>
           <w:sz w:val="28"/>
           <w:szCs w:val="28"/>
         </w:rPr>
@@ -7277,7 +6184,7 @@
       </w:r>
       <w:r>
         <w:rPr>
-          <w:rFonts w:ascii="Times New Roman" w:hAnsi="Times New Roman"/>
+          <w:rFonts w:cs="Times New Roman"/>
           <w:sz w:val="28"/>
           <w:szCs w:val="28"/>
         </w:rPr>
@@ -7285,7 +6192,7 @@
       </w:r>
       <w:r>
         <w:rPr>
-          <w:rFonts w:ascii="Times New Roman" w:hAnsi="Times New Roman"/>
+          <w:rFonts w:cs="Times New Roman"/>
           <w:sz w:val="28"/>
           <w:szCs w:val="28"/>
         </w:rPr>
@@ -7293,7 +6200,7 @@
       </w:r>
       <w:r>
         <w:rPr>
-          <w:rFonts w:ascii="Times New Roman" w:hAnsi="Times New Roman"/>
+          <w:rFonts w:cs="Times New Roman"/>
           <w:sz w:val="28"/>
           <w:szCs w:val="28"/>
         </w:rPr>
@@ -7301,7 +6208,7 @@
       </w:r>
       <w:r>
         <w:rPr>
-          <w:rFonts w:ascii="Times New Roman" w:hAnsi="Times New Roman"/>
+          <w:rFonts w:cs="Times New Roman"/>
           <w:sz w:val="28"/>
           <w:szCs w:val="28"/>
         </w:rPr>
@@ -7311,134 +6218,30 @@
     <w:p>
       <w:pPr>
         <w:rPr>
-          <w:rFonts w:ascii="Times New Roman" w:hAnsi="Times New Roman"/>
-          <w:sz w:val="28"/>
-          <w:szCs w:val="28"/>
-        </w:rPr>
-      </w:pPr>
-      <w:r>
-        <w:rPr>
-          <w:rFonts w:ascii="Times New Roman" w:hAnsi="Times New Roman"/>
-          <w:sz w:val="28"/>
-          <w:szCs w:val="28"/>
-        </w:rPr>
-        <w:t xml:space="preserve">Готово, </w:t>
-      </w:r>
-      <w:r>
-        <w:rPr>
-          <w:rFonts w:ascii="Times New Roman" w:hAnsi="Times New Roman"/>
-          <w:sz w:val="28"/>
-          <w:szCs w:val="28"/>
-        </w:rPr>
-        <w:t>ВЛ</w:t>
-      </w:r>
-      <w:r>
-        <w:rPr>
-          <w:rFonts w:ascii="Times New Roman" w:hAnsi="Times New Roman"/>
-          <w:sz w:val="28"/>
-          <w:szCs w:val="28"/>
-        </w:rPr>
-        <w:t>60</w:t>
-      </w:r>
-      <w:r>
-        <w:rPr>
-          <w:rFonts w:ascii="Times New Roman" w:hAnsi="Times New Roman"/>
-          <w:sz w:val="28"/>
-          <w:szCs w:val="28"/>
-        </w:rPr>
-        <w:t xml:space="preserve"> запущен.</w:t>
-      </w:r>
-      <w:r>
-        <w:rPr>
-          <w:rFonts w:ascii="Times New Roman" w:hAnsi="Times New Roman"/>
-          <w:sz w:val="28"/>
-          <w:szCs w:val="28"/>
-        </w:rPr>
-        <w:t xml:space="preserve"> </w:t>
-      </w:r>
-      <w:r>
-        <w:rPr>
-          <w:rFonts w:ascii="Times New Roman" w:hAnsi="Times New Roman"/>
-          <w:sz w:val="28"/>
-          <w:szCs w:val="28"/>
-        </w:rPr>
-        <w:t>Перед движением следует о</w:t>
-      </w:r>
-      <w:r>
-        <w:rPr>
-          <w:rFonts w:ascii="Times New Roman" w:hAnsi="Times New Roman"/>
-          <w:sz w:val="28"/>
-          <w:szCs w:val="28"/>
-        </w:rPr>
-        <w:t>тпустить тормоза локомотива: перевести кран вспомогательного тормоза в поездное положение (вращ</w:t>
-      </w:r>
-      <w:r>
-        <w:rPr>
-          <w:rFonts w:ascii="Times New Roman" w:hAnsi="Times New Roman"/>
-          <w:sz w:val="28"/>
-          <w:szCs w:val="28"/>
-        </w:rPr>
-        <w:t>ая</w:t>
-      </w:r>
-      <w:r>
-        <w:rPr>
-          <w:rFonts w:ascii="Times New Roman" w:hAnsi="Times New Roman"/>
-          <w:sz w:val="28"/>
-          <w:szCs w:val="28"/>
-        </w:rPr>
-        <w:t xml:space="preserve"> рукоятк</w:t>
-      </w:r>
-      <w:r>
-        <w:rPr>
-          <w:rFonts w:ascii="Times New Roman" w:hAnsi="Times New Roman"/>
-          <w:sz w:val="28"/>
-          <w:szCs w:val="28"/>
-        </w:rPr>
-        <w:t>у</w:t>
-      </w:r>
-      <w:r>
-        <w:rPr>
-          <w:rFonts w:ascii="Times New Roman" w:hAnsi="Times New Roman"/>
-          <w:sz w:val="28"/>
-          <w:szCs w:val="28"/>
-        </w:rPr>
-        <w:t xml:space="preserve"> крана </w:t>
-      </w:r>
-      <w:r>
-        <w:rPr>
-          <w:rFonts w:ascii="Times New Roman" w:hAnsi="Times New Roman"/>
-          <w:sz w:val="28"/>
-          <w:szCs w:val="28"/>
-        </w:rPr>
-        <w:t>«</w:t>
-      </w:r>
-      <w:r>
-        <w:rPr>
-          <w:rFonts w:ascii="Times New Roman" w:hAnsi="Times New Roman"/>
-          <w:sz w:val="28"/>
-          <w:szCs w:val="28"/>
-        </w:rPr>
-        <w:t>от себя</w:t>
-      </w:r>
-      <w:r>
-        <w:rPr>
-          <w:rFonts w:ascii="Times New Roman" w:hAnsi="Times New Roman"/>
-          <w:sz w:val="28"/>
-          <w:szCs w:val="28"/>
-        </w:rPr>
-        <w:t>» –</w:t>
-      </w:r>
-      <w:r>
-        <w:rPr>
-          <w:rFonts w:ascii="Times New Roman" w:hAnsi="Times New Roman"/>
-          <w:sz w:val="28"/>
-          <w:szCs w:val="28"/>
-        </w:rPr>
-        <w:t xml:space="preserve"> удерживая клавишу [, либо нажав </w:t>
-      </w:r>
-      <w:r>
-        <w:rPr>
-          <w:rFonts w:ascii="Times New Roman" w:hAnsi="Times New Roman"/>
+          <w:rFonts w:cs="Times New Roman"/>
+          <w:sz w:val="28"/>
+          <w:szCs w:val="28"/>
+        </w:rPr>
+      </w:pPr>
+      <w:r>
+        <w:rPr>
+          <w:rFonts w:cs="Times New Roman"/>
+          <w:sz w:val="28"/>
+          <w:szCs w:val="28"/>
+        </w:rPr>
+        <w:t>Готово, ВЛ60 запущен.</w:t>
+      </w:r>
+      <w:r>
+        <w:rPr>
+          <w:rFonts w:cs="Times New Roman"/>
+          <w:sz w:val="28"/>
+          <w:szCs w:val="28"/>
+        </w:rPr>
+        <w:t xml:space="preserve"> Перед движением следует отпустить тормоза локомотива: перевести кран вспомогательного тормоза в поездное положение (вращая рукоятку крана «от себя» – удерживая клавишу [, либо нажав </w:t>
+      </w:r>
+      <w:r>
+        <w:rPr>
+          <w:rFonts w:cs="Times New Roman"/>
           <w:sz w:val="28"/>
           <w:szCs w:val="28"/>
           <w:lang w:val="en-US"/>
@@ -7447,7 +6250,7 @@
       </w:r>
       <w:r>
         <w:rPr>
-          <w:rFonts w:ascii="Times New Roman" w:hAnsi="Times New Roman"/>
+          <w:rFonts w:cs="Times New Roman"/>
           <w:sz w:val="28"/>
           <w:szCs w:val="28"/>
         </w:rPr>
@@ -7458,7 +6261,7 @@
       <w:pPr>
         <w:jc w:val="center"/>
         <w:rPr>
-          <w:rFonts w:ascii="Times New Roman" w:hAnsi="Times New Roman"/>
+          <w:rFonts w:cs="Times New Roman"/>
           <w:b/>
           <w:sz w:val="28"/>
           <w:szCs w:val="28"/>
@@ -7466,7 +6269,7 @@
       </w:pPr>
       <w:r>
         <w:rPr>
-          <w:rFonts w:ascii="Times New Roman" w:hAnsi="Times New Roman"/>
+          <w:rFonts w:cs="Times New Roman"/>
           <w:b/>
           <w:sz w:val="28"/>
           <w:szCs w:val="28"/>
@@ -7475,61 +6278,43 @@
       </w:r>
       <w:r>
         <w:rPr>
-          <w:rFonts w:ascii="Times New Roman" w:hAnsi="Times New Roman"/>
+          <w:rFonts w:cs="Times New Roman"/>
           <w:b/>
           <w:sz w:val="28"/>
           <w:szCs w:val="28"/>
         </w:rPr>
-        <w:t xml:space="preserve">по </w:t>
-      </w:r>
-      <w:r>
-        <w:rPr>
-          <w:rFonts w:ascii="Times New Roman" w:hAnsi="Times New Roman"/>
+        <w:t xml:space="preserve">по управлению </w:t>
+      </w:r>
+      <w:r>
+        <w:rPr>
+          <w:rFonts w:cs="Times New Roman"/>
           <w:b/>
           <w:sz w:val="28"/>
           <w:szCs w:val="28"/>
         </w:rPr>
-        <w:t>управлению</w:t>
-      </w:r>
-      <w:r>
-        <w:rPr>
-          <w:rFonts w:ascii="Times New Roman" w:hAnsi="Times New Roman"/>
+        <w:t xml:space="preserve">тягой </w:t>
+      </w:r>
+      <w:r>
+        <w:rPr>
+          <w:rFonts w:cs="Times New Roman"/>
           <w:b/>
           <w:sz w:val="28"/>
           <w:szCs w:val="28"/>
         </w:rPr>
-        <w:t xml:space="preserve"> </w:t>
-      </w:r>
-      <w:r>
-        <w:rPr>
-          <w:rFonts w:ascii="Times New Roman" w:hAnsi="Times New Roman"/>
+        <w:t>электровоз</w:t>
+      </w:r>
+      <w:r>
+        <w:rPr>
+          <w:rFonts w:cs="Times New Roman"/>
           <w:b/>
           <w:sz w:val="28"/>
           <w:szCs w:val="28"/>
         </w:rPr>
-        <w:t xml:space="preserve">тягой </w:t>
-      </w:r>
-      <w:r>
-        <w:rPr>
-          <w:rFonts w:ascii="Times New Roman" w:hAnsi="Times New Roman"/>
-          <w:b/>
-          <w:sz w:val="28"/>
-          <w:szCs w:val="28"/>
-        </w:rPr>
-        <w:t>электровоз</w:t>
-      </w:r>
-      <w:r>
-        <w:rPr>
-          <w:rFonts w:ascii="Times New Roman" w:hAnsi="Times New Roman"/>
-          <w:b/>
-          <w:sz w:val="28"/>
-          <w:szCs w:val="28"/>
-        </w:rPr>
         <w:t>а</w:t>
       </w:r>
       <w:r>
         <w:rPr>
-          <w:rFonts w:ascii="Times New Roman" w:hAnsi="Times New Roman"/>
+          <w:rFonts w:cs="Times New Roman"/>
           <w:b/>
           <w:sz w:val="28"/>
           <w:szCs w:val="28"/>
@@ -7541,14 +6326,14 @@
       <w:pPr>
         <w:spacing w:after="120"/>
         <w:rPr>
-          <w:rFonts w:ascii="Times New Roman" w:hAnsi="Times New Roman"/>
-          <w:sz w:val="28"/>
-          <w:szCs w:val="28"/>
-        </w:rPr>
-      </w:pPr>
-      <w:r>
-        <w:rPr>
-          <w:rFonts w:ascii="Times New Roman" w:hAnsi="Times New Roman"/>
+          <w:rFonts w:cs="Times New Roman"/>
+          <w:sz w:val="28"/>
+          <w:szCs w:val="28"/>
+        </w:rPr>
+      </w:pPr>
+      <w:r>
+        <w:rPr>
+          <w:rFonts w:cs="Times New Roman"/>
           <w:sz w:val="28"/>
           <w:szCs w:val="28"/>
         </w:rPr>
@@ -7565,14 +6350,14 @@
         <w:spacing w:after="0"/>
         <w:contextualSpacing w:val="0"/>
         <w:rPr>
-          <w:rFonts w:ascii="Times New Roman" w:hAnsi="Times New Roman"/>
-          <w:sz w:val="28"/>
-          <w:szCs w:val="28"/>
-        </w:rPr>
-      </w:pPr>
-      <w:r>
-        <w:rPr>
-          <w:rFonts w:ascii="Times New Roman" w:hAnsi="Times New Roman"/>
+          <w:rFonts w:cs="Times New Roman"/>
+          <w:sz w:val="28"/>
+          <w:szCs w:val="28"/>
+        </w:rPr>
+      </w:pPr>
+      <w:r>
+        <w:rPr>
+          <w:rFonts w:cs="Times New Roman"/>
           <w:sz w:val="28"/>
           <w:szCs w:val="28"/>
         </w:rPr>
@@ -7580,7 +6365,7 @@
       </w:r>
       <w:r>
         <w:rPr>
-          <w:rFonts w:ascii="Times New Roman" w:hAnsi="Times New Roman"/>
+          <w:rFonts w:cs="Times New Roman"/>
           <w:sz w:val="28"/>
           <w:szCs w:val="28"/>
         </w:rPr>
@@ -7588,7 +6373,7 @@
       </w:r>
       <w:r>
         <w:rPr>
-          <w:rFonts w:ascii="Times New Roman" w:hAnsi="Times New Roman"/>
+          <w:rFonts w:cs="Times New Roman"/>
           <w:sz w:val="28"/>
           <w:szCs w:val="28"/>
         </w:rPr>
@@ -7596,7 +6381,7 @@
       </w:r>
       <w:r>
         <w:rPr>
-          <w:rFonts w:ascii="Times New Roman" w:hAnsi="Times New Roman"/>
+          <w:rFonts w:cs="Times New Roman"/>
           <w:sz w:val="28"/>
           <w:szCs w:val="28"/>
         </w:rPr>
@@ -7604,7 +6389,7 @@
       </w:r>
       <w:r>
         <w:rPr>
-          <w:rFonts w:ascii="Times New Roman" w:hAnsi="Times New Roman"/>
+          <w:rFonts w:cs="Times New Roman"/>
           <w:sz w:val="28"/>
           <w:szCs w:val="28"/>
         </w:rPr>
@@ -7612,7 +6397,7 @@
       </w:r>
       <w:r>
         <w:rPr>
-          <w:rFonts w:ascii="Times New Roman" w:hAnsi="Times New Roman"/>
+          <w:rFonts w:cs="Times New Roman"/>
           <w:sz w:val="28"/>
           <w:szCs w:val="28"/>
         </w:rPr>
@@ -7620,7 +6405,7 @@
       </w:r>
       <w:r>
         <w:rPr>
-          <w:rFonts w:ascii="Times New Roman" w:hAnsi="Times New Roman"/>
+          <w:rFonts w:cs="Times New Roman"/>
           <w:sz w:val="28"/>
           <w:szCs w:val="28"/>
         </w:rPr>
@@ -7628,7 +6413,7 @@
       </w:r>
       <w:r>
         <w:rPr>
-          <w:rFonts w:ascii="Times New Roman" w:hAnsi="Times New Roman"/>
+          <w:rFonts w:cs="Times New Roman"/>
           <w:sz w:val="28"/>
           <w:szCs w:val="28"/>
         </w:rPr>
@@ -7636,7 +6421,7 @@
       </w:r>
       <w:r>
         <w:rPr>
-          <w:rFonts w:ascii="Times New Roman" w:hAnsi="Times New Roman"/>
+          <w:rFonts w:cs="Times New Roman"/>
           <w:sz w:val="28"/>
           <w:szCs w:val="28"/>
         </w:rPr>
@@ -7644,7 +6429,7 @@
       </w:r>
       <w:r>
         <w:rPr>
-          <w:rFonts w:ascii="Times New Roman" w:hAnsi="Times New Roman"/>
+          <w:rFonts w:cs="Times New Roman"/>
           <w:sz w:val="28"/>
           <w:szCs w:val="28"/>
         </w:rPr>
@@ -7652,7 +6437,7 @@
       </w:r>
       <w:r>
         <w:rPr>
-          <w:rFonts w:ascii="Times New Roman" w:hAnsi="Times New Roman"/>
+          <w:rFonts w:cs="Times New Roman"/>
           <w:sz w:val="28"/>
           <w:szCs w:val="28"/>
         </w:rPr>
@@ -7660,7 +6445,7 @@
       </w:r>
       <w:r>
         <w:rPr>
-          <w:rFonts w:ascii="Times New Roman" w:hAnsi="Times New Roman"/>
+          <w:rFonts w:cs="Times New Roman"/>
           <w:sz w:val="28"/>
           <w:szCs w:val="28"/>
         </w:rPr>
@@ -7668,31 +6453,15 @@
       </w:r>
       <w:r>
         <w:rPr>
-          <w:rFonts w:ascii="Times New Roman" w:hAnsi="Times New Roman"/>
-          <w:sz w:val="28"/>
-          <w:szCs w:val="28"/>
-        </w:rPr>
-        <w:t xml:space="preserve">Реверсивная рукоятка </w:t>
-      </w:r>
-      <w:r>
-        <w:rPr>
-          <w:rFonts w:ascii="Times New Roman" w:hAnsi="Times New Roman"/>
-          <w:sz w:val="28"/>
-          <w:szCs w:val="28"/>
-        </w:rPr>
-        <w:t>управляется клавишами W и S</w:t>
-      </w:r>
-      <w:r>
-        <w:rPr>
-          <w:rFonts w:ascii="Times New Roman" w:hAnsi="Times New Roman"/>
-          <w:sz w:val="28"/>
-          <w:szCs w:val="28"/>
-        </w:rPr>
-        <w:t>, и</w:t>
-      </w:r>
-      <w:r>
-        <w:rPr>
-          <w:rFonts w:ascii="Times New Roman" w:hAnsi="Times New Roman"/>
+          <w:rFonts w:cs="Times New Roman"/>
+          <w:sz w:val="28"/>
+          <w:szCs w:val="28"/>
+        </w:rPr>
+        <w:t>Реверсивная рукоятка управляется клавишами W и S, и</w:t>
+      </w:r>
+      <w:r>
+        <w:rPr>
+          <w:rFonts w:cs="Times New Roman"/>
           <w:sz w:val="28"/>
           <w:szCs w:val="28"/>
         </w:rPr>
@@ -7709,14 +6478,14 @@
         <w:spacing w:after="0"/>
         <w:contextualSpacing w:val="0"/>
         <w:rPr>
-          <w:rFonts w:ascii="Times New Roman" w:hAnsi="Times New Roman"/>
-          <w:sz w:val="28"/>
-          <w:szCs w:val="28"/>
-        </w:rPr>
-      </w:pPr>
-      <w:r>
-        <w:rPr>
-          <w:rFonts w:ascii="Times New Roman" w:hAnsi="Times New Roman"/>
+          <w:rFonts w:cs="Times New Roman"/>
+          <w:sz w:val="28"/>
+          <w:szCs w:val="28"/>
+        </w:rPr>
+      </w:pPr>
+      <w:r>
+        <w:rPr>
+          <w:rFonts w:cs="Times New Roman"/>
           <w:sz w:val="28"/>
           <w:szCs w:val="28"/>
         </w:rPr>
@@ -7724,7 +6493,7 @@
       </w:r>
       <w:r>
         <w:rPr>
-          <w:rFonts w:ascii="Times New Roman" w:hAnsi="Times New Roman"/>
+          <w:rFonts w:cs="Times New Roman"/>
           <w:sz w:val="28"/>
           <w:szCs w:val="28"/>
         </w:rPr>
@@ -7732,7 +6501,7 @@
       </w:r>
       <w:r>
         <w:rPr>
-          <w:rFonts w:ascii="Times New Roman" w:hAnsi="Times New Roman"/>
+          <w:rFonts w:cs="Times New Roman"/>
           <w:sz w:val="28"/>
           <w:szCs w:val="28"/>
         </w:rPr>
@@ -7749,14 +6518,14 @@
         <w:spacing w:after="0"/>
         <w:contextualSpacing w:val="0"/>
         <w:rPr>
-          <w:rFonts w:ascii="Times New Roman" w:hAnsi="Times New Roman"/>
-          <w:sz w:val="28"/>
-          <w:szCs w:val="28"/>
-        </w:rPr>
-      </w:pPr>
-      <w:r>
-        <w:rPr>
-          <w:rFonts w:ascii="Times New Roman" w:hAnsi="Times New Roman"/>
+          <w:rFonts w:cs="Times New Roman"/>
+          <w:sz w:val="28"/>
+          <w:szCs w:val="28"/>
+        </w:rPr>
+      </w:pPr>
+      <w:r>
+        <w:rPr>
+          <w:rFonts w:cs="Times New Roman"/>
           <w:sz w:val="28"/>
           <w:szCs w:val="28"/>
         </w:rPr>
@@ -7773,14 +6542,14 @@
         <w:spacing w:after="0"/>
         <w:contextualSpacing w:val="0"/>
         <w:rPr>
-          <w:rFonts w:ascii="Times New Roman" w:hAnsi="Times New Roman"/>
-          <w:sz w:val="28"/>
-          <w:szCs w:val="28"/>
-        </w:rPr>
-      </w:pPr>
-      <w:r>
-        <w:rPr>
-          <w:rFonts w:ascii="Times New Roman" w:hAnsi="Times New Roman"/>
+          <w:rFonts w:cs="Times New Roman"/>
+          <w:sz w:val="28"/>
+          <w:szCs w:val="28"/>
+        </w:rPr>
+      </w:pPr>
+      <w:r>
+        <w:rPr>
+          <w:rFonts w:cs="Times New Roman"/>
           <w:sz w:val="28"/>
           <w:szCs w:val="28"/>
         </w:rPr>
@@ -7788,7 +6557,7 @@
       </w:r>
       <w:r>
         <w:rPr>
-          <w:rFonts w:ascii="Times New Roman" w:hAnsi="Times New Roman"/>
+          <w:rFonts w:cs="Times New Roman"/>
           <w:sz w:val="28"/>
           <w:szCs w:val="28"/>
         </w:rPr>
@@ -7796,7 +6565,7 @@
       </w:r>
       <w:r>
         <w:rPr>
-          <w:rFonts w:ascii="Times New Roman" w:hAnsi="Times New Roman"/>
+          <w:rFonts w:cs="Times New Roman"/>
           <w:sz w:val="28"/>
           <w:szCs w:val="28"/>
         </w:rPr>
@@ -7813,14 +6582,14 @@
         <w:spacing w:after="0"/>
         <w:contextualSpacing w:val="0"/>
         <w:rPr>
-          <w:rFonts w:ascii="Times New Roman" w:hAnsi="Times New Roman"/>
-          <w:sz w:val="28"/>
-          <w:szCs w:val="28"/>
-        </w:rPr>
-      </w:pPr>
-      <w:r>
-        <w:rPr>
-          <w:rFonts w:ascii="Times New Roman" w:hAnsi="Times New Roman"/>
+          <w:rFonts w:cs="Times New Roman"/>
+          <w:sz w:val="28"/>
+          <w:szCs w:val="28"/>
+        </w:rPr>
+      </w:pPr>
+      <w:r>
+        <w:rPr>
+          <w:rFonts w:cs="Times New Roman"/>
           <w:sz w:val="28"/>
           <w:szCs w:val="28"/>
         </w:rPr>
@@ -7837,14 +6606,14 @@
         <w:spacing w:after="0"/>
         <w:contextualSpacing w:val="0"/>
         <w:rPr>
-          <w:rFonts w:ascii="Times New Roman" w:hAnsi="Times New Roman"/>
-          <w:sz w:val="28"/>
-          <w:szCs w:val="28"/>
-        </w:rPr>
-      </w:pPr>
-      <w:r>
-        <w:rPr>
-          <w:rFonts w:ascii="Times New Roman" w:hAnsi="Times New Roman"/>
+          <w:rFonts w:cs="Times New Roman"/>
+          <w:sz w:val="28"/>
+          <w:szCs w:val="28"/>
+        </w:rPr>
+      </w:pPr>
+      <w:r>
+        <w:rPr>
+          <w:rFonts w:cs="Times New Roman"/>
           <w:sz w:val="28"/>
           <w:szCs w:val="28"/>
         </w:rPr>
@@ -7861,14 +6630,14 @@
         <w:spacing w:after="0"/>
         <w:contextualSpacing w:val="0"/>
         <w:rPr>
-          <w:rFonts w:ascii="Times New Roman" w:hAnsi="Times New Roman"/>
-          <w:sz w:val="28"/>
-          <w:szCs w:val="28"/>
-        </w:rPr>
-      </w:pPr>
-      <w:r>
-        <w:rPr>
-          <w:rFonts w:ascii="Times New Roman" w:hAnsi="Times New Roman"/>
+          <w:rFonts w:cs="Times New Roman"/>
+          <w:sz w:val="28"/>
+          <w:szCs w:val="28"/>
+        </w:rPr>
+      </w:pPr>
+      <w:r>
+        <w:rPr>
+          <w:rFonts w:cs="Times New Roman"/>
           <w:sz w:val="28"/>
           <w:szCs w:val="28"/>
         </w:rPr>
@@ -7885,14 +6654,14 @@
         <w:spacing w:after="0"/>
         <w:contextualSpacing w:val="0"/>
         <w:rPr>
-          <w:rFonts w:ascii="Times New Roman" w:hAnsi="Times New Roman"/>
-          <w:sz w:val="28"/>
-          <w:szCs w:val="28"/>
-        </w:rPr>
-      </w:pPr>
-      <w:r>
-        <w:rPr>
-          <w:rFonts w:ascii="Times New Roman" w:hAnsi="Times New Roman"/>
+          <w:rFonts w:cs="Times New Roman"/>
+          <w:sz w:val="28"/>
+          <w:szCs w:val="28"/>
+        </w:rPr>
+      </w:pPr>
+      <w:r>
+        <w:rPr>
+          <w:rFonts w:cs="Times New Roman"/>
           <w:sz w:val="28"/>
           <w:szCs w:val="28"/>
         </w:rPr>
@@ -7901,7 +6670,7 @@
       </w:r>
       <w:r>
         <w:rPr>
-          <w:rFonts w:ascii="Times New Roman" w:hAnsi="Times New Roman"/>
+          <w:rFonts w:cs="Times New Roman"/>
           <w:sz w:val="28"/>
           <w:szCs w:val="28"/>
         </w:rPr>
@@ -7909,7 +6678,7 @@
       </w:r>
       <w:r>
         <w:rPr>
-          <w:rFonts w:ascii="Times New Roman" w:hAnsi="Times New Roman"/>
+          <w:rFonts w:cs="Times New Roman"/>
           <w:sz w:val="28"/>
           <w:szCs w:val="28"/>
         </w:rPr>
@@ -7917,7 +6686,7 @@
       </w:r>
       <w:r>
         <w:rPr>
-          <w:rFonts w:ascii="Times New Roman" w:hAnsi="Times New Roman"/>
+          <w:rFonts w:cs="Times New Roman"/>
           <w:sz w:val="28"/>
           <w:szCs w:val="28"/>
         </w:rPr>
@@ -7925,7 +6694,7 @@
       </w:r>
       <w:r>
         <w:rPr>
-          <w:rFonts w:ascii="Times New Roman" w:hAnsi="Times New Roman"/>
+          <w:rFonts w:cs="Times New Roman"/>
           <w:sz w:val="28"/>
           <w:szCs w:val="28"/>
         </w:rPr>
@@ -7933,7 +6702,7 @@
       </w:r>
       <w:r>
         <w:rPr>
-          <w:rFonts w:ascii="Times New Roman" w:hAnsi="Times New Roman"/>
+          <w:rFonts w:cs="Times New Roman"/>
           <w:sz w:val="28"/>
           <w:szCs w:val="28"/>
         </w:rPr>
@@ -7941,7 +6710,7 @@
       </w:r>
       <w:r>
         <w:rPr>
-          <w:rFonts w:ascii="Times New Roman" w:hAnsi="Times New Roman"/>
+          <w:rFonts w:cs="Times New Roman"/>
           <w:sz w:val="28"/>
           <w:szCs w:val="28"/>
         </w:rPr>
@@ -7949,7 +6718,7 @@
       </w:r>
       <w:r>
         <w:rPr>
-          <w:rFonts w:ascii="Times New Roman" w:hAnsi="Times New Roman"/>
+          <w:rFonts w:cs="Times New Roman"/>
           <w:sz w:val="28"/>
           <w:szCs w:val="28"/>
         </w:rPr>
@@ -7957,7 +6726,7 @@
       </w:r>
       <w:r>
         <w:rPr>
-          <w:rFonts w:ascii="Times New Roman" w:hAnsi="Times New Roman"/>
+          <w:rFonts w:cs="Times New Roman"/>
           <w:sz w:val="28"/>
           <w:szCs w:val="28"/>
           <w:lang w:val="en-US"/>
@@ -7966,7 +6735,32 @@
       </w:r>
       <w:r>
         <w:rPr>
-          <w:rFonts w:ascii="Times New Roman" w:hAnsi="Times New Roman"/>
+          <w:rFonts w:cs="Times New Roman"/>
+          <w:sz w:val="28"/>
+          <w:szCs w:val="28"/>
+        </w:rPr>
+        <w:t xml:space="preserve"> и </w:t>
+      </w:r>
+      <w:r>
+        <w:rPr>
+          <w:rFonts w:cs="Times New Roman"/>
+          <w:sz w:val="28"/>
+          <w:szCs w:val="28"/>
+          <w:lang w:val="en-US"/>
+        </w:rPr>
+        <w:t>D</w:t>
+      </w:r>
+      <w:r>
+        <w:rPr>
+          <w:rFonts w:cs="Times New Roman"/>
+          <w:sz w:val="28"/>
+          <w:szCs w:val="28"/>
+        </w:rPr>
+        <w:t>,</w:t>
+      </w:r>
+      <w:r>
+        <w:rPr>
+          <w:rFonts w:cs="Times New Roman"/>
           <w:sz w:val="28"/>
           <w:szCs w:val="28"/>
         </w:rPr>
@@ -7974,40 +6768,7 @@
       </w:r>
       <w:r>
         <w:rPr>
-          <w:rFonts w:ascii="Times New Roman" w:hAnsi="Times New Roman"/>
-          <w:sz w:val="28"/>
-          <w:szCs w:val="28"/>
-        </w:rPr>
-        <w:t xml:space="preserve">и </w:t>
-      </w:r>
-      <w:r>
-        <w:rPr>
-          <w:rFonts w:ascii="Times New Roman" w:hAnsi="Times New Roman"/>
-          <w:sz w:val="28"/>
-          <w:szCs w:val="28"/>
-          <w:lang w:val="en-US"/>
-        </w:rPr>
-        <w:t>D</w:t>
-      </w:r>
-      <w:r>
-        <w:rPr>
-          <w:rFonts w:ascii="Times New Roman" w:hAnsi="Times New Roman"/>
-          <w:sz w:val="28"/>
-          <w:szCs w:val="28"/>
-        </w:rPr>
-        <w:t>,</w:t>
-      </w:r>
-      <w:r>
-        <w:rPr>
-          <w:rFonts w:ascii="Times New Roman" w:hAnsi="Times New Roman"/>
-          <w:sz w:val="28"/>
-          <w:szCs w:val="28"/>
-        </w:rPr>
-        <w:t xml:space="preserve"> </w:t>
-      </w:r>
-      <w:r>
-        <w:rPr>
-          <w:rFonts w:ascii="Times New Roman" w:hAnsi="Times New Roman"/>
+          <w:rFonts w:cs="Times New Roman"/>
           <w:sz w:val="28"/>
           <w:szCs w:val="28"/>
         </w:rPr>
@@ -8015,7 +6776,7 @@
       </w:r>
       <w:r>
         <w:rPr>
-          <w:rFonts w:ascii="Times New Roman" w:hAnsi="Times New Roman"/>
+          <w:rFonts w:cs="Times New Roman"/>
           <w:sz w:val="28"/>
           <w:szCs w:val="28"/>
         </w:rPr>
@@ -8023,7 +6784,7 @@
       </w:r>
       <w:r>
         <w:rPr>
-          <w:rFonts w:ascii="Times New Roman" w:hAnsi="Times New Roman"/>
+          <w:rFonts w:cs="Times New Roman"/>
           <w:sz w:val="28"/>
           <w:szCs w:val="28"/>
         </w:rPr>
@@ -8031,7 +6792,7 @@
       </w:r>
       <w:r>
         <w:rPr>
-          <w:rFonts w:ascii="Times New Roman" w:hAnsi="Times New Roman"/>
+          <w:rFonts w:cs="Times New Roman"/>
           <w:sz w:val="28"/>
           <w:szCs w:val="28"/>
         </w:rPr>
@@ -8048,14 +6809,14 @@
         <w:spacing w:after="0"/>
         <w:contextualSpacing w:val="0"/>
         <w:rPr>
-          <w:rFonts w:ascii="Times New Roman" w:hAnsi="Times New Roman"/>
-          <w:sz w:val="28"/>
-          <w:szCs w:val="28"/>
-        </w:rPr>
-      </w:pPr>
-      <w:r>
-        <w:rPr>
-          <w:rFonts w:ascii="Times New Roman" w:hAnsi="Times New Roman"/>
+          <w:rFonts w:cs="Times New Roman"/>
+          <w:sz w:val="28"/>
+          <w:szCs w:val="28"/>
+        </w:rPr>
+      </w:pPr>
+      <w:r>
+        <w:rPr>
+          <w:rFonts w:cs="Times New Roman"/>
           <w:sz w:val="28"/>
           <w:szCs w:val="28"/>
         </w:rPr>
@@ -8065,7 +6826,7 @@
       <w:proofErr w:type="gramStart"/>
       <w:r>
         <w:rPr>
-          <w:rFonts w:ascii="Times New Roman" w:hAnsi="Times New Roman"/>
+          <w:rFonts w:cs="Times New Roman"/>
           <w:sz w:val="28"/>
           <w:szCs w:val="28"/>
         </w:rPr>
@@ -8075,15 +6836,31 @@
       <w:proofErr w:type="gramEnd"/>
       <w:r>
         <w:rPr>
-          <w:rFonts w:ascii="Times New Roman" w:hAnsi="Times New Roman"/>
-          <w:sz w:val="28"/>
-          <w:szCs w:val="28"/>
-        </w:rPr>
-        <w:t>» - размыкает главный выключатель</w:t>
-      </w:r>
-      <w:r>
-        <w:rPr>
-          <w:rFonts w:ascii="Times New Roman" w:hAnsi="Times New Roman"/>
+          <w:rFonts w:cs="Times New Roman"/>
+          <w:sz w:val="28"/>
+          <w:szCs w:val="28"/>
+        </w:rPr>
+        <w:t xml:space="preserve">» </w:t>
+      </w:r>
+      <w:r>
+        <w:rPr>
+          <w:rFonts w:cs="Times New Roman"/>
+          <w:sz w:val="28"/>
+          <w:szCs w:val="28"/>
+        </w:rPr>
+        <w:t>–</w:t>
+      </w:r>
+      <w:r>
+        <w:rPr>
+          <w:rFonts w:cs="Times New Roman"/>
+          <w:sz w:val="28"/>
+          <w:szCs w:val="28"/>
+        </w:rPr>
+        <w:t xml:space="preserve"> размыкает главный выключатель</w:t>
+      </w:r>
+      <w:r>
+        <w:rPr>
+          <w:rFonts w:cs="Times New Roman"/>
           <w:sz w:val="28"/>
           <w:szCs w:val="28"/>
         </w:rPr>
@@ -8091,7 +6868,7 @@
       </w:r>
       <w:r>
         <w:rPr>
-          <w:rFonts w:ascii="Times New Roman" w:hAnsi="Times New Roman"/>
+          <w:rFonts w:cs="Times New Roman"/>
           <w:sz w:val="28"/>
           <w:szCs w:val="28"/>
         </w:rPr>
@@ -8099,7 +6876,7 @@
       </w:r>
       <w:r>
         <w:rPr>
-          <w:rFonts w:ascii="Times New Roman" w:hAnsi="Times New Roman"/>
+          <w:rFonts w:cs="Times New Roman"/>
           <w:sz w:val="28"/>
           <w:szCs w:val="28"/>
         </w:rPr>
@@ -8107,7 +6884,7 @@
       </w:r>
       <w:r>
         <w:rPr>
-          <w:rFonts w:ascii="Times New Roman" w:hAnsi="Times New Roman"/>
+          <w:rFonts w:cs="Times New Roman"/>
           <w:sz w:val="28"/>
           <w:szCs w:val="28"/>
           <w:lang w:val="en-US"/>
@@ -8116,19 +6893,11 @@
       </w:r>
       <w:r>
         <w:rPr>
-          <w:rFonts w:ascii="Times New Roman" w:hAnsi="Times New Roman"/>
-          <w:sz w:val="28"/>
-          <w:szCs w:val="28"/>
-        </w:rPr>
-        <w:t xml:space="preserve"> </w:t>
-      </w:r>
-      <w:r>
-        <w:rPr>
-          <w:rFonts w:ascii="Times New Roman" w:hAnsi="Times New Roman"/>
-          <w:sz w:val="28"/>
-          <w:szCs w:val="28"/>
-        </w:rPr>
-        <w:t>рукоятка контроллера возвращается в «0»</w:t>
+          <w:rFonts w:cs="Times New Roman"/>
+          <w:sz w:val="28"/>
+          <w:szCs w:val="28"/>
+        </w:rPr>
+        <w:t xml:space="preserve"> рукоятка контроллера возвращается в «0»</w:t>
       </w:r>
     </w:p>
     <w:p>
@@ -8141,22 +6910,38 @@
         <w:spacing w:after="0"/>
         <w:contextualSpacing w:val="0"/>
         <w:rPr>
-          <w:rFonts w:ascii="Times New Roman" w:hAnsi="Times New Roman"/>
-          <w:sz w:val="28"/>
-          <w:szCs w:val="28"/>
-        </w:rPr>
-      </w:pPr>
-      <w:r>
-        <w:rPr>
-          <w:rFonts w:ascii="Times New Roman" w:hAnsi="Times New Roman"/>
-          <w:sz w:val="28"/>
-          <w:szCs w:val="28"/>
-        </w:rPr>
-        <w:t>«0» - отключает тягу и автоматически сбрасывает позиции до нулевой</w:t>
-      </w:r>
-      <w:r>
-        <w:rPr>
-          <w:rFonts w:ascii="Times New Roman" w:hAnsi="Times New Roman"/>
+          <w:rFonts w:cs="Times New Roman"/>
+          <w:sz w:val="28"/>
+          <w:szCs w:val="28"/>
+        </w:rPr>
+      </w:pPr>
+      <w:r>
+        <w:rPr>
+          <w:rFonts w:cs="Times New Roman"/>
+          <w:sz w:val="28"/>
+          <w:szCs w:val="28"/>
+        </w:rPr>
+        <w:t xml:space="preserve">«0» </w:t>
+      </w:r>
+      <w:r>
+        <w:rPr>
+          <w:rFonts w:cs="Times New Roman"/>
+          <w:sz w:val="28"/>
+          <w:szCs w:val="28"/>
+        </w:rPr>
+        <w:t>–</w:t>
+      </w:r>
+      <w:r>
+        <w:rPr>
+          <w:rFonts w:cs="Times New Roman"/>
+          <w:sz w:val="28"/>
+          <w:szCs w:val="28"/>
+        </w:rPr>
+        <w:t xml:space="preserve"> отключает тягу и автоматически сбрасывает позиции до нулевой</w:t>
+      </w:r>
+      <w:r>
+        <w:rPr>
+          <w:rFonts w:cs="Times New Roman"/>
           <w:sz w:val="28"/>
           <w:szCs w:val="28"/>
         </w:rPr>
@@ -8164,23 +6949,15 @@
       </w:r>
       <w:r>
         <w:rPr>
-          <w:rFonts w:ascii="Times New Roman" w:hAnsi="Times New Roman"/>
-          <w:sz w:val="28"/>
-          <w:szCs w:val="28"/>
-        </w:rPr>
-        <w:t xml:space="preserve"> </w:t>
-      </w:r>
-      <w:r>
-        <w:rPr>
-          <w:rFonts w:ascii="Times New Roman" w:hAnsi="Times New Roman"/>
-          <w:sz w:val="28"/>
-          <w:szCs w:val="28"/>
-        </w:rPr>
-        <w:t>«0»</w:t>
-      </w:r>
-      <w:r>
-        <w:rPr>
-          <w:rFonts w:ascii="Times New Roman" w:hAnsi="Times New Roman"/>
+          <w:rFonts w:cs="Times New Roman"/>
+          <w:sz w:val="28"/>
+          <w:szCs w:val="28"/>
+        </w:rPr>
+        <w:t xml:space="preserve"> «0»</w:t>
+      </w:r>
+      <w:r>
+        <w:rPr>
+          <w:rFonts w:cs="Times New Roman"/>
           <w:sz w:val="28"/>
           <w:szCs w:val="28"/>
         </w:rPr>
@@ -8188,7 +6965,7 @@
       </w:r>
       <w:r>
         <w:rPr>
-          <w:rFonts w:ascii="Times New Roman" w:hAnsi="Times New Roman"/>
+          <w:rFonts w:cs="Times New Roman"/>
           <w:sz w:val="28"/>
           <w:szCs w:val="28"/>
           <w:lang w:val="en-US"/>
@@ -8197,7 +6974,7 @@
       </w:r>
       <w:r>
         <w:rPr>
-          <w:rFonts w:ascii="Times New Roman" w:hAnsi="Times New Roman"/>
+          <w:rFonts w:cs="Times New Roman"/>
           <w:sz w:val="28"/>
           <w:szCs w:val="28"/>
         </w:rPr>
@@ -8205,7 +6982,7 @@
       </w:r>
       <w:r>
         <w:rPr>
-          <w:rFonts w:ascii="Times New Roman" w:hAnsi="Times New Roman"/>
+          <w:rFonts w:cs="Times New Roman"/>
           <w:sz w:val="28"/>
           <w:szCs w:val="28"/>
           <w:lang w:val="en-US"/>
@@ -8223,26 +7000,18 @@
         <w:spacing w:after="0"/>
         <w:contextualSpacing w:val="0"/>
         <w:rPr>
-          <w:rFonts w:ascii="Times New Roman" w:hAnsi="Times New Roman"/>
-          <w:sz w:val="28"/>
-          <w:szCs w:val="28"/>
-        </w:rPr>
-      </w:pPr>
-      <w:r>
-        <w:rPr>
-          <w:rFonts w:ascii="Times New Roman" w:hAnsi="Times New Roman"/>
-          <w:sz w:val="28"/>
-          <w:szCs w:val="28"/>
-        </w:rPr>
-        <w:t xml:space="preserve">«АВ» (автоматическое выключение) – </w:t>
-      </w:r>
-      <w:r>
-        <w:rPr>
-          <w:rFonts w:ascii="Times New Roman" w:hAnsi="Times New Roman"/>
-          <w:sz w:val="28"/>
-          <w:szCs w:val="28"/>
-        </w:rPr>
-        <w:t>автоматически сбрасывает позиции до нулевой</w:t>
+          <w:rFonts w:cs="Times New Roman"/>
+          <w:sz w:val="28"/>
+          <w:szCs w:val="28"/>
+        </w:rPr>
+      </w:pPr>
+      <w:r>
+        <w:rPr>
+          <w:rFonts w:cs="Times New Roman"/>
+          <w:sz w:val="28"/>
+          <w:szCs w:val="28"/>
+        </w:rPr>
+        <w:t>«АВ» (автоматическое выключение) – автоматически сбрасывает позиции до нулевой</w:t>
       </w:r>
     </w:p>
     <w:p>
@@ -8255,14 +7024,14 @@
         <w:spacing w:after="0"/>
         <w:contextualSpacing w:val="0"/>
         <w:rPr>
-          <w:rFonts w:ascii="Times New Roman" w:hAnsi="Times New Roman"/>
-          <w:sz w:val="28"/>
-          <w:szCs w:val="28"/>
-        </w:rPr>
-      </w:pPr>
-      <w:r>
-        <w:rPr>
-          <w:rFonts w:ascii="Times New Roman" w:hAnsi="Times New Roman"/>
+          <w:rFonts w:cs="Times New Roman"/>
+          <w:sz w:val="28"/>
+          <w:szCs w:val="28"/>
+        </w:rPr>
+      </w:pPr>
+      <w:r>
+        <w:rPr>
+          <w:rFonts w:cs="Times New Roman"/>
           <w:sz w:val="28"/>
           <w:szCs w:val="28"/>
         </w:rPr>
@@ -8270,7 +7039,7 @@
       </w:r>
       <w:r>
         <w:rPr>
-          <w:rFonts w:ascii="Times New Roman" w:hAnsi="Times New Roman"/>
+          <w:rFonts w:cs="Times New Roman"/>
           <w:sz w:val="28"/>
           <w:szCs w:val="28"/>
         </w:rPr>
@@ -8278,7 +7047,7 @@
       </w:r>
       <w:r>
         <w:rPr>
-          <w:rFonts w:ascii="Times New Roman" w:hAnsi="Times New Roman"/>
+          <w:rFonts w:cs="Times New Roman"/>
           <w:sz w:val="28"/>
           <w:szCs w:val="28"/>
         </w:rPr>
@@ -8286,7 +7055,7 @@
       </w:r>
       <w:r>
         <w:rPr>
-          <w:rFonts w:ascii="Times New Roman" w:hAnsi="Times New Roman"/>
+          <w:rFonts w:cs="Times New Roman"/>
           <w:sz w:val="28"/>
           <w:szCs w:val="28"/>
         </w:rPr>
@@ -8294,7 +7063,7 @@
       </w:r>
       <w:r>
         <w:rPr>
-          <w:rFonts w:ascii="Times New Roman" w:hAnsi="Times New Roman"/>
+          <w:rFonts w:cs="Times New Roman"/>
           <w:sz w:val="28"/>
           <w:szCs w:val="28"/>
         </w:rPr>
@@ -8311,14 +7080,14 @@
         <w:spacing w:after="0"/>
         <w:contextualSpacing w:val="0"/>
         <w:rPr>
-          <w:rFonts w:ascii="Times New Roman" w:hAnsi="Times New Roman"/>
-          <w:sz w:val="28"/>
-          <w:szCs w:val="28"/>
-        </w:rPr>
-      </w:pPr>
-      <w:r>
-        <w:rPr>
-          <w:rFonts w:ascii="Times New Roman" w:hAnsi="Times New Roman"/>
+          <w:rFonts w:cs="Times New Roman"/>
+          <w:sz w:val="28"/>
+          <w:szCs w:val="28"/>
+        </w:rPr>
+      </w:pPr>
+      <w:r>
+        <w:rPr>
+          <w:rFonts w:cs="Times New Roman"/>
           <w:sz w:val="28"/>
           <w:szCs w:val="28"/>
         </w:rPr>
@@ -8335,25 +7104,28 @@
         <w:spacing w:after="0"/>
         <w:contextualSpacing w:val="0"/>
         <w:rPr>
-          <w:rFonts w:ascii="Times New Roman" w:hAnsi="Times New Roman"/>
-          <w:sz w:val="28"/>
-          <w:szCs w:val="28"/>
-        </w:rPr>
-      </w:pPr>
-      <w:r>
-        <w:rPr>
-          <w:rFonts w:ascii="Times New Roman" w:hAnsi="Times New Roman"/>
+          <w:rFonts w:cs="Times New Roman"/>
+          <w:sz w:val="28"/>
+          <w:szCs w:val="28"/>
+        </w:rPr>
+      </w:pPr>
+      <w:r>
+        <w:rPr>
+          <w:rFonts w:cs="Times New Roman"/>
           <w:sz w:val="28"/>
           <w:szCs w:val="28"/>
         </w:rPr>
         <w:t>«ФП»</w:t>
       </w:r>
       <w:r>
+        <w:rPr>
+          <w:rFonts w:cs="Times New Roman"/>
+        </w:rPr>
         <w:t xml:space="preserve"> </w:t>
       </w:r>
       <w:r>
         <w:rPr>
-          <w:rFonts w:ascii="Times New Roman" w:hAnsi="Times New Roman"/>
+          <w:rFonts w:cs="Times New Roman"/>
           <w:sz w:val="28"/>
           <w:szCs w:val="28"/>
         </w:rPr>
@@ -8361,7 +7133,7 @@
       </w:r>
       <w:r>
         <w:rPr>
-          <w:rFonts w:ascii="Times New Roman" w:hAnsi="Times New Roman"/>
+          <w:rFonts w:cs="Times New Roman"/>
           <w:sz w:val="28"/>
           <w:szCs w:val="28"/>
         </w:rPr>
@@ -8369,31 +7141,15 @@
       </w:r>
       <w:r>
         <w:rPr>
-          <w:rFonts w:ascii="Times New Roman" w:hAnsi="Times New Roman"/>
-          <w:sz w:val="28"/>
-          <w:szCs w:val="28"/>
-        </w:rPr>
-        <w:t>)</w:t>
-      </w:r>
-      <w:r>
-        <w:rPr>
-          <w:rFonts w:ascii="Times New Roman" w:hAnsi="Times New Roman"/>
-          <w:sz w:val="28"/>
-          <w:szCs w:val="28"/>
-        </w:rPr>
-        <w:t xml:space="preserve"> – г</w:t>
-      </w:r>
-      <w:r>
-        <w:rPr>
-          <w:rFonts w:ascii="Times New Roman" w:hAnsi="Times New Roman"/>
-          <w:sz w:val="28"/>
-          <w:szCs w:val="28"/>
-        </w:rPr>
-        <w:t xml:space="preserve">отовит </w:t>
-      </w:r>
-      <w:r>
-        <w:rPr>
-          <w:rFonts w:ascii="Times New Roman" w:hAnsi="Times New Roman"/>
+          <w:rFonts w:cs="Times New Roman"/>
+          <w:sz w:val="28"/>
+          <w:szCs w:val="28"/>
+        </w:rPr>
+        <w:t xml:space="preserve">) – готовит </w:t>
+      </w:r>
+      <w:r>
+        <w:rPr>
+          <w:rFonts w:cs="Times New Roman"/>
           <w:sz w:val="28"/>
           <w:szCs w:val="28"/>
         </w:rPr>
@@ -8401,7 +7157,7 @@
       </w:r>
       <w:r>
         <w:rPr>
-          <w:rFonts w:ascii="Times New Roman" w:hAnsi="Times New Roman"/>
+          <w:rFonts w:cs="Times New Roman"/>
           <w:sz w:val="28"/>
           <w:szCs w:val="28"/>
         </w:rPr>
@@ -8409,7 +7165,7 @@
       </w:r>
       <w:r>
         <w:rPr>
-          <w:rFonts w:ascii="Times New Roman" w:hAnsi="Times New Roman"/>
+          <w:rFonts w:cs="Times New Roman"/>
           <w:sz w:val="28"/>
           <w:szCs w:val="28"/>
         </w:rPr>
@@ -8417,23 +7173,15 @@
       </w:r>
       <w:r>
         <w:rPr>
-          <w:rFonts w:ascii="Times New Roman" w:hAnsi="Times New Roman"/>
-          <w:sz w:val="28"/>
-          <w:szCs w:val="28"/>
-        </w:rPr>
-        <w:t>набору</w:t>
-      </w:r>
-      <w:r>
-        <w:rPr>
-          <w:rFonts w:ascii="Times New Roman" w:hAnsi="Times New Roman"/>
-          <w:sz w:val="28"/>
-          <w:szCs w:val="28"/>
-        </w:rPr>
-        <w:t xml:space="preserve"> </w:t>
-      </w:r>
-      <w:r>
-        <w:rPr>
-          <w:rFonts w:ascii="Times New Roman" w:hAnsi="Times New Roman"/>
+          <w:rFonts w:cs="Times New Roman"/>
+          <w:sz w:val="28"/>
+          <w:szCs w:val="28"/>
+        </w:rPr>
+        <w:t xml:space="preserve">набору </w:t>
+      </w:r>
+      <w:r>
+        <w:rPr>
+          <w:rFonts w:cs="Times New Roman"/>
           <w:sz w:val="28"/>
           <w:szCs w:val="28"/>
         </w:rPr>
@@ -8448,98 +7196,18 @@
           <w:numId w:val="8"/>
         </w:numPr>
         <w:rPr>
-          <w:rFonts w:ascii="Times New Roman" w:hAnsi="Times New Roman"/>
-          <w:sz w:val="28"/>
-          <w:szCs w:val="28"/>
-        </w:rPr>
-      </w:pPr>
-      <w:r>
-        <w:rPr>
-          <w:rFonts w:ascii="Times New Roman" w:hAnsi="Times New Roman"/>
-          <w:sz w:val="28"/>
-          <w:szCs w:val="28"/>
-        </w:rPr>
-        <w:t>«Р</w:t>
-      </w:r>
-      <w:r>
-        <w:rPr>
-          <w:rFonts w:ascii="Times New Roman" w:hAnsi="Times New Roman"/>
-          <w:sz w:val="28"/>
-          <w:szCs w:val="28"/>
-        </w:rPr>
-        <w:t>П</w:t>
-      </w:r>
-      <w:r>
-        <w:rPr>
-          <w:rFonts w:ascii="Times New Roman" w:hAnsi="Times New Roman"/>
-          <w:sz w:val="28"/>
-          <w:szCs w:val="28"/>
-        </w:rPr>
-        <w:t>» (ручно</w:t>
-      </w:r>
-      <w:r>
-        <w:rPr>
-          <w:rFonts w:ascii="Times New Roman" w:hAnsi="Times New Roman"/>
-          <w:sz w:val="28"/>
-          <w:szCs w:val="28"/>
-        </w:rPr>
-        <w:t>й пуск</w:t>
-      </w:r>
-      <w:r>
-        <w:rPr>
-          <w:rFonts w:ascii="Times New Roman" w:hAnsi="Times New Roman"/>
-          <w:sz w:val="28"/>
-          <w:szCs w:val="28"/>
-        </w:rPr>
-        <w:t xml:space="preserve">) – при переводе рукоятки из позиции </w:t>
-      </w:r>
-      <w:r>
-        <w:rPr>
-          <w:rFonts w:ascii="Times New Roman" w:hAnsi="Times New Roman"/>
-          <w:sz w:val="28"/>
-          <w:szCs w:val="28"/>
-        </w:rPr>
-        <w:t>«</w:t>
-      </w:r>
-      <w:r>
-        <w:rPr>
-          <w:rFonts w:ascii="Times New Roman" w:hAnsi="Times New Roman"/>
-          <w:sz w:val="28"/>
-          <w:szCs w:val="28"/>
-        </w:rPr>
-        <w:t>Ф</w:t>
-      </w:r>
-      <w:r>
-        <w:rPr>
-          <w:rFonts w:ascii="Times New Roman" w:hAnsi="Times New Roman"/>
-          <w:sz w:val="28"/>
-          <w:szCs w:val="28"/>
-        </w:rPr>
-        <w:t>П»</w:t>
-      </w:r>
-      <w:r>
-        <w:rPr>
-          <w:rFonts w:ascii="Times New Roman" w:hAnsi="Times New Roman"/>
-          <w:sz w:val="28"/>
-          <w:szCs w:val="28"/>
-        </w:rPr>
-        <w:t xml:space="preserve"> </w:t>
-      </w:r>
-      <w:r>
-        <w:rPr>
-          <w:rFonts w:ascii="Times New Roman" w:hAnsi="Times New Roman"/>
-          <w:sz w:val="28"/>
-          <w:szCs w:val="28"/>
-        </w:rPr>
-        <w:t>набирает</w:t>
-      </w:r>
-      <w:r>
-        <w:rPr>
-          <w:rFonts w:ascii="Times New Roman" w:hAnsi="Times New Roman"/>
-          <w:sz w:val="28"/>
-          <w:szCs w:val="28"/>
-        </w:rPr>
-        <w:t xml:space="preserve"> одну позицию</w:t>
+          <w:rFonts w:cs="Times New Roman"/>
+          <w:sz w:val="28"/>
+          <w:szCs w:val="28"/>
+        </w:rPr>
+      </w:pPr>
+      <w:r>
+        <w:rPr>
+          <w:rFonts w:cs="Times New Roman"/>
+          <w:sz w:val="28"/>
+          <w:szCs w:val="28"/>
+        </w:rPr>
+        <w:t>«РП» (ручной пуск) – при переводе рукоятки из позиции «ФП» набирает одну позицию</w:t>
       </w:r>
     </w:p>
     <w:p>
@@ -8551,14 +7219,14 @@
         </w:numPr>
         <w:spacing w:after="120"/>
         <w:rPr>
-          <w:rFonts w:ascii="Times New Roman" w:hAnsi="Times New Roman"/>
-          <w:sz w:val="28"/>
-          <w:szCs w:val="28"/>
-        </w:rPr>
-      </w:pPr>
-      <w:r>
-        <w:rPr>
-          <w:rFonts w:ascii="Times New Roman" w:hAnsi="Times New Roman"/>
+          <w:rFonts w:cs="Times New Roman"/>
+          <w:sz w:val="28"/>
+          <w:szCs w:val="28"/>
+        </w:rPr>
+      </w:pPr>
+      <w:r>
+        <w:rPr>
+          <w:rFonts w:cs="Times New Roman"/>
           <w:sz w:val="28"/>
           <w:szCs w:val="28"/>
         </w:rPr>
@@ -8566,7 +7234,7 @@
       </w:r>
       <w:r>
         <w:rPr>
-          <w:rFonts w:ascii="Times New Roman" w:hAnsi="Times New Roman"/>
+          <w:rFonts w:cs="Times New Roman"/>
           <w:sz w:val="28"/>
           <w:szCs w:val="28"/>
           <w:lang w:val="en-US"/>
@@ -8575,18 +7243,21 @@
       </w:r>
       <w:r>
         <w:rPr>
-          <w:rFonts w:ascii="Times New Roman" w:hAnsi="Times New Roman"/>
+          <w:rFonts w:cs="Times New Roman"/>
           <w:sz w:val="28"/>
           <w:szCs w:val="28"/>
         </w:rPr>
         <w:t>.</w:t>
       </w:r>
       <w:r>
+        <w:rPr>
+          <w:rFonts w:cs="Times New Roman"/>
+        </w:rPr>
         <w:t xml:space="preserve"> </w:t>
       </w:r>
       <w:r>
         <w:rPr>
-          <w:rFonts w:ascii="Times New Roman" w:hAnsi="Times New Roman"/>
+          <w:rFonts w:cs="Times New Roman"/>
           <w:sz w:val="28"/>
           <w:szCs w:val="28"/>
         </w:rPr>
@@ -8594,7 +7265,7 @@
       </w:r>
       <w:r>
         <w:rPr>
-          <w:rFonts w:ascii="Times New Roman" w:hAnsi="Times New Roman"/>
+          <w:rFonts w:cs="Times New Roman"/>
           <w:sz w:val="28"/>
           <w:szCs w:val="28"/>
           <w:lang w:val="en-US"/>
@@ -8603,19 +7274,11 @@
       </w:r>
       <w:r>
         <w:rPr>
-          <w:rFonts w:ascii="Times New Roman" w:hAnsi="Times New Roman"/>
-          <w:sz w:val="28"/>
-          <w:szCs w:val="28"/>
-        </w:rPr>
-        <w:t xml:space="preserve"> рукоятка контроллера возвращается в </w:t>
-      </w:r>
-      <w:r>
-        <w:rPr>
-          <w:rFonts w:ascii="Times New Roman" w:hAnsi="Times New Roman"/>
-          <w:sz w:val="28"/>
-          <w:szCs w:val="28"/>
-        </w:rPr>
-        <w:t>«РП»</w:t>
+          <w:rFonts w:cs="Times New Roman"/>
+          <w:sz w:val="28"/>
+          <w:szCs w:val="28"/>
+        </w:rPr>
+        <w:t xml:space="preserve"> рукоятка контроллера возвращается в «РП»</w:t>
       </w:r>
     </w:p>
     <w:p>
@@ -8623,7 +7286,7 @@
         <w:spacing w:after="120"/>
         <w:jc w:val="center"/>
         <w:rPr>
-          <w:rFonts w:ascii="Times New Roman" w:hAnsi="Times New Roman"/>
+          <w:rFonts w:cs="Times New Roman"/>
           <w:b/>
           <w:sz w:val="28"/>
           <w:szCs w:val="28"/>
@@ -8631,7 +7294,7 @@
       </w:pPr>
       <w:r>
         <w:rPr>
-          <w:rFonts w:ascii="Times New Roman" w:hAnsi="Times New Roman"/>
+          <w:rFonts w:cs="Times New Roman"/>
           <w:b/>
           <w:sz w:val="28"/>
           <w:szCs w:val="28"/>
@@ -8640,110 +7303,52 @@
       </w:r>
       <w:r>
         <w:rPr>
-          <w:rFonts w:ascii="Times New Roman" w:hAnsi="Times New Roman"/>
+          <w:rFonts w:cs="Times New Roman"/>
           <w:b/>
           <w:sz w:val="28"/>
           <w:szCs w:val="28"/>
         </w:rPr>
-        <w:t xml:space="preserve">по </w:t>
-      </w:r>
-      <w:r>
-        <w:rPr>
-          <w:rFonts w:ascii="Times New Roman" w:hAnsi="Times New Roman"/>
-          <w:b/>
-          <w:sz w:val="28"/>
-          <w:szCs w:val="28"/>
-        </w:rPr>
-        <w:t>системам безопасности на</w:t>
-      </w:r>
-      <w:r>
-        <w:rPr>
-          <w:rFonts w:ascii="Times New Roman" w:hAnsi="Times New Roman"/>
-          <w:b/>
-          <w:sz w:val="28"/>
-          <w:szCs w:val="28"/>
-        </w:rPr>
-        <w:t xml:space="preserve"> ВЛ60 в RRS</w:t>
+        <w:t>по системам безопасности на ВЛ60 в RRS</w:t>
       </w:r>
     </w:p>
     <w:p>
       <w:pPr>
         <w:spacing w:after="120"/>
         <w:rPr>
-          <w:rFonts w:ascii="Times New Roman" w:hAnsi="Times New Roman"/>
-          <w:sz w:val="28"/>
-          <w:szCs w:val="28"/>
-        </w:rPr>
-      </w:pPr>
-      <w:r>
-        <w:rPr>
-          <w:rFonts w:ascii="Times New Roman" w:hAnsi="Times New Roman"/>
-          <w:sz w:val="28"/>
-          <w:szCs w:val="28"/>
-        </w:rPr>
-        <w:t xml:space="preserve">ВЛ60 оборудован </w:t>
-      </w:r>
-      <w:r>
-        <w:rPr>
-          <w:rFonts w:ascii="Times New Roman" w:hAnsi="Times New Roman"/>
-          <w:sz w:val="28"/>
-          <w:szCs w:val="28"/>
-        </w:rPr>
-        <w:t xml:space="preserve">УКБМ (устройство контроля бдительности машиниста). </w:t>
-      </w:r>
-      <w:r>
-        <w:rPr>
-          <w:rFonts w:ascii="Times New Roman" w:hAnsi="Times New Roman"/>
-          <w:sz w:val="28"/>
-          <w:szCs w:val="28"/>
-        </w:rPr>
-        <w:t xml:space="preserve">Если на локомотивном светофоре горит жёлтый, красный с жёлтым, либо белый сигнал, УКБМ проверяет бдительность машиниста, периодически зажигая </w:t>
-      </w:r>
-      <w:r>
-        <w:rPr>
-          <w:rFonts w:ascii="Times New Roman" w:hAnsi="Times New Roman"/>
-          <w:sz w:val="28"/>
-          <w:szCs w:val="28"/>
-        </w:rPr>
-        <w:t xml:space="preserve">лампы </w:t>
-      </w:r>
-      <w:r>
-        <w:rPr>
-          <w:rFonts w:ascii="Times New Roman" w:hAnsi="Times New Roman"/>
-          <w:sz w:val="28"/>
-          <w:szCs w:val="28"/>
-        </w:rPr>
-        <w:t xml:space="preserve">ПСС (предварительной световой сигнализации, </w:t>
-      </w:r>
-      <w:r>
-        <w:rPr>
-          <w:rFonts w:ascii="Times New Roman" w:hAnsi="Times New Roman"/>
-          <w:sz w:val="28"/>
-          <w:szCs w:val="28"/>
-        </w:rPr>
-        <w:t>слева и справа над пультом)</w:t>
-      </w:r>
-      <w:r>
-        <w:rPr>
-          <w:rFonts w:ascii="Times New Roman" w:hAnsi="Times New Roman"/>
-          <w:sz w:val="28"/>
-          <w:szCs w:val="28"/>
-        </w:rPr>
-        <w:t>. Кроме того, проверка бдительности происходит при смене сигнала на локомотивном светофоре на менее разрешающий.</w:t>
+          <w:rFonts w:cs="Times New Roman"/>
+          <w:sz w:val="28"/>
+          <w:szCs w:val="28"/>
+        </w:rPr>
+      </w:pPr>
+      <w:r>
+        <w:rPr>
+          <w:rFonts w:cs="Times New Roman"/>
+          <w:sz w:val="28"/>
+          <w:szCs w:val="28"/>
+        </w:rPr>
+        <w:t xml:space="preserve">ВЛ60 оборудован УКБМ (устройство контроля бдительности машиниста). </w:t>
+      </w:r>
+      <w:r>
+        <w:rPr>
+          <w:rFonts w:cs="Times New Roman"/>
+          <w:sz w:val="28"/>
+          <w:szCs w:val="28"/>
+        </w:rPr>
+        <w:t>Если на локомотивном светофоре горит жёлтый, красный с жёлтым, либо белый сигнал, УКБМ проверяет бдительность машиниста, периодически зажигая лампы ПСС (предварительной световой сигнализации, слева и справа над пультом). Кроме того, проверка бдительности происходит при смене сигнала на локомотивном светофоре на менее разрешающий.</w:t>
       </w:r>
     </w:p>
     <w:p>
       <w:pPr>
         <w:spacing w:after="120"/>
         <w:rPr>
-          <w:rFonts w:ascii="Times New Roman" w:hAnsi="Times New Roman"/>
-          <w:sz w:val="28"/>
-          <w:szCs w:val="28"/>
-        </w:rPr>
-      </w:pPr>
-      <w:r>
-        <w:rPr>
-          <w:rFonts w:ascii="Times New Roman" w:hAnsi="Times New Roman"/>
+          <w:rFonts w:cs="Times New Roman"/>
+          <w:sz w:val="28"/>
+          <w:szCs w:val="28"/>
+        </w:rPr>
+      </w:pPr>
+      <w:r>
+        <w:rPr>
+          <w:rFonts w:cs="Times New Roman"/>
           <w:sz w:val="28"/>
           <w:szCs w:val="28"/>
         </w:rPr>
@@ -8751,7 +7356,7 @@
       </w:r>
       <w:r>
         <w:rPr>
-          <w:rFonts w:ascii="Times New Roman" w:hAnsi="Times New Roman"/>
+          <w:rFonts w:cs="Times New Roman"/>
           <w:sz w:val="28"/>
           <w:szCs w:val="28"/>
         </w:rPr>
@@ -8759,7 +7364,7 @@
       </w:r>
       <w:r>
         <w:rPr>
-          <w:rFonts w:ascii="Times New Roman" w:hAnsi="Times New Roman"/>
+          <w:rFonts w:cs="Times New Roman"/>
           <w:sz w:val="28"/>
           <w:szCs w:val="28"/>
         </w:rPr>
@@ -8767,7 +7372,7 @@
       </w:r>
       <w:r>
         <w:rPr>
-          <w:rFonts w:ascii="Times New Roman" w:hAnsi="Times New Roman"/>
+          <w:rFonts w:cs="Times New Roman"/>
           <w:sz w:val="28"/>
           <w:szCs w:val="28"/>
         </w:rPr>
@@ -8775,7 +7380,7 @@
       </w:r>
       <w:r>
         <w:rPr>
-          <w:rFonts w:ascii="Times New Roman" w:hAnsi="Times New Roman"/>
+          <w:rFonts w:cs="Times New Roman"/>
           <w:sz w:val="28"/>
           <w:szCs w:val="28"/>
         </w:rPr>
@@ -8783,7 +7388,7 @@
       </w:r>
       <w:r>
         <w:rPr>
-          <w:rFonts w:ascii="Times New Roman" w:hAnsi="Times New Roman"/>
+          <w:rFonts w:cs="Times New Roman"/>
           <w:sz w:val="28"/>
           <w:szCs w:val="28"/>
         </w:rPr>
@@ -8791,7 +7396,7 @@
       </w:r>
       <w:r>
         <w:rPr>
-          <w:rFonts w:ascii="Times New Roman" w:hAnsi="Times New Roman"/>
+          <w:rFonts w:cs="Times New Roman"/>
           <w:sz w:val="28"/>
           <w:szCs w:val="28"/>
           <w:lang w:val="en-US"/>
@@ -8800,7 +7405,7 @@
       </w:r>
       <w:r>
         <w:rPr>
-          <w:rFonts w:ascii="Times New Roman" w:hAnsi="Times New Roman"/>
+          <w:rFonts w:cs="Times New Roman"/>
           <w:sz w:val="28"/>
           <w:szCs w:val="28"/>
         </w:rPr>
@@ -8808,39 +7413,15 @@
       </w:r>
       <w:r>
         <w:rPr>
-          <w:rFonts w:ascii="Times New Roman" w:hAnsi="Times New Roman"/>
-          <w:sz w:val="28"/>
-          <w:szCs w:val="28"/>
-        </w:rPr>
-        <w:t xml:space="preserve">рукоятку бдительности </w:t>
-      </w:r>
-      <w:r>
-        <w:rPr>
-          <w:rFonts w:ascii="Times New Roman" w:hAnsi="Times New Roman"/>
-          <w:sz w:val="28"/>
-          <w:szCs w:val="28"/>
-        </w:rPr>
-        <w:t>специальную</w:t>
-      </w:r>
-      <w:r>
-        <w:rPr>
-          <w:rFonts w:ascii="Times New Roman" w:hAnsi="Times New Roman"/>
-          <w:sz w:val="28"/>
-          <w:szCs w:val="28"/>
-        </w:rPr>
-        <w:t xml:space="preserve"> </w:t>
-      </w:r>
-      <w:r>
-        <w:rPr>
-          <w:rFonts w:ascii="Times New Roman" w:hAnsi="Times New Roman"/>
-          <w:sz w:val="28"/>
-          <w:szCs w:val="28"/>
-        </w:rPr>
-        <w:t>(</w:t>
-      </w:r>
-      <w:r>
-        <w:rPr>
-          <w:rFonts w:ascii="Times New Roman" w:hAnsi="Times New Roman"/>
+          <w:rFonts w:cs="Times New Roman"/>
+          <w:sz w:val="28"/>
+          <w:szCs w:val="28"/>
+        </w:rPr>
+        <w:t>рукоятку бдительности специальную (</w:t>
+      </w:r>
+      <w:r>
+        <w:rPr>
+          <w:rFonts w:cs="Times New Roman"/>
           <w:sz w:val="28"/>
           <w:szCs w:val="28"/>
         </w:rPr>
@@ -8848,7 +7429,7 @@
       </w:r>
       <w:r>
         <w:rPr>
-          <w:rFonts w:ascii="Times New Roman" w:hAnsi="Times New Roman"/>
+          <w:rFonts w:cs="Times New Roman"/>
           <w:sz w:val="28"/>
           <w:szCs w:val="28"/>
         </w:rPr>
@@ -8856,7 +7437,7 @@
       </w:r>
       <w:r>
         <w:rPr>
-          <w:rFonts w:ascii="Times New Roman" w:hAnsi="Times New Roman"/>
+          <w:rFonts w:cs="Times New Roman"/>
           <w:sz w:val="28"/>
           <w:szCs w:val="28"/>
         </w:rPr>
@@ -8864,7 +7445,7 @@
       </w:r>
       <w:r>
         <w:rPr>
-          <w:rFonts w:ascii="Times New Roman" w:hAnsi="Times New Roman"/>
+          <w:rFonts w:cs="Times New Roman"/>
           <w:sz w:val="28"/>
           <w:szCs w:val="28"/>
           <w:lang w:val="en-US"/>
@@ -8873,7 +7454,7 @@
       </w:r>
       <w:r>
         <w:rPr>
-          <w:rFonts w:ascii="Times New Roman" w:hAnsi="Times New Roman"/>
+          <w:rFonts w:cs="Times New Roman"/>
           <w:sz w:val="28"/>
           <w:szCs w:val="28"/>
         </w:rPr>
@@ -8881,7 +7462,7 @@
       </w:r>
       <w:r>
         <w:rPr>
-          <w:rFonts w:ascii="Times New Roman" w:hAnsi="Times New Roman"/>
+          <w:rFonts w:cs="Times New Roman"/>
           <w:sz w:val="28"/>
           <w:szCs w:val="28"/>
         </w:rPr>
@@ -8889,7 +7470,7 @@
       </w:r>
       <w:r>
         <w:rPr>
-          <w:rFonts w:ascii="Times New Roman" w:hAnsi="Times New Roman"/>
+          <w:rFonts w:cs="Times New Roman"/>
           <w:sz w:val="28"/>
           <w:szCs w:val="28"/>
         </w:rPr>
@@ -8897,7 +7478,7 @@
       </w:r>
       <w:r>
         <w:rPr>
-          <w:rFonts w:ascii="Times New Roman" w:hAnsi="Times New Roman"/>
+          <w:rFonts w:cs="Times New Roman"/>
           <w:sz w:val="28"/>
           <w:szCs w:val="28"/>
         </w:rPr>
@@ -8905,31 +7486,15 @@
       </w:r>
       <w:r>
         <w:rPr>
-          <w:rFonts w:ascii="Times New Roman" w:hAnsi="Times New Roman"/>
-          <w:sz w:val="28"/>
-          <w:szCs w:val="28"/>
-        </w:rPr>
-        <w:t>начинается выпуск воздуха из ЭПК (электропневматического клапана автостопа) через свисток. Во время свиста подтвердить бдительность можно нажатием РБС (</w:t>
-      </w:r>
-      <w:r>
-        <w:rPr>
-          <w:rFonts w:ascii="Times New Roman" w:hAnsi="Times New Roman"/>
-          <w:sz w:val="28"/>
-          <w:szCs w:val="28"/>
-        </w:rPr>
-        <w:t>клавиша M)</w:t>
-      </w:r>
-      <w:r>
-        <w:rPr>
-          <w:rFonts w:ascii="Times New Roman" w:hAnsi="Times New Roman"/>
-          <w:sz w:val="28"/>
-          <w:szCs w:val="28"/>
-        </w:rPr>
-        <w:t>, иначе ч</w:t>
-      </w:r>
-      <w:r>
-        <w:rPr>
-          <w:rFonts w:ascii="Times New Roman" w:hAnsi="Times New Roman"/>
+          <w:rFonts w:cs="Times New Roman"/>
+          <w:sz w:val="28"/>
+          <w:szCs w:val="28"/>
+        </w:rPr>
+        <w:t>начинается выпуск воздуха из ЭПК (электропневматического клапана автостопа) через свисток. Во время свиста подтвердить бдительность можно нажатием РБС (клавиша M), иначе ч</w:t>
+      </w:r>
+      <w:r>
+        <w:rPr>
+          <w:rFonts w:cs="Times New Roman"/>
           <w:sz w:val="28"/>
           <w:szCs w:val="28"/>
         </w:rPr>
@@ -8937,7 +7502,7 @@
       </w:r>
       <w:r>
         <w:rPr>
-          <w:rFonts w:ascii="Times New Roman" w:hAnsi="Times New Roman"/>
+          <w:rFonts w:cs="Times New Roman"/>
           <w:sz w:val="28"/>
           <w:szCs w:val="28"/>
         </w:rPr>
@@ -8945,7 +7510,7 @@
       </w:r>
       <w:r>
         <w:rPr>
-          <w:rFonts w:ascii="Times New Roman" w:hAnsi="Times New Roman"/>
+          <w:rFonts w:cs="Times New Roman"/>
           <w:sz w:val="28"/>
           <w:szCs w:val="28"/>
         </w:rPr>
@@ -8953,7 +7518,7 @@
       </w:r>
       <w:r>
         <w:rPr>
-          <w:rFonts w:ascii="Times New Roman" w:hAnsi="Times New Roman"/>
+          <w:rFonts w:cs="Times New Roman"/>
           <w:sz w:val="28"/>
           <w:szCs w:val="28"/>
         </w:rPr>
@@ -8961,7 +7526,7 @@
       </w:r>
       <w:r>
         <w:rPr>
-          <w:rFonts w:ascii="Times New Roman" w:hAnsi="Times New Roman"/>
+          <w:rFonts w:cs="Times New Roman"/>
           <w:sz w:val="28"/>
           <w:szCs w:val="28"/>
         </w:rPr>
@@ -8972,14 +7537,14 @@
       <w:pPr>
         <w:spacing w:after="120"/>
         <w:rPr>
-          <w:rFonts w:ascii="Times New Roman" w:hAnsi="Times New Roman"/>
-          <w:sz w:val="28"/>
-          <w:szCs w:val="28"/>
-        </w:rPr>
-      </w:pPr>
-      <w:r>
-        <w:rPr>
-          <w:rFonts w:ascii="Times New Roman" w:hAnsi="Times New Roman"/>
+          <w:rFonts w:cs="Times New Roman"/>
+          <w:sz w:val="28"/>
+          <w:szCs w:val="28"/>
+        </w:rPr>
+      </w:pPr>
+      <w:r>
+        <w:rPr>
+          <w:rFonts w:cs="Times New Roman"/>
           <w:sz w:val="28"/>
           <w:szCs w:val="28"/>
         </w:rPr>
@@ -8987,7 +7552,7 @@
       </w:r>
       <w:r>
         <w:rPr>
-          <w:rFonts w:ascii="Times New Roman" w:hAnsi="Times New Roman"/>
+          <w:rFonts w:cs="Times New Roman"/>
           <w:sz w:val="28"/>
           <w:szCs w:val="28"/>
         </w:rPr>
@@ -8995,15 +7560,31 @@
       </w:r>
       <w:r>
         <w:rPr>
-          <w:rFonts w:ascii="Times New Roman" w:hAnsi="Times New Roman"/>
-          <w:sz w:val="28"/>
-          <w:szCs w:val="28"/>
-        </w:rPr>
-        <w:t xml:space="preserve">движение со скоростью более 60 км/ч под красный с жёлтым сигнал на локомотивном светофоре, и более 40 км/ч под белый сигнал. </w:t>
-      </w:r>
-      <w:r>
-        <w:rPr>
-          <w:rFonts w:ascii="Times New Roman" w:hAnsi="Times New Roman"/>
+          <w:rFonts w:cs="Times New Roman"/>
+          <w:sz w:val="28"/>
+          <w:szCs w:val="28"/>
+        </w:rPr>
+        <w:t>движение со скоростью более 60 км/ч под красный с жёлтым сигнал на локомотивном светофор</w:t>
+      </w:r>
+      <w:r>
+        <w:rPr>
+          <w:rFonts w:cs="Times New Roman"/>
+          <w:sz w:val="28"/>
+          <w:szCs w:val="28"/>
+        </w:rPr>
+        <w:t>е</w:t>
+      </w:r>
+      <w:r>
+        <w:rPr>
+          <w:rFonts w:cs="Times New Roman"/>
+          <w:sz w:val="28"/>
+          <w:szCs w:val="28"/>
+        </w:rPr>
+        <w:t xml:space="preserve">. </w:t>
+      </w:r>
+      <w:r>
+        <w:rPr>
+          <w:rFonts w:cs="Times New Roman"/>
           <w:sz w:val="28"/>
           <w:szCs w:val="28"/>
         </w:rPr>
@@ -9011,7 +7592,7 @@
       </w:r>
       <w:r>
         <w:rPr>
-          <w:rFonts w:ascii="Times New Roman" w:hAnsi="Times New Roman"/>
+          <w:rFonts w:cs="Times New Roman"/>
           <w:sz w:val="28"/>
           <w:szCs w:val="28"/>
         </w:rPr>
@@ -10173,7 +8754,11 @@
   <w:style w:type="paragraph" w:default="1" w:styleId="a">
     <w:name w:val="Normal"/>
     <w:qFormat/>
-    <w:rsid w:val="00855BD2"/>
+    <w:rsid w:val="00D23F9C"/>
+    <w:rPr>
+      <w:rFonts w:ascii="Times New Roman" w:hAnsi="Times New Roman"/>
+      <w:sz w:val="24"/>
+    </w:rPr>
   </w:style>
   <w:style w:type="character" w:default="1" w:styleId="a0">
     <w:name w:val="Default Paragraph Font"/>

--- a/docs/VL60-user_manual.docx
+++ b/docs/VL60-user_manual.docx
@@ -711,23 +711,7 @@
                 <w:rFonts w:cs="Times New Roman"/>
                 <w:szCs w:val="24"/>
               </w:rPr>
-              <w:t>Тумблер “</w:t>
-            </w:r>
-            <w:proofErr w:type="spellStart"/>
-            <w:r>
-              <w:rPr>
-                <w:rFonts w:cs="Times New Roman"/>
-                <w:szCs w:val="24"/>
-              </w:rPr>
-              <w:t>Фазорасщепитель</w:t>
-            </w:r>
-            <w:proofErr w:type="spellEnd"/>
-            <w:r>
-              <w:rPr>
-                <w:rFonts w:cs="Times New Roman"/>
-                <w:szCs w:val="24"/>
-              </w:rPr>
-              <w:t>”</w:t>
+              <w:t>Тумблер “Фазорасщепитель”</w:t>
             </w:r>
           </w:p>
         </w:tc>
@@ -2219,7 +2203,21 @@
                 <w:rFonts w:cs="Times New Roman"/>
                 <w:szCs w:val="24"/>
               </w:rPr>
-              <w:t>Тумблер “Прожектор тускло”</w:t>
+              <w:t>Тумблер “</w:t>
+            </w:r>
+            <w:r>
+              <w:rPr>
+                <w:rFonts w:cs="Times New Roman"/>
+                <w:szCs w:val="24"/>
+              </w:rPr>
+              <w:t>Освещение приборов</w:t>
+            </w:r>
+            <w:r>
+              <w:rPr>
+                <w:rFonts w:cs="Times New Roman"/>
+                <w:szCs w:val="24"/>
+              </w:rPr>
+              <w:t>”</w:t>
             </w:r>
           </w:p>
         </w:tc>
@@ -2416,28 +2414,7 @@
                 <w:rFonts w:cs="Times New Roman"/>
                 <w:szCs w:val="24"/>
               </w:rPr>
-              <w:t>Извлечение рукоятки только при</w:t>
-            </w:r>
-            <w:r>
-              <w:rPr>
-                <w:rFonts w:cs="Times New Roman"/>
-                <w:szCs w:val="24"/>
-              </w:rPr>
-              <w:t xml:space="preserve"> нулевом положении</w:t>
-            </w:r>
-            <w:r>
-              <w:rPr>
-                <w:rFonts w:cs="Times New Roman"/>
-                <w:szCs w:val="24"/>
-              </w:rPr>
-              <w:t xml:space="preserve"> </w:t>
-            </w:r>
-            <w:r>
-              <w:rPr>
-                <w:rFonts w:cs="Times New Roman"/>
-                <w:szCs w:val="24"/>
-              </w:rPr>
-              <w:t>реверсивного вала</w:t>
+              <w:t>Извлечение рукоятки только при нулевом положении реверсивного вала</w:t>
             </w:r>
           </w:p>
         </w:tc>
@@ -3289,23 +3266,7 @@
                 <w:rFonts w:cs="Times New Roman"/>
                 <w:szCs w:val="24"/>
               </w:rPr>
-              <w:t xml:space="preserve">Кран машиниста </w:t>
-            </w:r>
-            <w:proofErr w:type="spellStart"/>
-            <w:r>
-              <w:rPr>
-                <w:rFonts w:cs="Times New Roman"/>
-                <w:szCs w:val="24"/>
-              </w:rPr>
-              <w:t>усл</w:t>
-            </w:r>
-            <w:proofErr w:type="spellEnd"/>
-            <w:r>
-              <w:rPr>
-                <w:rFonts w:cs="Times New Roman"/>
-                <w:szCs w:val="24"/>
-              </w:rPr>
-              <w:t>. № 395</w:t>
+              <w:t>Кран машиниста усл. № 395</w:t>
             </w:r>
           </w:p>
         </w:tc>
@@ -3326,7 +3287,6 @@
                 <w:lang w:val="en-US"/>
               </w:rPr>
             </w:pPr>
-            <w:proofErr w:type="gramStart"/>
             <w:r>
               <w:rPr>
                 <w:rFonts w:cs="Times New Roman"/>
@@ -3336,7 +3296,6 @@
               </w:rPr>
               <w:t>‘ (</w:t>
             </w:r>
-            <w:proofErr w:type="gramEnd"/>
             <w:r>
               <w:rPr>
                 <w:rFonts w:cs="Times New Roman"/>
@@ -3663,17 +3622,8 @@
                 <w:rFonts w:cs="Times New Roman"/>
                 <w:szCs w:val="24"/>
               </w:rPr>
-              <w:t>Положение III (</w:t>
-            </w:r>
-            <w:proofErr w:type="spellStart"/>
-            <w:r>
-              <w:rPr>
-                <w:rFonts w:cs="Times New Roman"/>
-                <w:szCs w:val="24"/>
-              </w:rPr>
-              <w:t>перекрыша</w:t>
-            </w:r>
-            <w:proofErr w:type="spellEnd"/>
+              <w:t>Положение III (перекрыша</w:t>
+            </w:r>
             <w:r>
               <w:rPr>
                 <w:rFonts w:cs="Times New Roman"/>
@@ -3743,17 +3693,8 @@
                 <w:rFonts w:cs="Times New Roman"/>
                 <w:szCs w:val="24"/>
               </w:rPr>
-              <w:t>Положение IV (</w:t>
-            </w:r>
-            <w:proofErr w:type="spellStart"/>
-            <w:r>
-              <w:rPr>
-                <w:rFonts w:cs="Times New Roman"/>
-                <w:szCs w:val="24"/>
-              </w:rPr>
-              <w:t>перекрыша</w:t>
-            </w:r>
-            <w:proofErr w:type="spellEnd"/>
+              <w:t>Положение IV (перекрыша</w:t>
+            </w:r>
             <w:r>
               <w:rPr>
                 <w:rFonts w:cs="Times New Roman"/>
@@ -3823,23 +3764,7 @@
                 <w:rFonts w:cs="Times New Roman"/>
                 <w:szCs w:val="24"/>
               </w:rPr>
-              <w:t xml:space="preserve">Положение </w:t>
-            </w:r>
-            <w:proofErr w:type="spellStart"/>
-            <w:r>
-              <w:rPr>
-                <w:rFonts w:cs="Times New Roman"/>
-                <w:szCs w:val="24"/>
-              </w:rPr>
-              <w:t>Va</w:t>
-            </w:r>
-            <w:proofErr w:type="spellEnd"/>
-            <w:r>
-              <w:rPr>
-                <w:rFonts w:cs="Times New Roman"/>
-                <w:szCs w:val="24"/>
-              </w:rPr>
-              <w:t xml:space="preserve"> (замедленное</w:t>
+              <w:t>Положение Va (замедленное</w:t>
             </w:r>
             <w:r>
               <w:rPr>
@@ -4030,23 +3955,7 @@
                 <w:rFonts w:cs="Times New Roman"/>
                 <w:szCs w:val="24"/>
               </w:rPr>
-              <w:t xml:space="preserve">Кран вспомогательного тормоза </w:t>
-            </w:r>
-            <w:proofErr w:type="spellStart"/>
-            <w:r>
-              <w:rPr>
-                <w:rFonts w:cs="Times New Roman"/>
-                <w:szCs w:val="24"/>
-              </w:rPr>
-              <w:t>усл</w:t>
-            </w:r>
-            <w:proofErr w:type="spellEnd"/>
-            <w:r>
-              <w:rPr>
-                <w:rFonts w:cs="Times New Roman"/>
-                <w:szCs w:val="24"/>
-              </w:rPr>
-              <w:t>. №254</w:t>
+              <w:t>Кран вспомогательного тормоза усл. №254</w:t>
             </w:r>
           </w:p>
         </w:tc>
@@ -4697,23 +4606,7 @@
                 <w:rFonts w:cs="Times New Roman"/>
                 <w:szCs w:val="24"/>
               </w:rPr>
-              <w:t xml:space="preserve">Электропневматический клапан автостопа </w:t>
-            </w:r>
-            <w:proofErr w:type="spellStart"/>
-            <w:r>
-              <w:rPr>
-                <w:rFonts w:cs="Times New Roman"/>
-                <w:szCs w:val="24"/>
-              </w:rPr>
-              <w:t>усл</w:t>
-            </w:r>
-            <w:proofErr w:type="spellEnd"/>
-            <w:r>
-              <w:rPr>
-                <w:rFonts w:cs="Times New Roman"/>
-                <w:szCs w:val="24"/>
-              </w:rPr>
-              <w:t>. № 150</w:t>
+              <w:t>Электропневматический клапан автостопа усл. № 150</w:t>
             </w:r>
           </w:p>
         </w:tc>
@@ -4820,23 +4713,7 @@
                 <w:rFonts w:cs="Times New Roman"/>
                 <w:szCs w:val="24"/>
               </w:rPr>
-              <w:t xml:space="preserve">Устройство блокировки тормозов </w:t>
-            </w:r>
-            <w:proofErr w:type="spellStart"/>
-            <w:r>
-              <w:rPr>
-                <w:rFonts w:cs="Times New Roman"/>
-                <w:szCs w:val="24"/>
-              </w:rPr>
-              <w:t>усл</w:t>
-            </w:r>
-            <w:proofErr w:type="spellEnd"/>
-            <w:r>
-              <w:rPr>
-                <w:rFonts w:cs="Times New Roman"/>
-                <w:szCs w:val="24"/>
-              </w:rPr>
-              <w:t>. № 367М</w:t>
+              <w:t>Устройство блокировки тормозов усл. № 367М</w:t>
             </w:r>
           </w:p>
         </w:tc>
@@ -4882,7 +4759,6 @@
               </w:rPr>
               <w:t xml:space="preserve"> </w:t>
             </w:r>
-            <w:proofErr w:type="spellStart"/>
             <w:r>
               <w:rPr>
                 <w:rFonts w:cs="Times New Roman"/>
@@ -4891,7 +4767,6 @@
               </w:rPr>
               <w:t>Backspace</w:t>
             </w:r>
-            <w:proofErr w:type="spellEnd"/>
             <w:r>
               <w:rPr>
                 <w:rFonts w:cs="Times New Roman"/>
@@ -4900,7 +4775,6 @@
               </w:rPr>
               <w:br/>
             </w:r>
-            <w:proofErr w:type="spellStart"/>
             <w:r>
               <w:rPr>
                 <w:rFonts w:cs="Times New Roman"/>
@@ -4909,7 +4783,6 @@
               </w:rPr>
               <w:t>Backspace</w:t>
             </w:r>
-            <w:proofErr w:type="spellEnd"/>
           </w:p>
         </w:tc>
         <w:tc>
@@ -5555,25 +5428,7 @@
           <w:sz w:val="28"/>
           <w:szCs w:val="28"/>
         </w:rPr>
-        <w:t xml:space="preserve">Запустить </w:t>
-      </w:r>
-      <w:proofErr w:type="spellStart"/>
-      <w:r>
-        <w:rPr>
-          <w:rFonts w:cs="Times New Roman"/>
-          <w:sz w:val="28"/>
-          <w:szCs w:val="28"/>
-        </w:rPr>
-        <w:t>фазорасщепитель</w:t>
-      </w:r>
-      <w:proofErr w:type="spellEnd"/>
-      <w:r>
-        <w:rPr>
-          <w:rFonts w:cs="Times New Roman"/>
-          <w:sz w:val="28"/>
-          <w:szCs w:val="28"/>
-        </w:rPr>
-        <w:t>, обеспечивающий вспомогательные машины трёхфазным переменным током: в</w:t>
+        <w:t>Запустить фазорасщепитель, обеспечивающий вспомогательные машины трёхфазным переменным током: в</w:t>
       </w:r>
       <w:r>
         <w:rPr>
@@ -5583,7 +5438,6 @@
         </w:rPr>
         <w:t>ключить тумблер «</w:t>
       </w:r>
-      <w:proofErr w:type="spellStart"/>
       <w:r>
         <w:rPr>
           <w:rFonts w:cs="Times New Roman"/>
@@ -5592,7 +5446,6 @@
         </w:rPr>
         <w:t>Фазорасщепитель</w:t>
       </w:r>
-      <w:proofErr w:type="spellEnd"/>
       <w:r>
         <w:rPr>
           <w:rFonts w:cs="Times New Roman"/>
@@ -6822,8 +6675,6 @@
         </w:rPr>
         <w:t>«</w:t>
       </w:r>
-      <w:proofErr w:type="spellStart"/>
-      <w:proofErr w:type="gramStart"/>
       <w:r>
         <w:rPr>
           <w:rFonts w:cs="Times New Roman"/>
@@ -6832,8 +6683,6 @@
         </w:rPr>
         <w:t>откл.ГВ</w:t>
       </w:r>
-      <w:proofErr w:type="spellEnd"/>
-      <w:proofErr w:type="gramEnd"/>
       <w:r>
         <w:rPr>
           <w:rFonts w:cs="Times New Roman"/>

--- a/docs/VL60-user_manual.docx
+++ b/docs/VL60-user_manual.docx
@@ -71,25 +71,25 @@
     <w:tbl>
       <w:tblPr>
         <w:tblStyle w:val="a3"/>
-        <w:tblW w:w="9923" w:type="dxa"/>
+        <w:tblW w:w="9809" w:type="dxa"/>
         <w:tblInd w:w="-147" w:type="dxa"/>
         <w:tblCellMar>
-          <w:top w:w="28" w:type="dxa"/>
+          <w:top w:w="23" w:type="dxa"/>
           <w:left w:w="57" w:type="dxa"/>
-          <w:bottom w:w="28" w:type="dxa"/>
+          <w:bottom w:w="23" w:type="dxa"/>
           <w:right w:w="57" w:type="dxa"/>
         </w:tblCellMar>
         <w:tblLook w:val="04A0" w:firstRow="1" w:lastRow="0" w:firstColumn="1" w:lastColumn="0" w:noHBand="0" w:noVBand="1"/>
       </w:tblPr>
       <w:tblGrid>
-        <w:gridCol w:w="2552"/>
-        <w:gridCol w:w="4111"/>
-        <w:gridCol w:w="3260"/>
+        <w:gridCol w:w="2438"/>
+        <w:gridCol w:w="3969"/>
+        <w:gridCol w:w="3402"/>
       </w:tblGrid>
       <w:tr>
         <w:tc>
           <w:tcPr>
-            <w:tcW w:w="2552" w:type="dxa"/>
+            <w:tcW w:w="2438" w:type="dxa"/>
           </w:tcPr>
           <w:p>
             <w:pPr>
@@ -112,7 +112,7 @@
         </w:tc>
         <w:tc>
           <w:tcPr>
-            <w:tcW w:w="4111" w:type="dxa"/>
+            <w:tcW w:w="3969" w:type="dxa"/>
           </w:tcPr>
           <w:p>
             <w:pPr>
@@ -135,7 +135,7 @@
         </w:tc>
         <w:tc>
           <w:tcPr>
-            <w:tcW w:w="3260" w:type="dxa"/>
+            <w:tcW w:w="3402" w:type="dxa"/>
             <w:vAlign w:val="center"/>
           </w:tcPr>
           <w:p>
@@ -161,7 +161,7 @@
       <w:tr>
         <w:tc>
           <w:tcPr>
-            <w:tcW w:w="2552" w:type="dxa"/>
+            <w:tcW w:w="2438" w:type="dxa"/>
             <w:vAlign w:val="center"/>
           </w:tcPr>
           <w:p>
@@ -223,7 +223,7 @@
         </w:tc>
         <w:tc>
           <w:tcPr>
-            <w:tcW w:w="4111" w:type="dxa"/>
+            <w:tcW w:w="3969" w:type="dxa"/>
             <w:vAlign w:val="center"/>
           </w:tcPr>
           <w:p>
@@ -258,7 +258,7 @@
         </w:tc>
         <w:tc>
           <w:tcPr>
-            <w:tcW w:w="3260" w:type="dxa"/>
+            <w:tcW w:w="3402" w:type="dxa"/>
             <w:vAlign w:val="center"/>
           </w:tcPr>
           <w:p>
@@ -274,7 +274,7 @@
       <w:tr>
         <w:tc>
           <w:tcPr>
-            <w:tcW w:w="2552" w:type="dxa"/>
+            <w:tcW w:w="2438" w:type="dxa"/>
             <w:vAlign w:val="center"/>
           </w:tcPr>
           <w:p>
@@ -318,7 +318,7 @@
         </w:tc>
         <w:tc>
           <w:tcPr>
-            <w:tcW w:w="4111" w:type="dxa"/>
+            <w:tcW w:w="3969" w:type="dxa"/>
             <w:vAlign w:val="center"/>
           </w:tcPr>
           <w:p>
@@ -367,7 +367,7 @@
         </w:tc>
         <w:tc>
           <w:tcPr>
-            <w:tcW w:w="3260" w:type="dxa"/>
+            <w:tcW w:w="3402" w:type="dxa"/>
             <w:vAlign w:val="center"/>
           </w:tcPr>
           <w:p>
@@ -383,7 +383,7 @@
       <w:tr>
         <w:tc>
           <w:tcPr>
-            <w:tcW w:w="2552" w:type="dxa"/>
+            <w:tcW w:w="2438" w:type="dxa"/>
             <w:vAlign w:val="center"/>
           </w:tcPr>
           <w:p>
@@ -436,7 +436,7 @@
         </w:tc>
         <w:tc>
           <w:tcPr>
-            <w:tcW w:w="4111" w:type="dxa"/>
+            <w:tcW w:w="3969" w:type="dxa"/>
             <w:vAlign w:val="center"/>
           </w:tcPr>
           <w:p>
@@ -485,7 +485,7 @@
         </w:tc>
         <w:tc>
           <w:tcPr>
-            <w:tcW w:w="3260" w:type="dxa"/>
+            <w:tcW w:w="3402" w:type="dxa"/>
             <w:vAlign w:val="center"/>
           </w:tcPr>
           <w:p>
@@ -501,7 +501,7 @@
       <w:tr>
         <w:tc>
           <w:tcPr>
-            <w:tcW w:w="2552" w:type="dxa"/>
+            <w:tcW w:w="2438" w:type="dxa"/>
             <w:vAlign w:val="center"/>
           </w:tcPr>
           <w:p>
@@ -545,7 +545,7 @@
         </w:tc>
         <w:tc>
           <w:tcPr>
-            <w:tcW w:w="4111" w:type="dxa"/>
+            <w:tcW w:w="3969" w:type="dxa"/>
             <w:vAlign w:val="center"/>
           </w:tcPr>
           <w:p>
@@ -566,7 +566,7 @@
         </w:tc>
         <w:tc>
           <w:tcPr>
-            <w:tcW w:w="3260" w:type="dxa"/>
+            <w:tcW w:w="3402" w:type="dxa"/>
             <w:vAlign w:val="center"/>
           </w:tcPr>
           <w:p>
@@ -582,7 +582,7 @@
       <w:tr>
         <w:tc>
           <w:tcPr>
-            <w:tcW w:w="2552" w:type="dxa"/>
+            <w:tcW w:w="2438" w:type="dxa"/>
             <w:vAlign w:val="center"/>
           </w:tcPr>
           <w:p>
@@ -608,7 +608,7 @@
         </w:tc>
         <w:tc>
           <w:tcPr>
-            <w:tcW w:w="4111" w:type="dxa"/>
+            <w:tcW w:w="3969" w:type="dxa"/>
             <w:vAlign w:val="center"/>
           </w:tcPr>
           <w:p>
@@ -629,7 +629,7 @@
         </w:tc>
         <w:tc>
           <w:tcPr>
-            <w:tcW w:w="3260" w:type="dxa"/>
+            <w:tcW w:w="3402" w:type="dxa"/>
             <w:vAlign w:val="center"/>
           </w:tcPr>
           <w:p>
@@ -645,7 +645,7 @@
       <w:tr>
         <w:tc>
           <w:tcPr>
-            <w:tcW w:w="2552" w:type="dxa"/>
+            <w:tcW w:w="2438" w:type="dxa"/>
             <w:vAlign w:val="center"/>
           </w:tcPr>
           <w:p>
@@ -696,28 +696,44 @@
         </w:tc>
         <w:tc>
           <w:tcPr>
-            <w:tcW w:w="4111" w:type="dxa"/>
-            <w:vAlign w:val="center"/>
-          </w:tcPr>
-          <w:p>
-            <w:pPr>
-              <w:rPr>
-                <w:rFonts w:cs="Times New Roman"/>
-                <w:szCs w:val="24"/>
-              </w:rPr>
-            </w:pPr>
-            <w:r>
-              <w:rPr>
-                <w:rFonts w:cs="Times New Roman"/>
-                <w:szCs w:val="24"/>
-              </w:rPr>
-              <w:t>Тумблер “Фазорасщепитель”</w:t>
-            </w:r>
-          </w:p>
-        </w:tc>
-        <w:tc>
-          <w:tcPr>
-            <w:tcW w:w="3260" w:type="dxa"/>
+            <w:tcW w:w="3969" w:type="dxa"/>
+            <w:vAlign w:val="center"/>
+          </w:tcPr>
+          <w:p>
+            <w:pPr>
+              <w:rPr>
+                <w:rFonts w:cs="Times New Roman"/>
+                <w:szCs w:val="24"/>
+              </w:rPr>
+            </w:pPr>
+            <w:r>
+              <w:rPr>
+                <w:rFonts w:cs="Times New Roman"/>
+                <w:szCs w:val="24"/>
+              </w:rPr>
+              <w:t>Тумблер “</w:t>
+            </w:r>
+            <w:proofErr w:type="spellStart"/>
+            <w:r>
+              <w:rPr>
+                <w:rFonts w:cs="Times New Roman"/>
+                <w:szCs w:val="24"/>
+              </w:rPr>
+              <w:t>Фазорасщепитель</w:t>
+            </w:r>
+            <w:proofErr w:type="spellEnd"/>
+            <w:r>
+              <w:rPr>
+                <w:rFonts w:cs="Times New Roman"/>
+                <w:szCs w:val="24"/>
+              </w:rPr>
+              <w:t>”</w:t>
+            </w:r>
+          </w:p>
+        </w:tc>
+        <w:tc>
+          <w:tcPr>
+            <w:tcW w:w="3402" w:type="dxa"/>
             <w:vAlign w:val="center"/>
           </w:tcPr>
           <w:p>
@@ -733,7 +749,7 @@
       <w:tr>
         <w:tc>
           <w:tcPr>
-            <w:tcW w:w="2552" w:type="dxa"/>
+            <w:tcW w:w="2438" w:type="dxa"/>
             <w:vAlign w:val="center"/>
           </w:tcPr>
           <w:p>
@@ -784,7 +800,7 @@
         </w:tc>
         <w:tc>
           <w:tcPr>
-            <w:tcW w:w="4111" w:type="dxa"/>
+            <w:tcW w:w="3969" w:type="dxa"/>
             <w:vAlign w:val="center"/>
           </w:tcPr>
           <w:p>
@@ -805,7 +821,7 @@
         </w:tc>
         <w:tc>
           <w:tcPr>
-            <w:tcW w:w="3260" w:type="dxa"/>
+            <w:tcW w:w="3402" w:type="dxa"/>
             <w:vAlign w:val="center"/>
           </w:tcPr>
           <w:p>
@@ -821,7 +837,7 @@
       <w:tr>
         <w:tc>
           <w:tcPr>
-            <w:tcW w:w="2552" w:type="dxa"/>
+            <w:tcW w:w="2438" w:type="dxa"/>
             <w:vAlign w:val="center"/>
           </w:tcPr>
           <w:p>
@@ -872,7 +888,7 @@
         </w:tc>
         <w:tc>
           <w:tcPr>
-            <w:tcW w:w="4111" w:type="dxa"/>
+            <w:tcW w:w="3969" w:type="dxa"/>
             <w:vAlign w:val="center"/>
           </w:tcPr>
           <w:p>
@@ -893,7 +909,7 @@
         </w:tc>
         <w:tc>
           <w:tcPr>
-            <w:tcW w:w="3260" w:type="dxa"/>
+            <w:tcW w:w="3402" w:type="dxa"/>
             <w:vAlign w:val="center"/>
           </w:tcPr>
           <w:p>
@@ -909,7 +925,7 @@
       <w:tr>
         <w:tc>
           <w:tcPr>
-            <w:tcW w:w="2552" w:type="dxa"/>
+            <w:tcW w:w="2438" w:type="dxa"/>
             <w:vAlign w:val="center"/>
           </w:tcPr>
           <w:p>
@@ -960,7 +976,7 @@
         </w:tc>
         <w:tc>
           <w:tcPr>
-            <w:tcW w:w="4111" w:type="dxa"/>
+            <w:tcW w:w="3969" w:type="dxa"/>
             <w:vAlign w:val="center"/>
           </w:tcPr>
           <w:p>
@@ -981,7 +997,7 @@
         </w:tc>
         <w:tc>
           <w:tcPr>
-            <w:tcW w:w="3260" w:type="dxa"/>
+            <w:tcW w:w="3402" w:type="dxa"/>
             <w:vAlign w:val="center"/>
           </w:tcPr>
           <w:p>
@@ -997,7 +1013,7 @@
       <w:tr>
         <w:tc>
           <w:tcPr>
-            <w:tcW w:w="2552" w:type="dxa"/>
+            <w:tcW w:w="2438" w:type="dxa"/>
             <w:vAlign w:val="center"/>
           </w:tcPr>
           <w:p>
@@ -1031,7 +1047,7 @@
         </w:tc>
         <w:tc>
           <w:tcPr>
-            <w:tcW w:w="4111" w:type="dxa"/>
+            <w:tcW w:w="3969" w:type="dxa"/>
             <w:vAlign w:val="center"/>
           </w:tcPr>
           <w:p>
@@ -1052,7 +1068,7 @@
         </w:tc>
         <w:tc>
           <w:tcPr>
-            <w:tcW w:w="3260" w:type="dxa"/>
+            <w:tcW w:w="3402" w:type="dxa"/>
             <w:vAlign w:val="center"/>
           </w:tcPr>
           <w:p>
@@ -1068,7 +1084,7 @@
       <w:tr>
         <w:tc>
           <w:tcPr>
-            <w:tcW w:w="2552" w:type="dxa"/>
+            <w:tcW w:w="2438" w:type="dxa"/>
             <w:vAlign w:val="center"/>
           </w:tcPr>
           <w:p>
@@ -1119,7 +1135,7 @@
         </w:tc>
         <w:tc>
           <w:tcPr>
-            <w:tcW w:w="4111" w:type="dxa"/>
+            <w:tcW w:w="3969" w:type="dxa"/>
             <w:vAlign w:val="center"/>
           </w:tcPr>
           <w:p>
@@ -1140,7 +1156,7 @@
         </w:tc>
         <w:tc>
           <w:tcPr>
-            <w:tcW w:w="3260" w:type="dxa"/>
+            <w:tcW w:w="3402" w:type="dxa"/>
             <w:vAlign w:val="center"/>
           </w:tcPr>
           <w:p>
@@ -1156,7 +1172,7 @@
       <w:tr>
         <w:tc>
           <w:tcPr>
-            <w:tcW w:w="2552" w:type="dxa"/>
+            <w:tcW w:w="2438" w:type="dxa"/>
             <w:vAlign w:val="center"/>
           </w:tcPr>
           <w:p>
@@ -1207,7 +1223,7 @@
         </w:tc>
         <w:tc>
           <w:tcPr>
-            <w:tcW w:w="4111" w:type="dxa"/>
+            <w:tcW w:w="3969" w:type="dxa"/>
             <w:vAlign w:val="center"/>
           </w:tcPr>
           <w:p>
@@ -1228,7 +1244,7 @@
         </w:tc>
         <w:tc>
           <w:tcPr>
-            <w:tcW w:w="3260" w:type="dxa"/>
+            <w:tcW w:w="3402" w:type="dxa"/>
             <w:vAlign w:val="center"/>
           </w:tcPr>
           <w:p>
@@ -1244,7 +1260,7 @@
       <w:tr>
         <w:tc>
           <w:tcPr>
-            <w:tcW w:w="2552" w:type="dxa"/>
+            <w:tcW w:w="2438" w:type="dxa"/>
             <w:vAlign w:val="center"/>
           </w:tcPr>
           <w:p>
@@ -1296,7 +1312,7 @@
         </w:tc>
         <w:tc>
           <w:tcPr>
-            <w:tcW w:w="4111" w:type="dxa"/>
+            <w:tcW w:w="3969" w:type="dxa"/>
             <w:vAlign w:val="center"/>
           </w:tcPr>
           <w:p>
@@ -1317,7 +1333,7 @@
         </w:tc>
         <w:tc>
           <w:tcPr>
-            <w:tcW w:w="3260" w:type="dxa"/>
+            <w:tcW w:w="3402" w:type="dxa"/>
             <w:vAlign w:val="center"/>
           </w:tcPr>
           <w:p>
@@ -1333,7 +1349,7 @@
       <w:tr>
         <w:tc>
           <w:tcPr>
-            <w:tcW w:w="2552" w:type="dxa"/>
+            <w:tcW w:w="2438" w:type="dxa"/>
             <w:vAlign w:val="center"/>
           </w:tcPr>
           <w:p>
@@ -1384,7 +1400,7 @@
         </w:tc>
         <w:tc>
           <w:tcPr>
-            <w:tcW w:w="4111" w:type="dxa"/>
+            <w:tcW w:w="3969" w:type="dxa"/>
             <w:vAlign w:val="center"/>
           </w:tcPr>
           <w:p>
@@ -1405,7 +1421,7 @@
         </w:tc>
         <w:tc>
           <w:tcPr>
-            <w:tcW w:w="3260" w:type="dxa"/>
+            <w:tcW w:w="3402" w:type="dxa"/>
             <w:vAlign w:val="center"/>
           </w:tcPr>
           <w:p>
@@ -1421,7 +1437,7 @@
       <w:tr>
         <w:tc>
           <w:tcPr>
-            <w:tcW w:w="2552" w:type="dxa"/>
+            <w:tcW w:w="2438" w:type="dxa"/>
             <w:vAlign w:val="center"/>
           </w:tcPr>
           <w:p>
@@ -1472,7 +1488,7 @@
         </w:tc>
         <w:tc>
           <w:tcPr>
-            <w:tcW w:w="4111" w:type="dxa"/>
+            <w:tcW w:w="3969" w:type="dxa"/>
             <w:vAlign w:val="center"/>
           </w:tcPr>
           <w:p>
@@ -1493,7 +1509,7 @@
         </w:tc>
         <w:tc>
           <w:tcPr>
-            <w:tcW w:w="3260" w:type="dxa"/>
+            <w:tcW w:w="3402" w:type="dxa"/>
             <w:vAlign w:val="center"/>
           </w:tcPr>
           <w:p>
@@ -1509,7 +1525,7 @@
       <w:tr>
         <w:tc>
           <w:tcPr>
-            <w:tcW w:w="2552" w:type="dxa"/>
+            <w:tcW w:w="2438" w:type="dxa"/>
             <w:vAlign w:val="center"/>
           </w:tcPr>
           <w:p>
@@ -1552,7 +1568,7 @@
         </w:tc>
         <w:tc>
           <w:tcPr>
-            <w:tcW w:w="4111" w:type="dxa"/>
+            <w:tcW w:w="3969" w:type="dxa"/>
             <w:vAlign w:val="center"/>
           </w:tcPr>
           <w:p>
@@ -1573,7 +1589,7 @@
         </w:tc>
         <w:tc>
           <w:tcPr>
-            <w:tcW w:w="3260" w:type="dxa"/>
+            <w:tcW w:w="3402" w:type="dxa"/>
             <w:vAlign w:val="center"/>
           </w:tcPr>
           <w:p>
@@ -1589,7 +1605,7 @@
       <w:tr>
         <w:tc>
           <w:tcPr>
-            <w:tcW w:w="2552" w:type="dxa"/>
+            <w:tcW w:w="2438" w:type="dxa"/>
             <w:vAlign w:val="center"/>
           </w:tcPr>
           <w:p>
@@ -1640,7 +1656,7 @@
         </w:tc>
         <w:tc>
           <w:tcPr>
-            <w:tcW w:w="4111" w:type="dxa"/>
+            <w:tcW w:w="3969" w:type="dxa"/>
             <w:vAlign w:val="center"/>
           </w:tcPr>
           <w:p>
@@ -1661,7 +1677,7 @@
         </w:tc>
         <w:tc>
           <w:tcPr>
-            <w:tcW w:w="3260" w:type="dxa"/>
+            <w:tcW w:w="3402" w:type="dxa"/>
             <w:vAlign w:val="center"/>
           </w:tcPr>
           <w:p>
@@ -1677,7 +1693,7 @@
       <w:tr>
         <w:tc>
           <w:tcPr>
-            <w:tcW w:w="2552" w:type="dxa"/>
+            <w:tcW w:w="2438" w:type="dxa"/>
             <w:vAlign w:val="center"/>
           </w:tcPr>
           <w:p>
@@ -1720,7 +1736,7 @@
         </w:tc>
         <w:tc>
           <w:tcPr>
-            <w:tcW w:w="4111" w:type="dxa"/>
+            <w:tcW w:w="3969" w:type="dxa"/>
             <w:vAlign w:val="center"/>
           </w:tcPr>
           <w:p>
@@ -1741,7 +1757,7 @@
         </w:tc>
         <w:tc>
           <w:tcPr>
-            <w:tcW w:w="3260" w:type="dxa"/>
+            <w:tcW w:w="3402" w:type="dxa"/>
             <w:vAlign w:val="center"/>
           </w:tcPr>
           <w:p>
@@ -1757,7 +1773,7 @@
       <w:tr>
         <w:tc>
           <w:tcPr>
-            <w:tcW w:w="2552" w:type="dxa"/>
+            <w:tcW w:w="2438" w:type="dxa"/>
             <w:vAlign w:val="center"/>
           </w:tcPr>
           <w:p>
@@ -1808,7 +1824,7 @@
         </w:tc>
         <w:tc>
           <w:tcPr>
-            <w:tcW w:w="4111" w:type="dxa"/>
+            <w:tcW w:w="3969" w:type="dxa"/>
             <w:vAlign w:val="center"/>
           </w:tcPr>
           <w:p>
@@ -1829,7 +1845,7 @@
         </w:tc>
         <w:tc>
           <w:tcPr>
-            <w:tcW w:w="3260" w:type="dxa"/>
+            <w:tcW w:w="3402" w:type="dxa"/>
             <w:vAlign w:val="center"/>
           </w:tcPr>
           <w:p>
@@ -1845,7 +1861,7 @@
       <w:tr>
         <w:tc>
           <w:tcPr>
-            <w:tcW w:w="2552" w:type="dxa"/>
+            <w:tcW w:w="2438" w:type="dxa"/>
             <w:vAlign w:val="center"/>
           </w:tcPr>
           <w:p>
@@ -1888,7 +1904,7 @@
         </w:tc>
         <w:tc>
           <w:tcPr>
-            <w:tcW w:w="4111" w:type="dxa"/>
+            <w:tcW w:w="3969" w:type="dxa"/>
             <w:vAlign w:val="center"/>
           </w:tcPr>
           <w:p>
@@ -1909,7 +1925,7 @@
         </w:tc>
         <w:tc>
           <w:tcPr>
-            <w:tcW w:w="3260" w:type="dxa"/>
+            <w:tcW w:w="3402" w:type="dxa"/>
             <w:vAlign w:val="center"/>
           </w:tcPr>
           <w:p>
@@ -1925,7 +1941,7 @@
       <w:tr>
         <w:tc>
           <w:tcPr>
-            <w:tcW w:w="2552" w:type="dxa"/>
+            <w:tcW w:w="2438" w:type="dxa"/>
             <w:vAlign w:val="center"/>
           </w:tcPr>
           <w:p>
@@ -1976,7 +1992,10 @@
         </w:tc>
         <w:tc>
           <w:tcPr>
-            <w:tcW w:w="4111" w:type="dxa"/>
+            <w:tcW w:w="3969" w:type="dxa"/>
+            <w:tcMar>
+              <w:right w:w="0" w:type="dxa"/>
+            </w:tcMar>
             <w:vAlign w:val="center"/>
           </w:tcPr>
           <w:p>
@@ -2025,7 +2044,7 @@
         </w:tc>
         <w:tc>
           <w:tcPr>
-            <w:tcW w:w="3260" w:type="dxa"/>
+            <w:tcW w:w="3402" w:type="dxa"/>
             <w:vAlign w:val="center"/>
           </w:tcPr>
           <w:p>
@@ -2041,7 +2060,7 @@
       <w:tr>
         <w:tc>
           <w:tcPr>
-            <w:tcW w:w="2552" w:type="dxa"/>
+            <w:tcW w:w="2438" w:type="dxa"/>
             <w:vAlign w:val="center"/>
           </w:tcPr>
           <w:p>
@@ -2084,7 +2103,7 @@
         </w:tc>
         <w:tc>
           <w:tcPr>
-            <w:tcW w:w="4111" w:type="dxa"/>
+            <w:tcW w:w="3969" w:type="dxa"/>
             <w:vAlign w:val="center"/>
           </w:tcPr>
           <w:p>
@@ -2119,7 +2138,7 @@
         </w:tc>
         <w:tc>
           <w:tcPr>
-            <w:tcW w:w="3260" w:type="dxa"/>
+            <w:tcW w:w="3402" w:type="dxa"/>
             <w:vAlign w:val="center"/>
           </w:tcPr>
           <w:p>
@@ -2135,7 +2154,7 @@
       <w:tr>
         <w:tc>
           <w:tcPr>
-            <w:tcW w:w="2552" w:type="dxa"/>
+            <w:tcW w:w="2438" w:type="dxa"/>
             <w:vAlign w:val="center"/>
           </w:tcPr>
           <w:p>
@@ -2188,7 +2207,7 @@
         </w:tc>
         <w:tc>
           <w:tcPr>
-            <w:tcW w:w="4111" w:type="dxa"/>
+            <w:tcW w:w="3969" w:type="dxa"/>
             <w:vAlign w:val="center"/>
           </w:tcPr>
           <w:p>
@@ -2223,7 +2242,7 @@
         </w:tc>
         <w:tc>
           <w:tcPr>
-            <w:tcW w:w="3260" w:type="dxa"/>
+            <w:tcW w:w="3402" w:type="dxa"/>
             <w:vAlign w:val="center"/>
           </w:tcPr>
           <w:p>
@@ -2239,7 +2258,7 @@
       <w:tr>
         <w:tc>
           <w:tcPr>
-            <w:tcW w:w="2552" w:type="dxa"/>
+            <w:tcW w:w="2438" w:type="dxa"/>
             <w:vAlign w:val="center"/>
           </w:tcPr>
           <w:p>
@@ -2290,7 +2309,7 @@
         </w:tc>
         <w:tc>
           <w:tcPr>
-            <w:tcW w:w="4111" w:type="dxa"/>
+            <w:tcW w:w="3969" w:type="dxa"/>
             <w:vAlign w:val="center"/>
           </w:tcPr>
           <w:p>
@@ -2311,7 +2330,7 @@
         </w:tc>
         <w:tc>
           <w:tcPr>
-            <w:tcW w:w="3260" w:type="dxa"/>
+            <w:tcW w:w="3402" w:type="dxa"/>
             <w:vAlign w:val="center"/>
           </w:tcPr>
           <w:p>
@@ -2327,7 +2346,7 @@
       <w:tr>
         <w:tc>
           <w:tcPr>
-            <w:tcW w:w="2552" w:type="dxa"/>
+            <w:tcW w:w="2438" w:type="dxa"/>
             <w:vAlign w:val="center"/>
           </w:tcPr>
           <w:p>
@@ -2378,7 +2397,7 @@
         </w:tc>
         <w:tc>
           <w:tcPr>
-            <w:tcW w:w="4111" w:type="dxa"/>
+            <w:tcW w:w="3969" w:type="dxa"/>
             <w:vAlign w:val="center"/>
           </w:tcPr>
           <w:p>
@@ -2399,16 +2418,31 @@
         </w:tc>
         <w:tc>
           <w:tcPr>
-            <w:tcW w:w="3260" w:type="dxa"/>
-            <w:vAlign w:val="center"/>
-          </w:tcPr>
-          <w:p>
-            <w:pPr>
-              <w:rPr>
-                <w:rFonts w:cs="Times New Roman"/>
-                <w:szCs w:val="24"/>
-              </w:rPr>
-            </w:pPr>
+            <w:tcW w:w="3402" w:type="dxa"/>
+            <w:vAlign w:val="center"/>
+          </w:tcPr>
+          <w:p>
+            <w:pPr>
+              <w:rPr>
+                <w:rFonts w:cs="Times New Roman"/>
+                <w:szCs w:val="24"/>
+              </w:rPr>
+            </w:pPr>
+            <w:r>
+              <w:rPr>
+                <w:rFonts w:cs="Times New Roman"/>
+                <w:szCs w:val="24"/>
+              </w:rPr>
+              <w:t>По умолчанию вставлена</w:t>
+            </w:r>
+            <w:r>
+              <w:rPr>
+                <w:rFonts w:cs="Times New Roman"/>
+                <w:szCs w:val="24"/>
+              </w:rPr>
+              <w:br/>
+              <w:t xml:space="preserve">в одной кабине. </w:t>
+            </w:r>
             <w:r>
               <w:rPr>
                 <w:rFonts w:cs="Times New Roman"/>
@@ -2422,7 +2456,7 @@
       <w:tr>
         <w:tc>
           <w:tcPr>
-            <w:tcW w:w="2552" w:type="dxa"/>
+            <w:tcW w:w="2438" w:type="dxa"/>
             <w:vAlign w:val="center"/>
           </w:tcPr>
           <w:p>
@@ -2448,7 +2482,7 @@
         </w:tc>
         <w:tc>
           <w:tcPr>
-            <w:tcW w:w="4111" w:type="dxa"/>
+            <w:tcW w:w="3969" w:type="dxa"/>
             <w:vAlign w:val="center"/>
           </w:tcPr>
           <w:p>
@@ -2493,7 +2527,7 @@
         </w:tc>
         <w:tc>
           <w:tcPr>
-            <w:tcW w:w="3260" w:type="dxa"/>
+            <w:tcW w:w="3402" w:type="dxa"/>
             <w:vMerge w:val="restart"/>
             <w:vAlign w:val="center"/>
           </w:tcPr>
@@ -2516,7 +2550,14 @@
                 <w:rFonts w:cs="Times New Roman"/>
                 <w:szCs w:val="24"/>
               </w:rPr>
-              <w:t xml:space="preserve"> при</w:t>
+              <w:br/>
+            </w:r>
+            <w:r>
+              <w:rPr>
+                <w:rFonts w:cs="Times New Roman"/>
+                <w:szCs w:val="24"/>
+              </w:rPr>
+              <w:t>при</w:t>
             </w:r>
             <w:r>
               <w:rPr>
@@ -2531,7 +2572,7 @@
       <w:tr>
         <w:tc>
           <w:tcPr>
-            <w:tcW w:w="2552" w:type="dxa"/>
+            <w:tcW w:w="2438" w:type="dxa"/>
             <w:vAlign w:val="center"/>
           </w:tcPr>
           <w:p>
@@ -2557,7 +2598,7 @@
         </w:tc>
         <w:tc>
           <w:tcPr>
-            <w:tcW w:w="4111" w:type="dxa"/>
+            <w:tcW w:w="3969" w:type="dxa"/>
             <w:vAlign w:val="center"/>
           </w:tcPr>
           <w:p>
@@ -2586,7 +2627,7 @@
         </w:tc>
         <w:tc>
           <w:tcPr>
-            <w:tcW w:w="3260" w:type="dxa"/>
+            <w:tcW w:w="3402" w:type="dxa"/>
             <w:vMerge/>
             <w:vAlign w:val="center"/>
           </w:tcPr>
@@ -2604,7 +2645,7 @@
       <w:tr>
         <w:tc>
           <w:tcPr>
-            <w:tcW w:w="2552" w:type="dxa"/>
+            <w:tcW w:w="2438" w:type="dxa"/>
             <w:vAlign w:val="center"/>
           </w:tcPr>
           <w:p>
@@ -2630,7 +2671,7 @@
         </w:tc>
         <w:tc>
           <w:tcPr>
-            <w:tcW w:w="4111" w:type="dxa"/>
+            <w:tcW w:w="3969" w:type="dxa"/>
             <w:vAlign w:val="center"/>
           </w:tcPr>
           <w:p>
@@ -2659,7 +2700,7 @@
         </w:tc>
         <w:tc>
           <w:tcPr>
-            <w:tcW w:w="3260" w:type="dxa"/>
+            <w:tcW w:w="3402" w:type="dxa"/>
             <w:vMerge w:val="restart"/>
             <w:vAlign w:val="center"/>
           </w:tcPr>
@@ -2683,7 +2724,7 @@
       <w:tr>
         <w:tc>
           <w:tcPr>
-            <w:tcW w:w="2552" w:type="dxa"/>
+            <w:tcW w:w="2438" w:type="dxa"/>
             <w:vAlign w:val="center"/>
           </w:tcPr>
           <w:p>
@@ -2709,7 +2750,7 @@
         </w:tc>
         <w:tc>
           <w:tcPr>
-            <w:tcW w:w="4111" w:type="dxa"/>
+            <w:tcW w:w="3969" w:type="dxa"/>
             <w:vAlign w:val="center"/>
           </w:tcPr>
           <w:p>
@@ -2738,7 +2779,7 @@
         </w:tc>
         <w:tc>
           <w:tcPr>
-            <w:tcW w:w="3260" w:type="dxa"/>
+            <w:tcW w:w="3402" w:type="dxa"/>
             <w:vMerge/>
             <w:vAlign w:val="center"/>
           </w:tcPr>
@@ -2756,7 +2797,7 @@
       <w:tr>
         <w:tc>
           <w:tcPr>
-            <w:tcW w:w="2552" w:type="dxa"/>
+            <w:tcW w:w="2438" w:type="dxa"/>
             <w:vAlign w:val="center"/>
           </w:tcPr>
           <w:p>
@@ -2782,7 +2823,7 @@
         </w:tc>
         <w:tc>
           <w:tcPr>
-            <w:tcW w:w="4111" w:type="dxa"/>
+            <w:tcW w:w="3969" w:type="dxa"/>
             <w:vAlign w:val="center"/>
           </w:tcPr>
           <w:p>
@@ -2811,7 +2852,7 @@
         </w:tc>
         <w:tc>
           <w:tcPr>
-            <w:tcW w:w="3260" w:type="dxa"/>
+            <w:tcW w:w="3402" w:type="dxa"/>
             <w:vMerge/>
             <w:vAlign w:val="center"/>
           </w:tcPr>
@@ -2829,7 +2870,7 @@
       <w:tr>
         <w:tc>
           <w:tcPr>
-            <w:tcW w:w="2552" w:type="dxa"/>
+            <w:tcW w:w="2438" w:type="dxa"/>
             <w:vAlign w:val="center"/>
           </w:tcPr>
           <w:p>
@@ -2863,7 +2904,7 @@
         </w:tc>
         <w:tc>
           <w:tcPr>
-            <w:tcW w:w="4111" w:type="dxa"/>
+            <w:tcW w:w="3969" w:type="dxa"/>
             <w:vAlign w:val="center"/>
           </w:tcPr>
           <w:p>
@@ -2884,7 +2925,7 @@
         </w:tc>
         <w:tc>
           <w:tcPr>
-            <w:tcW w:w="3260" w:type="dxa"/>
+            <w:tcW w:w="3402" w:type="dxa"/>
             <w:vAlign w:val="center"/>
           </w:tcPr>
           <w:p>
@@ -2900,7 +2941,7 @@
       <w:tr>
         <w:tc>
           <w:tcPr>
-            <w:tcW w:w="2552" w:type="dxa"/>
+            <w:tcW w:w="2438" w:type="dxa"/>
             <w:vAlign w:val="center"/>
           </w:tcPr>
           <w:p>
@@ -2926,7 +2967,7 @@
         </w:tc>
         <w:tc>
           <w:tcPr>
-            <w:tcW w:w="4111" w:type="dxa"/>
+            <w:tcW w:w="3969" w:type="dxa"/>
             <w:vAlign w:val="center"/>
           </w:tcPr>
           <w:p>
@@ -2947,7 +2988,7 @@
         </w:tc>
         <w:tc>
           <w:tcPr>
-            <w:tcW w:w="3260" w:type="dxa"/>
+            <w:tcW w:w="3402" w:type="dxa"/>
             <w:vAlign w:val="center"/>
           </w:tcPr>
           <w:p>
@@ -2963,7 +3004,7 @@
       <w:tr>
         <w:tc>
           <w:tcPr>
-            <w:tcW w:w="2552" w:type="dxa"/>
+            <w:tcW w:w="2438" w:type="dxa"/>
             <w:vAlign w:val="center"/>
           </w:tcPr>
           <w:p>
@@ -2989,7 +3030,7 @@
         </w:tc>
         <w:tc>
           <w:tcPr>
-            <w:tcW w:w="4111" w:type="dxa"/>
+            <w:tcW w:w="3969" w:type="dxa"/>
             <w:vAlign w:val="center"/>
           </w:tcPr>
           <w:p>
@@ -3010,7 +3051,7 @@
         </w:tc>
         <w:tc>
           <w:tcPr>
-            <w:tcW w:w="3260" w:type="dxa"/>
+            <w:tcW w:w="3402" w:type="dxa"/>
             <w:vAlign w:val="center"/>
           </w:tcPr>
           <w:p>
@@ -3026,7 +3067,7 @@
       <w:tr>
         <w:tc>
           <w:tcPr>
-            <w:tcW w:w="2552" w:type="dxa"/>
+            <w:tcW w:w="2438" w:type="dxa"/>
             <w:vAlign w:val="center"/>
           </w:tcPr>
           <w:p>
@@ -3052,7 +3093,7 @@
         </w:tc>
         <w:tc>
           <w:tcPr>
-            <w:tcW w:w="4111" w:type="dxa"/>
+            <w:tcW w:w="3969" w:type="dxa"/>
             <w:vAlign w:val="center"/>
           </w:tcPr>
           <w:p>
@@ -3073,7 +3114,7 @@
         </w:tc>
         <w:tc>
           <w:tcPr>
-            <w:tcW w:w="3260" w:type="dxa"/>
+            <w:tcW w:w="3402" w:type="dxa"/>
             <w:vAlign w:val="center"/>
           </w:tcPr>
           <w:p>
@@ -3089,7 +3130,7 @@
       <w:tr>
         <w:tc>
           <w:tcPr>
-            <w:tcW w:w="2552" w:type="dxa"/>
+            <w:tcW w:w="2438" w:type="dxa"/>
             <w:vAlign w:val="center"/>
           </w:tcPr>
           <w:p>
@@ -3115,7 +3156,7 @@
         </w:tc>
         <w:tc>
           <w:tcPr>
-            <w:tcW w:w="4111" w:type="dxa"/>
+            <w:tcW w:w="3969" w:type="dxa"/>
             <w:vAlign w:val="center"/>
           </w:tcPr>
           <w:p>
@@ -3136,7 +3177,7 @@
         </w:tc>
         <w:tc>
           <w:tcPr>
-            <w:tcW w:w="3260" w:type="dxa"/>
+            <w:tcW w:w="3402" w:type="dxa"/>
             <w:vAlign w:val="center"/>
           </w:tcPr>
           <w:p>
@@ -3152,7 +3193,7 @@
       <w:tr>
         <w:tc>
           <w:tcPr>
-            <w:tcW w:w="2552" w:type="dxa"/>
+            <w:tcW w:w="2438" w:type="dxa"/>
             <w:vAlign w:val="center"/>
           </w:tcPr>
           <w:p>
@@ -3196,7 +3237,7 @@
         </w:tc>
         <w:tc>
           <w:tcPr>
-            <w:tcW w:w="4111" w:type="dxa"/>
+            <w:tcW w:w="3969" w:type="dxa"/>
             <w:vAlign w:val="center"/>
           </w:tcPr>
           <w:p>
@@ -3225,7 +3266,7 @@
         </w:tc>
         <w:tc>
           <w:tcPr>
-            <w:tcW w:w="3260" w:type="dxa"/>
+            <w:tcW w:w="3402" w:type="dxa"/>
             <w:vAlign w:val="center"/>
           </w:tcPr>
           <w:p>
@@ -3248,7 +3289,7 @@
       <w:tr>
         <w:tc>
           <w:tcPr>
-            <w:tcW w:w="9923" w:type="dxa"/>
+            <w:tcW w:w="9809" w:type="dxa"/>
             <w:gridSpan w:val="3"/>
             <w:vAlign w:val="center"/>
           </w:tcPr>
@@ -3266,7 +3307,23 @@
                 <w:rFonts w:cs="Times New Roman"/>
                 <w:szCs w:val="24"/>
               </w:rPr>
-              <w:t>Кран машиниста усл. № 395</w:t>
+              <w:t xml:space="preserve">Кран машиниста </w:t>
+            </w:r>
+            <w:proofErr w:type="spellStart"/>
+            <w:r>
+              <w:rPr>
+                <w:rFonts w:cs="Times New Roman"/>
+                <w:szCs w:val="24"/>
+              </w:rPr>
+              <w:t>усл</w:t>
+            </w:r>
+            <w:proofErr w:type="spellEnd"/>
+            <w:r>
+              <w:rPr>
+                <w:rFonts w:cs="Times New Roman"/>
+                <w:szCs w:val="24"/>
+              </w:rPr>
+              <w:t>. № 395</w:t>
             </w:r>
           </w:p>
         </w:tc>
@@ -3274,7 +3331,7 @@
       <w:tr>
         <w:tc>
           <w:tcPr>
-            <w:tcW w:w="2552" w:type="dxa"/>
+            <w:tcW w:w="2438" w:type="dxa"/>
             <w:vAlign w:val="center"/>
           </w:tcPr>
           <w:p>
@@ -3287,6 +3344,7 @@
                 <w:lang w:val="en-US"/>
               </w:rPr>
             </w:pPr>
+            <w:proofErr w:type="gramStart"/>
             <w:r>
               <w:rPr>
                 <w:rFonts w:cs="Times New Roman"/>
@@ -3296,6 +3354,7 @@
               </w:rPr>
               <w:t>‘ (</w:t>
             </w:r>
+            <w:proofErr w:type="gramEnd"/>
             <w:r>
               <w:rPr>
                 <w:rFonts w:cs="Times New Roman"/>
@@ -3317,7 +3376,7 @@
         </w:tc>
         <w:tc>
           <w:tcPr>
-            <w:tcW w:w="4111" w:type="dxa"/>
+            <w:tcW w:w="3969" w:type="dxa"/>
             <w:vAlign w:val="center"/>
           </w:tcPr>
           <w:p>
@@ -3353,7 +3412,7 @@
         </w:tc>
         <w:tc>
           <w:tcPr>
-            <w:tcW w:w="3260" w:type="dxa"/>
+            <w:tcW w:w="3402" w:type="dxa"/>
             <w:vAlign w:val="center"/>
           </w:tcPr>
           <w:p>
@@ -3369,7 +3428,7 @@
       <w:tr>
         <w:tc>
           <w:tcPr>
-            <w:tcW w:w="2552" w:type="dxa"/>
+            <w:tcW w:w="2438" w:type="dxa"/>
             <w:vAlign w:val="center"/>
           </w:tcPr>
           <w:p>
@@ -3402,7 +3461,7 @@
         </w:tc>
         <w:tc>
           <w:tcPr>
-            <w:tcW w:w="4111" w:type="dxa"/>
+            <w:tcW w:w="3969" w:type="dxa"/>
             <w:vAlign w:val="center"/>
           </w:tcPr>
           <w:p>
@@ -3438,7 +3497,7 @@
         </w:tc>
         <w:tc>
           <w:tcPr>
-            <w:tcW w:w="3260" w:type="dxa"/>
+            <w:tcW w:w="3402" w:type="dxa"/>
             <w:vAlign w:val="center"/>
           </w:tcPr>
           <w:p>
@@ -3454,7 +3513,7 @@
       <w:tr>
         <w:tc>
           <w:tcPr>
-            <w:tcW w:w="2552" w:type="dxa"/>
+            <w:tcW w:w="2438" w:type="dxa"/>
             <w:vAlign w:val="center"/>
           </w:tcPr>
           <w:p>
@@ -3481,7 +3540,7 @@
         </w:tc>
         <w:tc>
           <w:tcPr>
-            <w:tcW w:w="4111" w:type="dxa"/>
+            <w:tcW w:w="3969" w:type="dxa"/>
             <w:vAlign w:val="center"/>
           </w:tcPr>
           <w:p>
@@ -3502,7 +3561,7 @@
         </w:tc>
         <w:tc>
           <w:tcPr>
-            <w:tcW w:w="3260" w:type="dxa"/>
+            <w:tcW w:w="3402" w:type="dxa"/>
             <w:vAlign w:val="center"/>
           </w:tcPr>
           <w:p>
@@ -3518,7 +3577,7 @@
       <w:tr>
         <w:tc>
           <w:tcPr>
-            <w:tcW w:w="2552" w:type="dxa"/>
+            <w:tcW w:w="2438" w:type="dxa"/>
             <w:vAlign w:val="center"/>
           </w:tcPr>
           <w:p>
@@ -3544,7 +3603,7 @@
         </w:tc>
         <w:tc>
           <w:tcPr>
-            <w:tcW w:w="4111" w:type="dxa"/>
+            <w:tcW w:w="3969" w:type="dxa"/>
             <w:vAlign w:val="center"/>
           </w:tcPr>
           <w:p>
@@ -3565,7 +3624,7 @@
         </w:tc>
         <w:tc>
           <w:tcPr>
-            <w:tcW w:w="3260" w:type="dxa"/>
+            <w:tcW w:w="3402" w:type="dxa"/>
             <w:vAlign w:val="center"/>
           </w:tcPr>
           <w:p>
@@ -3581,7 +3640,7 @@
       <w:tr>
         <w:tc>
           <w:tcPr>
-            <w:tcW w:w="2552" w:type="dxa"/>
+            <w:tcW w:w="2438" w:type="dxa"/>
             <w:vAlign w:val="center"/>
           </w:tcPr>
           <w:p>
@@ -3607,23 +3666,32 @@
         </w:tc>
         <w:tc>
           <w:tcPr>
-            <w:tcW w:w="4111" w:type="dxa"/>
-            <w:vAlign w:val="center"/>
-          </w:tcPr>
-          <w:p>
-            <w:pPr>
-              <w:rPr>
-                <w:rFonts w:cs="Times New Roman"/>
-                <w:szCs w:val="24"/>
-              </w:rPr>
-            </w:pPr>
-            <w:r>
-              <w:rPr>
-                <w:rFonts w:cs="Times New Roman"/>
-                <w:szCs w:val="24"/>
-              </w:rPr>
-              <w:t>Положение III (перекрыша</w:t>
-            </w:r>
+            <w:tcW w:w="3969" w:type="dxa"/>
+            <w:vAlign w:val="center"/>
+          </w:tcPr>
+          <w:p>
+            <w:pPr>
+              <w:rPr>
+                <w:rFonts w:cs="Times New Roman"/>
+                <w:szCs w:val="24"/>
+              </w:rPr>
+            </w:pPr>
+            <w:r>
+              <w:rPr>
+                <w:rFonts w:cs="Times New Roman"/>
+                <w:szCs w:val="24"/>
+              </w:rPr>
+              <w:t>Положение III (</w:t>
+            </w:r>
+            <w:proofErr w:type="spellStart"/>
+            <w:r>
+              <w:rPr>
+                <w:rFonts w:cs="Times New Roman"/>
+                <w:szCs w:val="24"/>
+              </w:rPr>
+              <w:t>перекрыша</w:t>
+            </w:r>
+            <w:proofErr w:type="spellEnd"/>
             <w:r>
               <w:rPr>
                 <w:rFonts w:cs="Times New Roman"/>
@@ -3636,7 +3704,7 @@
         </w:tc>
         <w:tc>
           <w:tcPr>
-            <w:tcW w:w="3260" w:type="dxa"/>
+            <w:tcW w:w="3402" w:type="dxa"/>
             <w:vAlign w:val="center"/>
           </w:tcPr>
           <w:p>
@@ -3652,7 +3720,7 @@
       <w:tr>
         <w:tc>
           <w:tcPr>
-            <w:tcW w:w="2552" w:type="dxa"/>
+            <w:tcW w:w="2438" w:type="dxa"/>
             <w:vAlign w:val="center"/>
           </w:tcPr>
           <w:p>
@@ -3678,23 +3746,32 @@
         </w:tc>
         <w:tc>
           <w:tcPr>
-            <w:tcW w:w="4111" w:type="dxa"/>
-            <w:vAlign w:val="center"/>
-          </w:tcPr>
-          <w:p>
-            <w:pPr>
-              <w:rPr>
-                <w:rFonts w:cs="Times New Roman"/>
-                <w:szCs w:val="24"/>
-              </w:rPr>
-            </w:pPr>
-            <w:r>
-              <w:rPr>
-                <w:rFonts w:cs="Times New Roman"/>
-                <w:szCs w:val="24"/>
-              </w:rPr>
-              <w:t>Положение IV (перекрыша</w:t>
-            </w:r>
+            <w:tcW w:w="3969" w:type="dxa"/>
+            <w:vAlign w:val="center"/>
+          </w:tcPr>
+          <w:p>
+            <w:pPr>
+              <w:rPr>
+                <w:rFonts w:cs="Times New Roman"/>
+                <w:szCs w:val="24"/>
+              </w:rPr>
+            </w:pPr>
+            <w:r>
+              <w:rPr>
+                <w:rFonts w:cs="Times New Roman"/>
+                <w:szCs w:val="24"/>
+              </w:rPr>
+              <w:t>Положение IV (</w:t>
+            </w:r>
+            <w:proofErr w:type="spellStart"/>
+            <w:r>
+              <w:rPr>
+                <w:rFonts w:cs="Times New Roman"/>
+                <w:szCs w:val="24"/>
+              </w:rPr>
+              <w:t>перекрыша</w:t>
+            </w:r>
+            <w:proofErr w:type="spellEnd"/>
             <w:r>
               <w:rPr>
                 <w:rFonts w:cs="Times New Roman"/>
@@ -3707,7 +3784,7 @@
         </w:tc>
         <w:tc>
           <w:tcPr>
-            <w:tcW w:w="3260" w:type="dxa"/>
+            <w:tcW w:w="3402" w:type="dxa"/>
             <w:vAlign w:val="center"/>
           </w:tcPr>
           <w:p>
@@ -3723,7 +3800,7 @@
       <w:tr>
         <w:tc>
           <w:tcPr>
-            <w:tcW w:w="2552" w:type="dxa"/>
+            <w:tcW w:w="2438" w:type="dxa"/>
             <w:vAlign w:val="center"/>
           </w:tcPr>
           <w:p>
@@ -3749,22 +3826,38 @@
         </w:tc>
         <w:tc>
           <w:tcPr>
-            <w:tcW w:w="4111" w:type="dxa"/>
-            <w:vAlign w:val="center"/>
-          </w:tcPr>
-          <w:p>
-            <w:pPr>
-              <w:rPr>
-                <w:rFonts w:cs="Times New Roman"/>
-                <w:szCs w:val="24"/>
-              </w:rPr>
-            </w:pPr>
-            <w:r>
-              <w:rPr>
-                <w:rFonts w:cs="Times New Roman"/>
-                <w:szCs w:val="24"/>
-              </w:rPr>
-              <w:t>Положение Va (замедленное</w:t>
+            <w:tcW w:w="3969" w:type="dxa"/>
+            <w:vAlign w:val="center"/>
+          </w:tcPr>
+          <w:p>
+            <w:pPr>
+              <w:rPr>
+                <w:rFonts w:cs="Times New Roman"/>
+                <w:szCs w:val="24"/>
+              </w:rPr>
+            </w:pPr>
+            <w:r>
+              <w:rPr>
+                <w:rFonts w:cs="Times New Roman"/>
+                <w:szCs w:val="24"/>
+              </w:rPr>
+              <w:t xml:space="preserve">Положение </w:t>
+            </w:r>
+            <w:proofErr w:type="spellStart"/>
+            <w:r>
+              <w:rPr>
+                <w:rFonts w:cs="Times New Roman"/>
+                <w:szCs w:val="24"/>
+              </w:rPr>
+              <w:t>Va</w:t>
+            </w:r>
+            <w:proofErr w:type="spellEnd"/>
+            <w:r>
+              <w:rPr>
+                <w:rFonts w:cs="Times New Roman"/>
+                <w:szCs w:val="24"/>
+              </w:rPr>
+              <w:t xml:space="preserve"> (замедленное</w:t>
             </w:r>
             <w:r>
               <w:rPr>
@@ -3778,7 +3871,7 @@
         </w:tc>
         <w:tc>
           <w:tcPr>
-            <w:tcW w:w="3260" w:type="dxa"/>
+            <w:tcW w:w="3402" w:type="dxa"/>
             <w:vAlign w:val="center"/>
           </w:tcPr>
           <w:p>
@@ -3795,7 +3888,7 @@
       <w:tr>
         <w:tc>
           <w:tcPr>
-            <w:tcW w:w="2552" w:type="dxa"/>
+            <w:tcW w:w="2438" w:type="dxa"/>
             <w:vAlign w:val="center"/>
           </w:tcPr>
           <w:p>
@@ -3821,7 +3914,7 @@
         </w:tc>
         <w:tc>
           <w:tcPr>
-            <w:tcW w:w="4111" w:type="dxa"/>
+            <w:tcW w:w="3969" w:type="dxa"/>
             <w:vAlign w:val="center"/>
           </w:tcPr>
           <w:p>
@@ -3850,7 +3943,7 @@
         </w:tc>
         <w:tc>
           <w:tcPr>
-            <w:tcW w:w="3260" w:type="dxa"/>
+            <w:tcW w:w="3402" w:type="dxa"/>
             <w:vAlign w:val="center"/>
           </w:tcPr>
           <w:p>
@@ -3866,7 +3959,7 @@
       <w:tr>
         <w:tc>
           <w:tcPr>
-            <w:tcW w:w="2552" w:type="dxa"/>
+            <w:tcW w:w="2438" w:type="dxa"/>
             <w:vAlign w:val="center"/>
           </w:tcPr>
           <w:p>
@@ -3892,7 +3985,7 @@
         </w:tc>
         <w:tc>
           <w:tcPr>
-            <w:tcW w:w="4111" w:type="dxa"/>
+            <w:tcW w:w="3969" w:type="dxa"/>
             <w:vAlign w:val="center"/>
           </w:tcPr>
           <w:p>
@@ -3921,7 +4014,7 @@
         </w:tc>
         <w:tc>
           <w:tcPr>
-            <w:tcW w:w="3260" w:type="dxa"/>
+            <w:tcW w:w="3402" w:type="dxa"/>
             <w:vAlign w:val="center"/>
           </w:tcPr>
           <w:p>
@@ -3937,7 +4030,7 @@
       <w:tr>
         <w:tc>
           <w:tcPr>
-            <w:tcW w:w="9923" w:type="dxa"/>
+            <w:tcW w:w="9809" w:type="dxa"/>
             <w:gridSpan w:val="3"/>
             <w:vAlign w:val="center"/>
           </w:tcPr>
@@ -3955,7 +4048,37 @@
                 <w:rFonts w:cs="Times New Roman"/>
                 <w:szCs w:val="24"/>
               </w:rPr>
-              <w:t>Кран вспомогательного тормоза усл. №254</w:t>
+              <w:t xml:space="preserve">Кран вспомогательного тормоза </w:t>
+            </w:r>
+            <w:proofErr w:type="spellStart"/>
+            <w:r>
+              <w:rPr>
+                <w:rFonts w:cs="Times New Roman"/>
+                <w:szCs w:val="24"/>
+              </w:rPr>
+              <w:t>усл</w:t>
+            </w:r>
+            <w:proofErr w:type="spellEnd"/>
+            <w:r>
+              <w:rPr>
+                <w:rFonts w:cs="Times New Roman"/>
+                <w:szCs w:val="24"/>
+              </w:rPr>
+              <w:t>. №</w:t>
+            </w:r>
+            <w:r>
+              <w:rPr>
+                <w:rFonts w:cs="Times New Roman"/>
+                <w:szCs w:val="24"/>
+              </w:rPr>
+              <w:t xml:space="preserve"> </w:t>
+            </w:r>
+            <w:r>
+              <w:rPr>
+                <w:rFonts w:cs="Times New Roman"/>
+                <w:szCs w:val="24"/>
+              </w:rPr>
+              <w:t>254</w:t>
             </w:r>
           </w:p>
         </w:tc>
@@ -3963,7 +4086,7 @@
       <w:tr>
         <w:tc>
           <w:tcPr>
-            <w:tcW w:w="2552" w:type="dxa"/>
+            <w:tcW w:w="2438" w:type="dxa"/>
             <w:vAlign w:val="center"/>
           </w:tcPr>
           <w:p>
@@ -4015,7 +4138,7 @@
         </w:tc>
         <w:tc>
           <w:tcPr>
-            <w:tcW w:w="4111" w:type="dxa"/>
+            <w:tcW w:w="3969" w:type="dxa"/>
             <w:vAlign w:val="center"/>
           </w:tcPr>
           <w:p>
@@ -4051,7 +4174,7 @@
         </w:tc>
         <w:tc>
           <w:tcPr>
-            <w:tcW w:w="3260" w:type="dxa"/>
+            <w:tcW w:w="3402" w:type="dxa"/>
             <w:vAlign w:val="center"/>
           </w:tcPr>
           <w:p>
@@ -4083,7 +4206,7 @@
       <w:tr>
         <w:tc>
           <w:tcPr>
-            <w:tcW w:w="2552" w:type="dxa"/>
+            <w:tcW w:w="2438" w:type="dxa"/>
             <w:vAlign w:val="center"/>
           </w:tcPr>
           <w:p>
@@ -4116,7 +4239,7 @@
         </w:tc>
         <w:tc>
           <w:tcPr>
-            <w:tcW w:w="4111" w:type="dxa"/>
+            <w:tcW w:w="3969" w:type="dxa"/>
             <w:vAlign w:val="center"/>
           </w:tcPr>
           <w:p>
@@ -4152,7 +4275,7 @@
         </w:tc>
         <w:tc>
           <w:tcPr>
-            <w:tcW w:w="3260" w:type="dxa"/>
+            <w:tcW w:w="3402" w:type="dxa"/>
             <w:vAlign w:val="center"/>
           </w:tcPr>
           <w:p>
@@ -4198,7 +4321,7 @@
       <w:tr>
         <w:tc>
           <w:tcPr>
-            <w:tcW w:w="2552" w:type="dxa"/>
+            <w:tcW w:w="2438" w:type="dxa"/>
             <w:vAlign w:val="center"/>
           </w:tcPr>
           <w:p>
@@ -4224,7 +4347,7 @@
         </w:tc>
         <w:tc>
           <w:tcPr>
-            <w:tcW w:w="4111" w:type="dxa"/>
+            <w:tcW w:w="3969" w:type="dxa"/>
             <w:vAlign w:val="center"/>
           </w:tcPr>
           <w:p>
@@ -4245,7 +4368,7 @@
         </w:tc>
         <w:tc>
           <w:tcPr>
-            <w:tcW w:w="3260" w:type="dxa"/>
+            <w:tcW w:w="3402" w:type="dxa"/>
             <w:vAlign w:val="center"/>
           </w:tcPr>
           <w:p>
@@ -4261,7 +4384,7 @@
       <w:tr>
         <w:tc>
           <w:tcPr>
-            <w:tcW w:w="2552" w:type="dxa"/>
+            <w:tcW w:w="2438" w:type="dxa"/>
             <w:vAlign w:val="center"/>
           </w:tcPr>
           <w:p>
@@ -4287,7 +4410,7 @@
         </w:tc>
         <w:tc>
           <w:tcPr>
-            <w:tcW w:w="4111" w:type="dxa"/>
+            <w:tcW w:w="3969" w:type="dxa"/>
             <w:vAlign w:val="center"/>
           </w:tcPr>
           <w:p>
@@ -4323,7 +4446,7 @@
         </w:tc>
         <w:tc>
           <w:tcPr>
-            <w:tcW w:w="3260" w:type="dxa"/>
+            <w:tcW w:w="3402" w:type="dxa"/>
             <w:vAlign w:val="center"/>
           </w:tcPr>
           <w:p>
@@ -4339,7 +4462,7 @@
       <w:tr>
         <w:tc>
           <w:tcPr>
-            <w:tcW w:w="2552" w:type="dxa"/>
+            <w:tcW w:w="2438" w:type="dxa"/>
             <w:vAlign w:val="center"/>
           </w:tcPr>
           <w:p>
@@ -4365,7 +4488,7 @@
         </w:tc>
         <w:tc>
           <w:tcPr>
-            <w:tcW w:w="4111" w:type="dxa"/>
+            <w:tcW w:w="3969" w:type="dxa"/>
             <w:vAlign w:val="center"/>
           </w:tcPr>
           <w:p>
@@ -4401,7 +4524,7 @@
         </w:tc>
         <w:tc>
           <w:tcPr>
-            <w:tcW w:w="3260" w:type="dxa"/>
+            <w:tcW w:w="3402" w:type="dxa"/>
             <w:vAlign w:val="center"/>
           </w:tcPr>
           <w:p>
@@ -4417,7 +4540,7 @@
       <w:tr>
         <w:tc>
           <w:tcPr>
-            <w:tcW w:w="2552" w:type="dxa"/>
+            <w:tcW w:w="2438" w:type="dxa"/>
             <w:vAlign w:val="center"/>
           </w:tcPr>
           <w:p>
@@ -4443,7 +4566,7 @@
         </w:tc>
         <w:tc>
           <w:tcPr>
-            <w:tcW w:w="4111" w:type="dxa"/>
+            <w:tcW w:w="3969" w:type="dxa"/>
             <w:vAlign w:val="center"/>
           </w:tcPr>
           <w:p>
@@ -4479,7 +4602,7 @@
         </w:tc>
         <w:tc>
           <w:tcPr>
-            <w:tcW w:w="3260" w:type="dxa"/>
+            <w:tcW w:w="3402" w:type="dxa"/>
             <w:vAlign w:val="center"/>
           </w:tcPr>
           <w:p>
@@ -4495,7 +4618,7 @@
       <w:tr>
         <w:tc>
           <w:tcPr>
-            <w:tcW w:w="2552" w:type="dxa"/>
+            <w:tcW w:w="2438" w:type="dxa"/>
             <w:vAlign w:val="center"/>
           </w:tcPr>
           <w:p>
@@ -4521,7 +4644,7 @@
         </w:tc>
         <w:tc>
           <w:tcPr>
-            <w:tcW w:w="4111" w:type="dxa"/>
+            <w:tcW w:w="3969" w:type="dxa"/>
             <w:vAlign w:val="center"/>
           </w:tcPr>
           <w:p>
@@ -4572,7 +4695,7 @@
         </w:tc>
         <w:tc>
           <w:tcPr>
-            <w:tcW w:w="3260" w:type="dxa"/>
+            <w:tcW w:w="3402" w:type="dxa"/>
             <w:vAlign w:val="center"/>
           </w:tcPr>
           <w:p>
@@ -4588,7 +4711,7 @@
       <w:tr>
         <w:tc>
           <w:tcPr>
-            <w:tcW w:w="9923" w:type="dxa"/>
+            <w:tcW w:w="9809" w:type="dxa"/>
             <w:gridSpan w:val="3"/>
             <w:vAlign w:val="center"/>
           </w:tcPr>
@@ -4606,7 +4729,23 @@
                 <w:rFonts w:cs="Times New Roman"/>
                 <w:szCs w:val="24"/>
               </w:rPr>
-              <w:t>Электропневматический клапан автостопа усл. № 150</w:t>
+              <w:t xml:space="preserve">Электропневматический клапан автостопа </w:t>
+            </w:r>
+            <w:proofErr w:type="spellStart"/>
+            <w:r>
+              <w:rPr>
+                <w:rFonts w:cs="Times New Roman"/>
+                <w:szCs w:val="24"/>
+              </w:rPr>
+              <w:t>усл</w:t>
+            </w:r>
+            <w:proofErr w:type="spellEnd"/>
+            <w:r>
+              <w:rPr>
+                <w:rFonts w:cs="Times New Roman"/>
+                <w:szCs w:val="24"/>
+              </w:rPr>
+              <w:t>. № 150</w:t>
             </w:r>
           </w:p>
         </w:tc>
@@ -4614,7 +4753,7 @@
       <w:tr>
         <w:tc>
           <w:tcPr>
-            <w:tcW w:w="2552" w:type="dxa"/>
+            <w:tcW w:w="2438" w:type="dxa"/>
             <w:vAlign w:val="center"/>
           </w:tcPr>
           <w:p>
@@ -4634,69 +4773,87 @@
                 <w:szCs w:val="28"/>
                 <w:lang w:val="en-US"/>
               </w:rPr>
-              <w:t>Shift + N</w:t>
-            </w:r>
-            <w:r>
-              <w:rPr>
-                <w:rFonts w:cs="Times New Roman"/>
-                <w:sz w:val="28"/>
-                <w:szCs w:val="28"/>
-                <w:lang w:val="en-US"/>
-              </w:rPr>
-              <w:t xml:space="preserve"> | Ctrl + </w:t>
-            </w:r>
-            <w:r>
-              <w:rPr>
-                <w:rFonts w:cs="Times New Roman"/>
-                <w:sz w:val="28"/>
-                <w:szCs w:val="28"/>
-                <w:lang w:val="en-US"/>
-              </w:rPr>
-              <w:t>N</w:t>
-            </w:r>
-          </w:p>
-        </w:tc>
-        <w:tc>
-          <w:tcPr>
-            <w:tcW w:w="4111" w:type="dxa"/>
-            <w:vAlign w:val="center"/>
-          </w:tcPr>
-          <w:p>
-            <w:pPr>
-              <w:rPr>
-                <w:rFonts w:cs="Times New Roman"/>
-                <w:szCs w:val="24"/>
-              </w:rPr>
-            </w:pPr>
-            <w:r>
-              <w:rPr>
-                <w:rFonts w:cs="Times New Roman"/>
-                <w:szCs w:val="24"/>
-              </w:rPr>
-              <w:t>Включение/выключение ЭПК</w:t>
-            </w:r>
-          </w:p>
-        </w:tc>
-        <w:tc>
-          <w:tcPr>
-            <w:tcW w:w="3260" w:type="dxa"/>
-            <w:vAlign w:val="center"/>
-          </w:tcPr>
-          <w:p>
-            <w:pPr>
-              <w:rPr>
-                <w:rFonts w:cs="Times New Roman"/>
-                <w:szCs w:val="24"/>
-              </w:rPr>
-            </w:pPr>
+              <w:t>Alt</w:t>
+            </w:r>
+            <w:r>
+              <w:rPr>
+                <w:rFonts w:cs="Times New Roman"/>
+                <w:sz w:val="28"/>
+                <w:szCs w:val="28"/>
+                <w:lang w:val="en-US"/>
+              </w:rPr>
+              <w:t xml:space="preserve"> + N</w:t>
+            </w:r>
+          </w:p>
+        </w:tc>
+        <w:tc>
+          <w:tcPr>
+            <w:tcW w:w="3969" w:type="dxa"/>
+            <w:vAlign w:val="center"/>
+          </w:tcPr>
+          <w:p>
+            <w:pPr>
+              <w:rPr>
+                <w:rFonts w:cs="Times New Roman"/>
+                <w:szCs w:val="24"/>
+              </w:rPr>
+            </w:pPr>
+            <w:r>
+              <w:rPr>
+                <w:rFonts w:cs="Times New Roman"/>
+                <w:szCs w:val="24"/>
+              </w:rPr>
+              <w:t xml:space="preserve">Вставить/извлечь </w:t>
+            </w:r>
+            <w:r>
+              <w:rPr>
+                <w:rFonts w:cs="Times New Roman"/>
+                <w:szCs w:val="24"/>
+              </w:rPr>
+              <w:t>ключ ЭПК</w:t>
+            </w:r>
+          </w:p>
+        </w:tc>
+        <w:tc>
+          <w:tcPr>
+            <w:tcW w:w="3402" w:type="dxa"/>
+            <w:vAlign w:val="center"/>
+          </w:tcPr>
+          <w:p>
+            <w:pPr>
+              <w:rPr>
+                <w:rFonts w:cs="Times New Roman"/>
+                <w:szCs w:val="24"/>
+              </w:rPr>
+            </w:pPr>
+            <w:r>
+              <w:rPr>
+                <w:rFonts w:cs="Times New Roman"/>
+                <w:szCs w:val="24"/>
+              </w:rPr>
+              <w:t>По умолчанию вставлен</w:t>
+            </w:r>
+            <w:r>
+              <w:rPr>
+                <w:rFonts w:cs="Times New Roman"/>
+                <w:szCs w:val="24"/>
+              </w:rPr>
+              <w:br/>
+            </w:r>
+            <w:r>
+              <w:rPr>
+                <w:rFonts w:cs="Times New Roman"/>
+                <w:szCs w:val="24"/>
+              </w:rPr>
+              <w:t>в одной кабине.</w:t>
+            </w:r>
           </w:p>
         </w:tc>
       </w:tr>
       <w:tr>
         <w:tc>
           <w:tcPr>
-            <w:tcW w:w="9923" w:type="dxa"/>
-            <w:gridSpan w:val="3"/>
+            <w:tcW w:w="2438" w:type="dxa"/>
             <w:vAlign w:val="center"/>
           </w:tcPr>
           <w:p>
@@ -4706,22 +4863,61 @@
                 <w:rFonts w:cs="Times New Roman"/>
                 <w:sz w:val="28"/>
                 <w:szCs w:val="28"/>
-              </w:rPr>
-            </w:pPr>
-            <w:r>
-              <w:rPr>
-                <w:rFonts w:cs="Times New Roman"/>
-                <w:szCs w:val="24"/>
-              </w:rPr>
-              <w:t>Устройство блокировки тормозов усл. № 367М</w:t>
-            </w:r>
+                <w:lang w:val="en-US"/>
+              </w:rPr>
+            </w:pPr>
+            <w:r>
+              <w:rPr>
+                <w:rFonts w:cs="Times New Roman"/>
+                <w:sz w:val="28"/>
+                <w:szCs w:val="28"/>
+                <w:lang w:val="en-US"/>
+              </w:rPr>
+              <w:t>Shift + N | Ctrl + N</w:t>
+            </w:r>
+          </w:p>
+        </w:tc>
+        <w:tc>
+          <w:tcPr>
+            <w:tcW w:w="3969" w:type="dxa"/>
+            <w:vAlign w:val="center"/>
+          </w:tcPr>
+          <w:p>
+            <w:pPr>
+              <w:rPr>
+                <w:rFonts w:cs="Times New Roman"/>
+                <w:szCs w:val="24"/>
+              </w:rPr>
+            </w:pPr>
+            <w:r>
+              <w:rPr>
+                <w:rFonts w:cs="Times New Roman"/>
+                <w:szCs w:val="24"/>
+              </w:rPr>
+              <w:t>Включение/выключение ЭПК</w:t>
+            </w:r>
+          </w:p>
+        </w:tc>
+        <w:tc>
+          <w:tcPr>
+            <w:tcW w:w="3402" w:type="dxa"/>
+            <w:vAlign w:val="center"/>
+          </w:tcPr>
+          <w:p>
+            <w:pPr>
+              <w:rPr>
+                <w:rFonts w:cs="Times New Roman"/>
+                <w:szCs w:val="24"/>
+              </w:rPr>
+            </w:pPr>
           </w:p>
         </w:tc>
       </w:tr>
       <w:tr>
         <w:tc>
           <w:tcPr>
-            <w:tcW w:w="2552" w:type="dxa"/>
+            <w:tcW w:w="9809" w:type="dxa"/>
+            <w:gridSpan w:val="3"/>
             <w:vAlign w:val="center"/>
           </w:tcPr>
           <w:p>
@@ -4736,123 +4932,25 @@
             <w:r>
               <w:rPr>
                 <w:rFonts w:cs="Times New Roman"/>
-                <w:sz w:val="28"/>
-                <w:szCs w:val="28"/>
-                <w:lang w:val="en-US"/>
-              </w:rPr>
-              <w:t xml:space="preserve">Alt </w:t>
-            </w:r>
-            <w:r>
-              <w:rPr>
-                <w:rFonts w:cs="Times New Roman"/>
-                <w:sz w:val="28"/>
-                <w:szCs w:val="28"/>
-              </w:rPr>
-              <w:t>+</w:t>
-            </w:r>
-            <w:r>
-              <w:rPr>
-                <w:rFonts w:cs="Times New Roman"/>
-                <w:sz w:val="28"/>
-                <w:szCs w:val="28"/>
-                <w:lang w:val="en-US"/>
-              </w:rPr>
-              <w:t xml:space="preserve"> </w:t>
-            </w:r>
-            <w:r>
-              <w:rPr>
-                <w:rFonts w:cs="Times New Roman"/>
-                <w:sz w:val="28"/>
-                <w:szCs w:val="28"/>
-              </w:rPr>
-              <w:t>Backspace</w:t>
-            </w:r>
-            <w:r>
-              <w:rPr>
-                <w:rFonts w:cs="Times New Roman"/>
-                <w:sz w:val="28"/>
-                <w:szCs w:val="28"/>
-              </w:rPr>
-              <w:br/>
-            </w:r>
-            <w:r>
-              <w:rPr>
-                <w:rFonts w:cs="Times New Roman"/>
-                <w:sz w:val="28"/>
-                <w:szCs w:val="28"/>
-              </w:rPr>
-              <w:t>Backspace</w:t>
-            </w:r>
-          </w:p>
-        </w:tc>
-        <w:tc>
-          <w:tcPr>
-            <w:tcW w:w="4111" w:type="dxa"/>
-            <w:vAlign w:val="center"/>
-          </w:tcPr>
-          <w:p>
-            <w:pPr>
-              <w:rPr>
-                <w:rFonts w:cs="Times New Roman"/>
-                <w:szCs w:val="24"/>
-              </w:rPr>
-            </w:pPr>
-            <w:r>
-              <w:rPr>
-                <w:rFonts w:cs="Times New Roman"/>
-                <w:szCs w:val="24"/>
-              </w:rPr>
-              <w:t>Включить/выключить блокировку</w:t>
-            </w:r>
-            <w:r>
-              <w:rPr>
-                <w:rFonts w:cs="Times New Roman"/>
-                <w:szCs w:val="24"/>
-              </w:rPr>
-              <w:t xml:space="preserve"> </w:t>
-            </w:r>
-            <w:r>
-              <w:rPr>
-                <w:rFonts w:cs="Times New Roman"/>
-                <w:szCs w:val="24"/>
-              </w:rPr>
-              <w:t>тормозов</w:t>
-            </w:r>
-          </w:p>
-        </w:tc>
-        <w:tc>
-          <w:tcPr>
-            <w:tcW w:w="3260" w:type="dxa"/>
-            <w:vAlign w:val="center"/>
-          </w:tcPr>
-          <w:p>
-            <w:pPr>
-              <w:rPr>
-                <w:rFonts w:cs="Times New Roman"/>
-                <w:sz w:val="28"/>
-                <w:szCs w:val="28"/>
-              </w:rPr>
-            </w:pPr>
-            <w:r>
-              <w:rPr>
-                <w:rFonts w:cs="Times New Roman"/>
-                <w:szCs w:val="24"/>
-              </w:rPr>
-              <w:t>По умолчанию включена.</w:t>
-            </w:r>
-            <w:r>
-              <w:rPr>
-                <w:rFonts w:cs="Times New Roman"/>
-                <w:szCs w:val="24"/>
-              </w:rPr>
-              <w:t xml:space="preserve"> </w:t>
-            </w:r>
-            <w:r>
-              <w:rPr>
-                <w:rFonts w:cs="Times New Roman"/>
-                <w:szCs w:val="24"/>
-              </w:rPr>
-              <w:t>Переключение возможно только при разряженной тормозной магистрали</w:t>
+                <w:szCs w:val="24"/>
+              </w:rPr>
+              <w:t xml:space="preserve">Устройство блокировки тормозов </w:t>
+            </w:r>
+            <w:proofErr w:type="spellStart"/>
+            <w:r>
+              <w:rPr>
+                <w:rFonts w:cs="Times New Roman"/>
+                <w:szCs w:val="24"/>
+              </w:rPr>
+              <w:t>усл</w:t>
+            </w:r>
+            <w:proofErr w:type="spellEnd"/>
+            <w:r>
+              <w:rPr>
+                <w:rFonts w:cs="Times New Roman"/>
+                <w:szCs w:val="24"/>
+              </w:rPr>
+              <w:t>. № 367М</w:t>
             </w:r>
           </w:p>
         </w:tc>
@@ -4860,7 +4958,7 @@
       <w:tr>
         <w:tc>
           <w:tcPr>
-            <w:tcW w:w="2552" w:type="dxa"/>
+            <w:tcW w:w="2438" w:type="dxa"/>
             <w:vAlign w:val="center"/>
           </w:tcPr>
           <w:p>
@@ -4870,6 +4968,236 @@
                 <w:rFonts w:cs="Times New Roman"/>
                 <w:sz w:val="28"/>
                 <w:szCs w:val="28"/>
+              </w:rPr>
+            </w:pPr>
+            <w:r>
+              <w:rPr>
+                <w:rFonts w:cs="Times New Roman"/>
+                <w:sz w:val="28"/>
+                <w:szCs w:val="28"/>
+                <w:lang w:val="en-US"/>
+              </w:rPr>
+              <w:t xml:space="preserve">Alt </w:t>
+            </w:r>
+            <w:r>
+              <w:rPr>
+                <w:rFonts w:cs="Times New Roman"/>
+                <w:sz w:val="28"/>
+                <w:szCs w:val="28"/>
+              </w:rPr>
+              <w:t>+</w:t>
+            </w:r>
+            <w:r>
+              <w:rPr>
+                <w:rFonts w:cs="Times New Roman"/>
+                <w:sz w:val="28"/>
+                <w:szCs w:val="28"/>
+                <w:lang w:val="en-US"/>
+              </w:rPr>
+              <w:t xml:space="preserve"> </w:t>
+            </w:r>
+            <w:proofErr w:type="spellStart"/>
+            <w:r>
+              <w:rPr>
+                <w:rFonts w:cs="Times New Roman"/>
+                <w:sz w:val="28"/>
+                <w:szCs w:val="28"/>
+              </w:rPr>
+              <w:t>Backspace</w:t>
+            </w:r>
+            <w:proofErr w:type="spellEnd"/>
+          </w:p>
+        </w:tc>
+        <w:tc>
+          <w:tcPr>
+            <w:tcW w:w="3969" w:type="dxa"/>
+            <w:vAlign w:val="center"/>
+          </w:tcPr>
+          <w:p>
+            <w:pPr>
+              <w:rPr>
+                <w:rFonts w:cs="Times New Roman"/>
+                <w:szCs w:val="24"/>
+              </w:rPr>
+            </w:pPr>
+            <w:r>
+              <w:rPr>
+                <w:rFonts w:cs="Times New Roman"/>
+                <w:szCs w:val="24"/>
+              </w:rPr>
+              <w:t>В</w:t>
+            </w:r>
+            <w:r>
+              <w:rPr>
+                <w:rFonts w:cs="Times New Roman"/>
+                <w:szCs w:val="24"/>
+              </w:rPr>
+              <w:t>ставить рукоятку и включить /</w:t>
+            </w:r>
+            <w:r>
+              <w:rPr>
+                <w:rFonts w:cs="Times New Roman"/>
+                <w:szCs w:val="24"/>
+              </w:rPr>
+              <w:br/>
+            </w:r>
+            <w:r>
+              <w:rPr>
+                <w:rFonts w:cs="Times New Roman"/>
+                <w:szCs w:val="24"/>
+              </w:rPr>
+              <w:t xml:space="preserve">выключить </w:t>
+            </w:r>
+            <w:r>
+              <w:rPr>
+                <w:rFonts w:cs="Times New Roman"/>
+                <w:szCs w:val="24"/>
+              </w:rPr>
+              <w:t>и извлечь рукоятку</w:t>
+            </w:r>
+            <w:r>
+              <w:rPr>
+                <w:rFonts w:cs="Times New Roman"/>
+                <w:szCs w:val="24"/>
+              </w:rPr>
+              <w:br/>
+            </w:r>
+            <w:r>
+              <w:rPr>
+                <w:rFonts w:cs="Times New Roman"/>
+                <w:szCs w:val="24"/>
+              </w:rPr>
+              <w:t xml:space="preserve">устройства </w:t>
+            </w:r>
+            <w:r>
+              <w:rPr>
+                <w:rFonts w:cs="Times New Roman"/>
+                <w:szCs w:val="24"/>
+              </w:rPr>
+              <w:t>блокировк</w:t>
+            </w:r>
+            <w:r>
+              <w:rPr>
+                <w:rFonts w:cs="Times New Roman"/>
+                <w:szCs w:val="24"/>
+              </w:rPr>
+              <w:t>и</w:t>
+            </w:r>
+            <w:r>
+              <w:rPr>
+                <w:rFonts w:cs="Times New Roman"/>
+                <w:szCs w:val="24"/>
+              </w:rPr>
+              <w:t xml:space="preserve"> </w:t>
+            </w:r>
+            <w:r>
+              <w:rPr>
+                <w:rFonts w:cs="Times New Roman"/>
+                <w:szCs w:val="24"/>
+              </w:rPr>
+              <w:t>тормозов</w:t>
+            </w:r>
+          </w:p>
+        </w:tc>
+        <w:tc>
+          <w:tcPr>
+            <w:tcW w:w="3402" w:type="dxa"/>
+            <w:vAlign w:val="center"/>
+          </w:tcPr>
+          <w:p>
+            <w:pPr>
+              <w:rPr>
+                <w:rFonts w:cs="Times New Roman"/>
+                <w:sz w:val="28"/>
+                <w:szCs w:val="28"/>
+              </w:rPr>
+            </w:pPr>
+            <w:r>
+              <w:rPr>
+                <w:rFonts w:cs="Times New Roman"/>
+                <w:szCs w:val="24"/>
+              </w:rPr>
+              <w:t>По умолчанию в</w:t>
+            </w:r>
+            <w:r>
+              <w:rPr>
+                <w:rFonts w:cs="Times New Roman"/>
+                <w:szCs w:val="24"/>
+              </w:rPr>
+              <w:t>ключено</w:t>
+            </w:r>
+            <w:r>
+              <w:rPr>
+                <w:rFonts w:cs="Times New Roman"/>
+                <w:szCs w:val="24"/>
+              </w:rPr>
+              <w:br/>
+            </w:r>
+            <w:r>
+              <w:rPr>
+                <w:rFonts w:cs="Times New Roman"/>
+                <w:szCs w:val="24"/>
+              </w:rPr>
+              <w:t>в одной кабине.</w:t>
+            </w:r>
+            <w:r>
+              <w:rPr>
+                <w:rFonts w:cs="Times New Roman"/>
+                <w:szCs w:val="24"/>
+              </w:rPr>
+              <w:t xml:space="preserve"> </w:t>
+            </w:r>
+            <w:r>
+              <w:rPr>
+                <w:rFonts w:cs="Times New Roman"/>
+                <w:szCs w:val="24"/>
+              </w:rPr>
+              <w:t>Переключение</w:t>
+            </w:r>
+            <w:r>
+              <w:rPr>
+                <w:rFonts w:cs="Times New Roman"/>
+                <w:szCs w:val="24"/>
+              </w:rPr>
+              <w:br/>
+            </w:r>
+            <w:r>
+              <w:rPr>
+                <w:rFonts w:cs="Times New Roman"/>
+                <w:szCs w:val="24"/>
+              </w:rPr>
+              <w:t>только при разряженной</w:t>
+            </w:r>
+            <w:r>
+              <w:rPr>
+                <w:rFonts w:cs="Times New Roman"/>
+                <w:szCs w:val="24"/>
+              </w:rPr>
+              <w:br/>
+            </w:r>
+            <w:r>
+              <w:rPr>
+                <w:rFonts w:cs="Times New Roman"/>
+                <w:szCs w:val="24"/>
+              </w:rPr>
+              <w:t>тормозной магистрали</w:t>
+            </w:r>
+          </w:p>
+        </w:tc>
+      </w:tr>
+      <w:tr>
+        <w:tc>
+          <w:tcPr>
+            <w:tcW w:w="2438" w:type="dxa"/>
+            <w:vAlign w:val="center"/>
+          </w:tcPr>
+          <w:p>
+            <w:pPr>
+              <w:jc w:val="center"/>
+              <w:rPr>
+                <w:rFonts w:cs="Times New Roman"/>
+                <w:sz w:val="28"/>
+                <w:szCs w:val="28"/>
                 <w:lang w:val="en-US"/>
               </w:rPr>
             </w:pPr>
@@ -4911,7 +5239,7 @@
         </w:tc>
         <w:tc>
           <w:tcPr>
-            <w:tcW w:w="4111" w:type="dxa"/>
+            <w:tcW w:w="3969" w:type="dxa"/>
             <w:vAlign w:val="center"/>
           </w:tcPr>
           <w:p>
@@ -4934,56 +5262,33 @@
                 <w:szCs w:val="24"/>
               </w:rPr>
               <w:br/>
+            </w:r>
+            <w:r>
+              <w:rPr>
+                <w:rFonts w:cs="Times New Roman"/>
+                <w:szCs w:val="24"/>
+              </w:rPr>
               <w:t>комбинированного крана</w:t>
             </w:r>
           </w:p>
         </w:tc>
         <w:tc>
           <w:tcPr>
-            <w:tcW w:w="3260" w:type="dxa"/>
-            <w:vAlign w:val="center"/>
-          </w:tcPr>
-          <w:p>
-            <w:pPr>
-              <w:rPr>
-                <w:rFonts w:cs="Times New Roman"/>
-                <w:sz w:val="28"/>
-                <w:szCs w:val="28"/>
-              </w:rPr>
-            </w:pPr>
-            <w:r>
-              <w:rPr>
-                <w:rFonts w:cs="Times New Roman"/>
-                <w:szCs w:val="24"/>
-              </w:rPr>
-              <w:t>По умолчанию в поездном положении</w:t>
-            </w:r>
+            <w:tcW w:w="3402" w:type="dxa"/>
+            <w:vAlign w:val="center"/>
+          </w:tcPr>
+          <w:p>
+            <w:pPr>
+              <w:rPr>
+                <w:rFonts w:cs="Times New Roman"/>
+                <w:sz w:val="28"/>
+                <w:szCs w:val="28"/>
+              </w:rPr>
+            </w:pPr>
           </w:p>
         </w:tc>
       </w:tr>
     </w:tbl>
-    <w:p>
-      <w:pPr>
-        <w:spacing w:after="0" w:line="240" w:lineRule="auto"/>
-        <w:jc w:val="center"/>
-        <w:rPr>
-          <w:rFonts w:cs="Times New Roman"/>
-          <w:sz w:val="16"/>
-          <w:szCs w:val="16"/>
-        </w:rPr>
-      </w:pPr>
-    </w:p>
-    <w:p>
-      <w:pPr>
-        <w:spacing w:after="0" w:line="240" w:lineRule="auto"/>
-        <w:jc w:val="center"/>
-        <w:rPr>
-          <w:rFonts w:cs="Times New Roman"/>
-          <w:sz w:val="16"/>
-          <w:szCs w:val="16"/>
-        </w:rPr>
-      </w:pPr>
-    </w:p>
     <w:p>
       <w:pPr>
         <w:spacing w:after="0" w:line="240" w:lineRule="auto"/>
@@ -5428,7 +5733,25 @@
           <w:sz w:val="28"/>
           <w:szCs w:val="28"/>
         </w:rPr>
-        <w:t>Запустить фазорасщепитель, обеспечивающий вспомогательные машины трёхфазным переменным током: в</w:t>
+        <w:t xml:space="preserve">Запустить </w:t>
+      </w:r>
+      <w:proofErr w:type="spellStart"/>
+      <w:r>
+        <w:rPr>
+          <w:rFonts w:cs="Times New Roman"/>
+          <w:sz w:val="28"/>
+          <w:szCs w:val="28"/>
+        </w:rPr>
+        <w:t>фазорасщепитель</w:t>
+      </w:r>
+      <w:proofErr w:type="spellEnd"/>
+      <w:r>
+        <w:rPr>
+          <w:rFonts w:cs="Times New Roman"/>
+          <w:sz w:val="28"/>
+          <w:szCs w:val="28"/>
+        </w:rPr>
+        <w:t>, обеспечивающий вспомогательные машины трёхфазным переменным током: в</w:t>
       </w:r>
       <w:r>
         <w:rPr>
@@ -5438,6 +5761,7 @@
         </w:rPr>
         <w:t>ключить тумблер «</w:t>
       </w:r>
+      <w:proofErr w:type="spellStart"/>
       <w:r>
         <w:rPr>
           <w:rFonts w:cs="Times New Roman"/>
@@ -5446,6 +5770,7 @@
         </w:rPr>
         <w:t>Фазорасщепитель</w:t>
       </w:r>
+      <w:proofErr w:type="spellEnd"/>
       <w:r>
         <w:rPr>
           <w:rFonts w:cs="Times New Roman"/>
@@ -5685,7 +6010,23 @@
           <w:sz w:val="28"/>
           <w:szCs w:val="28"/>
         </w:rPr>
-        <w:t>» (клавиш</w:t>
+        <w:t>»</w:t>
+      </w:r>
+      <w:r>
+        <w:rPr>
+          <w:rFonts w:cs="Times New Roman"/>
+          <w:sz w:val="28"/>
+          <w:szCs w:val="28"/>
+        </w:rPr>
+        <w:br/>
+      </w:r>
+      <w:r>
+        <w:rPr>
+          <w:rFonts w:cs="Times New Roman"/>
+          <w:sz w:val="28"/>
+          <w:szCs w:val="28"/>
+        </w:rPr>
+        <w:t>(клавиш</w:t>
       </w:r>
       <w:r>
         <w:rPr>
@@ -5943,7 +6284,23 @@
           <w:sz w:val="28"/>
           <w:szCs w:val="28"/>
         </w:rPr>
-        <w:t xml:space="preserve">силовой схемой электровоза: включить тумблер «Цепи управления» (клавиша Shift + </w:t>
+        <w:t>силовой схемой электровоза:</w:t>
+      </w:r>
+      <w:r>
+        <w:rPr>
+          <w:rFonts w:cs="Times New Roman"/>
+          <w:sz w:val="28"/>
+          <w:szCs w:val="28"/>
+        </w:rPr>
+        <w:br/>
+      </w:r>
+      <w:r>
+        <w:rPr>
+          <w:rFonts w:cs="Times New Roman"/>
+          <w:sz w:val="28"/>
+          <w:szCs w:val="28"/>
+        </w:rPr>
+        <w:t xml:space="preserve">включить тумблер «Цепи управления» (клавиша Shift + </w:t>
       </w:r>
       <w:r>
         <w:rPr>
@@ -6001,7 +6358,23 @@
           <w:szCs w:val="28"/>
         </w:rPr>
         <w:br/>
-        <w:t>Shift + N), он начнёт громко свистеть. Сразу прервать его свисток нажатием на рукоятк</w:t>
+        <w:t>Shift + N), он начнёт громко свистеть. Сразу прервать его свисток нажатием</w:t>
+      </w:r>
+      <w:r>
+        <w:rPr>
+          <w:rFonts w:cs="Times New Roman"/>
+          <w:sz w:val="28"/>
+          <w:szCs w:val="28"/>
+        </w:rPr>
+        <w:br/>
+      </w:r>
+      <w:r>
+        <w:rPr>
+          <w:rFonts w:cs="Times New Roman"/>
+          <w:sz w:val="28"/>
+          <w:szCs w:val="28"/>
+        </w:rPr>
+        <w:t>на рукоятк</w:t>
       </w:r>
       <w:r>
         <w:rPr>
@@ -6109,6 +6482,17 @@
         </w:rPr>
         <w:t>+8).</w:t>
       </w:r>
+    </w:p>
+    <w:p>
+      <w:pPr>
+        <w:jc w:val="center"/>
+        <w:rPr>
+          <w:rFonts w:cs="Times New Roman"/>
+          <w:b/>
+          <w:sz w:val="28"/>
+          <w:szCs w:val="28"/>
+        </w:rPr>
+      </w:pPr>
     </w:p>
     <w:p>
       <w:pPr>
@@ -6675,6 +7059,8 @@
         </w:rPr>
         <w:t>«</w:t>
       </w:r>
+      <w:proofErr w:type="spellStart"/>
+      <w:proofErr w:type="gramStart"/>
       <w:r>
         <w:rPr>
           <w:rFonts w:cs="Times New Roman"/>
@@ -6683,6 +7069,8 @@
         </w:rPr>
         <w:t>откл.ГВ</w:t>
       </w:r>
+      <w:proofErr w:type="spellEnd"/>
+      <w:proofErr w:type="gramEnd"/>
       <w:r>
         <w:rPr>
           <w:rFonts w:cs="Times New Roman"/>

--- a/docs/VL60-user_manual.docx
+++ b/docs/VL60-user_manual.docx
@@ -3344,7 +3344,6 @@
                 <w:lang w:val="en-US"/>
               </w:rPr>
             </w:pPr>
-            <w:proofErr w:type="gramStart"/>
             <w:r>
               <w:rPr>
                 <w:rFonts w:cs="Times New Roman"/>
@@ -3354,7 +3353,6 @@
               </w:rPr>
               <w:t>‘ (</w:t>
             </w:r>
-            <w:proofErr w:type="gramEnd"/>
             <w:r>
               <w:rPr>
                 <w:rFonts w:cs="Times New Roman"/>
@@ -4817,21 +4815,36 @@
         <w:tc>
           <w:tcPr>
             <w:tcW w:w="3402" w:type="dxa"/>
-            <w:vAlign w:val="center"/>
-          </w:tcPr>
-          <w:p>
-            <w:pPr>
-              <w:rPr>
-                <w:rFonts w:cs="Times New Roman"/>
-                <w:szCs w:val="24"/>
-              </w:rPr>
-            </w:pPr>
-            <w:r>
-              <w:rPr>
-                <w:rFonts w:cs="Times New Roman"/>
-                <w:szCs w:val="24"/>
-              </w:rPr>
-              <w:t>По умолчанию вставлен</w:t>
+            <w:vMerge w:val="restart"/>
+            <w:vAlign w:val="center"/>
+          </w:tcPr>
+          <w:p>
+            <w:pPr>
+              <w:rPr>
+                <w:rFonts w:cs="Times New Roman"/>
+                <w:szCs w:val="24"/>
+              </w:rPr>
+            </w:pPr>
+            <w:r>
+              <w:rPr>
+                <w:rFonts w:cs="Times New Roman"/>
+                <w:szCs w:val="24"/>
+              </w:rPr>
+              <w:t>По умолчанию</w:t>
+            </w:r>
+            <w:r>
+              <w:rPr>
+                <w:rFonts w:cs="Times New Roman"/>
+                <w:szCs w:val="24"/>
+              </w:rPr>
+              <w:t xml:space="preserve"> ключ</w:t>
+            </w:r>
+            <w:r>
+              <w:rPr>
+                <w:rFonts w:cs="Times New Roman"/>
+                <w:szCs w:val="24"/>
+              </w:rPr>
+              <w:t xml:space="preserve"> вставлен</w:t>
             </w:r>
             <w:r>
               <w:rPr>
@@ -4901,6 +4914,7 @@
         <w:tc>
           <w:tcPr>
             <w:tcW w:w="3402" w:type="dxa"/>
+            <w:vMerge/>
             <w:vAlign w:val="center"/>
           </w:tcPr>
           <w:p>
@@ -5317,6 +5331,7 @@
           <w:sz w:val="28"/>
           <w:szCs w:val="28"/>
         </w:rPr>
+        <w:lastRenderedPageBreak/>
         <w:t>Краткое р</w:t>
       </w:r>
       <w:r>
@@ -7060,7 +7075,6 @@
         <w:t>«</w:t>
       </w:r>
       <w:proofErr w:type="spellStart"/>
-      <w:proofErr w:type="gramStart"/>
       <w:r>
         <w:rPr>
           <w:rFonts w:cs="Times New Roman"/>
@@ -7070,7 +7084,6 @@
         <w:t>откл.ГВ</w:t>
       </w:r>
       <w:proofErr w:type="spellEnd"/>
-      <w:proofErr w:type="gramEnd"/>
       <w:r>
         <w:rPr>
           <w:rFonts w:cs="Times New Roman"/>

--- a/docs/VL60-user_manual.docx
+++ b/docs/VL60-user_manual.docx
@@ -4,12 +4,14 @@
   <w:body>
     <w:p>
       <w:pPr>
+        <w:spacing w:after="240"/>
         <w:jc w:val="center"/>
         <w:rPr>
           <w:rFonts w:cs="Times New Roman"/>
           <w:b/>
           <w:sz w:val="28"/>
           <w:szCs w:val="28"/>
+          <w:lang w:val="en-US"/>
         </w:rPr>
       </w:pPr>
       <w:r>
@@ -2286,7 +2288,7 @@
                 <w:szCs w:val="28"/>
                 <w:lang w:val="en-US"/>
               </w:rPr>
-              <w:t>Y</w:t>
+              <w:t>W</w:t>
             </w:r>
             <w:r>
               <w:rPr>
@@ -2303,7 +2305,7 @@
                 <w:szCs w:val="28"/>
                 <w:lang w:val="en-US"/>
               </w:rPr>
-              <w:t>Y</w:t>
+              <w:t>W</w:t>
             </w:r>
           </w:p>
         </w:tc>
@@ -2324,7 +2326,7 @@
                 <w:rFonts w:cs="Times New Roman"/>
                 <w:szCs w:val="24"/>
               </w:rPr>
-              <w:t>Тумблер “Цепи управления”</w:t>
+              <w:t>Вставить/извлечь реверсивную рукоятку</w:t>
             </w:r>
           </w:p>
         </w:tc>
@@ -2340,6 +2342,28 @@
                 <w:szCs w:val="24"/>
               </w:rPr>
             </w:pPr>
+            <w:r>
+              <w:rPr>
+                <w:rFonts w:cs="Times New Roman"/>
+                <w:szCs w:val="24"/>
+              </w:rPr>
+              <w:t>По умолчанию вставлена</w:t>
+            </w:r>
+            <w:r>
+              <w:rPr>
+                <w:rFonts w:cs="Times New Roman"/>
+                <w:szCs w:val="24"/>
+              </w:rPr>
+              <w:br/>
+              <w:t xml:space="preserve">в одной кабине. </w:t>
+            </w:r>
+            <w:r>
+              <w:rPr>
+                <w:rFonts w:cs="Times New Roman"/>
+                <w:szCs w:val="24"/>
+              </w:rPr>
+              <w:t>Извлечение рукоятки только при нулевом положении реверсивного вала</w:t>
+            </w:r>
           </w:p>
         </w:tc>
       </w:tr>
@@ -2364,35 +2388,10 @@
                 <w:rFonts w:cs="Times New Roman"/>
                 <w:sz w:val="28"/>
                 <w:szCs w:val="28"/>
-              </w:rPr>
-              <w:t xml:space="preserve">Shift + </w:t>
-            </w:r>
-            <w:r>
-              <w:rPr>
-                <w:rFonts w:cs="Times New Roman"/>
-                <w:sz w:val="28"/>
-                <w:szCs w:val="28"/>
                 <w:lang w:val="en-US"/>
               </w:rPr>
               <w:t>W</w:t>
             </w:r>
-            <w:r>
-              <w:rPr>
-                <w:rFonts w:cs="Times New Roman"/>
-                <w:sz w:val="28"/>
-                <w:szCs w:val="28"/>
-              </w:rPr>
-              <w:t xml:space="preserve"> | Ctrl + </w:t>
-            </w:r>
-            <w:r>
-              <w:rPr>
-                <w:rFonts w:cs="Times New Roman"/>
-                <w:sz w:val="28"/>
-                <w:szCs w:val="28"/>
-                <w:lang w:val="en-US"/>
-              </w:rPr>
-              <w:t>W</w:t>
-            </w:r>
           </w:p>
         </w:tc>
         <w:tc>
@@ -2412,28 +2411,53 @@
                 <w:rFonts w:cs="Times New Roman"/>
                 <w:szCs w:val="24"/>
               </w:rPr>
-              <w:t>Вставить/извлечь реверсивную рукоятку</w:t>
+              <w:t>Движение реверсивного вала</w:t>
+            </w:r>
+            <w:r>
+              <w:rPr>
+                <w:rFonts w:cs="Times New Roman"/>
+                <w:szCs w:val="24"/>
+              </w:rPr>
+              <w:br/>
+              <w:t>вперед, в том числе включение</w:t>
+            </w:r>
+            <w:r>
+              <w:rPr>
+                <w:rFonts w:cs="Times New Roman"/>
+                <w:szCs w:val="24"/>
+              </w:rPr>
+              <w:br/>
+              <w:t>ступеней ослабления возбуждения</w:t>
+            </w:r>
+            <w:r>
+              <w:rPr>
+                <w:rFonts w:cs="Times New Roman"/>
+                <w:szCs w:val="24"/>
+              </w:rPr>
+              <w:br/>
+              <w:t>тяговых электродвигателей (ОВ 1–3)</w:t>
             </w:r>
           </w:p>
         </w:tc>
         <w:tc>
           <w:tcPr>
             <w:tcW w:w="3402" w:type="dxa"/>
-            <w:vAlign w:val="center"/>
-          </w:tcPr>
-          <w:p>
-            <w:pPr>
-              <w:rPr>
-                <w:rFonts w:cs="Times New Roman"/>
-                <w:szCs w:val="24"/>
-              </w:rPr>
-            </w:pPr>
-            <w:r>
-              <w:rPr>
-                <w:rFonts w:cs="Times New Roman"/>
-                <w:szCs w:val="24"/>
-              </w:rPr>
-              <w:t>По умолчанию вставлена</w:t>
+            <w:vMerge w:val="restart"/>
+            <w:vAlign w:val="center"/>
+          </w:tcPr>
+          <w:p>
+            <w:pPr>
+              <w:rPr>
+                <w:rFonts w:cs="Times New Roman"/>
+                <w:szCs w:val="24"/>
+              </w:rPr>
+            </w:pPr>
+            <w:r>
+              <w:rPr>
+                <w:rFonts w:cs="Times New Roman"/>
+                <w:szCs w:val="24"/>
+              </w:rPr>
+              <w:t>Переключение направления движения возможно только</w:t>
             </w:r>
             <w:r>
               <w:rPr>
@@ -2441,14 +2465,20 @@
                 <w:szCs w:val="24"/>
               </w:rPr>
               <w:br/>
-              <w:t xml:space="preserve">в одной кабине. </w:t>
-            </w:r>
-            <w:r>
-              <w:rPr>
-                <w:rFonts w:cs="Times New Roman"/>
-                <w:szCs w:val="24"/>
-              </w:rPr>
-              <w:t>Извлечение рукоятки только при нулевом положении реверсивного вала</w:t>
+            </w:r>
+            <w:r>
+              <w:rPr>
+                <w:rFonts w:cs="Times New Roman"/>
+                <w:szCs w:val="24"/>
+              </w:rPr>
+              <w:t>при</w:t>
+            </w:r>
+            <w:r>
+              <w:rPr>
+                <w:rFonts w:cs="Times New Roman"/>
+                <w:szCs w:val="24"/>
+              </w:rPr>
+              <w:t xml:space="preserve"> нулевом положении главного вала контроллера</w:t>
             </w:r>
           </w:p>
         </w:tc>
@@ -2476,7 +2506,7 @@
                 <w:szCs w:val="28"/>
                 <w:lang w:val="en-US"/>
               </w:rPr>
-              <w:t>W</w:t>
+              <w:t>S</w:t>
             </w:r>
           </w:p>
         </w:tc>
@@ -2505,7 +2535,72 @@
                 <w:szCs w:val="24"/>
               </w:rPr>
               <w:br/>
-              <w:t>вперед, в том числе включение</w:t>
+              <w:t>назад, в т.ч. сброс ступеней ОВ</w:t>
+            </w:r>
+          </w:p>
+        </w:tc>
+        <w:tc>
+          <w:tcPr>
+            <w:tcW w:w="3402" w:type="dxa"/>
+            <w:vMerge/>
+            <w:vAlign w:val="center"/>
+          </w:tcPr>
+          <w:p>
+            <w:pPr>
+              <w:rPr>
+                <w:rFonts w:cs="Times New Roman"/>
+                <w:sz w:val="28"/>
+                <w:szCs w:val="28"/>
+              </w:rPr>
+            </w:pPr>
+          </w:p>
+        </w:tc>
+      </w:tr>
+      <w:tr>
+        <w:tc>
+          <w:tcPr>
+            <w:tcW w:w="2438" w:type="dxa"/>
+            <w:vAlign w:val="center"/>
+          </w:tcPr>
+          <w:p>
+            <w:pPr>
+              <w:jc w:val="center"/>
+              <w:rPr>
+                <w:rFonts w:cs="Times New Roman"/>
+                <w:sz w:val="28"/>
+                <w:szCs w:val="28"/>
+                <w:lang w:val="en-US"/>
+              </w:rPr>
+            </w:pPr>
+            <w:r>
+              <w:rPr>
+                <w:rFonts w:cs="Times New Roman"/>
+                <w:sz w:val="28"/>
+                <w:szCs w:val="28"/>
+                <w:lang w:val="en-US"/>
+              </w:rPr>
+              <w:t>A</w:t>
+            </w:r>
+          </w:p>
+        </w:tc>
+        <w:tc>
+          <w:tcPr>
+            <w:tcW w:w="3969" w:type="dxa"/>
+            <w:vAlign w:val="center"/>
+          </w:tcPr>
+          <w:p>
+            <w:pPr>
+              <w:rPr>
+                <w:rFonts w:cs="Times New Roman"/>
+                <w:szCs w:val="24"/>
+              </w:rPr>
+            </w:pPr>
+            <w:r>
+              <w:rPr>
+                <w:rFonts w:cs="Times New Roman"/>
+                <w:szCs w:val="24"/>
+              </w:rPr>
+              <w:t>Движение рукоятки главного вала</w:t>
             </w:r>
             <w:r>
               <w:rPr>
@@ -2513,15 +2608,7 @@
                 <w:szCs w:val="24"/>
               </w:rPr>
               <w:br/>
-              <w:t>ступеней ослабления возбуждения</w:t>
-            </w:r>
-            <w:r>
-              <w:rPr>
-                <w:rFonts w:cs="Times New Roman"/>
-                <w:szCs w:val="24"/>
-              </w:rPr>
-              <w:br/>
-              <w:t>тяговых электродвигателей (ОВ 1–3)</w:t>
+              <w:t>контроллера машиниста “на себя”</w:t>
             </w:r>
           </w:p>
         </w:tc>
@@ -2543,28 +2630,7 @@
                 <w:rFonts w:cs="Times New Roman"/>
                 <w:szCs w:val="24"/>
               </w:rPr>
-              <w:t>Переключение направления движения возможно только</w:t>
-            </w:r>
-            <w:r>
-              <w:rPr>
-                <w:rFonts w:cs="Times New Roman"/>
-                <w:szCs w:val="24"/>
-              </w:rPr>
-              <w:br/>
-            </w:r>
-            <w:r>
-              <w:rPr>
-                <w:rFonts w:cs="Times New Roman"/>
-                <w:szCs w:val="24"/>
-              </w:rPr>
-              <w:t>при</w:t>
-            </w:r>
-            <w:r>
-              <w:rPr>
-                <w:rFonts w:cs="Times New Roman"/>
-                <w:szCs w:val="24"/>
-              </w:rPr>
-              <w:t xml:space="preserve"> нулевом положении главного вала контроллера</w:t>
+              <w:t>Рукоятка главного вала заблокирована при нулевом положении реверсивного вала</w:t>
             </w:r>
           </w:p>
         </w:tc>
@@ -2592,7 +2658,7 @@
                 <w:szCs w:val="28"/>
                 <w:lang w:val="en-US"/>
               </w:rPr>
-              <w:t>S</w:t>
+              <w:t>D</w:t>
             </w:r>
           </w:p>
         </w:tc>
@@ -2613,7 +2679,7 @@
                 <w:rFonts w:cs="Times New Roman"/>
                 <w:szCs w:val="24"/>
               </w:rPr>
-              <w:t>Движение реверсивного вала</w:t>
+              <w:t>Движение рукоятки главного вала</w:t>
             </w:r>
             <w:r>
               <w:rPr>
@@ -2621,7 +2687,7 @@
                 <w:szCs w:val="24"/>
               </w:rPr>
               <w:br/>
-              <w:t>назад, в т.ч. сброс ступеней ОВ</w:t>
+              <w:t>контроллера машиниста “от себя”</w:t>
             </w:r>
           </w:p>
         </w:tc>
@@ -2665,7 +2731,7 @@
                 <w:szCs w:val="28"/>
                 <w:lang w:val="en-US"/>
               </w:rPr>
-              <w:t>A</w:t>
+              <w:t>Ctrl + D</w:t>
             </w:r>
           </w:p>
         </w:tc>
@@ -2686,7 +2752,7 @@
                 <w:rFonts w:cs="Times New Roman"/>
                 <w:szCs w:val="24"/>
               </w:rPr>
-              <w:t>Движение рукоятки главного вала</w:t>
+              <w:t>Возврат рукоятки главного вала</w:t>
             </w:r>
             <w:r>
               <w:rPr>
@@ -2694,30 +2760,24 @@
                 <w:szCs w:val="24"/>
               </w:rPr>
               <w:br/>
-              <w:t>контроллера машиниста “на себя”</w:t>
+              <w:t>КМ в нулевое положение</w:t>
             </w:r>
           </w:p>
         </w:tc>
         <w:tc>
           <w:tcPr>
             <w:tcW w:w="3402" w:type="dxa"/>
-            <w:vMerge w:val="restart"/>
-            <w:vAlign w:val="center"/>
-          </w:tcPr>
-          <w:p>
-            <w:pPr>
-              <w:rPr>
-                <w:rFonts w:cs="Times New Roman"/>
-                <w:szCs w:val="24"/>
-              </w:rPr>
-            </w:pPr>
-            <w:r>
-              <w:rPr>
-                <w:rFonts w:cs="Times New Roman"/>
-                <w:szCs w:val="24"/>
-              </w:rPr>
-              <w:t>Рукоятка главного вала заблокирована при нулевом положении реверсивного вала</w:t>
-            </w:r>
+            <w:vMerge/>
+            <w:vAlign w:val="center"/>
+          </w:tcPr>
+          <w:p>
+            <w:pPr>
+              <w:rPr>
+                <w:rFonts w:cs="Times New Roman"/>
+                <w:sz w:val="28"/>
+                <w:szCs w:val="28"/>
+              </w:rPr>
+            </w:pPr>
           </w:p>
         </w:tc>
       </w:tr>
@@ -2734,17 +2794,25 @@
                 <w:rFonts w:cs="Times New Roman"/>
                 <w:sz w:val="28"/>
                 <w:szCs w:val="28"/>
-                <w:lang w:val="en-US"/>
-              </w:rPr>
-            </w:pPr>
-            <w:r>
-              <w:rPr>
-                <w:rFonts w:cs="Times New Roman"/>
-                <w:sz w:val="28"/>
-                <w:szCs w:val="28"/>
-                <w:lang w:val="en-US"/>
-              </w:rPr>
-              <w:t>D</w:t>
+              </w:rPr>
+            </w:pPr>
+            <w:r>
+              <w:rPr>
+                <w:rFonts w:cs="Times New Roman"/>
+                <w:sz w:val="28"/>
+                <w:szCs w:val="28"/>
+                <w:lang w:val="en-US"/>
+              </w:rPr>
+              <w:lastRenderedPageBreak/>
+              <w:t>Space (</w:t>
+            </w:r>
+            <w:r>
+              <w:rPr>
+                <w:rFonts w:cs="Times New Roman"/>
+                <w:sz w:val="28"/>
+                <w:szCs w:val="28"/>
+              </w:rPr>
+              <w:t>пробел)</w:t>
             </w:r>
           </w:p>
         </w:tc>
@@ -2765,30 +2833,20 @@
                 <w:rFonts w:cs="Times New Roman"/>
                 <w:szCs w:val="24"/>
               </w:rPr>
-              <w:t>Движение рукоятки главного вала</w:t>
-            </w:r>
-            <w:r>
-              <w:rPr>
-                <w:rFonts w:cs="Times New Roman"/>
-                <w:szCs w:val="24"/>
-              </w:rPr>
-              <w:br/>
-              <w:t>контроллера машиниста “от себя”</w:t>
+              <w:t>Свисток</w:t>
             </w:r>
           </w:p>
         </w:tc>
         <w:tc>
           <w:tcPr>
             <w:tcW w:w="3402" w:type="dxa"/>
-            <w:vMerge/>
-            <w:vAlign w:val="center"/>
-          </w:tcPr>
-          <w:p>
-            <w:pPr>
-              <w:rPr>
-                <w:rFonts w:cs="Times New Roman"/>
-                <w:sz w:val="28"/>
-                <w:szCs w:val="28"/>
+            <w:vAlign w:val="center"/>
+          </w:tcPr>
+          <w:p>
+            <w:pPr>
+              <w:rPr>
+                <w:rFonts w:cs="Times New Roman"/>
+                <w:szCs w:val="24"/>
               </w:rPr>
             </w:pPr>
           </w:p>
@@ -2817,7 +2875,7 @@
                 <w:szCs w:val="28"/>
                 <w:lang w:val="en-US"/>
               </w:rPr>
-              <w:t>Ctrl + D</w:t>
+              <w:t>B</w:t>
             </w:r>
           </w:p>
         </w:tc>
@@ -2838,30 +2896,20 @@
                 <w:rFonts w:cs="Times New Roman"/>
                 <w:szCs w:val="24"/>
               </w:rPr>
-              <w:t>Возврат рукоятки главного вала</w:t>
-            </w:r>
-            <w:r>
-              <w:rPr>
-                <w:rFonts w:cs="Times New Roman"/>
-                <w:szCs w:val="24"/>
-              </w:rPr>
-              <w:br/>
-              <w:t>КМ в нулевое положение</w:t>
+              <w:t>Тифон</w:t>
             </w:r>
           </w:p>
         </w:tc>
         <w:tc>
           <w:tcPr>
             <w:tcW w:w="3402" w:type="dxa"/>
-            <w:vMerge/>
-            <w:vAlign w:val="center"/>
-          </w:tcPr>
-          <w:p>
-            <w:pPr>
-              <w:rPr>
-                <w:rFonts w:cs="Times New Roman"/>
-                <w:sz w:val="28"/>
-                <w:szCs w:val="28"/>
+            <w:vAlign w:val="center"/>
+          </w:tcPr>
+          <w:p>
+            <w:pPr>
+              <w:rPr>
+                <w:rFonts w:cs="Times New Roman"/>
+                <w:szCs w:val="24"/>
               </w:rPr>
             </w:pPr>
           </w:p>
@@ -2880,25 +2928,17 @@
                 <w:rFonts w:cs="Times New Roman"/>
                 <w:sz w:val="28"/>
                 <w:szCs w:val="28"/>
-              </w:rPr>
-            </w:pPr>
-            <w:r>
-              <w:rPr>
-                <w:rFonts w:cs="Times New Roman"/>
-                <w:sz w:val="28"/>
-                <w:szCs w:val="28"/>
-                <w:lang w:val="en-US"/>
-              </w:rPr>
-              <w:lastRenderedPageBreak/>
-              <w:t>Space (</w:t>
-            </w:r>
-            <w:r>
-              <w:rPr>
-                <w:rFonts w:cs="Times New Roman"/>
-                <w:sz w:val="28"/>
-                <w:szCs w:val="28"/>
-              </w:rPr>
-              <w:t>пробел)</w:t>
+                <w:lang w:val="en-US"/>
+              </w:rPr>
+            </w:pPr>
+            <w:r>
+              <w:rPr>
+                <w:rFonts w:cs="Times New Roman"/>
+                <w:sz w:val="28"/>
+                <w:szCs w:val="28"/>
+                <w:lang w:val="en-US"/>
+              </w:rPr>
+              <w:t>Delete</w:t>
             </w:r>
           </w:p>
         </w:tc>
@@ -2919,7 +2959,7 @@
                 <w:rFonts w:cs="Times New Roman"/>
                 <w:szCs w:val="24"/>
               </w:rPr>
-              <w:t>Свисток</w:t>
+              <w:t>Подача песка</w:t>
             </w:r>
           </w:p>
         </w:tc>
@@ -2961,7 +3001,7 @@
                 <w:szCs w:val="28"/>
                 <w:lang w:val="en-US"/>
               </w:rPr>
-              <w:t>B</w:t>
+              <w:t>M</w:t>
             </w:r>
           </w:p>
         </w:tc>
@@ -2982,7 +3022,7 @@
                 <w:rFonts w:cs="Times New Roman"/>
                 <w:szCs w:val="24"/>
               </w:rPr>
-              <w:t>Тифон</w:t>
+              <w:t>Рукоятка бдительности РБС</w:t>
             </w:r>
           </w:p>
         </w:tc>
@@ -3024,7 +3064,7 @@
                 <w:szCs w:val="28"/>
                 <w:lang w:val="en-US"/>
               </w:rPr>
-              <w:t>Delete</w:t>
+              <w:t>Z</w:t>
             </w:r>
           </w:p>
         </w:tc>
@@ -3045,7 +3085,7 @@
                 <w:rFonts w:cs="Times New Roman"/>
                 <w:szCs w:val="24"/>
               </w:rPr>
-              <w:t>Подача песка</w:t>
+              <w:t>Рукоятка бдительности РБ</w:t>
             </w:r>
           </w:p>
         </w:tc>
@@ -3087,7 +3127,25 @@
                 <w:szCs w:val="28"/>
                 <w:lang w:val="en-US"/>
               </w:rPr>
-              <w:t>M</w:t>
+              <w:t>Shift + V</w:t>
+            </w:r>
+            <w:r>
+              <w:rPr>
+                <w:rFonts w:cs="Times New Roman"/>
+                <w:sz w:val="28"/>
+                <w:szCs w:val="28"/>
+                <w:lang w:val="en-US"/>
+              </w:rPr>
+              <w:t xml:space="preserve"> | Ctrl + </w:t>
+            </w:r>
+            <w:r>
+              <w:rPr>
+                <w:rFonts w:cs="Times New Roman"/>
+                <w:sz w:val="28"/>
+                <w:szCs w:val="28"/>
+                <w:lang w:val="en-US"/>
+              </w:rPr>
+              <w:t>V</w:t>
             </w:r>
           </w:p>
         </w:tc>
@@ -3108,7 +3166,15 @@
                 <w:rFonts w:cs="Times New Roman"/>
                 <w:szCs w:val="24"/>
               </w:rPr>
-              <w:t>Рукоятка бдительности РБС</w:t>
+              <w:t>Тумблер “Электропневматический</w:t>
+            </w:r>
+            <w:r>
+              <w:rPr>
+                <w:rFonts w:cs="Times New Roman"/>
+                <w:szCs w:val="24"/>
+              </w:rPr>
+              <w:br/>
+              <w:t>тормоз”</w:t>
             </w:r>
           </w:p>
         </w:tc>
@@ -3124,13 +3190,21 @@
                 <w:szCs w:val="24"/>
               </w:rPr>
             </w:pPr>
+            <w:r>
+              <w:rPr>
+                <w:rFonts w:cs="Times New Roman"/>
+                <w:szCs w:val="24"/>
+              </w:rPr>
+              <w:t>Только на ВЛ60пк</w:t>
+            </w:r>
           </w:p>
         </w:tc>
       </w:tr>
       <w:tr>
         <w:tc>
           <w:tcPr>
-            <w:tcW w:w="2438" w:type="dxa"/>
+            <w:tcW w:w="9809" w:type="dxa"/>
+            <w:gridSpan w:val="3"/>
             <w:vAlign w:val="center"/>
           </w:tcPr>
           <w:p>
@@ -3140,53 +3214,31 @@
                 <w:rFonts w:cs="Times New Roman"/>
                 <w:sz w:val="28"/>
                 <w:szCs w:val="28"/>
-                <w:lang w:val="en-US"/>
-              </w:rPr>
-            </w:pPr>
-            <w:r>
-              <w:rPr>
-                <w:rFonts w:cs="Times New Roman"/>
-                <w:sz w:val="28"/>
-                <w:szCs w:val="28"/>
-                <w:lang w:val="en-US"/>
-              </w:rPr>
-              <w:t>Z</w:t>
-            </w:r>
-          </w:p>
-        </w:tc>
-        <w:tc>
-          <w:tcPr>
-            <w:tcW w:w="3969" w:type="dxa"/>
-            <w:vAlign w:val="center"/>
-          </w:tcPr>
-          <w:p>
-            <w:pPr>
-              <w:rPr>
-                <w:rFonts w:cs="Times New Roman"/>
-                <w:szCs w:val="24"/>
-              </w:rPr>
-            </w:pPr>
-            <w:r>
-              <w:rPr>
-                <w:rFonts w:cs="Times New Roman"/>
-                <w:szCs w:val="24"/>
-              </w:rPr>
-              <w:t>Рукоятка бдительности РБ</w:t>
-            </w:r>
-          </w:p>
-        </w:tc>
-        <w:tc>
-          <w:tcPr>
-            <w:tcW w:w="3402" w:type="dxa"/>
-            <w:vAlign w:val="center"/>
-          </w:tcPr>
-          <w:p>
-            <w:pPr>
-              <w:rPr>
-                <w:rFonts w:cs="Times New Roman"/>
-                <w:szCs w:val="24"/>
-              </w:rPr>
-            </w:pPr>
+              </w:rPr>
+            </w:pPr>
+            <w:r>
+              <w:rPr>
+                <w:rFonts w:cs="Times New Roman"/>
+                <w:szCs w:val="24"/>
+              </w:rPr>
+              <w:t xml:space="preserve">Кран машиниста </w:t>
+            </w:r>
+            <w:proofErr w:type="spellStart"/>
+            <w:r>
+              <w:rPr>
+                <w:rFonts w:cs="Times New Roman"/>
+                <w:szCs w:val="24"/>
+              </w:rPr>
+              <w:t>усл</w:t>
+            </w:r>
+            <w:proofErr w:type="spellEnd"/>
+            <w:r>
+              <w:rPr>
+                <w:rFonts w:cs="Times New Roman"/>
+                <w:szCs w:val="24"/>
+              </w:rPr>
+              <w:t>. № 395</w:t>
+            </w:r>
           </w:p>
         </w:tc>
       </w:tr>
@@ -3206,144 +3258,7 @@
                 <w:lang w:val="en-US"/>
               </w:rPr>
             </w:pPr>
-            <w:r>
-              <w:rPr>
-                <w:rFonts w:cs="Times New Roman"/>
-                <w:sz w:val="28"/>
-                <w:szCs w:val="28"/>
-                <w:lang w:val="en-US"/>
-              </w:rPr>
-              <w:t>Shift + V</w:t>
-            </w:r>
-            <w:r>
-              <w:rPr>
-                <w:rFonts w:cs="Times New Roman"/>
-                <w:sz w:val="28"/>
-                <w:szCs w:val="28"/>
-                <w:lang w:val="en-US"/>
-              </w:rPr>
-              <w:t xml:space="preserve"> | Ctrl + </w:t>
-            </w:r>
-            <w:r>
-              <w:rPr>
-                <w:rFonts w:cs="Times New Roman"/>
-                <w:sz w:val="28"/>
-                <w:szCs w:val="28"/>
-                <w:lang w:val="en-US"/>
-              </w:rPr>
-              <w:t>V</w:t>
-            </w:r>
-          </w:p>
-        </w:tc>
-        <w:tc>
-          <w:tcPr>
-            <w:tcW w:w="3969" w:type="dxa"/>
-            <w:vAlign w:val="center"/>
-          </w:tcPr>
-          <w:p>
-            <w:pPr>
-              <w:rPr>
-                <w:rFonts w:cs="Times New Roman"/>
-                <w:szCs w:val="24"/>
-              </w:rPr>
-            </w:pPr>
-            <w:r>
-              <w:rPr>
-                <w:rFonts w:cs="Times New Roman"/>
-                <w:szCs w:val="24"/>
-              </w:rPr>
-              <w:t>Тумблер “Электропневматический</w:t>
-            </w:r>
-            <w:r>
-              <w:rPr>
-                <w:rFonts w:cs="Times New Roman"/>
-                <w:szCs w:val="24"/>
-              </w:rPr>
-              <w:br/>
-              <w:t>тормоз”</w:t>
-            </w:r>
-          </w:p>
-        </w:tc>
-        <w:tc>
-          <w:tcPr>
-            <w:tcW w:w="3402" w:type="dxa"/>
-            <w:vAlign w:val="center"/>
-          </w:tcPr>
-          <w:p>
-            <w:pPr>
-              <w:rPr>
-                <w:rFonts w:cs="Times New Roman"/>
-                <w:szCs w:val="24"/>
-              </w:rPr>
-            </w:pPr>
-            <w:r>
-              <w:rPr>
-                <w:rFonts w:cs="Times New Roman"/>
-                <w:szCs w:val="24"/>
-              </w:rPr>
-              <w:t>Только на ВЛ60пк</w:t>
-            </w:r>
-          </w:p>
-        </w:tc>
-      </w:tr>
-      <w:tr>
-        <w:tc>
-          <w:tcPr>
-            <w:tcW w:w="9809" w:type="dxa"/>
-            <w:gridSpan w:val="3"/>
-            <w:vAlign w:val="center"/>
-          </w:tcPr>
-          <w:p>
-            <w:pPr>
-              <w:jc w:val="center"/>
-              <w:rPr>
-                <w:rFonts w:cs="Times New Roman"/>
-                <w:sz w:val="28"/>
-                <w:szCs w:val="28"/>
-              </w:rPr>
-            </w:pPr>
-            <w:r>
-              <w:rPr>
-                <w:rFonts w:cs="Times New Roman"/>
-                <w:szCs w:val="24"/>
-              </w:rPr>
-              <w:t xml:space="preserve">Кран машиниста </w:t>
-            </w:r>
-            <w:proofErr w:type="spellStart"/>
-            <w:r>
-              <w:rPr>
-                <w:rFonts w:cs="Times New Roman"/>
-                <w:szCs w:val="24"/>
-              </w:rPr>
-              <w:t>усл</w:t>
-            </w:r>
-            <w:proofErr w:type="spellEnd"/>
-            <w:r>
-              <w:rPr>
-                <w:rFonts w:cs="Times New Roman"/>
-                <w:szCs w:val="24"/>
-              </w:rPr>
-              <w:t>. № 395</w:t>
-            </w:r>
-          </w:p>
-        </w:tc>
-      </w:tr>
-      <w:tr>
-        <w:tc>
-          <w:tcPr>
-            <w:tcW w:w="2438" w:type="dxa"/>
-            <w:vAlign w:val="center"/>
-          </w:tcPr>
-          <w:p>
-            <w:pPr>
-              <w:jc w:val="center"/>
-              <w:rPr>
-                <w:rFonts w:cs="Times New Roman"/>
-                <w:sz w:val="28"/>
-                <w:szCs w:val="28"/>
-                <w:lang w:val="en-US"/>
-              </w:rPr>
-            </w:pPr>
+            <w:proofErr w:type="gramStart"/>
             <w:r>
               <w:rPr>
                 <w:rFonts w:cs="Times New Roman"/>
@@ -3353,6 +3268,7 @@
               </w:rPr>
               <w:t>‘ (</w:t>
             </w:r>
+            <w:proofErr w:type="gramEnd"/>
             <w:r>
               <w:rPr>
                 <w:rFonts w:cs="Times New Roman"/>
@@ -7075,6 +6991,7 @@
         <w:t>«</w:t>
       </w:r>
       <w:proofErr w:type="spellStart"/>
+      <w:proofErr w:type="gramStart"/>
       <w:r>
         <w:rPr>
           <w:rFonts w:cs="Times New Roman"/>
@@ -7084,6 +7001,7 @@
         <w:t>откл.ГВ</w:t>
       </w:r>
       <w:proofErr w:type="spellEnd"/>
+      <w:proofErr w:type="gramEnd"/>
       <w:r>
         <w:rPr>
           <w:rFonts w:cs="Times New Roman"/>

--- a/docs/VL60-user_manual.docx
+++ b/docs/VL60-user_manual.docx
@@ -1,6 +1,6 @@
 
 <file path=word/document.xml><?xml version="1.0" encoding="utf-8"?>
-<w:document xmlns:wpc="http://schemas.microsoft.com/office/word/2010/wordprocessingCanvas" xmlns:cx="http://schemas.microsoft.com/office/drawing/2014/chartex" xmlns:cx1="http://schemas.microsoft.com/office/drawing/2015/9/8/chartex" xmlns:cx2="http://schemas.microsoft.com/office/drawing/2015/10/21/chartex" xmlns:cx3="http://schemas.microsoft.com/office/drawing/2016/5/9/chartex" xmlns:cx4="http://schemas.microsoft.com/office/drawing/2016/5/10/chartex" xmlns:cx5="http://schemas.microsoft.com/office/drawing/2016/5/11/chartex" xmlns:cx6="http://schemas.microsoft.com/office/drawing/2016/5/12/chartex" xmlns:cx7="http://schemas.microsoft.com/office/drawing/2016/5/13/chartex" xmlns:cx8="http://schemas.microsoft.com/office/drawing/2016/5/14/chartex" xmlns:mc="http://schemas.openxmlformats.org/markup-compatibility/2006" xmlns:aink="http://schemas.microsoft.com/office/drawing/2016/ink" xmlns:am3d="http://schemas.microsoft.com/office/drawing/2017/model3d" xmlns:o="urn:schemas-microsoft-com:office:office" xmlns:r="http://schemas.openxmlformats.org/officeDocument/2006/relationships" xmlns:m="http://schemas.openxmlformats.org/officeDocument/2006/math" xmlns:v="urn:schemas-microsoft-com:vml" xmlns:wp14="http://schemas.microsoft.com/office/word/2010/wordprocessingDrawing" xmlns:wp="http://schemas.openxmlformats.org/drawingml/2006/wordprocessingDrawing" xmlns:w10="urn:schemas-microsoft-com:office:word" xmlns:w="http://schemas.openxmlformats.org/wordprocessingml/2006/main" xmlns:w14="http://schemas.microsoft.com/office/word/2010/wordml" xmlns:w15="http://schemas.microsoft.com/office/word/2012/wordml" xmlns:w16cex="http://schemas.microsoft.com/office/word/2018/wordml/cex" xmlns:w16cid="http://schemas.microsoft.com/office/word/2016/wordml/cid" xmlns:w16="http://schemas.microsoft.com/office/word/2018/wordml" xmlns:w16sdtdh="http://schemas.microsoft.com/office/word/2020/wordml/sdtdatahash" xmlns:w16se="http://schemas.microsoft.com/office/word/2015/wordml/symex" xmlns:wpg="http://schemas.microsoft.com/office/word/2010/wordprocessingGroup" xmlns:wpi="http://schemas.microsoft.com/office/word/2010/wordprocessingInk" xmlns:wne="http://schemas.microsoft.com/office/word/2006/wordml" xmlns:wps="http://schemas.microsoft.com/office/word/2010/wordprocessingShape" mc:Ignorable="w14 w15 w16se w16cid w16 w16cex w16sdtdh wp14">
+<w:document xmlns:wpc="http://schemas.microsoft.com/office/word/2010/wordprocessingCanvas" xmlns:cx="http://schemas.microsoft.com/office/drawing/2014/chartex" xmlns:mc="http://schemas.openxmlformats.org/markup-compatibility/2006" xmlns:o="urn:schemas-microsoft-com:office:office" xmlns:r="http://schemas.openxmlformats.org/officeDocument/2006/relationships" xmlns:m="http://schemas.openxmlformats.org/officeDocument/2006/math" xmlns:v="urn:schemas-microsoft-com:vml" xmlns:wp14="http://schemas.microsoft.com/office/word/2010/wordprocessingDrawing" xmlns:wp="http://schemas.openxmlformats.org/drawingml/2006/wordprocessingDrawing" xmlns:w10="urn:schemas-microsoft-com:office:word" xmlns:w="http://schemas.openxmlformats.org/wordprocessingml/2006/main" xmlns:w14="http://schemas.microsoft.com/office/word/2010/wordml" xmlns:w15="http://schemas.microsoft.com/office/word/2012/wordml" xmlns:w16se="http://schemas.microsoft.com/office/word/2015/wordml/symex" xmlns:wpg="http://schemas.microsoft.com/office/word/2010/wordprocessingGroup" xmlns:wpi="http://schemas.microsoft.com/office/word/2010/wordprocessingInk" xmlns:wne="http://schemas.microsoft.com/office/word/2006/wordml" xmlns:wps="http://schemas.microsoft.com/office/word/2010/wordprocessingShape" mc:Ignorable="w14 w15 w16se wp14">
   <w:body>
     <w:p>
       <w:pPr>
@@ -11,7 +11,6 @@
           <w:b/>
           <w:sz w:val="28"/>
           <w:szCs w:val="28"/>
-          <w:lang w:val="en-US"/>
         </w:rPr>
       </w:pPr>
       <w:r>
@@ -3258,7 +3257,6 @@
                 <w:lang w:val="en-US"/>
               </w:rPr>
             </w:pPr>
-            <w:proofErr w:type="gramStart"/>
             <w:r>
               <w:rPr>
                 <w:rFonts w:cs="Times New Roman"/>
@@ -3268,7 +3266,6 @@
               </w:rPr>
               <w:t>‘ (</w:t>
             </w:r>
-            <w:proofErr w:type="gramEnd"/>
             <w:r>
               <w:rPr>
                 <w:rFonts w:cs="Times New Roman"/>
@@ -5718,13 +5715,23 @@
         </w:rPr>
         <w:t xml:space="preserve">клавиша </w:t>
       </w:r>
-      <w:r>
-        <w:rPr>
-          <w:rFonts w:cs="Times New Roman"/>
-          <w:sz w:val="28"/>
-          <w:szCs w:val="28"/>
-        </w:rPr>
-        <w:t xml:space="preserve">Shift + </w:t>
+      <w:proofErr w:type="spellStart"/>
+      <w:r>
+        <w:rPr>
+          <w:rFonts w:cs="Times New Roman"/>
+          <w:sz w:val="28"/>
+          <w:szCs w:val="28"/>
+        </w:rPr>
+        <w:t>Shift</w:t>
+      </w:r>
+      <w:proofErr w:type="spellEnd"/>
+      <w:r>
+        <w:rPr>
+          <w:rFonts w:cs="Times New Roman"/>
+          <w:sz w:val="28"/>
+          <w:szCs w:val="28"/>
+        </w:rPr>
+        <w:t xml:space="preserve"> + </w:t>
       </w:r>
       <w:r>
         <w:rPr>
@@ -7766,6 +7773,1352 @@
         </w:rPr>
         <w:t xml:space="preserve"> начинается неотключаемый свист ЭПК и через 7-8 секунд экстренное торможение.</w:t>
       </w:r>
+    </w:p>
+    <w:p>
+      <w:pPr>
+        <w:rPr>
+          <w:rFonts w:cs="Times New Roman"/>
+          <w:sz w:val="28"/>
+          <w:szCs w:val="28"/>
+        </w:rPr>
+      </w:pPr>
+      <w:r>
+        <w:rPr>
+          <w:rFonts w:cs="Times New Roman"/>
+          <w:sz w:val="28"/>
+          <w:szCs w:val="28"/>
+        </w:rPr>
+        <w:br w:type="page"/>
+      </w:r>
+    </w:p>
+    <w:p>
+      <w:pPr>
+        <w:spacing w:after="120"/>
+        <w:jc w:val="center"/>
+        <w:rPr>
+          <w:rFonts w:cs="Times New Roman"/>
+          <w:b/>
+          <w:sz w:val="28"/>
+          <w:szCs w:val="28"/>
+        </w:rPr>
+      </w:pPr>
+      <w:r>
+        <w:rPr>
+          <w:rFonts w:cs="Times New Roman"/>
+          <w:b/>
+          <w:sz w:val="28"/>
+          <w:szCs w:val="28"/>
+        </w:rPr>
+        <w:lastRenderedPageBreak/>
+        <w:t>Порядок смены кабины управления</w:t>
+      </w:r>
+    </w:p>
+    <w:p>
+      <w:pPr>
+        <w:spacing w:after="120"/>
+        <w:jc w:val="both"/>
+        <w:rPr>
+          <w:rFonts w:cs="Times New Roman"/>
+          <w:sz w:val="28"/>
+          <w:szCs w:val="28"/>
+        </w:rPr>
+      </w:pPr>
+      <w:r>
+        <w:rPr>
+          <w:rFonts w:cs="Times New Roman"/>
+          <w:sz w:val="28"/>
+          <w:szCs w:val="28"/>
+        </w:rPr>
+        <w:t xml:space="preserve">Переход из кабины в кабину осуществляется </w:t>
+      </w:r>
+      <w:proofErr w:type="spellStart"/>
+      <w:r>
+        <w:rPr>
+          <w:rFonts w:cs="Times New Roman"/>
+          <w:sz w:val="28"/>
+          <w:szCs w:val="28"/>
+        </w:rPr>
+        <w:t>путем</w:t>
+      </w:r>
+      <w:proofErr w:type="spellEnd"/>
+      <w:r>
+        <w:rPr>
+          <w:rFonts w:cs="Times New Roman"/>
+          <w:sz w:val="28"/>
+          <w:szCs w:val="28"/>
+        </w:rPr>
+        <w:t xml:space="preserve"> нажатия клавиши </w:t>
+      </w:r>
+      <w:r>
+        <w:rPr>
+          <w:rFonts w:cs="Times New Roman"/>
+          <w:sz w:val="28"/>
+          <w:szCs w:val="28"/>
+          <w:lang w:val="en-US"/>
+        </w:rPr>
+        <w:t>Tab</w:t>
+      </w:r>
+      <w:r>
+        <w:rPr>
+          <w:rFonts w:cs="Times New Roman"/>
+          <w:sz w:val="28"/>
+          <w:szCs w:val="28"/>
+        </w:rPr>
+        <w:t xml:space="preserve">. </w:t>
+      </w:r>
+      <w:r>
+        <w:rPr>
+          <w:rFonts w:cs="Times New Roman"/>
+          <w:sz w:val="28"/>
+          <w:szCs w:val="28"/>
+        </w:rPr>
+        <w:t xml:space="preserve">После перехода следует переключить фокус управления нажатием </w:t>
+      </w:r>
+      <w:r>
+        <w:rPr>
+          <w:rFonts w:cs="Times New Roman"/>
+          <w:sz w:val="28"/>
+          <w:szCs w:val="28"/>
+          <w:lang w:val="en-US"/>
+        </w:rPr>
+        <w:t>Enter</w:t>
+      </w:r>
+      <w:r>
+        <w:rPr>
+          <w:rFonts w:cs="Times New Roman"/>
+          <w:sz w:val="28"/>
+          <w:szCs w:val="28"/>
+        </w:rPr>
+        <w:t xml:space="preserve">, </w:t>
+      </w:r>
+      <w:r>
+        <w:rPr>
+          <w:rFonts w:cs="Times New Roman"/>
+          <w:sz w:val="28"/>
+          <w:szCs w:val="28"/>
+        </w:rPr>
+        <w:t xml:space="preserve">погасив транспарант «Нажмите </w:t>
+      </w:r>
+      <w:r>
+        <w:rPr>
+          <w:rFonts w:cs="Times New Roman"/>
+          <w:sz w:val="28"/>
+          <w:szCs w:val="28"/>
+          <w:lang w:val="en-US"/>
+        </w:rPr>
+        <w:t>Enter</w:t>
+      </w:r>
+      <w:r>
+        <w:rPr>
+          <w:rFonts w:cs="Times New Roman"/>
+          <w:sz w:val="28"/>
+          <w:szCs w:val="28"/>
+        </w:rPr>
+        <w:t xml:space="preserve"> </w:t>
+      </w:r>
+      <w:r>
+        <w:rPr>
+          <w:rFonts w:cs="Times New Roman"/>
+          <w:sz w:val="28"/>
+          <w:szCs w:val="28"/>
+        </w:rPr>
+        <w:t>для управления из кабины»</w:t>
+      </w:r>
+      <w:bookmarkStart w:id="1" w:name="_GoBack"/>
+      <w:bookmarkEnd w:id="1"/>
+    </w:p>
+    <w:p>
+      <w:pPr>
+        <w:numPr>
+          <w:ilvl w:val="0"/>
+          <w:numId w:val="9"/>
+        </w:numPr>
+        <w:spacing w:after="120"/>
+        <w:jc w:val="both"/>
+        <w:rPr>
+          <w:rFonts w:cs="Times New Roman"/>
+          <w:sz w:val="28"/>
+          <w:szCs w:val="28"/>
+        </w:rPr>
+      </w:pPr>
+      <w:r>
+        <w:rPr>
+          <w:rFonts w:cs="Times New Roman"/>
+          <w:sz w:val="28"/>
+          <w:szCs w:val="28"/>
+        </w:rPr>
+        <w:t>Полностью затормозить локомотив краном вспомогательного тормоза (</w:t>
+      </w:r>
+      <w:proofErr w:type="gramStart"/>
+      <w:r>
+        <w:rPr>
+          <w:rFonts w:cs="Times New Roman"/>
+          <w:sz w:val="28"/>
+          <w:szCs w:val="28"/>
+        </w:rPr>
+        <w:t xml:space="preserve">клавиша </w:t>
+      </w:r>
+      <w:r>
+        <w:rPr>
+          <w:rFonts w:cs="Times New Roman"/>
+          <w:sz w:val="28"/>
+          <w:szCs w:val="28"/>
+        </w:rPr>
+        <w:t>]</w:t>
+      </w:r>
+      <w:proofErr w:type="gramEnd"/>
+      <w:r>
+        <w:rPr>
+          <w:rFonts w:cs="Times New Roman"/>
+          <w:sz w:val="28"/>
+          <w:szCs w:val="28"/>
+        </w:rPr>
+        <w:t>)</w:t>
+      </w:r>
+      <w:r>
+        <w:rPr>
+          <w:rFonts w:cs="Times New Roman"/>
+          <w:sz w:val="28"/>
+          <w:szCs w:val="28"/>
+        </w:rPr>
+        <w:t>.</w:t>
+      </w:r>
+    </w:p>
+    <w:p>
+      <w:pPr>
+        <w:numPr>
+          <w:ilvl w:val="0"/>
+          <w:numId w:val="9"/>
+        </w:numPr>
+        <w:spacing w:after="120"/>
+        <w:jc w:val="both"/>
+        <w:rPr>
+          <w:rFonts w:cs="Times New Roman"/>
+          <w:sz w:val="28"/>
+          <w:szCs w:val="28"/>
+        </w:rPr>
+      </w:pPr>
+      <w:r>
+        <w:rPr>
+          <w:rFonts w:cs="Times New Roman"/>
+          <w:sz w:val="28"/>
+          <w:szCs w:val="28"/>
+        </w:rPr>
+        <w:t xml:space="preserve">Разрядить тормозную магистраль </w:t>
+      </w:r>
+      <w:proofErr w:type="spellStart"/>
+      <w:r>
+        <w:rPr>
+          <w:rFonts w:cs="Times New Roman"/>
+          <w:sz w:val="28"/>
+          <w:szCs w:val="28"/>
+        </w:rPr>
+        <w:t>путем</w:t>
+      </w:r>
+      <w:proofErr w:type="spellEnd"/>
+      <w:r>
+        <w:rPr>
+          <w:rFonts w:cs="Times New Roman"/>
+          <w:sz w:val="28"/>
+          <w:szCs w:val="28"/>
+        </w:rPr>
+        <w:t xml:space="preserve"> постановки крана машиниста в положение </w:t>
+      </w:r>
+      <w:r>
+        <w:rPr>
+          <w:rFonts w:cs="Times New Roman"/>
+          <w:sz w:val="28"/>
+          <w:szCs w:val="28"/>
+          <w:lang w:val="en-US"/>
+        </w:rPr>
+        <w:t>VI</w:t>
+      </w:r>
+      <w:r>
+        <w:rPr>
+          <w:rFonts w:cs="Times New Roman"/>
+          <w:sz w:val="28"/>
+          <w:szCs w:val="28"/>
+        </w:rPr>
+        <w:t xml:space="preserve"> </w:t>
+      </w:r>
+      <w:r>
+        <w:rPr>
+          <w:rFonts w:cs="Times New Roman"/>
+          <w:sz w:val="28"/>
+          <w:szCs w:val="28"/>
+        </w:rPr>
+        <w:t xml:space="preserve">«Экстренное торможение» (клавиша </w:t>
+      </w:r>
+      <w:r>
+        <w:rPr>
+          <w:rFonts w:cs="Times New Roman"/>
+          <w:sz w:val="28"/>
+          <w:szCs w:val="28"/>
+        </w:rPr>
+        <w:t>‘|</w:t>
+      </w:r>
+      <w:r>
+        <w:rPr>
+          <w:rFonts w:cs="Times New Roman"/>
+          <w:sz w:val="28"/>
+          <w:szCs w:val="28"/>
+        </w:rPr>
+        <w:t>э)</w:t>
+      </w:r>
+      <w:r>
+        <w:rPr>
+          <w:rFonts w:cs="Times New Roman"/>
+          <w:sz w:val="28"/>
+          <w:szCs w:val="28"/>
+        </w:rPr>
+        <w:t>.</w:t>
+      </w:r>
+    </w:p>
+    <w:p>
+      <w:pPr>
+        <w:numPr>
+          <w:ilvl w:val="0"/>
+          <w:numId w:val="9"/>
+        </w:numPr>
+        <w:spacing w:after="120"/>
+        <w:jc w:val="both"/>
+        <w:rPr>
+          <w:rFonts w:cs="Times New Roman"/>
+          <w:sz w:val="28"/>
+          <w:szCs w:val="28"/>
+        </w:rPr>
+      </w:pPr>
+      <w:r>
+        <w:rPr>
+          <w:rFonts w:cs="Times New Roman"/>
+          <w:sz w:val="28"/>
+          <w:szCs w:val="28"/>
+        </w:rPr>
+        <w:t>Выключить устройство блокировки тормозов и извлечь рукоятку (</w:t>
+      </w:r>
+      <w:r>
+        <w:rPr>
+          <w:rFonts w:cs="Times New Roman"/>
+          <w:sz w:val="28"/>
+          <w:szCs w:val="28"/>
+          <w:lang w:val="en-US"/>
+        </w:rPr>
+        <w:t>Alt</w:t>
+      </w:r>
+      <w:r>
+        <w:rPr>
+          <w:rFonts w:cs="Times New Roman"/>
+          <w:sz w:val="28"/>
+          <w:szCs w:val="28"/>
+        </w:rPr>
+        <w:t xml:space="preserve"> + </w:t>
+      </w:r>
+      <w:r>
+        <w:rPr>
+          <w:rFonts w:cs="Times New Roman"/>
+          <w:sz w:val="28"/>
+          <w:szCs w:val="28"/>
+          <w:lang w:val="en-US"/>
+        </w:rPr>
+        <w:t>Backspace</w:t>
+      </w:r>
+      <w:r>
+        <w:rPr>
+          <w:rFonts w:cs="Times New Roman"/>
+          <w:sz w:val="28"/>
+          <w:szCs w:val="28"/>
+        </w:rPr>
+        <w:t>)</w:t>
+      </w:r>
+      <w:r>
+        <w:rPr>
+          <w:rFonts w:cs="Times New Roman"/>
+          <w:sz w:val="28"/>
+          <w:szCs w:val="28"/>
+        </w:rPr>
+        <w:t>.</w:t>
+      </w:r>
+    </w:p>
+    <w:p>
+      <w:pPr>
+        <w:numPr>
+          <w:ilvl w:val="0"/>
+          <w:numId w:val="9"/>
+        </w:numPr>
+        <w:spacing w:after="120"/>
+        <w:jc w:val="both"/>
+        <w:rPr>
+          <w:rFonts w:cs="Times New Roman"/>
+          <w:sz w:val="28"/>
+          <w:szCs w:val="28"/>
+        </w:rPr>
+      </w:pPr>
+      <w:r>
+        <w:rPr>
+          <w:rFonts w:cs="Times New Roman"/>
+          <w:sz w:val="28"/>
+          <w:szCs w:val="28"/>
+        </w:rPr>
+        <w:t>Перекрыть</w:t>
+      </w:r>
+      <w:r>
+        <w:rPr>
+          <w:rFonts w:cs="Times New Roman"/>
+          <w:sz w:val="28"/>
+          <w:szCs w:val="28"/>
+        </w:rPr>
+        <w:t xml:space="preserve"> </w:t>
+      </w:r>
+      <w:r>
+        <w:rPr>
+          <w:rFonts w:cs="Times New Roman"/>
+          <w:sz w:val="28"/>
+          <w:szCs w:val="28"/>
+        </w:rPr>
+        <w:t xml:space="preserve">комбинированный кран </w:t>
+      </w:r>
+      <w:r>
+        <w:rPr>
+          <w:rFonts w:cs="Times New Roman"/>
+          <w:sz w:val="28"/>
+          <w:szCs w:val="28"/>
+        </w:rPr>
+        <w:t>(</w:t>
+      </w:r>
+      <w:r>
+        <w:rPr>
+          <w:rFonts w:cs="Times New Roman"/>
+          <w:sz w:val="28"/>
+          <w:szCs w:val="28"/>
+          <w:lang w:val="en-US"/>
+        </w:rPr>
+        <w:t>Ctrl</w:t>
+      </w:r>
+      <w:r>
+        <w:rPr>
+          <w:rFonts w:cs="Times New Roman"/>
+          <w:sz w:val="28"/>
+          <w:szCs w:val="28"/>
+        </w:rPr>
+        <w:t xml:space="preserve"> + </w:t>
+      </w:r>
+      <w:r>
+        <w:rPr>
+          <w:rFonts w:cs="Times New Roman"/>
+          <w:sz w:val="28"/>
+          <w:szCs w:val="28"/>
+          <w:lang w:val="en-US"/>
+        </w:rPr>
+        <w:t>Backspace</w:t>
+      </w:r>
+      <w:r>
+        <w:rPr>
+          <w:rFonts w:cs="Times New Roman"/>
+          <w:sz w:val="28"/>
+          <w:szCs w:val="28"/>
+        </w:rPr>
+        <w:t>)</w:t>
+      </w:r>
+      <w:r>
+        <w:rPr>
+          <w:rFonts w:cs="Times New Roman"/>
+          <w:sz w:val="28"/>
+          <w:szCs w:val="28"/>
+        </w:rPr>
+        <w:t>.</w:t>
+      </w:r>
+    </w:p>
+    <w:p>
+      <w:pPr>
+        <w:numPr>
+          <w:ilvl w:val="0"/>
+          <w:numId w:val="9"/>
+        </w:numPr>
+        <w:spacing w:after="120"/>
+        <w:jc w:val="both"/>
+        <w:rPr>
+          <w:rFonts w:cs="Times New Roman"/>
+          <w:sz w:val="28"/>
+          <w:szCs w:val="28"/>
+        </w:rPr>
+      </w:pPr>
+      <w:r>
+        <w:rPr>
+          <w:rFonts w:cs="Times New Roman"/>
+          <w:sz w:val="28"/>
+          <w:szCs w:val="28"/>
+        </w:rPr>
+        <w:t xml:space="preserve">Выключить вспомогательные машины, </w:t>
+      </w:r>
+      <w:proofErr w:type="spellStart"/>
+      <w:r>
+        <w:rPr>
+          <w:rFonts w:cs="Times New Roman"/>
+          <w:sz w:val="28"/>
+          <w:szCs w:val="28"/>
+        </w:rPr>
+        <w:t>фазоращепитель</w:t>
+      </w:r>
+      <w:proofErr w:type="spellEnd"/>
+      <w:r>
+        <w:rPr>
+          <w:rFonts w:cs="Times New Roman"/>
+          <w:sz w:val="28"/>
+          <w:szCs w:val="28"/>
+        </w:rPr>
+        <w:t xml:space="preserve">, отключить главный выключатель, опустить </w:t>
+      </w:r>
+      <w:proofErr w:type="spellStart"/>
+      <w:r>
+        <w:rPr>
+          <w:rFonts w:cs="Times New Roman"/>
+          <w:sz w:val="28"/>
+          <w:szCs w:val="28"/>
+        </w:rPr>
+        <w:t>токоприемник</w:t>
+      </w:r>
+      <w:proofErr w:type="spellEnd"/>
+      <w:r>
+        <w:rPr>
+          <w:rFonts w:cs="Times New Roman"/>
+          <w:sz w:val="28"/>
+          <w:szCs w:val="28"/>
+        </w:rPr>
+        <w:t>.</w:t>
+      </w:r>
+    </w:p>
+    <w:p>
+      <w:pPr>
+        <w:numPr>
+          <w:ilvl w:val="0"/>
+          <w:numId w:val="9"/>
+        </w:numPr>
+        <w:spacing w:after="120"/>
+        <w:jc w:val="both"/>
+        <w:rPr>
+          <w:rFonts w:cs="Times New Roman"/>
+          <w:sz w:val="28"/>
+          <w:szCs w:val="28"/>
+        </w:rPr>
+      </w:pPr>
+      <w:r>
+        <w:rPr>
+          <w:rFonts w:cs="Times New Roman"/>
+          <w:sz w:val="28"/>
+          <w:szCs w:val="28"/>
+        </w:rPr>
+        <w:t xml:space="preserve">Перевести реверсивную рукоятку в нейтральное положение </w:t>
+      </w:r>
+      <w:r>
+        <w:rPr>
+          <w:rFonts w:cs="Times New Roman"/>
+          <w:sz w:val="28"/>
+          <w:szCs w:val="28"/>
+        </w:rPr>
+        <w:t>(</w:t>
+      </w:r>
+      <w:r>
+        <w:rPr>
+          <w:rFonts w:cs="Times New Roman"/>
+          <w:sz w:val="28"/>
+          <w:szCs w:val="28"/>
+          <w:lang w:val="en-US"/>
+        </w:rPr>
+        <w:t>W</w:t>
+      </w:r>
+      <w:r>
+        <w:rPr>
+          <w:rFonts w:cs="Times New Roman"/>
+          <w:sz w:val="28"/>
+          <w:szCs w:val="28"/>
+        </w:rPr>
+        <w:t xml:space="preserve"> </w:t>
+      </w:r>
+      <w:r>
+        <w:rPr>
+          <w:rFonts w:cs="Times New Roman"/>
+          <w:sz w:val="28"/>
+          <w:szCs w:val="28"/>
+        </w:rPr>
+        <w:t xml:space="preserve">или </w:t>
+      </w:r>
+      <w:r>
+        <w:rPr>
+          <w:rFonts w:cs="Times New Roman"/>
+          <w:sz w:val="28"/>
+          <w:szCs w:val="28"/>
+          <w:lang w:val="en-US"/>
+        </w:rPr>
+        <w:t>S</w:t>
+      </w:r>
+      <w:r>
+        <w:rPr>
+          <w:rFonts w:cs="Times New Roman"/>
+          <w:sz w:val="28"/>
+          <w:szCs w:val="28"/>
+        </w:rPr>
+        <w:t xml:space="preserve">, </w:t>
+      </w:r>
+      <w:r>
+        <w:rPr>
+          <w:rFonts w:cs="Times New Roman"/>
+          <w:sz w:val="28"/>
+          <w:szCs w:val="28"/>
+        </w:rPr>
+        <w:t>в зависимости от текущего положения)</w:t>
+      </w:r>
+      <w:r>
+        <w:rPr>
+          <w:rFonts w:cs="Times New Roman"/>
+          <w:sz w:val="28"/>
+          <w:szCs w:val="28"/>
+        </w:rPr>
+        <w:t>.</w:t>
+      </w:r>
+    </w:p>
+    <w:p>
+      <w:pPr>
+        <w:numPr>
+          <w:ilvl w:val="0"/>
+          <w:numId w:val="9"/>
+        </w:numPr>
+        <w:spacing w:after="120"/>
+        <w:jc w:val="both"/>
+        <w:rPr>
+          <w:rFonts w:cs="Times New Roman"/>
+          <w:sz w:val="28"/>
+          <w:szCs w:val="28"/>
+        </w:rPr>
+      </w:pPr>
+      <w:r>
+        <w:rPr>
+          <w:rFonts w:cs="Times New Roman"/>
+          <w:sz w:val="28"/>
+          <w:szCs w:val="28"/>
+        </w:rPr>
+        <w:t xml:space="preserve">Извлечь реверсивную рукоятку </w:t>
+      </w:r>
+      <w:r>
+        <w:rPr>
+          <w:rFonts w:cs="Times New Roman"/>
+          <w:sz w:val="28"/>
+          <w:szCs w:val="28"/>
+        </w:rPr>
+        <w:t>(</w:t>
+      </w:r>
+      <w:r>
+        <w:rPr>
+          <w:rFonts w:cs="Times New Roman"/>
+          <w:sz w:val="28"/>
+          <w:szCs w:val="28"/>
+          <w:lang w:val="en-US"/>
+        </w:rPr>
+        <w:t>Ctrl</w:t>
+      </w:r>
+      <w:r>
+        <w:rPr>
+          <w:rFonts w:cs="Times New Roman"/>
+          <w:sz w:val="28"/>
+          <w:szCs w:val="28"/>
+        </w:rPr>
+        <w:t xml:space="preserve"> + </w:t>
+      </w:r>
+      <w:r>
+        <w:rPr>
+          <w:rFonts w:cs="Times New Roman"/>
+          <w:sz w:val="28"/>
+          <w:szCs w:val="28"/>
+          <w:lang w:val="en-US"/>
+        </w:rPr>
+        <w:t>W</w:t>
+      </w:r>
+      <w:r>
+        <w:rPr>
+          <w:rFonts w:cs="Times New Roman"/>
+          <w:sz w:val="28"/>
+          <w:szCs w:val="28"/>
+        </w:rPr>
+        <w:t>)</w:t>
+      </w:r>
+      <w:r>
+        <w:rPr>
+          <w:rFonts w:cs="Times New Roman"/>
+          <w:sz w:val="28"/>
+          <w:szCs w:val="28"/>
+        </w:rPr>
+        <w:t>.</w:t>
+      </w:r>
+    </w:p>
+    <w:p>
+      <w:pPr>
+        <w:numPr>
+          <w:ilvl w:val="0"/>
+          <w:numId w:val="9"/>
+        </w:numPr>
+        <w:spacing w:after="120"/>
+        <w:jc w:val="both"/>
+        <w:rPr>
+          <w:rFonts w:cs="Times New Roman"/>
+          <w:sz w:val="28"/>
+          <w:szCs w:val="28"/>
+        </w:rPr>
+      </w:pPr>
+      <w:r>
+        <w:rPr>
+          <w:rFonts w:cs="Times New Roman"/>
+          <w:sz w:val="28"/>
+          <w:szCs w:val="28"/>
+        </w:rPr>
+        <w:t xml:space="preserve">Выключить ЭПК автостопа </w:t>
+      </w:r>
+      <w:r>
+        <w:rPr>
+          <w:rFonts w:cs="Times New Roman"/>
+          <w:sz w:val="28"/>
+          <w:szCs w:val="28"/>
+        </w:rPr>
+        <w:t>(</w:t>
+      </w:r>
+      <w:r>
+        <w:rPr>
+          <w:rFonts w:cs="Times New Roman"/>
+          <w:sz w:val="28"/>
+          <w:szCs w:val="28"/>
+          <w:lang w:val="en-US"/>
+        </w:rPr>
+        <w:t>Ctrl</w:t>
+      </w:r>
+      <w:r>
+        <w:rPr>
+          <w:rFonts w:cs="Times New Roman"/>
+          <w:sz w:val="28"/>
+          <w:szCs w:val="28"/>
+        </w:rPr>
+        <w:t xml:space="preserve"> + </w:t>
+      </w:r>
+      <w:r>
+        <w:rPr>
+          <w:rFonts w:cs="Times New Roman"/>
+          <w:sz w:val="28"/>
+          <w:szCs w:val="28"/>
+          <w:lang w:val="en-US"/>
+        </w:rPr>
+        <w:t>N</w:t>
+      </w:r>
+      <w:r>
+        <w:rPr>
+          <w:rFonts w:cs="Times New Roman"/>
+          <w:sz w:val="28"/>
+          <w:szCs w:val="28"/>
+        </w:rPr>
+        <w:t>)</w:t>
+      </w:r>
+      <w:r>
+        <w:rPr>
+          <w:rFonts w:cs="Times New Roman"/>
+          <w:sz w:val="28"/>
+          <w:szCs w:val="28"/>
+        </w:rPr>
+        <w:t>.</w:t>
+      </w:r>
+    </w:p>
+    <w:p>
+      <w:pPr>
+        <w:numPr>
+          <w:ilvl w:val="0"/>
+          <w:numId w:val="9"/>
+        </w:numPr>
+        <w:spacing w:after="120"/>
+        <w:jc w:val="both"/>
+        <w:rPr>
+          <w:rFonts w:cs="Times New Roman"/>
+          <w:sz w:val="28"/>
+          <w:szCs w:val="28"/>
+        </w:rPr>
+      </w:pPr>
+      <w:r>
+        <w:rPr>
+          <w:rFonts w:cs="Times New Roman"/>
+          <w:sz w:val="28"/>
+          <w:szCs w:val="28"/>
+        </w:rPr>
+        <w:t xml:space="preserve">Извлечь ключ ЭПК автостопа </w:t>
+      </w:r>
+      <w:r>
+        <w:rPr>
+          <w:rFonts w:cs="Times New Roman"/>
+          <w:sz w:val="28"/>
+          <w:szCs w:val="28"/>
+        </w:rPr>
+        <w:t>(</w:t>
+      </w:r>
+      <w:r>
+        <w:rPr>
+          <w:rFonts w:cs="Times New Roman"/>
+          <w:sz w:val="28"/>
+          <w:szCs w:val="28"/>
+          <w:lang w:val="en-US"/>
+        </w:rPr>
+        <w:t>Alt</w:t>
+      </w:r>
+      <w:r>
+        <w:rPr>
+          <w:rFonts w:cs="Times New Roman"/>
+          <w:sz w:val="28"/>
+          <w:szCs w:val="28"/>
+        </w:rPr>
+        <w:t xml:space="preserve"> + </w:t>
+      </w:r>
+      <w:r>
+        <w:rPr>
+          <w:rFonts w:cs="Times New Roman"/>
+          <w:sz w:val="28"/>
+          <w:szCs w:val="28"/>
+          <w:lang w:val="en-US"/>
+        </w:rPr>
+        <w:t>N</w:t>
+      </w:r>
+      <w:r>
+        <w:rPr>
+          <w:rFonts w:cs="Times New Roman"/>
+          <w:sz w:val="28"/>
+          <w:szCs w:val="28"/>
+        </w:rPr>
+        <w:t>)</w:t>
+      </w:r>
+      <w:r>
+        <w:rPr>
+          <w:rFonts w:cs="Times New Roman"/>
+          <w:sz w:val="28"/>
+          <w:szCs w:val="28"/>
+        </w:rPr>
+        <w:t>.</w:t>
+      </w:r>
+    </w:p>
+    <w:p>
+      <w:pPr>
+        <w:numPr>
+          <w:ilvl w:val="0"/>
+          <w:numId w:val="9"/>
+        </w:numPr>
+        <w:spacing w:after="120"/>
+        <w:jc w:val="both"/>
+        <w:rPr>
+          <w:rFonts w:cs="Times New Roman"/>
+          <w:sz w:val="28"/>
+          <w:szCs w:val="28"/>
+        </w:rPr>
+      </w:pPr>
+      <w:r>
+        <w:rPr>
+          <w:rFonts w:cs="Times New Roman"/>
+          <w:sz w:val="28"/>
+          <w:szCs w:val="28"/>
+        </w:rPr>
+        <w:t>Перейти в другую кабину (</w:t>
+      </w:r>
+      <w:r>
+        <w:rPr>
+          <w:rFonts w:cs="Times New Roman"/>
+          <w:sz w:val="28"/>
+          <w:szCs w:val="28"/>
+          <w:lang w:val="en-US"/>
+        </w:rPr>
+        <w:t>Tab</w:t>
+      </w:r>
+      <w:r>
+        <w:rPr>
+          <w:rFonts w:cs="Times New Roman"/>
+          <w:sz w:val="28"/>
+          <w:szCs w:val="28"/>
+        </w:rPr>
+        <w:t>)</w:t>
+      </w:r>
+      <w:r>
+        <w:rPr>
+          <w:rFonts w:cs="Times New Roman"/>
+          <w:sz w:val="28"/>
+          <w:szCs w:val="28"/>
+        </w:rPr>
+        <w:t>.</w:t>
+      </w:r>
+    </w:p>
+    <w:p>
+      <w:pPr>
+        <w:numPr>
+          <w:ilvl w:val="0"/>
+          <w:numId w:val="9"/>
+        </w:numPr>
+        <w:spacing w:after="120"/>
+        <w:jc w:val="both"/>
+        <w:rPr>
+          <w:rFonts w:cs="Times New Roman"/>
+          <w:sz w:val="28"/>
+          <w:szCs w:val="28"/>
+        </w:rPr>
+      </w:pPr>
+      <w:r>
+        <w:rPr>
+          <w:rFonts w:cs="Times New Roman"/>
+          <w:sz w:val="28"/>
+          <w:szCs w:val="28"/>
+        </w:rPr>
+        <w:t>Взять управление в другой кабине (</w:t>
+      </w:r>
+      <w:r>
+        <w:rPr>
+          <w:rFonts w:cs="Times New Roman"/>
+          <w:sz w:val="28"/>
+          <w:szCs w:val="28"/>
+          <w:lang w:val="en-US"/>
+        </w:rPr>
+        <w:t>Enter</w:t>
+      </w:r>
+      <w:r>
+        <w:rPr>
+          <w:rFonts w:cs="Times New Roman"/>
+          <w:sz w:val="28"/>
+          <w:szCs w:val="28"/>
+        </w:rPr>
+        <w:t>)</w:t>
+      </w:r>
+      <w:r>
+        <w:rPr>
+          <w:rFonts w:cs="Times New Roman"/>
+          <w:sz w:val="28"/>
+          <w:szCs w:val="28"/>
+        </w:rPr>
+        <w:t>.</w:t>
+      </w:r>
+    </w:p>
+    <w:p>
+      <w:pPr>
+        <w:numPr>
+          <w:ilvl w:val="0"/>
+          <w:numId w:val="9"/>
+        </w:numPr>
+        <w:spacing w:after="120"/>
+        <w:jc w:val="both"/>
+        <w:rPr>
+          <w:rFonts w:cs="Times New Roman"/>
+          <w:sz w:val="28"/>
+          <w:szCs w:val="28"/>
+        </w:rPr>
+      </w:pPr>
+      <w:r>
+        <w:rPr>
+          <w:rFonts w:cs="Times New Roman"/>
+          <w:sz w:val="28"/>
+          <w:szCs w:val="28"/>
+        </w:rPr>
+        <w:t xml:space="preserve">Вставить ключ ЭПК автостопа </w:t>
+      </w:r>
+      <w:r>
+        <w:rPr>
+          <w:rFonts w:cs="Times New Roman"/>
+          <w:sz w:val="28"/>
+          <w:szCs w:val="28"/>
+        </w:rPr>
+        <w:t>(</w:t>
+      </w:r>
+      <w:r>
+        <w:rPr>
+          <w:rFonts w:cs="Times New Roman"/>
+          <w:sz w:val="28"/>
+          <w:szCs w:val="28"/>
+          <w:lang w:val="en-US"/>
+        </w:rPr>
+        <w:t>Alt</w:t>
+      </w:r>
+      <w:r>
+        <w:rPr>
+          <w:rFonts w:cs="Times New Roman"/>
+          <w:sz w:val="28"/>
+          <w:szCs w:val="28"/>
+        </w:rPr>
+        <w:t xml:space="preserve"> + </w:t>
+      </w:r>
+      <w:r>
+        <w:rPr>
+          <w:rFonts w:cs="Times New Roman"/>
+          <w:sz w:val="28"/>
+          <w:szCs w:val="28"/>
+          <w:lang w:val="en-US"/>
+        </w:rPr>
+        <w:t>N</w:t>
+      </w:r>
+      <w:r>
+        <w:rPr>
+          <w:rFonts w:cs="Times New Roman"/>
+          <w:sz w:val="28"/>
+          <w:szCs w:val="28"/>
+        </w:rPr>
+        <w:t>)</w:t>
+      </w:r>
+      <w:r>
+        <w:rPr>
+          <w:rFonts w:cs="Times New Roman"/>
+          <w:sz w:val="28"/>
+          <w:szCs w:val="28"/>
+        </w:rPr>
+        <w:t>.</w:t>
+      </w:r>
+    </w:p>
+    <w:p>
+      <w:pPr>
+        <w:numPr>
+          <w:ilvl w:val="0"/>
+          <w:numId w:val="9"/>
+        </w:numPr>
+        <w:spacing w:after="120"/>
+        <w:jc w:val="both"/>
+        <w:rPr>
+          <w:rFonts w:cs="Times New Roman"/>
+          <w:sz w:val="28"/>
+          <w:szCs w:val="28"/>
+        </w:rPr>
+      </w:pPr>
+      <w:r>
+        <w:rPr>
+          <w:rFonts w:cs="Times New Roman"/>
+          <w:sz w:val="28"/>
+          <w:szCs w:val="28"/>
+        </w:rPr>
+        <w:t xml:space="preserve">Вставить реверсивную рукоятку </w:t>
+      </w:r>
+      <w:r>
+        <w:rPr>
+          <w:rFonts w:cs="Times New Roman"/>
+          <w:sz w:val="28"/>
+          <w:szCs w:val="28"/>
+        </w:rPr>
+        <w:t>(</w:t>
+      </w:r>
+      <w:r>
+        <w:rPr>
+          <w:rFonts w:cs="Times New Roman"/>
+          <w:sz w:val="28"/>
+          <w:szCs w:val="28"/>
+          <w:lang w:val="en-US"/>
+        </w:rPr>
+        <w:t>Shift</w:t>
+      </w:r>
+      <w:r>
+        <w:rPr>
+          <w:rFonts w:cs="Times New Roman"/>
+          <w:sz w:val="28"/>
+          <w:szCs w:val="28"/>
+        </w:rPr>
+        <w:t xml:space="preserve"> + </w:t>
+      </w:r>
+      <w:r>
+        <w:rPr>
+          <w:rFonts w:cs="Times New Roman"/>
+          <w:sz w:val="28"/>
+          <w:szCs w:val="28"/>
+          <w:lang w:val="en-US"/>
+        </w:rPr>
+        <w:t>W</w:t>
+      </w:r>
+      <w:r>
+        <w:rPr>
+          <w:rFonts w:cs="Times New Roman"/>
+          <w:sz w:val="28"/>
+          <w:szCs w:val="28"/>
+        </w:rPr>
+        <w:t>)</w:t>
+      </w:r>
+      <w:r>
+        <w:rPr>
+          <w:rFonts w:cs="Times New Roman"/>
+          <w:sz w:val="28"/>
+          <w:szCs w:val="28"/>
+        </w:rPr>
+        <w:t>.</w:t>
+      </w:r>
+    </w:p>
+    <w:p>
+      <w:pPr>
+        <w:numPr>
+          <w:ilvl w:val="0"/>
+          <w:numId w:val="9"/>
+        </w:numPr>
+        <w:spacing w:after="120"/>
+        <w:jc w:val="both"/>
+        <w:rPr>
+          <w:rFonts w:cs="Times New Roman"/>
+          <w:sz w:val="28"/>
+          <w:szCs w:val="28"/>
+        </w:rPr>
+      </w:pPr>
+      <w:r>
+        <w:rPr>
+          <w:rFonts w:cs="Times New Roman"/>
+          <w:sz w:val="28"/>
+          <w:szCs w:val="28"/>
+        </w:rPr>
+        <w:t>Открыть комбинированный кран (</w:t>
+      </w:r>
+      <w:r>
+        <w:rPr>
+          <w:rFonts w:cs="Times New Roman"/>
+          <w:sz w:val="28"/>
+          <w:szCs w:val="28"/>
+          <w:lang w:val="en-US"/>
+        </w:rPr>
+        <w:t>Shift</w:t>
+      </w:r>
+      <w:r>
+        <w:rPr>
+          <w:rFonts w:cs="Times New Roman"/>
+          <w:sz w:val="28"/>
+          <w:szCs w:val="28"/>
+        </w:rPr>
+        <w:t xml:space="preserve"> + </w:t>
+      </w:r>
+      <w:r>
+        <w:rPr>
+          <w:rFonts w:cs="Times New Roman"/>
+          <w:sz w:val="28"/>
+          <w:szCs w:val="28"/>
+          <w:lang w:val="en-US"/>
+        </w:rPr>
+        <w:t>Backspace</w:t>
+      </w:r>
+      <w:r>
+        <w:rPr>
+          <w:rFonts w:cs="Times New Roman"/>
+          <w:sz w:val="28"/>
+          <w:szCs w:val="28"/>
+        </w:rPr>
+        <w:t>)</w:t>
+      </w:r>
+      <w:r>
+        <w:rPr>
+          <w:rFonts w:cs="Times New Roman"/>
+          <w:sz w:val="28"/>
+          <w:szCs w:val="28"/>
+        </w:rPr>
+        <w:t>.</w:t>
+      </w:r>
+    </w:p>
+    <w:p>
+      <w:pPr>
+        <w:numPr>
+          <w:ilvl w:val="0"/>
+          <w:numId w:val="9"/>
+        </w:numPr>
+        <w:spacing w:after="120"/>
+        <w:jc w:val="both"/>
+        <w:rPr>
+          <w:rFonts w:cs="Times New Roman"/>
+          <w:sz w:val="28"/>
+          <w:szCs w:val="28"/>
+        </w:rPr>
+      </w:pPr>
+      <w:r>
+        <w:rPr>
+          <w:rFonts w:cs="Times New Roman"/>
+          <w:sz w:val="28"/>
+          <w:szCs w:val="28"/>
+        </w:rPr>
+        <w:t xml:space="preserve">Вставить рукоятку устройства блокировки тормозов и включить его </w:t>
+      </w:r>
+      <w:r>
+        <w:rPr>
+          <w:rFonts w:cs="Times New Roman"/>
+          <w:sz w:val="28"/>
+          <w:szCs w:val="28"/>
+        </w:rPr>
+        <w:t>(</w:t>
+      </w:r>
+      <w:r>
+        <w:rPr>
+          <w:rFonts w:cs="Times New Roman"/>
+          <w:sz w:val="28"/>
+          <w:szCs w:val="28"/>
+          <w:lang w:val="en-US"/>
+        </w:rPr>
+        <w:t>Alt</w:t>
+      </w:r>
+      <w:r>
+        <w:rPr>
+          <w:rFonts w:cs="Times New Roman"/>
+          <w:sz w:val="28"/>
+          <w:szCs w:val="28"/>
+        </w:rPr>
+        <w:t xml:space="preserve"> + </w:t>
+      </w:r>
+      <w:r>
+        <w:rPr>
+          <w:rFonts w:cs="Times New Roman"/>
+          <w:sz w:val="28"/>
+          <w:szCs w:val="28"/>
+          <w:lang w:val="en-US"/>
+        </w:rPr>
+        <w:t>Backspace</w:t>
+      </w:r>
+      <w:r>
+        <w:rPr>
+          <w:rFonts w:cs="Times New Roman"/>
+          <w:sz w:val="28"/>
+          <w:szCs w:val="28"/>
+        </w:rPr>
+        <w:t>)</w:t>
+      </w:r>
+      <w:r>
+        <w:rPr>
+          <w:rFonts w:cs="Times New Roman"/>
+          <w:sz w:val="28"/>
+          <w:szCs w:val="28"/>
+        </w:rPr>
+        <w:t>.</w:t>
+      </w:r>
+    </w:p>
+    <w:p>
+      <w:pPr>
+        <w:numPr>
+          <w:ilvl w:val="0"/>
+          <w:numId w:val="9"/>
+        </w:numPr>
+        <w:spacing w:after="120"/>
+        <w:jc w:val="both"/>
+        <w:rPr>
+          <w:rFonts w:cs="Times New Roman"/>
+          <w:sz w:val="28"/>
+          <w:szCs w:val="28"/>
+        </w:rPr>
+      </w:pPr>
+      <w:r>
+        <w:rPr>
+          <w:rFonts w:cs="Times New Roman"/>
+          <w:sz w:val="28"/>
+          <w:szCs w:val="28"/>
+        </w:rPr>
+        <w:t xml:space="preserve">Поднять </w:t>
+      </w:r>
+      <w:proofErr w:type="spellStart"/>
+      <w:r>
+        <w:rPr>
+          <w:rFonts w:cs="Times New Roman"/>
+          <w:sz w:val="28"/>
+          <w:szCs w:val="28"/>
+        </w:rPr>
+        <w:t>токоприемник</w:t>
+      </w:r>
+      <w:proofErr w:type="spellEnd"/>
+      <w:r>
+        <w:rPr>
+          <w:rFonts w:cs="Times New Roman"/>
+          <w:sz w:val="28"/>
+          <w:szCs w:val="28"/>
+        </w:rPr>
+        <w:t>, привести в действие вспомогательные машины.</w:t>
+      </w:r>
+    </w:p>
+    <w:p>
+      <w:pPr>
+        <w:numPr>
+          <w:ilvl w:val="0"/>
+          <w:numId w:val="9"/>
+        </w:numPr>
+        <w:spacing w:after="120"/>
+        <w:jc w:val="both"/>
+        <w:rPr>
+          <w:rFonts w:cs="Times New Roman"/>
+          <w:sz w:val="28"/>
+          <w:szCs w:val="28"/>
+        </w:rPr>
+      </w:pPr>
+      <w:r>
+        <w:rPr>
+          <w:rFonts w:cs="Times New Roman"/>
+          <w:sz w:val="28"/>
+          <w:szCs w:val="28"/>
+        </w:rPr>
+        <w:t xml:space="preserve">Зарядить тормозную магистраль </w:t>
+      </w:r>
+      <w:proofErr w:type="spellStart"/>
+      <w:r>
+        <w:rPr>
+          <w:rFonts w:cs="Times New Roman"/>
+          <w:sz w:val="28"/>
+          <w:szCs w:val="28"/>
+        </w:rPr>
+        <w:t>путем</w:t>
+      </w:r>
+      <w:proofErr w:type="spellEnd"/>
+      <w:r>
+        <w:rPr>
+          <w:rFonts w:cs="Times New Roman"/>
+          <w:sz w:val="28"/>
+          <w:szCs w:val="28"/>
+        </w:rPr>
+        <w:t xml:space="preserve"> перевода крана машиниста в положение </w:t>
+      </w:r>
+      <w:r>
+        <w:rPr>
+          <w:rFonts w:cs="Times New Roman"/>
+          <w:sz w:val="28"/>
+          <w:szCs w:val="28"/>
+          <w:lang w:val="en-US"/>
+        </w:rPr>
+        <w:t>II</w:t>
+      </w:r>
+      <w:r>
+        <w:rPr>
+          <w:rFonts w:cs="Times New Roman"/>
+          <w:sz w:val="28"/>
+          <w:szCs w:val="28"/>
+        </w:rPr>
+        <w:t xml:space="preserve"> </w:t>
+      </w:r>
+      <w:r>
+        <w:rPr>
+          <w:rFonts w:cs="Times New Roman"/>
+          <w:sz w:val="28"/>
+          <w:szCs w:val="28"/>
+        </w:rPr>
+        <w:t>«Поездное» (</w:t>
+      </w:r>
+      <w:r>
+        <w:rPr>
+          <w:rFonts w:cs="Times New Roman"/>
+          <w:sz w:val="28"/>
+          <w:szCs w:val="28"/>
+        </w:rPr>
+        <w:t>;|</w:t>
+      </w:r>
+      <w:r>
+        <w:rPr>
+          <w:rFonts w:cs="Times New Roman"/>
+          <w:sz w:val="28"/>
+          <w:szCs w:val="28"/>
+        </w:rPr>
+        <w:t>ж)</w:t>
+      </w:r>
+    </w:p>
+    <w:p>
+      <w:pPr>
+        <w:spacing w:after="120"/>
+        <w:jc w:val="both"/>
+        <w:rPr>
+          <w:rFonts w:cs="Times New Roman"/>
+          <w:sz w:val="28"/>
+          <w:szCs w:val="28"/>
+        </w:rPr>
+      </w:pPr>
+    </w:p>
+    <w:p>
+      <w:pPr>
+        <w:spacing w:after="120"/>
+        <w:jc w:val="both"/>
+        <w:rPr>
+          <w:rFonts w:cs="Times New Roman"/>
+          <w:sz w:val="28"/>
+          <w:szCs w:val="28"/>
+        </w:rPr>
+      </w:pPr>
     </w:p>
     <w:sectPr>
       <w:pgSz w:w="11906" w:h="16838"/>
@@ -7778,7 +9131,7 @@
 </file>
 
 <file path=word/numbering.xml><?xml version="1.0" encoding="utf-8"?>
-<w:numbering xmlns:wpc="http://schemas.microsoft.com/office/word/2010/wordprocessingCanvas" xmlns:cx="http://schemas.microsoft.com/office/drawing/2014/chartex" xmlns:cx1="http://schemas.microsoft.com/office/drawing/2015/9/8/chartex" xmlns:cx2="http://schemas.microsoft.com/office/drawing/2015/10/21/chartex" xmlns:cx3="http://schemas.microsoft.com/office/drawing/2016/5/9/chartex" xmlns:cx4="http://schemas.microsoft.com/office/drawing/2016/5/10/chartex" xmlns:cx5="http://schemas.microsoft.com/office/drawing/2016/5/11/chartex" xmlns:cx6="http://schemas.microsoft.com/office/drawing/2016/5/12/chartex" xmlns:cx7="http://schemas.microsoft.com/office/drawing/2016/5/13/chartex" xmlns:cx8="http://schemas.microsoft.com/office/drawing/2016/5/14/chartex" xmlns:mc="http://schemas.openxmlformats.org/markup-compatibility/2006" xmlns:aink="http://schemas.microsoft.com/office/drawing/2016/ink" xmlns:am3d="http://schemas.microsoft.com/office/drawing/2017/model3d" xmlns:o="urn:schemas-microsoft-com:office:office" xmlns:r="http://schemas.openxmlformats.org/officeDocument/2006/relationships" xmlns:m="http://schemas.openxmlformats.org/officeDocument/2006/math" xmlns:v="urn:schemas-microsoft-com:vml" xmlns:wp14="http://schemas.microsoft.com/office/word/2010/wordprocessingDrawing" xmlns:wp="http://schemas.openxmlformats.org/drawingml/2006/wordprocessingDrawing" xmlns:w10="urn:schemas-microsoft-com:office:word" xmlns:w="http://schemas.openxmlformats.org/wordprocessingml/2006/main" xmlns:w14="http://schemas.microsoft.com/office/word/2010/wordml" xmlns:w15="http://schemas.microsoft.com/office/word/2012/wordml" xmlns:w16cex="http://schemas.microsoft.com/office/word/2018/wordml/cex" xmlns:w16cid="http://schemas.microsoft.com/office/word/2016/wordml/cid" xmlns:w16="http://schemas.microsoft.com/office/word/2018/wordml" xmlns:w16sdtdh="http://schemas.microsoft.com/office/word/2020/wordml/sdtdatahash" xmlns:w16se="http://schemas.microsoft.com/office/word/2015/wordml/symex" xmlns:wpg="http://schemas.microsoft.com/office/word/2010/wordprocessingGroup" xmlns:wpi="http://schemas.microsoft.com/office/word/2010/wordprocessingInk" xmlns:wne="http://schemas.microsoft.com/office/word/2006/wordml" xmlns:wps="http://schemas.microsoft.com/office/word/2010/wordprocessingShape" mc:Ignorable="w14 w15 w16se w16cid w16 w16cex w16sdtdh wp14">
+<w:numbering xmlns:wpc="http://schemas.microsoft.com/office/word/2010/wordprocessingCanvas" xmlns:cx="http://schemas.microsoft.com/office/drawing/2014/chartex" xmlns:mc="http://schemas.openxmlformats.org/markup-compatibility/2006" xmlns:o="urn:schemas-microsoft-com:office:office" xmlns:r="http://schemas.openxmlformats.org/officeDocument/2006/relationships" xmlns:m="http://schemas.openxmlformats.org/officeDocument/2006/math" xmlns:v="urn:schemas-microsoft-com:vml" xmlns:wp14="http://schemas.microsoft.com/office/word/2010/wordprocessingDrawing" xmlns:wp="http://schemas.openxmlformats.org/drawingml/2006/wordprocessingDrawing" xmlns:w10="urn:schemas-microsoft-com:office:word" xmlns:w="http://schemas.openxmlformats.org/wordprocessingml/2006/main" xmlns:w14="http://schemas.microsoft.com/office/word/2010/wordml" xmlns:w15="http://schemas.microsoft.com/office/word/2012/wordml" xmlns:w16se="http://schemas.microsoft.com/office/word/2015/wordml/symex" xmlns:wpg="http://schemas.microsoft.com/office/word/2010/wordprocessingGroup" xmlns:wpi="http://schemas.microsoft.com/office/word/2010/wordprocessingInk" xmlns:wne="http://schemas.microsoft.com/office/word/2006/wordml" xmlns:wps="http://schemas.microsoft.com/office/word/2010/wordprocessingShape" mc:Ignorable="w14 w15 w16se wp14">
   <w:abstractNum w:abstractNumId="0" w15:restartNumberingAfterBreak="0">
     <w:nsid w:val="033E0224"/>
     <w:multiLevelType w:val="hybridMultilevel"/>
@@ -7869,6 +9222,92 @@
     </w:lvl>
   </w:abstractNum>
   <w:abstractNum w:abstractNumId="1" w15:restartNumberingAfterBreak="0">
+    <w:nsid w:val="0FE62CA8"/>
+    <w:multiLevelType w:val="hybridMultilevel"/>
+    <w:tmpl w:val="DE5E4A5A"/>
+    <w:lvl w:ilvl="0" w:tplc="0419000F">
+      <w:start w:val="1"/>
+      <w:numFmt w:val="decimal"/>
+      <w:lvlText w:val="%1."/>
+      <w:lvlJc w:val="left"/>
+      <w:pPr>
+        <w:ind w:left="720" w:hanging="360"/>
+      </w:pPr>
+    </w:lvl>
+    <w:lvl w:ilvl="1" w:tplc="04190019" w:tentative="1">
+      <w:start w:val="1"/>
+      <w:numFmt w:val="lowerLetter"/>
+      <w:lvlText w:val="%2."/>
+      <w:lvlJc w:val="left"/>
+      <w:pPr>
+        <w:ind w:left="1440" w:hanging="360"/>
+      </w:pPr>
+    </w:lvl>
+    <w:lvl w:ilvl="2" w:tplc="0419001B" w:tentative="1">
+      <w:start w:val="1"/>
+      <w:numFmt w:val="lowerRoman"/>
+      <w:lvlText w:val="%3."/>
+      <w:lvlJc w:val="right"/>
+      <w:pPr>
+        <w:ind w:left="2160" w:hanging="180"/>
+      </w:pPr>
+    </w:lvl>
+    <w:lvl w:ilvl="3" w:tplc="0419000F" w:tentative="1">
+      <w:start w:val="1"/>
+      <w:numFmt w:val="decimal"/>
+      <w:lvlText w:val="%4."/>
+      <w:lvlJc w:val="left"/>
+      <w:pPr>
+        <w:ind w:left="2880" w:hanging="360"/>
+      </w:pPr>
+    </w:lvl>
+    <w:lvl w:ilvl="4" w:tplc="04190019" w:tentative="1">
+      <w:start w:val="1"/>
+      <w:numFmt w:val="lowerLetter"/>
+      <w:lvlText w:val="%5."/>
+      <w:lvlJc w:val="left"/>
+      <w:pPr>
+        <w:ind w:left="3600" w:hanging="360"/>
+      </w:pPr>
+    </w:lvl>
+    <w:lvl w:ilvl="5" w:tplc="0419001B" w:tentative="1">
+      <w:start w:val="1"/>
+      <w:numFmt w:val="lowerRoman"/>
+      <w:lvlText w:val="%6."/>
+      <w:lvlJc w:val="right"/>
+      <w:pPr>
+        <w:ind w:left="4320" w:hanging="180"/>
+      </w:pPr>
+    </w:lvl>
+    <w:lvl w:ilvl="6" w:tplc="0419000F" w:tentative="1">
+      <w:start w:val="1"/>
+      <w:numFmt w:val="decimal"/>
+      <w:lvlText w:val="%7."/>
+      <w:lvlJc w:val="left"/>
+      <w:pPr>
+        <w:ind w:left="5040" w:hanging="360"/>
+      </w:pPr>
+    </w:lvl>
+    <w:lvl w:ilvl="7" w:tplc="04190019" w:tentative="1">
+      <w:start w:val="1"/>
+      <w:numFmt w:val="lowerLetter"/>
+      <w:lvlText w:val="%8."/>
+      <w:lvlJc w:val="left"/>
+      <w:pPr>
+        <w:ind w:left="5760" w:hanging="360"/>
+      </w:pPr>
+    </w:lvl>
+    <w:lvl w:ilvl="8" w:tplc="0419001B" w:tentative="1">
+      <w:start w:val="1"/>
+      <w:numFmt w:val="lowerRoman"/>
+      <w:lvlText w:val="%9."/>
+      <w:lvlJc w:val="right"/>
+      <w:pPr>
+        <w:ind w:left="6480" w:hanging="180"/>
+      </w:pPr>
+    </w:lvl>
+  </w:abstractNum>
+  <w:abstractNum w:abstractNumId="2" w15:restartNumberingAfterBreak="0">
     <w:nsid w:val="1E3F0820"/>
     <w:multiLevelType w:val="hybridMultilevel"/>
     <w:tmpl w:val="E28CACFC"/>
@@ -7960,7 +9399,7 @@
       </w:pPr>
     </w:lvl>
   </w:abstractNum>
-  <w:abstractNum w:abstractNumId="2" w15:restartNumberingAfterBreak="0">
+  <w:abstractNum w:abstractNumId="3" w15:restartNumberingAfterBreak="0">
     <w:nsid w:val="1F5413BB"/>
     <w:multiLevelType w:val="hybridMultilevel"/>
     <w:tmpl w:val="863C376A"/>
@@ -8049,7 +9488,7 @@
       </w:pPr>
     </w:lvl>
   </w:abstractNum>
-  <w:abstractNum w:abstractNumId="3" w15:restartNumberingAfterBreak="0">
+  <w:abstractNum w:abstractNumId="4" w15:restartNumberingAfterBreak="0">
     <w:nsid w:val="32134B04"/>
     <w:multiLevelType w:val="hybridMultilevel"/>
     <w:tmpl w:val="D3B8BC0A"/>
@@ -8138,7 +9577,7 @@
       </w:pPr>
     </w:lvl>
   </w:abstractNum>
-  <w:abstractNum w:abstractNumId="4" w15:restartNumberingAfterBreak="0">
+  <w:abstractNum w:abstractNumId="5" w15:restartNumberingAfterBreak="0">
     <w:nsid w:val="33DF35C4"/>
     <w:multiLevelType w:val="hybridMultilevel"/>
     <w:tmpl w:val="A8F6705C"/>
@@ -8227,7 +9666,7 @@
       </w:pPr>
     </w:lvl>
   </w:abstractNum>
-  <w:abstractNum w:abstractNumId="5" w15:restartNumberingAfterBreak="0">
+  <w:abstractNum w:abstractNumId="6" w15:restartNumberingAfterBreak="0">
     <w:nsid w:val="34DA5293"/>
     <w:multiLevelType w:val="hybridMultilevel"/>
     <w:tmpl w:val="43B04C1E"/>
@@ -8316,7 +9755,7 @@
       </w:pPr>
     </w:lvl>
   </w:abstractNum>
-  <w:abstractNum w:abstractNumId="6" w15:restartNumberingAfterBreak="0">
+  <w:abstractNum w:abstractNumId="7" w15:restartNumberingAfterBreak="0">
     <w:nsid w:val="56DD1352"/>
     <w:multiLevelType w:val="hybridMultilevel"/>
     <w:tmpl w:val="33769410"/>
@@ -8405,7 +9844,7 @@
       </w:pPr>
     </w:lvl>
   </w:abstractNum>
-  <w:abstractNum w:abstractNumId="7" w15:restartNumberingAfterBreak="0">
+  <w:abstractNum w:abstractNumId="8" w15:restartNumberingAfterBreak="0">
     <w:nsid w:val="7CD12EE2"/>
     <w:multiLevelType w:val="hybridMultilevel"/>
     <w:tmpl w:val="BFAEFC54"/>
@@ -8498,34 +9937,37 @@
     </w:lvl>
   </w:abstractNum>
   <w:num w:numId="1">
+    <w:abstractNumId w:val="4"/>
+  </w:num>
+  <w:num w:numId="2">
     <w:abstractNumId w:val="3"/>
   </w:num>
-  <w:num w:numId="2">
-    <w:abstractNumId w:val="2"/>
-  </w:num>
   <w:num w:numId="3">
-    <w:abstractNumId w:val="6"/>
+    <w:abstractNumId w:val="7"/>
   </w:num>
   <w:num w:numId="4">
     <w:abstractNumId w:val="0"/>
   </w:num>
   <w:num w:numId="5">
-    <w:abstractNumId w:val="7"/>
+    <w:abstractNumId w:val="8"/>
   </w:num>
   <w:num w:numId="6">
+    <w:abstractNumId w:val="6"/>
+  </w:num>
+  <w:num w:numId="7">
     <w:abstractNumId w:val="5"/>
   </w:num>
-  <w:num w:numId="7">
-    <w:abstractNumId w:val="4"/>
+  <w:num w:numId="8">
+    <w:abstractNumId w:val="2"/>
   </w:num>
-  <w:num w:numId="8">
+  <w:num w:numId="9">
     <w:abstractNumId w:val="1"/>
   </w:num>
 </w:numbering>
 </file>
 
 <file path=word/styles.xml><?xml version="1.0" encoding="utf-8"?>
-<w:styles xmlns:mc="http://schemas.openxmlformats.org/markup-compatibility/2006" xmlns:r="http://schemas.openxmlformats.org/officeDocument/2006/relationships" xmlns:w="http://schemas.openxmlformats.org/wordprocessingml/2006/main" xmlns:w14="http://schemas.microsoft.com/office/word/2010/wordml" xmlns:w15="http://schemas.microsoft.com/office/word/2012/wordml" xmlns:w16cex="http://schemas.microsoft.com/office/word/2018/wordml/cex" xmlns:w16cid="http://schemas.microsoft.com/office/word/2016/wordml/cid" xmlns:w16="http://schemas.microsoft.com/office/word/2018/wordml" xmlns:w16sdtdh="http://schemas.microsoft.com/office/word/2020/wordml/sdtdatahash" xmlns:w16se="http://schemas.microsoft.com/office/word/2015/wordml/symex" mc:Ignorable="w14 w15 w16se w16cid w16 w16cex w16sdtdh">
+<w:styles xmlns:mc="http://schemas.openxmlformats.org/markup-compatibility/2006" xmlns:r="http://schemas.openxmlformats.org/officeDocument/2006/relationships" xmlns:w="http://schemas.openxmlformats.org/wordprocessingml/2006/main" xmlns:w14="http://schemas.microsoft.com/office/word/2010/wordml" xmlns:w15="http://schemas.microsoft.com/office/word/2012/wordml" xmlns:w16se="http://schemas.microsoft.com/office/word/2015/wordml/symex" mc:Ignorable="w14 w15 w16se">
   <w:docDefaults>
     <w:rPrDefault>
       <w:rPr>
@@ -8541,7 +9983,7 @@
       </w:pPr>
     </w:pPrDefault>
   </w:docDefaults>
-  <w:latentStyles w:defLockedState="0" w:defUIPriority="99" w:defSemiHidden="0" w:defUnhideWhenUsed="0" w:defQFormat="0" w:count="376">
+  <w:latentStyles w:defLockedState="0" w:defUIPriority="99" w:defSemiHidden="0" w:defUnhideWhenUsed="0" w:defQFormat="0" w:count="371">
     <w:lsdException w:name="Normal" w:uiPriority="0" w:qFormat="1"/>
     <w:lsdException w:name="heading 1" w:uiPriority="9" w:qFormat="1"/>
     <w:lsdException w:name="heading 2" w:semiHidden="1" w:uiPriority="9" w:unhideWhenUsed="1" w:qFormat="1"/>
@@ -8913,11 +10355,6 @@
     <w:lsdException w:name="List Table 5 Dark Accent 6" w:uiPriority="50"/>
     <w:lsdException w:name="List Table 6 Colorful Accent 6" w:uiPriority="51"/>
     <w:lsdException w:name="List Table 7 Colorful Accent 6" w:uiPriority="52"/>
-    <w:lsdException w:name="Mention" w:semiHidden="1" w:unhideWhenUsed="1"/>
-    <w:lsdException w:name="Smart Hyperlink" w:semiHidden="1" w:unhideWhenUsed="1"/>
-    <w:lsdException w:name="Hashtag" w:semiHidden="1" w:unhideWhenUsed="1"/>
-    <w:lsdException w:name="Unresolved Mention" w:semiHidden="1" w:unhideWhenUsed="1"/>
-    <w:lsdException w:name="Smart Link" w:semiHidden="1" w:unhideWhenUsed="1"/>
   </w:latentStyles>
   <w:style w:type="paragraph" w:default="1" w:styleId="a">
     <w:name w:val="Normal"/>

--- a/docs/VL60-user_manual.docx
+++ b/docs/VL60-user_manual.docx
@@ -1,6 +1,6 @@
 
 <file path=word/document.xml><?xml version="1.0" encoding="utf-8"?>
-<w:document xmlns:wpc="http://schemas.microsoft.com/office/word/2010/wordprocessingCanvas" xmlns:cx="http://schemas.microsoft.com/office/drawing/2014/chartex" xmlns:mc="http://schemas.openxmlformats.org/markup-compatibility/2006" xmlns:o="urn:schemas-microsoft-com:office:office" xmlns:r="http://schemas.openxmlformats.org/officeDocument/2006/relationships" xmlns:m="http://schemas.openxmlformats.org/officeDocument/2006/math" xmlns:v="urn:schemas-microsoft-com:vml" xmlns:wp14="http://schemas.microsoft.com/office/word/2010/wordprocessingDrawing" xmlns:wp="http://schemas.openxmlformats.org/drawingml/2006/wordprocessingDrawing" xmlns:w10="urn:schemas-microsoft-com:office:word" xmlns:w="http://schemas.openxmlformats.org/wordprocessingml/2006/main" xmlns:w14="http://schemas.microsoft.com/office/word/2010/wordml" xmlns:w15="http://schemas.microsoft.com/office/word/2012/wordml" xmlns:w16se="http://schemas.microsoft.com/office/word/2015/wordml/symex" xmlns:wpg="http://schemas.microsoft.com/office/word/2010/wordprocessingGroup" xmlns:wpi="http://schemas.microsoft.com/office/word/2010/wordprocessingInk" xmlns:wne="http://schemas.microsoft.com/office/word/2006/wordml" xmlns:wps="http://schemas.microsoft.com/office/word/2010/wordprocessingShape" mc:Ignorable="w14 w15 w16se wp14">
+<w:document xmlns:wpc="http://schemas.microsoft.com/office/word/2010/wordprocessingCanvas" xmlns:cx="http://schemas.microsoft.com/office/drawing/2014/chartex" xmlns:cx1="http://schemas.microsoft.com/office/drawing/2015/9/8/chartex" xmlns:cx2="http://schemas.microsoft.com/office/drawing/2015/10/21/chartex" xmlns:cx3="http://schemas.microsoft.com/office/drawing/2016/5/9/chartex" xmlns:cx4="http://schemas.microsoft.com/office/drawing/2016/5/10/chartex" xmlns:cx5="http://schemas.microsoft.com/office/drawing/2016/5/11/chartex" xmlns:cx6="http://schemas.microsoft.com/office/drawing/2016/5/12/chartex" xmlns:cx7="http://schemas.microsoft.com/office/drawing/2016/5/13/chartex" xmlns:cx8="http://schemas.microsoft.com/office/drawing/2016/5/14/chartex" xmlns:mc="http://schemas.openxmlformats.org/markup-compatibility/2006" xmlns:aink="http://schemas.microsoft.com/office/drawing/2016/ink" xmlns:am3d="http://schemas.microsoft.com/office/drawing/2017/model3d" xmlns:o="urn:schemas-microsoft-com:office:office" xmlns:oel="http://schemas.microsoft.com/office/2019/extlst" xmlns:r="http://schemas.openxmlformats.org/officeDocument/2006/relationships" xmlns:m="http://schemas.openxmlformats.org/officeDocument/2006/math" xmlns:v="urn:schemas-microsoft-com:vml" xmlns:wp14="http://schemas.microsoft.com/office/word/2010/wordprocessingDrawing" xmlns:wp="http://schemas.openxmlformats.org/drawingml/2006/wordprocessingDrawing" xmlns:w10="urn:schemas-microsoft-com:office:word" xmlns:w="http://schemas.openxmlformats.org/wordprocessingml/2006/main" xmlns:w14="http://schemas.microsoft.com/office/word/2010/wordml" xmlns:w15="http://schemas.microsoft.com/office/word/2012/wordml" xmlns:w16cex="http://schemas.microsoft.com/office/word/2018/wordml/cex" xmlns:w16cid="http://schemas.microsoft.com/office/word/2016/wordml/cid" xmlns:w16="http://schemas.microsoft.com/office/word/2018/wordml" xmlns:w16sdtdh="http://schemas.microsoft.com/office/word/2020/wordml/sdtdatahash" xmlns:w16se="http://schemas.microsoft.com/office/word/2015/wordml/symex" xmlns:wpg="http://schemas.microsoft.com/office/word/2010/wordprocessingGroup" xmlns:wpi="http://schemas.microsoft.com/office/word/2010/wordprocessingInk" xmlns:wne="http://schemas.microsoft.com/office/word/2006/wordml" xmlns:wps="http://schemas.microsoft.com/office/word/2010/wordprocessingShape" mc:Ignorable="w14 w15 w16se w16cid w16 w16cex w16sdtdh wp14">
   <w:body>
     <w:p>
       <w:pPr>
@@ -712,23 +712,7 @@
                 <w:rFonts w:cs="Times New Roman"/>
                 <w:szCs w:val="24"/>
               </w:rPr>
-              <w:t>Тумблер “</w:t>
-            </w:r>
-            <w:proofErr w:type="spellStart"/>
-            <w:r>
-              <w:rPr>
-                <w:rFonts w:cs="Times New Roman"/>
-                <w:szCs w:val="24"/>
-              </w:rPr>
-              <w:t>Фазорасщепитель</w:t>
-            </w:r>
-            <w:proofErr w:type="spellEnd"/>
-            <w:r>
-              <w:rPr>
-                <w:rFonts w:cs="Times New Roman"/>
-                <w:szCs w:val="24"/>
-              </w:rPr>
-              <w:t>”</w:t>
+              <w:t>Тумблер “Фазорасщепитель”</w:t>
             </w:r>
           </w:p>
         </w:tc>
@@ -3220,23 +3204,7 @@
                 <w:rFonts w:cs="Times New Roman"/>
                 <w:szCs w:val="24"/>
               </w:rPr>
-              <w:t xml:space="preserve">Кран машиниста </w:t>
-            </w:r>
-            <w:proofErr w:type="spellStart"/>
-            <w:r>
-              <w:rPr>
-                <w:rFonts w:cs="Times New Roman"/>
-                <w:szCs w:val="24"/>
-              </w:rPr>
-              <w:t>усл</w:t>
-            </w:r>
-            <w:proofErr w:type="spellEnd"/>
-            <w:r>
-              <w:rPr>
-                <w:rFonts w:cs="Times New Roman"/>
-                <w:szCs w:val="24"/>
-              </w:rPr>
-              <w:t>. № 395</w:t>
+              <w:t>Кран машиниста усл. № 395</w:t>
             </w:r>
           </w:p>
         </w:tc>
@@ -3592,17 +3560,8 @@
                 <w:rFonts w:cs="Times New Roman"/>
                 <w:szCs w:val="24"/>
               </w:rPr>
-              <w:t>Положение III (</w:t>
-            </w:r>
-            <w:proofErr w:type="spellStart"/>
-            <w:r>
-              <w:rPr>
-                <w:rFonts w:cs="Times New Roman"/>
-                <w:szCs w:val="24"/>
-              </w:rPr>
-              <w:t>перекрыша</w:t>
-            </w:r>
-            <w:proofErr w:type="spellEnd"/>
+              <w:t>Положение III (перекрыша</w:t>
+            </w:r>
             <w:r>
               <w:rPr>
                 <w:rFonts w:cs="Times New Roman"/>
@@ -3672,17 +3631,8 @@
                 <w:rFonts w:cs="Times New Roman"/>
                 <w:szCs w:val="24"/>
               </w:rPr>
-              <w:t>Положение IV (</w:t>
-            </w:r>
-            <w:proofErr w:type="spellStart"/>
-            <w:r>
-              <w:rPr>
-                <w:rFonts w:cs="Times New Roman"/>
-                <w:szCs w:val="24"/>
-              </w:rPr>
-              <w:t>перекрыша</w:t>
-            </w:r>
-            <w:proofErr w:type="spellEnd"/>
+              <w:t>Положение IV (перекрыша</w:t>
+            </w:r>
             <w:r>
               <w:rPr>
                 <w:rFonts w:cs="Times New Roman"/>
@@ -3752,23 +3702,7 @@
                 <w:rFonts w:cs="Times New Roman"/>
                 <w:szCs w:val="24"/>
               </w:rPr>
-              <w:t xml:space="preserve">Положение </w:t>
-            </w:r>
-            <w:proofErr w:type="spellStart"/>
-            <w:r>
-              <w:rPr>
-                <w:rFonts w:cs="Times New Roman"/>
-                <w:szCs w:val="24"/>
-              </w:rPr>
-              <w:t>Va</w:t>
-            </w:r>
-            <w:proofErr w:type="spellEnd"/>
-            <w:r>
-              <w:rPr>
-                <w:rFonts w:cs="Times New Roman"/>
-                <w:szCs w:val="24"/>
-              </w:rPr>
-              <w:t xml:space="preserve"> (замедленное</w:t>
+              <w:t>Положение Va (замедленное</w:t>
             </w:r>
             <w:r>
               <w:rPr>
@@ -3959,23 +3893,7 @@
                 <w:rFonts w:cs="Times New Roman"/>
                 <w:szCs w:val="24"/>
               </w:rPr>
-              <w:t xml:space="preserve">Кран вспомогательного тормоза </w:t>
-            </w:r>
-            <w:proofErr w:type="spellStart"/>
-            <w:r>
-              <w:rPr>
-                <w:rFonts w:cs="Times New Roman"/>
-                <w:szCs w:val="24"/>
-              </w:rPr>
-              <w:t>усл</w:t>
-            </w:r>
-            <w:proofErr w:type="spellEnd"/>
-            <w:r>
-              <w:rPr>
-                <w:rFonts w:cs="Times New Roman"/>
-                <w:szCs w:val="24"/>
-              </w:rPr>
-              <w:t>. №</w:t>
+              <w:t>Кран вспомогательного тормоза усл. №</w:t>
             </w:r>
             <w:r>
               <w:rPr>
@@ -4640,23 +4558,7 @@
                 <w:rFonts w:cs="Times New Roman"/>
                 <w:szCs w:val="24"/>
               </w:rPr>
-              <w:t xml:space="preserve">Электропневматический клапан автостопа </w:t>
-            </w:r>
-            <w:proofErr w:type="spellStart"/>
-            <w:r>
-              <w:rPr>
-                <w:rFonts w:cs="Times New Roman"/>
-                <w:szCs w:val="24"/>
-              </w:rPr>
-              <w:t>усл</w:t>
-            </w:r>
-            <w:proofErr w:type="spellEnd"/>
-            <w:r>
-              <w:rPr>
-                <w:rFonts w:cs="Times New Roman"/>
-                <w:szCs w:val="24"/>
-              </w:rPr>
-              <w:t>. № 150</w:t>
+              <w:t>Электропневматический клапан автостопа усл. № 150</w:t>
             </w:r>
           </w:p>
         </w:tc>
@@ -4861,23 +4763,7 @@
                 <w:rFonts w:cs="Times New Roman"/>
                 <w:szCs w:val="24"/>
               </w:rPr>
-              <w:t xml:space="preserve">Устройство блокировки тормозов </w:t>
-            </w:r>
-            <w:proofErr w:type="spellStart"/>
-            <w:r>
-              <w:rPr>
-                <w:rFonts w:cs="Times New Roman"/>
-                <w:szCs w:val="24"/>
-              </w:rPr>
-              <w:t>усл</w:t>
-            </w:r>
-            <w:proofErr w:type="spellEnd"/>
-            <w:r>
-              <w:rPr>
-                <w:rFonts w:cs="Times New Roman"/>
-                <w:szCs w:val="24"/>
-              </w:rPr>
-              <w:t>. № 367М</w:t>
+              <w:t>Устройство блокировки тормозов усл. № 367М</w:t>
             </w:r>
           </w:p>
         </w:tc>
@@ -4923,7 +4809,6 @@
               </w:rPr>
               <w:t xml:space="preserve"> </w:t>
             </w:r>
-            <w:proofErr w:type="spellStart"/>
             <w:r>
               <w:rPr>
                 <w:rFonts w:cs="Times New Roman"/>
@@ -4932,7 +4817,6 @@
               </w:rPr>
               <w:t>Backspace</w:t>
             </w:r>
-            <w:proofErr w:type="spellEnd"/>
           </w:p>
         </w:tc>
         <w:tc>
@@ -5661,25 +5545,7 @@
           <w:sz w:val="28"/>
           <w:szCs w:val="28"/>
         </w:rPr>
-        <w:t xml:space="preserve">Запустить </w:t>
-      </w:r>
-      <w:proofErr w:type="spellStart"/>
-      <w:r>
-        <w:rPr>
-          <w:rFonts w:cs="Times New Roman"/>
-          <w:sz w:val="28"/>
-          <w:szCs w:val="28"/>
-        </w:rPr>
-        <w:t>фазорасщепитель</w:t>
-      </w:r>
-      <w:proofErr w:type="spellEnd"/>
-      <w:r>
-        <w:rPr>
-          <w:rFonts w:cs="Times New Roman"/>
-          <w:sz w:val="28"/>
-          <w:szCs w:val="28"/>
-        </w:rPr>
-        <w:t>, обеспечивающий вспомогательные машины трёхфазным переменным током: в</w:t>
+        <w:t>Запустить фазорасщепитель, обеспечивающий вспомогательные машины трёхфазным переменным током: в</w:t>
       </w:r>
       <w:r>
         <w:rPr>
@@ -5689,7 +5555,6 @@
         </w:rPr>
         <w:t>ключить тумблер «</w:t>
       </w:r>
-      <w:proofErr w:type="spellStart"/>
       <w:r>
         <w:rPr>
           <w:rFonts w:cs="Times New Roman"/>
@@ -5698,7 +5563,6 @@
         </w:rPr>
         <w:t>Фазорасщепитель</w:t>
       </w:r>
-      <w:proofErr w:type="spellEnd"/>
       <w:r>
         <w:rPr>
           <w:rFonts w:cs="Times New Roman"/>
@@ -5715,23 +5579,13 @@
         </w:rPr>
         <w:t xml:space="preserve">клавиша </w:t>
       </w:r>
-      <w:proofErr w:type="spellStart"/>
-      <w:r>
-        <w:rPr>
-          <w:rFonts w:cs="Times New Roman"/>
-          <w:sz w:val="28"/>
-          <w:szCs w:val="28"/>
-        </w:rPr>
-        <w:t>Shift</w:t>
-      </w:r>
-      <w:proofErr w:type="spellEnd"/>
-      <w:r>
-        <w:rPr>
-          <w:rFonts w:cs="Times New Roman"/>
-          <w:sz w:val="28"/>
-          <w:szCs w:val="28"/>
-        </w:rPr>
-        <w:t xml:space="preserve"> + </w:t>
+      <w:r>
+        <w:rPr>
+          <w:rFonts w:cs="Times New Roman"/>
+          <w:sz w:val="28"/>
+          <w:szCs w:val="28"/>
+        </w:rPr>
+        <w:t xml:space="preserve">Shift + </w:t>
       </w:r>
       <w:r>
         <w:rPr>
@@ -6997,8 +6851,6 @@
         </w:rPr>
         <w:t>«</w:t>
       </w:r>
-      <w:proofErr w:type="spellStart"/>
-      <w:proofErr w:type="gramStart"/>
       <w:r>
         <w:rPr>
           <w:rFonts w:cs="Times New Roman"/>
@@ -7007,8 +6859,6 @@
         </w:rPr>
         <w:t>откл.ГВ</w:t>
       </w:r>
-      <w:proofErr w:type="spellEnd"/>
-      <w:proofErr w:type="gramEnd"/>
       <w:r>
         <w:rPr>
           <w:rFonts w:cs="Times New Roman"/>
@@ -7829,25 +7679,7 @@
           <w:sz w:val="28"/>
           <w:szCs w:val="28"/>
         </w:rPr>
-        <w:t xml:space="preserve">Переход из кабины в кабину осуществляется </w:t>
-      </w:r>
-      <w:proofErr w:type="spellStart"/>
-      <w:r>
-        <w:rPr>
-          <w:rFonts w:cs="Times New Roman"/>
-          <w:sz w:val="28"/>
-          <w:szCs w:val="28"/>
-        </w:rPr>
-        <w:t>путем</w:t>
-      </w:r>
-      <w:proofErr w:type="spellEnd"/>
-      <w:r>
-        <w:rPr>
-          <w:rFonts w:cs="Times New Roman"/>
-          <w:sz w:val="28"/>
-          <w:szCs w:val="28"/>
-        </w:rPr>
-        <w:t xml:space="preserve"> нажатия клавиши </w:t>
+        <w:t xml:space="preserve">Переход из кабины в кабину осуществляется путем нажатия клавиши </w:t>
       </w:r>
       <w:r>
         <w:rPr>
@@ -7924,8 +7756,6 @@
         </w:rPr>
         <w:t>для управления из кабины»</w:t>
       </w:r>
-      <w:bookmarkStart w:id="1" w:name="_GoBack"/>
-      <w:bookmarkEnd w:id="1"/>
     </w:p>
     <w:p>
       <w:pPr>
@@ -7947,33 +7777,15 @@
           <w:sz w:val="28"/>
           <w:szCs w:val="28"/>
         </w:rPr>
-        <w:t>Полностью затормозить локомотив краном вспомогательного тормоза (</w:t>
-      </w:r>
-      <w:proofErr w:type="gramStart"/>
-      <w:r>
-        <w:rPr>
-          <w:rFonts w:cs="Times New Roman"/>
-          <w:sz w:val="28"/>
-          <w:szCs w:val="28"/>
-        </w:rPr>
-        <w:t xml:space="preserve">клавиша </w:t>
-      </w:r>
-      <w:r>
-        <w:rPr>
-          <w:rFonts w:cs="Times New Roman"/>
-          <w:sz w:val="28"/>
-          <w:szCs w:val="28"/>
-        </w:rPr>
-        <w:t>]</w:t>
-      </w:r>
-      <w:proofErr w:type="gramEnd"/>
-      <w:r>
-        <w:rPr>
-          <w:rFonts w:cs="Times New Roman"/>
-          <w:sz w:val="28"/>
-          <w:szCs w:val="28"/>
-        </w:rPr>
-        <w:t>)</w:t>
+        <w:t xml:space="preserve">Полностью затормозить локомотив краном вспомогательного тормоза (клавиша </w:t>
+      </w:r>
+      <w:r>
+        <w:rPr>
+          <w:rFonts w:cs="Times New Roman"/>
+          <w:sz w:val="28"/>
+          <w:szCs w:val="28"/>
+        </w:rPr>
+        <w:t>])</w:t>
       </w:r>
       <w:r>
         <w:rPr>
@@ -8004,25 +7816,7 @@
           <w:sz w:val="28"/>
           <w:szCs w:val="28"/>
         </w:rPr>
-        <w:t xml:space="preserve">Разрядить тормозную магистраль </w:t>
-      </w:r>
-      <w:proofErr w:type="spellStart"/>
-      <w:r>
-        <w:rPr>
-          <w:rFonts w:cs="Times New Roman"/>
-          <w:sz w:val="28"/>
-          <w:szCs w:val="28"/>
-        </w:rPr>
-        <w:t>путем</w:t>
-      </w:r>
-      <w:proofErr w:type="spellEnd"/>
-      <w:r>
-        <w:rPr>
-          <w:rFonts w:cs="Times New Roman"/>
-          <w:sz w:val="28"/>
-          <w:szCs w:val="28"/>
-        </w:rPr>
-        <w:t xml:space="preserve"> постановки крана машиниста в положение </w:t>
+        <w:t xml:space="preserve">Разрядить тормозную магистраль путем постановки крана машиниста в положение </w:t>
       </w:r>
       <w:r>
         <w:rPr>
@@ -8159,65 +7953,7 @@
           <w:sz w:val="28"/>
           <w:szCs w:val="28"/>
         </w:rPr>
-        <w:t>Перекрыть</w:t>
-      </w:r>
-      <w:r>
-        <w:rPr>
-          <w:rFonts w:cs="Times New Roman"/>
-          <w:sz w:val="28"/>
-          <w:szCs w:val="28"/>
-        </w:rPr>
-        <w:t xml:space="preserve"> </w:t>
-      </w:r>
-      <w:r>
-        <w:rPr>
-          <w:rFonts w:cs="Times New Roman"/>
-          <w:sz w:val="28"/>
-          <w:szCs w:val="28"/>
-        </w:rPr>
-        <w:t xml:space="preserve">комбинированный кран </w:t>
-      </w:r>
-      <w:r>
-        <w:rPr>
-          <w:rFonts w:cs="Times New Roman"/>
-          <w:sz w:val="28"/>
-          <w:szCs w:val="28"/>
-        </w:rPr>
-        <w:t>(</w:t>
-      </w:r>
-      <w:r>
-        <w:rPr>
-          <w:rFonts w:cs="Times New Roman"/>
-          <w:sz w:val="28"/>
-          <w:szCs w:val="28"/>
-          <w:lang w:val="en-US"/>
-        </w:rPr>
-        <w:t>Ctrl</w:t>
-      </w:r>
-      <w:r>
-        <w:rPr>
-          <w:rFonts w:cs="Times New Roman"/>
-          <w:sz w:val="28"/>
-          <w:szCs w:val="28"/>
-        </w:rPr>
-        <w:t xml:space="preserve"> + </w:t>
-      </w:r>
-      <w:r>
-        <w:rPr>
-          <w:rFonts w:cs="Times New Roman"/>
-          <w:sz w:val="28"/>
-          <w:szCs w:val="28"/>
-          <w:lang w:val="en-US"/>
-        </w:rPr>
-        <w:t>Backspace</w:t>
-      </w:r>
-      <w:r>
-        <w:rPr>
-          <w:rFonts w:cs="Times New Roman"/>
-          <w:sz w:val="28"/>
-          <w:szCs w:val="28"/>
-        </w:rPr>
-        <w:t>)</w:t>
+        <w:t>Выключить вспомогательные машины, фазоращепитель, отключить главный выключатель, опустить токоприемник</w:t>
       </w:r>
       <w:r>
         <w:rPr>
@@ -8248,36 +7984,66 @@
           <w:sz w:val="28"/>
           <w:szCs w:val="28"/>
         </w:rPr>
-        <w:t xml:space="preserve">Выключить вспомогательные машины, </w:t>
-      </w:r>
-      <w:proofErr w:type="spellStart"/>
-      <w:r>
-        <w:rPr>
-          <w:rFonts w:cs="Times New Roman"/>
-          <w:sz w:val="28"/>
-          <w:szCs w:val="28"/>
-        </w:rPr>
-        <w:t>фазоращепитель</w:t>
-      </w:r>
-      <w:proofErr w:type="spellEnd"/>
-      <w:r>
-        <w:rPr>
-          <w:rFonts w:cs="Times New Roman"/>
-          <w:sz w:val="28"/>
-          <w:szCs w:val="28"/>
-        </w:rPr>
-        <w:t xml:space="preserve">, отключить главный выключатель, опустить </w:t>
-      </w:r>
-      <w:proofErr w:type="spellStart"/>
-      <w:r>
-        <w:rPr>
-          <w:rFonts w:cs="Times New Roman"/>
-          <w:sz w:val="28"/>
-          <w:szCs w:val="28"/>
-        </w:rPr>
-        <w:t>токоприемник</w:t>
-      </w:r>
-      <w:proofErr w:type="spellEnd"/>
+        <w:t xml:space="preserve">Перевести реверсивную рукоятку в нейтральное положение </w:t>
+      </w:r>
+      <w:r>
+        <w:rPr>
+          <w:rFonts w:cs="Times New Roman"/>
+          <w:sz w:val="28"/>
+          <w:szCs w:val="28"/>
+        </w:rPr>
+        <w:t>(</w:t>
+      </w:r>
+      <w:r>
+        <w:rPr>
+          <w:rFonts w:cs="Times New Roman"/>
+          <w:sz w:val="28"/>
+          <w:szCs w:val="28"/>
+          <w:lang w:val="en-US"/>
+        </w:rPr>
+        <w:t>W</w:t>
+      </w:r>
+      <w:r>
+        <w:rPr>
+          <w:rFonts w:cs="Times New Roman"/>
+          <w:sz w:val="28"/>
+          <w:szCs w:val="28"/>
+        </w:rPr>
+        <w:t xml:space="preserve"> </w:t>
+      </w:r>
+      <w:r>
+        <w:rPr>
+          <w:rFonts w:cs="Times New Roman"/>
+          <w:sz w:val="28"/>
+          <w:szCs w:val="28"/>
+        </w:rPr>
+        <w:t xml:space="preserve">или </w:t>
+      </w:r>
+      <w:r>
+        <w:rPr>
+          <w:rFonts w:cs="Times New Roman"/>
+          <w:sz w:val="28"/>
+          <w:szCs w:val="28"/>
+          <w:lang w:val="en-US"/>
+        </w:rPr>
+        <w:t>S</w:t>
+      </w:r>
+      <w:r>
+        <w:rPr>
+          <w:rFonts w:cs="Times New Roman"/>
+          <w:sz w:val="28"/>
+          <w:szCs w:val="28"/>
+        </w:rPr>
+        <w:t xml:space="preserve">, </w:t>
+      </w:r>
+      <w:r>
+        <w:rPr>
+          <w:rFonts w:cs="Times New Roman"/>
+          <w:sz w:val="28"/>
+          <w:szCs w:val="28"/>
+        </w:rPr>
+        <w:t>в зависимости от текущего положения)</w:t>
+      </w:r>
       <w:r>
         <w:rPr>
           <w:rFonts w:cs="Times New Roman"/>
@@ -8307,7 +8073,7 @@
           <w:sz w:val="28"/>
           <w:szCs w:val="28"/>
         </w:rPr>
-        <w:t xml:space="preserve">Перевести реверсивную рукоятку в нейтральное положение </w:t>
+        <w:t xml:space="preserve">Извлечь реверсивную рукоятку </w:t>
       </w:r>
       <w:r>
         <w:rPr>
@@ -8324,6 +8090,23 @@
           <w:szCs w:val="28"/>
           <w:lang w:val="en-US"/>
         </w:rPr>
+        <w:t>Ctrl</w:t>
+      </w:r>
+      <w:r>
+        <w:rPr>
+          <w:rFonts w:cs="Times New Roman"/>
+          <w:sz w:val="28"/>
+          <w:szCs w:val="28"/>
+        </w:rPr>
+        <w:t xml:space="preserve"> + </w:t>
+      </w:r>
+      <w:r>
+        <w:rPr>
+          <w:rFonts w:cs="Times New Roman"/>
+          <w:sz w:val="28"/>
+          <w:szCs w:val="28"/>
+          <w:lang w:val="en-US"/>
+        </w:rPr>
         <w:t>W</w:t>
       </w:r>
       <w:r>
@@ -8332,40 +8115,7 @@
           <w:sz w:val="28"/>
           <w:szCs w:val="28"/>
         </w:rPr>
-        <w:t xml:space="preserve"> </w:t>
-      </w:r>
-      <w:r>
-        <w:rPr>
-          <w:rFonts w:cs="Times New Roman"/>
-          <w:sz w:val="28"/>
-          <w:szCs w:val="28"/>
-        </w:rPr>
-        <w:t xml:space="preserve">или </w:t>
-      </w:r>
-      <w:r>
-        <w:rPr>
-          <w:rFonts w:cs="Times New Roman"/>
-          <w:sz w:val="28"/>
-          <w:szCs w:val="28"/>
-          <w:lang w:val="en-US"/>
-        </w:rPr>
-        <w:t>S</w:t>
-      </w:r>
-      <w:r>
-        <w:rPr>
-          <w:rFonts w:cs="Times New Roman"/>
-          <w:sz w:val="28"/>
-          <w:szCs w:val="28"/>
-        </w:rPr>
-        <w:t xml:space="preserve">, </w:t>
-      </w:r>
-      <w:r>
-        <w:rPr>
-          <w:rFonts w:cs="Times New Roman"/>
-          <w:sz w:val="28"/>
-          <w:szCs w:val="28"/>
-        </w:rPr>
-        <w:t>в зависимости от текущего положения)</w:t>
+        <w:t>)</w:t>
       </w:r>
       <w:r>
         <w:rPr>
@@ -8396,7 +8146,7 @@
           <w:sz w:val="28"/>
           <w:szCs w:val="28"/>
         </w:rPr>
-        <w:t xml:space="preserve">Извлечь реверсивную рукоятку </w:t>
+        <w:t xml:space="preserve">Выключить ЭПК автостопа </w:t>
       </w:r>
       <w:r>
         <w:rPr>
@@ -8430,7 +8180,7 @@
           <w:szCs w:val="28"/>
           <w:lang w:val="en-US"/>
         </w:rPr>
-        <w:t>W</w:t>
+        <w:t>N</w:t>
       </w:r>
       <w:r>
         <w:rPr>
@@ -8469,7 +8219,7 @@
           <w:sz w:val="28"/>
           <w:szCs w:val="28"/>
         </w:rPr>
-        <w:t xml:space="preserve">Выключить ЭПК автостопа </w:t>
+        <w:t xml:space="preserve">Извлечь ключ ЭПК автостопа </w:t>
       </w:r>
       <w:r>
         <w:rPr>
@@ -8486,7 +8236,7 @@
           <w:szCs w:val="28"/>
           <w:lang w:val="en-US"/>
         </w:rPr>
-        <w:t>Ctrl</w:t>
+        <w:t>Alt</w:t>
       </w:r>
       <w:r>
         <w:rPr>
@@ -8542,15 +8292,7 @@
           <w:sz w:val="28"/>
           <w:szCs w:val="28"/>
         </w:rPr>
-        <w:t xml:space="preserve">Извлечь ключ ЭПК автостопа </w:t>
-      </w:r>
-      <w:r>
-        <w:rPr>
-          <w:rFonts w:cs="Times New Roman"/>
-          <w:sz w:val="28"/>
-          <w:szCs w:val="28"/>
-        </w:rPr>
-        <w:t>(</w:t>
+        <w:t>Перейти в другую кабину (</w:t>
       </w:r>
       <w:r>
         <w:rPr>
@@ -8559,24 +8301,7 @@
           <w:szCs w:val="28"/>
           <w:lang w:val="en-US"/>
         </w:rPr>
-        <w:t>Alt</w:t>
-      </w:r>
-      <w:r>
-        <w:rPr>
-          <w:rFonts w:cs="Times New Roman"/>
-          <w:sz w:val="28"/>
-          <w:szCs w:val="28"/>
-        </w:rPr>
-        <w:t xml:space="preserve"> + </w:t>
-      </w:r>
-      <w:r>
-        <w:rPr>
-          <w:rFonts w:cs="Times New Roman"/>
-          <w:sz w:val="28"/>
-          <w:szCs w:val="28"/>
-          <w:lang w:val="en-US"/>
-        </w:rPr>
-        <w:t>N</w:t>
+        <w:t>Tab</w:t>
       </w:r>
       <w:r>
         <w:rPr>
@@ -8615,7 +8340,7 @@
           <w:sz w:val="28"/>
           <w:szCs w:val="28"/>
         </w:rPr>
-        <w:t>Перейти в другую кабину (</w:t>
+        <w:t>Взять управление в другой кабине (</w:t>
       </w:r>
       <w:r>
         <w:rPr>
@@ -8624,7 +8349,7 @@
           <w:szCs w:val="28"/>
           <w:lang w:val="en-US"/>
         </w:rPr>
-        <w:t>Tab</w:t>
+        <w:t>Enter</w:t>
       </w:r>
       <w:r>
         <w:rPr>
@@ -8663,7 +8388,15 @@
           <w:sz w:val="28"/>
           <w:szCs w:val="28"/>
         </w:rPr>
-        <w:t>Взять управление в другой кабине (</w:t>
+        <w:t xml:space="preserve">Вставить ключ ЭПК автостопа </w:t>
+      </w:r>
+      <w:r>
+        <w:rPr>
+          <w:rFonts w:cs="Times New Roman"/>
+          <w:sz w:val="28"/>
+          <w:szCs w:val="28"/>
+        </w:rPr>
+        <w:t>(</w:t>
       </w:r>
       <w:r>
         <w:rPr>
@@ -8672,7 +8405,24 @@
           <w:szCs w:val="28"/>
           <w:lang w:val="en-US"/>
         </w:rPr>
-        <w:t>Enter</w:t>
+        <w:t>Alt</w:t>
+      </w:r>
+      <w:r>
+        <w:rPr>
+          <w:rFonts w:cs="Times New Roman"/>
+          <w:sz w:val="28"/>
+          <w:szCs w:val="28"/>
+        </w:rPr>
+        <w:t xml:space="preserve"> + </w:t>
+      </w:r>
+      <w:r>
+        <w:rPr>
+          <w:rFonts w:cs="Times New Roman"/>
+          <w:sz w:val="28"/>
+          <w:szCs w:val="28"/>
+          <w:lang w:val="en-US"/>
+        </w:rPr>
+        <w:t>N</w:t>
       </w:r>
       <w:r>
         <w:rPr>
@@ -8711,7 +8461,7 @@
           <w:sz w:val="28"/>
           <w:szCs w:val="28"/>
         </w:rPr>
-        <w:t xml:space="preserve">Вставить ключ ЭПК автостопа </w:t>
+        <w:t xml:space="preserve">Вставить реверсивную рукоятку </w:t>
       </w:r>
       <w:r>
         <w:rPr>
@@ -8728,7 +8478,7 @@
           <w:szCs w:val="28"/>
           <w:lang w:val="en-US"/>
         </w:rPr>
-        <w:t>Alt</w:t>
+        <w:t>Shift</w:t>
       </w:r>
       <w:r>
         <w:rPr>
@@ -8745,7 +8495,7 @@
           <w:szCs w:val="28"/>
           <w:lang w:val="en-US"/>
         </w:rPr>
-        <w:t>N</w:t>
+        <w:t>W</w:t>
       </w:r>
       <w:r>
         <w:rPr>
@@ -8784,7 +8534,7 @@
           <w:sz w:val="28"/>
           <w:szCs w:val="28"/>
         </w:rPr>
-        <w:t xml:space="preserve">Вставить реверсивную рукоятку </w:t>
+        <w:t xml:space="preserve">Вставить рукоятку устройства блокировки тормозов и включить его </w:t>
       </w:r>
       <w:r>
         <w:rPr>
@@ -8801,7 +8551,7 @@
           <w:szCs w:val="28"/>
           <w:lang w:val="en-US"/>
         </w:rPr>
-        <w:t>Shift</w:t>
+        <w:t>Alt</w:t>
       </w:r>
       <w:r>
         <w:rPr>
@@ -8818,7 +8568,7 @@
           <w:szCs w:val="28"/>
           <w:lang w:val="en-US"/>
         </w:rPr>
-        <w:t>W</w:t>
+        <w:t>Backspace</w:t>
       </w:r>
       <w:r>
         <w:rPr>
@@ -8857,49 +8607,7 @@
           <w:sz w:val="28"/>
           <w:szCs w:val="28"/>
         </w:rPr>
-        <w:t>Открыть комбинированный кран (</w:t>
-      </w:r>
-      <w:r>
-        <w:rPr>
-          <w:rFonts w:cs="Times New Roman"/>
-          <w:sz w:val="28"/>
-          <w:szCs w:val="28"/>
-          <w:lang w:val="en-US"/>
-        </w:rPr>
-        <w:t>Shift</w:t>
-      </w:r>
-      <w:r>
-        <w:rPr>
-          <w:rFonts w:cs="Times New Roman"/>
-          <w:sz w:val="28"/>
-          <w:szCs w:val="28"/>
-        </w:rPr>
-        <w:t xml:space="preserve"> + </w:t>
-      </w:r>
-      <w:r>
-        <w:rPr>
-          <w:rFonts w:cs="Times New Roman"/>
-          <w:sz w:val="28"/>
-          <w:szCs w:val="28"/>
-          <w:lang w:val="en-US"/>
-        </w:rPr>
-        <w:t>Backspace</w:t>
-      </w:r>
-      <w:r>
-        <w:rPr>
-          <w:rFonts w:cs="Times New Roman"/>
-          <w:sz w:val="28"/>
-          <w:szCs w:val="28"/>
-        </w:rPr>
-        <w:t>)</w:t>
-      </w:r>
-      <w:r>
-        <w:rPr>
-          <w:rFonts w:cs="Times New Roman"/>
-          <w:sz w:val="28"/>
-          <w:szCs w:val="28"/>
-        </w:rPr>
-        <w:t>.</w:t>
+        <w:t>Поднять токоприемник, привести в действие вспомогательные машины.</w:t>
       </w:r>
     </w:p>
     <w:p>
@@ -8922,139 +8630,7 @@
           <w:sz w:val="28"/>
           <w:szCs w:val="28"/>
         </w:rPr>
-        <w:t xml:space="preserve">Вставить рукоятку устройства блокировки тормозов и включить его </w:t>
-      </w:r>
-      <w:r>
-        <w:rPr>
-          <w:rFonts w:cs="Times New Roman"/>
-          <w:sz w:val="28"/>
-          <w:szCs w:val="28"/>
-        </w:rPr>
-        <w:t>(</w:t>
-      </w:r>
-      <w:r>
-        <w:rPr>
-          <w:rFonts w:cs="Times New Roman"/>
-          <w:sz w:val="28"/>
-          <w:szCs w:val="28"/>
-          <w:lang w:val="en-US"/>
-        </w:rPr>
-        <w:t>Alt</w:t>
-      </w:r>
-      <w:r>
-        <w:rPr>
-          <w:rFonts w:cs="Times New Roman"/>
-          <w:sz w:val="28"/>
-          <w:szCs w:val="28"/>
-        </w:rPr>
-        <w:t xml:space="preserve"> + </w:t>
-      </w:r>
-      <w:r>
-        <w:rPr>
-          <w:rFonts w:cs="Times New Roman"/>
-          <w:sz w:val="28"/>
-          <w:szCs w:val="28"/>
-          <w:lang w:val="en-US"/>
-        </w:rPr>
-        <w:t>Backspace</w:t>
-      </w:r>
-      <w:r>
-        <w:rPr>
-          <w:rFonts w:cs="Times New Roman"/>
-          <w:sz w:val="28"/>
-          <w:szCs w:val="28"/>
-        </w:rPr>
-        <w:t>)</w:t>
-      </w:r>
-      <w:r>
-        <w:rPr>
-          <w:rFonts w:cs="Times New Roman"/>
-          <w:sz w:val="28"/>
-          <w:szCs w:val="28"/>
-        </w:rPr>
-        <w:t>.</w:t>
-      </w:r>
-    </w:p>
-    <w:p>
-      <w:pPr>
-        <w:numPr>
-          <w:ilvl w:val="0"/>
-          <w:numId w:val="9"/>
-        </w:numPr>
-        <w:spacing w:after="120"/>
-        <w:jc w:val="both"/>
-        <w:rPr>
-          <w:rFonts w:cs="Times New Roman"/>
-          <w:sz w:val="28"/>
-          <w:szCs w:val="28"/>
-        </w:rPr>
-      </w:pPr>
-      <w:r>
-        <w:rPr>
-          <w:rFonts w:cs="Times New Roman"/>
-          <w:sz w:val="28"/>
-          <w:szCs w:val="28"/>
-        </w:rPr>
-        <w:t xml:space="preserve">Поднять </w:t>
-      </w:r>
-      <w:proofErr w:type="spellStart"/>
-      <w:r>
-        <w:rPr>
-          <w:rFonts w:cs="Times New Roman"/>
-          <w:sz w:val="28"/>
-          <w:szCs w:val="28"/>
-        </w:rPr>
-        <w:t>токоприемник</w:t>
-      </w:r>
-      <w:proofErr w:type="spellEnd"/>
-      <w:r>
-        <w:rPr>
-          <w:rFonts w:cs="Times New Roman"/>
-          <w:sz w:val="28"/>
-          <w:szCs w:val="28"/>
-        </w:rPr>
-        <w:t>, привести в действие вспомогательные машины.</w:t>
-      </w:r>
-    </w:p>
-    <w:p>
-      <w:pPr>
-        <w:numPr>
-          <w:ilvl w:val="0"/>
-          <w:numId w:val="9"/>
-        </w:numPr>
-        <w:spacing w:after="120"/>
-        <w:jc w:val="both"/>
-        <w:rPr>
-          <w:rFonts w:cs="Times New Roman"/>
-          <w:sz w:val="28"/>
-          <w:szCs w:val="28"/>
-        </w:rPr>
-      </w:pPr>
-      <w:r>
-        <w:rPr>
-          <w:rFonts w:cs="Times New Roman"/>
-          <w:sz w:val="28"/>
-          <w:szCs w:val="28"/>
-        </w:rPr>
-        <w:t xml:space="preserve">Зарядить тормозную магистраль </w:t>
-      </w:r>
-      <w:proofErr w:type="spellStart"/>
-      <w:r>
-        <w:rPr>
-          <w:rFonts w:cs="Times New Roman"/>
-          <w:sz w:val="28"/>
-          <w:szCs w:val="28"/>
-        </w:rPr>
-        <w:t>путем</w:t>
-      </w:r>
-      <w:proofErr w:type="spellEnd"/>
-      <w:r>
-        <w:rPr>
-          <w:rFonts w:cs="Times New Roman"/>
-          <w:sz w:val="28"/>
-          <w:szCs w:val="28"/>
-        </w:rPr>
-        <w:t xml:space="preserve"> перевода крана машиниста в положение </w:t>
+        <w:t xml:space="preserve">Зарядить тормозную магистраль путем перевода крана машиниста в положение </w:t>
       </w:r>
       <w:r>
         <w:rPr>
@@ -9131,7 +8707,7 @@
 </file>
 
 <file path=word/numbering.xml><?xml version="1.0" encoding="utf-8"?>
-<w:numbering xmlns:wpc="http://schemas.microsoft.com/office/word/2010/wordprocessingCanvas" xmlns:cx="http://schemas.microsoft.com/office/drawing/2014/chartex" xmlns:mc="http://schemas.openxmlformats.org/markup-compatibility/2006" xmlns:o="urn:schemas-microsoft-com:office:office" xmlns:r="http://schemas.openxmlformats.org/officeDocument/2006/relationships" xmlns:m="http://schemas.openxmlformats.org/officeDocument/2006/math" xmlns:v="urn:schemas-microsoft-com:vml" xmlns:wp14="http://schemas.microsoft.com/office/word/2010/wordprocessingDrawing" xmlns:wp="http://schemas.openxmlformats.org/drawingml/2006/wordprocessingDrawing" xmlns:w10="urn:schemas-microsoft-com:office:word" xmlns:w="http://schemas.openxmlformats.org/wordprocessingml/2006/main" xmlns:w14="http://schemas.microsoft.com/office/word/2010/wordml" xmlns:w15="http://schemas.microsoft.com/office/word/2012/wordml" xmlns:w16se="http://schemas.microsoft.com/office/word/2015/wordml/symex" xmlns:wpg="http://schemas.microsoft.com/office/word/2010/wordprocessingGroup" xmlns:wpi="http://schemas.microsoft.com/office/word/2010/wordprocessingInk" xmlns:wne="http://schemas.microsoft.com/office/word/2006/wordml" xmlns:wps="http://schemas.microsoft.com/office/word/2010/wordprocessingShape" mc:Ignorable="w14 w15 w16se wp14">
+<w:numbering xmlns:wpc="http://schemas.microsoft.com/office/word/2010/wordprocessingCanvas" xmlns:cx="http://schemas.microsoft.com/office/drawing/2014/chartex" xmlns:cx1="http://schemas.microsoft.com/office/drawing/2015/9/8/chartex" xmlns:cx2="http://schemas.microsoft.com/office/drawing/2015/10/21/chartex" xmlns:cx3="http://schemas.microsoft.com/office/drawing/2016/5/9/chartex" xmlns:cx4="http://schemas.microsoft.com/office/drawing/2016/5/10/chartex" xmlns:cx5="http://schemas.microsoft.com/office/drawing/2016/5/11/chartex" xmlns:cx6="http://schemas.microsoft.com/office/drawing/2016/5/12/chartex" xmlns:cx7="http://schemas.microsoft.com/office/drawing/2016/5/13/chartex" xmlns:cx8="http://schemas.microsoft.com/office/drawing/2016/5/14/chartex" xmlns:mc="http://schemas.openxmlformats.org/markup-compatibility/2006" xmlns:aink="http://schemas.microsoft.com/office/drawing/2016/ink" xmlns:am3d="http://schemas.microsoft.com/office/drawing/2017/model3d" xmlns:o="urn:schemas-microsoft-com:office:office" xmlns:oel="http://schemas.microsoft.com/office/2019/extlst" xmlns:r="http://schemas.openxmlformats.org/officeDocument/2006/relationships" xmlns:m="http://schemas.openxmlformats.org/officeDocument/2006/math" xmlns:v="urn:schemas-microsoft-com:vml" xmlns:wp14="http://schemas.microsoft.com/office/word/2010/wordprocessingDrawing" xmlns:wp="http://schemas.openxmlformats.org/drawingml/2006/wordprocessingDrawing" xmlns:w10="urn:schemas-microsoft-com:office:word" xmlns:w="http://schemas.openxmlformats.org/wordprocessingml/2006/main" xmlns:w14="http://schemas.microsoft.com/office/word/2010/wordml" xmlns:w15="http://schemas.microsoft.com/office/word/2012/wordml" xmlns:w16cex="http://schemas.microsoft.com/office/word/2018/wordml/cex" xmlns:w16cid="http://schemas.microsoft.com/office/word/2016/wordml/cid" xmlns:w16="http://schemas.microsoft.com/office/word/2018/wordml" xmlns:w16sdtdh="http://schemas.microsoft.com/office/word/2020/wordml/sdtdatahash" xmlns:w16se="http://schemas.microsoft.com/office/word/2015/wordml/symex" xmlns:wpg="http://schemas.microsoft.com/office/word/2010/wordprocessingGroup" xmlns:wpi="http://schemas.microsoft.com/office/word/2010/wordprocessingInk" xmlns:wne="http://schemas.microsoft.com/office/word/2006/wordml" xmlns:wps="http://schemas.microsoft.com/office/word/2010/wordprocessingShape" mc:Ignorable="w14 w15 w16se w16cid w16 w16cex w16sdtdh wp14">
   <w:abstractNum w:abstractNumId="0" w15:restartNumberingAfterBreak="0">
     <w:nsid w:val="033E0224"/>
     <w:multiLevelType w:val="hybridMultilevel"/>
@@ -9936,38 +9512,38 @@
       </w:pPr>
     </w:lvl>
   </w:abstractNum>
-  <w:num w:numId="1">
+  <w:num w:numId="1" w16cid:durableId="1038361012">
     <w:abstractNumId w:val="4"/>
   </w:num>
-  <w:num w:numId="2">
+  <w:num w:numId="2" w16cid:durableId="1793094128">
     <w:abstractNumId w:val="3"/>
   </w:num>
-  <w:num w:numId="3">
+  <w:num w:numId="3" w16cid:durableId="1507285560">
     <w:abstractNumId w:val="7"/>
   </w:num>
-  <w:num w:numId="4">
+  <w:num w:numId="4" w16cid:durableId="472019951">
     <w:abstractNumId w:val="0"/>
   </w:num>
-  <w:num w:numId="5">
+  <w:num w:numId="5" w16cid:durableId="830366857">
     <w:abstractNumId w:val="8"/>
   </w:num>
-  <w:num w:numId="6">
+  <w:num w:numId="6" w16cid:durableId="903418992">
     <w:abstractNumId w:val="6"/>
   </w:num>
-  <w:num w:numId="7">
+  <w:num w:numId="7" w16cid:durableId="395083412">
     <w:abstractNumId w:val="5"/>
   </w:num>
-  <w:num w:numId="8">
+  <w:num w:numId="8" w16cid:durableId="1798647480">
     <w:abstractNumId w:val="2"/>
   </w:num>
-  <w:num w:numId="9">
+  <w:num w:numId="9" w16cid:durableId="635255795">
     <w:abstractNumId w:val="1"/>
   </w:num>
 </w:numbering>
 </file>
 
 <file path=word/styles.xml><?xml version="1.0" encoding="utf-8"?>
-<w:styles xmlns:mc="http://schemas.openxmlformats.org/markup-compatibility/2006" xmlns:r="http://schemas.openxmlformats.org/officeDocument/2006/relationships" xmlns:w="http://schemas.openxmlformats.org/wordprocessingml/2006/main" xmlns:w14="http://schemas.microsoft.com/office/word/2010/wordml" xmlns:w15="http://schemas.microsoft.com/office/word/2012/wordml" xmlns:w16se="http://schemas.microsoft.com/office/word/2015/wordml/symex" mc:Ignorable="w14 w15 w16se">
+<w:styles xmlns:mc="http://schemas.openxmlformats.org/markup-compatibility/2006" xmlns:r="http://schemas.openxmlformats.org/officeDocument/2006/relationships" xmlns:w="http://schemas.openxmlformats.org/wordprocessingml/2006/main" xmlns:w14="http://schemas.microsoft.com/office/word/2010/wordml" xmlns:w15="http://schemas.microsoft.com/office/word/2012/wordml" xmlns:w16cex="http://schemas.microsoft.com/office/word/2018/wordml/cex" xmlns:w16cid="http://schemas.microsoft.com/office/word/2016/wordml/cid" xmlns:w16="http://schemas.microsoft.com/office/word/2018/wordml" xmlns:w16sdtdh="http://schemas.microsoft.com/office/word/2020/wordml/sdtdatahash" xmlns:w16se="http://schemas.microsoft.com/office/word/2015/wordml/symex" mc:Ignorable="w14 w15 w16se w16cid w16 w16cex w16sdtdh">
   <w:docDefaults>
     <w:rPrDefault>
       <w:rPr>
@@ -9983,7 +9559,7 @@
       </w:pPr>
     </w:pPrDefault>
   </w:docDefaults>
-  <w:latentStyles w:defLockedState="0" w:defUIPriority="99" w:defSemiHidden="0" w:defUnhideWhenUsed="0" w:defQFormat="0" w:count="371">
+  <w:latentStyles w:defLockedState="0" w:defUIPriority="99" w:defSemiHidden="0" w:defUnhideWhenUsed="0" w:defQFormat="0" w:count="376">
     <w:lsdException w:name="Normal" w:uiPriority="0" w:qFormat="1"/>
     <w:lsdException w:name="heading 1" w:uiPriority="9" w:qFormat="1"/>
     <w:lsdException w:name="heading 2" w:semiHidden="1" w:uiPriority="9" w:unhideWhenUsed="1" w:qFormat="1"/>
@@ -10355,6 +9931,11 @@
     <w:lsdException w:name="List Table 5 Dark Accent 6" w:uiPriority="50"/>
     <w:lsdException w:name="List Table 6 Colorful Accent 6" w:uiPriority="51"/>
     <w:lsdException w:name="List Table 7 Colorful Accent 6" w:uiPriority="52"/>
+    <w:lsdException w:name="Mention" w:semiHidden="1" w:unhideWhenUsed="1"/>
+    <w:lsdException w:name="Smart Hyperlink" w:semiHidden="1" w:unhideWhenUsed="1"/>
+    <w:lsdException w:name="Hashtag" w:semiHidden="1" w:unhideWhenUsed="1"/>
+    <w:lsdException w:name="Unresolved Mention" w:semiHidden="1" w:unhideWhenUsed="1"/>
+    <w:lsdException w:name="Smart Link" w:semiHidden="1" w:unhideWhenUsed="1"/>
   </w:latentStyles>
   <w:style w:type="paragraph" w:default="1" w:styleId="a">
     <w:name w:val="Normal"/>
